--- a/Documents/FD03-EPIS-Informe Especificación Requerimientos.docx
+++ b/Documents/FD03-EPIS-Informe Especificación Requerimientos.docx
@@ -9,6 +9,7 @@
         <w:rPr>
           <w:rFonts w:ascii="Arial" w:eastAsia="Arial" w:hAnsi="Arial" w:cs="Arial"/>
           <w:b/>
+          <w:color w:val="000000" w:themeColor="text1"/>
           <w:sz w:val="36"/>
           <w:szCs w:val="36"/>
         </w:rPr>
@@ -16,6 +17,7 @@
       <w:r>
         <w:rPr>
           <w:noProof/>
+          <w:color w:val="000000" w:themeColor="text1"/>
         </w:rPr>
         <w:drawing>
           <wp:anchor distT="0" distB="0" distL="0" distR="0" simplePos="0" relativeHeight="251658240" behindDoc="0" locked="0" layoutInCell="1" hidden="0" allowOverlap="1" wp14:anchorId="357D5579" wp14:editId="2444C379">
@@ -69,6 +71,7 @@
         <w:rPr>
           <w:rFonts w:ascii="Times New Roman" w:eastAsia="Times New Roman" w:hAnsi="Times New Roman" w:cs="Times New Roman"/>
           <w:b/>
+          <w:color w:val="000000" w:themeColor="text1"/>
           <w:sz w:val="36"/>
           <w:szCs w:val="36"/>
         </w:rPr>
@@ -77,6 +80,7 @@
         <w:rPr>
           <w:rFonts w:ascii="Times New Roman" w:eastAsia="Times New Roman" w:hAnsi="Times New Roman" w:cs="Times New Roman"/>
           <w:b/>
+          <w:color w:val="000000" w:themeColor="text1"/>
           <w:sz w:val="36"/>
           <w:szCs w:val="36"/>
         </w:rPr>
@@ -90,6 +94,7 @@
         <w:rPr>
           <w:rFonts w:ascii="Times New Roman" w:eastAsia="Times New Roman" w:hAnsi="Times New Roman" w:cs="Times New Roman"/>
           <w:b/>
+          <w:color w:val="000000" w:themeColor="text1"/>
           <w:sz w:val="28"/>
           <w:szCs w:val="28"/>
         </w:rPr>
@@ -102,6 +107,7 @@
         <w:rPr>
           <w:rFonts w:ascii="Times New Roman" w:eastAsia="Times New Roman" w:hAnsi="Times New Roman" w:cs="Times New Roman"/>
           <w:b/>
+          <w:color w:val="000000" w:themeColor="text1"/>
           <w:sz w:val="32"/>
           <w:szCs w:val="32"/>
         </w:rPr>
@@ -110,6 +116,7 @@
         <w:rPr>
           <w:rFonts w:ascii="Times New Roman" w:eastAsia="Times New Roman" w:hAnsi="Times New Roman" w:cs="Times New Roman"/>
           <w:b/>
+          <w:color w:val="000000" w:themeColor="text1"/>
           <w:sz w:val="32"/>
           <w:szCs w:val="32"/>
         </w:rPr>
@@ -124,7 +131,7 @@
           <w:rFonts w:ascii="Times New Roman" w:eastAsia="Times New Roman" w:hAnsi="Times New Roman" w:cs="Times New Roman"/>
           <w:b/>
           <w:i/>
-          <w:color w:val="5B9BD5"/>
+          <w:color w:val="000000" w:themeColor="text1"/>
           <w:sz w:val="28"/>
           <w:szCs w:val="28"/>
         </w:rPr>
@@ -134,7 +141,7 @@
           <w:rFonts w:ascii="Times New Roman" w:eastAsia="Times New Roman" w:hAnsi="Times New Roman" w:cs="Times New Roman"/>
           <w:b/>
           <w:i/>
-          <w:color w:val="5B9BD5"/>
+          <w:color w:val="000000" w:themeColor="text1"/>
           <w:sz w:val="28"/>
           <w:szCs w:val="28"/>
         </w:rPr>
@@ -148,6 +155,7 @@
         <w:rPr>
           <w:rFonts w:ascii="Times New Roman" w:eastAsia="Times New Roman" w:hAnsi="Times New Roman" w:cs="Times New Roman"/>
           <w:b/>
+          <w:color w:val="000000" w:themeColor="text1"/>
           <w:sz w:val="28"/>
           <w:szCs w:val="28"/>
         </w:rPr>
@@ -156,6 +164,7 @@
         <w:rPr>
           <w:rFonts w:ascii="Times New Roman" w:eastAsia="Times New Roman" w:hAnsi="Times New Roman" w:cs="Times New Roman"/>
           <w:b/>
+          <w:color w:val="000000" w:themeColor="text1"/>
           <w:sz w:val="32"/>
           <w:szCs w:val="32"/>
         </w:rPr>
@@ -167,6 +176,7 @@
         <w:spacing w:after="0"/>
         <w:rPr>
           <w:rFonts w:ascii="Times New Roman" w:eastAsia="Times New Roman" w:hAnsi="Times New Roman" w:cs="Times New Roman"/>
+          <w:color w:val="000000" w:themeColor="text1"/>
           <w:sz w:val="6"/>
           <w:szCs w:val="6"/>
         </w:rPr>
@@ -175,6 +185,7 @@
         <w:rPr>
           <w:rFonts w:ascii="Times New Roman" w:eastAsia="Times New Roman" w:hAnsi="Times New Roman" w:cs="Times New Roman"/>
           <w:b/>
+          <w:color w:val="000000" w:themeColor="text1"/>
           <w:sz w:val="32"/>
           <w:szCs w:val="32"/>
         </w:rPr>
@@ -188,6 +199,7 @@
         <w:rPr>
           <w:rFonts w:ascii="Times New Roman" w:eastAsia="Times New Roman" w:hAnsi="Times New Roman" w:cs="Times New Roman"/>
           <w:b/>
+          <w:color w:val="000000" w:themeColor="text1"/>
           <w:sz w:val="36"/>
           <w:szCs w:val="36"/>
         </w:rPr>
@@ -196,6 +208,7 @@
         <w:rPr>
           <w:rFonts w:ascii="Times New Roman" w:eastAsia="Times New Roman" w:hAnsi="Times New Roman" w:cs="Times New Roman"/>
           <w:b/>
+          <w:color w:val="000000" w:themeColor="text1"/>
           <w:sz w:val="36"/>
           <w:szCs w:val="36"/>
         </w:rPr>
@@ -208,6 +221,42 @@
         <w:jc w:val="center"/>
         <w:rPr>
           <w:rFonts w:ascii="Times New Roman" w:eastAsia="Times New Roman" w:hAnsi="Times New Roman" w:cs="Times New Roman"/>
+          <w:b/>
+          <w:i/>
+          <w:color w:val="000000" w:themeColor="text1"/>
+          <w:sz w:val="36"/>
+          <w:szCs w:val="36"/>
+        </w:rPr>
+      </w:pPr>
+      <w:r>
+        <w:rPr>
+          <w:rFonts w:ascii="Times New Roman" w:eastAsia="Times New Roman" w:hAnsi="Times New Roman" w:cs="Times New Roman"/>
+          <w:b/>
+          <w:color w:val="000000" w:themeColor="text1"/>
+          <w:sz w:val="36"/>
+          <w:szCs w:val="36"/>
+        </w:rPr>
+        <w:t>“</w:t>
+      </w:r>
+      <w:r>
+        <w:rPr>
+          <w:rFonts w:ascii="Times New Roman" w:eastAsia="Times New Roman" w:hAnsi="Times New Roman" w:cs="Times New Roman"/>
+          <w:b/>
+          <w:i/>
+          <w:color w:val="000000" w:themeColor="text1"/>
+          <w:sz w:val="36"/>
+          <w:szCs w:val="36"/>
+        </w:rPr>
+        <w:t xml:space="preserve">Generador de documentación impulsado por IA </w:t>
+      </w:r>
+    </w:p>
+    <w:p>
+      <w:pPr>
+        <w:spacing w:after="0" w:line="360" w:lineRule="auto"/>
+        <w:jc w:val="center"/>
+        <w:rPr>
+          <w:rFonts w:ascii="Times New Roman" w:eastAsia="Times New Roman" w:hAnsi="Times New Roman" w:cs="Times New Roman"/>
+          <w:color w:val="000000" w:themeColor="text1"/>
           <w:sz w:val="6"/>
           <w:szCs w:val="6"/>
         </w:rPr>
@@ -216,20 +265,419 @@
         <w:rPr>
           <w:rFonts w:ascii="Times New Roman" w:eastAsia="Times New Roman" w:hAnsi="Times New Roman" w:cs="Times New Roman"/>
           <w:b/>
+          <w:i/>
+          <w:color w:val="000000" w:themeColor="text1"/>
           <w:sz w:val="36"/>
           <w:szCs w:val="36"/>
         </w:rPr>
-        <w:t>“</w:t>
-      </w:r>
-      <w:r>
+        <w:t>(GDI-IA)”</w:t>
+      </w:r>
+    </w:p>
+    <w:p>
+      <w:pPr>
+        <w:spacing w:after="0"/>
+        <w:jc w:val="center"/>
         <w:rPr>
           <w:rFonts w:ascii="Times New Roman" w:eastAsia="Times New Roman" w:hAnsi="Times New Roman" w:cs="Times New Roman"/>
           <w:b/>
           <w:i/>
+          <w:color w:val="000000" w:themeColor="text1"/>
+          <w:sz w:val="28"/>
+          <w:szCs w:val="28"/>
+        </w:rPr>
+      </w:pPr>
+    </w:p>
+    <w:p>
+      <w:pPr>
+        <w:spacing w:after="0"/>
+        <w:jc w:val="center"/>
+        <w:rPr>
+          <w:rFonts w:ascii="Times New Roman" w:eastAsia="Times New Roman" w:hAnsi="Times New Roman" w:cs="Times New Roman"/>
+          <w:b/>
+          <w:color w:val="000000" w:themeColor="text1"/>
+          <w:sz w:val="18"/>
+          <w:szCs w:val="18"/>
+        </w:rPr>
+      </w:pPr>
+      <w:r>
+        <w:rPr>
+          <w:rFonts w:ascii="Times New Roman" w:eastAsia="Times New Roman" w:hAnsi="Times New Roman" w:cs="Times New Roman"/>
+          <w:b/>
+          <w:color w:val="000000" w:themeColor="text1"/>
+          <w:sz w:val="32"/>
+          <w:szCs w:val="32"/>
+        </w:rPr>
+        <w:t xml:space="preserve">Curso: </w:t>
+      </w:r>
+      <w:r>
+        <w:rPr>
+          <w:rFonts w:ascii="Times New Roman" w:eastAsia="Times New Roman" w:hAnsi="Times New Roman" w:cs="Times New Roman"/>
+          <w:b/>
+          <w:color w:val="000000" w:themeColor="text1"/>
+          <w:sz w:val="32"/>
+          <w:szCs w:val="32"/>
+        </w:rPr>
+        <w:br/>
+      </w:r>
+    </w:p>
+    <w:p>
+      <w:pPr>
+        <w:spacing w:after="0"/>
+        <w:jc w:val="center"/>
+        <w:rPr>
+          <w:rFonts w:ascii="Times New Roman" w:eastAsia="Times New Roman" w:hAnsi="Times New Roman" w:cs="Times New Roman"/>
+          <w:color w:val="000000" w:themeColor="text1"/>
+          <w:sz w:val="32"/>
+          <w:szCs w:val="32"/>
+        </w:rPr>
+      </w:pPr>
+      <w:r>
+        <w:rPr>
+          <w:rFonts w:ascii="Times New Roman" w:eastAsia="Times New Roman" w:hAnsi="Times New Roman" w:cs="Times New Roman"/>
+          <w:i/>
+          <w:color w:val="000000" w:themeColor="text1"/>
+          <w:sz w:val="32"/>
+          <w:szCs w:val="32"/>
+        </w:rPr>
+        <w:t>Calidad y Pruebas de Software</w:t>
+      </w:r>
+    </w:p>
+    <w:p>
+      <w:pPr>
+        <w:spacing w:after="0"/>
+        <w:jc w:val="center"/>
+        <w:rPr>
+          <w:rFonts w:ascii="Times New Roman" w:eastAsia="Times New Roman" w:hAnsi="Times New Roman" w:cs="Times New Roman"/>
+          <w:b/>
+          <w:color w:val="000000" w:themeColor="text1"/>
+          <w:sz w:val="16"/>
+          <w:szCs w:val="16"/>
+        </w:rPr>
+      </w:pPr>
+    </w:p>
+    <w:p>
+      <w:pPr>
+        <w:spacing w:after="0"/>
+        <w:jc w:val="center"/>
+        <w:rPr>
+          <w:rFonts w:ascii="Times New Roman" w:eastAsia="Times New Roman" w:hAnsi="Times New Roman" w:cs="Times New Roman"/>
+          <w:b/>
+          <w:color w:val="000000" w:themeColor="text1"/>
+          <w:sz w:val="16"/>
+          <w:szCs w:val="16"/>
+        </w:rPr>
+      </w:pPr>
+    </w:p>
+    <w:p>
+      <w:pPr>
+        <w:spacing w:after="0"/>
+        <w:jc w:val="center"/>
+        <w:rPr>
+          <w:rFonts w:ascii="Times New Roman" w:eastAsia="Times New Roman" w:hAnsi="Times New Roman" w:cs="Times New Roman"/>
+          <w:color w:val="000000" w:themeColor="text1"/>
+          <w:sz w:val="20"/>
+          <w:szCs w:val="20"/>
+        </w:rPr>
+      </w:pPr>
+      <w:r>
+        <w:rPr>
+          <w:rFonts w:ascii="Times New Roman" w:eastAsia="Times New Roman" w:hAnsi="Times New Roman" w:cs="Times New Roman"/>
+          <w:b/>
+          <w:color w:val="000000" w:themeColor="text1"/>
+          <w:sz w:val="32"/>
+          <w:szCs w:val="32"/>
+        </w:rPr>
+        <w:t>Docente:</w:t>
+      </w:r>
+      <w:r>
+        <w:rPr>
+          <w:rFonts w:ascii="Times New Roman" w:eastAsia="Times New Roman" w:hAnsi="Times New Roman" w:cs="Times New Roman"/>
+          <w:color w:val="000000" w:themeColor="text1"/>
+          <w:sz w:val="32"/>
+          <w:szCs w:val="32"/>
+        </w:rPr>
+        <w:t xml:space="preserve"> </w:t>
+      </w:r>
+      <w:r>
+        <w:rPr>
+          <w:rFonts w:ascii="Times New Roman" w:eastAsia="Times New Roman" w:hAnsi="Times New Roman" w:cs="Times New Roman"/>
+          <w:color w:val="000000" w:themeColor="text1"/>
+          <w:sz w:val="32"/>
+          <w:szCs w:val="32"/>
+        </w:rPr>
+        <w:br/>
+      </w:r>
+    </w:p>
+    <w:p>
+      <w:pPr>
+        <w:spacing w:after="0"/>
+        <w:jc w:val="center"/>
+        <w:rPr>
+          <w:rFonts w:ascii="Times New Roman" w:eastAsia="Times New Roman" w:hAnsi="Times New Roman" w:cs="Times New Roman"/>
+          <w:i/>
+          <w:color w:val="000000" w:themeColor="text1"/>
+          <w:sz w:val="32"/>
+          <w:szCs w:val="32"/>
+        </w:rPr>
+      </w:pPr>
+      <w:r>
+        <w:rPr>
+          <w:rFonts w:ascii="Times New Roman" w:eastAsia="Times New Roman" w:hAnsi="Times New Roman" w:cs="Times New Roman"/>
+          <w:i/>
+          <w:color w:val="000000" w:themeColor="text1"/>
+          <w:sz w:val="32"/>
+          <w:szCs w:val="32"/>
+        </w:rPr>
+        <w:t>Mag. Patrick Cuadros Quiroga</w:t>
+      </w:r>
+    </w:p>
+    <w:p>
+      <w:pPr>
+        <w:spacing w:after="0"/>
+        <w:rPr>
+          <w:rFonts w:ascii="Times New Roman" w:eastAsia="Times New Roman" w:hAnsi="Times New Roman" w:cs="Times New Roman"/>
+          <w:b/>
+          <w:color w:val="000000" w:themeColor="text1"/>
           <w:sz w:val="36"/>
           <w:szCs w:val="36"/>
         </w:rPr>
-        <w:t>Generador de documentación impulsado por IA (GDI-IA)”</w:t>
+      </w:pPr>
+    </w:p>
+    <w:p>
+      <w:pPr>
+        <w:spacing w:after="0"/>
+        <w:ind w:left="2880" w:firstLine="720"/>
+        <w:rPr>
+          <w:rFonts w:ascii="Times New Roman" w:eastAsia="Times New Roman" w:hAnsi="Times New Roman" w:cs="Times New Roman"/>
+          <w:color w:val="000000" w:themeColor="text1"/>
+          <w:sz w:val="20"/>
+          <w:szCs w:val="20"/>
+        </w:rPr>
+      </w:pPr>
+      <w:r>
+        <w:rPr>
+          <w:rFonts w:ascii="Times New Roman" w:eastAsia="Times New Roman" w:hAnsi="Times New Roman" w:cs="Times New Roman"/>
+          <w:b/>
+          <w:color w:val="000000" w:themeColor="text1"/>
+          <w:sz w:val="32"/>
+          <w:szCs w:val="32"/>
+        </w:rPr>
+        <w:t>Integrantes:</w:t>
+      </w:r>
+      <w:r>
+        <w:rPr>
+          <w:rFonts w:ascii="Times New Roman" w:eastAsia="Times New Roman" w:hAnsi="Times New Roman" w:cs="Times New Roman"/>
+          <w:color w:val="000000" w:themeColor="text1"/>
+          <w:sz w:val="32"/>
+          <w:szCs w:val="32"/>
+        </w:rPr>
+        <w:br/>
+      </w:r>
+    </w:p>
+    <w:p>
+      <w:pPr>
+        <w:spacing w:after="0" w:line="360" w:lineRule="auto"/>
+        <w:ind w:firstLine="720"/>
+        <w:rPr>
+          <w:rFonts w:ascii="Times New Roman" w:eastAsia="Times New Roman" w:hAnsi="Times New Roman" w:cs="Times New Roman"/>
+          <w:i/>
+          <w:color w:val="000000" w:themeColor="text1"/>
+          <w:sz w:val="28"/>
+          <w:szCs w:val="28"/>
+        </w:rPr>
+      </w:pPr>
+      <w:r>
+        <w:rPr>
+          <w:rFonts w:ascii="Times New Roman" w:eastAsia="Times New Roman" w:hAnsi="Times New Roman" w:cs="Times New Roman"/>
+          <w:i/>
+          <w:color w:val="000000" w:themeColor="text1"/>
+          <w:sz w:val="28"/>
+          <w:szCs w:val="28"/>
+        </w:rPr>
+        <w:t>Akhtar Oviedo, Ahmed Hasan</w:t>
+      </w:r>
+      <w:r>
+        <w:rPr>
+          <w:rFonts w:ascii="Times New Roman" w:eastAsia="Times New Roman" w:hAnsi="Times New Roman" w:cs="Times New Roman"/>
+          <w:i/>
+          <w:color w:val="000000" w:themeColor="text1"/>
+          <w:sz w:val="28"/>
+          <w:szCs w:val="28"/>
+        </w:rPr>
+        <w:tab/>
+      </w:r>
+      <w:r>
+        <w:rPr>
+          <w:rFonts w:ascii="Times New Roman" w:eastAsia="Times New Roman" w:hAnsi="Times New Roman" w:cs="Times New Roman"/>
+          <w:i/>
+          <w:color w:val="000000" w:themeColor="text1"/>
+          <w:sz w:val="28"/>
+          <w:szCs w:val="28"/>
+        </w:rPr>
+        <w:tab/>
+      </w:r>
+      <w:r>
+        <w:rPr>
+          <w:rFonts w:ascii="Times New Roman" w:eastAsia="Times New Roman" w:hAnsi="Times New Roman" w:cs="Times New Roman"/>
+          <w:i/>
+          <w:color w:val="000000" w:themeColor="text1"/>
+          <w:sz w:val="28"/>
+          <w:szCs w:val="28"/>
+        </w:rPr>
+        <w:tab/>
+        <w:t>(2022074261)</w:t>
+      </w:r>
+    </w:p>
+    <w:p>
+      <w:pPr>
+        <w:spacing w:after="0" w:line="360" w:lineRule="auto"/>
+        <w:ind w:firstLine="720"/>
+        <w:rPr>
+          <w:rFonts w:ascii="Times New Roman" w:eastAsia="Times New Roman" w:hAnsi="Times New Roman" w:cs="Times New Roman"/>
+          <w:i/>
+          <w:color w:val="000000" w:themeColor="text1"/>
+          <w:sz w:val="28"/>
+          <w:szCs w:val="28"/>
+        </w:rPr>
+      </w:pPr>
+      <w:r>
+        <w:rPr>
+          <w:rFonts w:ascii="Times New Roman" w:eastAsia="Times New Roman" w:hAnsi="Times New Roman" w:cs="Times New Roman"/>
+          <w:i/>
+          <w:color w:val="000000" w:themeColor="text1"/>
+          <w:sz w:val="28"/>
+          <w:szCs w:val="28"/>
+        </w:rPr>
+        <w:t xml:space="preserve">Ayala Ramos, Carlos Daniel </w:t>
+      </w:r>
+      <w:r>
+        <w:rPr>
+          <w:rFonts w:ascii="Times New Roman" w:eastAsia="Times New Roman" w:hAnsi="Times New Roman" w:cs="Times New Roman"/>
+          <w:i/>
+          <w:color w:val="000000" w:themeColor="text1"/>
+          <w:sz w:val="28"/>
+          <w:szCs w:val="28"/>
+        </w:rPr>
+        <w:tab/>
+      </w:r>
+      <w:r>
+        <w:rPr>
+          <w:rFonts w:ascii="Times New Roman" w:eastAsia="Times New Roman" w:hAnsi="Times New Roman" w:cs="Times New Roman"/>
+          <w:i/>
+          <w:color w:val="000000" w:themeColor="text1"/>
+          <w:sz w:val="28"/>
+          <w:szCs w:val="28"/>
+        </w:rPr>
+        <w:tab/>
+      </w:r>
+      <w:r>
+        <w:rPr>
+          <w:rFonts w:ascii="Times New Roman" w:eastAsia="Times New Roman" w:hAnsi="Times New Roman" w:cs="Times New Roman"/>
+          <w:i/>
+          <w:color w:val="000000" w:themeColor="text1"/>
+          <w:sz w:val="28"/>
+          <w:szCs w:val="28"/>
+        </w:rPr>
+        <w:tab/>
+        <w:t>(2022074266)</w:t>
+      </w:r>
+    </w:p>
+    <w:p>
+      <w:pPr>
+        <w:spacing w:after="0" w:line="360" w:lineRule="auto"/>
+        <w:ind w:left="720"/>
+        <w:rPr>
+          <w:rFonts w:ascii="Times New Roman" w:eastAsia="Times New Roman" w:hAnsi="Times New Roman" w:cs="Times New Roman"/>
+          <w:i/>
+          <w:color w:val="000000" w:themeColor="text1"/>
+          <w:sz w:val="28"/>
+          <w:szCs w:val="28"/>
+        </w:rPr>
+      </w:pPr>
+      <w:r>
+        <w:rPr>
+          <w:rFonts w:ascii="Times New Roman" w:eastAsia="Times New Roman" w:hAnsi="Times New Roman" w:cs="Times New Roman"/>
+          <w:i/>
+          <w:color w:val="000000" w:themeColor="text1"/>
+          <w:sz w:val="28"/>
+          <w:szCs w:val="28"/>
+        </w:rPr>
+        <w:t xml:space="preserve">Salas Jiménez, Walter Emmanuel  </w:t>
+      </w:r>
+      <w:r>
+        <w:rPr>
+          <w:rFonts w:ascii="Times New Roman" w:eastAsia="Times New Roman" w:hAnsi="Times New Roman" w:cs="Times New Roman"/>
+          <w:i/>
+          <w:color w:val="000000" w:themeColor="text1"/>
+          <w:sz w:val="28"/>
+          <w:szCs w:val="28"/>
+        </w:rPr>
+        <w:tab/>
+      </w:r>
+      <w:r>
+        <w:rPr>
+          <w:rFonts w:ascii="Times New Roman" w:eastAsia="Times New Roman" w:hAnsi="Times New Roman" w:cs="Times New Roman"/>
+          <w:i/>
+          <w:color w:val="000000" w:themeColor="text1"/>
+          <w:sz w:val="28"/>
+          <w:szCs w:val="28"/>
+        </w:rPr>
+        <w:tab/>
+        <w:t>(2022073896)</w:t>
+      </w:r>
+    </w:p>
+    <w:p>
+      <w:pPr>
+        <w:spacing w:after="0" w:line="360" w:lineRule="auto"/>
+        <w:ind w:left="720"/>
+        <w:rPr>
+          <w:rFonts w:ascii="Times New Roman" w:eastAsia="Times New Roman" w:hAnsi="Times New Roman" w:cs="Times New Roman"/>
+          <w:i/>
+          <w:color w:val="000000" w:themeColor="text1"/>
+          <w:sz w:val="28"/>
+          <w:szCs w:val="28"/>
+        </w:rPr>
+      </w:pPr>
+      <w:r>
+        <w:rPr>
+          <w:rFonts w:ascii="Times New Roman" w:eastAsia="Times New Roman" w:hAnsi="Times New Roman" w:cs="Times New Roman"/>
+          <w:i/>
+          <w:color w:val="000000" w:themeColor="text1"/>
+          <w:sz w:val="28"/>
+          <w:szCs w:val="28"/>
+        </w:rPr>
+        <w:t xml:space="preserve">Ancco Suaña, Bruno Enrique </w:t>
+      </w:r>
+      <w:r>
+        <w:rPr>
+          <w:rFonts w:ascii="Times New Roman" w:eastAsia="Times New Roman" w:hAnsi="Times New Roman" w:cs="Times New Roman"/>
+          <w:i/>
+          <w:color w:val="000000" w:themeColor="text1"/>
+          <w:sz w:val="28"/>
+          <w:szCs w:val="28"/>
+        </w:rPr>
+        <w:tab/>
+      </w:r>
+      <w:r>
+        <w:rPr>
+          <w:rFonts w:ascii="Times New Roman" w:eastAsia="Times New Roman" w:hAnsi="Times New Roman" w:cs="Times New Roman"/>
+          <w:i/>
+          <w:color w:val="000000" w:themeColor="text1"/>
+          <w:sz w:val="28"/>
+          <w:szCs w:val="28"/>
+        </w:rPr>
+        <w:tab/>
+      </w:r>
+      <w:r>
+        <w:rPr>
+          <w:rFonts w:ascii="Times New Roman" w:eastAsia="Times New Roman" w:hAnsi="Times New Roman" w:cs="Times New Roman"/>
+          <w:i/>
+          <w:color w:val="000000" w:themeColor="text1"/>
+          <w:sz w:val="28"/>
+          <w:szCs w:val="28"/>
+        </w:rPr>
+        <w:tab/>
+        <w:t>(2023077472)</w:t>
       </w:r>
     </w:p>
     <w:p>
@@ -239,756 +687,322 @@
         <w:rPr>
           <w:rFonts w:ascii="Times New Roman" w:eastAsia="Times New Roman" w:hAnsi="Times New Roman" w:cs="Times New Roman"/>
           <w:b/>
+          <w:color w:val="000000" w:themeColor="text1"/>
+          <w:sz w:val="24"/>
+          <w:szCs w:val="24"/>
+        </w:rPr>
+      </w:pPr>
+      <w:r>
+        <w:rPr>
+          <w:rFonts w:ascii="Times New Roman" w:eastAsia="Times New Roman" w:hAnsi="Times New Roman" w:cs="Times New Roman"/>
+          <w:b/>
+          <w:color w:val="000000" w:themeColor="text1"/>
+          <w:sz w:val="24"/>
+          <w:szCs w:val="24"/>
+        </w:rPr>
+        <w:t>Tacna – Perú</w:t>
+      </w:r>
+    </w:p>
+    <w:p>
+      <w:pPr>
+        <w:spacing w:after="0"/>
+        <w:jc w:val="center"/>
+        <w:rPr>
+          <w:rFonts w:ascii="Arial" w:eastAsia="Arial" w:hAnsi="Arial" w:cs="Arial"/>
+          <w:b/>
+          <w:color w:val="000000" w:themeColor="text1"/>
+          <w:sz w:val="24"/>
+          <w:szCs w:val="24"/>
+        </w:rPr>
+      </w:pPr>
+      <w:r>
+        <w:rPr>
+          <w:rFonts w:ascii="Times New Roman" w:eastAsia="Times New Roman" w:hAnsi="Times New Roman" w:cs="Times New Roman"/>
           <w:i/>
+          <w:color w:val="000000" w:themeColor="text1"/>
+          <w:sz w:val="24"/>
+          <w:szCs w:val="24"/>
+        </w:rPr>
+        <w:t>2025</w:t>
+      </w:r>
+    </w:p>
+    <w:p>
+      <w:pPr>
+        <w:pStyle w:val="Ttulo"/>
+        <w:jc w:val="right"/>
+        <w:rPr>
+          <w:b w:val="0"/>
+          <w:color w:val="000000" w:themeColor="text1"/>
+          <w:sz w:val="24"/>
+          <w:szCs w:val="24"/>
+          <w:lang w:val="es-PE"/>
+        </w:rPr>
+      </w:pPr>
+    </w:p>
+    <w:p>
+      <w:pPr>
+        <w:pStyle w:val="Ttulo"/>
+        <w:jc w:val="right"/>
+        <w:rPr>
+          <w:b w:val="0"/>
+          <w:color w:val="000000" w:themeColor="text1"/>
+          <w:sz w:val="24"/>
+          <w:szCs w:val="24"/>
+          <w:lang w:val="es-PE"/>
+        </w:rPr>
+      </w:pPr>
+    </w:p>
+    <w:p>
+      <w:pPr>
+        <w:pStyle w:val="Ttulo"/>
+        <w:jc w:val="right"/>
+        <w:rPr>
+          <w:b w:val="0"/>
+          <w:color w:val="000000" w:themeColor="text1"/>
+          <w:sz w:val="24"/>
+          <w:szCs w:val="24"/>
+          <w:lang w:val="es-PE"/>
+        </w:rPr>
+      </w:pPr>
+    </w:p>
+    <w:p>
+      <w:pPr>
+        <w:pStyle w:val="Ttulo"/>
+        <w:jc w:val="right"/>
+        <w:rPr>
+          <w:b w:val="0"/>
+          <w:color w:val="000000" w:themeColor="text1"/>
+          <w:sz w:val="24"/>
+          <w:szCs w:val="24"/>
+          <w:lang w:val="es-PE"/>
+        </w:rPr>
+      </w:pPr>
+    </w:p>
+    <w:p>
+      <w:pPr>
+        <w:pStyle w:val="Ttulo"/>
+        <w:jc w:val="right"/>
+        <w:rPr>
+          <w:b w:val="0"/>
+          <w:color w:val="000000" w:themeColor="text1"/>
+          <w:sz w:val="24"/>
+          <w:szCs w:val="24"/>
+          <w:lang w:val="es-PE"/>
+        </w:rPr>
+      </w:pPr>
+    </w:p>
+    <w:p>
+      <w:pPr>
+        <w:pStyle w:val="Ttulo"/>
+        <w:jc w:val="right"/>
+        <w:rPr>
+          <w:b w:val="0"/>
+          <w:color w:val="000000" w:themeColor="text1"/>
+          <w:sz w:val="24"/>
+          <w:szCs w:val="24"/>
+          <w:lang w:val="es-PE"/>
+        </w:rPr>
+      </w:pPr>
+    </w:p>
+    <w:p>
+      <w:pPr>
+        <w:pStyle w:val="Ttulo"/>
+        <w:jc w:val="right"/>
+        <w:rPr>
+          <w:b w:val="0"/>
+          <w:color w:val="000000" w:themeColor="text1"/>
+          <w:sz w:val="24"/>
+          <w:szCs w:val="24"/>
+          <w:lang w:val="es-PE"/>
+        </w:rPr>
+      </w:pPr>
+    </w:p>
+    <w:p>
+      <w:pPr>
+        <w:pStyle w:val="Ttulo"/>
+        <w:jc w:val="right"/>
+        <w:rPr>
+          <w:b w:val="0"/>
+          <w:color w:val="000000" w:themeColor="text1"/>
+          <w:sz w:val="24"/>
+          <w:szCs w:val="24"/>
+          <w:lang w:val="es-PE"/>
+        </w:rPr>
+      </w:pPr>
+    </w:p>
+    <w:p>
+      <w:pPr>
+        <w:pStyle w:val="Ttulo"/>
+        <w:jc w:val="right"/>
+        <w:rPr>
+          <w:b w:val="0"/>
+          <w:color w:val="000000" w:themeColor="text1"/>
+          <w:sz w:val="24"/>
+          <w:szCs w:val="24"/>
+          <w:lang w:val="es-PE"/>
+        </w:rPr>
+      </w:pPr>
+    </w:p>
+    <w:p>
+      <w:pPr>
+        <w:pStyle w:val="Ttulo"/>
+        <w:jc w:val="right"/>
+        <w:rPr>
+          <w:b w:val="0"/>
+          <w:color w:val="000000" w:themeColor="text1"/>
+          <w:sz w:val="24"/>
+          <w:szCs w:val="24"/>
+          <w:lang w:val="es-PE"/>
+        </w:rPr>
+      </w:pPr>
+    </w:p>
+    <w:p>
+      <w:pPr>
+        <w:pStyle w:val="Ttulo"/>
+        <w:jc w:val="right"/>
+        <w:rPr>
+          <w:b w:val="0"/>
+          <w:color w:val="000000" w:themeColor="text1"/>
+          <w:sz w:val="24"/>
+          <w:szCs w:val="24"/>
+          <w:lang w:val="es-PE"/>
+        </w:rPr>
+      </w:pPr>
+    </w:p>
+    <w:p>
+      <w:pPr>
+        <w:pStyle w:val="Ttulo"/>
+        <w:jc w:val="right"/>
+        <w:rPr>
+          <w:rFonts w:ascii="Times New Roman" w:hAnsi="Times New Roman"/>
+          <w:i/>
+          <w:color w:val="000000" w:themeColor="text1"/>
+          <w:lang w:val="es-PE"/>
+        </w:rPr>
+      </w:pPr>
+      <w:r>
+        <w:rPr>
+          <w:rFonts w:ascii="Times New Roman" w:hAnsi="Times New Roman"/>
+          <w:color w:val="000000" w:themeColor="text1"/>
+          <w:lang w:val="es-PE"/>
+        </w:rPr>
+        <w:t xml:space="preserve">Sistema </w:t>
+      </w:r>
+      <w:r>
+        <w:rPr>
+          <w:rFonts w:ascii="Times New Roman" w:hAnsi="Times New Roman"/>
+          <w:i/>
+          <w:color w:val="000000" w:themeColor="text1"/>
+          <w:lang w:val="es-PE"/>
+        </w:rPr>
+        <w:t xml:space="preserve">Generador de documentación </w:t>
+      </w:r>
+    </w:p>
+    <w:p>
+      <w:pPr>
+        <w:pStyle w:val="Ttulo"/>
+        <w:jc w:val="right"/>
+        <w:rPr>
+          <w:rFonts w:ascii="Times New Roman" w:hAnsi="Times New Roman"/>
+          <w:color w:val="000000" w:themeColor="text1"/>
+          <w:lang w:val="es-PE"/>
+        </w:rPr>
+      </w:pPr>
+      <w:bookmarkStart w:id="0" w:name="_heading=h.rjvhaw72ynm3" w:colFirst="0" w:colLast="0"/>
+      <w:bookmarkEnd w:id="0"/>
+      <w:r>
+        <w:rPr>
+          <w:rFonts w:ascii="Times New Roman" w:hAnsi="Times New Roman"/>
+          <w:i/>
+          <w:color w:val="000000" w:themeColor="text1"/>
+          <w:lang w:val="es-PE"/>
+        </w:rPr>
+        <w:t>impulsado por IA (GDI-IA)</w:t>
+      </w:r>
+    </w:p>
+    <w:p>
+      <w:pPr>
+        <w:pStyle w:val="Ttulo"/>
+        <w:jc w:val="right"/>
+        <w:rPr>
+          <w:rFonts w:ascii="Times New Roman" w:hAnsi="Times New Roman"/>
+          <w:color w:val="000000" w:themeColor="text1"/>
+          <w:lang w:val="es-PE"/>
+        </w:rPr>
+      </w:pPr>
+      <w:r>
+        <w:rPr>
+          <w:rFonts w:ascii="Times New Roman" w:hAnsi="Times New Roman"/>
+          <w:color w:val="000000" w:themeColor="text1"/>
+          <w:lang w:val="es-PE"/>
+        </w:rPr>
+        <w:t>Documento de Especificación de Requerimientos de Software</w:t>
+      </w:r>
+    </w:p>
+    <w:p>
+      <w:pPr>
+        <w:pStyle w:val="Ttulo"/>
+        <w:jc w:val="right"/>
+        <w:rPr>
+          <w:rFonts w:ascii="Times New Roman" w:hAnsi="Times New Roman"/>
+          <w:color w:val="000000" w:themeColor="text1"/>
+          <w:lang w:val="es-PE"/>
+        </w:rPr>
+      </w:pPr>
+    </w:p>
+    <w:p>
+      <w:pPr>
+        <w:pStyle w:val="Ttulo"/>
+        <w:jc w:val="right"/>
+        <w:rPr>
+          <w:rFonts w:ascii="Times New Roman" w:hAnsi="Times New Roman"/>
+          <w:color w:val="000000" w:themeColor="text1"/>
           <w:sz w:val="28"/>
           <w:szCs w:val="28"/>
         </w:rPr>
       </w:pPr>
-    </w:p>
-    <w:p>
-      <w:pPr>
-        <w:spacing w:after="0"/>
-        <w:jc w:val="center"/>
-        <w:rPr>
-          <w:rFonts w:ascii="Times New Roman" w:eastAsia="Times New Roman" w:hAnsi="Times New Roman" w:cs="Times New Roman"/>
-          <w:b/>
-          <w:sz w:val="18"/>
-          <w:szCs w:val="18"/>
-        </w:rPr>
-      </w:pPr>
-      <w:r>
-        <w:rPr>
-          <w:rFonts w:ascii="Times New Roman" w:eastAsia="Times New Roman" w:hAnsi="Times New Roman" w:cs="Times New Roman"/>
-          <w:b/>
-          <w:sz w:val="32"/>
-          <w:szCs w:val="32"/>
-        </w:rPr>
-        <w:t xml:space="preserve">Curso: </w:t>
-      </w:r>
-      <w:r>
-        <w:rPr>
-          <w:rFonts w:ascii="Times New Roman" w:eastAsia="Times New Roman" w:hAnsi="Times New Roman" w:cs="Times New Roman"/>
-          <w:b/>
-          <w:sz w:val="32"/>
-          <w:szCs w:val="32"/>
-        </w:rPr>
-        <w:br/>
-      </w:r>
-    </w:p>
-    <w:p>
-      <w:pPr>
-        <w:spacing w:after="0"/>
-        <w:jc w:val="center"/>
-        <w:rPr>
-          <w:rFonts w:ascii="Times New Roman" w:eastAsia="Times New Roman" w:hAnsi="Times New Roman" w:cs="Times New Roman"/>
-          <w:sz w:val="32"/>
-          <w:szCs w:val="32"/>
-        </w:rPr>
-      </w:pPr>
-      <w:r>
-        <w:rPr>
-          <w:rFonts w:ascii="Times New Roman" w:eastAsia="Times New Roman" w:hAnsi="Times New Roman" w:cs="Times New Roman"/>
-          <w:i/>
-          <w:sz w:val="32"/>
-          <w:szCs w:val="32"/>
-        </w:rPr>
-        <w:t>Calidad y Pruebas de Software</w:t>
-      </w:r>
-    </w:p>
-    <w:p>
-      <w:pPr>
-        <w:spacing w:after="0"/>
-        <w:jc w:val="center"/>
-        <w:rPr>
-          <w:rFonts w:ascii="Times New Roman" w:eastAsia="Times New Roman" w:hAnsi="Times New Roman" w:cs="Times New Roman"/>
-          <w:b/>
-          <w:color w:val="5B9BD5"/>
-          <w:sz w:val="16"/>
-          <w:szCs w:val="16"/>
-        </w:rPr>
-      </w:pPr>
-    </w:p>
-    <w:p>
-      <w:pPr>
-        <w:spacing w:after="0"/>
-        <w:jc w:val="center"/>
-        <w:rPr>
-          <w:rFonts w:ascii="Times New Roman" w:eastAsia="Times New Roman" w:hAnsi="Times New Roman" w:cs="Times New Roman"/>
-          <w:b/>
-          <w:color w:val="5B9BD5"/>
-          <w:sz w:val="16"/>
-          <w:szCs w:val="16"/>
-        </w:rPr>
-      </w:pPr>
-    </w:p>
-    <w:p>
-      <w:pPr>
-        <w:spacing w:after="0"/>
-        <w:jc w:val="center"/>
-        <w:rPr>
-          <w:rFonts w:ascii="Times New Roman" w:eastAsia="Times New Roman" w:hAnsi="Times New Roman" w:cs="Times New Roman"/>
-          <w:sz w:val="20"/>
-          <w:szCs w:val="20"/>
-        </w:rPr>
-      </w:pPr>
-      <w:r>
-        <w:rPr>
-          <w:rFonts w:ascii="Times New Roman" w:eastAsia="Times New Roman" w:hAnsi="Times New Roman" w:cs="Times New Roman"/>
-          <w:b/>
-          <w:sz w:val="32"/>
-          <w:szCs w:val="32"/>
-        </w:rPr>
-        <w:t>Docente:</w:t>
-      </w:r>
-      <w:r>
-        <w:rPr>
-          <w:rFonts w:ascii="Times New Roman" w:eastAsia="Times New Roman" w:hAnsi="Times New Roman" w:cs="Times New Roman"/>
-          <w:sz w:val="32"/>
-          <w:szCs w:val="32"/>
-        </w:rPr>
-        <w:t xml:space="preserve"> </w:t>
-      </w:r>
-      <w:r>
-        <w:rPr>
-          <w:rFonts w:ascii="Times New Roman" w:eastAsia="Times New Roman" w:hAnsi="Times New Roman" w:cs="Times New Roman"/>
-          <w:sz w:val="32"/>
-          <w:szCs w:val="32"/>
-        </w:rPr>
-        <w:br/>
-      </w:r>
-    </w:p>
-    <w:p>
-      <w:pPr>
-        <w:spacing w:after="0"/>
-        <w:jc w:val="center"/>
-        <w:rPr>
-          <w:rFonts w:ascii="Times New Roman" w:eastAsia="Times New Roman" w:hAnsi="Times New Roman" w:cs="Times New Roman"/>
-          <w:i/>
-          <w:sz w:val="32"/>
-          <w:szCs w:val="32"/>
-        </w:rPr>
-      </w:pPr>
-      <w:proofErr w:type="spellStart"/>
-      <w:r>
-        <w:rPr>
-          <w:rFonts w:ascii="Times New Roman" w:eastAsia="Times New Roman" w:hAnsi="Times New Roman" w:cs="Times New Roman"/>
-          <w:i/>
-          <w:sz w:val="32"/>
-          <w:szCs w:val="32"/>
-        </w:rPr>
-        <w:t>Mag</w:t>
-      </w:r>
-      <w:proofErr w:type="spellEnd"/>
-      <w:r>
-        <w:rPr>
-          <w:rFonts w:ascii="Times New Roman" w:eastAsia="Times New Roman" w:hAnsi="Times New Roman" w:cs="Times New Roman"/>
-          <w:i/>
-          <w:sz w:val="32"/>
-          <w:szCs w:val="32"/>
-        </w:rPr>
-        <w:t>. Patrick Cuadros Quiroga</w:t>
-      </w:r>
-    </w:p>
-    <w:p>
-      <w:pPr>
-        <w:spacing w:after="0"/>
-        <w:rPr>
-          <w:rFonts w:ascii="Times New Roman" w:eastAsia="Times New Roman" w:hAnsi="Times New Roman" w:cs="Times New Roman"/>
-          <w:b/>
-          <w:color w:val="5B9BD5"/>
-          <w:sz w:val="36"/>
-          <w:szCs w:val="36"/>
-        </w:rPr>
-      </w:pPr>
-    </w:p>
-    <w:p>
-      <w:pPr>
-        <w:spacing w:after="0"/>
-        <w:ind w:left="2880" w:firstLine="720"/>
-        <w:rPr>
-          <w:rFonts w:ascii="Times New Roman" w:eastAsia="Times New Roman" w:hAnsi="Times New Roman" w:cs="Times New Roman"/>
-          <w:color w:val="5B9BD5"/>
-          <w:sz w:val="20"/>
-          <w:szCs w:val="20"/>
-        </w:rPr>
-      </w:pPr>
-      <w:r>
-        <w:rPr>
-          <w:rFonts w:ascii="Times New Roman" w:eastAsia="Times New Roman" w:hAnsi="Times New Roman" w:cs="Times New Roman"/>
-          <w:b/>
-          <w:sz w:val="32"/>
-          <w:szCs w:val="32"/>
-        </w:rPr>
-        <w:t>Integrantes:</w:t>
-      </w:r>
-      <w:r>
-        <w:rPr>
-          <w:rFonts w:ascii="Times New Roman" w:eastAsia="Times New Roman" w:hAnsi="Times New Roman" w:cs="Times New Roman"/>
-          <w:sz w:val="32"/>
-          <w:szCs w:val="32"/>
-        </w:rPr>
-        <w:br/>
-      </w:r>
-    </w:p>
-    <w:p>
-      <w:pPr>
-        <w:spacing w:after="0" w:line="360" w:lineRule="auto"/>
-        <w:ind w:firstLine="720"/>
-        <w:rPr>
-          <w:rFonts w:ascii="Times New Roman" w:eastAsia="Times New Roman" w:hAnsi="Times New Roman" w:cs="Times New Roman"/>
-          <w:i/>
+      <w:r>
+        <w:rPr>
+          <w:rFonts w:ascii="Times New Roman" w:hAnsi="Times New Roman"/>
+          <w:color w:val="000000" w:themeColor="text1"/>
           <w:sz w:val="28"/>
           <w:szCs w:val="28"/>
         </w:rPr>
-      </w:pPr>
-      <w:r>
-        <w:rPr>
-          <w:rFonts w:ascii="Times New Roman" w:eastAsia="Times New Roman" w:hAnsi="Times New Roman" w:cs="Times New Roman"/>
+        <w:t xml:space="preserve">Versión </w:t>
+      </w:r>
+      <w:r>
+        <w:rPr>
+          <w:rFonts w:ascii="Times New Roman" w:hAnsi="Times New Roman"/>
           <w:i/>
+          <w:color w:val="000000" w:themeColor="text1"/>
           <w:sz w:val="28"/>
           <w:szCs w:val="28"/>
         </w:rPr>
-        <w:t>Akhtar Oviedo, Ahmed Hasan</w:t>
-      </w:r>
-      <w:r>
-        <w:rPr>
-          <w:rFonts w:ascii="Times New Roman" w:eastAsia="Times New Roman" w:hAnsi="Times New Roman" w:cs="Times New Roman"/>
-          <w:i/>
-          <w:sz w:val="28"/>
-          <w:szCs w:val="28"/>
-        </w:rPr>
-        <w:tab/>
-      </w:r>
-      <w:r>
-        <w:rPr>
-          <w:rFonts w:ascii="Times New Roman" w:eastAsia="Times New Roman" w:hAnsi="Times New Roman" w:cs="Times New Roman"/>
-          <w:i/>
-          <w:sz w:val="28"/>
-          <w:szCs w:val="28"/>
-        </w:rPr>
-        <w:tab/>
-      </w:r>
-      <w:r>
-        <w:rPr>
-          <w:rFonts w:ascii="Times New Roman" w:eastAsia="Times New Roman" w:hAnsi="Times New Roman" w:cs="Times New Roman"/>
-          <w:i/>
-          <w:sz w:val="28"/>
-          <w:szCs w:val="28"/>
-        </w:rPr>
-        <w:tab/>
-        <w:t>(2022074261)</w:t>
-      </w:r>
-    </w:p>
-    <w:p>
-      <w:pPr>
-        <w:spacing w:after="0" w:line="360" w:lineRule="auto"/>
-        <w:ind w:firstLine="720"/>
-        <w:rPr>
-          <w:rFonts w:ascii="Times New Roman" w:eastAsia="Times New Roman" w:hAnsi="Times New Roman" w:cs="Times New Roman"/>
-          <w:i/>
-          <w:sz w:val="28"/>
-          <w:szCs w:val="28"/>
-        </w:rPr>
-      </w:pPr>
-      <w:r>
-        <w:rPr>
-          <w:rFonts w:ascii="Times New Roman" w:eastAsia="Times New Roman" w:hAnsi="Times New Roman" w:cs="Times New Roman"/>
-          <w:i/>
-          <w:sz w:val="28"/>
-          <w:szCs w:val="28"/>
-        </w:rPr>
-        <w:t xml:space="preserve">Ayala Ramos, Carlos Daniel </w:t>
-      </w:r>
-      <w:r>
-        <w:rPr>
-          <w:rFonts w:ascii="Times New Roman" w:eastAsia="Times New Roman" w:hAnsi="Times New Roman" w:cs="Times New Roman"/>
-          <w:i/>
-          <w:sz w:val="28"/>
-          <w:szCs w:val="28"/>
-        </w:rPr>
-        <w:tab/>
-      </w:r>
-      <w:r>
-        <w:rPr>
-          <w:rFonts w:ascii="Times New Roman" w:eastAsia="Times New Roman" w:hAnsi="Times New Roman" w:cs="Times New Roman"/>
-          <w:i/>
-          <w:sz w:val="28"/>
-          <w:szCs w:val="28"/>
-        </w:rPr>
-        <w:tab/>
-      </w:r>
-      <w:r>
-        <w:rPr>
-          <w:rFonts w:ascii="Times New Roman" w:eastAsia="Times New Roman" w:hAnsi="Times New Roman" w:cs="Times New Roman"/>
-          <w:i/>
-          <w:sz w:val="28"/>
-          <w:szCs w:val="28"/>
-        </w:rPr>
-        <w:tab/>
-        <w:t>(2022074266)</w:t>
-      </w:r>
-    </w:p>
-    <w:p>
-      <w:pPr>
-        <w:spacing w:after="0" w:line="360" w:lineRule="auto"/>
-        <w:ind w:left="720"/>
-        <w:rPr>
-          <w:rFonts w:ascii="Times New Roman" w:eastAsia="Times New Roman" w:hAnsi="Times New Roman" w:cs="Times New Roman"/>
-          <w:i/>
-          <w:sz w:val="28"/>
-          <w:szCs w:val="28"/>
-        </w:rPr>
-      </w:pPr>
-      <w:r>
-        <w:rPr>
-          <w:rFonts w:ascii="Times New Roman" w:eastAsia="Times New Roman" w:hAnsi="Times New Roman" w:cs="Times New Roman"/>
-          <w:i/>
-          <w:sz w:val="28"/>
-          <w:szCs w:val="28"/>
-        </w:rPr>
-        <w:t xml:space="preserve">Salas Jiménez, Walter </w:t>
-      </w:r>
-      <w:proofErr w:type="gramStart"/>
-      <w:r>
-        <w:rPr>
-          <w:rFonts w:ascii="Times New Roman" w:eastAsia="Times New Roman" w:hAnsi="Times New Roman" w:cs="Times New Roman"/>
-          <w:i/>
-          <w:sz w:val="28"/>
-          <w:szCs w:val="28"/>
-        </w:rPr>
-        <w:t xml:space="preserve">Emmanuel  </w:t>
-      </w:r>
-      <w:r>
-        <w:rPr>
-          <w:rFonts w:ascii="Times New Roman" w:eastAsia="Times New Roman" w:hAnsi="Times New Roman" w:cs="Times New Roman"/>
-          <w:i/>
-          <w:sz w:val="28"/>
-          <w:szCs w:val="28"/>
-        </w:rPr>
-        <w:tab/>
-      </w:r>
-      <w:proofErr w:type="gramEnd"/>
-      <w:r>
-        <w:rPr>
-          <w:rFonts w:ascii="Times New Roman" w:eastAsia="Times New Roman" w:hAnsi="Times New Roman" w:cs="Times New Roman"/>
-          <w:i/>
-          <w:sz w:val="28"/>
-          <w:szCs w:val="28"/>
-        </w:rPr>
-        <w:tab/>
-        <w:t>(2022073896)</w:t>
-      </w:r>
-    </w:p>
-    <w:p>
-      <w:pPr>
-        <w:spacing w:after="0" w:line="360" w:lineRule="auto"/>
-        <w:ind w:left="720"/>
-        <w:rPr>
-          <w:rFonts w:ascii="Times New Roman" w:eastAsia="Times New Roman" w:hAnsi="Times New Roman" w:cs="Times New Roman"/>
-          <w:i/>
-          <w:sz w:val="28"/>
-          <w:szCs w:val="28"/>
-        </w:rPr>
-      </w:pPr>
-      <w:proofErr w:type="spellStart"/>
-      <w:r>
-        <w:rPr>
-          <w:rFonts w:ascii="Times New Roman" w:eastAsia="Times New Roman" w:hAnsi="Times New Roman" w:cs="Times New Roman"/>
-          <w:i/>
-          <w:sz w:val="28"/>
-          <w:szCs w:val="28"/>
-        </w:rPr>
-        <w:t>Ancco</w:t>
-      </w:r>
-      <w:proofErr w:type="spellEnd"/>
-      <w:r>
-        <w:rPr>
-          <w:rFonts w:ascii="Times New Roman" w:eastAsia="Times New Roman" w:hAnsi="Times New Roman" w:cs="Times New Roman"/>
-          <w:i/>
-          <w:sz w:val="28"/>
-          <w:szCs w:val="28"/>
-        </w:rPr>
-        <w:t xml:space="preserve"> </w:t>
-      </w:r>
-      <w:proofErr w:type="spellStart"/>
-      <w:r>
-        <w:rPr>
-          <w:rFonts w:ascii="Times New Roman" w:eastAsia="Times New Roman" w:hAnsi="Times New Roman" w:cs="Times New Roman"/>
-          <w:i/>
-          <w:sz w:val="28"/>
-          <w:szCs w:val="28"/>
-        </w:rPr>
-        <w:t>Suaña</w:t>
-      </w:r>
-      <w:proofErr w:type="spellEnd"/>
-      <w:r>
-        <w:rPr>
-          <w:rFonts w:ascii="Times New Roman" w:eastAsia="Times New Roman" w:hAnsi="Times New Roman" w:cs="Times New Roman"/>
-          <w:i/>
-          <w:sz w:val="28"/>
-          <w:szCs w:val="28"/>
-        </w:rPr>
-        <w:t xml:space="preserve">, Bruno Enrique </w:t>
-      </w:r>
-      <w:r>
-        <w:rPr>
-          <w:rFonts w:ascii="Times New Roman" w:eastAsia="Times New Roman" w:hAnsi="Times New Roman" w:cs="Times New Roman"/>
-          <w:i/>
-          <w:sz w:val="28"/>
-          <w:szCs w:val="28"/>
-        </w:rPr>
-        <w:tab/>
-      </w:r>
-      <w:r>
-        <w:rPr>
-          <w:rFonts w:ascii="Times New Roman" w:eastAsia="Times New Roman" w:hAnsi="Times New Roman" w:cs="Times New Roman"/>
-          <w:i/>
-          <w:sz w:val="28"/>
-          <w:szCs w:val="28"/>
-        </w:rPr>
-        <w:tab/>
-      </w:r>
-      <w:r>
-        <w:rPr>
-          <w:rFonts w:ascii="Times New Roman" w:eastAsia="Times New Roman" w:hAnsi="Times New Roman" w:cs="Times New Roman"/>
-          <w:i/>
-          <w:sz w:val="28"/>
-          <w:szCs w:val="28"/>
-        </w:rPr>
-        <w:tab/>
-      </w:r>
-      <w:r>
-        <w:rPr>
-          <w:rFonts w:ascii="Times New Roman" w:eastAsia="Times New Roman" w:hAnsi="Times New Roman" w:cs="Times New Roman"/>
-          <w:i/>
-          <w:sz w:val="28"/>
-          <w:szCs w:val="28"/>
-        </w:rPr>
-        <w:t>(2023077472)</w:t>
-      </w:r>
-    </w:p>
-    <w:p>
-      <w:pPr>
-        <w:spacing w:after="0"/>
-        <w:jc w:val="center"/>
-        <w:rPr>
-          <w:rFonts w:ascii="Times New Roman" w:eastAsia="Times New Roman" w:hAnsi="Times New Roman" w:cs="Times New Roman"/>
-          <w:b/>
-          <w:sz w:val="24"/>
-          <w:szCs w:val="24"/>
-        </w:rPr>
-      </w:pPr>
-      <w:r>
-        <w:rPr>
-          <w:rFonts w:ascii="Times New Roman" w:eastAsia="Times New Roman" w:hAnsi="Times New Roman" w:cs="Times New Roman"/>
-          <w:b/>
-          <w:sz w:val="24"/>
-          <w:szCs w:val="24"/>
-        </w:rPr>
-        <w:t>Tacna – Perú</w:t>
-      </w:r>
-    </w:p>
-    <w:p>
-      <w:pPr>
-        <w:spacing w:after="0"/>
-        <w:jc w:val="center"/>
+        <w:t>1.0</w:t>
+      </w:r>
+    </w:p>
+    <w:p>
+      <w:pPr>
         <w:rPr>
           <w:rFonts w:ascii="Arial" w:eastAsia="Arial" w:hAnsi="Arial" w:cs="Arial"/>
           <w:b/>
-          <w:color w:val="000000"/>
-          <w:sz w:val="24"/>
-          <w:szCs w:val="24"/>
-        </w:rPr>
-      </w:pPr>
-      <w:r>
-        <w:rPr>
-          <w:rFonts w:ascii="Times New Roman" w:eastAsia="Times New Roman" w:hAnsi="Times New Roman" w:cs="Times New Roman"/>
-          <w:i/>
-          <w:sz w:val="24"/>
-          <w:szCs w:val="24"/>
-        </w:rPr>
-        <w:t>2025</w:t>
-      </w:r>
-    </w:p>
-    <w:p>
-      <w:pPr>
-        <w:pStyle w:val="Ttulo"/>
-        <w:jc w:val="right"/>
-        <w:rPr>
-          <w:b w:val="0"/>
-          <w:color w:val="000000"/>
-          <w:sz w:val="24"/>
-          <w:szCs w:val="24"/>
-          <w:lang w:val="es-PE"/>
-        </w:rPr>
-      </w:pPr>
-    </w:p>
-    <w:p>
-      <w:pPr>
-        <w:pStyle w:val="Ttulo"/>
-        <w:jc w:val="right"/>
-        <w:rPr>
-          <w:b w:val="0"/>
-          <w:color w:val="000000"/>
-          <w:sz w:val="24"/>
-          <w:szCs w:val="24"/>
-          <w:lang w:val="es-PE"/>
-        </w:rPr>
-      </w:pPr>
-    </w:p>
-    <w:p>
-      <w:pPr>
-        <w:pStyle w:val="Ttulo"/>
-        <w:jc w:val="right"/>
-        <w:rPr>
-          <w:b w:val="0"/>
-          <w:color w:val="000000"/>
-          <w:sz w:val="24"/>
-          <w:szCs w:val="24"/>
-          <w:lang w:val="es-PE"/>
-        </w:rPr>
-      </w:pPr>
-    </w:p>
-    <w:p>
-      <w:pPr>
-        <w:pStyle w:val="Ttulo"/>
-        <w:jc w:val="right"/>
-        <w:rPr>
-          <w:b w:val="0"/>
-          <w:color w:val="000000"/>
-          <w:sz w:val="24"/>
-          <w:szCs w:val="24"/>
-          <w:lang w:val="es-PE"/>
-        </w:rPr>
-      </w:pPr>
-    </w:p>
-    <w:p>
-      <w:pPr>
-        <w:pStyle w:val="Ttulo"/>
-        <w:jc w:val="right"/>
-        <w:rPr>
-          <w:b w:val="0"/>
-          <w:color w:val="000000"/>
-          <w:sz w:val="24"/>
-          <w:szCs w:val="24"/>
-          <w:lang w:val="es-PE"/>
-        </w:rPr>
-      </w:pPr>
-    </w:p>
-    <w:p>
-      <w:pPr>
-        <w:pStyle w:val="Ttulo"/>
-        <w:jc w:val="right"/>
-        <w:rPr>
-          <w:b w:val="0"/>
-          <w:color w:val="000000"/>
-          <w:sz w:val="24"/>
-          <w:szCs w:val="24"/>
-          <w:lang w:val="es-PE"/>
-        </w:rPr>
-      </w:pPr>
-    </w:p>
-    <w:p>
-      <w:pPr>
-        <w:pStyle w:val="Ttulo"/>
-        <w:jc w:val="right"/>
-        <w:rPr>
-          <w:b w:val="0"/>
-          <w:color w:val="000000"/>
-          <w:sz w:val="24"/>
-          <w:szCs w:val="24"/>
-          <w:lang w:val="es-PE"/>
-        </w:rPr>
-      </w:pPr>
-    </w:p>
-    <w:p>
-      <w:pPr>
-        <w:pStyle w:val="Ttulo"/>
-        <w:jc w:val="right"/>
-        <w:rPr>
-          <w:b w:val="0"/>
-          <w:color w:val="000000"/>
-          <w:sz w:val="24"/>
-          <w:szCs w:val="24"/>
-          <w:lang w:val="es-PE"/>
-        </w:rPr>
-      </w:pPr>
-    </w:p>
-    <w:p>
-      <w:pPr>
-        <w:pStyle w:val="Ttulo"/>
-        <w:jc w:val="right"/>
-        <w:rPr>
-          <w:b w:val="0"/>
-          <w:color w:val="000000"/>
-          <w:sz w:val="24"/>
-          <w:szCs w:val="24"/>
-          <w:lang w:val="es-PE"/>
-        </w:rPr>
-      </w:pPr>
-    </w:p>
-    <w:p>
-      <w:pPr>
-        <w:pStyle w:val="Ttulo"/>
-        <w:jc w:val="right"/>
-        <w:rPr>
-          <w:b w:val="0"/>
-          <w:color w:val="000000"/>
-          <w:sz w:val="24"/>
-          <w:szCs w:val="24"/>
-          <w:lang w:val="es-PE"/>
-        </w:rPr>
-      </w:pPr>
-    </w:p>
-    <w:p>
-      <w:pPr>
-        <w:pStyle w:val="Ttulo"/>
-        <w:jc w:val="right"/>
-        <w:rPr>
-          <w:b w:val="0"/>
-          <w:color w:val="000000"/>
-          <w:sz w:val="24"/>
-          <w:szCs w:val="24"/>
-          <w:lang w:val="es-PE"/>
-        </w:rPr>
-      </w:pPr>
-    </w:p>
-    <w:p>
-      <w:pPr>
-        <w:pStyle w:val="Ttulo"/>
-        <w:jc w:val="right"/>
-        <w:rPr>
-          <w:rFonts w:ascii="Times New Roman" w:hAnsi="Times New Roman"/>
-          <w:i/>
-          <w:lang w:val="es-PE"/>
-        </w:rPr>
-      </w:pPr>
-      <w:r>
-        <w:rPr>
-          <w:rFonts w:ascii="Times New Roman" w:hAnsi="Times New Roman"/>
-          <w:lang w:val="es-PE"/>
-        </w:rPr>
-        <w:t xml:space="preserve">Sistema </w:t>
-      </w:r>
-      <w:r>
-        <w:rPr>
-          <w:rFonts w:ascii="Times New Roman" w:hAnsi="Times New Roman"/>
-          <w:i/>
-          <w:lang w:val="es-PE"/>
-        </w:rPr>
-        <w:t xml:space="preserve">Generador de documentación </w:t>
-      </w:r>
-    </w:p>
-    <w:p>
-      <w:pPr>
-        <w:pStyle w:val="Ttulo"/>
-        <w:jc w:val="right"/>
-        <w:rPr>
-          <w:rFonts w:ascii="Times New Roman" w:hAnsi="Times New Roman"/>
-          <w:color w:val="000000"/>
-          <w:lang w:val="es-PE"/>
-        </w:rPr>
-      </w:pPr>
-      <w:bookmarkStart w:id="0" w:name="_heading=h.rjvhaw72ynm3" w:colFirst="0" w:colLast="0"/>
-      <w:bookmarkEnd w:id="0"/>
-      <w:r>
-        <w:rPr>
-          <w:rFonts w:ascii="Times New Roman" w:hAnsi="Times New Roman"/>
-          <w:i/>
-          <w:lang w:val="es-PE"/>
-        </w:rPr>
-        <w:t>impulsado por IA (GDI-IA)</w:t>
-      </w:r>
-    </w:p>
-    <w:p>
-      <w:pPr>
-        <w:pStyle w:val="Ttulo"/>
-        <w:jc w:val="right"/>
-        <w:rPr>
-          <w:rFonts w:ascii="Times New Roman" w:hAnsi="Times New Roman"/>
-          <w:color w:val="000000"/>
-          <w:lang w:val="es-PE"/>
-        </w:rPr>
-      </w:pPr>
-      <w:r>
-        <w:rPr>
-          <w:rFonts w:ascii="Times New Roman" w:hAnsi="Times New Roman"/>
-          <w:color w:val="000000"/>
-          <w:lang w:val="es-PE"/>
-        </w:rPr>
-        <w:t>Documento de Especificación de Requerimientos de Software</w:t>
-      </w:r>
-    </w:p>
-    <w:p>
-      <w:pPr>
-        <w:pStyle w:val="Ttulo"/>
-        <w:jc w:val="right"/>
-        <w:rPr>
-          <w:rFonts w:ascii="Times New Roman" w:hAnsi="Times New Roman"/>
-          <w:color w:val="000000"/>
-          <w:lang w:val="es-PE"/>
-        </w:rPr>
-      </w:pPr>
-    </w:p>
-    <w:p>
-      <w:pPr>
-        <w:pStyle w:val="Ttulo"/>
-        <w:jc w:val="right"/>
-        <w:rPr>
-          <w:rFonts w:ascii="Times New Roman" w:hAnsi="Times New Roman"/>
-          <w:color w:val="000000"/>
-          <w:sz w:val="28"/>
-          <w:szCs w:val="28"/>
-        </w:rPr>
-      </w:pPr>
-      <w:proofErr w:type="spellStart"/>
-      <w:r>
-        <w:rPr>
-          <w:rFonts w:ascii="Times New Roman" w:hAnsi="Times New Roman"/>
-          <w:color w:val="000000"/>
-          <w:sz w:val="28"/>
-          <w:szCs w:val="28"/>
-        </w:rPr>
-        <w:t>Versión</w:t>
-      </w:r>
-      <w:proofErr w:type="spellEnd"/>
-      <w:r>
-        <w:rPr>
-          <w:rFonts w:ascii="Times New Roman" w:hAnsi="Times New Roman"/>
-          <w:color w:val="000000"/>
-          <w:sz w:val="28"/>
-          <w:szCs w:val="28"/>
-        </w:rPr>
-        <w:t xml:space="preserve"> </w:t>
-      </w:r>
-      <w:r>
-        <w:rPr>
-          <w:rFonts w:ascii="Times New Roman" w:hAnsi="Times New Roman"/>
-          <w:i/>
-          <w:sz w:val="28"/>
-          <w:szCs w:val="28"/>
-        </w:rPr>
-        <w:t>1.0</w:t>
-      </w:r>
-    </w:p>
-    <w:p>
-      <w:pPr>
-        <w:rPr>
-          <w:rFonts w:ascii="Arial" w:eastAsia="Arial" w:hAnsi="Arial" w:cs="Arial"/>
+          <w:color w:val="000000" w:themeColor="text1"/>
+          <w:sz w:val="24"/>
+          <w:szCs w:val="24"/>
+        </w:rPr>
+      </w:pPr>
+      <w:r>
+        <w:rPr>
+          <w:color w:val="000000" w:themeColor="text1"/>
+        </w:rPr>
+        <w:br w:type="page"/>
+      </w:r>
+    </w:p>
+    <w:p>
+      <w:pPr>
+        <w:rPr>
           <w:b/>
-          <w:color w:val="000000"/>
-          <w:sz w:val="24"/>
-          <w:szCs w:val="24"/>
-        </w:rPr>
-      </w:pPr>
-      <w:r>
-        <w:br w:type="page"/>
-      </w:r>
-    </w:p>
-    <w:p>
-      <w:pPr>
-        <w:rPr>
-          <w:b/>
+          <w:color w:val="000000" w:themeColor="text1"/>
           <w:sz w:val="24"/>
           <w:szCs w:val="24"/>
           <w:u w:val="single"/>
@@ -1040,6 +1054,7 @@
               <w:jc w:val="center"/>
               <w:rPr>
                 <w:rFonts w:ascii="Times New Roman" w:eastAsia="Times New Roman" w:hAnsi="Times New Roman" w:cs="Times New Roman"/>
+                <w:color w:val="000000" w:themeColor="text1"/>
                 <w:sz w:val="18"/>
                 <w:szCs w:val="18"/>
               </w:rPr>
@@ -1047,6 +1062,7 @@
             <w:r>
               <w:rPr>
                 <w:rFonts w:ascii="Times New Roman" w:eastAsia="Times New Roman" w:hAnsi="Times New Roman" w:cs="Times New Roman"/>
+                <w:color w:val="000000" w:themeColor="text1"/>
                 <w:sz w:val="18"/>
                 <w:szCs w:val="18"/>
               </w:rPr>
@@ -1073,6 +1089,7 @@
                 <w:rFonts w:ascii="Times New Roman" w:eastAsia="Times New Roman" w:hAnsi="Times New Roman" w:cs="Times New Roman"/>
                 <w:b/>
                 <w:i/>
+                <w:color w:val="000000" w:themeColor="text1"/>
                 <w:sz w:val="16"/>
                 <w:szCs w:val="16"/>
               </w:rPr>
@@ -1082,6 +1099,7 @@
                 <w:rFonts w:ascii="Times New Roman" w:eastAsia="Times New Roman" w:hAnsi="Times New Roman" w:cs="Times New Roman"/>
                 <w:b/>
                 <w:i/>
+                <w:color w:val="000000" w:themeColor="text1"/>
                 <w:sz w:val="16"/>
                 <w:szCs w:val="16"/>
               </w:rPr>
@@ -1102,6 +1120,7 @@
                 <w:rFonts w:ascii="Times New Roman" w:eastAsia="Times New Roman" w:hAnsi="Times New Roman" w:cs="Times New Roman"/>
                 <w:b/>
                 <w:i/>
+                <w:color w:val="000000" w:themeColor="text1"/>
                 <w:sz w:val="16"/>
                 <w:szCs w:val="16"/>
               </w:rPr>
@@ -1111,6 +1130,7 @@
                 <w:rFonts w:ascii="Times New Roman" w:eastAsia="Times New Roman" w:hAnsi="Times New Roman" w:cs="Times New Roman"/>
                 <w:b/>
                 <w:i/>
+                <w:color w:val="000000" w:themeColor="text1"/>
                 <w:sz w:val="16"/>
                 <w:szCs w:val="16"/>
               </w:rPr>
@@ -1131,6 +1151,7 @@
                 <w:rFonts w:ascii="Times New Roman" w:eastAsia="Times New Roman" w:hAnsi="Times New Roman" w:cs="Times New Roman"/>
                 <w:b/>
                 <w:i/>
+                <w:color w:val="000000" w:themeColor="text1"/>
                 <w:sz w:val="16"/>
                 <w:szCs w:val="16"/>
               </w:rPr>
@@ -1140,6 +1161,7 @@
                 <w:rFonts w:ascii="Times New Roman" w:eastAsia="Times New Roman" w:hAnsi="Times New Roman" w:cs="Times New Roman"/>
                 <w:b/>
                 <w:i/>
+                <w:color w:val="000000" w:themeColor="text1"/>
                 <w:sz w:val="16"/>
                 <w:szCs w:val="16"/>
               </w:rPr>
@@ -1160,6 +1182,7 @@
                 <w:rFonts w:ascii="Times New Roman" w:eastAsia="Times New Roman" w:hAnsi="Times New Roman" w:cs="Times New Roman"/>
                 <w:b/>
                 <w:i/>
+                <w:color w:val="000000" w:themeColor="text1"/>
                 <w:sz w:val="16"/>
                 <w:szCs w:val="16"/>
               </w:rPr>
@@ -1169,6 +1192,7 @@
                 <w:rFonts w:ascii="Times New Roman" w:eastAsia="Times New Roman" w:hAnsi="Times New Roman" w:cs="Times New Roman"/>
                 <w:b/>
                 <w:i/>
+                <w:color w:val="000000" w:themeColor="text1"/>
                 <w:sz w:val="16"/>
                 <w:szCs w:val="16"/>
               </w:rPr>
@@ -1189,6 +1213,7 @@
                 <w:rFonts w:ascii="Times New Roman" w:eastAsia="Times New Roman" w:hAnsi="Times New Roman" w:cs="Times New Roman"/>
                 <w:b/>
                 <w:i/>
+                <w:color w:val="000000" w:themeColor="text1"/>
                 <w:sz w:val="16"/>
                 <w:szCs w:val="16"/>
               </w:rPr>
@@ -1198,6 +1223,7 @@
                 <w:rFonts w:ascii="Times New Roman" w:eastAsia="Times New Roman" w:hAnsi="Times New Roman" w:cs="Times New Roman"/>
                 <w:b/>
                 <w:i/>
+                <w:color w:val="000000" w:themeColor="text1"/>
                 <w:sz w:val="16"/>
                 <w:szCs w:val="16"/>
               </w:rPr>
@@ -1218,6 +1244,7 @@
                 <w:rFonts w:ascii="Times New Roman" w:eastAsia="Times New Roman" w:hAnsi="Times New Roman" w:cs="Times New Roman"/>
                 <w:b/>
                 <w:i/>
+                <w:color w:val="000000" w:themeColor="text1"/>
                 <w:sz w:val="16"/>
                 <w:szCs w:val="16"/>
               </w:rPr>
@@ -1227,6 +1254,7 @@
                 <w:rFonts w:ascii="Times New Roman" w:eastAsia="Times New Roman" w:hAnsi="Times New Roman" w:cs="Times New Roman"/>
                 <w:b/>
                 <w:i/>
+                <w:color w:val="000000" w:themeColor="text1"/>
                 <w:sz w:val="16"/>
                 <w:szCs w:val="16"/>
               </w:rPr>
@@ -1250,6 +1278,7 @@
               <w:jc w:val="center"/>
               <w:rPr>
                 <w:rFonts w:ascii="Times New Roman" w:eastAsia="Times New Roman" w:hAnsi="Times New Roman" w:cs="Times New Roman"/>
+                <w:color w:val="000000" w:themeColor="text1"/>
                 <w:sz w:val="18"/>
                 <w:szCs w:val="18"/>
               </w:rPr>
@@ -1257,6 +1286,7 @@
             <w:r>
               <w:rPr>
                 <w:rFonts w:ascii="Times New Roman" w:eastAsia="Times New Roman" w:hAnsi="Times New Roman" w:cs="Times New Roman"/>
+                <w:color w:val="000000" w:themeColor="text1"/>
                 <w:sz w:val="18"/>
                 <w:szCs w:val="18"/>
               </w:rPr>
@@ -1274,6 +1304,7 @@
               <w:jc w:val="center"/>
               <w:rPr>
                 <w:rFonts w:ascii="Times New Roman" w:eastAsia="Times New Roman" w:hAnsi="Times New Roman" w:cs="Times New Roman"/>
+                <w:color w:val="000000" w:themeColor="text1"/>
                 <w:sz w:val="18"/>
                 <w:szCs w:val="18"/>
               </w:rPr>
@@ -1281,6 +1312,7 @@
             <w:r>
               <w:rPr>
                 <w:rFonts w:ascii="Times New Roman" w:eastAsia="Times New Roman" w:hAnsi="Times New Roman" w:cs="Times New Roman"/>
+                <w:color w:val="000000" w:themeColor="text1"/>
                 <w:sz w:val="18"/>
                 <w:szCs w:val="18"/>
               </w:rPr>
@@ -1289,6 +1321,7 @@
             <w:r>
               <w:rPr>
                 <w:rFonts w:ascii="Times New Roman" w:eastAsia="Times New Roman" w:hAnsi="Times New Roman" w:cs="Times New Roman"/>
+                <w:color w:val="000000" w:themeColor="text1"/>
                 <w:sz w:val="18"/>
                 <w:szCs w:val="18"/>
               </w:rPr>
@@ -1306,6 +1339,7 @@
               <w:jc w:val="center"/>
               <w:rPr>
                 <w:rFonts w:ascii="Times New Roman" w:eastAsia="Times New Roman" w:hAnsi="Times New Roman" w:cs="Times New Roman"/>
+                <w:color w:val="000000" w:themeColor="text1"/>
                 <w:sz w:val="18"/>
                 <w:szCs w:val="18"/>
               </w:rPr>
@@ -1313,6 +1347,7 @@
             <w:r>
               <w:rPr>
                 <w:rFonts w:ascii="Times New Roman" w:eastAsia="Times New Roman" w:hAnsi="Times New Roman" w:cs="Times New Roman"/>
+                <w:color w:val="000000" w:themeColor="text1"/>
                 <w:sz w:val="18"/>
                 <w:szCs w:val="18"/>
               </w:rPr>
@@ -1330,6 +1365,7 @@
               <w:jc w:val="center"/>
               <w:rPr>
                 <w:rFonts w:ascii="Times New Roman" w:eastAsia="Times New Roman" w:hAnsi="Times New Roman" w:cs="Times New Roman"/>
+                <w:color w:val="000000" w:themeColor="text1"/>
                 <w:sz w:val="18"/>
                 <w:szCs w:val="18"/>
               </w:rPr>
@@ -1337,6 +1373,7 @@
             <w:r>
               <w:rPr>
                 <w:rFonts w:ascii="Times New Roman" w:eastAsia="Times New Roman" w:hAnsi="Times New Roman" w:cs="Times New Roman"/>
+                <w:color w:val="000000" w:themeColor="text1"/>
                 <w:sz w:val="18"/>
                 <w:szCs w:val="18"/>
               </w:rPr>
@@ -1355,6 +1392,7 @@
               <w:jc w:val="center"/>
               <w:rPr>
                 <w:rFonts w:ascii="Times New Roman" w:eastAsia="Times New Roman" w:hAnsi="Times New Roman" w:cs="Times New Roman"/>
+                <w:color w:val="000000" w:themeColor="text1"/>
                 <w:sz w:val="18"/>
                 <w:szCs w:val="18"/>
               </w:rPr>
@@ -1362,34 +1400,11 @@
             <w:r>
               <w:rPr>
                 <w:rFonts w:ascii="Times New Roman" w:eastAsia="Times New Roman" w:hAnsi="Times New Roman" w:cs="Times New Roman"/>
+                <w:color w:val="000000" w:themeColor="text1"/>
                 <w:sz w:val="18"/>
                 <w:szCs w:val="18"/>
               </w:rPr>
-              <w:t>01</w:t>
-            </w:r>
-            <w:r>
-              <w:rPr>
-                <w:rFonts w:ascii="Times New Roman" w:eastAsia="Times New Roman" w:hAnsi="Times New Roman" w:cs="Times New Roman"/>
-                <w:sz w:val="18"/>
-                <w:szCs w:val="18"/>
-              </w:rPr>
-              <w:t>/</w:t>
-            </w:r>
-            <w:r>
-              <w:rPr>
-                <w:rFonts w:ascii="Times New Roman" w:eastAsia="Times New Roman" w:hAnsi="Times New Roman" w:cs="Times New Roman"/>
-                <w:sz w:val="18"/>
-                <w:szCs w:val="18"/>
-              </w:rPr>
-              <w:t>06</w:t>
-            </w:r>
-            <w:r>
-              <w:rPr>
-                <w:rFonts w:ascii="Times New Roman" w:eastAsia="Times New Roman" w:hAnsi="Times New Roman" w:cs="Times New Roman"/>
-                <w:sz w:val="18"/>
-                <w:szCs w:val="18"/>
-              </w:rPr>
-              <w:t>/2025</w:t>
+              <w:t>01/06/2025</w:t>
             </w:r>
           </w:p>
         </w:tc>
@@ -1405,6 +1420,7 @@
               <w:jc w:val="center"/>
               <w:rPr>
                 <w:rFonts w:ascii="Times New Roman" w:eastAsia="Times New Roman" w:hAnsi="Times New Roman" w:cs="Times New Roman"/>
+                <w:color w:val="000000" w:themeColor="text1"/>
                 <w:sz w:val="18"/>
                 <w:szCs w:val="18"/>
               </w:rPr>
@@ -1412,6 +1428,7 @@
             <w:r>
               <w:rPr>
                 <w:rFonts w:ascii="Times New Roman" w:eastAsia="Times New Roman" w:hAnsi="Times New Roman" w:cs="Times New Roman"/>
+                <w:color w:val="000000" w:themeColor="text1"/>
                 <w:sz w:val="18"/>
                 <w:szCs w:val="18"/>
               </w:rPr>
@@ -1420,6 +1437,198 @@
           </w:p>
         </w:tc>
       </w:tr>
+      <w:tr>
+        <w:trPr>
+          <w:trHeight w:val="227"/>
+          <w:jc w:val="center"/>
+        </w:trPr>
+        <w:tc>
+          <w:tcPr>
+            <w:tcW w:w="930" w:type="dxa"/>
+          </w:tcPr>
+          <w:p>
+            <w:pPr>
+              <w:spacing w:before="200"/>
+              <w:jc w:val="center"/>
+              <w:rPr>
+                <w:rFonts w:ascii="Times New Roman" w:eastAsia="Times New Roman" w:hAnsi="Times New Roman" w:cs="Times New Roman"/>
+                <w:color w:val="000000" w:themeColor="text1"/>
+                <w:sz w:val="18"/>
+                <w:szCs w:val="18"/>
+              </w:rPr>
+            </w:pPr>
+            <w:r>
+              <w:rPr>
+                <w:rFonts w:ascii="Times New Roman" w:eastAsia="Times New Roman" w:hAnsi="Times New Roman" w:cs="Times New Roman"/>
+                <w:color w:val="000000" w:themeColor="text1"/>
+                <w:sz w:val="18"/>
+                <w:szCs w:val="18"/>
+              </w:rPr>
+              <w:t>2</w:t>
+            </w:r>
+            <w:r>
+              <w:rPr>
+                <w:rFonts w:ascii="Times New Roman" w:eastAsia="Times New Roman" w:hAnsi="Times New Roman" w:cs="Times New Roman"/>
+                <w:color w:val="000000" w:themeColor="text1"/>
+                <w:sz w:val="18"/>
+                <w:szCs w:val="18"/>
+              </w:rPr>
+              <w:t>.0</w:t>
+            </w:r>
+          </w:p>
+        </w:tc>
+        <w:tc>
+          <w:tcPr>
+            <w:tcW w:w="2580" w:type="dxa"/>
+          </w:tcPr>
+          <w:p>
+            <w:pPr>
+              <w:spacing w:before="200"/>
+              <w:jc w:val="center"/>
+              <w:rPr>
+                <w:rFonts w:ascii="Times New Roman" w:eastAsia="Times New Roman" w:hAnsi="Times New Roman" w:cs="Times New Roman"/>
+                <w:color w:val="000000" w:themeColor="text1"/>
+                <w:sz w:val="18"/>
+                <w:szCs w:val="18"/>
+              </w:rPr>
+            </w:pPr>
+            <w:r>
+              <w:rPr>
+                <w:rFonts w:ascii="Times New Roman" w:eastAsia="Times New Roman" w:hAnsi="Times New Roman" w:cs="Times New Roman"/>
+                <w:color w:val="000000" w:themeColor="text1"/>
+                <w:sz w:val="18"/>
+                <w:szCs w:val="18"/>
+              </w:rPr>
+              <w:t>AHAO, CDAR, WESJ, BEAS</w:t>
+            </w:r>
+          </w:p>
+        </w:tc>
+        <w:tc>
+          <w:tcPr>
+            <w:tcW w:w="1110" w:type="dxa"/>
+          </w:tcPr>
+          <w:p>
+            <w:pPr>
+              <w:spacing w:before="200"/>
+              <w:jc w:val="center"/>
+              <w:rPr>
+                <w:rFonts w:ascii="Times New Roman" w:eastAsia="Times New Roman" w:hAnsi="Times New Roman" w:cs="Times New Roman"/>
+                <w:color w:val="000000" w:themeColor="text1"/>
+                <w:sz w:val="18"/>
+                <w:szCs w:val="18"/>
+              </w:rPr>
+            </w:pPr>
+            <w:r>
+              <w:rPr>
+                <w:rFonts w:ascii="Times New Roman" w:eastAsia="Times New Roman" w:hAnsi="Times New Roman" w:cs="Times New Roman"/>
+                <w:color w:val="000000" w:themeColor="text1"/>
+                <w:sz w:val="18"/>
+                <w:szCs w:val="18"/>
+              </w:rPr>
+              <w:t>PCQ</w:t>
+            </w:r>
+          </w:p>
+        </w:tc>
+        <w:tc>
+          <w:tcPr>
+            <w:tcW w:w="1185" w:type="dxa"/>
+          </w:tcPr>
+          <w:p>
+            <w:pPr>
+              <w:spacing w:before="200"/>
+              <w:jc w:val="center"/>
+              <w:rPr>
+                <w:rFonts w:ascii="Times New Roman" w:eastAsia="Times New Roman" w:hAnsi="Times New Roman" w:cs="Times New Roman"/>
+                <w:color w:val="000000" w:themeColor="text1"/>
+                <w:sz w:val="18"/>
+                <w:szCs w:val="18"/>
+              </w:rPr>
+            </w:pPr>
+            <w:r>
+              <w:rPr>
+                <w:rFonts w:ascii="Times New Roman" w:eastAsia="Times New Roman" w:hAnsi="Times New Roman" w:cs="Times New Roman"/>
+                <w:color w:val="000000" w:themeColor="text1"/>
+                <w:sz w:val="18"/>
+                <w:szCs w:val="18"/>
+              </w:rPr>
+              <w:t>-</w:t>
+            </w:r>
+          </w:p>
+        </w:tc>
+        <w:tc>
+          <w:tcPr>
+            <w:tcW w:w="1095" w:type="dxa"/>
+            <w:vAlign w:val="center"/>
+          </w:tcPr>
+          <w:p>
+            <w:pPr>
+              <w:spacing w:before="200"/>
+              <w:jc w:val="center"/>
+              <w:rPr>
+                <w:rFonts w:ascii="Times New Roman" w:eastAsia="Times New Roman" w:hAnsi="Times New Roman" w:cs="Times New Roman"/>
+                <w:color w:val="000000" w:themeColor="text1"/>
+                <w:sz w:val="18"/>
+                <w:szCs w:val="18"/>
+              </w:rPr>
+            </w:pPr>
+            <w:r>
+              <w:rPr>
+                <w:rFonts w:ascii="Times New Roman" w:eastAsia="Times New Roman" w:hAnsi="Times New Roman" w:cs="Times New Roman"/>
+                <w:color w:val="000000" w:themeColor="text1"/>
+                <w:sz w:val="18"/>
+                <w:szCs w:val="18"/>
+              </w:rPr>
+              <w:t>01/06/2025</w:t>
+            </w:r>
+          </w:p>
+        </w:tc>
+        <w:tc>
+          <w:tcPr>
+            <w:tcW w:w="1635" w:type="dxa"/>
+            <w:shd w:val="clear" w:color="auto" w:fill="auto"/>
+            <w:vAlign w:val="center"/>
+          </w:tcPr>
+          <w:p>
+            <w:pPr>
+              <w:spacing w:before="200"/>
+              <w:jc w:val="center"/>
+              <w:rPr>
+                <w:rFonts w:ascii="Times New Roman" w:eastAsia="Times New Roman" w:hAnsi="Times New Roman" w:cs="Times New Roman"/>
+                <w:color w:val="000000" w:themeColor="text1"/>
+                <w:sz w:val="18"/>
+                <w:szCs w:val="18"/>
+              </w:rPr>
+            </w:pPr>
+            <w:r>
+              <w:rPr>
+                <w:rFonts w:ascii="Times New Roman" w:eastAsia="Times New Roman" w:hAnsi="Times New Roman" w:cs="Times New Roman"/>
+                <w:color w:val="000000" w:themeColor="text1"/>
+                <w:sz w:val="18"/>
+                <w:szCs w:val="18"/>
+              </w:rPr>
+              <w:t xml:space="preserve">Versión </w:t>
+            </w:r>
+            <w:r>
+              <w:rPr>
+                <w:rFonts w:ascii="Times New Roman" w:eastAsia="Times New Roman" w:hAnsi="Times New Roman" w:cs="Times New Roman"/>
+                <w:color w:val="000000" w:themeColor="text1"/>
+                <w:sz w:val="18"/>
+                <w:szCs w:val="18"/>
+              </w:rPr>
+              <w:t>2</w:t>
+            </w:r>
+            <w:r>
+              <w:rPr>
+                <w:rFonts w:ascii="Times New Roman" w:eastAsia="Times New Roman" w:hAnsi="Times New Roman" w:cs="Times New Roman"/>
+                <w:color w:val="000000" w:themeColor="text1"/>
+                <w:sz w:val="18"/>
+                <w:szCs w:val="18"/>
+              </w:rPr>
+              <w:t>.0</w:t>
+            </w:r>
+          </w:p>
+        </w:tc>
+      </w:tr>
     </w:tbl>
     <w:p>
       <w:pPr>
@@ -1430,6 +1639,7 @@
         <w:rPr>
           <w:rFonts w:ascii="Arial" w:eastAsia="Arial" w:hAnsi="Arial" w:cs="Arial"/>
           <w:b/>
+          <w:color w:val="000000" w:themeColor="text1"/>
           <w:sz w:val="24"/>
           <w:szCs w:val="24"/>
         </w:rPr>
@@ -1439,11 +1649,32 @@
     </w:p>
     <w:p>
       <w:pPr>
+        <w:rPr>
+          <w:rFonts w:ascii="Arial" w:eastAsia="Arial" w:hAnsi="Arial" w:cs="Arial"/>
+          <w:b/>
+          <w:color w:val="000000" w:themeColor="text1"/>
+          <w:sz w:val="24"/>
+          <w:szCs w:val="24"/>
+        </w:rPr>
+      </w:pPr>
+      <w:r>
+        <w:rPr>
+          <w:rFonts w:ascii="Arial" w:eastAsia="Arial" w:hAnsi="Arial" w:cs="Arial"/>
+          <w:b/>
+          <w:color w:val="000000" w:themeColor="text1"/>
+          <w:sz w:val="24"/>
+          <w:szCs w:val="24"/>
+        </w:rPr>
+        <w:br w:type="page"/>
+      </w:r>
+    </w:p>
+    <w:p>
+      <w:pPr>
         <w:spacing w:after="0" w:line="360" w:lineRule="auto"/>
         <w:jc w:val="center"/>
         <w:rPr>
           <w:b/>
-          <w:color w:val="2E75B5"/>
+          <w:color w:val="000000" w:themeColor="text1"/>
           <w:sz w:val="28"/>
           <w:szCs w:val="28"/>
         </w:rPr>
@@ -1452,14 +1683,19 @@
         <w:rPr>
           <w:rFonts w:ascii="Arial" w:eastAsia="Arial" w:hAnsi="Arial" w:cs="Arial"/>
           <w:b/>
-          <w:sz w:val="24"/>
-          <w:szCs w:val="24"/>
-        </w:rPr>
+          <w:color w:val="000000" w:themeColor="text1"/>
+          <w:sz w:val="24"/>
+          <w:szCs w:val="24"/>
+        </w:rPr>
+        <w:lastRenderedPageBreak/>
         <w:t>Índice General</w:t>
       </w:r>
     </w:p>
     <w:sdt>
       <w:sdtPr>
+        <w:rPr>
+          <w:color w:val="000000" w:themeColor="text1"/>
+        </w:rPr>
         <w:id w:val="432397221"/>
         <w:docPartObj>
           <w:docPartGallery w:val="Table of Contents"/>
@@ -1483,25 +1719,34 @@
             <w:jc w:val="both"/>
             <w:rPr>
               <w:rFonts w:ascii="Arial" w:eastAsia="Arial" w:hAnsi="Arial" w:cs="Arial"/>
-              <w:color w:val="000000"/>
+              <w:color w:val="000000" w:themeColor="text1"/>
               <w:sz w:val="20"/>
               <w:szCs w:val="20"/>
             </w:rPr>
           </w:pPr>
           <w:r>
+            <w:rPr>
+              <w:color w:val="000000" w:themeColor="text1"/>
+            </w:rPr>
             <w:fldChar w:fldCharType="begin"/>
           </w:r>
           <w:r>
+            <w:rPr>
+              <w:color w:val="000000" w:themeColor="text1"/>
+            </w:rPr>
             <w:instrText xml:space="preserve"> TOC \h \u \z \t "Heading 1,1,Heading 2,2,Heading 3,3,"</w:instrText>
           </w:r>
           <w:r>
+            <w:rPr>
+              <w:color w:val="000000" w:themeColor="text1"/>
+            </w:rPr>
             <w:fldChar w:fldCharType="separate"/>
           </w:r>
           <w:hyperlink w:anchor="_heading=h.o6cp465v4vh">
             <w:r>
               <w:rPr>
                 <w:rFonts w:ascii="Arial" w:eastAsia="Arial" w:hAnsi="Arial" w:cs="Arial"/>
-                <w:color w:val="000000"/>
+                <w:color w:val="000000" w:themeColor="text1"/>
                 <w:sz w:val="20"/>
                 <w:szCs w:val="20"/>
               </w:rPr>
@@ -1510,7 +1755,7 @@
             <w:r>
               <w:rPr>
                 <w:rFonts w:ascii="Arial" w:eastAsia="Arial" w:hAnsi="Arial" w:cs="Arial"/>
-                <w:color w:val="000000"/>
+                <w:color w:val="000000" w:themeColor="text1"/>
                 <w:sz w:val="20"/>
                 <w:szCs w:val="20"/>
               </w:rPr>
@@ -1520,7 +1765,7 @@
           <w:r>
             <w:rPr>
               <w:rFonts w:ascii="Arial" w:eastAsia="Arial" w:hAnsi="Arial" w:cs="Arial"/>
-              <w:color w:val="000000"/>
+              <w:color w:val="000000" w:themeColor="text1"/>
               <w:sz w:val="20"/>
               <w:szCs w:val="20"/>
             </w:rPr>
@@ -1544,7 +1789,7 @@
             <w:jc w:val="both"/>
             <w:rPr>
               <w:rFonts w:ascii="Arial" w:eastAsia="Arial" w:hAnsi="Arial" w:cs="Arial"/>
-              <w:color w:val="000000"/>
+              <w:color w:val="000000" w:themeColor="text1"/>
               <w:sz w:val="20"/>
               <w:szCs w:val="20"/>
             </w:rPr>
@@ -1553,7 +1798,7 @@
             <w:r>
               <w:rPr>
                 <w:rFonts w:ascii="Arial" w:eastAsia="Arial" w:hAnsi="Arial" w:cs="Arial"/>
-                <w:color w:val="000000"/>
+                <w:color w:val="000000" w:themeColor="text1"/>
                 <w:sz w:val="20"/>
                 <w:szCs w:val="20"/>
               </w:rPr>
@@ -1562,7 +1807,7 @@
             <w:r>
               <w:rPr>
                 <w:rFonts w:ascii="Arial" w:eastAsia="Arial" w:hAnsi="Arial" w:cs="Arial"/>
-                <w:color w:val="000000"/>
+                <w:color w:val="000000" w:themeColor="text1"/>
                 <w:sz w:val="20"/>
                 <w:szCs w:val="20"/>
               </w:rPr>
@@ -1572,7 +1817,7 @@
           <w:r>
             <w:rPr>
               <w:rFonts w:ascii="Arial" w:eastAsia="Arial" w:hAnsi="Arial" w:cs="Arial"/>
-              <w:color w:val="000000"/>
+              <w:color w:val="000000" w:themeColor="text1"/>
               <w:sz w:val="20"/>
               <w:szCs w:val="20"/>
             </w:rPr>
@@ -1597,30 +1842,44 @@
             <w:jc w:val="both"/>
             <w:rPr>
               <w:rFonts w:ascii="Arial" w:eastAsia="Arial" w:hAnsi="Arial" w:cs="Arial"/>
-              <w:color w:val="000000"/>
+              <w:color w:val="000000" w:themeColor="text1"/>
               <w:sz w:val="20"/>
               <w:szCs w:val="20"/>
             </w:rPr>
           </w:pPr>
           <w:r>
             <w:rPr>
-              <w:color w:val="000000"/>
+              <w:color w:val="000000" w:themeColor="text1"/>
             </w:rPr>
             <w:tab/>
           </w:r>
           <w:r>
+            <w:rPr>
+              <w:color w:val="000000" w:themeColor="text1"/>
+            </w:rPr>
             <w:fldChar w:fldCharType="begin"/>
           </w:r>
           <w:r>
+            <w:rPr>
+              <w:color w:val="000000" w:themeColor="text1"/>
+            </w:rPr>
             <w:instrText xml:space="preserve"> PAGEREF _heading=h.g099jhh0pytz \h </w:instrText>
           </w:r>
           <w:r>
+            <w:rPr>
+              <w:color w:val="000000" w:themeColor="text1"/>
+            </w:rPr>
+          </w:r>
+          <w:r>
+            <w:rPr>
+              <w:color w:val="000000" w:themeColor="text1"/>
+            </w:rPr>
             <w:fldChar w:fldCharType="separate"/>
           </w:r>
           <w:r>
             <w:rPr>
               <w:rFonts w:ascii="Arial" w:eastAsia="Arial" w:hAnsi="Arial" w:cs="Arial"/>
-              <w:color w:val="000000"/>
+              <w:color w:val="000000" w:themeColor="text1"/>
               <w:sz w:val="20"/>
               <w:szCs w:val="20"/>
             </w:rPr>
@@ -1629,7 +1888,7 @@
           <w:r>
             <w:rPr>
               <w:rFonts w:ascii="Arial" w:eastAsia="Arial" w:hAnsi="Arial" w:cs="Arial"/>
-              <w:color w:val="000000"/>
+              <w:color w:val="000000" w:themeColor="text1"/>
               <w:sz w:val="20"/>
               <w:szCs w:val="20"/>
             </w:rPr>
@@ -1637,6 +1896,9 @@
             <w:t>5</w:t>
           </w:r>
           <w:r>
+            <w:rPr>
+              <w:color w:val="000000" w:themeColor="text1"/>
+            </w:rPr>
             <w:fldChar w:fldCharType="end"/>
           </w:r>
         </w:p>
@@ -1658,30 +1920,44 @@
             <w:jc w:val="both"/>
             <w:rPr>
               <w:rFonts w:ascii="Arial" w:eastAsia="Arial" w:hAnsi="Arial" w:cs="Arial"/>
-              <w:color w:val="000000"/>
+              <w:color w:val="000000" w:themeColor="text1"/>
               <w:sz w:val="20"/>
               <w:szCs w:val="20"/>
             </w:rPr>
           </w:pPr>
           <w:r>
             <w:rPr>
-              <w:color w:val="000000"/>
+              <w:color w:val="000000" w:themeColor="text1"/>
             </w:rPr>
             <w:tab/>
           </w:r>
           <w:r>
+            <w:rPr>
+              <w:color w:val="000000" w:themeColor="text1"/>
+            </w:rPr>
             <w:fldChar w:fldCharType="begin"/>
           </w:r>
           <w:r>
+            <w:rPr>
+              <w:color w:val="000000" w:themeColor="text1"/>
+            </w:rPr>
             <w:instrText xml:space="preserve"> PAGEREF _heading=h.g099jhh0pytz \h </w:instrText>
           </w:r>
           <w:r>
+            <w:rPr>
+              <w:color w:val="000000" w:themeColor="text1"/>
+            </w:rPr>
+          </w:r>
+          <w:r>
+            <w:rPr>
+              <w:color w:val="000000" w:themeColor="text1"/>
+            </w:rPr>
             <w:fldChar w:fldCharType="separate"/>
           </w:r>
           <w:r>
             <w:rPr>
               <w:rFonts w:ascii="Arial" w:eastAsia="Arial" w:hAnsi="Arial" w:cs="Arial"/>
-              <w:color w:val="000000"/>
+              <w:color w:val="000000" w:themeColor="text1"/>
               <w:sz w:val="20"/>
               <w:szCs w:val="20"/>
             </w:rPr>
@@ -1690,7 +1966,7 @@
           <w:r>
             <w:rPr>
               <w:rFonts w:ascii="Arial" w:eastAsia="Arial" w:hAnsi="Arial" w:cs="Arial"/>
-              <w:color w:val="000000"/>
+              <w:color w:val="000000" w:themeColor="text1"/>
               <w:sz w:val="20"/>
               <w:szCs w:val="20"/>
             </w:rPr>
@@ -1698,6 +1974,9 @@
             <w:t>5</w:t>
           </w:r>
           <w:r>
+            <w:rPr>
+              <w:color w:val="000000" w:themeColor="text1"/>
+            </w:rPr>
             <w:fldChar w:fldCharType="end"/>
           </w:r>
         </w:p>
@@ -1719,30 +1998,44 @@
             <w:jc w:val="both"/>
             <w:rPr>
               <w:rFonts w:ascii="Arial" w:eastAsia="Arial" w:hAnsi="Arial" w:cs="Arial"/>
-              <w:color w:val="000000"/>
+              <w:color w:val="000000" w:themeColor="text1"/>
               <w:sz w:val="20"/>
               <w:szCs w:val="20"/>
             </w:rPr>
           </w:pPr>
           <w:r>
             <w:rPr>
-              <w:color w:val="000000"/>
+              <w:color w:val="000000" w:themeColor="text1"/>
             </w:rPr>
             <w:tab/>
           </w:r>
           <w:r>
+            <w:rPr>
+              <w:color w:val="000000" w:themeColor="text1"/>
+            </w:rPr>
             <w:fldChar w:fldCharType="begin"/>
           </w:r>
           <w:r>
+            <w:rPr>
+              <w:color w:val="000000" w:themeColor="text1"/>
+            </w:rPr>
             <w:instrText xml:space="preserve"> PAGEREF _heading=h.g099jhh0pytz \h </w:instrText>
           </w:r>
           <w:r>
+            <w:rPr>
+              <w:color w:val="000000" w:themeColor="text1"/>
+            </w:rPr>
+          </w:r>
+          <w:r>
+            <w:rPr>
+              <w:color w:val="000000" w:themeColor="text1"/>
+            </w:rPr>
             <w:fldChar w:fldCharType="separate"/>
           </w:r>
           <w:r>
             <w:rPr>
               <w:rFonts w:ascii="Arial" w:eastAsia="Arial" w:hAnsi="Arial" w:cs="Arial"/>
-              <w:color w:val="000000"/>
+              <w:color w:val="000000" w:themeColor="text1"/>
               <w:sz w:val="20"/>
               <w:szCs w:val="20"/>
             </w:rPr>
@@ -1751,7 +2044,7 @@
           <w:r>
             <w:rPr>
               <w:rFonts w:ascii="Arial" w:eastAsia="Arial" w:hAnsi="Arial" w:cs="Arial"/>
-              <w:color w:val="000000"/>
+              <w:color w:val="000000" w:themeColor="text1"/>
               <w:sz w:val="20"/>
               <w:szCs w:val="20"/>
             </w:rPr>
@@ -1759,6 +2052,9 @@
             <w:t>5</w:t>
           </w:r>
           <w:r>
+            <w:rPr>
+              <w:color w:val="000000" w:themeColor="text1"/>
+            </w:rPr>
             <w:fldChar w:fldCharType="end"/>
           </w:r>
         </w:p>
@@ -1780,30 +2076,44 @@
             <w:jc w:val="both"/>
             <w:rPr>
               <w:rFonts w:ascii="Arial" w:eastAsia="Arial" w:hAnsi="Arial" w:cs="Arial"/>
-              <w:color w:val="000000"/>
+              <w:color w:val="000000" w:themeColor="text1"/>
               <w:sz w:val="20"/>
               <w:szCs w:val="20"/>
             </w:rPr>
           </w:pPr>
           <w:r>
             <w:rPr>
-              <w:color w:val="000000"/>
+              <w:color w:val="000000" w:themeColor="text1"/>
             </w:rPr>
             <w:tab/>
           </w:r>
           <w:r>
+            <w:rPr>
+              <w:color w:val="000000" w:themeColor="text1"/>
+            </w:rPr>
             <w:fldChar w:fldCharType="begin"/>
           </w:r>
           <w:r>
+            <w:rPr>
+              <w:color w:val="000000" w:themeColor="text1"/>
+            </w:rPr>
             <w:instrText xml:space="preserve"> PAGEREF _heading=h.g099jhh0pytz \h </w:instrText>
           </w:r>
           <w:r>
+            <w:rPr>
+              <w:color w:val="000000" w:themeColor="text1"/>
+            </w:rPr>
+          </w:r>
+          <w:r>
+            <w:rPr>
+              <w:color w:val="000000" w:themeColor="text1"/>
+            </w:rPr>
             <w:fldChar w:fldCharType="separate"/>
           </w:r>
           <w:r>
             <w:rPr>
               <w:rFonts w:ascii="Arial" w:eastAsia="Arial" w:hAnsi="Arial" w:cs="Arial"/>
-              <w:color w:val="000000"/>
+              <w:color w:val="000000" w:themeColor="text1"/>
               <w:sz w:val="20"/>
               <w:szCs w:val="20"/>
             </w:rPr>
@@ -1812,7 +2122,7 @@
           <w:r>
             <w:rPr>
               <w:rFonts w:ascii="Arial" w:eastAsia="Arial" w:hAnsi="Arial" w:cs="Arial"/>
-              <w:color w:val="000000"/>
+              <w:color w:val="000000" w:themeColor="text1"/>
               <w:sz w:val="20"/>
               <w:szCs w:val="20"/>
             </w:rPr>
@@ -1820,6 +2130,9 @@
             <w:t>5</w:t>
           </w:r>
           <w:r>
+            <w:rPr>
+              <w:color w:val="000000" w:themeColor="text1"/>
+            </w:rPr>
             <w:fldChar w:fldCharType="end"/>
           </w:r>
         </w:p>
@@ -1840,7 +2153,7 @@
             <w:jc w:val="both"/>
             <w:rPr>
               <w:rFonts w:ascii="Arial" w:eastAsia="Arial" w:hAnsi="Arial" w:cs="Arial"/>
-              <w:color w:val="000000"/>
+              <w:color w:val="000000" w:themeColor="text1"/>
               <w:sz w:val="20"/>
               <w:szCs w:val="20"/>
             </w:rPr>
@@ -1849,7 +2162,7 @@
             <w:r>
               <w:rPr>
                 <w:rFonts w:ascii="Arial" w:eastAsia="Arial" w:hAnsi="Arial" w:cs="Arial"/>
-                <w:color w:val="000000"/>
+                <w:color w:val="000000" w:themeColor="text1"/>
                 <w:sz w:val="20"/>
                 <w:szCs w:val="20"/>
               </w:rPr>
@@ -1858,7 +2171,7 @@
             <w:r>
               <w:rPr>
                 <w:rFonts w:ascii="Arial" w:eastAsia="Arial" w:hAnsi="Arial" w:cs="Arial"/>
-                <w:color w:val="000000"/>
+                <w:color w:val="000000" w:themeColor="text1"/>
                 <w:sz w:val="20"/>
                 <w:szCs w:val="20"/>
               </w:rPr>
@@ -1868,7 +2181,7 @@
           <w:r>
             <w:rPr>
               <w:rFonts w:ascii="Arial" w:eastAsia="Arial" w:hAnsi="Arial" w:cs="Arial"/>
-              <w:color w:val="000000"/>
+              <w:color w:val="000000" w:themeColor="text1"/>
               <w:sz w:val="20"/>
               <w:szCs w:val="20"/>
             </w:rPr>
@@ -1893,30 +2206,44 @@
             <w:jc w:val="both"/>
             <w:rPr>
               <w:rFonts w:ascii="Arial" w:eastAsia="Arial" w:hAnsi="Arial" w:cs="Arial"/>
-              <w:color w:val="000000"/>
+              <w:color w:val="000000" w:themeColor="text1"/>
               <w:sz w:val="20"/>
               <w:szCs w:val="20"/>
             </w:rPr>
           </w:pPr>
           <w:r>
             <w:rPr>
-              <w:color w:val="000000"/>
+              <w:color w:val="000000" w:themeColor="text1"/>
             </w:rPr>
             <w:tab/>
           </w:r>
           <w:r>
+            <w:rPr>
+              <w:color w:val="000000" w:themeColor="text1"/>
+            </w:rPr>
             <w:fldChar w:fldCharType="begin"/>
           </w:r>
           <w:r>
+            <w:rPr>
+              <w:color w:val="000000" w:themeColor="text1"/>
+            </w:rPr>
             <w:instrText xml:space="preserve"> PAGEREF _heading=h.g099jhh0pytz \h </w:instrText>
           </w:r>
           <w:r>
+            <w:rPr>
+              <w:color w:val="000000" w:themeColor="text1"/>
+            </w:rPr>
+          </w:r>
+          <w:r>
+            <w:rPr>
+              <w:color w:val="000000" w:themeColor="text1"/>
+            </w:rPr>
             <w:fldChar w:fldCharType="separate"/>
           </w:r>
           <w:r>
             <w:rPr>
               <w:rFonts w:ascii="Arial" w:eastAsia="Arial" w:hAnsi="Arial" w:cs="Arial"/>
-              <w:color w:val="000000"/>
+              <w:color w:val="000000" w:themeColor="text1"/>
               <w:sz w:val="20"/>
               <w:szCs w:val="20"/>
             </w:rPr>
@@ -1925,7 +2252,7 @@
           <w:r>
             <w:rPr>
               <w:rFonts w:ascii="Arial" w:eastAsia="Arial" w:hAnsi="Arial" w:cs="Arial"/>
-              <w:color w:val="000000"/>
+              <w:color w:val="000000" w:themeColor="text1"/>
               <w:sz w:val="20"/>
               <w:szCs w:val="20"/>
             </w:rPr>
@@ -1933,6 +2260,9 @@
             <w:t>5</w:t>
           </w:r>
           <w:r>
+            <w:rPr>
+              <w:color w:val="000000" w:themeColor="text1"/>
+            </w:rPr>
             <w:fldChar w:fldCharType="end"/>
           </w:r>
         </w:p>
@@ -1954,30 +2284,44 @@
             <w:jc w:val="both"/>
             <w:rPr>
               <w:rFonts w:ascii="Arial" w:eastAsia="Arial" w:hAnsi="Arial" w:cs="Arial"/>
-              <w:color w:val="000000"/>
+              <w:color w:val="000000" w:themeColor="text1"/>
               <w:sz w:val="20"/>
               <w:szCs w:val="20"/>
             </w:rPr>
           </w:pPr>
           <w:r>
             <w:rPr>
-              <w:color w:val="000000"/>
+              <w:color w:val="000000" w:themeColor="text1"/>
             </w:rPr>
             <w:tab/>
           </w:r>
           <w:r>
+            <w:rPr>
+              <w:color w:val="000000" w:themeColor="text1"/>
+            </w:rPr>
             <w:fldChar w:fldCharType="begin"/>
           </w:r>
           <w:r>
+            <w:rPr>
+              <w:color w:val="000000" w:themeColor="text1"/>
+            </w:rPr>
             <w:instrText xml:space="preserve"> PAGEREF _heading=h.g099jhh0pytz \h </w:instrText>
           </w:r>
           <w:r>
+            <w:rPr>
+              <w:color w:val="000000" w:themeColor="text1"/>
+            </w:rPr>
+          </w:r>
+          <w:r>
+            <w:rPr>
+              <w:color w:val="000000" w:themeColor="text1"/>
+            </w:rPr>
             <w:fldChar w:fldCharType="separate"/>
           </w:r>
           <w:r>
             <w:rPr>
               <w:rFonts w:ascii="Arial" w:eastAsia="Arial" w:hAnsi="Arial" w:cs="Arial"/>
-              <w:color w:val="000000"/>
+              <w:color w:val="000000" w:themeColor="text1"/>
               <w:sz w:val="20"/>
               <w:szCs w:val="20"/>
             </w:rPr>
@@ -1986,7 +2330,7 @@
           <w:r>
             <w:rPr>
               <w:rFonts w:ascii="Arial" w:eastAsia="Arial" w:hAnsi="Arial" w:cs="Arial"/>
-              <w:color w:val="000000"/>
+              <w:color w:val="000000" w:themeColor="text1"/>
               <w:sz w:val="20"/>
               <w:szCs w:val="20"/>
             </w:rPr>
@@ -1994,6 +2338,9 @@
             <w:t>5</w:t>
           </w:r>
           <w:r>
+            <w:rPr>
+              <w:color w:val="000000" w:themeColor="text1"/>
+            </w:rPr>
             <w:fldChar w:fldCharType="end"/>
           </w:r>
         </w:p>
@@ -2015,30 +2362,44 @@
             <w:jc w:val="both"/>
             <w:rPr>
               <w:rFonts w:ascii="Arial" w:eastAsia="Arial" w:hAnsi="Arial" w:cs="Arial"/>
-              <w:color w:val="000000"/>
+              <w:color w:val="000000" w:themeColor="text1"/>
               <w:sz w:val="20"/>
               <w:szCs w:val="20"/>
             </w:rPr>
           </w:pPr>
           <w:r>
             <w:rPr>
-              <w:color w:val="000000"/>
+              <w:color w:val="000000" w:themeColor="text1"/>
             </w:rPr>
             <w:tab/>
           </w:r>
           <w:r>
+            <w:rPr>
+              <w:color w:val="000000" w:themeColor="text1"/>
+            </w:rPr>
             <w:fldChar w:fldCharType="begin"/>
           </w:r>
           <w:r>
+            <w:rPr>
+              <w:color w:val="000000" w:themeColor="text1"/>
+            </w:rPr>
             <w:instrText xml:space="preserve"> PAGEREF _heading=h.g099jhh0pytz \h </w:instrText>
           </w:r>
           <w:r>
+            <w:rPr>
+              <w:color w:val="000000" w:themeColor="text1"/>
+            </w:rPr>
+          </w:r>
+          <w:r>
+            <w:rPr>
+              <w:color w:val="000000" w:themeColor="text1"/>
+            </w:rPr>
             <w:fldChar w:fldCharType="separate"/>
           </w:r>
           <w:r>
             <w:rPr>
               <w:rFonts w:ascii="Arial" w:eastAsia="Arial" w:hAnsi="Arial" w:cs="Arial"/>
-              <w:color w:val="000000"/>
+              <w:color w:val="000000" w:themeColor="text1"/>
               <w:sz w:val="20"/>
               <w:szCs w:val="20"/>
             </w:rPr>
@@ -2047,7 +2408,7 @@
           <w:r>
             <w:rPr>
               <w:rFonts w:ascii="Arial" w:eastAsia="Arial" w:hAnsi="Arial" w:cs="Arial"/>
-              <w:color w:val="000000"/>
+              <w:color w:val="000000" w:themeColor="text1"/>
               <w:sz w:val="20"/>
               <w:szCs w:val="20"/>
             </w:rPr>
@@ -2055,6 +2416,9 @@
             <w:t>5</w:t>
           </w:r>
           <w:r>
+            <w:rPr>
+              <w:color w:val="000000" w:themeColor="text1"/>
+            </w:rPr>
             <w:fldChar w:fldCharType="end"/>
           </w:r>
         </w:p>
@@ -2076,30 +2440,44 @@
             <w:jc w:val="both"/>
             <w:rPr>
               <w:rFonts w:ascii="Arial" w:eastAsia="Arial" w:hAnsi="Arial" w:cs="Arial"/>
-              <w:color w:val="000000"/>
+              <w:color w:val="000000" w:themeColor="text1"/>
               <w:sz w:val="20"/>
               <w:szCs w:val="20"/>
             </w:rPr>
           </w:pPr>
           <w:r>
             <w:rPr>
-              <w:color w:val="000000"/>
+              <w:color w:val="000000" w:themeColor="text1"/>
             </w:rPr>
             <w:tab/>
           </w:r>
           <w:r>
+            <w:rPr>
+              <w:color w:val="000000" w:themeColor="text1"/>
+            </w:rPr>
             <w:fldChar w:fldCharType="begin"/>
           </w:r>
           <w:r>
+            <w:rPr>
+              <w:color w:val="000000" w:themeColor="text1"/>
+            </w:rPr>
             <w:instrText xml:space="preserve"> PAGEREF _heading=h.g099jhh0pytz \h </w:instrText>
           </w:r>
           <w:r>
+            <w:rPr>
+              <w:color w:val="000000" w:themeColor="text1"/>
+            </w:rPr>
+          </w:r>
+          <w:r>
+            <w:rPr>
+              <w:color w:val="000000" w:themeColor="text1"/>
+            </w:rPr>
             <w:fldChar w:fldCharType="separate"/>
           </w:r>
           <w:r>
             <w:rPr>
               <w:rFonts w:ascii="Arial" w:eastAsia="Arial" w:hAnsi="Arial" w:cs="Arial"/>
-              <w:color w:val="000000"/>
+              <w:color w:val="000000" w:themeColor="text1"/>
               <w:sz w:val="20"/>
               <w:szCs w:val="20"/>
             </w:rPr>
@@ -2108,7 +2486,7 @@
           <w:r>
             <w:rPr>
               <w:rFonts w:ascii="Arial" w:eastAsia="Arial" w:hAnsi="Arial" w:cs="Arial"/>
-              <w:color w:val="000000"/>
+              <w:color w:val="000000" w:themeColor="text1"/>
               <w:sz w:val="20"/>
               <w:szCs w:val="20"/>
             </w:rPr>
@@ -2116,6 +2494,9 @@
             <w:t>5</w:t>
           </w:r>
           <w:r>
+            <w:rPr>
+              <w:color w:val="000000" w:themeColor="text1"/>
+            </w:rPr>
             <w:fldChar w:fldCharType="end"/>
           </w:r>
         </w:p>
@@ -2137,30 +2518,44 @@
             <w:jc w:val="both"/>
             <w:rPr>
               <w:rFonts w:ascii="Arial" w:eastAsia="Arial" w:hAnsi="Arial" w:cs="Arial"/>
-              <w:color w:val="000000"/>
+              <w:color w:val="000000" w:themeColor="text1"/>
               <w:sz w:val="20"/>
               <w:szCs w:val="20"/>
             </w:rPr>
           </w:pPr>
           <w:r>
             <w:rPr>
-              <w:color w:val="000000"/>
+              <w:color w:val="000000" w:themeColor="text1"/>
             </w:rPr>
             <w:tab/>
           </w:r>
           <w:r>
+            <w:rPr>
+              <w:color w:val="000000" w:themeColor="text1"/>
+            </w:rPr>
             <w:fldChar w:fldCharType="begin"/>
           </w:r>
           <w:r>
+            <w:rPr>
+              <w:color w:val="000000" w:themeColor="text1"/>
+            </w:rPr>
             <w:instrText xml:space="preserve"> PAGEREF _heading=h.g099jhh0pytz \h </w:instrText>
           </w:r>
           <w:r>
+            <w:rPr>
+              <w:color w:val="000000" w:themeColor="text1"/>
+            </w:rPr>
+          </w:r>
+          <w:r>
+            <w:rPr>
+              <w:color w:val="000000" w:themeColor="text1"/>
+            </w:rPr>
             <w:fldChar w:fldCharType="separate"/>
           </w:r>
           <w:r>
             <w:rPr>
               <w:rFonts w:ascii="Arial" w:eastAsia="Arial" w:hAnsi="Arial" w:cs="Arial"/>
-              <w:color w:val="000000"/>
+              <w:color w:val="000000" w:themeColor="text1"/>
               <w:sz w:val="20"/>
               <w:szCs w:val="20"/>
             </w:rPr>
@@ -2169,7 +2564,7 @@
           <w:r>
             <w:rPr>
               <w:rFonts w:ascii="Arial" w:eastAsia="Arial" w:hAnsi="Arial" w:cs="Arial"/>
-              <w:color w:val="000000"/>
+              <w:color w:val="000000" w:themeColor="text1"/>
               <w:sz w:val="20"/>
               <w:szCs w:val="20"/>
             </w:rPr>
@@ -2177,6 +2572,9 @@
             <w:t>5</w:t>
           </w:r>
           <w:r>
+            <w:rPr>
+              <w:color w:val="000000" w:themeColor="text1"/>
+            </w:rPr>
             <w:fldChar w:fldCharType="end"/>
           </w:r>
         </w:p>
@@ -2198,30 +2596,44 @@
             <w:jc w:val="both"/>
             <w:rPr>
               <w:rFonts w:ascii="Arial" w:eastAsia="Arial" w:hAnsi="Arial" w:cs="Arial"/>
-              <w:color w:val="000000"/>
+              <w:color w:val="000000" w:themeColor="text1"/>
               <w:sz w:val="20"/>
               <w:szCs w:val="20"/>
             </w:rPr>
           </w:pPr>
           <w:r>
             <w:rPr>
-              <w:color w:val="000000"/>
+              <w:color w:val="000000" w:themeColor="text1"/>
             </w:rPr>
             <w:tab/>
           </w:r>
           <w:r>
+            <w:rPr>
+              <w:color w:val="000000" w:themeColor="text1"/>
+            </w:rPr>
             <w:fldChar w:fldCharType="begin"/>
           </w:r>
           <w:r>
+            <w:rPr>
+              <w:color w:val="000000" w:themeColor="text1"/>
+            </w:rPr>
             <w:instrText xml:space="preserve"> PAGEREF _heading=h.g099jhh0pytz \h </w:instrText>
           </w:r>
           <w:r>
+            <w:rPr>
+              <w:color w:val="000000" w:themeColor="text1"/>
+            </w:rPr>
+          </w:r>
+          <w:r>
+            <w:rPr>
+              <w:color w:val="000000" w:themeColor="text1"/>
+            </w:rPr>
             <w:fldChar w:fldCharType="separate"/>
           </w:r>
           <w:r>
             <w:rPr>
               <w:rFonts w:ascii="Arial" w:eastAsia="Arial" w:hAnsi="Arial" w:cs="Arial"/>
-              <w:color w:val="000000"/>
+              <w:color w:val="000000" w:themeColor="text1"/>
               <w:sz w:val="20"/>
               <w:szCs w:val="20"/>
             </w:rPr>
@@ -2230,19 +2642,22 @@
           <w:r>
             <w:rPr>
               <w:rFonts w:ascii="Arial" w:eastAsia="Arial" w:hAnsi="Arial" w:cs="Arial"/>
-              <w:color w:val="000000"/>
+              <w:color w:val="000000" w:themeColor="text1"/>
               <w:sz w:val="20"/>
               <w:szCs w:val="20"/>
             </w:rPr>
             <w:tab/>
           </w:r>
           <w:r>
+            <w:rPr>
+              <w:color w:val="000000" w:themeColor="text1"/>
+            </w:rPr>
             <w:fldChar w:fldCharType="end"/>
           </w:r>
           <w:r>
             <w:rPr>
               <w:rFonts w:ascii="Arial" w:eastAsia="Arial" w:hAnsi="Arial" w:cs="Arial"/>
-              <w:color w:val="000000"/>
+              <w:color w:val="000000" w:themeColor="text1"/>
               <w:sz w:val="20"/>
               <w:szCs w:val="20"/>
             </w:rPr>
@@ -2266,7 +2681,7 @@
             <w:jc w:val="both"/>
             <w:rPr>
               <w:rFonts w:ascii="Arial" w:eastAsia="Arial" w:hAnsi="Arial" w:cs="Arial"/>
-              <w:color w:val="000000"/>
+              <w:color w:val="000000" w:themeColor="text1"/>
               <w:sz w:val="20"/>
               <w:szCs w:val="20"/>
             </w:rPr>
@@ -2275,7 +2690,7 @@
             <w:r>
               <w:rPr>
                 <w:rFonts w:ascii="Arial" w:eastAsia="Arial" w:hAnsi="Arial" w:cs="Arial"/>
-                <w:color w:val="000000"/>
+                <w:color w:val="000000" w:themeColor="text1"/>
                 <w:sz w:val="20"/>
                 <w:szCs w:val="20"/>
               </w:rPr>
@@ -2284,7 +2699,7 @@
             <w:r>
               <w:rPr>
                 <w:rFonts w:ascii="Arial" w:eastAsia="Arial" w:hAnsi="Arial" w:cs="Arial"/>
-                <w:color w:val="000000"/>
+                <w:color w:val="000000" w:themeColor="text1"/>
                 <w:sz w:val="20"/>
                 <w:szCs w:val="20"/>
               </w:rPr>
@@ -2294,7 +2709,7 @@
           <w:r>
             <w:rPr>
               <w:rFonts w:ascii="Arial" w:eastAsia="Arial" w:hAnsi="Arial" w:cs="Arial"/>
-              <w:color w:val="000000"/>
+              <w:color w:val="000000" w:themeColor="text1"/>
               <w:sz w:val="20"/>
               <w:szCs w:val="20"/>
             </w:rPr>
@@ -2319,30 +2734,44 @@
             <w:jc w:val="both"/>
             <w:rPr>
               <w:rFonts w:ascii="Arial" w:eastAsia="Arial" w:hAnsi="Arial" w:cs="Arial"/>
-              <w:color w:val="000000"/>
+              <w:color w:val="000000" w:themeColor="text1"/>
               <w:sz w:val="20"/>
               <w:szCs w:val="20"/>
             </w:rPr>
           </w:pPr>
           <w:r>
             <w:rPr>
-              <w:color w:val="000000"/>
+              <w:color w:val="000000" w:themeColor="text1"/>
             </w:rPr>
             <w:tab/>
           </w:r>
           <w:r>
+            <w:rPr>
+              <w:color w:val="000000" w:themeColor="text1"/>
+            </w:rPr>
             <w:fldChar w:fldCharType="begin"/>
           </w:r>
           <w:r>
+            <w:rPr>
+              <w:color w:val="000000" w:themeColor="text1"/>
+            </w:rPr>
             <w:instrText xml:space="preserve"> PAGEREF _heading=h.g099jhh0pytz \h </w:instrText>
           </w:r>
           <w:r>
+            <w:rPr>
+              <w:color w:val="000000" w:themeColor="text1"/>
+            </w:rPr>
+          </w:r>
+          <w:r>
+            <w:rPr>
+              <w:color w:val="000000" w:themeColor="text1"/>
+            </w:rPr>
             <w:fldChar w:fldCharType="separate"/>
           </w:r>
           <w:r>
             <w:rPr>
               <w:rFonts w:ascii="Arial" w:eastAsia="Arial" w:hAnsi="Arial" w:cs="Arial"/>
-              <w:color w:val="000000"/>
+              <w:color w:val="000000" w:themeColor="text1"/>
               <w:sz w:val="20"/>
               <w:szCs w:val="20"/>
             </w:rPr>
@@ -2351,19 +2780,22 @@
           <w:r>
             <w:rPr>
               <w:rFonts w:ascii="Arial" w:eastAsia="Arial" w:hAnsi="Arial" w:cs="Arial"/>
-              <w:color w:val="000000"/>
+              <w:color w:val="000000" w:themeColor="text1"/>
               <w:sz w:val="20"/>
               <w:szCs w:val="20"/>
             </w:rPr>
             <w:tab/>
           </w:r>
           <w:r>
+            <w:rPr>
+              <w:color w:val="000000" w:themeColor="text1"/>
+            </w:rPr>
             <w:fldChar w:fldCharType="end"/>
           </w:r>
           <w:r>
             <w:rPr>
               <w:rFonts w:ascii="Arial" w:eastAsia="Arial" w:hAnsi="Arial" w:cs="Arial"/>
-              <w:color w:val="000000"/>
+              <w:color w:val="000000" w:themeColor="text1"/>
               <w:sz w:val="20"/>
               <w:szCs w:val="20"/>
             </w:rPr>
@@ -2388,30 +2820,44 @@
             <w:jc w:val="both"/>
             <w:rPr>
               <w:rFonts w:ascii="Arial" w:eastAsia="Arial" w:hAnsi="Arial" w:cs="Arial"/>
-              <w:color w:val="000000"/>
+              <w:color w:val="000000" w:themeColor="text1"/>
               <w:sz w:val="20"/>
               <w:szCs w:val="20"/>
             </w:rPr>
           </w:pPr>
           <w:r>
             <w:rPr>
-              <w:color w:val="000000"/>
+              <w:color w:val="000000" w:themeColor="text1"/>
             </w:rPr>
             <w:tab/>
           </w:r>
           <w:r>
+            <w:rPr>
+              <w:color w:val="000000" w:themeColor="text1"/>
+            </w:rPr>
             <w:fldChar w:fldCharType="begin"/>
           </w:r>
           <w:r>
+            <w:rPr>
+              <w:color w:val="000000" w:themeColor="text1"/>
+            </w:rPr>
             <w:instrText xml:space="preserve"> PAGEREF _heading=h.g099jhh0pytz \h </w:instrText>
           </w:r>
           <w:r>
+            <w:rPr>
+              <w:color w:val="000000" w:themeColor="text1"/>
+            </w:rPr>
+          </w:r>
+          <w:r>
+            <w:rPr>
+              <w:color w:val="000000" w:themeColor="text1"/>
+            </w:rPr>
             <w:fldChar w:fldCharType="separate"/>
           </w:r>
           <w:r>
             <w:rPr>
               <w:rFonts w:ascii="Arial" w:eastAsia="Arial" w:hAnsi="Arial" w:cs="Arial"/>
-              <w:color w:val="000000"/>
+              <w:color w:val="000000" w:themeColor="text1"/>
               <w:sz w:val="20"/>
               <w:szCs w:val="20"/>
             </w:rPr>
@@ -2420,19 +2866,22 @@
           <w:r>
             <w:rPr>
               <w:rFonts w:ascii="Arial" w:eastAsia="Arial" w:hAnsi="Arial" w:cs="Arial"/>
-              <w:color w:val="000000"/>
+              <w:color w:val="000000" w:themeColor="text1"/>
               <w:sz w:val="20"/>
               <w:szCs w:val="20"/>
             </w:rPr>
             <w:tab/>
           </w:r>
           <w:r>
+            <w:rPr>
+              <w:color w:val="000000" w:themeColor="text1"/>
+            </w:rPr>
             <w:fldChar w:fldCharType="end"/>
           </w:r>
           <w:r>
             <w:rPr>
               <w:rFonts w:ascii="Arial" w:eastAsia="Arial" w:hAnsi="Arial" w:cs="Arial"/>
-              <w:color w:val="000000"/>
+              <w:color w:val="000000" w:themeColor="text1"/>
               <w:sz w:val="20"/>
               <w:szCs w:val="20"/>
             </w:rPr>
@@ -2456,7 +2905,7 @@
             <w:jc w:val="both"/>
             <w:rPr>
               <w:rFonts w:ascii="Arial" w:eastAsia="Arial" w:hAnsi="Arial" w:cs="Arial"/>
-              <w:color w:val="000000"/>
+              <w:color w:val="000000" w:themeColor="text1"/>
               <w:sz w:val="20"/>
               <w:szCs w:val="20"/>
             </w:rPr>
@@ -2465,7 +2914,7 @@
             <w:r>
               <w:rPr>
                 <w:rFonts w:ascii="Arial" w:eastAsia="Arial" w:hAnsi="Arial" w:cs="Arial"/>
-                <w:color w:val="000000"/>
+                <w:color w:val="000000" w:themeColor="text1"/>
                 <w:sz w:val="20"/>
                 <w:szCs w:val="20"/>
               </w:rPr>
@@ -2474,7 +2923,7 @@
             <w:r>
               <w:rPr>
                 <w:rFonts w:ascii="Arial" w:eastAsia="Arial" w:hAnsi="Arial" w:cs="Arial"/>
-                <w:color w:val="000000"/>
+                <w:color w:val="000000" w:themeColor="text1"/>
                 <w:sz w:val="20"/>
                 <w:szCs w:val="20"/>
               </w:rPr>
@@ -2484,7 +2933,7 @@
           <w:r>
             <w:rPr>
               <w:rFonts w:ascii="Arial" w:eastAsia="Arial" w:hAnsi="Arial" w:cs="Arial"/>
-              <w:color w:val="000000"/>
+              <w:color w:val="000000" w:themeColor="text1"/>
               <w:sz w:val="20"/>
               <w:szCs w:val="20"/>
             </w:rPr>
@@ -2509,30 +2958,44 @@
             <w:jc w:val="both"/>
             <w:rPr>
               <w:rFonts w:ascii="Arial" w:eastAsia="Arial" w:hAnsi="Arial" w:cs="Arial"/>
-              <w:color w:val="000000"/>
+              <w:color w:val="000000" w:themeColor="text1"/>
               <w:sz w:val="20"/>
               <w:szCs w:val="20"/>
             </w:rPr>
           </w:pPr>
           <w:r>
             <w:rPr>
-              <w:color w:val="000000"/>
+              <w:color w:val="000000" w:themeColor="text1"/>
             </w:rPr>
             <w:tab/>
           </w:r>
           <w:r>
+            <w:rPr>
+              <w:color w:val="000000" w:themeColor="text1"/>
+            </w:rPr>
             <w:fldChar w:fldCharType="begin"/>
           </w:r>
           <w:r>
+            <w:rPr>
+              <w:color w:val="000000" w:themeColor="text1"/>
+            </w:rPr>
             <w:instrText xml:space="preserve"> PAGEREF _heading=h.g099jhh0pytz \h </w:instrText>
           </w:r>
           <w:r>
+            <w:rPr>
+              <w:color w:val="000000" w:themeColor="text1"/>
+            </w:rPr>
+          </w:r>
+          <w:r>
+            <w:rPr>
+              <w:color w:val="000000" w:themeColor="text1"/>
+            </w:rPr>
             <w:fldChar w:fldCharType="separate"/>
           </w:r>
           <w:r>
             <w:rPr>
               <w:rFonts w:ascii="Arial" w:eastAsia="Arial" w:hAnsi="Arial" w:cs="Arial"/>
-              <w:color w:val="000000"/>
+              <w:color w:val="000000" w:themeColor="text1"/>
               <w:sz w:val="20"/>
               <w:szCs w:val="20"/>
             </w:rPr>
@@ -2541,19 +3004,22 @@
           <w:r>
             <w:rPr>
               <w:rFonts w:ascii="Arial" w:eastAsia="Arial" w:hAnsi="Arial" w:cs="Arial"/>
-              <w:color w:val="000000"/>
+              <w:color w:val="000000" w:themeColor="text1"/>
               <w:sz w:val="20"/>
               <w:szCs w:val="20"/>
             </w:rPr>
             <w:tab/>
           </w:r>
           <w:r>
+            <w:rPr>
+              <w:color w:val="000000" w:themeColor="text1"/>
+            </w:rPr>
             <w:fldChar w:fldCharType="end"/>
           </w:r>
           <w:r>
             <w:rPr>
               <w:rFonts w:ascii="Arial" w:eastAsia="Arial" w:hAnsi="Arial" w:cs="Arial"/>
-              <w:color w:val="000000"/>
+              <w:color w:val="000000" w:themeColor="text1"/>
               <w:sz w:val="20"/>
               <w:szCs w:val="20"/>
             </w:rPr>
@@ -2578,30 +3044,44 @@
             <w:jc w:val="both"/>
             <w:rPr>
               <w:rFonts w:ascii="Arial" w:eastAsia="Arial" w:hAnsi="Arial" w:cs="Arial"/>
-              <w:color w:val="000000"/>
+              <w:color w:val="000000" w:themeColor="text1"/>
               <w:sz w:val="20"/>
               <w:szCs w:val="20"/>
             </w:rPr>
           </w:pPr>
           <w:r>
             <w:rPr>
-              <w:color w:val="000000"/>
+              <w:color w:val="000000" w:themeColor="text1"/>
             </w:rPr>
             <w:tab/>
           </w:r>
           <w:r>
+            <w:rPr>
+              <w:color w:val="000000" w:themeColor="text1"/>
+            </w:rPr>
             <w:fldChar w:fldCharType="begin"/>
           </w:r>
           <w:r>
+            <w:rPr>
+              <w:color w:val="000000" w:themeColor="text1"/>
+            </w:rPr>
             <w:instrText xml:space="preserve"> PAGEREF _heading=h.g099jhh0pytz \h </w:instrText>
           </w:r>
           <w:r>
+            <w:rPr>
+              <w:color w:val="000000" w:themeColor="text1"/>
+            </w:rPr>
+          </w:r>
+          <w:r>
+            <w:rPr>
+              <w:color w:val="000000" w:themeColor="text1"/>
+            </w:rPr>
             <w:fldChar w:fldCharType="separate"/>
           </w:r>
           <w:r>
             <w:rPr>
               <w:rFonts w:ascii="Arial" w:eastAsia="Arial" w:hAnsi="Arial" w:cs="Arial"/>
-              <w:color w:val="000000"/>
+              <w:color w:val="000000" w:themeColor="text1"/>
               <w:sz w:val="20"/>
               <w:szCs w:val="20"/>
             </w:rPr>
@@ -2610,19 +3090,22 @@
           <w:r>
             <w:rPr>
               <w:rFonts w:ascii="Arial" w:eastAsia="Arial" w:hAnsi="Arial" w:cs="Arial"/>
-              <w:color w:val="000000"/>
+              <w:color w:val="000000" w:themeColor="text1"/>
               <w:sz w:val="20"/>
               <w:szCs w:val="20"/>
             </w:rPr>
             <w:tab/>
           </w:r>
           <w:r>
+            <w:rPr>
+              <w:color w:val="000000" w:themeColor="text1"/>
+            </w:rPr>
             <w:fldChar w:fldCharType="end"/>
           </w:r>
           <w:r>
             <w:rPr>
               <w:rFonts w:ascii="Arial" w:eastAsia="Arial" w:hAnsi="Arial" w:cs="Arial"/>
-              <w:color w:val="000000"/>
+              <w:color w:val="000000" w:themeColor="text1"/>
               <w:sz w:val="20"/>
               <w:szCs w:val="20"/>
             </w:rPr>
@@ -2647,30 +3130,44 @@
             <w:jc w:val="both"/>
             <w:rPr>
               <w:rFonts w:ascii="Arial" w:eastAsia="Arial" w:hAnsi="Arial" w:cs="Arial"/>
-              <w:color w:val="000000"/>
+              <w:color w:val="000000" w:themeColor="text1"/>
               <w:sz w:val="20"/>
               <w:szCs w:val="20"/>
             </w:rPr>
           </w:pPr>
           <w:r>
             <w:rPr>
-              <w:color w:val="000000"/>
+              <w:color w:val="000000" w:themeColor="text1"/>
             </w:rPr>
             <w:tab/>
           </w:r>
           <w:r>
+            <w:rPr>
+              <w:color w:val="000000" w:themeColor="text1"/>
+            </w:rPr>
             <w:fldChar w:fldCharType="begin"/>
           </w:r>
           <w:r>
+            <w:rPr>
+              <w:color w:val="000000" w:themeColor="text1"/>
+            </w:rPr>
             <w:instrText xml:space="preserve"> PAGEREF _heading=h.g099jhh0pytz \h </w:instrText>
           </w:r>
           <w:r>
+            <w:rPr>
+              <w:color w:val="000000" w:themeColor="text1"/>
+            </w:rPr>
+          </w:r>
+          <w:r>
+            <w:rPr>
+              <w:color w:val="000000" w:themeColor="text1"/>
+            </w:rPr>
             <w:fldChar w:fldCharType="separate"/>
           </w:r>
           <w:r>
             <w:rPr>
               <w:rFonts w:ascii="Arial" w:eastAsia="Arial" w:hAnsi="Arial" w:cs="Arial"/>
-              <w:color w:val="000000"/>
+              <w:color w:val="000000" w:themeColor="text1"/>
               <w:sz w:val="20"/>
               <w:szCs w:val="20"/>
             </w:rPr>
@@ -2679,19 +3176,22 @@
           <w:r>
             <w:rPr>
               <w:rFonts w:ascii="Arial" w:eastAsia="Arial" w:hAnsi="Arial" w:cs="Arial"/>
-              <w:color w:val="000000"/>
+              <w:color w:val="000000" w:themeColor="text1"/>
               <w:sz w:val="20"/>
               <w:szCs w:val="20"/>
             </w:rPr>
             <w:tab/>
           </w:r>
           <w:r>
+            <w:rPr>
+              <w:color w:val="000000" w:themeColor="text1"/>
+            </w:rPr>
             <w:fldChar w:fldCharType="end"/>
           </w:r>
           <w:r>
             <w:rPr>
               <w:rFonts w:ascii="Arial" w:eastAsia="Arial" w:hAnsi="Arial" w:cs="Arial"/>
-              <w:color w:val="000000"/>
+              <w:color w:val="000000" w:themeColor="text1"/>
               <w:sz w:val="20"/>
               <w:szCs w:val="20"/>
             </w:rPr>
@@ -2716,30 +3216,44 @@
             <w:jc w:val="both"/>
             <w:rPr>
               <w:rFonts w:ascii="Arial" w:eastAsia="Arial" w:hAnsi="Arial" w:cs="Arial"/>
-              <w:color w:val="000000"/>
+              <w:color w:val="000000" w:themeColor="text1"/>
               <w:sz w:val="20"/>
               <w:szCs w:val="20"/>
             </w:rPr>
           </w:pPr>
           <w:r>
             <w:rPr>
-              <w:color w:val="000000"/>
+              <w:color w:val="000000" w:themeColor="text1"/>
             </w:rPr>
             <w:tab/>
           </w:r>
           <w:r>
+            <w:rPr>
+              <w:color w:val="000000" w:themeColor="text1"/>
+            </w:rPr>
             <w:fldChar w:fldCharType="begin"/>
           </w:r>
           <w:r>
+            <w:rPr>
+              <w:color w:val="000000" w:themeColor="text1"/>
+            </w:rPr>
             <w:instrText xml:space="preserve"> PAGEREF _heading=h.g099jhh0pytz \h </w:instrText>
           </w:r>
           <w:r>
+            <w:rPr>
+              <w:color w:val="000000" w:themeColor="text1"/>
+            </w:rPr>
+          </w:r>
+          <w:r>
+            <w:rPr>
+              <w:color w:val="000000" w:themeColor="text1"/>
+            </w:rPr>
             <w:fldChar w:fldCharType="separate"/>
           </w:r>
           <w:r>
             <w:rPr>
               <w:rFonts w:ascii="Arial" w:eastAsia="Arial" w:hAnsi="Arial" w:cs="Arial"/>
-              <w:color w:val="000000"/>
+              <w:color w:val="000000" w:themeColor="text1"/>
               <w:sz w:val="20"/>
               <w:szCs w:val="20"/>
             </w:rPr>
@@ -2748,19 +3262,22 @@
           <w:r>
             <w:rPr>
               <w:rFonts w:ascii="Arial" w:eastAsia="Arial" w:hAnsi="Arial" w:cs="Arial"/>
-              <w:color w:val="000000"/>
+              <w:color w:val="000000" w:themeColor="text1"/>
               <w:sz w:val="20"/>
               <w:szCs w:val="20"/>
             </w:rPr>
             <w:tab/>
           </w:r>
           <w:r>
+            <w:rPr>
+              <w:color w:val="000000" w:themeColor="text1"/>
+            </w:rPr>
             <w:fldChar w:fldCharType="end"/>
           </w:r>
           <w:r>
             <w:rPr>
               <w:rFonts w:ascii="Arial" w:eastAsia="Arial" w:hAnsi="Arial" w:cs="Arial"/>
-              <w:color w:val="000000"/>
+              <w:color w:val="000000" w:themeColor="text1"/>
               <w:sz w:val="20"/>
               <w:szCs w:val="20"/>
             </w:rPr>
@@ -2784,7 +3301,7 @@
             <w:jc w:val="both"/>
             <w:rPr>
               <w:rFonts w:ascii="Arial" w:eastAsia="Arial" w:hAnsi="Arial" w:cs="Arial"/>
-              <w:color w:val="000000"/>
+              <w:color w:val="000000" w:themeColor="text1"/>
               <w:sz w:val="20"/>
               <w:szCs w:val="20"/>
             </w:rPr>
@@ -2793,7 +3310,7 @@
             <w:r>
               <w:rPr>
                 <w:rFonts w:ascii="Arial" w:eastAsia="Arial" w:hAnsi="Arial" w:cs="Arial"/>
-                <w:color w:val="000000"/>
+                <w:color w:val="000000" w:themeColor="text1"/>
                 <w:sz w:val="20"/>
                 <w:szCs w:val="20"/>
               </w:rPr>
@@ -2802,7 +3319,7 @@
             <w:r>
               <w:rPr>
                 <w:rFonts w:ascii="Arial" w:eastAsia="Arial" w:hAnsi="Arial" w:cs="Arial"/>
-                <w:color w:val="000000"/>
+                <w:color w:val="000000" w:themeColor="text1"/>
                 <w:sz w:val="20"/>
                 <w:szCs w:val="20"/>
               </w:rPr>
@@ -2812,7 +3329,7 @@
           <w:r>
             <w:rPr>
               <w:rFonts w:ascii="Arial" w:eastAsia="Arial" w:hAnsi="Arial" w:cs="Arial"/>
-              <w:color w:val="000000"/>
+              <w:color w:val="000000" w:themeColor="text1"/>
               <w:sz w:val="20"/>
               <w:szCs w:val="20"/>
             </w:rPr>
@@ -2837,30 +3354,44 @@
             <w:jc w:val="both"/>
             <w:rPr>
               <w:rFonts w:ascii="Arial" w:eastAsia="Arial" w:hAnsi="Arial" w:cs="Arial"/>
-              <w:color w:val="000000"/>
+              <w:color w:val="000000" w:themeColor="text1"/>
               <w:sz w:val="20"/>
               <w:szCs w:val="20"/>
             </w:rPr>
           </w:pPr>
           <w:r>
             <w:rPr>
-              <w:color w:val="000000"/>
+              <w:color w:val="000000" w:themeColor="text1"/>
             </w:rPr>
             <w:tab/>
           </w:r>
           <w:r>
+            <w:rPr>
+              <w:color w:val="000000" w:themeColor="text1"/>
+            </w:rPr>
             <w:fldChar w:fldCharType="begin"/>
           </w:r>
           <w:r>
+            <w:rPr>
+              <w:color w:val="000000" w:themeColor="text1"/>
+            </w:rPr>
             <w:instrText xml:space="preserve"> PAGEREF _heading=h.g099jhh0pytz \h </w:instrText>
           </w:r>
           <w:r>
+            <w:rPr>
+              <w:color w:val="000000" w:themeColor="text1"/>
+            </w:rPr>
+          </w:r>
+          <w:r>
+            <w:rPr>
+              <w:color w:val="000000" w:themeColor="text1"/>
+            </w:rPr>
             <w:fldChar w:fldCharType="separate"/>
           </w:r>
           <w:r>
             <w:rPr>
               <w:rFonts w:ascii="Arial" w:eastAsia="Arial" w:hAnsi="Arial" w:cs="Arial"/>
-              <w:color w:val="000000"/>
+              <w:color w:val="000000" w:themeColor="text1"/>
               <w:sz w:val="20"/>
               <w:szCs w:val="20"/>
             </w:rPr>
@@ -2869,19 +3400,22 @@
           <w:r>
             <w:rPr>
               <w:rFonts w:ascii="Arial" w:eastAsia="Arial" w:hAnsi="Arial" w:cs="Arial"/>
-              <w:color w:val="000000"/>
+              <w:color w:val="000000" w:themeColor="text1"/>
               <w:sz w:val="20"/>
               <w:szCs w:val="20"/>
             </w:rPr>
             <w:tab/>
           </w:r>
           <w:r>
+            <w:rPr>
+              <w:color w:val="000000" w:themeColor="text1"/>
+            </w:rPr>
             <w:fldChar w:fldCharType="end"/>
           </w:r>
           <w:r>
             <w:rPr>
               <w:rFonts w:ascii="Arial" w:eastAsia="Arial" w:hAnsi="Arial" w:cs="Arial"/>
-              <w:color w:val="000000"/>
+              <w:color w:val="000000" w:themeColor="text1"/>
               <w:sz w:val="20"/>
               <w:szCs w:val="20"/>
             </w:rPr>
@@ -2906,30 +3440,44 @@
             <w:jc w:val="both"/>
             <w:rPr>
               <w:rFonts w:ascii="Arial" w:eastAsia="Arial" w:hAnsi="Arial" w:cs="Arial"/>
-              <w:color w:val="000000"/>
+              <w:color w:val="000000" w:themeColor="text1"/>
               <w:sz w:val="20"/>
               <w:szCs w:val="20"/>
             </w:rPr>
           </w:pPr>
           <w:r>
             <w:rPr>
-              <w:color w:val="000000"/>
+              <w:color w:val="000000" w:themeColor="text1"/>
             </w:rPr>
             <w:tab/>
           </w:r>
           <w:r>
+            <w:rPr>
+              <w:color w:val="000000" w:themeColor="text1"/>
+            </w:rPr>
             <w:fldChar w:fldCharType="begin"/>
           </w:r>
           <w:r>
+            <w:rPr>
+              <w:color w:val="000000" w:themeColor="text1"/>
+            </w:rPr>
             <w:instrText xml:space="preserve"> PAGEREF _heading=h.g099jhh0pytz \h </w:instrText>
           </w:r>
           <w:r>
+            <w:rPr>
+              <w:color w:val="000000" w:themeColor="text1"/>
+            </w:rPr>
+          </w:r>
+          <w:r>
+            <w:rPr>
+              <w:color w:val="000000" w:themeColor="text1"/>
+            </w:rPr>
             <w:fldChar w:fldCharType="separate"/>
           </w:r>
           <w:r>
             <w:rPr>
               <w:rFonts w:ascii="Arial" w:eastAsia="Arial" w:hAnsi="Arial" w:cs="Arial"/>
-              <w:color w:val="000000"/>
+              <w:color w:val="000000" w:themeColor="text1"/>
               <w:sz w:val="20"/>
               <w:szCs w:val="20"/>
             </w:rPr>
@@ -2938,7 +3486,7 @@
           <w:r>
             <w:rPr>
               <w:rFonts w:ascii="Arial" w:eastAsia="Arial" w:hAnsi="Arial" w:cs="Arial"/>
-              <w:color w:val="000000"/>
+              <w:color w:val="000000" w:themeColor="text1"/>
               <w:sz w:val="20"/>
               <w:szCs w:val="20"/>
             </w:rPr>
@@ -2946,6 +3494,9 @@
             <w:t>5</w:t>
           </w:r>
           <w:r>
+            <w:rPr>
+              <w:color w:val="000000" w:themeColor="text1"/>
+            </w:rPr>
             <w:fldChar w:fldCharType="end"/>
           </w:r>
         </w:p>
@@ -2967,31 +3518,44 @@
             <w:jc w:val="both"/>
             <w:rPr>
               <w:rFonts w:ascii="Arial" w:eastAsia="Arial" w:hAnsi="Arial" w:cs="Arial"/>
-              <w:color w:val="000000"/>
+              <w:color w:val="000000" w:themeColor="text1"/>
               <w:sz w:val="20"/>
               <w:szCs w:val="20"/>
             </w:rPr>
           </w:pPr>
           <w:r>
             <w:rPr>
-              <w:color w:val="000000"/>
-            </w:rPr>
-            <w:lastRenderedPageBreak/>
+              <w:color w:val="000000" w:themeColor="text1"/>
+            </w:rPr>
             <w:tab/>
           </w:r>
           <w:r>
+            <w:rPr>
+              <w:color w:val="000000" w:themeColor="text1"/>
+            </w:rPr>
             <w:fldChar w:fldCharType="begin"/>
           </w:r>
           <w:r>
+            <w:rPr>
+              <w:color w:val="000000" w:themeColor="text1"/>
+            </w:rPr>
             <w:instrText xml:space="preserve"> PAGEREF _heading=h.g099jhh0pytz \h </w:instrText>
           </w:r>
           <w:r>
+            <w:rPr>
+              <w:color w:val="000000" w:themeColor="text1"/>
+            </w:rPr>
+          </w:r>
+          <w:r>
+            <w:rPr>
+              <w:color w:val="000000" w:themeColor="text1"/>
+            </w:rPr>
             <w:fldChar w:fldCharType="separate"/>
           </w:r>
           <w:r>
             <w:rPr>
               <w:rFonts w:ascii="Arial" w:eastAsia="Arial" w:hAnsi="Arial" w:cs="Arial"/>
-              <w:color w:val="000000"/>
+              <w:color w:val="000000" w:themeColor="text1"/>
               <w:sz w:val="20"/>
               <w:szCs w:val="20"/>
             </w:rPr>
@@ -3000,7 +3564,7 @@
           <w:r>
             <w:rPr>
               <w:rFonts w:ascii="Arial" w:eastAsia="Arial" w:hAnsi="Arial" w:cs="Arial"/>
-              <w:color w:val="000000"/>
+              <w:color w:val="000000" w:themeColor="text1"/>
               <w:sz w:val="20"/>
               <w:szCs w:val="20"/>
             </w:rPr>
@@ -3008,6 +3572,9 @@
             <w:t>5</w:t>
           </w:r>
           <w:r>
+            <w:rPr>
+              <w:color w:val="000000" w:themeColor="text1"/>
+            </w:rPr>
             <w:fldChar w:fldCharType="end"/>
           </w:r>
         </w:p>
@@ -3029,30 +3596,44 @@
             <w:jc w:val="both"/>
             <w:rPr>
               <w:rFonts w:ascii="Arial" w:eastAsia="Arial" w:hAnsi="Arial" w:cs="Arial"/>
-              <w:color w:val="000000"/>
+              <w:color w:val="000000" w:themeColor="text1"/>
               <w:sz w:val="20"/>
               <w:szCs w:val="20"/>
             </w:rPr>
           </w:pPr>
           <w:r>
             <w:rPr>
-              <w:color w:val="000000"/>
+              <w:color w:val="000000" w:themeColor="text1"/>
             </w:rPr>
             <w:tab/>
           </w:r>
           <w:r>
+            <w:rPr>
+              <w:color w:val="000000" w:themeColor="text1"/>
+            </w:rPr>
             <w:fldChar w:fldCharType="begin"/>
           </w:r>
           <w:r>
+            <w:rPr>
+              <w:color w:val="000000" w:themeColor="text1"/>
+            </w:rPr>
             <w:instrText xml:space="preserve"> PAGEREF _heading=h.g099jhh0pytz \h </w:instrText>
           </w:r>
           <w:r>
+            <w:rPr>
+              <w:color w:val="000000" w:themeColor="text1"/>
+            </w:rPr>
+          </w:r>
+          <w:r>
+            <w:rPr>
+              <w:color w:val="000000" w:themeColor="text1"/>
+            </w:rPr>
             <w:fldChar w:fldCharType="separate"/>
           </w:r>
           <w:r>
             <w:rPr>
               <w:rFonts w:ascii="Arial" w:eastAsia="Arial" w:hAnsi="Arial" w:cs="Arial"/>
-              <w:color w:val="000000"/>
+              <w:color w:val="000000" w:themeColor="text1"/>
               <w:sz w:val="20"/>
               <w:szCs w:val="20"/>
             </w:rPr>
@@ -3061,19 +3642,22 @@
           <w:r>
             <w:rPr>
               <w:rFonts w:ascii="Arial" w:eastAsia="Arial" w:hAnsi="Arial" w:cs="Arial"/>
-              <w:color w:val="000000"/>
+              <w:color w:val="000000" w:themeColor="text1"/>
               <w:sz w:val="20"/>
               <w:szCs w:val="20"/>
             </w:rPr>
             <w:tab/>
           </w:r>
           <w:r>
+            <w:rPr>
+              <w:color w:val="000000" w:themeColor="text1"/>
+            </w:rPr>
             <w:fldChar w:fldCharType="end"/>
           </w:r>
           <w:r>
             <w:rPr>
               <w:rFonts w:ascii="Arial" w:eastAsia="Arial" w:hAnsi="Arial" w:cs="Arial"/>
-              <w:color w:val="000000"/>
+              <w:color w:val="000000" w:themeColor="text1"/>
               <w:sz w:val="20"/>
               <w:szCs w:val="20"/>
             </w:rPr>
@@ -3098,30 +3682,44 @@
             <w:jc w:val="both"/>
             <w:rPr>
               <w:rFonts w:ascii="Arial" w:eastAsia="Arial" w:hAnsi="Arial" w:cs="Arial"/>
-              <w:color w:val="000000"/>
+              <w:color w:val="000000" w:themeColor="text1"/>
               <w:sz w:val="20"/>
               <w:szCs w:val="20"/>
             </w:rPr>
           </w:pPr>
           <w:r>
             <w:rPr>
-              <w:color w:val="000000"/>
+              <w:color w:val="000000" w:themeColor="text1"/>
             </w:rPr>
             <w:tab/>
           </w:r>
           <w:r>
+            <w:rPr>
+              <w:color w:val="000000" w:themeColor="text1"/>
+            </w:rPr>
             <w:fldChar w:fldCharType="begin"/>
           </w:r>
           <w:r>
+            <w:rPr>
+              <w:color w:val="000000" w:themeColor="text1"/>
+            </w:rPr>
             <w:instrText xml:space="preserve"> PAGEREF _heading=h.g099jhh0pytz \h </w:instrText>
           </w:r>
           <w:r>
+            <w:rPr>
+              <w:color w:val="000000" w:themeColor="text1"/>
+            </w:rPr>
+          </w:r>
+          <w:r>
+            <w:rPr>
+              <w:color w:val="000000" w:themeColor="text1"/>
+            </w:rPr>
             <w:fldChar w:fldCharType="separate"/>
           </w:r>
           <w:r>
             <w:rPr>
               <w:rFonts w:ascii="Arial" w:eastAsia="Arial" w:hAnsi="Arial" w:cs="Arial"/>
-              <w:color w:val="000000"/>
+              <w:color w:val="000000" w:themeColor="text1"/>
               <w:sz w:val="20"/>
               <w:szCs w:val="20"/>
             </w:rPr>
@@ -3130,19 +3728,22 @@
           <w:r>
             <w:rPr>
               <w:rFonts w:ascii="Arial" w:eastAsia="Arial" w:hAnsi="Arial" w:cs="Arial"/>
-              <w:color w:val="000000"/>
+              <w:color w:val="000000" w:themeColor="text1"/>
               <w:sz w:val="20"/>
               <w:szCs w:val="20"/>
             </w:rPr>
             <w:tab/>
           </w:r>
           <w:r>
+            <w:rPr>
+              <w:color w:val="000000" w:themeColor="text1"/>
+            </w:rPr>
             <w:fldChar w:fldCharType="end"/>
           </w:r>
           <w:r>
             <w:rPr>
               <w:rFonts w:ascii="Arial" w:eastAsia="Arial" w:hAnsi="Arial" w:cs="Arial"/>
-              <w:color w:val="000000"/>
+              <w:color w:val="000000" w:themeColor="text1"/>
               <w:sz w:val="20"/>
               <w:szCs w:val="20"/>
             </w:rPr>
@@ -3167,7 +3768,7 @@
             <w:jc w:val="both"/>
             <w:rPr>
               <w:rFonts w:ascii="Arial" w:eastAsia="Arial" w:hAnsi="Arial" w:cs="Arial"/>
-              <w:color w:val="000000"/>
+              <w:color w:val="000000" w:themeColor="text1"/>
               <w:sz w:val="20"/>
               <w:szCs w:val="20"/>
             </w:rPr>
@@ -3176,7 +3777,7 @@
             <w:r>
               <w:rPr>
                 <w:rFonts w:ascii="Arial" w:eastAsia="Arial" w:hAnsi="Arial" w:cs="Arial"/>
-                <w:color w:val="000000"/>
+                <w:color w:val="000000" w:themeColor="text1"/>
                 <w:sz w:val="20"/>
                 <w:szCs w:val="20"/>
               </w:rPr>
@@ -3185,7 +3786,7 @@
             <w:r>
               <w:rPr>
                 <w:rFonts w:ascii="Arial" w:eastAsia="Arial" w:hAnsi="Arial" w:cs="Arial"/>
-                <w:color w:val="000000"/>
+                <w:color w:val="000000" w:themeColor="text1"/>
                 <w:sz w:val="20"/>
                 <w:szCs w:val="20"/>
               </w:rPr>
@@ -3195,7 +3796,7 @@
           <w:r>
             <w:rPr>
               <w:rFonts w:ascii="Arial" w:eastAsia="Arial" w:hAnsi="Arial" w:cs="Arial"/>
-              <w:color w:val="000000"/>
+              <w:color w:val="000000" w:themeColor="text1"/>
               <w:sz w:val="20"/>
               <w:szCs w:val="20"/>
             </w:rPr>
@@ -3220,30 +3821,44 @@
             <w:jc w:val="both"/>
             <w:rPr>
               <w:rFonts w:ascii="Arial" w:eastAsia="Arial" w:hAnsi="Arial" w:cs="Arial"/>
-              <w:color w:val="000000"/>
+              <w:color w:val="000000" w:themeColor="text1"/>
               <w:sz w:val="20"/>
               <w:szCs w:val="20"/>
             </w:rPr>
           </w:pPr>
           <w:r>
             <w:rPr>
-              <w:color w:val="000000"/>
+              <w:color w:val="000000" w:themeColor="text1"/>
             </w:rPr>
             <w:tab/>
           </w:r>
           <w:r>
+            <w:rPr>
+              <w:color w:val="000000" w:themeColor="text1"/>
+            </w:rPr>
             <w:fldChar w:fldCharType="begin"/>
           </w:r>
           <w:r>
+            <w:rPr>
+              <w:color w:val="000000" w:themeColor="text1"/>
+            </w:rPr>
             <w:instrText xml:space="preserve"> PAGEREF _heading=h.g099jhh0pytz \h </w:instrText>
           </w:r>
           <w:r>
+            <w:rPr>
+              <w:color w:val="000000" w:themeColor="text1"/>
+            </w:rPr>
+          </w:r>
+          <w:r>
+            <w:rPr>
+              <w:color w:val="000000" w:themeColor="text1"/>
+            </w:rPr>
             <w:fldChar w:fldCharType="separate"/>
           </w:r>
           <w:r>
             <w:rPr>
               <w:rFonts w:ascii="Arial" w:eastAsia="Arial" w:hAnsi="Arial" w:cs="Arial"/>
-              <w:color w:val="000000"/>
+              <w:color w:val="000000" w:themeColor="text1"/>
               <w:sz w:val="20"/>
               <w:szCs w:val="20"/>
             </w:rPr>
@@ -3252,19 +3867,22 @@
           <w:r>
             <w:rPr>
               <w:rFonts w:ascii="Arial" w:eastAsia="Arial" w:hAnsi="Arial" w:cs="Arial"/>
-              <w:color w:val="000000"/>
+              <w:color w:val="000000" w:themeColor="text1"/>
               <w:sz w:val="20"/>
               <w:szCs w:val="20"/>
             </w:rPr>
             <w:tab/>
           </w:r>
           <w:r>
+            <w:rPr>
+              <w:color w:val="000000" w:themeColor="text1"/>
+            </w:rPr>
             <w:fldChar w:fldCharType="end"/>
           </w:r>
           <w:r>
             <w:rPr>
               <w:rFonts w:ascii="Arial" w:eastAsia="Arial" w:hAnsi="Arial" w:cs="Arial"/>
-              <w:color w:val="000000"/>
+              <w:color w:val="000000" w:themeColor="text1"/>
               <w:sz w:val="20"/>
               <w:szCs w:val="20"/>
             </w:rPr>
@@ -3289,30 +3907,44 @@
             <w:jc w:val="both"/>
             <w:rPr>
               <w:rFonts w:ascii="Arial" w:eastAsia="Arial" w:hAnsi="Arial" w:cs="Arial"/>
-              <w:color w:val="000000"/>
+              <w:color w:val="000000" w:themeColor="text1"/>
               <w:sz w:val="20"/>
               <w:szCs w:val="20"/>
             </w:rPr>
           </w:pPr>
           <w:r>
             <w:rPr>
-              <w:color w:val="000000"/>
+              <w:color w:val="000000" w:themeColor="text1"/>
             </w:rPr>
             <w:tab/>
           </w:r>
           <w:r>
+            <w:rPr>
+              <w:color w:val="000000" w:themeColor="text1"/>
+            </w:rPr>
             <w:fldChar w:fldCharType="begin"/>
           </w:r>
           <w:r>
+            <w:rPr>
+              <w:color w:val="000000" w:themeColor="text1"/>
+            </w:rPr>
             <w:instrText xml:space="preserve"> PAGEREF _heading=h.g099jhh0pytz \h </w:instrText>
           </w:r>
           <w:r>
+            <w:rPr>
+              <w:color w:val="000000" w:themeColor="text1"/>
+            </w:rPr>
+          </w:r>
+          <w:r>
+            <w:rPr>
+              <w:color w:val="000000" w:themeColor="text1"/>
+            </w:rPr>
             <w:fldChar w:fldCharType="separate"/>
           </w:r>
           <w:r>
             <w:rPr>
               <w:rFonts w:ascii="Arial" w:eastAsia="Arial" w:hAnsi="Arial" w:cs="Arial"/>
-              <w:color w:val="000000"/>
+              <w:color w:val="000000" w:themeColor="text1"/>
               <w:sz w:val="20"/>
               <w:szCs w:val="20"/>
             </w:rPr>
@@ -3321,19 +3953,22 @@
           <w:r>
             <w:rPr>
               <w:rFonts w:ascii="Arial" w:eastAsia="Arial" w:hAnsi="Arial" w:cs="Arial"/>
-              <w:color w:val="000000"/>
+              <w:color w:val="000000" w:themeColor="text1"/>
               <w:sz w:val="20"/>
               <w:szCs w:val="20"/>
             </w:rPr>
             <w:tab/>
           </w:r>
           <w:r>
+            <w:rPr>
+              <w:color w:val="000000" w:themeColor="text1"/>
+            </w:rPr>
             <w:fldChar w:fldCharType="end"/>
           </w:r>
           <w:r>
             <w:rPr>
               <w:rFonts w:ascii="Arial" w:eastAsia="Arial" w:hAnsi="Arial" w:cs="Arial"/>
-              <w:color w:val="000000"/>
+              <w:color w:val="000000" w:themeColor="text1"/>
               <w:sz w:val="20"/>
               <w:szCs w:val="20"/>
             </w:rPr>
@@ -3358,7 +3993,7 @@
             <w:jc w:val="both"/>
             <w:rPr>
               <w:rFonts w:ascii="Arial" w:eastAsia="Arial" w:hAnsi="Arial" w:cs="Arial"/>
-              <w:color w:val="000000"/>
+              <w:color w:val="000000" w:themeColor="text1"/>
               <w:sz w:val="20"/>
               <w:szCs w:val="20"/>
             </w:rPr>
@@ -3367,23 +4002,38 @@
           <w:bookmarkEnd w:id="2"/>
           <w:r>
             <w:rPr>
-              <w:color w:val="000000"/>
-            </w:rPr>
+              <w:color w:val="000000" w:themeColor="text1"/>
+            </w:rPr>
+            <w:lastRenderedPageBreak/>
             <w:tab/>
           </w:r>
           <w:r>
+            <w:rPr>
+              <w:color w:val="000000" w:themeColor="text1"/>
+            </w:rPr>
             <w:fldChar w:fldCharType="begin"/>
           </w:r>
           <w:r>
+            <w:rPr>
+              <w:color w:val="000000" w:themeColor="text1"/>
+            </w:rPr>
             <w:instrText xml:space="preserve"> PAGEREF _heading=h.g099jhh0pytz \h </w:instrText>
           </w:r>
           <w:r>
+            <w:rPr>
+              <w:color w:val="000000" w:themeColor="text1"/>
+            </w:rPr>
+          </w:r>
+          <w:r>
+            <w:rPr>
+              <w:color w:val="000000" w:themeColor="text1"/>
+            </w:rPr>
             <w:fldChar w:fldCharType="separate"/>
           </w:r>
           <w:r>
             <w:rPr>
               <w:rFonts w:ascii="Arial" w:eastAsia="Arial" w:hAnsi="Arial" w:cs="Arial"/>
-              <w:color w:val="000000"/>
+              <w:color w:val="000000" w:themeColor="text1"/>
               <w:sz w:val="20"/>
               <w:szCs w:val="20"/>
             </w:rPr>
@@ -3392,19 +4042,22 @@
           <w:r>
             <w:rPr>
               <w:rFonts w:ascii="Arial" w:eastAsia="Arial" w:hAnsi="Arial" w:cs="Arial"/>
-              <w:color w:val="000000"/>
+              <w:color w:val="000000" w:themeColor="text1"/>
               <w:sz w:val="20"/>
               <w:szCs w:val="20"/>
             </w:rPr>
             <w:tab/>
           </w:r>
           <w:r>
+            <w:rPr>
+              <w:color w:val="000000" w:themeColor="text1"/>
+            </w:rPr>
             <w:fldChar w:fldCharType="end"/>
           </w:r>
           <w:r>
             <w:rPr>
               <w:rFonts w:ascii="Arial" w:eastAsia="Arial" w:hAnsi="Arial" w:cs="Arial"/>
-              <w:color w:val="000000"/>
+              <w:color w:val="000000" w:themeColor="text1"/>
               <w:sz w:val="20"/>
               <w:szCs w:val="20"/>
             </w:rPr>
@@ -3429,30 +4082,44 @@
             <w:jc w:val="both"/>
             <w:rPr>
               <w:rFonts w:ascii="Arial" w:eastAsia="Arial" w:hAnsi="Arial" w:cs="Arial"/>
-              <w:color w:val="000000"/>
+              <w:color w:val="000000" w:themeColor="text1"/>
               <w:sz w:val="20"/>
               <w:szCs w:val="20"/>
             </w:rPr>
           </w:pPr>
           <w:r>
             <w:rPr>
-              <w:color w:val="000000"/>
+              <w:color w:val="000000" w:themeColor="text1"/>
             </w:rPr>
             <w:tab/>
           </w:r>
           <w:r>
+            <w:rPr>
+              <w:color w:val="000000" w:themeColor="text1"/>
+            </w:rPr>
             <w:fldChar w:fldCharType="begin"/>
           </w:r>
           <w:r>
+            <w:rPr>
+              <w:color w:val="000000" w:themeColor="text1"/>
+            </w:rPr>
             <w:instrText xml:space="preserve"> PAGEREF _heading=h.g099jhh0pytz \h </w:instrText>
           </w:r>
           <w:r>
+            <w:rPr>
+              <w:color w:val="000000" w:themeColor="text1"/>
+            </w:rPr>
+          </w:r>
+          <w:r>
+            <w:rPr>
+              <w:color w:val="000000" w:themeColor="text1"/>
+            </w:rPr>
             <w:fldChar w:fldCharType="separate"/>
           </w:r>
           <w:r>
             <w:rPr>
               <w:rFonts w:ascii="Arial" w:eastAsia="Arial" w:hAnsi="Arial" w:cs="Arial"/>
-              <w:color w:val="000000"/>
+              <w:color w:val="000000" w:themeColor="text1"/>
               <w:sz w:val="20"/>
               <w:szCs w:val="20"/>
             </w:rPr>
@@ -3461,19 +4128,22 @@
           <w:r>
             <w:rPr>
               <w:rFonts w:ascii="Arial" w:eastAsia="Arial" w:hAnsi="Arial" w:cs="Arial"/>
-              <w:color w:val="000000"/>
+              <w:color w:val="000000" w:themeColor="text1"/>
               <w:sz w:val="20"/>
               <w:szCs w:val="20"/>
             </w:rPr>
             <w:tab/>
           </w:r>
           <w:r>
+            <w:rPr>
+              <w:color w:val="000000" w:themeColor="text1"/>
+            </w:rPr>
             <w:fldChar w:fldCharType="end"/>
           </w:r>
           <w:r>
             <w:rPr>
               <w:rFonts w:ascii="Arial" w:eastAsia="Arial" w:hAnsi="Arial" w:cs="Arial"/>
-              <w:color w:val="000000"/>
+              <w:color w:val="000000" w:themeColor="text1"/>
               <w:sz w:val="20"/>
               <w:szCs w:val="20"/>
             </w:rPr>
@@ -3496,7 +4166,7 @@
             <w:jc w:val="both"/>
             <w:rPr>
               <w:rFonts w:ascii="Arial" w:eastAsia="Arial" w:hAnsi="Arial" w:cs="Arial"/>
-              <w:color w:val="000000"/>
+              <w:color w:val="000000" w:themeColor="text1"/>
               <w:sz w:val="20"/>
               <w:szCs w:val="20"/>
             </w:rPr>
@@ -3505,7 +4175,7 @@
             <w:r>
               <w:rPr>
                 <w:rFonts w:ascii="Arial" w:eastAsia="Arial" w:hAnsi="Arial" w:cs="Arial"/>
-                <w:color w:val="000000"/>
+                <w:color w:val="000000" w:themeColor="text1"/>
                 <w:sz w:val="20"/>
                 <w:szCs w:val="20"/>
               </w:rPr>
@@ -3514,7 +4184,7 @@
             <w:r>
               <w:rPr>
                 <w:rFonts w:ascii="Arial" w:eastAsia="Arial" w:hAnsi="Arial" w:cs="Arial"/>
-                <w:color w:val="000000"/>
+                <w:color w:val="000000" w:themeColor="text1"/>
                 <w:sz w:val="20"/>
                 <w:szCs w:val="20"/>
               </w:rPr>
@@ -3524,7 +4194,7 @@
           <w:r>
             <w:rPr>
               <w:rFonts w:ascii="Arial" w:eastAsia="Arial" w:hAnsi="Arial" w:cs="Arial"/>
-              <w:color w:val="000000"/>
+              <w:color w:val="000000" w:themeColor="text1"/>
               <w:sz w:val="20"/>
               <w:szCs w:val="20"/>
             </w:rPr>
@@ -3547,7 +4217,7 @@
             <w:jc w:val="both"/>
             <w:rPr>
               <w:rFonts w:ascii="Arial" w:eastAsia="Arial" w:hAnsi="Arial" w:cs="Arial"/>
-              <w:color w:val="000000"/>
+              <w:color w:val="000000" w:themeColor="text1"/>
               <w:sz w:val="20"/>
               <w:szCs w:val="20"/>
             </w:rPr>
@@ -3556,7 +4226,7 @@
             <w:r>
               <w:rPr>
                 <w:rFonts w:ascii="Arial" w:eastAsia="Arial" w:hAnsi="Arial" w:cs="Arial"/>
-                <w:color w:val="000000"/>
+                <w:color w:val="000000" w:themeColor="text1"/>
                 <w:sz w:val="20"/>
                 <w:szCs w:val="20"/>
               </w:rPr>
@@ -3565,7 +4235,7 @@
             <w:r>
               <w:rPr>
                 <w:rFonts w:ascii="Arial" w:eastAsia="Arial" w:hAnsi="Arial" w:cs="Arial"/>
-                <w:color w:val="000000"/>
+                <w:color w:val="000000" w:themeColor="text1"/>
                 <w:sz w:val="20"/>
                 <w:szCs w:val="20"/>
               </w:rPr>
@@ -3575,7 +4245,7 @@
           <w:r>
             <w:rPr>
               <w:rFonts w:ascii="Arial" w:eastAsia="Arial" w:hAnsi="Arial" w:cs="Arial"/>
-              <w:color w:val="000000"/>
+              <w:color w:val="000000" w:themeColor="text1"/>
               <w:sz w:val="20"/>
               <w:szCs w:val="20"/>
             </w:rPr>
@@ -3598,7 +4268,7 @@
             <w:jc w:val="both"/>
             <w:rPr>
               <w:rFonts w:ascii="Arial" w:eastAsia="Arial" w:hAnsi="Arial" w:cs="Arial"/>
-              <w:color w:val="000000"/>
+              <w:color w:val="000000" w:themeColor="text1"/>
               <w:sz w:val="20"/>
               <w:szCs w:val="20"/>
             </w:rPr>
@@ -3607,7 +4277,7 @@
             <w:r>
               <w:rPr>
                 <w:rFonts w:ascii="Arial" w:eastAsia="Arial" w:hAnsi="Arial" w:cs="Arial"/>
-                <w:color w:val="000000"/>
+                <w:color w:val="000000" w:themeColor="text1"/>
                 <w:sz w:val="20"/>
                 <w:szCs w:val="20"/>
               </w:rPr>
@@ -3616,7 +4286,7 @@
             <w:r>
               <w:rPr>
                 <w:rFonts w:ascii="Arial" w:eastAsia="Arial" w:hAnsi="Arial" w:cs="Arial"/>
-                <w:color w:val="000000"/>
+                <w:color w:val="000000" w:themeColor="text1"/>
                 <w:sz w:val="20"/>
                 <w:szCs w:val="20"/>
               </w:rPr>
@@ -3626,7 +4296,7 @@
           <w:r>
             <w:rPr>
               <w:rFonts w:ascii="Arial" w:eastAsia="Arial" w:hAnsi="Arial" w:cs="Arial"/>
-              <w:color w:val="000000"/>
+              <w:color w:val="000000" w:themeColor="text1"/>
               <w:sz w:val="20"/>
               <w:szCs w:val="20"/>
             </w:rPr>
@@ -3649,7 +4319,7 @@
             <w:jc w:val="both"/>
             <w:rPr>
               <w:rFonts w:ascii="Arial" w:eastAsia="Arial" w:hAnsi="Arial" w:cs="Arial"/>
-              <w:color w:val="000000"/>
+              <w:color w:val="000000" w:themeColor="text1"/>
               <w:sz w:val="20"/>
               <w:szCs w:val="20"/>
             </w:rPr>
@@ -3658,7 +4328,7 @@
             <w:r>
               <w:rPr>
                 <w:rFonts w:ascii="Arial" w:eastAsia="Arial" w:hAnsi="Arial" w:cs="Arial"/>
-                <w:color w:val="000000"/>
+                <w:color w:val="000000" w:themeColor="text1"/>
                 <w:sz w:val="20"/>
                 <w:szCs w:val="20"/>
               </w:rPr>
@@ -3667,7 +4337,7 @@
             <w:r>
               <w:rPr>
                 <w:rFonts w:ascii="Arial" w:eastAsia="Arial" w:hAnsi="Arial" w:cs="Arial"/>
-                <w:color w:val="000000"/>
+                <w:color w:val="000000" w:themeColor="text1"/>
                 <w:sz w:val="20"/>
                 <w:szCs w:val="20"/>
               </w:rPr>
@@ -3677,7 +4347,7 @@
           <w:r>
             <w:rPr>
               <w:rFonts w:ascii="Arial" w:eastAsia="Arial" w:hAnsi="Arial" w:cs="Arial"/>
-              <w:color w:val="000000"/>
+              <w:color w:val="000000" w:themeColor="text1"/>
               <w:sz w:val="20"/>
               <w:szCs w:val="20"/>
             </w:rPr>
@@ -3687,8 +4357,14 @@
         <w:p>
           <w:pPr>
             <w:spacing w:line="360" w:lineRule="auto"/>
+            <w:rPr>
+              <w:color w:val="000000" w:themeColor="text1"/>
+            </w:rPr>
           </w:pPr>
           <w:r>
+            <w:rPr>
+              <w:color w:val="000000" w:themeColor="text1"/>
+            </w:rPr>
             <w:fldChar w:fldCharType="end"/>
           </w:r>
         </w:p>
@@ -3700,6 +4376,7 @@
         <w:rPr>
           <w:rFonts w:ascii="Arial" w:eastAsia="Arial" w:hAnsi="Arial" w:cs="Arial"/>
           <w:b/>
+          <w:color w:val="000000" w:themeColor="text1"/>
           <w:sz w:val="24"/>
           <w:szCs w:val="24"/>
         </w:rPr>
@@ -3711,11 +4388,15 @@
         <w:rPr>
           <w:rFonts w:ascii="Arial" w:eastAsia="Arial" w:hAnsi="Arial" w:cs="Arial"/>
           <w:b/>
-          <w:sz w:val="24"/>
-          <w:szCs w:val="24"/>
-        </w:rPr>
-      </w:pPr>
-      <w:r>
+          <w:color w:val="000000" w:themeColor="text1"/>
+          <w:sz w:val="24"/>
+          <w:szCs w:val="24"/>
+        </w:rPr>
+      </w:pPr>
+      <w:r>
+        <w:rPr>
+          <w:color w:val="000000" w:themeColor="text1"/>
+        </w:rPr>
         <w:br w:type="page"/>
       </w:r>
     </w:p>
@@ -3723,15 +4404,27 @@
       <w:pPr>
         <w:pStyle w:val="Ttulo1"/>
         <w:jc w:val="center"/>
+        <w:rPr>
+          <w:color w:val="000000" w:themeColor="text1"/>
+        </w:rPr>
       </w:pPr>
       <w:bookmarkStart w:id="3" w:name="_heading=h.u918r48oo548" w:colFirst="0" w:colLast="0"/>
       <w:bookmarkEnd w:id="3"/>
       <w:r>
+        <w:rPr>
+          <w:color w:val="000000" w:themeColor="text1"/>
+        </w:rPr>
         <w:lastRenderedPageBreak/>
         <w:t>INTRODUCCIÓN</w:t>
       </w:r>
     </w:p>
-    <w:p/>
+    <w:p>
+      <w:pPr>
+        <w:rPr>
+          <w:color w:val="000000" w:themeColor="text1"/>
+        </w:rPr>
+      </w:pPr>
+    </w:p>
     <w:p>
       <w:pPr>
         <w:spacing w:before="240" w:after="240" w:line="360" w:lineRule="auto"/>
@@ -3739,57 +4432,24 @@
         <w:jc w:val="both"/>
         <w:rPr>
           <w:rFonts w:ascii="Times New Roman" w:eastAsia="Times New Roman" w:hAnsi="Times New Roman" w:cs="Times New Roman"/>
-          <w:sz w:val="24"/>
-          <w:szCs w:val="24"/>
-        </w:rPr>
-      </w:pPr>
-      <w:r>
-        <w:rPr>
-          <w:rFonts w:ascii="Times New Roman" w:eastAsia="Times New Roman" w:hAnsi="Times New Roman" w:cs="Times New Roman"/>
-          <w:sz w:val="24"/>
-          <w:szCs w:val="24"/>
-        </w:rPr>
-        <w:t xml:space="preserve">El presente documento de Especificación de Requerimientos de Software (ERS) describe de manera detallada las funcionalidades, restricciones y características necesarias para el desarrollo del proyecto Generador de Documentación Impulsado por IA (GDI-IA), propuesto para </w:t>
-      </w:r>
-      <w:proofErr w:type="spellStart"/>
-      <w:r>
-        <w:rPr>
-          <w:rFonts w:ascii="Times New Roman" w:eastAsia="Times New Roman" w:hAnsi="Times New Roman" w:cs="Times New Roman"/>
-          <w:sz w:val="24"/>
-          <w:szCs w:val="24"/>
-        </w:rPr>
-        <w:t>DevStar</w:t>
-      </w:r>
-      <w:proofErr w:type="spellEnd"/>
-      <w:r>
-        <w:rPr>
-          <w:rFonts w:ascii="Times New Roman" w:eastAsia="Times New Roman" w:hAnsi="Times New Roman" w:cs="Times New Roman"/>
-          <w:sz w:val="24"/>
-          <w:szCs w:val="24"/>
-        </w:rPr>
-        <w:t xml:space="preserve"> </w:t>
-      </w:r>
-      <w:proofErr w:type="spellStart"/>
-      <w:r>
-        <w:rPr>
-          <w:rFonts w:ascii="Times New Roman" w:eastAsia="Times New Roman" w:hAnsi="Times New Roman" w:cs="Times New Roman"/>
-          <w:sz w:val="24"/>
-          <w:szCs w:val="24"/>
-        </w:rPr>
-        <w:t>Solutions</w:t>
-      </w:r>
-      <w:proofErr w:type="spellEnd"/>
-      <w:r>
-        <w:rPr>
-          <w:rFonts w:ascii="Times New Roman" w:eastAsia="Times New Roman" w:hAnsi="Times New Roman" w:cs="Times New Roman"/>
-          <w:sz w:val="24"/>
-          <w:szCs w:val="24"/>
-        </w:rPr>
-        <w:t>.</w:t>
-      </w:r>
-      <w:r>
-        <w:rPr>
-          <w:rFonts w:ascii="Times New Roman" w:eastAsia="Times New Roman" w:hAnsi="Times New Roman" w:cs="Times New Roman"/>
+          <w:color w:val="000000" w:themeColor="text1"/>
+          <w:sz w:val="24"/>
+          <w:szCs w:val="24"/>
+        </w:rPr>
+      </w:pPr>
+      <w:r>
+        <w:rPr>
+          <w:rFonts w:ascii="Times New Roman" w:eastAsia="Times New Roman" w:hAnsi="Times New Roman" w:cs="Times New Roman"/>
+          <w:color w:val="000000" w:themeColor="text1"/>
+          <w:sz w:val="24"/>
+          <w:szCs w:val="24"/>
+        </w:rPr>
+        <w:t>El presente documento de Especificación de Requerimientos de Software (ERS) describe de manera detallada las funcionalidades, restricciones y características necesarias para el desarrollo del proyecto Generador de Documentación Impulsado por IA (GDI-IA), propuesto para DevStar Solutions.</w:t>
+      </w:r>
+      <w:r>
+        <w:rPr>
+          <w:rFonts w:ascii="Times New Roman" w:eastAsia="Times New Roman" w:hAnsi="Times New Roman" w:cs="Times New Roman"/>
+          <w:color w:val="000000" w:themeColor="text1"/>
           <w:sz w:val="24"/>
           <w:szCs w:val="24"/>
         </w:rPr>
@@ -3803,13 +4463,15 @@
         <w:jc w:val="both"/>
         <w:rPr>
           <w:rFonts w:ascii="Times New Roman" w:eastAsia="Times New Roman" w:hAnsi="Times New Roman" w:cs="Times New Roman"/>
-          <w:sz w:val="24"/>
-          <w:szCs w:val="24"/>
-        </w:rPr>
-      </w:pPr>
-      <w:r>
-        <w:rPr>
-          <w:rFonts w:ascii="Times New Roman" w:eastAsia="Times New Roman" w:hAnsi="Times New Roman" w:cs="Times New Roman"/>
+          <w:color w:val="000000" w:themeColor="text1"/>
+          <w:sz w:val="24"/>
+          <w:szCs w:val="24"/>
+        </w:rPr>
+      </w:pPr>
+      <w:r>
+        <w:rPr>
+          <w:rFonts w:ascii="Times New Roman" w:eastAsia="Times New Roman" w:hAnsi="Times New Roman" w:cs="Times New Roman"/>
+          <w:color w:val="000000" w:themeColor="text1"/>
           <w:sz w:val="24"/>
           <w:szCs w:val="24"/>
         </w:rPr>
@@ -3822,35 +4484,19 @@
         <w:jc w:val="both"/>
         <w:rPr>
           <w:rFonts w:ascii="Times New Roman" w:eastAsia="Times New Roman" w:hAnsi="Times New Roman" w:cs="Times New Roman"/>
-          <w:sz w:val="24"/>
-          <w:szCs w:val="24"/>
-        </w:rPr>
-      </w:pPr>
-      <w:r>
-        <w:rPr>
-          <w:rFonts w:ascii="Times New Roman" w:eastAsia="Times New Roman" w:hAnsi="Times New Roman" w:cs="Times New Roman"/>
-          <w:sz w:val="24"/>
-          <w:szCs w:val="24"/>
-        </w:rPr>
-        <w:t xml:space="preserve">Este informe establece la base para la comunicación entre los </w:t>
-      </w:r>
-      <w:proofErr w:type="spellStart"/>
-      <w:r>
-        <w:rPr>
-          <w:rFonts w:ascii="Times New Roman" w:eastAsia="Times New Roman" w:hAnsi="Times New Roman" w:cs="Times New Roman"/>
-          <w:sz w:val="24"/>
-          <w:szCs w:val="24"/>
-        </w:rPr>
-        <w:t>stakeholders</w:t>
-      </w:r>
-      <w:proofErr w:type="spellEnd"/>
-      <w:r>
-        <w:rPr>
-          <w:rFonts w:ascii="Times New Roman" w:eastAsia="Times New Roman" w:hAnsi="Times New Roman" w:cs="Times New Roman"/>
-          <w:sz w:val="24"/>
-          <w:szCs w:val="24"/>
-        </w:rPr>
-        <w:t xml:space="preserve"> y el equipo de desarrollo, asegurando que todos los requerimientos funcionales, no funcionales, restricciones, supuestos y dependencias estén claramente documentados y comprendidos, para guiar correctamente el diseño, construcción e implementación del sistema.</w:t>
+          <w:color w:val="000000" w:themeColor="text1"/>
+          <w:sz w:val="24"/>
+          <w:szCs w:val="24"/>
+        </w:rPr>
+      </w:pPr>
+      <w:r>
+        <w:rPr>
+          <w:rFonts w:ascii="Times New Roman" w:eastAsia="Times New Roman" w:hAnsi="Times New Roman" w:cs="Times New Roman"/>
+          <w:color w:val="000000" w:themeColor="text1"/>
+          <w:sz w:val="24"/>
+          <w:szCs w:val="24"/>
+        </w:rPr>
+        <w:t>Este informe establece la base para la comunicación entre los stakeholders y el equipo de desarrollo, asegurando que todos los requerimientos funcionales, no funcionales, restricciones, supuestos y dependencias estén claramente documentados y comprendidos, para guiar correctamente el diseño, construcción e implementación del sistema.</w:t>
       </w:r>
     </w:p>
     <w:p>
@@ -3860,11 +4506,15 @@
         <w:rPr>
           <w:rFonts w:ascii="Times New Roman" w:eastAsia="Times New Roman" w:hAnsi="Times New Roman" w:cs="Times New Roman"/>
           <w:b/>
-          <w:sz w:val="24"/>
-          <w:szCs w:val="24"/>
-        </w:rPr>
-      </w:pPr>
-      <w:r>
+          <w:color w:val="000000" w:themeColor="text1"/>
+          <w:sz w:val="24"/>
+          <w:szCs w:val="24"/>
+        </w:rPr>
+      </w:pPr>
+      <w:r>
+        <w:rPr>
+          <w:color w:val="000000" w:themeColor="text1"/>
+        </w:rPr>
         <w:br w:type="page"/>
       </w:r>
     </w:p>
@@ -3876,10 +4526,16 @@
           <w:numId w:val="4"/>
         </w:numPr>
         <w:spacing w:line="360" w:lineRule="auto"/>
+        <w:rPr>
+          <w:color w:val="000000" w:themeColor="text1"/>
+        </w:rPr>
       </w:pPr>
       <w:bookmarkStart w:id="4" w:name="_heading=h.e8edct2qoi" w:colFirst="0" w:colLast="0"/>
       <w:bookmarkEnd w:id="4"/>
       <w:r>
+        <w:rPr>
+          <w:color w:val="000000" w:themeColor="text1"/>
+        </w:rPr>
         <w:lastRenderedPageBreak/>
         <w:t>Generalidades de la Empresa</w:t>
       </w:r>
@@ -3891,13 +4547,22 @@
           <w:ilvl w:val="1"/>
           <w:numId w:val="4"/>
         </w:numPr>
+        <w:rPr>
+          <w:color w:val="000000" w:themeColor="text1"/>
+        </w:rPr>
       </w:pPr>
       <w:bookmarkStart w:id="5" w:name="_heading=h.dmbatwtqkfpo" w:colFirst="0" w:colLast="0"/>
       <w:bookmarkEnd w:id="5"/>
       <w:r>
+        <w:rPr>
+          <w:color w:val="000000" w:themeColor="text1"/>
+        </w:rPr>
         <w:t>Nombre de la Empresa</w:t>
       </w:r>
       <w:r>
+        <w:rPr>
+          <w:color w:val="000000" w:themeColor="text1"/>
+        </w:rPr>
         <w:tab/>
       </w:r>
     </w:p>
@@ -3907,38 +4572,20 @@
         <w:ind w:left="1440"/>
         <w:rPr>
           <w:rFonts w:ascii="Times New Roman" w:eastAsia="Times New Roman" w:hAnsi="Times New Roman" w:cs="Times New Roman"/>
-          <w:sz w:val="24"/>
-          <w:szCs w:val="24"/>
-        </w:rPr>
-      </w:pPr>
-      <w:proofErr w:type="spellStart"/>
-      <w:r>
-        <w:rPr>
-          <w:rFonts w:ascii="Times New Roman" w:eastAsia="Times New Roman" w:hAnsi="Times New Roman" w:cs="Times New Roman"/>
-          <w:sz w:val="24"/>
-          <w:szCs w:val="24"/>
-        </w:rPr>
-        <w:t>DevStar</w:t>
-      </w:r>
-      <w:proofErr w:type="spellEnd"/>
-      <w:r>
-        <w:rPr>
-          <w:rFonts w:ascii="Times New Roman" w:eastAsia="Times New Roman" w:hAnsi="Times New Roman" w:cs="Times New Roman"/>
-          <w:sz w:val="24"/>
-          <w:szCs w:val="24"/>
-        </w:rPr>
-        <w:t xml:space="preserve"> </w:t>
-      </w:r>
-      <w:proofErr w:type="spellStart"/>
-      <w:r>
-        <w:rPr>
-          <w:rFonts w:ascii="Times New Roman" w:eastAsia="Times New Roman" w:hAnsi="Times New Roman" w:cs="Times New Roman"/>
-          <w:sz w:val="24"/>
-          <w:szCs w:val="24"/>
-        </w:rPr>
-        <w:t>Solutions</w:t>
-      </w:r>
-      <w:proofErr w:type="spellEnd"/>
+          <w:color w:val="000000" w:themeColor="text1"/>
+          <w:sz w:val="24"/>
+          <w:szCs w:val="24"/>
+        </w:rPr>
+      </w:pPr>
+      <w:r>
+        <w:rPr>
+          <w:rFonts w:ascii="Times New Roman" w:eastAsia="Times New Roman" w:hAnsi="Times New Roman" w:cs="Times New Roman"/>
+          <w:color w:val="000000" w:themeColor="text1"/>
+          <w:sz w:val="24"/>
+          <w:szCs w:val="24"/>
+        </w:rPr>
+        <w:t>DevStar Solutions</w:t>
+      </w:r>
     </w:p>
     <w:p>
       <w:pPr>
@@ -3947,10 +4594,16 @@
           <w:ilvl w:val="1"/>
           <w:numId w:val="4"/>
         </w:numPr>
+        <w:rPr>
+          <w:color w:val="000000" w:themeColor="text1"/>
+        </w:rPr>
       </w:pPr>
       <w:bookmarkStart w:id="6" w:name="_heading=h.6ngtahp0vu7o" w:colFirst="0" w:colLast="0"/>
       <w:bookmarkEnd w:id="6"/>
       <w:r>
+        <w:rPr>
+          <w:color w:val="000000" w:themeColor="text1"/>
+        </w:rPr>
         <w:t>Visión</w:t>
       </w:r>
     </w:p>
@@ -3960,13 +4613,15 @@
         <w:ind w:left="1440" w:firstLine="720"/>
         <w:rPr>
           <w:rFonts w:ascii="Times New Roman" w:eastAsia="Times New Roman" w:hAnsi="Times New Roman" w:cs="Times New Roman"/>
-          <w:sz w:val="24"/>
-          <w:szCs w:val="24"/>
-        </w:rPr>
-      </w:pPr>
-      <w:r>
-        <w:rPr>
-          <w:rFonts w:ascii="Times New Roman" w:eastAsia="Times New Roman" w:hAnsi="Times New Roman" w:cs="Times New Roman"/>
+          <w:color w:val="000000" w:themeColor="text1"/>
+          <w:sz w:val="24"/>
+          <w:szCs w:val="24"/>
+        </w:rPr>
+      </w:pPr>
+      <w:r>
+        <w:rPr>
+          <w:rFonts w:ascii="Times New Roman" w:eastAsia="Times New Roman" w:hAnsi="Times New Roman" w:cs="Times New Roman"/>
+          <w:color w:val="000000" w:themeColor="text1"/>
           <w:sz w:val="24"/>
           <w:szCs w:val="24"/>
         </w:rPr>
@@ -3980,10 +4635,16 @@
           <w:ilvl w:val="1"/>
           <w:numId w:val="4"/>
         </w:numPr>
+        <w:rPr>
+          <w:color w:val="000000" w:themeColor="text1"/>
+        </w:rPr>
       </w:pPr>
       <w:bookmarkStart w:id="7" w:name="_heading=h.sydj8rfx8879" w:colFirst="0" w:colLast="0"/>
       <w:bookmarkEnd w:id="7"/>
       <w:r>
+        <w:rPr>
+          <w:color w:val="000000" w:themeColor="text1"/>
+        </w:rPr>
         <w:t>Misión</w:t>
       </w:r>
     </w:p>
@@ -3993,13 +4654,15 @@
         <w:ind w:left="1440" w:firstLine="720"/>
         <w:rPr>
           <w:rFonts w:ascii="Times New Roman" w:eastAsia="Times New Roman" w:hAnsi="Times New Roman" w:cs="Times New Roman"/>
-          <w:sz w:val="24"/>
-          <w:szCs w:val="24"/>
-        </w:rPr>
-      </w:pPr>
-      <w:r>
-        <w:rPr>
-          <w:rFonts w:ascii="Times New Roman" w:eastAsia="Times New Roman" w:hAnsi="Times New Roman" w:cs="Times New Roman"/>
+          <w:color w:val="000000" w:themeColor="text1"/>
+          <w:sz w:val="24"/>
+          <w:szCs w:val="24"/>
+        </w:rPr>
+      </w:pPr>
+      <w:r>
+        <w:rPr>
+          <w:rFonts w:ascii="Times New Roman" w:eastAsia="Times New Roman" w:hAnsi="Times New Roman" w:cs="Times New Roman"/>
+          <w:color w:val="000000" w:themeColor="text1"/>
           <w:sz w:val="24"/>
           <w:szCs w:val="24"/>
         </w:rPr>
@@ -4013,15 +4676,22 @@
           <w:ilvl w:val="1"/>
           <w:numId w:val="4"/>
         </w:numPr>
+        <w:rPr>
+          <w:color w:val="000000" w:themeColor="text1"/>
+        </w:rPr>
       </w:pPr>
       <w:bookmarkStart w:id="8" w:name="_heading=h.vifem8e7qepf" w:colFirst="0" w:colLast="0"/>
       <w:bookmarkEnd w:id="8"/>
       <w:r>
+        <w:rPr>
+          <w:color w:val="000000" w:themeColor="text1"/>
+        </w:rPr>
         <w:t>Organigrama</w:t>
       </w:r>
       <w:r>
         <w:rPr>
           <w:noProof/>
+          <w:color w:val="000000" w:themeColor="text1"/>
         </w:rPr>
         <w:drawing>
           <wp:anchor distT="114300" distB="114300" distL="114300" distR="114300" simplePos="0" relativeHeight="251659264" behindDoc="0" locked="0" layoutInCell="1" hidden="0" allowOverlap="1" wp14:anchorId="7D0BBB7D" wp14:editId="4624B600">
@@ -4074,6 +4744,7 @@
         <w:ind w:left="1440"/>
         <w:rPr>
           <w:rFonts w:ascii="Times New Roman" w:eastAsia="Times New Roman" w:hAnsi="Times New Roman" w:cs="Times New Roman"/>
+          <w:color w:val="000000" w:themeColor="text1"/>
           <w:sz w:val="24"/>
           <w:szCs w:val="24"/>
         </w:rPr>
@@ -4086,11 +4757,15 @@
         <w:rPr>
           <w:rFonts w:ascii="Times New Roman" w:eastAsia="Times New Roman" w:hAnsi="Times New Roman" w:cs="Times New Roman"/>
           <w:b/>
-          <w:sz w:val="24"/>
-          <w:szCs w:val="24"/>
-        </w:rPr>
-      </w:pPr>
-      <w:r>
+          <w:color w:val="000000" w:themeColor="text1"/>
+          <w:sz w:val="24"/>
+          <w:szCs w:val="24"/>
+        </w:rPr>
+      </w:pPr>
+      <w:r>
+        <w:rPr>
+          <w:color w:val="000000" w:themeColor="text1"/>
+        </w:rPr>
         <w:br w:type="page"/>
       </w:r>
     </w:p>
@@ -4102,17 +4777,18 @@
           <w:numId w:val="4"/>
         </w:numPr>
         <w:spacing w:line="360" w:lineRule="auto"/>
+        <w:rPr>
+          <w:color w:val="000000" w:themeColor="text1"/>
+        </w:rPr>
       </w:pPr>
       <w:bookmarkStart w:id="9" w:name="_heading=h.wigmwjnv2cx4" w:colFirst="0" w:colLast="0"/>
       <w:bookmarkEnd w:id="9"/>
-      <w:proofErr w:type="spellStart"/>
-      <w:r>
+      <w:r>
+        <w:rPr>
+          <w:color w:val="000000" w:themeColor="text1"/>
+        </w:rPr>
         <w:lastRenderedPageBreak/>
-        <w:t>Visionamiento</w:t>
-      </w:r>
-      <w:proofErr w:type="spellEnd"/>
-      <w:r>
-        <w:t xml:space="preserve"> de la Empresa</w:t>
+        <w:t>Visionamiento de la Empresa</w:t>
       </w:r>
     </w:p>
     <w:p>
@@ -4122,10 +4798,16 @@
           <w:ilvl w:val="1"/>
           <w:numId w:val="4"/>
         </w:numPr>
+        <w:rPr>
+          <w:color w:val="000000" w:themeColor="text1"/>
+        </w:rPr>
       </w:pPr>
       <w:bookmarkStart w:id="10" w:name="_heading=h.l1nnbhm927le" w:colFirst="0" w:colLast="0"/>
       <w:bookmarkEnd w:id="10"/>
       <w:r>
+        <w:rPr>
+          <w:color w:val="000000" w:themeColor="text1"/>
+        </w:rPr>
         <w:t>Descripción del Problema</w:t>
       </w:r>
     </w:p>
@@ -4135,53 +4817,19 @@
         <w:ind w:left="1440" w:firstLine="720"/>
         <w:rPr>
           <w:rFonts w:ascii="Times New Roman" w:eastAsia="Times New Roman" w:hAnsi="Times New Roman" w:cs="Times New Roman"/>
-          <w:sz w:val="24"/>
-          <w:szCs w:val="24"/>
-        </w:rPr>
-      </w:pPr>
-      <w:r>
-        <w:rPr>
-          <w:rFonts w:ascii="Times New Roman" w:eastAsia="Times New Roman" w:hAnsi="Times New Roman" w:cs="Times New Roman"/>
-          <w:sz w:val="24"/>
-          <w:szCs w:val="24"/>
-        </w:rPr>
-        <w:t xml:space="preserve">Actualmente, muchas organizaciones y profesionales pierden tiempo valioso en la elaboración manual de documentos formales. Esta falta de automatización genera costos innecesarios, retrasa la entrega de proyectos y afecta la eficiencia operativa. </w:t>
-      </w:r>
-      <w:proofErr w:type="spellStart"/>
-      <w:r>
-        <w:rPr>
-          <w:rFonts w:ascii="Times New Roman" w:eastAsia="Times New Roman" w:hAnsi="Times New Roman" w:cs="Times New Roman"/>
-          <w:sz w:val="24"/>
-          <w:szCs w:val="24"/>
-        </w:rPr>
-        <w:t>DevStar</w:t>
-      </w:r>
-      <w:proofErr w:type="spellEnd"/>
-      <w:r>
-        <w:rPr>
-          <w:rFonts w:ascii="Times New Roman" w:eastAsia="Times New Roman" w:hAnsi="Times New Roman" w:cs="Times New Roman"/>
-          <w:sz w:val="24"/>
-          <w:szCs w:val="24"/>
-        </w:rPr>
-        <w:t xml:space="preserve"> </w:t>
-      </w:r>
-      <w:proofErr w:type="spellStart"/>
-      <w:r>
-        <w:rPr>
-          <w:rFonts w:ascii="Times New Roman" w:eastAsia="Times New Roman" w:hAnsi="Times New Roman" w:cs="Times New Roman"/>
-          <w:sz w:val="24"/>
-          <w:szCs w:val="24"/>
-        </w:rPr>
-        <w:t>Solutions</w:t>
-      </w:r>
-      <w:proofErr w:type="spellEnd"/>
-      <w:r>
-        <w:rPr>
-          <w:rFonts w:ascii="Times New Roman" w:eastAsia="Times New Roman" w:hAnsi="Times New Roman" w:cs="Times New Roman"/>
-          <w:sz w:val="24"/>
-          <w:szCs w:val="24"/>
-        </w:rPr>
-        <w:t xml:space="preserve"> identificó la necesidad de una plataforma que permita automatizar la generación de documentos estructurados utilizando tecnologías de inteligencia artificial, optimizando tiempos y asegurando la calidad del contenido entregado.</w:t>
+          <w:color w:val="000000" w:themeColor="text1"/>
+          <w:sz w:val="24"/>
+          <w:szCs w:val="24"/>
+        </w:rPr>
+      </w:pPr>
+      <w:r>
+        <w:rPr>
+          <w:rFonts w:ascii="Times New Roman" w:eastAsia="Times New Roman" w:hAnsi="Times New Roman" w:cs="Times New Roman"/>
+          <w:color w:val="000000" w:themeColor="text1"/>
+          <w:sz w:val="24"/>
+          <w:szCs w:val="24"/>
+        </w:rPr>
+        <w:t>Actualmente, muchas organizaciones y profesionales pierden tiempo valioso en la elaboración manual de documentos formales. Esta falta de automatización genera costos innecesarios, retrasa la entrega de proyectos y afecta la eficiencia operativa. DevStar Solutions identificó la necesidad de una plataforma que permita automatizar la generación de documentos estructurados utilizando tecnologías de inteligencia artificial, optimizando tiempos y asegurando la calidad del contenido entregado.</w:t>
       </w:r>
     </w:p>
     <w:p>
@@ -4192,10 +4840,16 @@
           <w:numId w:val="4"/>
         </w:numPr>
         <w:spacing w:after="0"/>
+        <w:rPr>
+          <w:color w:val="000000" w:themeColor="text1"/>
+        </w:rPr>
       </w:pPr>
       <w:bookmarkStart w:id="11" w:name="_heading=h.ardu4u6p2qi1" w:colFirst="0" w:colLast="0"/>
       <w:bookmarkEnd w:id="11"/>
       <w:r>
+        <w:rPr>
+          <w:color w:val="000000" w:themeColor="text1"/>
+        </w:rPr>
         <w:t>Objetivos de Negocios</w:t>
       </w:r>
     </w:p>
@@ -4208,53 +4862,19 @@
         <w:spacing w:after="0" w:line="360" w:lineRule="auto"/>
         <w:rPr>
           <w:rFonts w:ascii="Times New Roman" w:eastAsia="Times New Roman" w:hAnsi="Times New Roman" w:cs="Times New Roman"/>
-          <w:sz w:val="24"/>
-          <w:szCs w:val="24"/>
-        </w:rPr>
-      </w:pPr>
-      <w:r>
-        <w:rPr>
-          <w:rFonts w:ascii="Times New Roman" w:eastAsia="Times New Roman" w:hAnsi="Times New Roman" w:cs="Times New Roman"/>
-          <w:sz w:val="24"/>
-          <w:szCs w:val="24"/>
-        </w:rPr>
-        <w:t xml:space="preserve">Incrementar el portafolio de soluciones innovadoras de </w:t>
-      </w:r>
-      <w:proofErr w:type="spellStart"/>
-      <w:r>
-        <w:rPr>
-          <w:rFonts w:ascii="Times New Roman" w:eastAsia="Times New Roman" w:hAnsi="Times New Roman" w:cs="Times New Roman"/>
-          <w:sz w:val="24"/>
-          <w:szCs w:val="24"/>
-        </w:rPr>
-        <w:t>DevStar</w:t>
-      </w:r>
-      <w:proofErr w:type="spellEnd"/>
-      <w:r>
-        <w:rPr>
-          <w:rFonts w:ascii="Times New Roman" w:eastAsia="Times New Roman" w:hAnsi="Times New Roman" w:cs="Times New Roman"/>
-          <w:sz w:val="24"/>
-          <w:szCs w:val="24"/>
-        </w:rPr>
-        <w:t xml:space="preserve"> </w:t>
-      </w:r>
-      <w:proofErr w:type="spellStart"/>
-      <w:r>
-        <w:rPr>
-          <w:rFonts w:ascii="Times New Roman" w:eastAsia="Times New Roman" w:hAnsi="Times New Roman" w:cs="Times New Roman"/>
-          <w:sz w:val="24"/>
-          <w:szCs w:val="24"/>
-        </w:rPr>
-        <w:t>Solutions</w:t>
-      </w:r>
-      <w:proofErr w:type="spellEnd"/>
-      <w:r>
-        <w:rPr>
-          <w:rFonts w:ascii="Times New Roman" w:eastAsia="Times New Roman" w:hAnsi="Times New Roman" w:cs="Times New Roman"/>
-          <w:sz w:val="24"/>
-          <w:szCs w:val="24"/>
-        </w:rPr>
-        <w:t>.</w:t>
+          <w:color w:val="000000" w:themeColor="text1"/>
+          <w:sz w:val="24"/>
+          <w:szCs w:val="24"/>
+        </w:rPr>
+      </w:pPr>
+      <w:r>
+        <w:rPr>
+          <w:rFonts w:ascii="Times New Roman" w:eastAsia="Times New Roman" w:hAnsi="Times New Roman" w:cs="Times New Roman"/>
+          <w:color w:val="000000" w:themeColor="text1"/>
+          <w:sz w:val="24"/>
+          <w:szCs w:val="24"/>
+        </w:rPr>
+        <w:t>Incrementar el portafolio de soluciones innovadoras de DevStar Solutions.</w:t>
       </w:r>
     </w:p>
     <w:p>
@@ -4266,13 +4886,15 @@
         <w:spacing w:after="0" w:line="360" w:lineRule="auto"/>
         <w:rPr>
           <w:rFonts w:ascii="Times New Roman" w:eastAsia="Times New Roman" w:hAnsi="Times New Roman" w:cs="Times New Roman"/>
-          <w:sz w:val="24"/>
-          <w:szCs w:val="24"/>
-        </w:rPr>
-      </w:pPr>
-      <w:r>
-        <w:rPr>
-          <w:rFonts w:ascii="Times New Roman" w:eastAsia="Times New Roman" w:hAnsi="Times New Roman" w:cs="Times New Roman"/>
+          <w:color w:val="000000" w:themeColor="text1"/>
+          <w:sz w:val="24"/>
+          <w:szCs w:val="24"/>
+        </w:rPr>
+      </w:pPr>
+      <w:r>
+        <w:rPr>
+          <w:rFonts w:ascii="Times New Roman" w:eastAsia="Times New Roman" w:hAnsi="Times New Roman" w:cs="Times New Roman"/>
+          <w:color w:val="000000" w:themeColor="text1"/>
           <w:sz w:val="24"/>
           <w:szCs w:val="24"/>
         </w:rPr>
@@ -4288,53 +4910,19 @@
         <w:spacing w:after="0" w:line="360" w:lineRule="auto"/>
         <w:rPr>
           <w:rFonts w:ascii="Times New Roman" w:eastAsia="Times New Roman" w:hAnsi="Times New Roman" w:cs="Times New Roman"/>
-          <w:sz w:val="24"/>
-          <w:szCs w:val="24"/>
-        </w:rPr>
-      </w:pPr>
-      <w:r>
-        <w:rPr>
-          <w:rFonts w:ascii="Times New Roman" w:eastAsia="Times New Roman" w:hAnsi="Times New Roman" w:cs="Times New Roman"/>
-          <w:sz w:val="24"/>
-          <w:szCs w:val="24"/>
-        </w:rPr>
-        <w:t xml:space="preserve">Posicionar a </w:t>
-      </w:r>
-      <w:proofErr w:type="spellStart"/>
-      <w:r>
-        <w:rPr>
-          <w:rFonts w:ascii="Times New Roman" w:eastAsia="Times New Roman" w:hAnsi="Times New Roman" w:cs="Times New Roman"/>
-          <w:sz w:val="24"/>
-          <w:szCs w:val="24"/>
-        </w:rPr>
-        <w:t>DevStar</w:t>
-      </w:r>
-      <w:proofErr w:type="spellEnd"/>
-      <w:r>
-        <w:rPr>
-          <w:rFonts w:ascii="Times New Roman" w:eastAsia="Times New Roman" w:hAnsi="Times New Roman" w:cs="Times New Roman"/>
-          <w:sz w:val="24"/>
-          <w:szCs w:val="24"/>
-        </w:rPr>
-        <w:t xml:space="preserve"> </w:t>
-      </w:r>
-      <w:proofErr w:type="spellStart"/>
-      <w:r>
-        <w:rPr>
-          <w:rFonts w:ascii="Times New Roman" w:eastAsia="Times New Roman" w:hAnsi="Times New Roman" w:cs="Times New Roman"/>
-          <w:sz w:val="24"/>
-          <w:szCs w:val="24"/>
-        </w:rPr>
-        <w:t>Solutions</w:t>
-      </w:r>
-      <w:proofErr w:type="spellEnd"/>
-      <w:r>
-        <w:rPr>
-          <w:rFonts w:ascii="Times New Roman" w:eastAsia="Times New Roman" w:hAnsi="Times New Roman" w:cs="Times New Roman"/>
-          <w:sz w:val="24"/>
-          <w:szCs w:val="24"/>
-        </w:rPr>
-        <w:t xml:space="preserve"> como referente en soluciones de inteligencia artificial aplicadas a la productividad empresarial.</w:t>
+          <w:color w:val="000000" w:themeColor="text1"/>
+          <w:sz w:val="24"/>
+          <w:szCs w:val="24"/>
+        </w:rPr>
+      </w:pPr>
+      <w:r>
+        <w:rPr>
+          <w:rFonts w:ascii="Times New Roman" w:eastAsia="Times New Roman" w:hAnsi="Times New Roman" w:cs="Times New Roman"/>
+          <w:color w:val="000000" w:themeColor="text1"/>
+          <w:sz w:val="24"/>
+          <w:szCs w:val="24"/>
+        </w:rPr>
+        <w:t>Posicionar a DevStar Solutions como referente en soluciones de inteligencia artificial aplicadas a la productividad empresarial.</w:t>
       </w:r>
     </w:p>
     <w:p>
@@ -4346,13 +4934,15 @@
         <w:spacing w:after="0" w:line="360" w:lineRule="auto"/>
         <w:rPr>
           <w:rFonts w:ascii="Times New Roman" w:eastAsia="Times New Roman" w:hAnsi="Times New Roman" w:cs="Times New Roman"/>
-          <w:sz w:val="24"/>
-          <w:szCs w:val="24"/>
-        </w:rPr>
-      </w:pPr>
-      <w:r>
-        <w:rPr>
-          <w:rFonts w:ascii="Times New Roman" w:eastAsia="Times New Roman" w:hAnsi="Times New Roman" w:cs="Times New Roman"/>
+          <w:color w:val="000000" w:themeColor="text1"/>
+          <w:sz w:val="24"/>
+          <w:szCs w:val="24"/>
+        </w:rPr>
+      </w:pPr>
+      <w:r>
+        <w:rPr>
+          <w:rFonts w:ascii="Times New Roman" w:eastAsia="Times New Roman" w:hAnsi="Times New Roman" w:cs="Times New Roman"/>
+          <w:color w:val="000000" w:themeColor="text1"/>
           <w:sz w:val="24"/>
           <w:szCs w:val="24"/>
         </w:rPr>
@@ -4367,10 +4957,16 @@
           <w:numId w:val="4"/>
         </w:numPr>
         <w:spacing w:after="0"/>
+        <w:rPr>
+          <w:color w:val="000000" w:themeColor="text1"/>
+        </w:rPr>
       </w:pPr>
       <w:bookmarkStart w:id="12" w:name="_heading=h.2clo1e940vl3" w:colFirst="0" w:colLast="0"/>
       <w:bookmarkEnd w:id="12"/>
       <w:r>
+        <w:rPr>
+          <w:color w:val="000000" w:themeColor="text1"/>
+        </w:rPr>
         <w:t>Objetivos de Diseño</w:t>
       </w:r>
     </w:p>
@@ -4383,13 +4979,15 @@
         <w:spacing w:after="0" w:line="360" w:lineRule="auto"/>
         <w:rPr>
           <w:rFonts w:ascii="Times New Roman" w:eastAsia="Times New Roman" w:hAnsi="Times New Roman" w:cs="Times New Roman"/>
-          <w:sz w:val="24"/>
-          <w:szCs w:val="24"/>
-        </w:rPr>
-      </w:pPr>
-      <w:r>
-        <w:rPr>
-          <w:rFonts w:ascii="Times New Roman" w:eastAsia="Times New Roman" w:hAnsi="Times New Roman" w:cs="Times New Roman"/>
+          <w:color w:val="000000" w:themeColor="text1"/>
+          <w:sz w:val="24"/>
+          <w:szCs w:val="24"/>
+        </w:rPr>
+      </w:pPr>
+      <w:r>
+        <w:rPr>
+          <w:rFonts w:ascii="Times New Roman" w:eastAsia="Times New Roman" w:hAnsi="Times New Roman" w:cs="Times New Roman"/>
+          <w:color w:val="000000" w:themeColor="text1"/>
           <w:sz w:val="24"/>
           <w:szCs w:val="24"/>
         </w:rPr>
@@ -4405,13 +5003,15 @@
         <w:spacing w:after="0" w:line="360" w:lineRule="auto"/>
         <w:rPr>
           <w:rFonts w:ascii="Times New Roman" w:eastAsia="Times New Roman" w:hAnsi="Times New Roman" w:cs="Times New Roman"/>
-          <w:sz w:val="24"/>
-          <w:szCs w:val="24"/>
-        </w:rPr>
-      </w:pPr>
-      <w:r>
-        <w:rPr>
-          <w:rFonts w:ascii="Times New Roman" w:eastAsia="Times New Roman" w:hAnsi="Times New Roman" w:cs="Times New Roman"/>
+          <w:color w:val="000000" w:themeColor="text1"/>
+          <w:sz w:val="24"/>
+          <w:szCs w:val="24"/>
+        </w:rPr>
+      </w:pPr>
+      <w:r>
+        <w:rPr>
+          <w:rFonts w:ascii="Times New Roman" w:eastAsia="Times New Roman" w:hAnsi="Times New Roman" w:cs="Times New Roman"/>
+          <w:color w:val="000000" w:themeColor="text1"/>
           <w:sz w:val="24"/>
           <w:szCs w:val="24"/>
         </w:rPr>
@@ -4427,13 +5027,15 @@
         <w:spacing w:after="0" w:line="360" w:lineRule="auto"/>
         <w:rPr>
           <w:rFonts w:ascii="Times New Roman" w:eastAsia="Times New Roman" w:hAnsi="Times New Roman" w:cs="Times New Roman"/>
-          <w:sz w:val="24"/>
-          <w:szCs w:val="24"/>
-        </w:rPr>
-      </w:pPr>
-      <w:r>
-        <w:rPr>
-          <w:rFonts w:ascii="Times New Roman" w:eastAsia="Times New Roman" w:hAnsi="Times New Roman" w:cs="Times New Roman"/>
+          <w:color w:val="000000" w:themeColor="text1"/>
+          <w:sz w:val="24"/>
+          <w:szCs w:val="24"/>
+        </w:rPr>
+      </w:pPr>
+      <w:r>
+        <w:rPr>
+          <w:rFonts w:ascii="Times New Roman" w:eastAsia="Times New Roman" w:hAnsi="Times New Roman" w:cs="Times New Roman"/>
+          <w:color w:val="000000" w:themeColor="text1"/>
           <w:sz w:val="24"/>
           <w:szCs w:val="24"/>
         </w:rPr>
@@ -4449,13 +5051,15 @@
         <w:spacing w:after="0" w:line="360" w:lineRule="auto"/>
         <w:rPr>
           <w:rFonts w:ascii="Times New Roman" w:eastAsia="Times New Roman" w:hAnsi="Times New Roman" w:cs="Times New Roman"/>
-          <w:sz w:val="24"/>
-          <w:szCs w:val="24"/>
-        </w:rPr>
-      </w:pPr>
-      <w:r>
-        <w:rPr>
-          <w:rFonts w:ascii="Times New Roman" w:eastAsia="Times New Roman" w:hAnsi="Times New Roman" w:cs="Times New Roman"/>
+          <w:color w:val="000000" w:themeColor="text1"/>
+          <w:sz w:val="24"/>
+          <w:szCs w:val="24"/>
+        </w:rPr>
+      </w:pPr>
+      <w:r>
+        <w:rPr>
+          <w:rFonts w:ascii="Times New Roman" w:eastAsia="Times New Roman" w:hAnsi="Times New Roman" w:cs="Times New Roman"/>
+          <w:color w:val="000000" w:themeColor="text1"/>
           <w:sz w:val="24"/>
           <w:szCs w:val="24"/>
         </w:rPr>
@@ -4469,10 +5073,16 @@
           <w:ilvl w:val="1"/>
           <w:numId w:val="4"/>
         </w:numPr>
+        <w:rPr>
+          <w:color w:val="000000" w:themeColor="text1"/>
+        </w:rPr>
       </w:pPr>
       <w:bookmarkStart w:id="13" w:name="_heading=h.m19izj442yam" w:colFirst="0" w:colLast="0"/>
       <w:bookmarkEnd w:id="13"/>
       <w:r>
+        <w:rPr>
+          <w:color w:val="000000" w:themeColor="text1"/>
+        </w:rPr>
         <w:t>Alcance del proyecto</w:t>
       </w:r>
     </w:p>
@@ -4482,13 +5092,15 @@
         <w:ind w:left="1440"/>
         <w:rPr>
           <w:rFonts w:ascii="Times New Roman" w:eastAsia="Times New Roman" w:hAnsi="Times New Roman" w:cs="Times New Roman"/>
-          <w:sz w:val="24"/>
-          <w:szCs w:val="24"/>
-        </w:rPr>
-      </w:pPr>
-      <w:r>
-        <w:rPr>
-          <w:rFonts w:ascii="Times New Roman" w:eastAsia="Times New Roman" w:hAnsi="Times New Roman" w:cs="Times New Roman"/>
+          <w:color w:val="000000" w:themeColor="text1"/>
+          <w:sz w:val="24"/>
+          <w:szCs w:val="24"/>
+        </w:rPr>
+      </w:pPr>
+      <w:r>
+        <w:rPr>
+          <w:rFonts w:ascii="Times New Roman" w:eastAsia="Times New Roman" w:hAnsi="Times New Roman" w:cs="Times New Roman"/>
+          <w:color w:val="000000" w:themeColor="text1"/>
           <w:sz w:val="24"/>
           <w:szCs w:val="24"/>
         </w:rPr>
@@ -4504,13 +5116,15 @@
         <w:spacing w:after="0" w:line="360" w:lineRule="auto"/>
         <w:rPr>
           <w:rFonts w:ascii="Times New Roman" w:eastAsia="Times New Roman" w:hAnsi="Times New Roman" w:cs="Times New Roman"/>
-          <w:sz w:val="24"/>
-          <w:szCs w:val="24"/>
-        </w:rPr>
-      </w:pPr>
-      <w:r>
-        <w:rPr>
-          <w:rFonts w:ascii="Times New Roman" w:eastAsia="Times New Roman" w:hAnsi="Times New Roman" w:cs="Times New Roman"/>
+          <w:color w:val="000000" w:themeColor="text1"/>
+          <w:sz w:val="24"/>
+          <w:szCs w:val="24"/>
+        </w:rPr>
+      </w:pPr>
+      <w:r>
+        <w:rPr>
+          <w:rFonts w:ascii="Times New Roman" w:eastAsia="Times New Roman" w:hAnsi="Times New Roman" w:cs="Times New Roman"/>
+          <w:color w:val="000000" w:themeColor="text1"/>
           <w:sz w:val="24"/>
           <w:szCs w:val="24"/>
         </w:rPr>
@@ -4527,13 +5141,15 @@
         <w:spacing w:after="0" w:line="360" w:lineRule="auto"/>
         <w:rPr>
           <w:rFonts w:ascii="Times New Roman" w:eastAsia="Times New Roman" w:hAnsi="Times New Roman" w:cs="Times New Roman"/>
-          <w:sz w:val="24"/>
-          <w:szCs w:val="24"/>
-        </w:rPr>
-      </w:pPr>
-      <w:r>
-        <w:rPr>
-          <w:rFonts w:ascii="Times New Roman" w:eastAsia="Times New Roman" w:hAnsi="Times New Roman" w:cs="Times New Roman"/>
+          <w:color w:val="000000" w:themeColor="text1"/>
+          <w:sz w:val="24"/>
+          <w:szCs w:val="24"/>
+        </w:rPr>
+      </w:pPr>
+      <w:r>
+        <w:rPr>
+          <w:rFonts w:ascii="Times New Roman" w:eastAsia="Times New Roman" w:hAnsi="Times New Roman" w:cs="Times New Roman"/>
+          <w:color w:val="000000" w:themeColor="text1"/>
           <w:sz w:val="24"/>
           <w:szCs w:val="24"/>
         </w:rPr>
@@ -4549,13 +5165,15 @@
         <w:spacing w:after="0" w:line="360" w:lineRule="auto"/>
         <w:rPr>
           <w:rFonts w:ascii="Times New Roman" w:eastAsia="Times New Roman" w:hAnsi="Times New Roman" w:cs="Times New Roman"/>
-          <w:sz w:val="24"/>
-          <w:szCs w:val="24"/>
-        </w:rPr>
-      </w:pPr>
-      <w:r>
-        <w:rPr>
-          <w:rFonts w:ascii="Times New Roman" w:eastAsia="Times New Roman" w:hAnsi="Times New Roman" w:cs="Times New Roman"/>
+          <w:color w:val="000000" w:themeColor="text1"/>
+          <w:sz w:val="24"/>
+          <w:szCs w:val="24"/>
+        </w:rPr>
+      </w:pPr>
+      <w:r>
+        <w:rPr>
+          <w:rFonts w:ascii="Times New Roman" w:eastAsia="Times New Roman" w:hAnsi="Times New Roman" w:cs="Times New Roman"/>
+          <w:color w:val="000000" w:themeColor="text1"/>
           <w:sz w:val="24"/>
           <w:szCs w:val="24"/>
         </w:rPr>
@@ -4571,13 +5189,15 @@
         <w:spacing w:after="0" w:line="360" w:lineRule="auto"/>
         <w:rPr>
           <w:rFonts w:ascii="Times New Roman" w:eastAsia="Times New Roman" w:hAnsi="Times New Roman" w:cs="Times New Roman"/>
-          <w:sz w:val="24"/>
-          <w:szCs w:val="24"/>
-        </w:rPr>
-      </w:pPr>
-      <w:r>
-        <w:rPr>
-          <w:rFonts w:ascii="Times New Roman" w:eastAsia="Times New Roman" w:hAnsi="Times New Roman" w:cs="Times New Roman"/>
+          <w:color w:val="000000" w:themeColor="text1"/>
+          <w:sz w:val="24"/>
+          <w:szCs w:val="24"/>
+        </w:rPr>
+      </w:pPr>
+      <w:r>
+        <w:rPr>
+          <w:rFonts w:ascii="Times New Roman" w:eastAsia="Times New Roman" w:hAnsi="Times New Roman" w:cs="Times New Roman"/>
+          <w:color w:val="000000" w:themeColor="text1"/>
           <w:sz w:val="24"/>
           <w:szCs w:val="24"/>
         </w:rPr>
@@ -4593,13 +5213,15 @@
         <w:spacing w:after="0" w:line="360" w:lineRule="auto"/>
         <w:rPr>
           <w:rFonts w:ascii="Times New Roman" w:eastAsia="Times New Roman" w:hAnsi="Times New Roman" w:cs="Times New Roman"/>
-          <w:sz w:val="24"/>
-          <w:szCs w:val="24"/>
-        </w:rPr>
-      </w:pPr>
-      <w:r>
-        <w:rPr>
-          <w:rFonts w:ascii="Times New Roman" w:eastAsia="Times New Roman" w:hAnsi="Times New Roman" w:cs="Times New Roman"/>
+          <w:color w:val="000000" w:themeColor="text1"/>
+          <w:sz w:val="24"/>
+          <w:szCs w:val="24"/>
+        </w:rPr>
+      </w:pPr>
+      <w:r>
+        <w:rPr>
+          <w:rFonts w:ascii="Times New Roman" w:eastAsia="Times New Roman" w:hAnsi="Times New Roman" w:cs="Times New Roman"/>
+          <w:color w:val="000000" w:themeColor="text1"/>
           <w:sz w:val="24"/>
           <w:szCs w:val="24"/>
         </w:rPr>
@@ -4608,6 +5230,7 @@
       <w:r>
         <w:rPr>
           <w:rFonts w:ascii="Times New Roman" w:eastAsia="Times New Roman" w:hAnsi="Times New Roman" w:cs="Times New Roman"/>
+          <w:color w:val="000000" w:themeColor="text1"/>
           <w:sz w:val="24"/>
           <w:szCs w:val="24"/>
         </w:rPr>
@@ -4621,10 +5244,16 @@
           <w:ilvl w:val="1"/>
           <w:numId w:val="4"/>
         </w:numPr>
+        <w:rPr>
+          <w:color w:val="000000" w:themeColor="text1"/>
+        </w:rPr>
       </w:pPr>
       <w:bookmarkStart w:id="14" w:name="_heading=h.vw0bygcxxdho" w:colFirst="0" w:colLast="0"/>
       <w:bookmarkEnd w:id="14"/>
       <w:r>
+        <w:rPr>
+          <w:color w:val="000000" w:themeColor="text1"/>
+        </w:rPr>
         <w:t>Viabilidad del Sistema</w:t>
       </w:r>
     </w:p>
@@ -4634,27 +5263,19 @@
         <w:ind w:left="1440"/>
         <w:rPr>
           <w:rFonts w:ascii="Times New Roman" w:eastAsia="Times New Roman" w:hAnsi="Times New Roman" w:cs="Times New Roman"/>
-          <w:sz w:val="24"/>
-          <w:szCs w:val="24"/>
-        </w:rPr>
-      </w:pPr>
-      <w:proofErr w:type="gramStart"/>
-      <w:r>
-        <w:rPr>
-          <w:rFonts w:ascii="Times New Roman" w:eastAsia="Times New Roman" w:hAnsi="Times New Roman" w:cs="Times New Roman"/>
-          <w:sz w:val="24"/>
-          <w:szCs w:val="24"/>
-        </w:rPr>
-        <w:t>De acuerdo al</w:t>
-      </w:r>
-      <w:proofErr w:type="gramEnd"/>
-      <w:r>
-        <w:rPr>
-          <w:rFonts w:ascii="Times New Roman" w:eastAsia="Times New Roman" w:hAnsi="Times New Roman" w:cs="Times New Roman"/>
-          <w:sz w:val="24"/>
-          <w:szCs w:val="24"/>
-        </w:rPr>
-        <w:t xml:space="preserve"> análisis técnico, operativo, legal y financiero realizado, el proyecto es viable:</w:t>
+          <w:color w:val="000000" w:themeColor="text1"/>
+          <w:sz w:val="24"/>
+          <w:szCs w:val="24"/>
+        </w:rPr>
+      </w:pPr>
+      <w:r>
+        <w:rPr>
+          <w:rFonts w:ascii="Times New Roman" w:eastAsia="Times New Roman" w:hAnsi="Times New Roman" w:cs="Times New Roman"/>
+          <w:color w:val="000000" w:themeColor="text1"/>
+          <w:sz w:val="24"/>
+          <w:szCs w:val="24"/>
+        </w:rPr>
+        <w:t>De acuerdo al análisis técnico, operativo, legal y financiero realizado, el proyecto es viable:</w:t>
       </w:r>
     </w:p>
     <w:p>
@@ -4666,13 +5287,15 @@
         <w:spacing w:after="0" w:line="360" w:lineRule="auto"/>
         <w:rPr>
           <w:rFonts w:ascii="Times New Roman" w:eastAsia="Times New Roman" w:hAnsi="Times New Roman" w:cs="Times New Roman"/>
-          <w:sz w:val="24"/>
-          <w:szCs w:val="24"/>
-        </w:rPr>
-      </w:pPr>
-      <w:r>
-        <w:rPr>
-          <w:rFonts w:ascii="Times New Roman" w:eastAsia="Times New Roman" w:hAnsi="Times New Roman" w:cs="Times New Roman"/>
+          <w:color w:val="000000" w:themeColor="text1"/>
+          <w:sz w:val="24"/>
+          <w:szCs w:val="24"/>
+        </w:rPr>
+      </w:pPr>
+      <w:r>
+        <w:rPr>
+          <w:rFonts w:ascii="Times New Roman" w:eastAsia="Times New Roman" w:hAnsi="Times New Roman" w:cs="Times New Roman"/>
+          <w:color w:val="000000" w:themeColor="text1"/>
           <w:sz w:val="24"/>
           <w:szCs w:val="24"/>
         </w:rPr>
@@ -4688,13 +5311,15 @@
         <w:spacing w:after="0" w:line="360" w:lineRule="auto"/>
         <w:rPr>
           <w:rFonts w:ascii="Times New Roman" w:eastAsia="Times New Roman" w:hAnsi="Times New Roman" w:cs="Times New Roman"/>
-          <w:sz w:val="24"/>
-          <w:szCs w:val="24"/>
-        </w:rPr>
-      </w:pPr>
-      <w:r>
-        <w:rPr>
-          <w:rFonts w:ascii="Times New Roman" w:eastAsia="Times New Roman" w:hAnsi="Times New Roman" w:cs="Times New Roman"/>
+          <w:color w:val="000000" w:themeColor="text1"/>
+          <w:sz w:val="24"/>
+          <w:szCs w:val="24"/>
+        </w:rPr>
+      </w:pPr>
+      <w:r>
+        <w:rPr>
+          <w:rFonts w:ascii="Times New Roman" w:eastAsia="Times New Roman" w:hAnsi="Times New Roman" w:cs="Times New Roman"/>
+          <w:color w:val="000000" w:themeColor="text1"/>
           <w:sz w:val="24"/>
           <w:szCs w:val="24"/>
         </w:rPr>
@@ -4710,13 +5335,15 @@
         <w:spacing w:after="0" w:line="360" w:lineRule="auto"/>
         <w:rPr>
           <w:rFonts w:ascii="Times New Roman" w:eastAsia="Times New Roman" w:hAnsi="Times New Roman" w:cs="Times New Roman"/>
-          <w:sz w:val="24"/>
-          <w:szCs w:val="24"/>
-        </w:rPr>
-      </w:pPr>
-      <w:r>
-        <w:rPr>
-          <w:rFonts w:ascii="Times New Roman" w:eastAsia="Times New Roman" w:hAnsi="Times New Roman" w:cs="Times New Roman"/>
+          <w:color w:val="000000" w:themeColor="text1"/>
+          <w:sz w:val="24"/>
+          <w:szCs w:val="24"/>
+        </w:rPr>
+      </w:pPr>
+      <w:r>
+        <w:rPr>
+          <w:rFonts w:ascii="Times New Roman" w:eastAsia="Times New Roman" w:hAnsi="Times New Roman" w:cs="Times New Roman"/>
+          <w:color w:val="000000" w:themeColor="text1"/>
           <w:sz w:val="24"/>
           <w:szCs w:val="24"/>
         </w:rPr>
@@ -4732,13 +5359,15 @@
         <w:spacing w:after="0" w:line="360" w:lineRule="auto"/>
         <w:rPr>
           <w:rFonts w:ascii="Times New Roman" w:eastAsia="Times New Roman" w:hAnsi="Times New Roman" w:cs="Times New Roman"/>
-          <w:sz w:val="24"/>
-          <w:szCs w:val="24"/>
-        </w:rPr>
-      </w:pPr>
-      <w:r>
-        <w:rPr>
-          <w:rFonts w:ascii="Times New Roman" w:eastAsia="Times New Roman" w:hAnsi="Times New Roman" w:cs="Times New Roman"/>
+          <w:color w:val="000000" w:themeColor="text1"/>
+          <w:sz w:val="24"/>
+          <w:szCs w:val="24"/>
+        </w:rPr>
+      </w:pPr>
+      <w:r>
+        <w:rPr>
+          <w:rFonts w:ascii="Times New Roman" w:eastAsia="Times New Roman" w:hAnsi="Times New Roman" w:cs="Times New Roman"/>
+          <w:color w:val="000000" w:themeColor="text1"/>
           <w:sz w:val="24"/>
           <w:szCs w:val="24"/>
         </w:rPr>
@@ -4747,6 +5376,7 @@
       <w:r>
         <w:rPr>
           <w:rFonts w:ascii="Times New Roman" w:eastAsia="Times New Roman" w:hAnsi="Times New Roman" w:cs="Times New Roman"/>
+          <w:color w:val="000000" w:themeColor="text1"/>
           <w:sz w:val="24"/>
           <w:szCs w:val="24"/>
         </w:rPr>
@@ -4760,10 +5390,16 @@
           <w:ilvl w:val="1"/>
           <w:numId w:val="4"/>
         </w:numPr>
+        <w:rPr>
+          <w:color w:val="000000" w:themeColor="text1"/>
+        </w:rPr>
       </w:pPr>
       <w:bookmarkStart w:id="15" w:name="_heading=h.d7sxnp3gio9" w:colFirst="0" w:colLast="0"/>
       <w:bookmarkEnd w:id="15"/>
       <w:r>
+        <w:rPr>
+          <w:color w:val="000000" w:themeColor="text1"/>
+        </w:rPr>
         <w:t>Información obtenida del Levantamiento de Información</w:t>
       </w:r>
     </w:p>
@@ -4772,6 +5408,7 @@
         <w:spacing w:after="200" w:line="360" w:lineRule="auto"/>
         <w:rPr>
           <w:rFonts w:ascii="Times New Roman" w:eastAsia="Times New Roman" w:hAnsi="Times New Roman" w:cs="Times New Roman"/>
+          <w:color w:val="000000" w:themeColor="text1"/>
           <w:sz w:val="24"/>
           <w:szCs w:val="24"/>
         </w:rPr>
@@ -4780,6 +5417,7 @@
         <w:rPr>
           <w:rFonts w:ascii="Times New Roman" w:eastAsia="Times New Roman" w:hAnsi="Times New Roman" w:cs="Times New Roman"/>
           <w:b/>
+          <w:color w:val="000000" w:themeColor="text1"/>
           <w:sz w:val="24"/>
           <w:szCs w:val="24"/>
         </w:rPr>
@@ -4789,6 +5427,7 @@
         <w:rPr>
           <w:rFonts w:ascii="Times New Roman" w:eastAsia="Times New Roman" w:hAnsi="Times New Roman" w:cs="Times New Roman"/>
           <w:b/>
+          <w:color w:val="000000" w:themeColor="text1"/>
           <w:sz w:val="24"/>
           <w:szCs w:val="24"/>
         </w:rPr>
@@ -4797,6 +5436,7 @@
       <w:r>
         <w:rPr>
           <w:rFonts w:ascii="Times New Roman" w:eastAsia="Times New Roman" w:hAnsi="Times New Roman" w:cs="Times New Roman"/>
+          <w:color w:val="000000" w:themeColor="text1"/>
           <w:sz w:val="24"/>
           <w:szCs w:val="24"/>
         </w:rPr>
@@ -4812,13 +5452,15 @@
         <w:spacing w:after="0" w:line="360" w:lineRule="auto"/>
         <w:rPr>
           <w:rFonts w:ascii="Times New Roman" w:eastAsia="Times New Roman" w:hAnsi="Times New Roman" w:cs="Times New Roman"/>
-          <w:sz w:val="24"/>
-          <w:szCs w:val="24"/>
-        </w:rPr>
-      </w:pPr>
-      <w:r>
-        <w:rPr>
-          <w:rFonts w:ascii="Times New Roman" w:eastAsia="Times New Roman" w:hAnsi="Times New Roman" w:cs="Times New Roman"/>
+          <w:color w:val="000000" w:themeColor="text1"/>
+          <w:sz w:val="24"/>
+          <w:szCs w:val="24"/>
+        </w:rPr>
+      </w:pPr>
+      <w:r>
+        <w:rPr>
+          <w:rFonts w:ascii="Times New Roman" w:eastAsia="Times New Roman" w:hAnsi="Times New Roman" w:cs="Times New Roman"/>
+          <w:color w:val="000000" w:themeColor="text1"/>
           <w:sz w:val="24"/>
           <w:szCs w:val="24"/>
         </w:rPr>
@@ -4834,13 +5476,15 @@
         <w:spacing w:after="0" w:line="360" w:lineRule="auto"/>
         <w:rPr>
           <w:rFonts w:ascii="Times New Roman" w:eastAsia="Times New Roman" w:hAnsi="Times New Roman" w:cs="Times New Roman"/>
-          <w:sz w:val="24"/>
-          <w:szCs w:val="24"/>
-        </w:rPr>
-      </w:pPr>
-      <w:r>
-        <w:rPr>
-          <w:rFonts w:ascii="Times New Roman" w:eastAsia="Times New Roman" w:hAnsi="Times New Roman" w:cs="Times New Roman"/>
+          <w:color w:val="000000" w:themeColor="text1"/>
+          <w:sz w:val="24"/>
+          <w:szCs w:val="24"/>
+        </w:rPr>
+      </w:pPr>
+      <w:r>
+        <w:rPr>
+          <w:rFonts w:ascii="Times New Roman" w:eastAsia="Times New Roman" w:hAnsi="Times New Roman" w:cs="Times New Roman"/>
+          <w:color w:val="000000" w:themeColor="text1"/>
           <w:sz w:val="24"/>
           <w:szCs w:val="24"/>
         </w:rPr>
@@ -4856,13 +5500,15 @@
         <w:spacing w:after="0" w:line="360" w:lineRule="auto"/>
         <w:rPr>
           <w:rFonts w:ascii="Times New Roman" w:eastAsia="Times New Roman" w:hAnsi="Times New Roman" w:cs="Times New Roman"/>
-          <w:sz w:val="24"/>
-          <w:szCs w:val="24"/>
-        </w:rPr>
-      </w:pPr>
-      <w:r>
-        <w:rPr>
-          <w:rFonts w:ascii="Times New Roman" w:eastAsia="Times New Roman" w:hAnsi="Times New Roman" w:cs="Times New Roman"/>
+          <w:color w:val="000000" w:themeColor="text1"/>
+          <w:sz w:val="24"/>
+          <w:szCs w:val="24"/>
+        </w:rPr>
+      </w:pPr>
+      <w:r>
+        <w:rPr>
+          <w:rFonts w:ascii="Times New Roman" w:eastAsia="Times New Roman" w:hAnsi="Times New Roman" w:cs="Times New Roman"/>
+          <w:color w:val="000000" w:themeColor="text1"/>
           <w:sz w:val="24"/>
           <w:szCs w:val="24"/>
         </w:rPr>
@@ -4878,13 +5524,15 @@
         <w:spacing w:after="200" w:line="360" w:lineRule="auto"/>
         <w:rPr>
           <w:rFonts w:ascii="Times New Roman" w:eastAsia="Times New Roman" w:hAnsi="Times New Roman" w:cs="Times New Roman"/>
-          <w:sz w:val="24"/>
-          <w:szCs w:val="24"/>
-        </w:rPr>
-      </w:pPr>
-      <w:r>
-        <w:rPr>
-          <w:rFonts w:ascii="Times New Roman" w:eastAsia="Times New Roman" w:hAnsi="Times New Roman" w:cs="Times New Roman"/>
+          <w:color w:val="000000" w:themeColor="text1"/>
+          <w:sz w:val="24"/>
+          <w:szCs w:val="24"/>
+        </w:rPr>
+      </w:pPr>
+      <w:r>
+        <w:rPr>
+          <w:rFonts w:ascii="Times New Roman" w:eastAsia="Times New Roman" w:hAnsi="Times New Roman" w:cs="Times New Roman"/>
+          <w:color w:val="000000" w:themeColor="text1"/>
           <w:sz w:val="24"/>
           <w:szCs w:val="24"/>
         </w:rPr>
@@ -4893,6 +5541,7 @@
       <w:r>
         <w:rPr>
           <w:rFonts w:ascii="Times New Roman" w:eastAsia="Times New Roman" w:hAnsi="Times New Roman" w:cs="Times New Roman"/>
+          <w:color w:val="000000" w:themeColor="text1"/>
           <w:sz w:val="24"/>
           <w:szCs w:val="24"/>
         </w:rPr>
@@ -4904,10 +5553,16 @@
         <w:pStyle w:val="Ttulo1"/>
         <w:spacing w:after="200" w:line="360" w:lineRule="auto"/>
         <w:ind w:left="720"/>
+        <w:rPr>
+          <w:color w:val="000000" w:themeColor="text1"/>
+        </w:rPr>
       </w:pPr>
       <w:bookmarkStart w:id="16" w:name="_heading=h.an7pr87wxecw" w:colFirst="0" w:colLast="0"/>
       <w:bookmarkEnd w:id="16"/>
       <w:r>
+        <w:rPr>
+          <w:color w:val="000000" w:themeColor="text1"/>
+        </w:rPr>
         <w:br w:type="page"/>
       </w:r>
     </w:p>
@@ -4919,10 +5574,16 @@
           <w:numId w:val="4"/>
         </w:numPr>
         <w:spacing w:line="360" w:lineRule="auto"/>
+        <w:rPr>
+          <w:color w:val="000000" w:themeColor="text1"/>
+        </w:rPr>
       </w:pPr>
       <w:bookmarkStart w:id="17" w:name="_heading=h.d20wbldxdvmb" w:colFirst="0" w:colLast="0"/>
       <w:bookmarkEnd w:id="17"/>
       <w:r>
+        <w:rPr>
+          <w:color w:val="000000" w:themeColor="text1"/>
+        </w:rPr>
         <w:lastRenderedPageBreak/>
         <w:t>Análisis de Procesos</w:t>
       </w:r>
@@ -4934,20 +5595,18 @@
           <w:ilvl w:val="1"/>
           <w:numId w:val="4"/>
         </w:numPr>
+        <w:rPr>
+          <w:color w:val="000000" w:themeColor="text1"/>
+        </w:rPr>
       </w:pPr>
       <w:bookmarkStart w:id="18" w:name="_heading=h.al9nj4jsvsxn" w:colFirst="0" w:colLast="0"/>
       <w:bookmarkEnd w:id="18"/>
       <w:r>
+        <w:rPr>
+          <w:color w:val="000000" w:themeColor="text1"/>
+        </w:rPr>
         <w:t>Diagrama del Proceso Actual – Diagrama de actividades</w:t>
       </w:r>
-    </w:p>
-    <w:p>
-      <w:pPr>
-        <w:pStyle w:val="Ttulo2"/>
-        <w:ind w:firstLine="0"/>
-      </w:pPr>
-      <w:bookmarkStart w:id="19" w:name="_heading=h.19z6ztrlzpag" w:colFirst="0" w:colLast="0"/>
-      <w:bookmarkEnd w:id="19"/>
     </w:p>
     <w:p>
       <w:pPr>
@@ -4956,24 +5615,147 @@
           <w:ilvl w:val="1"/>
           <w:numId w:val="4"/>
         </w:numPr>
-      </w:pPr>
+        <w:rPr>
+          <w:color w:val="000000" w:themeColor="text1"/>
+        </w:rPr>
+      </w:pPr>
+      <w:bookmarkStart w:id="19" w:name="_heading=h.19z6ztrlzpag" w:colFirst="0" w:colLast="0"/>
       <w:bookmarkStart w:id="20" w:name="_heading=h.bypuuytmjaoc" w:colFirst="0" w:colLast="0"/>
+      <w:bookmarkEnd w:id="19"/>
       <w:bookmarkEnd w:id="20"/>
       <w:r>
+        <w:rPr>
+          <w:color w:val="000000" w:themeColor="text1"/>
+        </w:rPr>
         <w:t>Diagrama del Proceso Propuesto – Diagrama de actividades Inicial</w:t>
       </w:r>
     </w:p>
     <w:p>
       <w:pPr>
-        <w:spacing w:after="200" w:line="360" w:lineRule="auto"/>
         <w:ind w:left="1440"/>
         <w:rPr>
-          <w:rFonts w:ascii="Times New Roman" w:eastAsia="Times New Roman" w:hAnsi="Times New Roman" w:cs="Times New Roman"/>
-          <w:b/>
-          <w:sz w:val="24"/>
-          <w:szCs w:val="24"/>
-        </w:rPr>
-      </w:pPr>
+          <w:color w:val="000000" w:themeColor="text1"/>
+        </w:rPr>
+      </w:pPr>
+      <w:r>
+        <w:rPr>
+          <w:noProof/>
+          <w:color w:val="000000" w:themeColor="text1"/>
+          <w:bdr w:val="none" w:sz="0" w:space="0" w:color="auto" w:frame="1"/>
+        </w:rPr>
+        <w:drawing>
+          <wp:inline distT="0" distB="0" distL="0" distR="0" wp14:anchorId="621D2237" wp14:editId="360A808C">
+            <wp:extent cx="5400040" cy="6770370"/>
+            <wp:effectExtent l="0" t="0" r="0" b="0"/>
+            <wp:docPr id="1793439444" name="Imagen 1" descr="Diagrama&#10;&#10;El contenido generado por IA puede ser incorrecto."/>
+            <wp:cNvGraphicFramePr>
+              <a:graphicFrameLocks xmlns:a="http://schemas.openxmlformats.org/drawingml/2006/main" noChangeAspect="1"/>
+            </wp:cNvGraphicFramePr>
+            <a:graphic xmlns:a="http://schemas.openxmlformats.org/drawingml/2006/main">
+              <a:graphicData uri="http://schemas.openxmlformats.org/drawingml/2006/picture">
+                <pic:pic xmlns:pic="http://schemas.openxmlformats.org/drawingml/2006/picture">
+                  <pic:nvPicPr>
+                    <pic:cNvPr id="1793439444" name="Imagen 1" descr="Diagrama&#10;&#10;El contenido generado por IA puede ser incorrecto."/>
+                    <pic:cNvPicPr>
+                      <a:picLocks noChangeAspect="1" noChangeArrowheads="1"/>
+                    </pic:cNvPicPr>
+                  </pic:nvPicPr>
+                  <pic:blipFill>
+                    <a:blip r:embed="rId10">
+                      <a:extLst>
+                        <a:ext uri="{28A0092B-C50C-407E-A947-70E740481C1C}">
+                          <a14:useLocalDpi xmlns:a14="http://schemas.microsoft.com/office/drawing/2010/main" val="0"/>
+                        </a:ext>
+                      </a:extLst>
+                    </a:blip>
+                    <a:srcRect/>
+                    <a:stretch>
+                      <a:fillRect/>
+                    </a:stretch>
+                  </pic:blipFill>
+                  <pic:spPr bwMode="auto">
+                    <a:xfrm>
+                      <a:off x="0" y="0"/>
+                      <a:ext cx="5400040" cy="6770370"/>
+                    </a:xfrm>
+                    <a:prstGeom prst="rect">
+                      <a:avLst/>
+                    </a:prstGeom>
+                    <a:noFill/>
+                    <a:ln>
+                      <a:noFill/>
+                    </a:ln>
+                  </pic:spPr>
+                </pic:pic>
+              </a:graphicData>
+            </a:graphic>
+          </wp:inline>
+        </w:drawing>
+      </w:r>
+    </w:p>
+    <w:p>
+      <w:pPr>
+        <w:ind w:left="1440"/>
+        <w:rPr>
+          <w:color w:val="000000" w:themeColor="text1"/>
+        </w:rPr>
+      </w:pPr>
+      <w:r>
+        <w:rPr>
+          <w:noProof/>
+          <w:color w:val="000000" w:themeColor="text1"/>
+          <w:bdr w:val="none" w:sz="0" w:space="0" w:color="auto" w:frame="1"/>
+        </w:rPr>
+        <w:lastRenderedPageBreak/>
+        <w:drawing>
+          <wp:inline distT="0" distB="0" distL="0" distR="0" wp14:anchorId="1676CF5A" wp14:editId="044661F3">
+            <wp:extent cx="4886325" cy="8839200"/>
+            <wp:effectExtent l="0" t="0" r="9525" b="0"/>
+            <wp:docPr id="1526082255" name="Imagen 2" descr="Diagrama, Gráfico de cajas y bigotes&#10;&#10;El contenido generado por IA puede ser incorrecto."/>
+            <wp:cNvGraphicFramePr>
+              <a:graphicFrameLocks xmlns:a="http://schemas.openxmlformats.org/drawingml/2006/main" noChangeAspect="1"/>
+            </wp:cNvGraphicFramePr>
+            <a:graphic xmlns:a="http://schemas.openxmlformats.org/drawingml/2006/main">
+              <a:graphicData uri="http://schemas.openxmlformats.org/drawingml/2006/picture">
+                <pic:pic xmlns:pic="http://schemas.openxmlformats.org/drawingml/2006/picture">
+                  <pic:nvPicPr>
+                    <pic:cNvPr id="1526082255" name="Imagen 2" descr="Diagrama, Gráfico de cajas y bigotes&#10;&#10;El contenido generado por IA puede ser incorrecto."/>
+                    <pic:cNvPicPr>
+                      <a:picLocks noChangeAspect="1" noChangeArrowheads="1"/>
+                    </pic:cNvPicPr>
+                  </pic:nvPicPr>
+                  <pic:blipFill>
+                    <a:blip r:embed="rId11">
+                      <a:extLst>
+                        <a:ext uri="{28A0092B-C50C-407E-A947-70E740481C1C}">
+                          <a14:useLocalDpi xmlns:a14="http://schemas.microsoft.com/office/drawing/2010/main" val="0"/>
+                        </a:ext>
+                      </a:extLst>
+                    </a:blip>
+                    <a:srcRect/>
+                    <a:stretch>
+                      <a:fillRect/>
+                    </a:stretch>
+                  </pic:blipFill>
+                  <pic:spPr bwMode="auto">
+                    <a:xfrm>
+                      <a:off x="0" y="0"/>
+                      <a:ext cx="4886325" cy="8839200"/>
+                    </a:xfrm>
+                    <a:prstGeom prst="rect">
+                      <a:avLst/>
+                    </a:prstGeom>
+                    <a:noFill/>
+                    <a:ln>
+                      <a:noFill/>
+                    </a:ln>
+                  </pic:spPr>
+                </pic:pic>
+              </a:graphicData>
+            </a:graphic>
+          </wp:inline>
+        </w:drawing>
+      </w:r>
     </w:p>
     <w:p>
       <w:pPr>
@@ -4983,10 +5765,17 @@
           <w:numId w:val="4"/>
         </w:numPr>
         <w:spacing w:line="360" w:lineRule="auto"/>
+        <w:rPr>
+          <w:color w:val="000000" w:themeColor="text1"/>
+        </w:rPr>
       </w:pPr>
       <w:bookmarkStart w:id="21" w:name="_heading=h.46v4dvfyt72e" w:colFirst="0" w:colLast="0"/>
       <w:bookmarkEnd w:id="21"/>
       <w:r>
+        <w:rPr>
+          <w:color w:val="000000" w:themeColor="text1"/>
+        </w:rPr>
+        <w:lastRenderedPageBreak/>
         <w:t>Especificación de Requerimientos de Software</w:t>
       </w:r>
     </w:p>
@@ -4997,20 +5786,586 @@
           <w:ilvl w:val="1"/>
           <w:numId w:val="4"/>
         </w:numPr>
+        <w:rPr>
+          <w:color w:val="000000" w:themeColor="text1"/>
+        </w:rPr>
       </w:pPr>
       <w:bookmarkStart w:id="22" w:name="_heading=h.kc3k8uhbuxni" w:colFirst="0" w:colLast="0"/>
       <w:bookmarkEnd w:id="22"/>
       <w:r>
+        <w:rPr>
+          <w:color w:val="000000" w:themeColor="text1"/>
+        </w:rPr>
         <w:t>Cuadro de Requerimientos funcionales Inicial</w:t>
       </w:r>
     </w:p>
+    <w:tbl>
+      <w:tblPr>
+        <w:tblW w:w="8474" w:type="dxa"/>
+        <w:tblCellMar>
+          <w:left w:w="0" w:type="dxa"/>
+          <w:right w:w="0" w:type="dxa"/>
+        </w:tblCellMar>
+        <w:tblLook w:val="04A0" w:firstRow="1" w:lastRow="0" w:firstColumn="1" w:lastColumn="0" w:noHBand="0" w:noVBand="1"/>
+      </w:tblPr>
+      <w:tblGrid>
+        <w:gridCol w:w="8474"/>
+      </w:tblGrid>
+      <w:tr>
+        <w:trPr>
+          <w:trHeight w:val="315"/>
+        </w:trPr>
+        <w:tc>
+          <w:tcPr>
+            <w:tcW w:w="0" w:type="auto"/>
+            <w:tcBorders>
+              <w:top w:val="single" w:sz="12" w:space="0" w:color="000000"/>
+              <w:left w:val="single" w:sz="12" w:space="0" w:color="000000"/>
+              <w:bottom w:val="single" w:sz="6" w:space="0" w:color="000000"/>
+              <w:right w:val="single" w:sz="12" w:space="0" w:color="000000"/>
+            </w:tcBorders>
+            <w:shd w:val="clear" w:color="auto" w:fill="F9CB9C"/>
+            <w:tcMar>
+              <w:top w:w="30" w:type="dxa"/>
+              <w:left w:w="45" w:type="dxa"/>
+              <w:bottom w:w="30" w:type="dxa"/>
+              <w:right w:w="45" w:type="dxa"/>
+            </w:tcMar>
+            <w:vAlign w:val="bottom"/>
+            <w:hideMark/>
+          </w:tcPr>
+          <w:p>
+            <w:pPr>
+              <w:spacing w:after="0" w:line="240" w:lineRule="auto"/>
+              <w:jc w:val="center"/>
+              <w:rPr>
+                <w:rFonts w:eastAsia="Times New Roman"/>
+                <w:b/>
+                <w:bCs/>
+                <w:color w:val="000000" w:themeColor="text1"/>
+                <w:sz w:val="26"/>
+                <w:szCs w:val="26"/>
+              </w:rPr>
+            </w:pPr>
+            <w:r>
+              <w:rPr>
+                <w:rFonts w:eastAsia="Times New Roman"/>
+                <w:b/>
+                <w:bCs/>
+                <w:color w:val="000000" w:themeColor="text1"/>
+                <w:sz w:val="26"/>
+                <w:szCs w:val="26"/>
+              </w:rPr>
+              <w:t>Lista de Requisitos</w:t>
+            </w:r>
+          </w:p>
+        </w:tc>
+      </w:tr>
+      <w:tr>
+        <w:trPr>
+          <w:trHeight w:val="315"/>
+        </w:trPr>
+        <w:tc>
+          <w:tcPr>
+            <w:tcW w:w="0" w:type="auto"/>
+            <w:tcBorders>
+              <w:top w:val="single" w:sz="6" w:space="0" w:color="CCCCCC"/>
+              <w:left w:val="single" w:sz="6" w:space="0" w:color="000000"/>
+              <w:bottom w:val="single" w:sz="6" w:space="0" w:color="000000"/>
+              <w:right w:val="single" w:sz="6" w:space="0" w:color="000000"/>
+            </w:tcBorders>
+            <w:shd w:val="clear" w:color="auto" w:fill="F9CB9C"/>
+            <w:tcMar>
+              <w:top w:w="30" w:type="dxa"/>
+              <w:left w:w="45" w:type="dxa"/>
+              <w:bottom w:w="30" w:type="dxa"/>
+              <w:right w:w="45" w:type="dxa"/>
+            </w:tcMar>
+            <w:vAlign w:val="bottom"/>
+            <w:hideMark/>
+          </w:tcPr>
+          <w:p>
+            <w:pPr>
+              <w:spacing w:after="0" w:line="240" w:lineRule="auto"/>
+              <w:rPr>
+                <w:rFonts w:eastAsia="Times New Roman"/>
+                <w:color w:val="000000" w:themeColor="text1"/>
+              </w:rPr>
+            </w:pPr>
+            <w:r>
+              <w:rPr>
+                <w:rFonts w:eastAsia="Times New Roman"/>
+                <w:color w:val="000000" w:themeColor="text1"/>
+              </w:rPr>
+              <w:t>El sistema web debe permitir la creacion de cuentas a los usuario nuevos</w:t>
+            </w:r>
+          </w:p>
+        </w:tc>
+      </w:tr>
+      <w:tr>
+        <w:trPr>
+          <w:trHeight w:val="315"/>
+        </w:trPr>
+        <w:tc>
+          <w:tcPr>
+            <w:tcW w:w="0" w:type="auto"/>
+            <w:tcBorders>
+              <w:top w:val="single" w:sz="6" w:space="0" w:color="CCCCCC"/>
+              <w:left w:val="single" w:sz="6" w:space="0" w:color="000000"/>
+              <w:bottom w:val="single" w:sz="6" w:space="0" w:color="000000"/>
+              <w:right w:val="single" w:sz="6" w:space="0" w:color="000000"/>
+            </w:tcBorders>
+            <w:shd w:val="clear" w:color="auto" w:fill="F9CB9C"/>
+            <w:tcMar>
+              <w:top w:w="30" w:type="dxa"/>
+              <w:left w:w="45" w:type="dxa"/>
+              <w:bottom w:w="30" w:type="dxa"/>
+              <w:right w:w="45" w:type="dxa"/>
+            </w:tcMar>
+            <w:vAlign w:val="bottom"/>
+            <w:hideMark/>
+          </w:tcPr>
+          <w:p>
+            <w:pPr>
+              <w:spacing w:after="0" w:line="240" w:lineRule="auto"/>
+              <w:rPr>
+                <w:rFonts w:eastAsia="Times New Roman"/>
+                <w:color w:val="000000" w:themeColor="text1"/>
+              </w:rPr>
+            </w:pPr>
+            <w:r>
+              <w:rPr>
+                <w:rFonts w:eastAsia="Times New Roman"/>
+                <w:color w:val="000000" w:themeColor="text1"/>
+              </w:rPr>
+              <w:t>El sistema web debe tener un modulo para introducir la informacion clave dependiendo del formato escogido</w:t>
+            </w:r>
+          </w:p>
+        </w:tc>
+      </w:tr>
+      <w:tr>
+        <w:trPr>
+          <w:trHeight w:val="315"/>
+        </w:trPr>
+        <w:tc>
+          <w:tcPr>
+            <w:tcW w:w="0" w:type="auto"/>
+            <w:tcBorders>
+              <w:top w:val="single" w:sz="6" w:space="0" w:color="CCCCCC"/>
+              <w:left w:val="single" w:sz="6" w:space="0" w:color="000000"/>
+              <w:bottom w:val="single" w:sz="6" w:space="0" w:color="000000"/>
+              <w:right w:val="single" w:sz="6" w:space="0" w:color="000000"/>
+            </w:tcBorders>
+            <w:shd w:val="clear" w:color="auto" w:fill="F9CB9C"/>
+            <w:tcMar>
+              <w:top w:w="30" w:type="dxa"/>
+              <w:left w:w="45" w:type="dxa"/>
+              <w:bottom w:w="30" w:type="dxa"/>
+              <w:right w:w="45" w:type="dxa"/>
+            </w:tcMar>
+            <w:vAlign w:val="bottom"/>
+            <w:hideMark/>
+          </w:tcPr>
+          <w:p>
+            <w:pPr>
+              <w:spacing w:after="0" w:line="240" w:lineRule="auto"/>
+              <w:rPr>
+                <w:rFonts w:eastAsia="Times New Roman"/>
+                <w:color w:val="000000" w:themeColor="text1"/>
+              </w:rPr>
+            </w:pPr>
+            <w:r>
+              <w:rPr>
+                <w:rFonts w:eastAsia="Times New Roman"/>
+                <w:color w:val="000000" w:themeColor="text1"/>
+              </w:rPr>
+              <w:t>El sistema web debe permitir la seleccion del formato estandarizado para iniciar un nuevo documento</w:t>
+            </w:r>
+          </w:p>
+        </w:tc>
+      </w:tr>
+      <w:tr>
+        <w:trPr>
+          <w:trHeight w:val="315"/>
+        </w:trPr>
+        <w:tc>
+          <w:tcPr>
+            <w:tcW w:w="0" w:type="auto"/>
+            <w:tcBorders>
+              <w:top w:val="single" w:sz="6" w:space="0" w:color="CCCCCC"/>
+              <w:left w:val="single" w:sz="6" w:space="0" w:color="000000"/>
+              <w:bottom w:val="single" w:sz="6" w:space="0" w:color="000000"/>
+              <w:right w:val="single" w:sz="6" w:space="0" w:color="000000"/>
+            </w:tcBorders>
+            <w:shd w:val="clear" w:color="auto" w:fill="F9CB9C"/>
+            <w:tcMar>
+              <w:top w:w="30" w:type="dxa"/>
+              <w:left w:w="45" w:type="dxa"/>
+              <w:bottom w:w="30" w:type="dxa"/>
+              <w:right w:w="45" w:type="dxa"/>
+            </w:tcMar>
+            <w:vAlign w:val="bottom"/>
+            <w:hideMark/>
+          </w:tcPr>
+          <w:p>
+            <w:pPr>
+              <w:spacing w:after="0" w:line="240" w:lineRule="auto"/>
+              <w:rPr>
+                <w:rFonts w:ascii="Arial" w:eastAsia="Times New Roman" w:hAnsi="Arial" w:cs="Arial"/>
+                <w:color w:val="000000" w:themeColor="text1"/>
+                <w:sz w:val="20"/>
+                <w:szCs w:val="20"/>
+              </w:rPr>
+            </w:pPr>
+            <w:r>
+              <w:rPr>
+                <w:rFonts w:ascii="Arial" w:eastAsia="Times New Roman" w:hAnsi="Arial" w:cs="Arial"/>
+                <w:color w:val="000000" w:themeColor="text1"/>
+                <w:sz w:val="20"/>
+                <w:szCs w:val="20"/>
+              </w:rPr>
+              <w:t>El sistema web debe contener modelos de IA</w:t>
+            </w:r>
+          </w:p>
+        </w:tc>
+      </w:tr>
+      <w:tr>
+        <w:trPr>
+          <w:trHeight w:val="315"/>
+        </w:trPr>
+        <w:tc>
+          <w:tcPr>
+            <w:tcW w:w="0" w:type="auto"/>
+            <w:tcBorders>
+              <w:top w:val="single" w:sz="6" w:space="0" w:color="CCCCCC"/>
+              <w:left w:val="single" w:sz="6" w:space="0" w:color="000000"/>
+              <w:bottom w:val="single" w:sz="6" w:space="0" w:color="000000"/>
+              <w:right w:val="single" w:sz="6" w:space="0" w:color="000000"/>
+            </w:tcBorders>
+            <w:shd w:val="clear" w:color="auto" w:fill="F9CB9C"/>
+            <w:tcMar>
+              <w:top w:w="30" w:type="dxa"/>
+              <w:left w:w="45" w:type="dxa"/>
+              <w:bottom w:w="30" w:type="dxa"/>
+              <w:right w:w="45" w:type="dxa"/>
+            </w:tcMar>
+            <w:vAlign w:val="bottom"/>
+            <w:hideMark/>
+          </w:tcPr>
+          <w:p>
+            <w:pPr>
+              <w:spacing w:after="0" w:line="240" w:lineRule="auto"/>
+              <w:rPr>
+                <w:rFonts w:eastAsia="Times New Roman"/>
+                <w:color w:val="000000" w:themeColor="text1"/>
+              </w:rPr>
+            </w:pPr>
+            <w:r>
+              <w:rPr>
+                <w:rFonts w:eastAsia="Times New Roman"/>
+                <w:color w:val="000000" w:themeColor="text1"/>
+              </w:rPr>
+              <w:t>El sistema web debe permitir la generacion documentos completos en formatos word - version 2</w:t>
+            </w:r>
+          </w:p>
+        </w:tc>
+      </w:tr>
+      <w:tr>
+        <w:trPr>
+          <w:trHeight w:val="315"/>
+        </w:trPr>
+        <w:tc>
+          <w:tcPr>
+            <w:tcW w:w="0" w:type="auto"/>
+            <w:tcBorders>
+              <w:top w:val="single" w:sz="6" w:space="0" w:color="CCCCCC"/>
+              <w:left w:val="single" w:sz="6" w:space="0" w:color="000000"/>
+              <w:bottom w:val="single" w:sz="6" w:space="0" w:color="000000"/>
+              <w:right w:val="single" w:sz="6" w:space="0" w:color="000000"/>
+            </w:tcBorders>
+            <w:shd w:val="clear" w:color="auto" w:fill="F9CB9C"/>
+            <w:tcMar>
+              <w:top w:w="30" w:type="dxa"/>
+              <w:left w:w="45" w:type="dxa"/>
+              <w:bottom w:w="30" w:type="dxa"/>
+              <w:right w:w="45" w:type="dxa"/>
+            </w:tcMar>
+            <w:vAlign w:val="bottom"/>
+            <w:hideMark/>
+          </w:tcPr>
+          <w:p>
+            <w:pPr>
+              <w:spacing w:after="0" w:line="240" w:lineRule="auto"/>
+              <w:rPr>
+                <w:rFonts w:eastAsia="Times New Roman"/>
+                <w:color w:val="000000" w:themeColor="text1"/>
+              </w:rPr>
+            </w:pPr>
+            <w:r>
+              <w:rPr>
+                <w:rFonts w:eastAsia="Times New Roman"/>
+                <w:color w:val="000000" w:themeColor="text1"/>
+              </w:rPr>
+              <w:t>El sistema web debe permitir la generacion documentos completos en formatos PDF siguiendo los formatos establecidos.</w:t>
+            </w:r>
+          </w:p>
+        </w:tc>
+      </w:tr>
+      <w:tr>
+        <w:trPr>
+          <w:trHeight w:val="315"/>
+        </w:trPr>
+        <w:tc>
+          <w:tcPr>
+            <w:tcW w:w="0" w:type="auto"/>
+            <w:tcBorders>
+              <w:top w:val="single" w:sz="6" w:space="0" w:color="CCCCCC"/>
+              <w:left w:val="single" w:sz="6" w:space="0" w:color="000000"/>
+              <w:bottom w:val="single" w:sz="6" w:space="0" w:color="000000"/>
+              <w:right w:val="single" w:sz="6" w:space="0" w:color="000000"/>
+            </w:tcBorders>
+            <w:shd w:val="clear" w:color="auto" w:fill="F9CB9C"/>
+            <w:tcMar>
+              <w:top w:w="30" w:type="dxa"/>
+              <w:left w:w="45" w:type="dxa"/>
+              <w:bottom w:w="30" w:type="dxa"/>
+              <w:right w:w="45" w:type="dxa"/>
+            </w:tcMar>
+            <w:vAlign w:val="bottom"/>
+            <w:hideMark/>
+          </w:tcPr>
+          <w:p>
+            <w:pPr>
+              <w:spacing w:after="0" w:line="240" w:lineRule="auto"/>
+              <w:rPr>
+                <w:rFonts w:eastAsia="Times New Roman"/>
+                <w:color w:val="000000" w:themeColor="text1"/>
+              </w:rPr>
+            </w:pPr>
+            <w:r>
+              <w:rPr>
+                <w:rFonts w:eastAsia="Times New Roman"/>
+                <w:color w:val="000000" w:themeColor="text1"/>
+              </w:rPr>
+              <w:t>El sistema web debe descargar el documento en el momento de su generacion</w:t>
+            </w:r>
+          </w:p>
+        </w:tc>
+      </w:tr>
+      <w:tr>
+        <w:trPr>
+          <w:trHeight w:val="315"/>
+        </w:trPr>
+        <w:tc>
+          <w:tcPr>
+            <w:tcW w:w="0" w:type="auto"/>
+            <w:tcBorders>
+              <w:top w:val="single" w:sz="6" w:space="0" w:color="CCCCCC"/>
+              <w:left w:val="single" w:sz="6" w:space="0" w:color="000000"/>
+              <w:bottom w:val="single" w:sz="6" w:space="0" w:color="000000"/>
+              <w:right w:val="single" w:sz="6" w:space="0" w:color="000000"/>
+            </w:tcBorders>
+            <w:shd w:val="clear" w:color="auto" w:fill="F9CB9C"/>
+            <w:tcMar>
+              <w:top w:w="30" w:type="dxa"/>
+              <w:left w:w="45" w:type="dxa"/>
+              <w:bottom w:w="30" w:type="dxa"/>
+              <w:right w:w="45" w:type="dxa"/>
+            </w:tcMar>
+            <w:vAlign w:val="bottom"/>
+            <w:hideMark/>
+          </w:tcPr>
+          <w:p>
+            <w:pPr>
+              <w:spacing w:after="0" w:line="240" w:lineRule="auto"/>
+              <w:rPr>
+                <w:rFonts w:eastAsia="Times New Roman"/>
+                <w:color w:val="000000" w:themeColor="text1"/>
+              </w:rPr>
+            </w:pPr>
+            <w:r>
+              <w:rPr>
+                <w:rFonts w:eastAsia="Times New Roman"/>
+                <w:color w:val="000000" w:themeColor="text1"/>
+              </w:rPr>
+              <w:t>El sistema web debe generar las citas y bibliografia automaticamente segun el contenido extraidas de fuentes reales dependiendo del formato escogido</w:t>
+            </w:r>
+          </w:p>
+        </w:tc>
+      </w:tr>
+      <w:tr>
+        <w:trPr>
+          <w:trHeight w:val="315"/>
+        </w:trPr>
+        <w:tc>
+          <w:tcPr>
+            <w:tcW w:w="0" w:type="auto"/>
+            <w:tcBorders>
+              <w:top w:val="single" w:sz="6" w:space="0" w:color="CCCCCC"/>
+              <w:left w:val="single" w:sz="6" w:space="0" w:color="000000"/>
+              <w:bottom w:val="single" w:sz="6" w:space="0" w:color="000000"/>
+              <w:right w:val="single" w:sz="6" w:space="0" w:color="000000"/>
+            </w:tcBorders>
+            <w:shd w:val="clear" w:color="auto" w:fill="F9CB9C"/>
+            <w:tcMar>
+              <w:top w:w="30" w:type="dxa"/>
+              <w:left w:w="45" w:type="dxa"/>
+              <w:bottom w:w="30" w:type="dxa"/>
+              <w:right w:w="45" w:type="dxa"/>
+            </w:tcMar>
+            <w:vAlign w:val="bottom"/>
+            <w:hideMark/>
+          </w:tcPr>
+          <w:p>
+            <w:pPr>
+              <w:spacing w:after="0" w:line="240" w:lineRule="auto"/>
+              <w:rPr>
+                <w:rFonts w:eastAsia="Times New Roman"/>
+                <w:color w:val="000000" w:themeColor="text1"/>
+              </w:rPr>
+            </w:pPr>
+            <w:r>
+              <w:rPr>
+                <w:rFonts w:eastAsia="Times New Roman"/>
+                <w:color w:val="000000" w:themeColor="text1"/>
+              </w:rPr>
+              <w:t>El sistema web debe almacenar un historial de los documentos realizados previamente</w:t>
+            </w:r>
+          </w:p>
+        </w:tc>
+      </w:tr>
+      <w:tr>
+        <w:trPr>
+          <w:trHeight w:val="315"/>
+        </w:trPr>
+        <w:tc>
+          <w:tcPr>
+            <w:tcW w:w="0" w:type="auto"/>
+            <w:tcBorders>
+              <w:top w:val="single" w:sz="6" w:space="0" w:color="CCCCCC"/>
+              <w:left w:val="single" w:sz="6" w:space="0" w:color="000000"/>
+              <w:bottom w:val="single" w:sz="6" w:space="0" w:color="000000"/>
+              <w:right w:val="single" w:sz="6" w:space="0" w:color="000000"/>
+            </w:tcBorders>
+            <w:shd w:val="clear" w:color="auto" w:fill="F9CB9C"/>
+            <w:tcMar>
+              <w:top w:w="30" w:type="dxa"/>
+              <w:left w:w="45" w:type="dxa"/>
+              <w:bottom w:w="30" w:type="dxa"/>
+              <w:right w:w="45" w:type="dxa"/>
+            </w:tcMar>
+            <w:vAlign w:val="bottom"/>
+            <w:hideMark/>
+          </w:tcPr>
+          <w:p>
+            <w:pPr>
+              <w:spacing w:after="0" w:line="240" w:lineRule="auto"/>
+              <w:rPr>
+                <w:rFonts w:eastAsia="Times New Roman"/>
+                <w:color w:val="000000" w:themeColor="text1"/>
+              </w:rPr>
+            </w:pPr>
+            <w:r>
+              <w:rPr>
+                <w:rFonts w:eastAsia="Times New Roman"/>
+                <w:color w:val="000000" w:themeColor="text1"/>
+              </w:rPr>
+              <w:t>El sistema web debe permitir la edicion de los documentos previamente creados - version 2</w:t>
+            </w:r>
+          </w:p>
+        </w:tc>
+      </w:tr>
+      <w:tr>
+        <w:trPr>
+          <w:trHeight w:val="315"/>
+        </w:trPr>
+        <w:tc>
+          <w:tcPr>
+            <w:tcW w:w="0" w:type="auto"/>
+            <w:tcBorders>
+              <w:top w:val="single" w:sz="6" w:space="0" w:color="CCCCCC"/>
+              <w:left w:val="single" w:sz="6" w:space="0" w:color="000000"/>
+              <w:bottom w:val="single" w:sz="6" w:space="0" w:color="000000"/>
+              <w:right w:val="single" w:sz="6" w:space="0" w:color="000000"/>
+            </w:tcBorders>
+            <w:shd w:val="clear" w:color="auto" w:fill="F9CB9C"/>
+            <w:tcMar>
+              <w:top w:w="30" w:type="dxa"/>
+              <w:left w:w="45" w:type="dxa"/>
+              <w:bottom w:w="30" w:type="dxa"/>
+              <w:right w:w="45" w:type="dxa"/>
+            </w:tcMar>
+            <w:vAlign w:val="bottom"/>
+            <w:hideMark/>
+          </w:tcPr>
+          <w:p>
+            <w:pPr>
+              <w:spacing w:after="0" w:line="240" w:lineRule="auto"/>
+              <w:rPr>
+                <w:rFonts w:eastAsia="Times New Roman"/>
+                <w:color w:val="000000" w:themeColor="text1"/>
+              </w:rPr>
+            </w:pPr>
+            <w:r>
+              <w:rPr>
+                <w:rFonts w:eastAsia="Times New Roman"/>
+                <w:color w:val="000000" w:themeColor="text1"/>
+              </w:rPr>
+              <w:t>El sistema web debe permitir generar documentos en distintos idiomas si así lo permite el modelo IA configurado.</w:t>
+            </w:r>
+          </w:p>
+        </w:tc>
+      </w:tr>
+      <w:tr>
+        <w:trPr>
+          <w:trHeight w:val="315"/>
+        </w:trPr>
+        <w:tc>
+          <w:tcPr>
+            <w:tcW w:w="0" w:type="auto"/>
+            <w:tcBorders>
+              <w:top w:val="single" w:sz="6" w:space="0" w:color="CCCCCC"/>
+              <w:left w:val="single" w:sz="6" w:space="0" w:color="000000"/>
+              <w:bottom w:val="single" w:sz="6" w:space="0" w:color="000000"/>
+              <w:right w:val="single" w:sz="6" w:space="0" w:color="000000"/>
+            </w:tcBorders>
+            <w:shd w:val="clear" w:color="auto" w:fill="F9CB9C"/>
+            <w:tcMar>
+              <w:top w:w="30" w:type="dxa"/>
+              <w:left w:w="45" w:type="dxa"/>
+              <w:bottom w:w="30" w:type="dxa"/>
+              <w:right w:w="45" w:type="dxa"/>
+            </w:tcMar>
+            <w:vAlign w:val="bottom"/>
+            <w:hideMark/>
+          </w:tcPr>
+          <w:p>
+            <w:pPr>
+              <w:spacing w:after="0" w:line="240" w:lineRule="auto"/>
+              <w:rPr>
+                <w:rFonts w:eastAsia="Times New Roman"/>
+                <w:color w:val="000000" w:themeColor="text1"/>
+              </w:rPr>
+            </w:pPr>
+            <w:r>
+              <w:rPr>
+                <w:rFonts w:eastAsia="Times New Roman"/>
+                <w:color w:val="000000" w:themeColor="text1"/>
+              </w:rPr>
+              <w:t>El sistema web debe permitir la creacion de cuentas para adminsitradores</w:t>
+            </w:r>
+          </w:p>
+        </w:tc>
+      </w:tr>
+    </w:tbl>
     <w:p>
       <w:pPr>
         <w:pStyle w:val="Ttulo2"/>
         <w:ind w:firstLine="0"/>
-      </w:pPr>
-      <w:bookmarkStart w:id="23" w:name="_heading=h.2mohemyyw2xc" w:colFirst="0" w:colLast="0"/>
-      <w:bookmarkEnd w:id="23"/>
+        <w:rPr>
+          <w:color w:val="000000" w:themeColor="text1"/>
+        </w:rPr>
+      </w:pPr>
     </w:p>
     <w:p>
       <w:pPr>
@@ -5019,10 +6374,16 @@
           <w:ilvl w:val="1"/>
           <w:numId w:val="4"/>
         </w:numPr>
-      </w:pPr>
-      <w:bookmarkStart w:id="24" w:name="_heading=h.98ekb2atu8xe" w:colFirst="0" w:colLast="0"/>
-      <w:bookmarkEnd w:id="24"/>
-      <w:r>
+        <w:rPr>
+          <w:color w:val="000000" w:themeColor="text1"/>
+        </w:rPr>
+      </w:pPr>
+      <w:bookmarkStart w:id="23" w:name="_heading=h.98ekb2atu8xe" w:colFirst="0" w:colLast="0"/>
+      <w:bookmarkEnd w:id="23"/>
+      <w:r>
+        <w:rPr>
+          <w:color w:val="000000" w:themeColor="text1"/>
+        </w:rPr>
         <w:t>Cuadro de Requerimientos No funcionales</w:t>
       </w:r>
     </w:p>
@@ -5030,9 +6391,12 @@
       <w:pPr>
         <w:pStyle w:val="Ttulo2"/>
         <w:ind w:firstLine="0"/>
-      </w:pPr>
-      <w:bookmarkStart w:id="25" w:name="_heading=h.pc21corewfy" w:colFirst="0" w:colLast="0"/>
-      <w:bookmarkEnd w:id="25"/>
+        <w:rPr>
+          <w:color w:val="000000" w:themeColor="text1"/>
+        </w:rPr>
+      </w:pPr>
+      <w:bookmarkStart w:id="24" w:name="_heading=h.pc21corewfy" w:colFirst="0" w:colLast="0"/>
+      <w:bookmarkEnd w:id="24"/>
     </w:p>
     <w:p>
       <w:pPr>
@@ -5041,10 +6405,16 @@
           <w:ilvl w:val="1"/>
           <w:numId w:val="4"/>
         </w:numPr>
-      </w:pPr>
-      <w:bookmarkStart w:id="26" w:name="_heading=h.9chdleuon1zs" w:colFirst="0" w:colLast="0"/>
-      <w:bookmarkEnd w:id="26"/>
-      <w:r>
+        <w:rPr>
+          <w:color w:val="000000" w:themeColor="text1"/>
+        </w:rPr>
+      </w:pPr>
+      <w:bookmarkStart w:id="25" w:name="_heading=h.9chdleuon1zs" w:colFirst="0" w:colLast="0"/>
+      <w:bookmarkEnd w:id="25"/>
+      <w:r>
+        <w:rPr>
+          <w:color w:val="000000" w:themeColor="text1"/>
+        </w:rPr>
         <w:t>Cuadro de Requerimientos funcionales Final</w:t>
       </w:r>
     </w:p>
@@ -5052,9 +6422,10 @@
       <w:pPr>
         <w:pStyle w:val="Ttulo2"/>
         <w:ind w:firstLine="0"/>
-      </w:pPr>
-      <w:bookmarkStart w:id="27" w:name="_heading=h.7w0aleizpiv" w:colFirst="0" w:colLast="0"/>
-      <w:bookmarkEnd w:id="27"/>
+        <w:rPr>
+          <w:color w:val="000000" w:themeColor="text1"/>
+        </w:rPr>
+      </w:pPr>
     </w:p>
     <w:p>
       <w:pPr>
@@ -5063,10 +6434,16 @@
           <w:ilvl w:val="1"/>
           <w:numId w:val="4"/>
         </w:numPr>
-      </w:pPr>
-      <w:bookmarkStart w:id="28" w:name="_heading=h.whdco1ooyh6f" w:colFirst="0" w:colLast="0"/>
-      <w:bookmarkEnd w:id="28"/>
-      <w:r>
+        <w:rPr>
+          <w:color w:val="000000" w:themeColor="text1"/>
+        </w:rPr>
+      </w:pPr>
+      <w:bookmarkStart w:id="26" w:name="_heading=h.whdco1ooyh6f" w:colFirst="0" w:colLast="0"/>
+      <w:bookmarkEnd w:id="26"/>
+      <w:r>
+        <w:rPr>
+          <w:color w:val="000000" w:themeColor="text1"/>
+        </w:rPr>
         <w:t>Reglas de Negocio</w:t>
       </w:r>
     </w:p>
@@ -5077,6 +6454,7 @@
         <w:rPr>
           <w:rFonts w:ascii="Times New Roman" w:eastAsia="Times New Roman" w:hAnsi="Times New Roman" w:cs="Times New Roman"/>
           <w:b/>
+          <w:color w:val="000000" w:themeColor="text1"/>
           <w:sz w:val="24"/>
           <w:szCs w:val="24"/>
         </w:rPr>
@@ -5089,6 +6467,7 @@
         <w:rPr>
           <w:rFonts w:ascii="Times New Roman" w:eastAsia="Times New Roman" w:hAnsi="Times New Roman" w:cs="Times New Roman"/>
           <w:b/>
+          <w:color w:val="000000" w:themeColor="text1"/>
           <w:sz w:val="24"/>
           <w:szCs w:val="24"/>
         </w:rPr>
@@ -5101,11 +6480,15 @@
         <w:rPr>
           <w:rFonts w:ascii="Times New Roman" w:eastAsia="Times New Roman" w:hAnsi="Times New Roman" w:cs="Times New Roman"/>
           <w:b/>
-          <w:sz w:val="24"/>
-          <w:szCs w:val="24"/>
-        </w:rPr>
-      </w:pPr>
-      <w:r>
+          <w:color w:val="000000" w:themeColor="text1"/>
+          <w:sz w:val="24"/>
+          <w:szCs w:val="24"/>
+        </w:rPr>
+      </w:pPr>
+      <w:r>
+        <w:rPr>
+          <w:color w:val="000000" w:themeColor="text1"/>
+        </w:rPr>
         <w:br w:type="page"/>
       </w:r>
     </w:p>
@@ -5117,10 +6500,16 @@
           <w:numId w:val="4"/>
         </w:numPr>
         <w:spacing w:line="360" w:lineRule="auto"/>
-      </w:pPr>
-      <w:bookmarkStart w:id="29" w:name="_heading=h.vndyi52q0kb1" w:colFirst="0" w:colLast="0"/>
-      <w:bookmarkEnd w:id="29"/>
-      <w:r>
+        <w:rPr>
+          <w:color w:val="000000" w:themeColor="text1"/>
+        </w:rPr>
+      </w:pPr>
+      <w:bookmarkStart w:id="27" w:name="_heading=h.vndyi52q0kb1" w:colFirst="0" w:colLast="0"/>
+      <w:bookmarkEnd w:id="27"/>
+      <w:r>
+        <w:rPr>
+          <w:color w:val="000000" w:themeColor="text1"/>
+        </w:rPr>
         <w:lastRenderedPageBreak/>
         <w:t>Fase de Desarrollo</w:t>
       </w:r>
@@ -5132,10 +6521,16 @@
           <w:ilvl w:val="1"/>
           <w:numId w:val="4"/>
         </w:numPr>
-      </w:pPr>
-      <w:bookmarkStart w:id="30" w:name="_heading=h.q64ea5m0a2u0" w:colFirst="0" w:colLast="0"/>
-      <w:bookmarkEnd w:id="30"/>
-      <w:r>
+        <w:rPr>
+          <w:color w:val="000000" w:themeColor="text1"/>
+        </w:rPr>
+      </w:pPr>
+      <w:bookmarkStart w:id="28" w:name="_heading=h.q64ea5m0a2u0" w:colFirst="0" w:colLast="0"/>
+      <w:bookmarkEnd w:id="28"/>
+      <w:r>
+        <w:rPr>
+          <w:color w:val="000000" w:themeColor="text1"/>
+        </w:rPr>
         <w:t>Perfiles de Usuario</w:t>
       </w:r>
     </w:p>
@@ -5190,6 +6585,7 @@
               <w:jc w:val="center"/>
               <w:rPr>
                 <w:rFonts w:ascii="Arial" w:eastAsia="Arial" w:hAnsi="Arial" w:cs="Arial"/>
+                <w:color w:val="000000" w:themeColor="text1"/>
                 <w:sz w:val="20"/>
                 <w:szCs w:val="20"/>
               </w:rPr>
@@ -5198,7 +6594,7 @@
               <w:rPr>
                 <w:rFonts w:ascii="Times New Roman" w:eastAsia="Times New Roman" w:hAnsi="Times New Roman" w:cs="Times New Roman"/>
                 <w:b/>
-                <w:color w:val="FFFFFF"/>
+                <w:color w:val="000000" w:themeColor="text1"/>
                 <w:sz w:val="20"/>
                 <w:szCs w:val="20"/>
               </w:rPr>
@@ -5232,6 +6628,7 @@
               <w:jc w:val="center"/>
               <w:rPr>
                 <w:rFonts w:ascii="Arial" w:eastAsia="Arial" w:hAnsi="Arial" w:cs="Arial"/>
+                <w:color w:val="000000" w:themeColor="text1"/>
                 <w:sz w:val="20"/>
                 <w:szCs w:val="20"/>
               </w:rPr>
@@ -5240,7 +6637,7 @@
               <w:rPr>
                 <w:rFonts w:ascii="Times New Roman" w:eastAsia="Times New Roman" w:hAnsi="Times New Roman" w:cs="Times New Roman"/>
                 <w:b/>
-                <w:color w:val="FFFFFF"/>
+                <w:color w:val="000000" w:themeColor="text1"/>
                 <w:sz w:val="20"/>
                 <w:szCs w:val="20"/>
               </w:rPr>
@@ -5273,6 +6670,7 @@
               <w:jc w:val="center"/>
               <w:rPr>
                 <w:rFonts w:ascii="Arial" w:eastAsia="Arial" w:hAnsi="Arial" w:cs="Arial"/>
+                <w:color w:val="000000" w:themeColor="text1"/>
                 <w:sz w:val="20"/>
                 <w:szCs w:val="20"/>
               </w:rPr>
@@ -5281,7 +6679,7 @@
               <w:rPr>
                 <w:rFonts w:ascii="Times New Roman" w:eastAsia="Times New Roman" w:hAnsi="Times New Roman" w:cs="Times New Roman"/>
                 <w:b/>
-                <w:color w:val="FFFFFF"/>
+                <w:color w:val="000000" w:themeColor="text1"/>
                 <w:sz w:val="20"/>
                 <w:szCs w:val="20"/>
               </w:rPr>
@@ -5318,6 +6716,7 @@
               <w:jc w:val="center"/>
               <w:rPr>
                 <w:rFonts w:ascii="Arial" w:eastAsia="Arial" w:hAnsi="Arial" w:cs="Arial"/>
+                <w:color w:val="000000" w:themeColor="text1"/>
                 <w:sz w:val="20"/>
                 <w:szCs w:val="20"/>
               </w:rPr>
@@ -5325,6 +6724,7 @@
             <w:r>
               <w:rPr>
                 <w:rFonts w:ascii="Times New Roman" w:eastAsia="Times New Roman" w:hAnsi="Times New Roman" w:cs="Times New Roman"/>
+                <w:color w:val="000000" w:themeColor="text1"/>
                 <w:sz w:val="20"/>
                 <w:szCs w:val="20"/>
               </w:rPr>
@@ -5356,6 +6756,7 @@
               <w:jc w:val="center"/>
               <w:rPr>
                 <w:rFonts w:ascii="Arial" w:eastAsia="Arial" w:hAnsi="Arial" w:cs="Arial"/>
+                <w:color w:val="000000" w:themeColor="text1"/>
                 <w:sz w:val="20"/>
                 <w:szCs w:val="20"/>
               </w:rPr>
@@ -5363,6 +6764,7 @@
             <w:r>
               <w:rPr>
                 <w:rFonts w:ascii="Times New Roman" w:eastAsia="Times New Roman" w:hAnsi="Times New Roman" w:cs="Times New Roman"/>
+                <w:color w:val="000000" w:themeColor="text1"/>
                 <w:sz w:val="20"/>
                 <w:szCs w:val="20"/>
               </w:rPr>
@@ -5394,6 +6796,7 @@
               <w:jc w:val="center"/>
               <w:rPr>
                 <w:rFonts w:ascii="Arial" w:eastAsia="Arial" w:hAnsi="Arial" w:cs="Arial"/>
+                <w:color w:val="000000" w:themeColor="text1"/>
                 <w:sz w:val="20"/>
                 <w:szCs w:val="20"/>
               </w:rPr>
@@ -5401,6 +6804,7 @@
             <w:r>
               <w:rPr>
                 <w:rFonts w:ascii="Times New Roman" w:eastAsia="Times New Roman" w:hAnsi="Times New Roman" w:cs="Times New Roman"/>
+                <w:color w:val="000000" w:themeColor="text1"/>
                 <w:sz w:val="20"/>
                 <w:szCs w:val="20"/>
               </w:rPr>
@@ -5437,6 +6841,7 @@
               <w:jc w:val="center"/>
               <w:rPr>
                 <w:rFonts w:ascii="Arial" w:eastAsia="Arial" w:hAnsi="Arial" w:cs="Arial"/>
+                <w:color w:val="000000" w:themeColor="text1"/>
                 <w:sz w:val="20"/>
                 <w:szCs w:val="20"/>
               </w:rPr>
@@ -5444,6 +6849,7 @@
             <w:r>
               <w:rPr>
                 <w:rFonts w:ascii="Times New Roman" w:eastAsia="Times New Roman" w:hAnsi="Times New Roman" w:cs="Times New Roman"/>
+                <w:color w:val="000000" w:themeColor="text1"/>
                 <w:sz w:val="20"/>
                 <w:szCs w:val="20"/>
               </w:rPr>
@@ -5475,6 +6881,7 @@
               <w:jc w:val="center"/>
               <w:rPr>
                 <w:rFonts w:ascii="Arial" w:eastAsia="Arial" w:hAnsi="Arial" w:cs="Arial"/>
+                <w:color w:val="000000" w:themeColor="text1"/>
                 <w:sz w:val="20"/>
                 <w:szCs w:val="20"/>
               </w:rPr>
@@ -5482,6 +6889,7 @@
             <w:r>
               <w:rPr>
                 <w:rFonts w:ascii="Times New Roman" w:eastAsia="Times New Roman" w:hAnsi="Times New Roman" w:cs="Times New Roman"/>
+                <w:color w:val="000000" w:themeColor="text1"/>
                 <w:sz w:val="20"/>
                 <w:szCs w:val="20"/>
               </w:rPr>
@@ -5513,6 +6921,7 @@
               <w:jc w:val="center"/>
               <w:rPr>
                 <w:rFonts w:ascii="Arial" w:eastAsia="Arial" w:hAnsi="Arial" w:cs="Arial"/>
+                <w:color w:val="000000" w:themeColor="text1"/>
                 <w:sz w:val="20"/>
                 <w:szCs w:val="20"/>
               </w:rPr>
@@ -5520,6 +6929,7 @@
             <w:r>
               <w:rPr>
                 <w:rFonts w:ascii="Times New Roman" w:eastAsia="Times New Roman" w:hAnsi="Times New Roman" w:cs="Times New Roman"/>
+                <w:color w:val="000000" w:themeColor="text1"/>
                 <w:sz w:val="20"/>
                 <w:szCs w:val="20"/>
               </w:rPr>
@@ -5556,6 +6966,7 @@
               <w:jc w:val="center"/>
               <w:rPr>
                 <w:rFonts w:ascii="Arial" w:eastAsia="Arial" w:hAnsi="Arial" w:cs="Arial"/>
+                <w:color w:val="000000" w:themeColor="text1"/>
                 <w:sz w:val="20"/>
                 <w:szCs w:val="20"/>
               </w:rPr>
@@ -5563,6 +6974,7 @@
             <w:r>
               <w:rPr>
                 <w:rFonts w:ascii="Times New Roman" w:eastAsia="Times New Roman" w:hAnsi="Times New Roman" w:cs="Times New Roman"/>
+                <w:color w:val="000000" w:themeColor="text1"/>
                 <w:sz w:val="20"/>
                 <w:szCs w:val="20"/>
               </w:rPr>
@@ -5594,6 +7006,7 @@
               <w:jc w:val="center"/>
               <w:rPr>
                 <w:rFonts w:ascii="Arial" w:eastAsia="Arial" w:hAnsi="Arial" w:cs="Arial"/>
+                <w:color w:val="000000" w:themeColor="text1"/>
                 <w:sz w:val="20"/>
                 <w:szCs w:val="20"/>
               </w:rPr>
@@ -5601,6 +7014,7 @@
             <w:r>
               <w:rPr>
                 <w:rFonts w:ascii="Times New Roman" w:eastAsia="Times New Roman" w:hAnsi="Times New Roman" w:cs="Times New Roman"/>
+                <w:color w:val="000000" w:themeColor="text1"/>
                 <w:sz w:val="20"/>
                 <w:szCs w:val="20"/>
               </w:rPr>
@@ -5632,6 +7046,7 @@
               <w:jc w:val="center"/>
               <w:rPr>
                 <w:rFonts w:ascii="Arial" w:eastAsia="Arial" w:hAnsi="Arial" w:cs="Arial"/>
+                <w:color w:val="000000" w:themeColor="text1"/>
                 <w:sz w:val="20"/>
                 <w:szCs w:val="20"/>
               </w:rPr>
@@ -5639,6 +7054,7 @@
             <w:r>
               <w:rPr>
                 <w:rFonts w:ascii="Times New Roman" w:eastAsia="Times New Roman" w:hAnsi="Times New Roman" w:cs="Times New Roman"/>
+                <w:color w:val="000000" w:themeColor="text1"/>
                 <w:sz w:val="20"/>
                 <w:szCs w:val="20"/>
               </w:rPr>
@@ -5675,6 +7091,7 @@
               <w:jc w:val="center"/>
               <w:rPr>
                 <w:rFonts w:ascii="Arial" w:eastAsia="Arial" w:hAnsi="Arial" w:cs="Arial"/>
+                <w:color w:val="000000" w:themeColor="text1"/>
                 <w:sz w:val="20"/>
                 <w:szCs w:val="20"/>
               </w:rPr>
@@ -5682,6 +7099,7 @@
             <w:r>
               <w:rPr>
                 <w:rFonts w:ascii="Times New Roman" w:eastAsia="Times New Roman" w:hAnsi="Times New Roman" w:cs="Times New Roman"/>
+                <w:color w:val="000000" w:themeColor="text1"/>
                 <w:sz w:val="20"/>
                 <w:szCs w:val="20"/>
               </w:rPr>
@@ -5713,6 +7131,7 @@
               <w:jc w:val="center"/>
               <w:rPr>
                 <w:rFonts w:ascii="Arial" w:eastAsia="Arial" w:hAnsi="Arial" w:cs="Arial"/>
+                <w:color w:val="000000" w:themeColor="text1"/>
                 <w:sz w:val="20"/>
                 <w:szCs w:val="20"/>
               </w:rPr>
@@ -5720,6 +7139,7 @@
             <w:r>
               <w:rPr>
                 <w:rFonts w:ascii="Times New Roman" w:eastAsia="Times New Roman" w:hAnsi="Times New Roman" w:cs="Times New Roman"/>
+                <w:color w:val="000000" w:themeColor="text1"/>
                 <w:sz w:val="20"/>
                 <w:szCs w:val="20"/>
               </w:rPr>
@@ -5751,6 +7171,7 @@
               <w:jc w:val="center"/>
               <w:rPr>
                 <w:rFonts w:ascii="Arial" w:eastAsia="Arial" w:hAnsi="Arial" w:cs="Arial"/>
+                <w:color w:val="000000" w:themeColor="text1"/>
                 <w:sz w:val="20"/>
                 <w:szCs w:val="20"/>
               </w:rPr>
@@ -5758,6 +7179,7 @@
             <w:r>
               <w:rPr>
                 <w:rFonts w:ascii="Times New Roman" w:eastAsia="Times New Roman" w:hAnsi="Times New Roman" w:cs="Times New Roman"/>
+                <w:color w:val="000000" w:themeColor="text1"/>
                 <w:sz w:val="20"/>
                 <w:szCs w:val="20"/>
               </w:rPr>
@@ -5794,6 +7216,7 @@
               <w:jc w:val="center"/>
               <w:rPr>
                 <w:rFonts w:ascii="Arial" w:eastAsia="Arial" w:hAnsi="Arial" w:cs="Arial"/>
+                <w:color w:val="000000" w:themeColor="text1"/>
                 <w:sz w:val="20"/>
                 <w:szCs w:val="20"/>
               </w:rPr>
@@ -5801,6 +7224,7 @@
             <w:r>
               <w:rPr>
                 <w:rFonts w:ascii="Times New Roman" w:eastAsia="Times New Roman" w:hAnsi="Times New Roman" w:cs="Times New Roman"/>
+                <w:color w:val="000000" w:themeColor="text1"/>
                 <w:sz w:val="20"/>
                 <w:szCs w:val="20"/>
               </w:rPr>
@@ -5832,6 +7256,7 @@
               <w:jc w:val="center"/>
               <w:rPr>
                 <w:rFonts w:ascii="Arial" w:eastAsia="Arial" w:hAnsi="Arial" w:cs="Arial"/>
+                <w:color w:val="000000" w:themeColor="text1"/>
                 <w:sz w:val="20"/>
                 <w:szCs w:val="20"/>
               </w:rPr>
@@ -5839,6 +7264,7 @@
             <w:r>
               <w:rPr>
                 <w:rFonts w:ascii="Times New Roman" w:eastAsia="Times New Roman" w:hAnsi="Times New Roman" w:cs="Times New Roman"/>
+                <w:color w:val="000000" w:themeColor="text1"/>
                 <w:sz w:val="20"/>
                 <w:szCs w:val="20"/>
               </w:rPr>
@@ -5870,6 +7296,7 @@
               <w:jc w:val="center"/>
               <w:rPr>
                 <w:rFonts w:ascii="Arial" w:eastAsia="Arial" w:hAnsi="Arial" w:cs="Arial"/>
+                <w:color w:val="000000" w:themeColor="text1"/>
                 <w:sz w:val="20"/>
                 <w:szCs w:val="20"/>
               </w:rPr>
@@ -5877,6 +7304,7 @@
             <w:r>
               <w:rPr>
                 <w:rFonts w:ascii="Times New Roman" w:eastAsia="Times New Roman" w:hAnsi="Times New Roman" w:cs="Times New Roman"/>
+                <w:color w:val="000000" w:themeColor="text1"/>
                 <w:sz w:val="20"/>
                 <w:szCs w:val="20"/>
               </w:rPr>
@@ -5913,6 +7341,7 @@
               <w:jc w:val="center"/>
               <w:rPr>
                 <w:rFonts w:ascii="Arial" w:eastAsia="Arial" w:hAnsi="Arial" w:cs="Arial"/>
+                <w:color w:val="000000" w:themeColor="text1"/>
                 <w:sz w:val="20"/>
                 <w:szCs w:val="20"/>
               </w:rPr>
@@ -5920,6 +7349,7 @@
             <w:r>
               <w:rPr>
                 <w:rFonts w:ascii="Times New Roman" w:eastAsia="Times New Roman" w:hAnsi="Times New Roman" w:cs="Times New Roman"/>
+                <w:color w:val="000000" w:themeColor="text1"/>
                 <w:sz w:val="20"/>
                 <w:szCs w:val="20"/>
               </w:rPr>
@@ -5951,6 +7381,7 @@
               <w:jc w:val="center"/>
               <w:rPr>
                 <w:rFonts w:ascii="Arial" w:eastAsia="Arial" w:hAnsi="Arial" w:cs="Arial"/>
+                <w:color w:val="000000" w:themeColor="text1"/>
                 <w:sz w:val="20"/>
                 <w:szCs w:val="20"/>
               </w:rPr>
@@ -5958,6 +7389,7 @@
             <w:r>
               <w:rPr>
                 <w:rFonts w:ascii="Times New Roman" w:eastAsia="Times New Roman" w:hAnsi="Times New Roman" w:cs="Times New Roman"/>
+                <w:color w:val="000000" w:themeColor="text1"/>
                 <w:sz w:val="20"/>
                 <w:szCs w:val="20"/>
               </w:rPr>
@@ -5989,6 +7421,7 @@
               <w:jc w:val="center"/>
               <w:rPr>
                 <w:rFonts w:ascii="Arial" w:eastAsia="Arial" w:hAnsi="Arial" w:cs="Arial"/>
+                <w:color w:val="000000" w:themeColor="text1"/>
                 <w:sz w:val="20"/>
                 <w:szCs w:val="20"/>
               </w:rPr>
@@ -5996,28 +7429,11 @@
             <w:r>
               <w:rPr>
                 <w:rFonts w:ascii="Times New Roman" w:eastAsia="Times New Roman" w:hAnsi="Times New Roman" w:cs="Times New Roman"/>
-                <w:sz w:val="20"/>
-                <w:szCs w:val="20"/>
-              </w:rPr>
-              <w:t xml:space="preserve">Como usuario, quiero que la IA genere un documento base en formato </w:t>
-            </w:r>
-            <w:proofErr w:type="spellStart"/>
-            <w:r>
-              <w:rPr>
-                <w:rFonts w:ascii="Times New Roman" w:eastAsia="Times New Roman" w:hAnsi="Times New Roman" w:cs="Times New Roman"/>
-                <w:sz w:val="20"/>
-                <w:szCs w:val="20"/>
-              </w:rPr>
-              <w:t>Markdown</w:t>
-            </w:r>
-            <w:proofErr w:type="spellEnd"/>
-            <w:r>
-              <w:rPr>
-                <w:rFonts w:ascii="Times New Roman" w:eastAsia="Times New Roman" w:hAnsi="Times New Roman" w:cs="Times New Roman"/>
-                <w:sz w:val="20"/>
-                <w:szCs w:val="20"/>
-              </w:rPr>
-              <w:t xml:space="preserve"> o texto plano basado en la información proporcionada, para tener un punto de partida para la documentación.</w:t>
+                <w:color w:val="000000" w:themeColor="text1"/>
+                <w:sz w:val="20"/>
+                <w:szCs w:val="20"/>
+              </w:rPr>
+              <w:t>Como usuario, quiero que la IA genere un documento base en formato Markdown o texto plano basado en la información proporcionada, para tener un punto de partida para la documentación.</w:t>
             </w:r>
           </w:p>
         </w:tc>
@@ -6050,6 +7466,7 @@
               <w:jc w:val="center"/>
               <w:rPr>
                 <w:rFonts w:ascii="Arial" w:eastAsia="Arial" w:hAnsi="Arial" w:cs="Arial"/>
+                <w:color w:val="000000" w:themeColor="text1"/>
                 <w:sz w:val="20"/>
                 <w:szCs w:val="20"/>
               </w:rPr>
@@ -6057,6 +7474,7 @@
             <w:r>
               <w:rPr>
                 <w:rFonts w:ascii="Times New Roman" w:eastAsia="Times New Roman" w:hAnsi="Times New Roman" w:cs="Times New Roman"/>
+                <w:color w:val="000000" w:themeColor="text1"/>
                 <w:sz w:val="20"/>
                 <w:szCs w:val="20"/>
               </w:rPr>
@@ -6088,6 +7506,7 @@
               <w:jc w:val="center"/>
               <w:rPr>
                 <w:rFonts w:ascii="Arial" w:eastAsia="Arial" w:hAnsi="Arial" w:cs="Arial"/>
+                <w:color w:val="000000" w:themeColor="text1"/>
                 <w:sz w:val="20"/>
                 <w:szCs w:val="20"/>
               </w:rPr>
@@ -6095,6 +7514,7 @@
             <w:r>
               <w:rPr>
                 <w:rFonts w:ascii="Times New Roman" w:eastAsia="Times New Roman" w:hAnsi="Times New Roman" w:cs="Times New Roman"/>
+                <w:color w:val="000000" w:themeColor="text1"/>
                 <w:sz w:val="20"/>
                 <w:szCs w:val="20"/>
               </w:rPr>
@@ -6126,6 +7546,7 @@
               <w:jc w:val="center"/>
               <w:rPr>
                 <w:rFonts w:ascii="Arial" w:eastAsia="Arial" w:hAnsi="Arial" w:cs="Arial"/>
+                <w:color w:val="000000" w:themeColor="text1"/>
                 <w:sz w:val="20"/>
                 <w:szCs w:val="20"/>
               </w:rPr>
@@ -6133,64 +7554,11 @@
             <w:r>
               <w:rPr>
                 <w:rFonts w:ascii="Times New Roman" w:eastAsia="Times New Roman" w:hAnsi="Times New Roman" w:cs="Times New Roman"/>
-                <w:sz w:val="20"/>
-                <w:szCs w:val="20"/>
-              </w:rPr>
-              <w:t xml:space="preserve">Como usuario, quiero que la IA genere diagramas UML relevantes para mi proyecto utilizando </w:t>
-            </w:r>
-            <w:proofErr w:type="spellStart"/>
-            <w:r>
-              <w:rPr>
-                <w:rFonts w:ascii="Times New Roman" w:eastAsia="Times New Roman" w:hAnsi="Times New Roman" w:cs="Times New Roman"/>
-                <w:sz w:val="20"/>
-                <w:szCs w:val="20"/>
-              </w:rPr>
-              <w:t>APIs</w:t>
-            </w:r>
-            <w:proofErr w:type="spellEnd"/>
-            <w:r>
-              <w:rPr>
-                <w:rFonts w:ascii="Times New Roman" w:eastAsia="Times New Roman" w:hAnsi="Times New Roman" w:cs="Times New Roman"/>
-                <w:sz w:val="20"/>
-                <w:szCs w:val="20"/>
-              </w:rPr>
-              <w:t xml:space="preserve"> externas (</w:t>
-            </w:r>
-            <w:proofErr w:type="spellStart"/>
-            <w:r>
-              <w:rPr>
-                <w:rFonts w:ascii="Times New Roman" w:eastAsia="Times New Roman" w:hAnsi="Times New Roman" w:cs="Times New Roman"/>
-                <w:sz w:val="20"/>
-                <w:szCs w:val="20"/>
-              </w:rPr>
-              <w:t>PlantUML</w:t>
-            </w:r>
-            <w:proofErr w:type="spellEnd"/>
-            <w:r>
-              <w:rPr>
-                <w:rFonts w:ascii="Times New Roman" w:eastAsia="Times New Roman" w:hAnsi="Times New Roman" w:cs="Times New Roman"/>
-                <w:sz w:val="20"/>
-                <w:szCs w:val="20"/>
-              </w:rPr>
-              <w:t xml:space="preserve">, </w:t>
-            </w:r>
-            <w:proofErr w:type="spellStart"/>
-            <w:r>
-              <w:rPr>
-                <w:rFonts w:ascii="Times New Roman" w:eastAsia="Times New Roman" w:hAnsi="Times New Roman" w:cs="Times New Roman"/>
-                <w:sz w:val="20"/>
-                <w:szCs w:val="20"/>
-              </w:rPr>
-              <w:t>Mermaid</w:t>
-            </w:r>
-            <w:proofErr w:type="spellEnd"/>
-            <w:r>
-              <w:rPr>
-                <w:rFonts w:ascii="Times New Roman" w:eastAsia="Times New Roman" w:hAnsi="Times New Roman" w:cs="Times New Roman"/>
-                <w:sz w:val="20"/>
-                <w:szCs w:val="20"/>
-              </w:rPr>
-              <w:t>) para visualizar la arquitectura y el diseño.</w:t>
+                <w:color w:val="000000" w:themeColor="text1"/>
+                <w:sz w:val="20"/>
+                <w:szCs w:val="20"/>
+              </w:rPr>
+              <w:t>Como usuario, quiero que la IA genere diagramas UML relevantes para mi proyecto utilizando APIs externas (PlantUML, Mermaid) para visualizar la arquitectura y el diseño.</w:t>
             </w:r>
           </w:p>
         </w:tc>
@@ -6223,6 +7591,7 @@
               <w:jc w:val="center"/>
               <w:rPr>
                 <w:rFonts w:ascii="Arial" w:eastAsia="Arial" w:hAnsi="Arial" w:cs="Arial"/>
+                <w:color w:val="000000" w:themeColor="text1"/>
                 <w:sz w:val="20"/>
                 <w:szCs w:val="20"/>
               </w:rPr>
@@ -6230,6 +7599,7 @@
             <w:r>
               <w:rPr>
                 <w:rFonts w:ascii="Times New Roman" w:eastAsia="Times New Roman" w:hAnsi="Times New Roman" w:cs="Times New Roman"/>
+                <w:color w:val="000000" w:themeColor="text1"/>
                 <w:sz w:val="20"/>
                 <w:szCs w:val="20"/>
               </w:rPr>
@@ -6261,6 +7631,7 @@
               <w:jc w:val="center"/>
               <w:rPr>
                 <w:rFonts w:ascii="Arial" w:eastAsia="Arial" w:hAnsi="Arial" w:cs="Arial"/>
+                <w:color w:val="000000" w:themeColor="text1"/>
                 <w:sz w:val="20"/>
                 <w:szCs w:val="20"/>
               </w:rPr>
@@ -6268,6 +7639,7 @@
             <w:r>
               <w:rPr>
                 <w:rFonts w:ascii="Times New Roman" w:eastAsia="Times New Roman" w:hAnsi="Times New Roman" w:cs="Times New Roman"/>
+                <w:color w:val="000000" w:themeColor="text1"/>
                 <w:sz w:val="20"/>
                 <w:szCs w:val="20"/>
               </w:rPr>
@@ -6299,6 +7671,7 @@
               <w:jc w:val="center"/>
               <w:rPr>
                 <w:rFonts w:ascii="Arial" w:eastAsia="Arial" w:hAnsi="Arial" w:cs="Arial"/>
+                <w:color w:val="000000" w:themeColor="text1"/>
                 <w:sz w:val="20"/>
                 <w:szCs w:val="20"/>
               </w:rPr>
@@ -6306,6 +7679,7 @@
             <w:r>
               <w:rPr>
                 <w:rFonts w:ascii="Times New Roman" w:eastAsia="Times New Roman" w:hAnsi="Times New Roman" w:cs="Times New Roman"/>
+                <w:color w:val="000000" w:themeColor="text1"/>
                 <w:sz w:val="20"/>
                 <w:szCs w:val="20"/>
               </w:rPr>
@@ -6342,6 +7716,7 @@
               <w:jc w:val="center"/>
               <w:rPr>
                 <w:rFonts w:ascii="Arial" w:eastAsia="Arial" w:hAnsi="Arial" w:cs="Arial"/>
+                <w:color w:val="000000" w:themeColor="text1"/>
                 <w:sz w:val="20"/>
                 <w:szCs w:val="20"/>
               </w:rPr>
@@ -6349,6 +7724,7 @@
             <w:r>
               <w:rPr>
                 <w:rFonts w:ascii="Times New Roman" w:eastAsia="Times New Roman" w:hAnsi="Times New Roman" w:cs="Times New Roman"/>
+                <w:color w:val="000000" w:themeColor="text1"/>
                 <w:sz w:val="20"/>
                 <w:szCs w:val="20"/>
               </w:rPr>
@@ -6380,6 +7756,7 @@
               <w:jc w:val="center"/>
               <w:rPr>
                 <w:rFonts w:ascii="Arial" w:eastAsia="Arial" w:hAnsi="Arial" w:cs="Arial"/>
+                <w:color w:val="000000" w:themeColor="text1"/>
                 <w:sz w:val="20"/>
                 <w:szCs w:val="20"/>
               </w:rPr>
@@ -6387,6 +7764,7 @@
             <w:r>
               <w:rPr>
                 <w:rFonts w:ascii="Times New Roman" w:eastAsia="Times New Roman" w:hAnsi="Times New Roman" w:cs="Times New Roman"/>
+                <w:color w:val="000000" w:themeColor="text1"/>
                 <w:sz w:val="20"/>
                 <w:szCs w:val="20"/>
               </w:rPr>
@@ -6418,6 +7796,7 @@
               <w:jc w:val="center"/>
               <w:rPr>
                 <w:rFonts w:ascii="Arial" w:eastAsia="Arial" w:hAnsi="Arial" w:cs="Arial"/>
+                <w:color w:val="000000" w:themeColor="text1"/>
                 <w:sz w:val="20"/>
                 <w:szCs w:val="20"/>
               </w:rPr>
@@ -6425,28 +7804,11 @@
             <w:r>
               <w:rPr>
                 <w:rFonts w:ascii="Times New Roman" w:eastAsia="Times New Roman" w:hAnsi="Times New Roman" w:cs="Times New Roman"/>
-                <w:sz w:val="20"/>
-                <w:szCs w:val="20"/>
-              </w:rPr>
-              <w:t xml:space="preserve">Como usuario, quiero poder ver una vista previa del documento generado en formato </w:t>
-            </w:r>
-            <w:proofErr w:type="spellStart"/>
-            <w:r>
-              <w:rPr>
-                <w:rFonts w:ascii="Times New Roman" w:eastAsia="Times New Roman" w:hAnsi="Times New Roman" w:cs="Times New Roman"/>
-                <w:sz w:val="20"/>
-                <w:szCs w:val="20"/>
-              </w:rPr>
-              <w:t>Markdown</w:t>
-            </w:r>
-            <w:proofErr w:type="spellEnd"/>
-            <w:r>
-              <w:rPr>
-                <w:rFonts w:ascii="Times New Roman" w:eastAsia="Times New Roman" w:hAnsi="Times New Roman" w:cs="Times New Roman"/>
-                <w:sz w:val="20"/>
-                <w:szCs w:val="20"/>
-              </w:rPr>
-              <w:t xml:space="preserve"> o texto plano antes de descargarlo, para revisar el contenido.</w:t>
+                <w:color w:val="000000" w:themeColor="text1"/>
+                <w:sz w:val="20"/>
+                <w:szCs w:val="20"/>
+              </w:rPr>
+              <w:t>Como usuario, quiero poder ver una vista previa del documento generado en formato Markdown o texto plano antes de descargarlo, para revisar el contenido.</w:t>
             </w:r>
           </w:p>
         </w:tc>
@@ -6479,6 +7841,7 @@
               <w:jc w:val="center"/>
               <w:rPr>
                 <w:rFonts w:ascii="Arial" w:eastAsia="Arial" w:hAnsi="Arial" w:cs="Arial"/>
+                <w:color w:val="000000" w:themeColor="text1"/>
                 <w:sz w:val="20"/>
                 <w:szCs w:val="20"/>
               </w:rPr>
@@ -6486,6 +7849,7 @@
             <w:r>
               <w:rPr>
                 <w:rFonts w:ascii="Times New Roman" w:eastAsia="Times New Roman" w:hAnsi="Times New Roman" w:cs="Times New Roman"/>
+                <w:color w:val="000000" w:themeColor="text1"/>
                 <w:sz w:val="20"/>
                 <w:szCs w:val="20"/>
               </w:rPr>
@@ -6517,6 +7881,7 @@
               <w:jc w:val="center"/>
               <w:rPr>
                 <w:rFonts w:ascii="Arial" w:eastAsia="Arial" w:hAnsi="Arial" w:cs="Arial"/>
+                <w:color w:val="000000" w:themeColor="text1"/>
                 <w:sz w:val="20"/>
                 <w:szCs w:val="20"/>
               </w:rPr>
@@ -6524,6 +7889,7 @@
             <w:r>
               <w:rPr>
                 <w:rFonts w:ascii="Times New Roman" w:eastAsia="Times New Roman" w:hAnsi="Times New Roman" w:cs="Times New Roman"/>
+                <w:color w:val="000000" w:themeColor="text1"/>
                 <w:sz w:val="20"/>
                 <w:szCs w:val="20"/>
               </w:rPr>
@@ -6555,6 +7921,7 @@
               <w:jc w:val="center"/>
               <w:rPr>
                 <w:rFonts w:ascii="Arial" w:eastAsia="Arial" w:hAnsi="Arial" w:cs="Arial"/>
+                <w:color w:val="000000" w:themeColor="text1"/>
                 <w:sz w:val="20"/>
                 <w:szCs w:val="20"/>
               </w:rPr>
@@ -6562,6 +7929,7 @@
             <w:r>
               <w:rPr>
                 <w:rFonts w:ascii="Times New Roman" w:eastAsia="Times New Roman" w:hAnsi="Times New Roman" w:cs="Times New Roman"/>
+                <w:color w:val="000000" w:themeColor="text1"/>
                 <w:sz w:val="20"/>
                 <w:szCs w:val="20"/>
               </w:rPr>
@@ -6598,6 +7966,7 @@
               <w:jc w:val="center"/>
               <w:rPr>
                 <w:rFonts w:ascii="Arial" w:eastAsia="Arial" w:hAnsi="Arial" w:cs="Arial"/>
+                <w:color w:val="000000" w:themeColor="text1"/>
                 <w:sz w:val="20"/>
                 <w:szCs w:val="20"/>
               </w:rPr>
@@ -6605,6 +7974,7 @@
             <w:r>
               <w:rPr>
                 <w:rFonts w:ascii="Times New Roman" w:eastAsia="Times New Roman" w:hAnsi="Times New Roman" w:cs="Times New Roman"/>
+                <w:color w:val="000000" w:themeColor="text1"/>
                 <w:sz w:val="20"/>
                 <w:szCs w:val="20"/>
               </w:rPr>
@@ -6636,6 +8006,7 @@
               <w:jc w:val="center"/>
               <w:rPr>
                 <w:rFonts w:ascii="Arial" w:eastAsia="Arial" w:hAnsi="Arial" w:cs="Arial"/>
+                <w:color w:val="000000" w:themeColor="text1"/>
                 <w:sz w:val="20"/>
                 <w:szCs w:val="20"/>
               </w:rPr>
@@ -6643,6 +8014,7 @@
             <w:r>
               <w:rPr>
                 <w:rFonts w:ascii="Times New Roman" w:eastAsia="Times New Roman" w:hAnsi="Times New Roman" w:cs="Times New Roman"/>
+                <w:color w:val="000000" w:themeColor="text1"/>
                 <w:sz w:val="20"/>
                 <w:szCs w:val="20"/>
               </w:rPr>
@@ -6674,6 +8046,7 @@
               <w:jc w:val="center"/>
               <w:rPr>
                 <w:rFonts w:ascii="Arial" w:eastAsia="Arial" w:hAnsi="Arial" w:cs="Arial"/>
+                <w:color w:val="000000" w:themeColor="text1"/>
                 <w:sz w:val="20"/>
                 <w:szCs w:val="20"/>
               </w:rPr>
@@ -6681,6 +8054,7 @@
             <w:r>
               <w:rPr>
                 <w:rFonts w:ascii="Times New Roman" w:eastAsia="Times New Roman" w:hAnsi="Times New Roman" w:cs="Times New Roman"/>
+                <w:color w:val="000000" w:themeColor="text1"/>
                 <w:sz w:val="20"/>
                 <w:szCs w:val="20"/>
               </w:rPr>
@@ -6717,6 +8091,7 @@
               <w:jc w:val="center"/>
               <w:rPr>
                 <w:rFonts w:ascii="Arial" w:eastAsia="Arial" w:hAnsi="Arial" w:cs="Arial"/>
+                <w:color w:val="000000" w:themeColor="text1"/>
                 <w:sz w:val="20"/>
                 <w:szCs w:val="20"/>
               </w:rPr>
@@ -6724,6 +8099,7 @@
             <w:r>
               <w:rPr>
                 <w:rFonts w:ascii="Times New Roman" w:eastAsia="Times New Roman" w:hAnsi="Times New Roman" w:cs="Times New Roman"/>
+                <w:color w:val="000000" w:themeColor="text1"/>
                 <w:sz w:val="20"/>
                 <w:szCs w:val="20"/>
               </w:rPr>
@@ -6756,6 +8132,7 @@
               <w:jc w:val="center"/>
               <w:rPr>
                 <w:rFonts w:ascii="Arial" w:eastAsia="Arial" w:hAnsi="Arial" w:cs="Arial"/>
+                <w:color w:val="000000" w:themeColor="text1"/>
                 <w:sz w:val="20"/>
                 <w:szCs w:val="20"/>
               </w:rPr>
@@ -6763,6 +8140,7 @@
             <w:r>
               <w:rPr>
                 <w:rFonts w:ascii="Times New Roman" w:eastAsia="Times New Roman" w:hAnsi="Times New Roman" w:cs="Times New Roman"/>
+                <w:color w:val="000000" w:themeColor="text1"/>
                 <w:sz w:val="20"/>
                 <w:szCs w:val="20"/>
               </w:rPr>
@@ -6794,6 +8172,7 @@
               <w:jc w:val="center"/>
               <w:rPr>
                 <w:rFonts w:ascii="Arial" w:eastAsia="Arial" w:hAnsi="Arial" w:cs="Arial"/>
+                <w:color w:val="000000" w:themeColor="text1"/>
                 <w:sz w:val="20"/>
                 <w:szCs w:val="20"/>
               </w:rPr>
@@ -6801,28 +8180,11 @@
             <w:r>
               <w:rPr>
                 <w:rFonts w:ascii="Times New Roman" w:eastAsia="Times New Roman" w:hAnsi="Times New Roman" w:cs="Times New Roman"/>
-                <w:sz w:val="20"/>
-                <w:szCs w:val="20"/>
-              </w:rPr>
-              <w:t xml:space="preserve">Como administrador de la herramienta, quiero poder revisar y analizar la documentación generada por la IA, junto con el </w:t>
-            </w:r>
-            <w:proofErr w:type="spellStart"/>
-            <w:r>
-              <w:rPr>
-                <w:rFonts w:ascii="Times New Roman" w:eastAsia="Times New Roman" w:hAnsi="Times New Roman" w:cs="Times New Roman"/>
-                <w:sz w:val="20"/>
-                <w:szCs w:val="20"/>
-              </w:rPr>
-              <w:t>feedback</w:t>
-            </w:r>
-            <w:proofErr w:type="spellEnd"/>
-            <w:r>
-              <w:rPr>
-                <w:rFonts w:ascii="Times New Roman" w:eastAsia="Times New Roman" w:hAnsi="Times New Roman" w:cs="Times New Roman"/>
-                <w:sz w:val="20"/>
-                <w:szCs w:val="20"/>
-              </w:rPr>
-              <w:t xml:space="preserve"> del usuario, para identificar áreas de mejora y entrenar a la IA para que genere documentación de mayor calidad en el futuro.</w:t>
+                <w:color w:val="000000" w:themeColor="text1"/>
+                <w:sz w:val="20"/>
+                <w:szCs w:val="20"/>
+              </w:rPr>
+              <w:t>Como administrador de la herramienta, quiero poder revisar y analizar la documentación generada por la IA, junto con el feedback del usuario, para identificar áreas de mejora y entrenar a la IA para que genere documentación de mayor calidad en el futuro.</w:t>
             </w:r>
           </w:p>
         </w:tc>
@@ -6855,6 +8217,7 @@
               <w:jc w:val="center"/>
               <w:rPr>
                 <w:rFonts w:ascii="Arial" w:eastAsia="Arial" w:hAnsi="Arial" w:cs="Arial"/>
+                <w:color w:val="000000" w:themeColor="text1"/>
                 <w:sz w:val="20"/>
                 <w:szCs w:val="20"/>
               </w:rPr>
@@ -6862,6 +8225,7 @@
             <w:r>
               <w:rPr>
                 <w:rFonts w:ascii="Times New Roman" w:eastAsia="Times New Roman" w:hAnsi="Times New Roman" w:cs="Times New Roman"/>
+                <w:color w:val="000000" w:themeColor="text1"/>
                 <w:sz w:val="20"/>
                 <w:szCs w:val="20"/>
               </w:rPr>
@@ -6893,6 +8257,7 @@
               <w:jc w:val="center"/>
               <w:rPr>
                 <w:rFonts w:ascii="Arial" w:eastAsia="Arial" w:hAnsi="Arial" w:cs="Arial"/>
+                <w:color w:val="000000" w:themeColor="text1"/>
                 <w:sz w:val="20"/>
                 <w:szCs w:val="20"/>
               </w:rPr>
@@ -6900,6 +8265,7 @@
             <w:r>
               <w:rPr>
                 <w:rFonts w:ascii="Times New Roman" w:eastAsia="Times New Roman" w:hAnsi="Times New Roman" w:cs="Times New Roman"/>
+                <w:color w:val="000000" w:themeColor="text1"/>
                 <w:sz w:val="20"/>
                 <w:szCs w:val="20"/>
               </w:rPr>
@@ -6931,6 +8297,7 @@
               <w:jc w:val="center"/>
               <w:rPr>
                 <w:rFonts w:ascii="Arial" w:eastAsia="Arial" w:hAnsi="Arial" w:cs="Arial"/>
+                <w:color w:val="000000" w:themeColor="text1"/>
                 <w:sz w:val="20"/>
                 <w:szCs w:val="20"/>
               </w:rPr>
@@ -6938,6 +8305,7 @@
             <w:r>
               <w:rPr>
                 <w:rFonts w:ascii="Times New Roman" w:eastAsia="Times New Roman" w:hAnsi="Times New Roman" w:cs="Times New Roman"/>
+                <w:color w:val="000000" w:themeColor="text1"/>
                 <w:sz w:val="20"/>
                 <w:szCs w:val="20"/>
               </w:rPr>
@@ -6974,6 +8342,7 @@
               <w:jc w:val="center"/>
               <w:rPr>
                 <w:rFonts w:ascii="Arial" w:eastAsia="Arial" w:hAnsi="Arial" w:cs="Arial"/>
+                <w:color w:val="000000" w:themeColor="text1"/>
                 <w:sz w:val="20"/>
                 <w:szCs w:val="20"/>
               </w:rPr>
@@ -6981,6 +8350,7 @@
             <w:r>
               <w:rPr>
                 <w:rFonts w:ascii="Times New Roman" w:eastAsia="Times New Roman" w:hAnsi="Times New Roman" w:cs="Times New Roman"/>
+                <w:color w:val="000000" w:themeColor="text1"/>
                 <w:sz w:val="20"/>
                 <w:szCs w:val="20"/>
               </w:rPr>
@@ -7012,27 +8382,19 @@
               <w:jc w:val="center"/>
               <w:rPr>
                 <w:rFonts w:ascii="Arial" w:eastAsia="Arial" w:hAnsi="Arial" w:cs="Arial"/>
+                <w:color w:val="000000" w:themeColor="text1"/>
                 <w:sz w:val="20"/>
                 <w:szCs w:val="20"/>
               </w:rPr>
             </w:pPr>
-            <w:proofErr w:type="spellStart"/>
             <w:r>
               <w:rPr>
                 <w:rFonts w:ascii="Times New Roman" w:eastAsia="Times New Roman" w:hAnsi="Times New Roman" w:cs="Times New Roman"/>
-                <w:sz w:val="20"/>
-                <w:szCs w:val="20"/>
-              </w:rPr>
-              <w:t>Feedback</w:t>
-            </w:r>
-            <w:proofErr w:type="spellEnd"/>
-            <w:r>
-              <w:rPr>
-                <w:rFonts w:ascii="Times New Roman" w:eastAsia="Times New Roman" w:hAnsi="Times New Roman" w:cs="Times New Roman"/>
-                <w:sz w:val="20"/>
-                <w:szCs w:val="20"/>
-              </w:rPr>
-              <w:t xml:space="preserve"> del Usuario</w:t>
+                <w:color w:val="000000" w:themeColor="text1"/>
+                <w:sz w:val="20"/>
+                <w:szCs w:val="20"/>
+              </w:rPr>
+              <w:t>Feedback del Usuario</w:t>
             </w:r>
           </w:p>
         </w:tc>
@@ -7060,6 +8422,7 @@
               <w:jc w:val="center"/>
               <w:rPr>
                 <w:rFonts w:ascii="Arial" w:eastAsia="Arial" w:hAnsi="Arial" w:cs="Arial"/>
+                <w:color w:val="000000" w:themeColor="text1"/>
                 <w:sz w:val="20"/>
                 <w:szCs w:val="20"/>
               </w:rPr>
@@ -7067,28 +8430,11 @@
             <w:r>
               <w:rPr>
                 <w:rFonts w:ascii="Times New Roman" w:eastAsia="Times New Roman" w:hAnsi="Times New Roman" w:cs="Times New Roman"/>
-                <w:sz w:val="20"/>
-                <w:szCs w:val="20"/>
-              </w:rPr>
-              <w:t xml:space="preserve">Como usuario, quiero poder proporcionar </w:t>
-            </w:r>
-            <w:proofErr w:type="spellStart"/>
-            <w:r>
-              <w:rPr>
-                <w:rFonts w:ascii="Times New Roman" w:eastAsia="Times New Roman" w:hAnsi="Times New Roman" w:cs="Times New Roman"/>
-                <w:sz w:val="20"/>
-                <w:szCs w:val="20"/>
-              </w:rPr>
-              <w:t>feedback</w:t>
-            </w:r>
-            <w:proofErr w:type="spellEnd"/>
-            <w:r>
-              <w:rPr>
-                <w:rFonts w:ascii="Times New Roman" w:eastAsia="Times New Roman" w:hAnsi="Times New Roman" w:cs="Times New Roman"/>
-                <w:sz w:val="20"/>
-                <w:szCs w:val="20"/>
-              </w:rPr>
-              <w:t xml:space="preserve"> a la IA sobre la calidad de la documentación generada para ayudar a mejorar la herramienta.</w:t>
+                <w:color w:val="000000" w:themeColor="text1"/>
+                <w:sz w:val="20"/>
+                <w:szCs w:val="20"/>
+              </w:rPr>
+              <w:t>Como usuario, quiero poder proporcionar feedback a la IA sobre la calidad de la documentación generada para ayudar a mejorar la herramienta.</w:t>
             </w:r>
           </w:p>
         </w:tc>
@@ -7121,6 +8467,7 @@
               <w:jc w:val="center"/>
               <w:rPr>
                 <w:rFonts w:ascii="Arial" w:eastAsia="Arial" w:hAnsi="Arial" w:cs="Arial"/>
+                <w:color w:val="000000" w:themeColor="text1"/>
                 <w:sz w:val="20"/>
                 <w:szCs w:val="20"/>
               </w:rPr>
@@ -7128,6 +8475,7 @@
             <w:r>
               <w:rPr>
                 <w:rFonts w:ascii="Times New Roman" w:eastAsia="Times New Roman" w:hAnsi="Times New Roman" w:cs="Times New Roman"/>
+                <w:color w:val="000000" w:themeColor="text1"/>
                 <w:sz w:val="20"/>
                 <w:szCs w:val="20"/>
               </w:rPr>
@@ -7159,6 +8507,7 @@
               <w:jc w:val="center"/>
               <w:rPr>
                 <w:rFonts w:ascii="Arial" w:eastAsia="Arial" w:hAnsi="Arial" w:cs="Arial"/>
+                <w:color w:val="000000" w:themeColor="text1"/>
                 <w:sz w:val="20"/>
                 <w:szCs w:val="20"/>
               </w:rPr>
@@ -7166,6 +8515,7 @@
             <w:r>
               <w:rPr>
                 <w:rFonts w:ascii="Times New Roman" w:eastAsia="Times New Roman" w:hAnsi="Times New Roman" w:cs="Times New Roman"/>
+                <w:color w:val="000000" w:themeColor="text1"/>
                 <w:sz w:val="20"/>
                 <w:szCs w:val="20"/>
               </w:rPr>
@@ -7197,6 +8547,7 @@
               <w:jc w:val="center"/>
               <w:rPr>
                 <w:rFonts w:ascii="Arial" w:eastAsia="Arial" w:hAnsi="Arial" w:cs="Arial"/>
+                <w:color w:val="000000" w:themeColor="text1"/>
                 <w:sz w:val="20"/>
                 <w:szCs w:val="20"/>
               </w:rPr>
@@ -7204,6 +8555,7 @@
             <w:r>
               <w:rPr>
                 <w:rFonts w:ascii="Times New Roman" w:eastAsia="Times New Roman" w:hAnsi="Times New Roman" w:cs="Times New Roman"/>
+                <w:color w:val="000000" w:themeColor="text1"/>
                 <w:sz w:val="20"/>
                 <w:szCs w:val="20"/>
               </w:rPr>
@@ -7217,9 +8569,12 @@
       <w:pPr>
         <w:pStyle w:val="Ttulo2"/>
         <w:ind w:firstLine="1440"/>
-      </w:pPr>
-      <w:bookmarkStart w:id="31" w:name="_heading=h.d8193ai7u75e" w:colFirst="0" w:colLast="0"/>
-      <w:bookmarkEnd w:id="31"/>
+        <w:rPr>
+          <w:color w:val="000000" w:themeColor="text1"/>
+        </w:rPr>
+      </w:pPr>
+      <w:bookmarkStart w:id="29" w:name="_heading=h.d8193ai7u75e" w:colFirst="0" w:colLast="0"/>
+      <w:bookmarkEnd w:id="29"/>
     </w:p>
     <w:p>
       <w:pPr>
@@ -7229,10 +8584,16 @@
           <w:numId w:val="4"/>
         </w:numPr>
         <w:spacing w:after="0"/>
-      </w:pPr>
-      <w:bookmarkStart w:id="32" w:name="_heading=h.rprakarxdr9j" w:colFirst="0" w:colLast="0"/>
-      <w:bookmarkEnd w:id="32"/>
-      <w:r>
+        <w:rPr>
+          <w:color w:val="000000" w:themeColor="text1"/>
+        </w:rPr>
+      </w:pPr>
+      <w:bookmarkStart w:id="30" w:name="_heading=h.rprakarxdr9j" w:colFirst="0" w:colLast="0"/>
+      <w:bookmarkEnd w:id="30"/>
+      <w:r>
+        <w:rPr>
+          <w:color w:val="000000" w:themeColor="text1"/>
+        </w:rPr>
         <w:t>Modelo Conceptual</w:t>
       </w:r>
     </w:p>
@@ -7243,10 +8604,16 @@
           <w:ilvl w:val="2"/>
           <w:numId w:val="4"/>
         </w:numPr>
-      </w:pPr>
-      <w:bookmarkStart w:id="33" w:name="_heading=h.47cf3a1ry7op" w:colFirst="0" w:colLast="0"/>
-      <w:bookmarkEnd w:id="33"/>
-      <w:r>
+        <w:rPr>
+          <w:color w:val="000000" w:themeColor="text1"/>
+        </w:rPr>
+      </w:pPr>
+      <w:bookmarkStart w:id="31" w:name="_heading=h.47cf3a1ry7op" w:colFirst="0" w:colLast="0"/>
+      <w:bookmarkEnd w:id="31"/>
+      <w:r>
+        <w:rPr>
+          <w:color w:val="000000" w:themeColor="text1"/>
+        </w:rPr>
         <w:t>Diagrama de Paquetes</w:t>
       </w:r>
     </w:p>
@@ -7256,6 +8623,7 @@
         <w:rPr>
           <w:rFonts w:ascii="Times New Roman" w:eastAsia="Times New Roman" w:hAnsi="Times New Roman" w:cs="Times New Roman"/>
           <w:b/>
+          <w:color w:val="000000" w:themeColor="text1"/>
           <w:sz w:val="24"/>
           <w:szCs w:val="24"/>
         </w:rPr>
@@ -7264,6 +8632,7 @@
         <w:rPr>
           <w:rFonts w:ascii="Times New Roman" w:eastAsia="Times New Roman" w:hAnsi="Times New Roman" w:cs="Times New Roman"/>
           <w:noProof/>
+          <w:color w:val="000000" w:themeColor="text1"/>
           <w:sz w:val="24"/>
           <w:szCs w:val="24"/>
         </w:rPr>
@@ -7281,7 +8650,7 @@
                     <pic:cNvPicPr preferRelativeResize="0"/>
                   </pic:nvPicPr>
                   <pic:blipFill>
-                    <a:blip r:embed="rId10"/>
+                    <a:blip r:embed="rId12"/>
                     <a:srcRect/>
                     <a:stretch>
                       <a:fillRect/>
@@ -7311,10 +8680,16 @@
           <w:ilvl w:val="2"/>
           <w:numId w:val="4"/>
         </w:numPr>
-      </w:pPr>
-      <w:bookmarkStart w:id="34" w:name="_heading=h.w1se0bnp7m3k" w:colFirst="0" w:colLast="0"/>
-      <w:bookmarkEnd w:id="34"/>
-      <w:r>
+        <w:rPr>
+          <w:color w:val="000000" w:themeColor="text1"/>
+        </w:rPr>
+      </w:pPr>
+      <w:bookmarkStart w:id="32" w:name="_heading=h.w1se0bnp7m3k" w:colFirst="0" w:colLast="0"/>
+      <w:bookmarkEnd w:id="32"/>
+      <w:r>
+        <w:rPr>
+          <w:color w:val="000000" w:themeColor="text1"/>
+        </w:rPr>
         <w:lastRenderedPageBreak/>
         <w:t>Diagrama de Casos de Uso</w:t>
       </w:r>
@@ -7326,6 +8701,7 @@
         <w:rPr>
           <w:rFonts w:ascii="Times New Roman" w:eastAsia="Times New Roman" w:hAnsi="Times New Roman" w:cs="Times New Roman"/>
           <w:b/>
+          <w:color w:val="000000" w:themeColor="text1"/>
           <w:sz w:val="24"/>
           <w:szCs w:val="24"/>
         </w:rPr>
@@ -7335,6 +8711,7 @@
           <w:rFonts w:ascii="Times New Roman" w:eastAsia="Times New Roman" w:hAnsi="Times New Roman" w:cs="Times New Roman"/>
           <w:b/>
           <w:noProof/>
+          <w:color w:val="000000" w:themeColor="text1"/>
           <w:sz w:val="24"/>
           <w:szCs w:val="24"/>
         </w:rPr>
@@ -7352,7 +8729,7 @@
                     <pic:cNvPicPr preferRelativeResize="0"/>
                   </pic:nvPicPr>
                   <pic:blipFill>
-                    <a:blip r:embed="rId11"/>
+                    <a:blip r:embed="rId13"/>
                     <a:srcRect/>
                     <a:stretch>
                       <a:fillRect/>
@@ -7379,28 +8756,40 @@
       <w:pPr>
         <w:pStyle w:val="Ttulo3"/>
         <w:ind w:left="0" w:firstLine="0"/>
-      </w:pPr>
-      <w:bookmarkStart w:id="35" w:name="_heading=h.ufbrj93z0z41" w:colFirst="0" w:colLast="0"/>
-      <w:bookmarkEnd w:id="35"/>
+        <w:rPr>
+          <w:color w:val="000000" w:themeColor="text1"/>
+        </w:rPr>
+      </w:pPr>
+      <w:bookmarkStart w:id="33" w:name="_heading=h.ufbrj93z0z41" w:colFirst="0" w:colLast="0"/>
+      <w:bookmarkEnd w:id="33"/>
     </w:p>
     <w:p>
       <w:pPr>
         <w:pStyle w:val="Ttulo1"/>
         <w:spacing w:after="200" w:line="360" w:lineRule="auto"/>
         <w:ind w:left="2160"/>
-      </w:pPr>
-      <w:bookmarkStart w:id="36" w:name="_heading=h.5fht32z9sh7c" w:colFirst="0" w:colLast="0"/>
-      <w:bookmarkEnd w:id="36"/>
+        <w:rPr>
+          <w:color w:val="000000" w:themeColor="text1"/>
+        </w:rPr>
+      </w:pPr>
+      <w:bookmarkStart w:id="34" w:name="_heading=h.5fht32z9sh7c" w:colFirst="0" w:colLast="0"/>
+      <w:bookmarkEnd w:id="34"/>
     </w:p>
     <w:p>
       <w:pPr>
         <w:pStyle w:val="Ttulo1"/>
         <w:spacing w:after="200" w:line="360" w:lineRule="auto"/>
         <w:ind w:left="720"/>
-      </w:pPr>
-      <w:bookmarkStart w:id="37" w:name="_heading=h.o9h6t48lmu5m" w:colFirst="0" w:colLast="0"/>
-      <w:bookmarkEnd w:id="37"/>
-      <w:r>
+        <w:rPr>
+          <w:color w:val="000000" w:themeColor="text1"/>
+        </w:rPr>
+      </w:pPr>
+      <w:bookmarkStart w:id="35" w:name="_heading=h.o9h6t48lmu5m" w:colFirst="0" w:colLast="0"/>
+      <w:bookmarkEnd w:id="35"/>
+      <w:r>
+        <w:rPr>
+          <w:color w:val="000000" w:themeColor="text1"/>
+        </w:rPr>
         <w:br w:type="page"/>
       </w:r>
     </w:p>
@@ -7412,10 +8801,16 @@
           <w:numId w:val="4"/>
         </w:numPr>
         <w:spacing w:line="360" w:lineRule="auto"/>
-      </w:pPr>
-      <w:bookmarkStart w:id="38" w:name="_heading=h.4vh5w8xijvh0" w:colFirst="0" w:colLast="0"/>
-      <w:bookmarkEnd w:id="38"/>
-      <w:r>
+        <w:rPr>
+          <w:color w:val="000000" w:themeColor="text1"/>
+        </w:rPr>
+      </w:pPr>
+      <w:bookmarkStart w:id="36" w:name="_heading=h.4vh5w8xijvh0" w:colFirst="0" w:colLast="0"/>
+      <w:bookmarkEnd w:id="36"/>
+      <w:r>
+        <w:rPr>
+          <w:color w:val="000000" w:themeColor="text1"/>
+        </w:rPr>
         <w:lastRenderedPageBreak/>
         <w:t>Modelo Lógico</w:t>
       </w:r>
@@ -7427,25 +8822,29 @@
           <w:ilvl w:val="1"/>
           <w:numId w:val="4"/>
         </w:numPr>
-      </w:pPr>
-      <w:bookmarkStart w:id="39" w:name="_heading=h.frifsd61op94" w:colFirst="0" w:colLast="0"/>
-      <w:bookmarkEnd w:id="39"/>
-      <w:proofErr w:type="spellStart"/>
-      <w:r>
-        <w:t>Analisis</w:t>
-      </w:r>
-      <w:proofErr w:type="spellEnd"/>
-      <w:r>
-        <w:t xml:space="preserve"> de Objetos</w:t>
+        <w:rPr>
+          <w:color w:val="000000" w:themeColor="text1"/>
+        </w:rPr>
+      </w:pPr>
+      <w:bookmarkStart w:id="37" w:name="_heading=h.frifsd61op94" w:colFirst="0" w:colLast="0"/>
+      <w:bookmarkEnd w:id="37"/>
+      <w:r>
+        <w:rPr>
+          <w:color w:val="000000" w:themeColor="text1"/>
+        </w:rPr>
+        <w:t>Analisis de Objetos</w:t>
       </w:r>
     </w:p>
     <w:p>
       <w:pPr>
         <w:pStyle w:val="Ttulo3"/>
         <w:ind w:left="1440" w:firstLine="0"/>
-      </w:pPr>
-      <w:bookmarkStart w:id="40" w:name="_heading=h.89zptv1mnb88" w:colFirst="0" w:colLast="0"/>
-      <w:bookmarkEnd w:id="40"/>
+        <w:rPr>
+          <w:color w:val="000000" w:themeColor="text1"/>
+        </w:rPr>
+      </w:pPr>
+      <w:bookmarkStart w:id="38" w:name="_heading=h.89zptv1mnb88" w:colFirst="0" w:colLast="0"/>
+      <w:bookmarkEnd w:id="38"/>
     </w:p>
     <w:p>
       <w:pPr>
@@ -7454,10 +8853,16 @@
           <w:ilvl w:val="1"/>
           <w:numId w:val="4"/>
         </w:numPr>
-      </w:pPr>
-      <w:bookmarkStart w:id="41" w:name="_heading=h.ni0ynvvmzcn9" w:colFirst="0" w:colLast="0"/>
-      <w:bookmarkEnd w:id="41"/>
-      <w:r>
+        <w:rPr>
+          <w:color w:val="000000" w:themeColor="text1"/>
+        </w:rPr>
+      </w:pPr>
+      <w:bookmarkStart w:id="39" w:name="_heading=h.ni0ynvvmzcn9" w:colFirst="0" w:colLast="0"/>
+      <w:bookmarkEnd w:id="39"/>
+      <w:r>
+        <w:rPr>
+          <w:color w:val="000000" w:themeColor="text1"/>
+        </w:rPr>
         <w:t>Diagrama de Actividades con objetos</w:t>
       </w:r>
     </w:p>
@@ -7465,9 +8870,12 @@
       <w:pPr>
         <w:pStyle w:val="Ttulo3"/>
         <w:ind w:left="1440" w:firstLine="0"/>
-      </w:pPr>
-      <w:bookmarkStart w:id="42" w:name="_heading=h.p2lwkbgfbvs5" w:colFirst="0" w:colLast="0"/>
-      <w:bookmarkEnd w:id="42"/>
+        <w:rPr>
+          <w:color w:val="000000" w:themeColor="text1"/>
+        </w:rPr>
+      </w:pPr>
+      <w:bookmarkStart w:id="40" w:name="_heading=h.p2lwkbgfbvs5" w:colFirst="0" w:colLast="0"/>
+      <w:bookmarkEnd w:id="40"/>
     </w:p>
     <w:p>
       <w:pPr>
@@ -7476,10 +8884,16 @@
           <w:ilvl w:val="1"/>
           <w:numId w:val="4"/>
         </w:numPr>
-      </w:pPr>
-      <w:bookmarkStart w:id="43" w:name="_heading=h.9uz1wnmk8pow" w:colFirst="0" w:colLast="0"/>
-      <w:bookmarkEnd w:id="43"/>
-      <w:r>
+        <w:rPr>
+          <w:color w:val="000000" w:themeColor="text1"/>
+        </w:rPr>
+      </w:pPr>
+      <w:bookmarkStart w:id="41" w:name="_heading=h.9uz1wnmk8pow" w:colFirst="0" w:colLast="0"/>
+      <w:bookmarkEnd w:id="41"/>
+      <w:r>
+        <w:rPr>
+          <w:color w:val="000000" w:themeColor="text1"/>
+        </w:rPr>
         <w:t xml:space="preserve">Diagrama de Secuencia </w:t>
       </w:r>
     </w:p>
@@ -7487,9 +8901,12 @@
       <w:pPr>
         <w:pStyle w:val="Ttulo3"/>
         <w:ind w:left="1440" w:firstLine="0"/>
-      </w:pPr>
-      <w:bookmarkStart w:id="44" w:name="_heading=h.j6zb7xjgik2v" w:colFirst="0" w:colLast="0"/>
-      <w:bookmarkEnd w:id="44"/>
+        <w:rPr>
+          <w:color w:val="000000" w:themeColor="text1"/>
+        </w:rPr>
+      </w:pPr>
+      <w:bookmarkStart w:id="42" w:name="_heading=h.j6zb7xjgik2v" w:colFirst="0" w:colLast="0"/>
+      <w:bookmarkEnd w:id="42"/>
     </w:p>
     <w:p>
       <w:pPr>
@@ -7498,10 +8915,16 @@
           <w:ilvl w:val="1"/>
           <w:numId w:val="4"/>
         </w:numPr>
-      </w:pPr>
-      <w:bookmarkStart w:id="45" w:name="_heading=h.f8yp3dioiyg4" w:colFirst="0" w:colLast="0"/>
-      <w:bookmarkEnd w:id="45"/>
-      <w:r>
+        <w:rPr>
+          <w:color w:val="000000" w:themeColor="text1"/>
+        </w:rPr>
+      </w:pPr>
+      <w:bookmarkStart w:id="43" w:name="_heading=h.f8yp3dioiyg4" w:colFirst="0" w:colLast="0"/>
+      <w:bookmarkEnd w:id="43"/>
+      <w:r>
+        <w:rPr>
+          <w:color w:val="000000" w:themeColor="text1"/>
+        </w:rPr>
         <w:t>Diagrama de Clases</w:t>
       </w:r>
     </w:p>
@@ -7512,6 +8935,7 @@
         <w:rPr>
           <w:rFonts w:ascii="Times New Roman" w:eastAsia="Times New Roman" w:hAnsi="Times New Roman" w:cs="Times New Roman"/>
           <w:b/>
+          <w:color w:val="000000" w:themeColor="text1"/>
           <w:sz w:val="24"/>
           <w:szCs w:val="24"/>
         </w:rPr>
@@ -7524,11 +8948,15 @@
         <w:rPr>
           <w:rFonts w:ascii="Times New Roman" w:eastAsia="Times New Roman" w:hAnsi="Times New Roman" w:cs="Times New Roman"/>
           <w:b/>
-          <w:sz w:val="24"/>
-          <w:szCs w:val="24"/>
-        </w:rPr>
-      </w:pPr>
-      <w:r>
+          <w:color w:val="000000" w:themeColor="text1"/>
+          <w:sz w:val="24"/>
+          <w:szCs w:val="24"/>
+        </w:rPr>
+      </w:pPr>
+      <w:r>
+        <w:rPr>
+          <w:color w:val="000000" w:themeColor="text1"/>
+        </w:rPr>
         <w:br w:type="page"/>
       </w:r>
     </w:p>
@@ -7540,10 +8968,16 @@
           <w:numId w:val="4"/>
         </w:numPr>
         <w:spacing w:after="200" w:line="360" w:lineRule="auto"/>
-      </w:pPr>
-      <w:bookmarkStart w:id="46" w:name="_heading=h.2yvcfnkicqoq" w:colFirst="0" w:colLast="0"/>
-      <w:bookmarkEnd w:id="46"/>
-      <w:r>
+        <w:rPr>
+          <w:color w:val="000000" w:themeColor="text1"/>
+        </w:rPr>
+      </w:pPr>
+      <w:bookmarkStart w:id="44" w:name="_heading=h.2yvcfnkicqoq" w:colFirst="0" w:colLast="0"/>
+      <w:bookmarkEnd w:id="44"/>
+      <w:r>
+        <w:rPr>
+          <w:color w:val="000000" w:themeColor="text1"/>
+        </w:rPr>
         <w:lastRenderedPageBreak/>
         <w:t>CONCLUSIÓN</w:t>
       </w:r>
@@ -7555,35 +8989,19 @@
         <w:jc w:val="both"/>
         <w:rPr>
           <w:rFonts w:ascii="Times New Roman" w:eastAsia="Times New Roman" w:hAnsi="Times New Roman" w:cs="Times New Roman"/>
-          <w:sz w:val="24"/>
-          <w:szCs w:val="24"/>
-        </w:rPr>
-      </w:pPr>
-      <w:r>
-        <w:rPr>
-          <w:rFonts w:ascii="Times New Roman" w:eastAsia="Times New Roman" w:hAnsi="Times New Roman" w:cs="Times New Roman"/>
-          <w:sz w:val="24"/>
-          <w:szCs w:val="24"/>
-        </w:rPr>
-        <w:t xml:space="preserve">El proyecto Generador de Documentación Impulsado por IA (GDI-IA) propone una solución innovadora para automatizar la creación de documentos técnicos y académicos, respondiendo a una necesidad real de eficiencia, estandarización y calidad en la generación de documentación. A través de la integración de tecnologías modernas como PHP, MySQL y servicios de inteligencia artificial vía </w:t>
-      </w:r>
-      <w:proofErr w:type="spellStart"/>
-      <w:r>
-        <w:rPr>
-          <w:rFonts w:ascii="Times New Roman" w:eastAsia="Times New Roman" w:hAnsi="Times New Roman" w:cs="Times New Roman"/>
-          <w:sz w:val="24"/>
-          <w:szCs w:val="24"/>
-        </w:rPr>
-        <w:t>APIs</w:t>
-      </w:r>
-      <w:proofErr w:type="spellEnd"/>
-      <w:r>
-        <w:rPr>
-          <w:rFonts w:ascii="Times New Roman" w:eastAsia="Times New Roman" w:hAnsi="Times New Roman" w:cs="Times New Roman"/>
-          <w:sz w:val="24"/>
-          <w:szCs w:val="24"/>
-        </w:rPr>
-        <w:t xml:space="preserve"> externas, se busca proporcionar a los usuarios una herramienta accesible, rápida y precisa.</w:t>
+          <w:color w:val="000000" w:themeColor="text1"/>
+          <w:sz w:val="24"/>
+          <w:szCs w:val="24"/>
+        </w:rPr>
+      </w:pPr>
+      <w:r>
+        <w:rPr>
+          <w:rFonts w:ascii="Times New Roman" w:eastAsia="Times New Roman" w:hAnsi="Times New Roman" w:cs="Times New Roman"/>
+          <w:color w:val="000000" w:themeColor="text1"/>
+          <w:sz w:val="24"/>
+          <w:szCs w:val="24"/>
+        </w:rPr>
+        <w:t>El proyecto Generador de Documentación Impulsado por IA (GDI-IA) propone una solución innovadora para automatizar la creación de documentos técnicos y académicos, respondiendo a una necesidad real de eficiencia, estandarización y calidad en la generación de documentación. A través de la integración de tecnologías modernas como PHP, MySQL y servicios de inteligencia artificial vía APIs externas, se busca proporcionar a los usuarios una herramienta accesible, rápida y precisa.</w:t>
       </w:r>
     </w:p>
     <w:p>
@@ -7593,13 +9011,15 @@
         <w:jc w:val="both"/>
         <w:rPr>
           <w:rFonts w:ascii="Times New Roman" w:eastAsia="Times New Roman" w:hAnsi="Times New Roman" w:cs="Times New Roman"/>
-          <w:sz w:val="24"/>
-          <w:szCs w:val="24"/>
-        </w:rPr>
-      </w:pPr>
-      <w:r>
-        <w:rPr>
-          <w:rFonts w:ascii="Times New Roman" w:eastAsia="Times New Roman" w:hAnsi="Times New Roman" w:cs="Times New Roman"/>
+          <w:color w:val="000000" w:themeColor="text1"/>
+          <w:sz w:val="24"/>
+          <w:szCs w:val="24"/>
+        </w:rPr>
+      </w:pPr>
+      <w:r>
+        <w:rPr>
+          <w:rFonts w:ascii="Times New Roman" w:eastAsia="Times New Roman" w:hAnsi="Times New Roman" w:cs="Times New Roman"/>
+          <w:color w:val="000000" w:themeColor="text1"/>
           <w:sz w:val="24"/>
           <w:szCs w:val="24"/>
         </w:rPr>
@@ -7613,13 +9033,15 @@
         <w:jc w:val="both"/>
         <w:rPr>
           <w:rFonts w:ascii="Times New Roman" w:eastAsia="Times New Roman" w:hAnsi="Times New Roman" w:cs="Times New Roman"/>
-          <w:sz w:val="24"/>
-          <w:szCs w:val="24"/>
-        </w:rPr>
-      </w:pPr>
-      <w:r>
-        <w:rPr>
-          <w:rFonts w:ascii="Times New Roman" w:eastAsia="Times New Roman" w:hAnsi="Times New Roman" w:cs="Times New Roman"/>
+          <w:color w:val="000000" w:themeColor="text1"/>
+          <w:sz w:val="24"/>
+          <w:szCs w:val="24"/>
+        </w:rPr>
+      </w:pPr>
+      <w:r>
+        <w:rPr>
+          <w:rFonts w:ascii="Times New Roman" w:eastAsia="Times New Roman" w:hAnsi="Times New Roman" w:cs="Times New Roman"/>
+          <w:color w:val="000000" w:themeColor="text1"/>
           <w:sz w:val="24"/>
           <w:szCs w:val="24"/>
         </w:rPr>
@@ -7633,13 +9055,15 @@
         <w:jc w:val="both"/>
         <w:rPr>
           <w:rFonts w:ascii="Times New Roman" w:eastAsia="Times New Roman" w:hAnsi="Times New Roman" w:cs="Times New Roman"/>
-          <w:sz w:val="24"/>
-          <w:szCs w:val="24"/>
-        </w:rPr>
-      </w:pPr>
-      <w:r>
-        <w:rPr>
-          <w:rFonts w:ascii="Times New Roman" w:eastAsia="Times New Roman" w:hAnsi="Times New Roman" w:cs="Times New Roman"/>
+          <w:color w:val="000000" w:themeColor="text1"/>
+          <w:sz w:val="24"/>
+          <w:szCs w:val="24"/>
+        </w:rPr>
+      </w:pPr>
+      <w:r>
+        <w:rPr>
+          <w:rFonts w:ascii="Times New Roman" w:eastAsia="Times New Roman" w:hAnsi="Times New Roman" w:cs="Times New Roman"/>
+          <w:color w:val="000000" w:themeColor="text1"/>
           <w:sz w:val="24"/>
           <w:szCs w:val="24"/>
         </w:rPr>
@@ -7653,6 +9077,7 @@
         <w:rPr>
           <w:rFonts w:ascii="Times New Roman" w:eastAsia="Times New Roman" w:hAnsi="Times New Roman" w:cs="Times New Roman"/>
           <w:b/>
+          <w:color w:val="000000" w:themeColor="text1"/>
           <w:sz w:val="24"/>
           <w:szCs w:val="24"/>
         </w:rPr>
@@ -7663,10 +9088,16 @@
         <w:pStyle w:val="Ttulo1"/>
         <w:spacing w:after="200" w:line="360" w:lineRule="auto"/>
         <w:ind w:left="720"/>
-      </w:pPr>
-      <w:bookmarkStart w:id="47" w:name="_heading=h.9g889zqyc2a4" w:colFirst="0" w:colLast="0"/>
-      <w:bookmarkEnd w:id="47"/>
-      <w:r>
+        <w:rPr>
+          <w:color w:val="000000" w:themeColor="text1"/>
+        </w:rPr>
+      </w:pPr>
+      <w:bookmarkStart w:id="45" w:name="_heading=h.9g889zqyc2a4" w:colFirst="0" w:colLast="0"/>
+      <w:bookmarkEnd w:id="45"/>
+      <w:r>
+        <w:rPr>
+          <w:color w:val="000000" w:themeColor="text1"/>
+        </w:rPr>
         <w:br w:type="page"/>
       </w:r>
     </w:p>
@@ -7678,14 +9109,23 @@
           <w:numId w:val="4"/>
         </w:numPr>
         <w:spacing w:line="360" w:lineRule="auto"/>
-      </w:pPr>
-      <w:bookmarkStart w:id="48" w:name="_heading=h.cejweywaad25" w:colFirst="0" w:colLast="0"/>
-      <w:bookmarkEnd w:id="48"/>
-      <w:r>
+        <w:rPr>
+          <w:color w:val="000000" w:themeColor="text1"/>
+        </w:rPr>
+      </w:pPr>
+      <w:bookmarkStart w:id="46" w:name="_heading=h.cejweywaad25" w:colFirst="0" w:colLast="0"/>
+      <w:bookmarkEnd w:id="46"/>
+      <w:r>
+        <w:rPr>
+          <w:color w:val="000000" w:themeColor="text1"/>
+        </w:rPr>
         <w:lastRenderedPageBreak/>
         <w:t>RECOMENDACIONES</w:t>
       </w:r>
       <w:r>
+        <w:rPr>
+          <w:color w:val="000000" w:themeColor="text1"/>
+        </w:rPr>
         <w:br/>
       </w:r>
     </w:p>
@@ -7698,13 +9138,15 @@
         <w:spacing w:after="0" w:line="360" w:lineRule="auto"/>
         <w:rPr>
           <w:rFonts w:ascii="Times New Roman" w:eastAsia="Times New Roman" w:hAnsi="Times New Roman" w:cs="Times New Roman"/>
-          <w:sz w:val="24"/>
-          <w:szCs w:val="24"/>
-        </w:rPr>
-      </w:pPr>
-      <w:r>
-        <w:rPr>
-          <w:rFonts w:ascii="Times New Roman" w:eastAsia="Times New Roman" w:hAnsi="Times New Roman" w:cs="Times New Roman"/>
+          <w:color w:val="000000" w:themeColor="text1"/>
+          <w:sz w:val="24"/>
+          <w:szCs w:val="24"/>
+        </w:rPr>
+      </w:pPr>
+      <w:r>
+        <w:rPr>
+          <w:rFonts w:ascii="Times New Roman" w:eastAsia="Times New Roman" w:hAnsi="Times New Roman" w:cs="Times New Roman"/>
+          <w:color w:val="000000" w:themeColor="text1"/>
           <w:sz w:val="24"/>
           <w:szCs w:val="24"/>
         </w:rPr>
@@ -7713,6 +9155,7 @@
       <w:r>
         <w:rPr>
           <w:rFonts w:ascii="Times New Roman" w:eastAsia="Times New Roman" w:hAnsi="Times New Roman" w:cs="Times New Roman"/>
+          <w:color w:val="000000" w:themeColor="text1"/>
           <w:sz w:val="24"/>
           <w:szCs w:val="24"/>
         </w:rPr>
@@ -7728,75 +9171,24 @@
         <w:spacing w:after="0" w:line="360" w:lineRule="auto"/>
         <w:rPr>
           <w:rFonts w:ascii="Times New Roman" w:eastAsia="Times New Roman" w:hAnsi="Times New Roman" w:cs="Times New Roman"/>
-          <w:sz w:val="24"/>
-          <w:szCs w:val="24"/>
-        </w:rPr>
-      </w:pPr>
-      <w:r>
-        <w:rPr>
-          <w:rFonts w:ascii="Times New Roman" w:eastAsia="Times New Roman" w:hAnsi="Times New Roman" w:cs="Times New Roman"/>
-          <w:sz w:val="24"/>
-          <w:szCs w:val="24"/>
-        </w:rPr>
-        <w:t xml:space="preserve">Dado que el sistema depende de servicios externos de inteligencia artificial, se sugiere establecer procedimientos periódicos de actualización y verificación de las API integradas (como </w:t>
-      </w:r>
-      <w:proofErr w:type="spellStart"/>
-      <w:r>
-        <w:rPr>
-          <w:rFonts w:ascii="Times New Roman" w:eastAsia="Times New Roman" w:hAnsi="Times New Roman" w:cs="Times New Roman"/>
-          <w:sz w:val="24"/>
-          <w:szCs w:val="24"/>
-        </w:rPr>
-        <w:t>OpenAI</w:t>
-      </w:r>
-      <w:proofErr w:type="spellEnd"/>
-      <w:r>
-        <w:rPr>
-          <w:rFonts w:ascii="Times New Roman" w:eastAsia="Times New Roman" w:hAnsi="Times New Roman" w:cs="Times New Roman"/>
-          <w:sz w:val="24"/>
-          <w:szCs w:val="24"/>
-        </w:rPr>
-        <w:t xml:space="preserve"> y </w:t>
-      </w:r>
-      <w:proofErr w:type="spellStart"/>
-      <w:r>
-        <w:rPr>
-          <w:rFonts w:ascii="Times New Roman" w:eastAsia="Times New Roman" w:hAnsi="Times New Roman" w:cs="Times New Roman"/>
-          <w:sz w:val="24"/>
-          <w:szCs w:val="24"/>
-        </w:rPr>
-        <w:t>Hugging</w:t>
-      </w:r>
-      <w:proofErr w:type="spellEnd"/>
-      <w:r>
-        <w:rPr>
-          <w:rFonts w:ascii="Times New Roman" w:eastAsia="Times New Roman" w:hAnsi="Times New Roman" w:cs="Times New Roman"/>
-          <w:sz w:val="24"/>
-          <w:szCs w:val="24"/>
-        </w:rPr>
-        <w:t xml:space="preserve"> </w:t>
-      </w:r>
-      <w:proofErr w:type="spellStart"/>
-      <w:r>
-        <w:rPr>
-          <w:rFonts w:ascii="Times New Roman" w:eastAsia="Times New Roman" w:hAnsi="Times New Roman" w:cs="Times New Roman"/>
-          <w:sz w:val="24"/>
-          <w:szCs w:val="24"/>
-        </w:rPr>
-        <w:t>Face</w:t>
-      </w:r>
-      <w:proofErr w:type="spellEnd"/>
-      <w:r>
-        <w:rPr>
-          <w:rFonts w:ascii="Times New Roman" w:eastAsia="Times New Roman" w:hAnsi="Times New Roman" w:cs="Times New Roman"/>
-          <w:sz w:val="24"/>
-          <w:szCs w:val="24"/>
-        </w:rPr>
-        <w:t>). Mantener la compatibilidad con las últimas versiones, así como revisar las políticas de uso y costos de los proveedores, permitirá asegurar la continuidad del servicio y optimizar los recursos económicos destinados a estas integraciones.</w:t>
-      </w:r>
-      <w:r>
-        <w:rPr>
-          <w:rFonts w:ascii="Times New Roman" w:eastAsia="Times New Roman" w:hAnsi="Times New Roman" w:cs="Times New Roman"/>
+          <w:color w:val="000000" w:themeColor="text1"/>
+          <w:sz w:val="24"/>
+          <w:szCs w:val="24"/>
+        </w:rPr>
+      </w:pPr>
+      <w:r>
+        <w:rPr>
+          <w:rFonts w:ascii="Times New Roman" w:eastAsia="Times New Roman" w:hAnsi="Times New Roman" w:cs="Times New Roman"/>
+          <w:color w:val="000000" w:themeColor="text1"/>
+          <w:sz w:val="24"/>
+          <w:szCs w:val="24"/>
+        </w:rPr>
+        <w:t>Dado que el sistema depende de servicios externos de inteligencia artificial, se sugiere establecer procedimientos periódicos de actualización y verificación de las API integradas (como OpenAI y Hugging Face). Mantener la compatibilidad con las últimas versiones, así como revisar las políticas de uso y costos de los proveedores, permitirá asegurar la continuidad del servicio y optimizar los recursos económicos destinados a estas integraciones.</w:t>
+      </w:r>
+      <w:r>
+        <w:rPr>
+          <w:rFonts w:ascii="Times New Roman" w:eastAsia="Times New Roman" w:hAnsi="Times New Roman" w:cs="Times New Roman"/>
+          <w:color w:val="000000" w:themeColor="text1"/>
           <w:sz w:val="24"/>
           <w:szCs w:val="24"/>
         </w:rPr>
@@ -7812,13 +9204,15 @@
         <w:spacing w:after="0" w:line="360" w:lineRule="auto"/>
         <w:rPr>
           <w:rFonts w:ascii="Times New Roman" w:eastAsia="Times New Roman" w:hAnsi="Times New Roman" w:cs="Times New Roman"/>
-          <w:sz w:val="24"/>
-          <w:szCs w:val="24"/>
-        </w:rPr>
-      </w:pPr>
-      <w:r>
-        <w:rPr>
-          <w:rFonts w:ascii="Times New Roman" w:eastAsia="Times New Roman" w:hAnsi="Times New Roman" w:cs="Times New Roman"/>
+          <w:color w:val="000000" w:themeColor="text1"/>
+          <w:sz w:val="24"/>
+          <w:szCs w:val="24"/>
+        </w:rPr>
+      </w:pPr>
+      <w:r>
+        <w:rPr>
+          <w:rFonts w:ascii="Times New Roman" w:eastAsia="Times New Roman" w:hAnsi="Times New Roman" w:cs="Times New Roman"/>
+          <w:color w:val="000000" w:themeColor="text1"/>
           <w:sz w:val="24"/>
           <w:szCs w:val="24"/>
         </w:rPr>
@@ -7827,6 +9221,7 @@
       <w:r>
         <w:rPr>
           <w:rFonts w:ascii="Times New Roman" w:eastAsia="Times New Roman" w:hAnsi="Times New Roman" w:cs="Times New Roman"/>
+          <w:color w:val="000000" w:themeColor="text1"/>
           <w:sz w:val="24"/>
           <w:szCs w:val="24"/>
         </w:rPr>
@@ -7842,13 +9237,15 @@
         <w:spacing w:line="360" w:lineRule="auto"/>
         <w:rPr>
           <w:rFonts w:ascii="Times New Roman" w:eastAsia="Times New Roman" w:hAnsi="Times New Roman" w:cs="Times New Roman"/>
-          <w:sz w:val="24"/>
-          <w:szCs w:val="24"/>
-        </w:rPr>
-      </w:pPr>
-      <w:r>
-        <w:rPr>
-          <w:rFonts w:ascii="Times New Roman" w:eastAsia="Times New Roman" w:hAnsi="Times New Roman" w:cs="Times New Roman"/>
+          <w:color w:val="000000" w:themeColor="text1"/>
+          <w:sz w:val="24"/>
+          <w:szCs w:val="24"/>
+        </w:rPr>
+      </w:pPr>
+      <w:r>
+        <w:rPr>
+          <w:rFonts w:ascii="Times New Roman" w:eastAsia="Times New Roman" w:hAnsi="Times New Roman" w:cs="Times New Roman"/>
+          <w:color w:val="000000" w:themeColor="text1"/>
           <w:sz w:val="24"/>
           <w:szCs w:val="24"/>
         </w:rPr>
@@ -7857,6 +9254,7 @@
       <w:r>
         <w:rPr>
           <w:rFonts w:ascii="Times New Roman" w:eastAsia="Times New Roman" w:hAnsi="Times New Roman" w:cs="Times New Roman"/>
+          <w:color w:val="000000" w:themeColor="text1"/>
           <w:sz w:val="24"/>
           <w:szCs w:val="24"/>
         </w:rPr>
@@ -7865,8 +9263,8 @@
       </w:r>
     </w:p>
     <w:sectPr>
-      <w:headerReference w:type="default" r:id="rId12"/>
-      <w:footerReference w:type="default" r:id="rId13"/>
+      <w:headerReference w:type="default" r:id="rId14"/>
+      <w:footerReference w:type="default" r:id="rId15"/>
       <w:pgSz w:w="11906" w:h="16838"/>
       <w:pgMar w:top="1417" w:right="1701" w:bottom="1417" w:left="1701" w:header="708" w:footer="708" w:gutter="0"/>
       <w:pgNumType w:start="1"/>
@@ -9468,7 +10866,6 @@
   <w:style w:type="character" w:default="1" w:styleId="Fuentedeprrafopredeter">
     <w:name w:val="Default Paragraph Font"/>
     <w:uiPriority w:val="1"/>
-    <w:semiHidden/>
     <w:unhideWhenUsed/>
   </w:style>
   <w:style w:type="table" w:default="1" w:styleId="Tablanormal">

--- a/Documents/FD03-EPIS-Informe Especificación Requerimientos.docx
+++ b/Documents/FD03-EPIS-Informe Especificación Requerimientos.docx
@@ -6387,6 +6387,2759 @@
         <w:t>Cuadro de Requerimientos No funcionales</w:t>
       </w:r>
     </w:p>
+    <w:tbl>
+      <w:tblPr>
+        <w:tblW w:w="0" w:type="dxa"/>
+        <w:tblCellMar>
+          <w:left w:w="0" w:type="dxa"/>
+          <w:right w:w="0" w:type="dxa"/>
+        </w:tblCellMar>
+        <w:tblLook w:val="04A0" w:firstRow="1" w:lastRow="0" w:firstColumn="1" w:lastColumn="0" w:noHBand="0" w:noVBand="1"/>
+      </w:tblPr>
+      <w:tblGrid>
+        <w:gridCol w:w="566"/>
+        <w:gridCol w:w="1643"/>
+        <w:gridCol w:w="2186"/>
+        <w:gridCol w:w="911"/>
+        <w:gridCol w:w="979"/>
+        <w:gridCol w:w="1122"/>
+        <w:gridCol w:w="1067"/>
+      </w:tblGrid>
+      <w:tr>
+        <w:trPr>
+          <w:trHeight w:val="315"/>
+        </w:trPr>
+        <w:tc>
+          <w:tcPr>
+            <w:tcW w:w="0" w:type="auto"/>
+            <w:gridSpan w:val="7"/>
+            <w:tcBorders>
+              <w:top w:val="single" w:sz="12" w:space="0" w:color="000000"/>
+              <w:left w:val="single" w:sz="12" w:space="0" w:color="000000"/>
+              <w:bottom w:val="single" w:sz="6" w:space="0" w:color="000000"/>
+              <w:right w:val="single" w:sz="12" w:space="0" w:color="000000"/>
+            </w:tcBorders>
+            <w:shd w:val="clear" w:color="auto" w:fill="45818E"/>
+            <w:tcMar>
+              <w:top w:w="30" w:type="dxa"/>
+              <w:left w:w="45" w:type="dxa"/>
+              <w:bottom w:w="30" w:type="dxa"/>
+              <w:right w:w="45" w:type="dxa"/>
+            </w:tcMar>
+            <w:vAlign w:val="bottom"/>
+            <w:hideMark/>
+          </w:tcPr>
+          <w:p>
+            <w:pPr>
+              <w:spacing w:after="0" w:line="240" w:lineRule="auto"/>
+              <w:jc w:val="center"/>
+              <w:rPr>
+                <w:rFonts w:eastAsia="Times New Roman"/>
+                <w:b/>
+                <w:bCs/>
+                <w:color w:val="FFFFFF"/>
+                <w:sz w:val="26"/>
+                <w:szCs w:val="26"/>
+              </w:rPr>
+            </w:pPr>
+            <w:bookmarkStart w:id="24" w:name="_heading=h.pc21corewfy" w:colFirst="0" w:colLast="0"/>
+            <w:bookmarkEnd w:id="24"/>
+            <w:r>
+              <w:rPr>
+                <w:rFonts w:eastAsia="Times New Roman"/>
+                <w:b/>
+                <w:bCs/>
+                <w:color w:val="FFFFFF"/>
+                <w:sz w:val="26"/>
+                <w:szCs w:val="26"/>
+              </w:rPr>
+              <w:t>Requerimientos No Funcionales - GDI-IA</w:t>
+            </w:r>
+          </w:p>
+        </w:tc>
+      </w:tr>
+      <w:tr>
+        <w:trPr>
+          <w:trHeight w:val="315"/>
+        </w:trPr>
+        <w:tc>
+          <w:tcPr>
+            <w:tcW w:w="0" w:type="auto"/>
+            <w:tcBorders>
+              <w:top w:val="single" w:sz="6" w:space="0" w:color="CCCCCC"/>
+              <w:left w:val="single" w:sz="6" w:space="0" w:color="000000"/>
+              <w:bottom w:val="single" w:sz="6" w:space="0" w:color="000000"/>
+              <w:right w:val="single" w:sz="6" w:space="0" w:color="000000"/>
+            </w:tcBorders>
+            <w:shd w:val="clear" w:color="auto" w:fill="B6D7A8"/>
+            <w:tcMar>
+              <w:top w:w="30" w:type="dxa"/>
+              <w:left w:w="45" w:type="dxa"/>
+              <w:bottom w:w="30" w:type="dxa"/>
+              <w:right w:w="45" w:type="dxa"/>
+            </w:tcMar>
+            <w:vAlign w:val="bottom"/>
+            <w:hideMark/>
+          </w:tcPr>
+          <w:p>
+            <w:pPr>
+              <w:spacing w:after="0" w:line="240" w:lineRule="auto"/>
+              <w:jc w:val="center"/>
+              <w:rPr>
+                <w:rFonts w:eastAsia="Times New Roman"/>
+              </w:rPr>
+            </w:pPr>
+            <w:r>
+              <w:rPr>
+                <w:rFonts w:eastAsia="Times New Roman"/>
+              </w:rPr>
+              <w:t>REQS</w:t>
+            </w:r>
+          </w:p>
+        </w:tc>
+        <w:tc>
+          <w:tcPr>
+            <w:tcW w:w="0" w:type="auto"/>
+            <w:tcBorders>
+              <w:top w:val="single" w:sz="6" w:space="0" w:color="CCCCCC"/>
+              <w:left w:val="single" w:sz="6" w:space="0" w:color="CCCCCC"/>
+              <w:bottom w:val="single" w:sz="6" w:space="0" w:color="000000"/>
+              <w:right w:val="single" w:sz="6" w:space="0" w:color="000000"/>
+            </w:tcBorders>
+            <w:shd w:val="clear" w:color="auto" w:fill="B6D7A8"/>
+            <w:tcMar>
+              <w:top w:w="30" w:type="dxa"/>
+              <w:left w:w="45" w:type="dxa"/>
+              <w:bottom w:w="30" w:type="dxa"/>
+              <w:right w:w="45" w:type="dxa"/>
+            </w:tcMar>
+            <w:vAlign w:val="bottom"/>
+            <w:hideMark/>
+          </w:tcPr>
+          <w:p>
+            <w:pPr>
+              <w:spacing w:after="0" w:line="240" w:lineRule="auto"/>
+              <w:jc w:val="center"/>
+              <w:rPr>
+                <w:rFonts w:eastAsia="Times New Roman"/>
+              </w:rPr>
+            </w:pPr>
+            <w:r>
+              <w:rPr>
+                <w:rFonts w:eastAsia="Times New Roman"/>
+              </w:rPr>
+              <w:t>Requerimiento</w:t>
+            </w:r>
+          </w:p>
+        </w:tc>
+        <w:tc>
+          <w:tcPr>
+            <w:tcW w:w="0" w:type="auto"/>
+            <w:tcBorders>
+              <w:top w:val="single" w:sz="6" w:space="0" w:color="CCCCCC"/>
+              <w:left w:val="single" w:sz="6" w:space="0" w:color="CCCCCC"/>
+              <w:bottom w:val="single" w:sz="6" w:space="0" w:color="000000"/>
+              <w:right w:val="single" w:sz="6" w:space="0" w:color="000000"/>
+            </w:tcBorders>
+            <w:shd w:val="clear" w:color="auto" w:fill="B6D7A8"/>
+            <w:tcMar>
+              <w:top w:w="30" w:type="dxa"/>
+              <w:left w:w="45" w:type="dxa"/>
+              <w:bottom w:w="30" w:type="dxa"/>
+              <w:right w:w="45" w:type="dxa"/>
+            </w:tcMar>
+            <w:vAlign w:val="bottom"/>
+            <w:hideMark/>
+          </w:tcPr>
+          <w:p>
+            <w:pPr>
+              <w:spacing w:after="0" w:line="240" w:lineRule="auto"/>
+              <w:jc w:val="center"/>
+              <w:rPr>
+                <w:rFonts w:eastAsia="Times New Roman"/>
+              </w:rPr>
+            </w:pPr>
+            <w:r>
+              <w:rPr>
+                <w:rFonts w:eastAsia="Times New Roman"/>
+              </w:rPr>
+              <w:t>Descripción</w:t>
+            </w:r>
+          </w:p>
+        </w:tc>
+        <w:tc>
+          <w:tcPr>
+            <w:tcW w:w="0" w:type="auto"/>
+            <w:tcBorders>
+              <w:top w:val="single" w:sz="6" w:space="0" w:color="CCCCCC"/>
+              <w:left w:val="single" w:sz="6" w:space="0" w:color="CCCCCC"/>
+              <w:bottom w:val="single" w:sz="6" w:space="0" w:color="000000"/>
+              <w:right w:val="single" w:sz="6" w:space="0" w:color="000000"/>
+            </w:tcBorders>
+            <w:shd w:val="clear" w:color="auto" w:fill="B6D7A8"/>
+            <w:tcMar>
+              <w:top w:w="30" w:type="dxa"/>
+              <w:left w:w="45" w:type="dxa"/>
+              <w:bottom w:w="30" w:type="dxa"/>
+              <w:right w:w="45" w:type="dxa"/>
+            </w:tcMar>
+            <w:vAlign w:val="bottom"/>
+            <w:hideMark/>
+          </w:tcPr>
+          <w:p>
+            <w:pPr>
+              <w:spacing w:after="0" w:line="240" w:lineRule="auto"/>
+              <w:jc w:val="center"/>
+              <w:rPr>
+                <w:rFonts w:eastAsia="Times New Roman"/>
+              </w:rPr>
+            </w:pPr>
+            <w:r>
+              <w:rPr>
+                <w:rFonts w:eastAsia="Times New Roman"/>
+              </w:rPr>
+              <w:t>Prioridad</w:t>
+            </w:r>
+          </w:p>
+        </w:tc>
+        <w:tc>
+          <w:tcPr>
+            <w:tcW w:w="0" w:type="auto"/>
+            <w:tcBorders>
+              <w:top w:val="single" w:sz="6" w:space="0" w:color="CCCCCC"/>
+              <w:left w:val="single" w:sz="6" w:space="0" w:color="CCCCCC"/>
+              <w:bottom w:val="single" w:sz="6" w:space="0" w:color="000000"/>
+              <w:right w:val="single" w:sz="6" w:space="0" w:color="000000"/>
+            </w:tcBorders>
+            <w:shd w:val="clear" w:color="auto" w:fill="B6D7A8"/>
+            <w:tcMar>
+              <w:top w:w="30" w:type="dxa"/>
+              <w:left w:w="45" w:type="dxa"/>
+              <w:bottom w:w="30" w:type="dxa"/>
+              <w:right w:w="45" w:type="dxa"/>
+            </w:tcMar>
+            <w:vAlign w:val="bottom"/>
+            <w:hideMark/>
+          </w:tcPr>
+          <w:p>
+            <w:pPr>
+              <w:spacing w:after="0" w:line="240" w:lineRule="auto"/>
+              <w:jc w:val="center"/>
+              <w:rPr>
+                <w:rFonts w:eastAsia="Times New Roman"/>
+              </w:rPr>
+            </w:pPr>
+            <w:r>
+              <w:rPr>
+                <w:rFonts w:eastAsia="Times New Roman"/>
+              </w:rPr>
+              <w:t>Urgencia</w:t>
+            </w:r>
+          </w:p>
+        </w:tc>
+        <w:tc>
+          <w:tcPr>
+            <w:tcW w:w="0" w:type="auto"/>
+            <w:tcBorders>
+              <w:top w:val="single" w:sz="6" w:space="0" w:color="CCCCCC"/>
+              <w:left w:val="single" w:sz="6" w:space="0" w:color="CCCCCC"/>
+              <w:bottom w:val="single" w:sz="6" w:space="0" w:color="000000"/>
+              <w:right w:val="single" w:sz="6" w:space="0" w:color="000000"/>
+            </w:tcBorders>
+            <w:shd w:val="clear" w:color="auto" w:fill="B6D7A8"/>
+            <w:tcMar>
+              <w:top w:w="30" w:type="dxa"/>
+              <w:left w:w="45" w:type="dxa"/>
+              <w:bottom w:w="30" w:type="dxa"/>
+              <w:right w:w="45" w:type="dxa"/>
+            </w:tcMar>
+            <w:vAlign w:val="bottom"/>
+            <w:hideMark/>
+          </w:tcPr>
+          <w:p>
+            <w:pPr>
+              <w:spacing w:after="0" w:line="240" w:lineRule="auto"/>
+              <w:jc w:val="center"/>
+              <w:rPr>
+                <w:rFonts w:eastAsia="Times New Roman"/>
+              </w:rPr>
+            </w:pPr>
+            <w:r>
+              <w:rPr>
+                <w:rFonts w:eastAsia="Times New Roman"/>
+              </w:rPr>
+              <w:t>Estado de desarrollo</w:t>
+            </w:r>
+          </w:p>
+        </w:tc>
+        <w:tc>
+          <w:tcPr>
+            <w:tcW w:w="0" w:type="auto"/>
+            <w:tcBorders>
+              <w:top w:val="single" w:sz="6" w:space="0" w:color="CCCCCC"/>
+              <w:left w:val="single" w:sz="6" w:space="0" w:color="CCCCCC"/>
+              <w:bottom w:val="single" w:sz="6" w:space="0" w:color="000000"/>
+              <w:right w:val="single" w:sz="6" w:space="0" w:color="000000"/>
+            </w:tcBorders>
+            <w:shd w:val="clear" w:color="auto" w:fill="B6D7A8"/>
+            <w:tcMar>
+              <w:top w:w="30" w:type="dxa"/>
+              <w:left w:w="45" w:type="dxa"/>
+              <w:bottom w:w="30" w:type="dxa"/>
+              <w:right w:w="45" w:type="dxa"/>
+            </w:tcMar>
+            <w:vAlign w:val="bottom"/>
+            <w:hideMark/>
+          </w:tcPr>
+          <w:p>
+            <w:pPr>
+              <w:spacing w:after="0" w:line="240" w:lineRule="auto"/>
+              <w:jc w:val="center"/>
+              <w:rPr>
+                <w:rFonts w:eastAsia="Times New Roman"/>
+              </w:rPr>
+            </w:pPr>
+            <w:r>
+              <w:rPr>
+                <w:rFonts w:eastAsia="Times New Roman"/>
+              </w:rPr>
+              <w:t>Estabilidad</w:t>
+            </w:r>
+          </w:p>
+        </w:tc>
+      </w:tr>
+      <w:tr>
+        <w:trPr>
+          <w:trHeight w:val="315"/>
+        </w:trPr>
+        <w:tc>
+          <w:tcPr>
+            <w:tcW w:w="0" w:type="auto"/>
+            <w:tcBorders>
+              <w:top w:val="single" w:sz="6" w:space="0" w:color="CCCCCC"/>
+              <w:left w:val="single" w:sz="6" w:space="0" w:color="000000"/>
+              <w:bottom w:val="single" w:sz="6" w:space="0" w:color="000000"/>
+              <w:right w:val="single" w:sz="6" w:space="0" w:color="000000"/>
+            </w:tcBorders>
+            <w:shd w:val="clear" w:color="auto" w:fill="B6D7A8"/>
+            <w:tcMar>
+              <w:top w:w="30" w:type="dxa"/>
+              <w:left w:w="45" w:type="dxa"/>
+              <w:bottom w:w="30" w:type="dxa"/>
+              <w:right w:w="45" w:type="dxa"/>
+            </w:tcMar>
+            <w:vAlign w:val="bottom"/>
+            <w:hideMark/>
+          </w:tcPr>
+          <w:p>
+            <w:pPr>
+              <w:spacing w:after="0" w:line="240" w:lineRule="auto"/>
+              <w:jc w:val="center"/>
+              <w:rPr>
+                <w:rFonts w:eastAsia="Times New Roman"/>
+              </w:rPr>
+            </w:pPr>
+            <w:r>
+              <w:rPr>
+                <w:rFonts w:eastAsia="Times New Roman"/>
+              </w:rPr>
+              <w:t>RNF1</w:t>
+            </w:r>
+          </w:p>
+        </w:tc>
+        <w:tc>
+          <w:tcPr>
+            <w:tcW w:w="0" w:type="auto"/>
+            <w:tcBorders>
+              <w:top w:val="single" w:sz="6" w:space="0" w:color="CCCCCC"/>
+              <w:left w:val="single" w:sz="6" w:space="0" w:color="CCCCCC"/>
+              <w:bottom w:val="single" w:sz="6" w:space="0" w:color="000000"/>
+              <w:right w:val="single" w:sz="6" w:space="0" w:color="000000"/>
+            </w:tcBorders>
+            <w:shd w:val="clear" w:color="auto" w:fill="B6D7A8"/>
+            <w:tcMar>
+              <w:top w:w="30" w:type="dxa"/>
+              <w:left w:w="45" w:type="dxa"/>
+              <w:bottom w:w="30" w:type="dxa"/>
+              <w:right w:w="45" w:type="dxa"/>
+            </w:tcMar>
+            <w:vAlign w:val="bottom"/>
+            <w:hideMark/>
+          </w:tcPr>
+          <w:p>
+            <w:pPr>
+              <w:spacing w:after="0" w:line="240" w:lineRule="auto"/>
+              <w:jc w:val="center"/>
+              <w:rPr>
+                <w:rFonts w:eastAsia="Times New Roman"/>
+              </w:rPr>
+            </w:pPr>
+            <w:r>
+              <w:rPr>
+                <w:rFonts w:eastAsia="Times New Roman"/>
+              </w:rPr>
+              <w:t>Debe integrar Login</w:t>
+            </w:r>
+          </w:p>
+        </w:tc>
+        <w:tc>
+          <w:tcPr>
+            <w:tcW w:w="0" w:type="auto"/>
+            <w:tcBorders>
+              <w:top w:val="single" w:sz="6" w:space="0" w:color="CCCCCC"/>
+              <w:left w:val="single" w:sz="6" w:space="0" w:color="CCCCCC"/>
+              <w:bottom w:val="single" w:sz="6" w:space="0" w:color="000000"/>
+              <w:right w:val="single" w:sz="6" w:space="0" w:color="000000"/>
+            </w:tcBorders>
+            <w:shd w:val="clear" w:color="auto" w:fill="B6D7A8"/>
+            <w:tcMar>
+              <w:top w:w="30" w:type="dxa"/>
+              <w:left w:w="45" w:type="dxa"/>
+              <w:bottom w:w="30" w:type="dxa"/>
+              <w:right w:w="45" w:type="dxa"/>
+            </w:tcMar>
+            <w:vAlign w:val="bottom"/>
+            <w:hideMark/>
+          </w:tcPr>
+          <w:p>
+            <w:pPr>
+              <w:spacing w:after="0" w:line="240" w:lineRule="auto"/>
+              <w:jc w:val="center"/>
+              <w:rPr>
+                <w:rFonts w:eastAsia="Times New Roman"/>
+              </w:rPr>
+            </w:pPr>
+            <w:r>
+              <w:rPr>
+                <w:rFonts w:eastAsia="Times New Roman"/>
+              </w:rPr>
+              <w:t>Debe validar las credenciales</w:t>
+            </w:r>
+          </w:p>
+        </w:tc>
+        <w:tc>
+          <w:tcPr>
+            <w:tcW w:w="0" w:type="auto"/>
+            <w:tcBorders>
+              <w:top w:val="single" w:sz="6" w:space="0" w:color="CCCCCC"/>
+              <w:left w:val="single" w:sz="6" w:space="0" w:color="CCCCCC"/>
+              <w:bottom w:val="single" w:sz="6" w:space="0" w:color="000000"/>
+              <w:right w:val="single" w:sz="6" w:space="0" w:color="000000"/>
+            </w:tcBorders>
+            <w:shd w:val="clear" w:color="auto" w:fill="B6D7A8"/>
+            <w:tcMar>
+              <w:top w:w="30" w:type="dxa"/>
+              <w:left w:w="45" w:type="dxa"/>
+              <w:bottom w:w="30" w:type="dxa"/>
+              <w:right w:w="45" w:type="dxa"/>
+            </w:tcMar>
+            <w:vAlign w:val="bottom"/>
+            <w:hideMark/>
+          </w:tcPr>
+          <w:p>
+            <w:pPr>
+              <w:spacing w:after="0" w:line="240" w:lineRule="auto"/>
+              <w:rPr>
+                <w:rFonts w:eastAsia="Times New Roman"/>
+              </w:rPr>
+            </w:pPr>
+            <w:r>
+              <w:rPr>
+                <w:rFonts w:eastAsia="Times New Roman"/>
+              </w:rPr>
+              <w:t>Alta</w:t>
+            </w:r>
+          </w:p>
+        </w:tc>
+        <w:tc>
+          <w:tcPr>
+            <w:tcW w:w="0" w:type="auto"/>
+            <w:tcBorders>
+              <w:top w:val="single" w:sz="6" w:space="0" w:color="CCCCCC"/>
+              <w:left w:val="single" w:sz="6" w:space="0" w:color="CCCCCC"/>
+              <w:bottom w:val="single" w:sz="6" w:space="0" w:color="000000"/>
+              <w:right w:val="single" w:sz="6" w:space="0" w:color="000000"/>
+            </w:tcBorders>
+            <w:shd w:val="clear" w:color="auto" w:fill="B6D7A8"/>
+            <w:tcMar>
+              <w:top w:w="30" w:type="dxa"/>
+              <w:left w:w="45" w:type="dxa"/>
+              <w:bottom w:w="30" w:type="dxa"/>
+              <w:right w:w="45" w:type="dxa"/>
+            </w:tcMar>
+            <w:vAlign w:val="bottom"/>
+            <w:hideMark/>
+          </w:tcPr>
+          <w:p>
+            <w:pPr>
+              <w:spacing w:after="0" w:line="240" w:lineRule="auto"/>
+              <w:rPr>
+                <w:rFonts w:eastAsia="Times New Roman"/>
+              </w:rPr>
+            </w:pPr>
+            <w:r>
+              <w:rPr>
+                <w:rFonts w:eastAsia="Times New Roman"/>
+              </w:rPr>
+              <w:t>Necesario</w:t>
+            </w:r>
+          </w:p>
+        </w:tc>
+        <w:tc>
+          <w:tcPr>
+            <w:tcW w:w="0" w:type="auto"/>
+            <w:tcBorders>
+              <w:top w:val="single" w:sz="6" w:space="0" w:color="CCCCCC"/>
+              <w:left w:val="single" w:sz="6" w:space="0" w:color="CCCCCC"/>
+              <w:bottom w:val="single" w:sz="6" w:space="0" w:color="000000"/>
+              <w:right w:val="single" w:sz="6" w:space="0" w:color="000000"/>
+            </w:tcBorders>
+            <w:shd w:val="clear" w:color="auto" w:fill="B6D7A8"/>
+            <w:tcMar>
+              <w:top w:w="30" w:type="dxa"/>
+              <w:left w:w="45" w:type="dxa"/>
+              <w:bottom w:w="30" w:type="dxa"/>
+              <w:right w:w="45" w:type="dxa"/>
+            </w:tcMar>
+            <w:vAlign w:val="bottom"/>
+            <w:hideMark/>
+          </w:tcPr>
+          <w:p>
+            <w:pPr>
+              <w:spacing w:after="0" w:line="240" w:lineRule="auto"/>
+              <w:rPr>
+                <w:rFonts w:eastAsia="Times New Roman"/>
+              </w:rPr>
+            </w:pPr>
+            <w:r>
+              <w:rPr>
+                <w:rFonts w:eastAsia="Times New Roman"/>
+              </w:rPr>
+              <w:t>Terminado</w:t>
+            </w:r>
+          </w:p>
+        </w:tc>
+        <w:tc>
+          <w:tcPr>
+            <w:tcW w:w="0" w:type="auto"/>
+            <w:tcBorders>
+              <w:top w:val="single" w:sz="6" w:space="0" w:color="CCCCCC"/>
+              <w:left w:val="single" w:sz="6" w:space="0" w:color="CCCCCC"/>
+              <w:bottom w:val="single" w:sz="6" w:space="0" w:color="000000"/>
+              <w:right w:val="single" w:sz="6" w:space="0" w:color="000000"/>
+            </w:tcBorders>
+            <w:shd w:val="clear" w:color="auto" w:fill="B6D7A8"/>
+            <w:tcMar>
+              <w:top w:w="30" w:type="dxa"/>
+              <w:left w:w="45" w:type="dxa"/>
+              <w:bottom w:w="30" w:type="dxa"/>
+              <w:right w:w="45" w:type="dxa"/>
+            </w:tcMar>
+            <w:vAlign w:val="bottom"/>
+            <w:hideMark/>
+          </w:tcPr>
+          <w:p>
+            <w:pPr>
+              <w:spacing w:after="0" w:line="240" w:lineRule="auto"/>
+              <w:rPr>
+                <w:rFonts w:eastAsia="Times New Roman"/>
+              </w:rPr>
+            </w:pPr>
+            <w:r>
+              <w:rPr>
+                <w:rFonts w:eastAsia="Times New Roman"/>
+              </w:rPr>
+              <w:t>Alta</w:t>
+            </w:r>
+          </w:p>
+        </w:tc>
+      </w:tr>
+      <w:tr>
+        <w:trPr>
+          <w:trHeight w:val="315"/>
+        </w:trPr>
+        <w:tc>
+          <w:tcPr>
+            <w:tcW w:w="0" w:type="auto"/>
+            <w:tcBorders>
+              <w:top w:val="single" w:sz="6" w:space="0" w:color="CCCCCC"/>
+              <w:left w:val="single" w:sz="6" w:space="0" w:color="000000"/>
+              <w:bottom w:val="single" w:sz="6" w:space="0" w:color="000000"/>
+              <w:right w:val="single" w:sz="6" w:space="0" w:color="000000"/>
+            </w:tcBorders>
+            <w:shd w:val="clear" w:color="auto" w:fill="B6D7A8"/>
+            <w:tcMar>
+              <w:top w:w="30" w:type="dxa"/>
+              <w:left w:w="45" w:type="dxa"/>
+              <w:bottom w:w="30" w:type="dxa"/>
+              <w:right w:w="45" w:type="dxa"/>
+            </w:tcMar>
+            <w:vAlign w:val="bottom"/>
+            <w:hideMark/>
+          </w:tcPr>
+          <w:p>
+            <w:pPr>
+              <w:spacing w:after="0" w:line="240" w:lineRule="auto"/>
+              <w:rPr>
+                <w:rFonts w:eastAsia="Times New Roman"/>
+              </w:rPr>
+            </w:pPr>
+          </w:p>
+        </w:tc>
+        <w:tc>
+          <w:tcPr>
+            <w:tcW w:w="0" w:type="auto"/>
+            <w:tcBorders>
+              <w:top w:val="single" w:sz="6" w:space="0" w:color="CCCCCC"/>
+              <w:left w:val="single" w:sz="6" w:space="0" w:color="CCCCCC"/>
+              <w:bottom w:val="single" w:sz="6" w:space="0" w:color="000000"/>
+              <w:right w:val="single" w:sz="6" w:space="0" w:color="000000"/>
+            </w:tcBorders>
+            <w:shd w:val="clear" w:color="auto" w:fill="B6D7A8"/>
+            <w:tcMar>
+              <w:top w:w="30" w:type="dxa"/>
+              <w:left w:w="45" w:type="dxa"/>
+              <w:bottom w:w="30" w:type="dxa"/>
+              <w:right w:w="45" w:type="dxa"/>
+            </w:tcMar>
+            <w:vAlign w:val="bottom"/>
+            <w:hideMark/>
+          </w:tcPr>
+          <w:p>
+            <w:pPr>
+              <w:spacing w:after="0" w:line="240" w:lineRule="auto"/>
+              <w:rPr>
+                <w:rFonts w:ascii="Times New Roman" w:eastAsia="Times New Roman" w:hAnsi="Times New Roman" w:cs="Times New Roman"/>
+                <w:sz w:val="20"/>
+                <w:szCs w:val="20"/>
+              </w:rPr>
+            </w:pPr>
+          </w:p>
+        </w:tc>
+        <w:tc>
+          <w:tcPr>
+            <w:tcW w:w="0" w:type="auto"/>
+            <w:tcBorders>
+              <w:top w:val="single" w:sz="6" w:space="0" w:color="CCCCCC"/>
+              <w:left w:val="single" w:sz="6" w:space="0" w:color="CCCCCC"/>
+              <w:bottom w:val="single" w:sz="6" w:space="0" w:color="000000"/>
+              <w:right w:val="single" w:sz="6" w:space="0" w:color="000000"/>
+            </w:tcBorders>
+            <w:shd w:val="clear" w:color="auto" w:fill="B6D7A8"/>
+            <w:tcMar>
+              <w:top w:w="30" w:type="dxa"/>
+              <w:left w:w="45" w:type="dxa"/>
+              <w:bottom w:w="30" w:type="dxa"/>
+              <w:right w:w="45" w:type="dxa"/>
+            </w:tcMar>
+            <w:vAlign w:val="bottom"/>
+            <w:hideMark/>
+          </w:tcPr>
+          <w:p>
+            <w:pPr>
+              <w:spacing w:after="0" w:line="240" w:lineRule="auto"/>
+              <w:rPr>
+                <w:rFonts w:ascii="Times New Roman" w:eastAsia="Times New Roman" w:hAnsi="Times New Roman" w:cs="Times New Roman"/>
+                <w:sz w:val="20"/>
+                <w:szCs w:val="20"/>
+              </w:rPr>
+            </w:pPr>
+          </w:p>
+        </w:tc>
+        <w:tc>
+          <w:tcPr>
+            <w:tcW w:w="0" w:type="auto"/>
+            <w:tcBorders>
+              <w:top w:val="single" w:sz="6" w:space="0" w:color="CCCCCC"/>
+              <w:left w:val="single" w:sz="6" w:space="0" w:color="CCCCCC"/>
+              <w:bottom w:val="single" w:sz="6" w:space="0" w:color="000000"/>
+              <w:right w:val="single" w:sz="6" w:space="0" w:color="000000"/>
+            </w:tcBorders>
+            <w:shd w:val="clear" w:color="auto" w:fill="B6D7A8"/>
+            <w:tcMar>
+              <w:top w:w="30" w:type="dxa"/>
+              <w:left w:w="45" w:type="dxa"/>
+              <w:bottom w:w="30" w:type="dxa"/>
+              <w:right w:w="45" w:type="dxa"/>
+            </w:tcMar>
+            <w:vAlign w:val="bottom"/>
+            <w:hideMark/>
+          </w:tcPr>
+          <w:p>
+            <w:pPr>
+              <w:spacing w:after="0" w:line="240" w:lineRule="auto"/>
+              <w:rPr>
+                <w:rFonts w:ascii="Times New Roman" w:eastAsia="Times New Roman" w:hAnsi="Times New Roman" w:cs="Times New Roman"/>
+                <w:sz w:val="20"/>
+                <w:szCs w:val="20"/>
+              </w:rPr>
+            </w:pPr>
+          </w:p>
+        </w:tc>
+        <w:tc>
+          <w:tcPr>
+            <w:tcW w:w="0" w:type="auto"/>
+            <w:tcBorders>
+              <w:top w:val="single" w:sz="6" w:space="0" w:color="CCCCCC"/>
+              <w:left w:val="single" w:sz="6" w:space="0" w:color="CCCCCC"/>
+              <w:bottom w:val="single" w:sz="6" w:space="0" w:color="000000"/>
+              <w:right w:val="single" w:sz="6" w:space="0" w:color="000000"/>
+            </w:tcBorders>
+            <w:shd w:val="clear" w:color="auto" w:fill="B6D7A8"/>
+            <w:tcMar>
+              <w:top w:w="30" w:type="dxa"/>
+              <w:left w:w="45" w:type="dxa"/>
+              <w:bottom w:w="30" w:type="dxa"/>
+              <w:right w:w="45" w:type="dxa"/>
+            </w:tcMar>
+            <w:vAlign w:val="bottom"/>
+            <w:hideMark/>
+          </w:tcPr>
+          <w:p>
+            <w:pPr>
+              <w:spacing w:after="0" w:line="240" w:lineRule="auto"/>
+              <w:rPr>
+                <w:rFonts w:ascii="Times New Roman" w:eastAsia="Times New Roman" w:hAnsi="Times New Roman" w:cs="Times New Roman"/>
+                <w:sz w:val="20"/>
+                <w:szCs w:val="20"/>
+              </w:rPr>
+            </w:pPr>
+          </w:p>
+        </w:tc>
+        <w:tc>
+          <w:tcPr>
+            <w:tcW w:w="0" w:type="auto"/>
+            <w:tcBorders>
+              <w:top w:val="single" w:sz="6" w:space="0" w:color="CCCCCC"/>
+              <w:left w:val="single" w:sz="6" w:space="0" w:color="CCCCCC"/>
+              <w:bottom w:val="single" w:sz="6" w:space="0" w:color="000000"/>
+              <w:right w:val="single" w:sz="6" w:space="0" w:color="000000"/>
+            </w:tcBorders>
+            <w:shd w:val="clear" w:color="auto" w:fill="B6D7A8"/>
+            <w:tcMar>
+              <w:top w:w="30" w:type="dxa"/>
+              <w:left w:w="45" w:type="dxa"/>
+              <w:bottom w:w="30" w:type="dxa"/>
+              <w:right w:w="45" w:type="dxa"/>
+            </w:tcMar>
+            <w:vAlign w:val="bottom"/>
+            <w:hideMark/>
+          </w:tcPr>
+          <w:p>
+            <w:pPr>
+              <w:spacing w:after="0" w:line="240" w:lineRule="auto"/>
+              <w:rPr>
+                <w:rFonts w:ascii="Times New Roman" w:eastAsia="Times New Roman" w:hAnsi="Times New Roman" w:cs="Times New Roman"/>
+                <w:sz w:val="20"/>
+                <w:szCs w:val="20"/>
+              </w:rPr>
+            </w:pPr>
+          </w:p>
+        </w:tc>
+        <w:tc>
+          <w:tcPr>
+            <w:tcW w:w="0" w:type="auto"/>
+            <w:tcBorders>
+              <w:top w:val="single" w:sz="6" w:space="0" w:color="CCCCCC"/>
+              <w:left w:val="single" w:sz="6" w:space="0" w:color="CCCCCC"/>
+              <w:bottom w:val="single" w:sz="6" w:space="0" w:color="000000"/>
+              <w:right w:val="single" w:sz="6" w:space="0" w:color="000000"/>
+            </w:tcBorders>
+            <w:shd w:val="clear" w:color="auto" w:fill="B6D7A8"/>
+            <w:tcMar>
+              <w:top w:w="30" w:type="dxa"/>
+              <w:left w:w="45" w:type="dxa"/>
+              <w:bottom w:w="30" w:type="dxa"/>
+              <w:right w:w="45" w:type="dxa"/>
+            </w:tcMar>
+            <w:vAlign w:val="bottom"/>
+            <w:hideMark/>
+          </w:tcPr>
+          <w:p>
+            <w:pPr>
+              <w:spacing w:after="0" w:line="240" w:lineRule="auto"/>
+              <w:rPr>
+                <w:rFonts w:ascii="Times New Roman" w:eastAsia="Times New Roman" w:hAnsi="Times New Roman" w:cs="Times New Roman"/>
+                <w:sz w:val="20"/>
+                <w:szCs w:val="20"/>
+              </w:rPr>
+            </w:pPr>
+          </w:p>
+        </w:tc>
+      </w:tr>
+      <w:tr>
+        <w:trPr>
+          <w:trHeight w:val="315"/>
+        </w:trPr>
+        <w:tc>
+          <w:tcPr>
+            <w:tcW w:w="0" w:type="auto"/>
+            <w:tcBorders>
+              <w:top w:val="single" w:sz="6" w:space="0" w:color="CCCCCC"/>
+              <w:left w:val="single" w:sz="6" w:space="0" w:color="000000"/>
+              <w:bottom w:val="single" w:sz="6" w:space="0" w:color="000000"/>
+              <w:right w:val="single" w:sz="6" w:space="0" w:color="000000"/>
+            </w:tcBorders>
+            <w:shd w:val="clear" w:color="auto" w:fill="B6D7A8"/>
+            <w:tcMar>
+              <w:top w:w="30" w:type="dxa"/>
+              <w:left w:w="45" w:type="dxa"/>
+              <w:bottom w:w="30" w:type="dxa"/>
+              <w:right w:w="45" w:type="dxa"/>
+            </w:tcMar>
+            <w:vAlign w:val="bottom"/>
+            <w:hideMark/>
+          </w:tcPr>
+          <w:p>
+            <w:pPr>
+              <w:spacing w:after="0" w:line="240" w:lineRule="auto"/>
+              <w:jc w:val="center"/>
+              <w:rPr>
+                <w:rFonts w:eastAsia="Times New Roman"/>
+              </w:rPr>
+            </w:pPr>
+            <w:r>
+              <w:rPr>
+                <w:rFonts w:eastAsia="Times New Roman"/>
+              </w:rPr>
+              <w:t>RNF2</w:t>
+            </w:r>
+          </w:p>
+        </w:tc>
+        <w:tc>
+          <w:tcPr>
+            <w:tcW w:w="0" w:type="auto"/>
+            <w:tcBorders>
+              <w:top w:val="single" w:sz="6" w:space="0" w:color="CCCCCC"/>
+              <w:left w:val="single" w:sz="6" w:space="0" w:color="CCCCCC"/>
+              <w:bottom w:val="single" w:sz="6" w:space="0" w:color="000000"/>
+              <w:right w:val="single" w:sz="6" w:space="0" w:color="000000"/>
+            </w:tcBorders>
+            <w:shd w:val="clear" w:color="auto" w:fill="B6D7A8"/>
+            <w:tcMar>
+              <w:top w:w="30" w:type="dxa"/>
+              <w:left w:w="45" w:type="dxa"/>
+              <w:bottom w:w="30" w:type="dxa"/>
+              <w:right w:w="45" w:type="dxa"/>
+            </w:tcMar>
+            <w:vAlign w:val="bottom"/>
+            <w:hideMark/>
+          </w:tcPr>
+          <w:p>
+            <w:pPr>
+              <w:spacing w:after="0" w:line="240" w:lineRule="auto"/>
+              <w:rPr>
+                <w:rFonts w:ascii="Arial" w:eastAsia="Times New Roman" w:hAnsi="Arial" w:cs="Arial"/>
+                <w:sz w:val="20"/>
+                <w:szCs w:val="20"/>
+              </w:rPr>
+            </w:pPr>
+            <w:r>
+              <w:rPr>
+                <w:rFonts w:ascii="Arial" w:eastAsia="Times New Roman" w:hAnsi="Arial" w:cs="Arial"/>
+                <w:sz w:val="20"/>
+                <w:szCs w:val="20"/>
+              </w:rPr>
+              <w:t>Accesibilidad multiplataforma</w:t>
+            </w:r>
+          </w:p>
+        </w:tc>
+        <w:tc>
+          <w:tcPr>
+            <w:tcW w:w="0" w:type="auto"/>
+            <w:tcBorders>
+              <w:top w:val="single" w:sz="6" w:space="0" w:color="CCCCCC"/>
+              <w:left w:val="single" w:sz="6" w:space="0" w:color="CCCCCC"/>
+              <w:bottom w:val="single" w:sz="6" w:space="0" w:color="000000"/>
+              <w:right w:val="single" w:sz="6" w:space="0" w:color="000000"/>
+            </w:tcBorders>
+            <w:shd w:val="clear" w:color="auto" w:fill="B6D7A8"/>
+            <w:tcMar>
+              <w:top w:w="30" w:type="dxa"/>
+              <w:left w:w="45" w:type="dxa"/>
+              <w:bottom w:w="30" w:type="dxa"/>
+              <w:right w:w="45" w:type="dxa"/>
+            </w:tcMar>
+            <w:vAlign w:val="bottom"/>
+            <w:hideMark/>
+          </w:tcPr>
+          <w:p>
+            <w:pPr>
+              <w:spacing w:after="0" w:line="240" w:lineRule="auto"/>
+              <w:rPr>
+                <w:rFonts w:ascii="Arial" w:eastAsia="Times New Roman" w:hAnsi="Arial" w:cs="Arial"/>
+                <w:sz w:val="20"/>
+                <w:szCs w:val="20"/>
+              </w:rPr>
+            </w:pPr>
+            <w:r>
+              <w:rPr>
+                <w:rFonts w:ascii="Arial" w:eastAsia="Times New Roman" w:hAnsi="Arial" w:cs="Arial"/>
+                <w:sz w:val="20"/>
+                <w:szCs w:val="20"/>
+              </w:rPr>
+              <w:t>La plataforma debe ser accesible desde navegadores web modernos, tanto en computadoras como en dispositivos móviles.</w:t>
+            </w:r>
+          </w:p>
+        </w:tc>
+        <w:tc>
+          <w:tcPr>
+            <w:tcW w:w="0" w:type="auto"/>
+            <w:tcBorders>
+              <w:top w:val="single" w:sz="6" w:space="0" w:color="CCCCCC"/>
+              <w:left w:val="single" w:sz="6" w:space="0" w:color="CCCCCC"/>
+              <w:bottom w:val="single" w:sz="6" w:space="0" w:color="000000"/>
+              <w:right w:val="single" w:sz="6" w:space="0" w:color="000000"/>
+            </w:tcBorders>
+            <w:shd w:val="clear" w:color="auto" w:fill="B6D7A8"/>
+            <w:tcMar>
+              <w:top w:w="30" w:type="dxa"/>
+              <w:left w:w="45" w:type="dxa"/>
+              <w:bottom w:w="30" w:type="dxa"/>
+              <w:right w:w="45" w:type="dxa"/>
+            </w:tcMar>
+            <w:vAlign w:val="bottom"/>
+            <w:hideMark/>
+          </w:tcPr>
+          <w:p>
+            <w:pPr>
+              <w:spacing w:after="0" w:line="240" w:lineRule="auto"/>
+              <w:rPr>
+                <w:rFonts w:eastAsia="Times New Roman"/>
+              </w:rPr>
+            </w:pPr>
+            <w:r>
+              <w:rPr>
+                <w:rFonts w:eastAsia="Times New Roman"/>
+              </w:rPr>
+              <w:t>Alta</w:t>
+            </w:r>
+          </w:p>
+        </w:tc>
+        <w:tc>
+          <w:tcPr>
+            <w:tcW w:w="0" w:type="auto"/>
+            <w:tcBorders>
+              <w:top w:val="single" w:sz="6" w:space="0" w:color="CCCCCC"/>
+              <w:left w:val="single" w:sz="6" w:space="0" w:color="CCCCCC"/>
+              <w:bottom w:val="single" w:sz="6" w:space="0" w:color="000000"/>
+              <w:right w:val="single" w:sz="6" w:space="0" w:color="000000"/>
+            </w:tcBorders>
+            <w:shd w:val="clear" w:color="auto" w:fill="B6D7A8"/>
+            <w:tcMar>
+              <w:top w:w="30" w:type="dxa"/>
+              <w:left w:w="45" w:type="dxa"/>
+              <w:bottom w:w="30" w:type="dxa"/>
+              <w:right w:w="45" w:type="dxa"/>
+            </w:tcMar>
+            <w:vAlign w:val="bottom"/>
+            <w:hideMark/>
+          </w:tcPr>
+          <w:p>
+            <w:pPr>
+              <w:spacing w:after="0" w:line="240" w:lineRule="auto"/>
+              <w:rPr>
+                <w:rFonts w:eastAsia="Times New Roman"/>
+              </w:rPr>
+            </w:pPr>
+            <w:r>
+              <w:rPr>
+                <w:rFonts w:eastAsia="Times New Roman"/>
+              </w:rPr>
+              <w:t>Necesario</w:t>
+            </w:r>
+          </w:p>
+        </w:tc>
+        <w:tc>
+          <w:tcPr>
+            <w:tcW w:w="0" w:type="auto"/>
+            <w:tcBorders>
+              <w:top w:val="single" w:sz="6" w:space="0" w:color="CCCCCC"/>
+              <w:left w:val="single" w:sz="6" w:space="0" w:color="CCCCCC"/>
+              <w:bottom w:val="single" w:sz="6" w:space="0" w:color="000000"/>
+              <w:right w:val="single" w:sz="6" w:space="0" w:color="000000"/>
+            </w:tcBorders>
+            <w:shd w:val="clear" w:color="auto" w:fill="B6D7A8"/>
+            <w:tcMar>
+              <w:top w:w="30" w:type="dxa"/>
+              <w:left w:w="45" w:type="dxa"/>
+              <w:bottom w:w="30" w:type="dxa"/>
+              <w:right w:w="45" w:type="dxa"/>
+            </w:tcMar>
+            <w:vAlign w:val="bottom"/>
+            <w:hideMark/>
+          </w:tcPr>
+          <w:p>
+            <w:pPr>
+              <w:spacing w:after="0" w:line="240" w:lineRule="auto"/>
+              <w:rPr>
+                <w:rFonts w:eastAsia="Times New Roman"/>
+              </w:rPr>
+            </w:pPr>
+            <w:r>
+              <w:rPr>
+                <w:rFonts w:eastAsia="Times New Roman"/>
+              </w:rPr>
+              <w:t>En Proceso</w:t>
+            </w:r>
+          </w:p>
+        </w:tc>
+        <w:tc>
+          <w:tcPr>
+            <w:tcW w:w="0" w:type="auto"/>
+            <w:tcBorders>
+              <w:top w:val="single" w:sz="6" w:space="0" w:color="CCCCCC"/>
+              <w:left w:val="single" w:sz="6" w:space="0" w:color="CCCCCC"/>
+              <w:bottom w:val="single" w:sz="6" w:space="0" w:color="000000"/>
+              <w:right w:val="single" w:sz="6" w:space="0" w:color="000000"/>
+            </w:tcBorders>
+            <w:shd w:val="clear" w:color="auto" w:fill="B6D7A8"/>
+            <w:tcMar>
+              <w:top w:w="30" w:type="dxa"/>
+              <w:left w:w="45" w:type="dxa"/>
+              <w:bottom w:w="30" w:type="dxa"/>
+              <w:right w:w="45" w:type="dxa"/>
+            </w:tcMar>
+            <w:vAlign w:val="bottom"/>
+            <w:hideMark/>
+          </w:tcPr>
+          <w:p>
+            <w:pPr>
+              <w:spacing w:after="0" w:line="240" w:lineRule="auto"/>
+              <w:rPr>
+                <w:rFonts w:eastAsia="Times New Roman"/>
+              </w:rPr>
+            </w:pPr>
+            <w:r>
+              <w:rPr>
+                <w:rFonts w:eastAsia="Times New Roman"/>
+              </w:rPr>
+              <w:t>Media</w:t>
+            </w:r>
+          </w:p>
+        </w:tc>
+      </w:tr>
+      <w:tr>
+        <w:trPr>
+          <w:trHeight w:val="315"/>
+        </w:trPr>
+        <w:tc>
+          <w:tcPr>
+            <w:tcW w:w="0" w:type="auto"/>
+            <w:tcBorders>
+              <w:top w:val="single" w:sz="6" w:space="0" w:color="CCCCCC"/>
+              <w:left w:val="single" w:sz="6" w:space="0" w:color="000000"/>
+              <w:bottom w:val="single" w:sz="6" w:space="0" w:color="000000"/>
+              <w:right w:val="single" w:sz="6" w:space="0" w:color="000000"/>
+            </w:tcBorders>
+            <w:shd w:val="clear" w:color="auto" w:fill="B6D7A8"/>
+            <w:tcMar>
+              <w:top w:w="30" w:type="dxa"/>
+              <w:left w:w="45" w:type="dxa"/>
+              <w:bottom w:w="30" w:type="dxa"/>
+              <w:right w:w="45" w:type="dxa"/>
+            </w:tcMar>
+            <w:vAlign w:val="bottom"/>
+            <w:hideMark/>
+          </w:tcPr>
+          <w:p>
+            <w:pPr>
+              <w:spacing w:after="0" w:line="240" w:lineRule="auto"/>
+              <w:jc w:val="center"/>
+              <w:rPr>
+                <w:rFonts w:eastAsia="Times New Roman"/>
+              </w:rPr>
+            </w:pPr>
+            <w:r>
+              <w:rPr>
+                <w:rFonts w:eastAsia="Times New Roman"/>
+              </w:rPr>
+              <w:t>RNF3</w:t>
+            </w:r>
+          </w:p>
+        </w:tc>
+        <w:tc>
+          <w:tcPr>
+            <w:tcW w:w="0" w:type="auto"/>
+            <w:tcBorders>
+              <w:top w:val="single" w:sz="6" w:space="0" w:color="CCCCCC"/>
+              <w:left w:val="single" w:sz="6" w:space="0" w:color="CCCCCC"/>
+              <w:bottom w:val="single" w:sz="6" w:space="0" w:color="000000"/>
+              <w:right w:val="single" w:sz="6" w:space="0" w:color="000000"/>
+            </w:tcBorders>
+            <w:shd w:val="clear" w:color="auto" w:fill="B6D7A8"/>
+            <w:tcMar>
+              <w:top w:w="30" w:type="dxa"/>
+              <w:left w:w="45" w:type="dxa"/>
+              <w:bottom w:w="30" w:type="dxa"/>
+              <w:right w:w="45" w:type="dxa"/>
+            </w:tcMar>
+            <w:vAlign w:val="bottom"/>
+            <w:hideMark/>
+          </w:tcPr>
+          <w:p>
+            <w:pPr>
+              <w:spacing w:after="0" w:line="240" w:lineRule="auto"/>
+              <w:rPr>
+                <w:rFonts w:ascii="Arial" w:eastAsia="Times New Roman" w:hAnsi="Arial" w:cs="Arial"/>
+                <w:sz w:val="20"/>
+                <w:szCs w:val="20"/>
+              </w:rPr>
+            </w:pPr>
+            <w:r>
+              <w:rPr>
+                <w:rFonts w:ascii="Arial" w:eastAsia="Times New Roman" w:hAnsi="Arial" w:cs="Arial"/>
+                <w:sz w:val="20"/>
+                <w:szCs w:val="20"/>
+              </w:rPr>
+              <w:t>Seguridad de la información</w:t>
+            </w:r>
+          </w:p>
+        </w:tc>
+        <w:tc>
+          <w:tcPr>
+            <w:tcW w:w="0" w:type="auto"/>
+            <w:tcBorders>
+              <w:top w:val="single" w:sz="6" w:space="0" w:color="CCCCCC"/>
+              <w:left w:val="single" w:sz="6" w:space="0" w:color="CCCCCC"/>
+              <w:bottom w:val="single" w:sz="6" w:space="0" w:color="000000"/>
+              <w:right w:val="single" w:sz="6" w:space="0" w:color="000000"/>
+            </w:tcBorders>
+            <w:shd w:val="clear" w:color="auto" w:fill="B6D7A8"/>
+            <w:tcMar>
+              <w:top w:w="30" w:type="dxa"/>
+              <w:left w:w="45" w:type="dxa"/>
+              <w:bottom w:w="30" w:type="dxa"/>
+              <w:right w:w="45" w:type="dxa"/>
+            </w:tcMar>
+            <w:vAlign w:val="bottom"/>
+            <w:hideMark/>
+          </w:tcPr>
+          <w:p>
+            <w:pPr>
+              <w:spacing w:after="0" w:line="240" w:lineRule="auto"/>
+              <w:rPr>
+                <w:rFonts w:ascii="Arial" w:eastAsia="Times New Roman" w:hAnsi="Arial" w:cs="Arial"/>
+                <w:sz w:val="20"/>
+                <w:szCs w:val="20"/>
+              </w:rPr>
+            </w:pPr>
+            <w:r>
+              <w:rPr>
+                <w:rFonts w:ascii="Arial" w:eastAsia="Times New Roman" w:hAnsi="Arial" w:cs="Arial"/>
+                <w:sz w:val="20"/>
+                <w:szCs w:val="20"/>
+              </w:rPr>
+              <w:t xml:space="preserve">La información introducida por los usuarios y los documentos generados deben estar protegidos </w:t>
+            </w:r>
+            <w:r>
+              <w:rPr>
+                <w:rFonts w:ascii="Arial" w:eastAsia="Times New Roman" w:hAnsi="Arial" w:cs="Arial"/>
+                <w:sz w:val="20"/>
+                <w:szCs w:val="20"/>
+              </w:rPr>
+              <w:lastRenderedPageBreak/>
+              <w:t>con autenticación, cifrado y control de acceso.</w:t>
+            </w:r>
+          </w:p>
+        </w:tc>
+        <w:tc>
+          <w:tcPr>
+            <w:tcW w:w="0" w:type="auto"/>
+            <w:tcBorders>
+              <w:top w:val="single" w:sz="6" w:space="0" w:color="CCCCCC"/>
+              <w:left w:val="single" w:sz="6" w:space="0" w:color="CCCCCC"/>
+              <w:bottom w:val="single" w:sz="6" w:space="0" w:color="000000"/>
+              <w:right w:val="single" w:sz="6" w:space="0" w:color="000000"/>
+            </w:tcBorders>
+            <w:shd w:val="clear" w:color="auto" w:fill="B6D7A8"/>
+            <w:tcMar>
+              <w:top w:w="30" w:type="dxa"/>
+              <w:left w:w="45" w:type="dxa"/>
+              <w:bottom w:w="30" w:type="dxa"/>
+              <w:right w:w="45" w:type="dxa"/>
+            </w:tcMar>
+            <w:vAlign w:val="bottom"/>
+            <w:hideMark/>
+          </w:tcPr>
+          <w:p>
+            <w:pPr>
+              <w:spacing w:after="0" w:line="240" w:lineRule="auto"/>
+              <w:rPr>
+                <w:rFonts w:eastAsia="Times New Roman"/>
+              </w:rPr>
+            </w:pPr>
+            <w:r>
+              <w:rPr>
+                <w:rFonts w:eastAsia="Times New Roman"/>
+              </w:rPr>
+              <w:lastRenderedPageBreak/>
+              <w:t>Alta</w:t>
+            </w:r>
+          </w:p>
+        </w:tc>
+        <w:tc>
+          <w:tcPr>
+            <w:tcW w:w="0" w:type="auto"/>
+            <w:tcBorders>
+              <w:top w:val="single" w:sz="6" w:space="0" w:color="CCCCCC"/>
+              <w:left w:val="single" w:sz="6" w:space="0" w:color="CCCCCC"/>
+              <w:bottom w:val="single" w:sz="6" w:space="0" w:color="000000"/>
+              <w:right w:val="single" w:sz="6" w:space="0" w:color="000000"/>
+            </w:tcBorders>
+            <w:shd w:val="clear" w:color="auto" w:fill="B6D7A8"/>
+            <w:tcMar>
+              <w:top w:w="30" w:type="dxa"/>
+              <w:left w:w="45" w:type="dxa"/>
+              <w:bottom w:w="30" w:type="dxa"/>
+              <w:right w:w="45" w:type="dxa"/>
+            </w:tcMar>
+            <w:vAlign w:val="bottom"/>
+            <w:hideMark/>
+          </w:tcPr>
+          <w:p>
+            <w:pPr>
+              <w:spacing w:after="0" w:line="240" w:lineRule="auto"/>
+              <w:rPr>
+                <w:rFonts w:eastAsia="Times New Roman"/>
+              </w:rPr>
+            </w:pPr>
+            <w:r>
+              <w:rPr>
+                <w:rFonts w:eastAsia="Times New Roman"/>
+              </w:rPr>
+              <w:t>Necesario</w:t>
+            </w:r>
+          </w:p>
+        </w:tc>
+        <w:tc>
+          <w:tcPr>
+            <w:tcW w:w="0" w:type="auto"/>
+            <w:tcBorders>
+              <w:top w:val="single" w:sz="6" w:space="0" w:color="CCCCCC"/>
+              <w:left w:val="single" w:sz="6" w:space="0" w:color="CCCCCC"/>
+              <w:bottom w:val="single" w:sz="6" w:space="0" w:color="000000"/>
+              <w:right w:val="single" w:sz="6" w:space="0" w:color="000000"/>
+            </w:tcBorders>
+            <w:shd w:val="clear" w:color="auto" w:fill="B6D7A8"/>
+            <w:tcMar>
+              <w:top w:w="30" w:type="dxa"/>
+              <w:left w:w="45" w:type="dxa"/>
+              <w:bottom w:w="30" w:type="dxa"/>
+              <w:right w:w="45" w:type="dxa"/>
+            </w:tcMar>
+            <w:vAlign w:val="bottom"/>
+            <w:hideMark/>
+          </w:tcPr>
+          <w:p>
+            <w:pPr>
+              <w:spacing w:after="0" w:line="240" w:lineRule="auto"/>
+              <w:rPr>
+                <w:rFonts w:eastAsia="Times New Roman"/>
+              </w:rPr>
+            </w:pPr>
+            <w:r>
+              <w:rPr>
+                <w:rFonts w:eastAsia="Times New Roman"/>
+              </w:rPr>
+              <w:t>En Proceso</w:t>
+            </w:r>
+          </w:p>
+        </w:tc>
+        <w:tc>
+          <w:tcPr>
+            <w:tcW w:w="0" w:type="auto"/>
+            <w:tcBorders>
+              <w:top w:val="single" w:sz="6" w:space="0" w:color="CCCCCC"/>
+              <w:left w:val="single" w:sz="6" w:space="0" w:color="CCCCCC"/>
+              <w:bottom w:val="single" w:sz="6" w:space="0" w:color="000000"/>
+              <w:right w:val="single" w:sz="6" w:space="0" w:color="000000"/>
+            </w:tcBorders>
+            <w:shd w:val="clear" w:color="auto" w:fill="B6D7A8"/>
+            <w:tcMar>
+              <w:top w:w="30" w:type="dxa"/>
+              <w:left w:w="45" w:type="dxa"/>
+              <w:bottom w:w="30" w:type="dxa"/>
+              <w:right w:w="45" w:type="dxa"/>
+            </w:tcMar>
+            <w:vAlign w:val="bottom"/>
+            <w:hideMark/>
+          </w:tcPr>
+          <w:p>
+            <w:pPr>
+              <w:spacing w:after="0" w:line="240" w:lineRule="auto"/>
+              <w:rPr>
+                <w:rFonts w:eastAsia="Times New Roman"/>
+              </w:rPr>
+            </w:pPr>
+            <w:r>
+              <w:rPr>
+                <w:rFonts w:eastAsia="Times New Roman"/>
+              </w:rPr>
+              <w:t>Media</w:t>
+            </w:r>
+          </w:p>
+        </w:tc>
+      </w:tr>
+      <w:tr>
+        <w:trPr>
+          <w:trHeight w:val="315"/>
+        </w:trPr>
+        <w:tc>
+          <w:tcPr>
+            <w:tcW w:w="0" w:type="auto"/>
+            <w:tcBorders>
+              <w:top w:val="single" w:sz="6" w:space="0" w:color="CCCCCC"/>
+              <w:left w:val="single" w:sz="6" w:space="0" w:color="000000"/>
+              <w:bottom w:val="single" w:sz="6" w:space="0" w:color="000000"/>
+              <w:right w:val="single" w:sz="6" w:space="0" w:color="000000"/>
+            </w:tcBorders>
+            <w:shd w:val="clear" w:color="auto" w:fill="B6D7A8"/>
+            <w:tcMar>
+              <w:top w:w="30" w:type="dxa"/>
+              <w:left w:w="45" w:type="dxa"/>
+              <w:bottom w:w="30" w:type="dxa"/>
+              <w:right w:w="45" w:type="dxa"/>
+            </w:tcMar>
+            <w:vAlign w:val="bottom"/>
+            <w:hideMark/>
+          </w:tcPr>
+          <w:p>
+            <w:pPr>
+              <w:spacing w:after="0" w:line="240" w:lineRule="auto"/>
+              <w:rPr>
+                <w:rFonts w:eastAsia="Times New Roman"/>
+              </w:rPr>
+            </w:pPr>
+          </w:p>
+        </w:tc>
+        <w:tc>
+          <w:tcPr>
+            <w:tcW w:w="0" w:type="auto"/>
+            <w:tcBorders>
+              <w:top w:val="single" w:sz="6" w:space="0" w:color="CCCCCC"/>
+              <w:left w:val="single" w:sz="6" w:space="0" w:color="CCCCCC"/>
+              <w:bottom w:val="single" w:sz="6" w:space="0" w:color="000000"/>
+              <w:right w:val="single" w:sz="6" w:space="0" w:color="000000"/>
+            </w:tcBorders>
+            <w:shd w:val="clear" w:color="auto" w:fill="B6D7A8"/>
+            <w:tcMar>
+              <w:top w:w="30" w:type="dxa"/>
+              <w:left w:w="45" w:type="dxa"/>
+              <w:bottom w:w="30" w:type="dxa"/>
+              <w:right w:w="45" w:type="dxa"/>
+            </w:tcMar>
+            <w:vAlign w:val="bottom"/>
+            <w:hideMark/>
+          </w:tcPr>
+          <w:p>
+            <w:pPr>
+              <w:spacing w:after="0" w:line="240" w:lineRule="auto"/>
+              <w:rPr>
+                <w:rFonts w:ascii="Times New Roman" w:eastAsia="Times New Roman" w:hAnsi="Times New Roman" w:cs="Times New Roman"/>
+                <w:sz w:val="20"/>
+                <w:szCs w:val="20"/>
+              </w:rPr>
+            </w:pPr>
+          </w:p>
+        </w:tc>
+        <w:tc>
+          <w:tcPr>
+            <w:tcW w:w="0" w:type="auto"/>
+            <w:tcBorders>
+              <w:top w:val="single" w:sz="6" w:space="0" w:color="CCCCCC"/>
+              <w:left w:val="single" w:sz="6" w:space="0" w:color="CCCCCC"/>
+              <w:bottom w:val="single" w:sz="6" w:space="0" w:color="000000"/>
+              <w:right w:val="single" w:sz="6" w:space="0" w:color="000000"/>
+            </w:tcBorders>
+            <w:shd w:val="clear" w:color="auto" w:fill="B6D7A8"/>
+            <w:tcMar>
+              <w:top w:w="30" w:type="dxa"/>
+              <w:left w:w="45" w:type="dxa"/>
+              <w:bottom w:w="30" w:type="dxa"/>
+              <w:right w:w="45" w:type="dxa"/>
+            </w:tcMar>
+            <w:vAlign w:val="bottom"/>
+            <w:hideMark/>
+          </w:tcPr>
+          <w:p>
+            <w:pPr>
+              <w:spacing w:after="0" w:line="240" w:lineRule="auto"/>
+              <w:rPr>
+                <w:rFonts w:ascii="Times New Roman" w:eastAsia="Times New Roman" w:hAnsi="Times New Roman" w:cs="Times New Roman"/>
+                <w:sz w:val="20"/>
+                <w:szCs w:val="20"/>
+              </w:rPr>
+            </w:pPr>
+          </w:p>
+        </w:tc>
+        <w:tc>
+          <w:tcPr>
+            <w:tcW w:w="0" w:type="auto"/>
+            <w:tcBorders>
+              <w:top w:val="single" w:sz="6" w:space="0" w:color="CCCCCC"/>
+              <w:left w:val="single" w:sz="6" w:space="0" w:color="CCCCCC"/>
+              <w:bottom w:val="single" w:sz="6" w:space="0" w:color="000000"/>
+              <w:right w:val="single" w:sz="6" w:space="0" w:color="000000"/>
+            </w:tcBorders>
+            <w:shd w:val="clear" w:color="auto" w:fill="B6D7A8"/>
+            <w:tcMar>
+              <w:top w:w="30" w:type="dxa"/>
+              <w:left w:w="45" w:type="dxa"/>
+              <w:bottom w:w="30" w:type="dxa"/>
+              <w:right w:w="45" w:type="dxa"/>
+            </w:tcMar>
+            <w:vAlign w:val="bottom"/>
+            <w:hideMark/>
+          </w:tcPr>
+          <w:p>
+            <w:pPr>
+              <w:spacing w:after="0" w:line="240" w:lineRule="auto"/>
+              <w:rPr>
+                <w:rFonts w:ascii="Times New Roman" w:eastAsia="Times New Roman" w:hAnsi="Times New Roman" w:cs="Times New Roman"/>
+                <w:sz w:val="20"/>
+                <w:szCs w:val="20"/>
+              </w:rPr>
+            </w:pPr>
+          </w:p>
+        </w:tc>
+        <w:tc>
+          <w:tcPr>
+            <w:tcW w:w="0" w:type="auto"/>
+            <w:tcBorders>
+              <w:top w:val="single" w:sz="6" w:space="0" w:color="CCCCCC"/>
+              <w:left w:val="single" w:sz="6" w:space="0" w:color="CCCCCC"/>
+              <w:bottom w:val="single" w:sz="6" w:space="0" w:color="000000"/>
+              <w:right w:val="single" w:sz="6" w:space="0" w:color="000000"/>
+            </w:tcBorders>
+            <w:shd w:val="clear" w:color="auto" w:fill="B6D7A8"/>
+            <w:tcMar>
+              <w:top w:w="30" w:type="dxa"/>
+              <w:left w:w="45" w:type="dxa"/>
+              <w:bottom w:w="30" w:type="dxa"/>
+              <w:right w:w="45" w:type="dxa"/>
+            </w:tcMar>
+            <w:vAlign w:val="bottom"/>
+            <w:hideMark/>
+          </w:tcPr>
+          <w:p>
+            <w:pPr>
+              <w:spacing w:after="0" w:line="240" w:lineRule="auto"/>
+              <w:rPr>
+                <w:rFonts w:ascii="Times New Roman" w:eastAsia="Times New Roman" w:hAnsi="Times New Roman" w:cs="Times New Roman"/>
+                <w:sz w:val="20"/>
+                <w:szCs w:val="20"/>
+              </w:rPr>
+            </w:pPr>
+          </w:p>
+        </w:tc>
+        <w:tc>
+          <w:tcPr>
+            <w:tcW w:w="0" w:type="auto"/>
+            <w:tcBorders>
+              <w:top w:val="single" w:sz="6" w:space="0" w:color="CCCCCC"/>
+              <w:left w:val="single" w:sz="6" w:space="0" w:color="CCCCCC"/>
+              <w:bottom w:val="single" w:sz="6" w:space="0" w:color="000000"/>
+              <w:right w:val="single" w:sz="6" w:space="0" w:color="000000"/>
+            </w:tcBorders>
+            <w:shd w:val="clear" w:color="auto" w:fill="B6D7A8"/>
+            <w:tcMar>
+              <w:top w:w="30" w:type="dxa"/>
+              <w:left w:w="45" w:type="dxa"/>
+              <w:bottom w:w="30" w:type="dxa"/>
+              <w:right w:w="45" w:type="dxa"/>
+            </w:tcMar>
+            <w:vAlign w:val="bottom"/>
+            <w:hideMark/>
+          </w:tcPr>
+          <w:p>
+            <w:pPr>
+              <w:spacing w:after="0" w:line="240" w:lineRule="auto"/>
+              <w:rPr>
+                <w:rFonts w:ascii="Times New Roman" w:eastAsia="Times New Roman" w:hAnsi="Times New Roman" w:cs="Times New Roman"/>
+                <w:sz w:val="20"/>
+                <w:szCs w:val="20"/>
+              </w:rPr>
+            </w:pPr>
+          </w:p>
+        </w:tc>
+        <w:tc>
+          <w:tcPr>
+            <w:tcW w:w="0" w:type="auto"/>
+            <w:tcBorders>
+              <w:top w:val="single" w:sz="6" w:space="0" w:color="CCCCCC"/>
+              <w:left w:val="single" w:sz="6" w:space="0" w:color="CCCCCC"/>
+              <w:bottom w:val="single" w:sz="6" w:space="0" w:color="000000"/>
+              <w:right w:val="single" w:sz="6" w:space="0" w:color="000000"/>
+            </w:tcBorders>
+            <w:shd w:val="clear" w:color="auto" w:fill="B6D7A8"/>
+            <w:tcMar>
+              <w:top w:w="30" w:type="dxa"/>
+              <w:left w:w="45" w:type="dxa"/>
+              <w:bottom w:w="30" w:type="dxa"/>
+              <w:right w:w="45" w:type="dxa"/>
+            </w:tcMar>
+            <w:vAlign w:val="bottom"/>
+            <w:hideMark/>
+          </w:tcPr>
+          <w:p>
+            <w:pPr>
+              <w:spacing w:after="0" w:line="240" w:lineRule="auto"/>
+              <w:rPr>
+                <w:rFonts w:ascii="Times New Roman" w:eastAsia="Times New Roman" w:hAnsi="Times New Roman" w:cs="Times New Roman"/>
+                <w:sz w:val="20"/>
+                <w:szCs w:val="20"/>
+              </w:rPr>
+            </w:pPr>
+          </w:p>
+        </w:tc>
+      </w:tr>
+      <w:tr>
+        <w:trPr>
+          <w:trHeight w:val="315"/>
+        </w:trPr>
+        <w:tc>
+          <w:tcPr>
+            <w:tcW w:w="0" w:type="auto"/>
+            <w:tcBorders>
+              <w:top w:val="single" w:sz="6" w:space="0" w:color="CCCCCC"/>
+              <w:left w:val="single" w:sz="6" w:space="0" w:color="000000"/>
+              <w:bottom w:val="single" w:sz="6" w:space="0" w:color="000000"/>
+              <w:right w:val="single" w:sz="6" w:space="0" w:color="000000"/>
+            </w:tcBorders>
+            <w:shd w:val="clear" w:color="auto" w:fill="B6D7A8"/>
+            <w:tcMar>
+              <w:top w:w="30" w:type="dxa"/>
+              <w:left w:w="45" w:type="dxa"/>
+              <w:bottom w:w="30" w:type="dxa"/>
+              <w:right w:w="45" w:type="dxa"/>
+            </w:tcMar>
+            <w:vAlign w:val="bottom"/>
+            <w:hideMark/>
+          </w:tcPr>
+          <w:p>
+            <w:pPr>
+              <w:spacing w:after="0" w:line="240" w:lineRule="auto"/>
+              <w:jc w:val="center"/>
+              <w:rPr>
+                <w:rFonts w:eastAsia="Times New Roman"/>
+              </w:rPr>
+            </w:pPr>
+            <w:r>
+              <w:rPr>
+                <w:rFonts w:eastAsia="Times New Roman"/>
+              </w:rPr>
+              <w:t>RNF4</w:t>
+            </w:r>
+          </w:p>
+        </w:tc>
+        <w:tc>
+          <w:tcPr>
+            <w:tcW w:w="0" w:type="auto"/>
+            <w:tcBorders>
+              <w:top w:val="single" w:sz="6" w:space="0" w:color="CCCCCC"/>
+              <w:left w:val="single" w:sz="6" w:space="0" w:color="CCCCCC"/>
+              <w:bottom w:val="single" w:sz="6" w:space="0" w:color="000000"/>
+              <w:right w:val="single" w:sz="6" w:space="0" w:color="000000"/>
+            </w:tcBorders>
+            <w:shd w:val="clear" w:color="auto" w:fill="B6D7A8"/>
+            <w:tcMar>
+              <w:top w:w="30" w:type="dxa"/>
+              <w:left w:w="45" w:type="dxa"/>
+              <w:bottom w:w="30" w:type="dxa"/>
+              <w:right w:w="45" w:type="dxa"/>
+            </w:tcMar>
+            <w:vAlign w:val="bottom"/>
+            <w:hideMark/>
+          </w:tcPr>
+          <w:p>
+            <w:pPr>
+              <w:spacing w:after="0" w:line="240" w:lineRule="auto"/>
+              <w:rPr>
+                <w:rFonts w:ascii="Arial" w:eastAsia="Times New Roman" w:hAnsi="Arial" w:cs="Arial"/>
+                <w:sz w:val="20"/>
+                <w:szCs w:val="20"/>
+              </w:rPr>
+            </w:pPr>
+            <w:r>
+              <w:rPr>
+                <w:rFonts w:ascii="Arial" w:eastAsia="Times New Roman" w:hAnsi="Arial" w:cs="Arial"/>
+                <w:sz w:val="20"/>
+                <w:szCs w:val="20"/>
+              </w:rPr>
+              <w:t>Escalabilidad</w:t>
+            </w:r>
+          </w:p>
+        </w:tc>
+        <w:tc>
+          <w:tcPr>
+            <w:tcW w:w="0" w:type="auto"/>
+            <w:tcBorders>
+              <w:top w:val="single" w:sz="6" w:space="0" w:color="CCCCCC"/>
+              <w:left w:val="single" w:sz="6" w:space="0" w:color="CCCCCC"/>
+              <w:bottom w:val="single" w:sz="6" w:space="0" w:color="000000"/>
+              <w:right w:val="single" w:sz="6" w:space="0" w:color="000000"/>
+            </w:tcBorders>
+            <w:shd w:val="clear" w:color="auto" w:fill="B6D7A8"/>
+            <w:tcMar>
+              <w:top w:w="30" w:type="dxa"/>
+              <w:left w:w="45" w:type="dxa"/>
+              <w:bottom w:w="30" w:type="dxa"/>
+              <w:right w:w="45" w:type="dxa"/>
+            </w:tcMar>
+            <w:vAlign w:val="bottom"/>
+            <w:hideMark/>
+          </w:tcPr>
+          <w:p>
+            <w:pPr>
+              <w:spacing w:after="0" w:line="240" w:lineRule="auto"/>
+              <w:rPr>
+                <w:rFonts w:ascii="Arial" w:eastAsia="Times New Roman" w:hAnsi="Arial" w:cs="Arial"/>
+                <w:sz w:val="20"/>
+                <w:szCs w:val="20"/>
+              </w:rPr>
+            </w:pPr>
+            <w:r>
+              <w:rPr>
+                <w:rFonts w:ascii="Arial" w:eastAsia="Times New Roman" w:hAnsi="Arial" w:cs="Arial"/>
+                <w:sz w:val="20"/>
+                <w:szCs w:val="20"/>
+              </w:rPr>
+              <w:t>La plataforma debe estar preparada para escalar en cuanto a número de usuarios y tipos de formatos a futuro.</w:t>
+            </w:r>
+          </w:p>
+        </w:tc>
+        <w:tc>
+          <w:tcPr>
+            <w:tcW w:w="0" w:type="auto"/>
+            <w:tcBorders>
+              <w:top w:val="single" w:sz="6" w:space="0" w:color="CCCCCC"/>
+              <w:left w:val="single" w:sz="6" w:space="0" w:color="CCCCCC"/>
+              <w:bottom w:val="single" w:sz="6" w:space="0" w:color="000000"/>
+              <w:right w:val="single" w:sz="6" w:space="0" w:color="000000"/>
+            </w:tcBorders>
+            <w:shd w:val="clear" w:color="auto" w:fill="B6D7A8"/>
+            <w:tcMar>
+              <w:top w:w="30" w:type="dxa"/>
+              <w:left w:w="45" w:type="dxa"/>
+              <w:bottom w:w="30" w:type="dxa"/>
+              <w:right w:w="45" w:type="dxa"/>
+            </w:tcMar>
+            <w:vAlign w:val="bottom"/>
+            <w:hideMark/>
+          </w:tcPr>
+          <w:p>
+            <w:pPr>
+              <w:spacing w:after="0" w:line="240" w:lineRule="auto"/>
+              <w:rPr>
+                <w:rFonts w:eastAsia="Times New Roman"/>
+              </w:rPr>
+            </w:pPr>
+            <w:r>
+              <w:rPr>
+                <w:rFonts w:eastAsia="Times New Roman"/>
+              </w:rPr>
+              <w:t>Alta</w:t>
+            </w:r>
+          </w:p>
+        </w:tc>
+        <w:tc>
+          <w:tcPr>
+            <w:tcW w:w="0" w:type="auto"/>
+            <w:tcBorders>
+              <w:top w:val="single" w:sz="6" w:space="0" w:color="CCCCCC"/>
+              <w:left w:val="single" w:sz="6" w:space="0" w:color="CCCCCC"/>
+              <w:bottom w:val="single" w:sz="6" w:space="0" w:color="000000"/>
+              <w:right w:val="single" w:sz="6" w:space="0" w:color="000000"/>
+            </w:tcBorders>
+            <w:shd w:val="clear" w:color="auto" w:fill="B6D7A8"/>
+            <w:tcMar>
+              <w:top w:w="30" w:type="dxa"/>
+              <w:left w:w="45" w:type="dxa"/>
+              <w:bottom w:w="30" w:type="dxa"/>
+              <w:right w:w="45" w:type="dxa"/>
+            </w:tcMar>
+            <w:vAlign w:val="bottom"/>
+            <w:hideMark/>
+          </w:tcPr>
+          <w:p>
+            <w:pPr>
+              <w:spacing w:after="0" w:line="240" w:lineRule="auto"/>
+              <w:rPr>
+                <w:rFonts w:eastAsia="Times New Roman"/>
+              </w:rPr>
+            </w:pPr>
+            <w:r>
+              <w:rPr>
+                <w:rFonts w:eastAsia="Times New Roman"/>
+              </w:rPr>
+              <w:t>Necesario</w:t>
+            </w:r>
+          </w:p>
+        </w:tc>
+        <w:tc>
+          <w:tcPr>
+            <w:tcW w:w="0" w:type="auto"/>
+            <w:tcBorders>
+              <w:top w:val="single" w:sz="6" w:space="0" w:color="CCCCCC"/>
+              <w:left w:val="single" w:sz="6" w:space="0" w:color="CCCCCC"/>
+              <w:bottom w:val="single" w:sz="6" w:space="0" w:color="000000"/>
+              <w:right w:val="single" w:sz="6" w:space="0" w:color="000000"/>
+            </w:tcBorders>
+            <w:shd w:val="clear" w:color="auto" w:fill="B6D7A8"/>
+            <w:tcMar>
+              <w:top w:w="30" w:type="dxa"/>
+              <w:left w:w="45" w:type="dxa"/>
+              <w:bottom w:w="30" w:type="dxa"/>
+              <w:right w:w="45" w:type="dxa"/>
+            </w:tcMar>
+            <w:vAlign w:val="bottom"/>
+            <w:hideMark/>
+          </w:tcPr>
+          <w:p>
+            <w:pPr>
+              <w:spacing w:after="0" w:line="240" w:lineRule="auto"/>
+              <w:rPr>
+                <w:rFonts w:eastAsia="Times New Roman"/>
+              </w:rPr>
+            </w:pPr>
+            <w:r>
+              <w:rPr>
+                <w:rFonts w:eastAsia="Times New Roman"/>
+              </w:rPr>
+              <w:t>En Proceso</w:t>
+            </w:r>
+          </w:p>
+        </w:tc>
+        <w:tc>
+          <w:tcPr>
+            <w:tcW w:w="0" w:type="auto"/>
+            <w:tcBorders>
+              <w:top w:val="single" w:sz="6" w:space="0" w:color="CCCCCC"/>
+              <w:left w:val="single" w:sz="6" w:space="0" w:color="CCCCCC"/>
+              <w:bottom w:val="single" w:sz="6" w:space="0" w:color="000000"/>
+              <w:right w:val="single" w:sz="6" w:space="0" w:color="000000"/>
+            </w:tcBorders>
+            <w:shd w:val="clear" w:color="auto" w:fill="B6D7A8"/>
+            <w:tcMar>
+              <w:top w:w="30" w:type="dxa"/>
+              <w:left w:w="45" w:type="dxa"/>
+              <w:bottom w:w="30" w:type="dxa"/>
+              <w:right w:w="45" w:type="dxa"/>
+            </w:tcMar>
+            <w:vAlign w:val="bottom"/>
+            <w:hideMark/>
+          </w:tcPr>
+          <w:p>
+            <w:pPr>
+              <w:spacing w:after="0" w:line="240" w:lineRule="auto"/>
+              <w:rPr>
+                <w:rFonts w:eastAsia="Times New Roman"/>
+              </w:rPr>
+            </w:pPr>
+            <w:r>
+              <w:rPr>
+                <w:rFonts w:eastAsia="Times New Roman"/>
+              </w:rPr>
+              <w:t>Baja</w:t>
+            </w:r>
+          </w:p>
+        </w:tc>
+      </w:tr>
+      <w:tr>
+        <w:trPr>
+          <w:trHeight w:val="315"/>
+        </w:trPr>
+        <w:tc>
+          <w:tcPr>
+            <w:tcW w:w="0" w:type="auto"/>
+            <w:tcBorders>
+              <w:top w:val="single" w:sz="6" w:space="0" w:color="CCCCCC"/>
+              <w:left w:val="single" w:sz="6" w:space="0" w:color="000000"/>
+              <w:bottom w:val="single" w:sz="6" w:space="0" w:color="000000"/>
+              <w:right w:val="single" w:sz="6" w:space="0" w:color="000000"/>
+            </w:tcBorders>
+            <w:shd w:val="clear" w:color="auto" w:fill="B6D7A8"/>
+            <w:tcMar>
+              <w:top w:w="30" w:type="dxa"/>
+              <w:left w:w="45" w:type="dxa"/>
+              <w:bottom w:w="30" w:type="dxa"/>
+              <w:right w:w="45" w:type="dxa"/>
+            </w:tcMar>
+            <w:vAlign w:val="bottom"/>
+            <w:hideMark/>
+          </w:tcPr>
+          <w:p>
+            <w:pPr>
+              <w:spacing w:after="0" w:line="240" w:lineRule="auto"/>
+              <w:jc w:val="center"/>
+              <w:rPr>
+                <w:rFonts w:eastAsia="Times New Roman"/>
+              </w:rPr>
+            </w:pPr>
+            <w:r>
+              <w:rPr>
+                <w:rFonts w:eastAsia="Times New Roman"/>
+              </w:rPr>
+              <w:t>RNF5</w:t>
+            </w:r>
+          </w:p>
+        </w:tc>
+        <w:tc>
+          <w:tcPr>
+            <w:tcW w:w="0" w:type="auto"/>
+            <w:tcBorders>
+              <w:top w:val="single" w:sz="6" w:space="0" w:color="CCCCCC"/>
+              <w:left w:val="single" w:sz="6" w:space="0" w:color="CCCCCC"/>
+              <w:bottom w:val="single" w:sz="6" w:space="0" w:color="000000"/>
+              <w:right w:val="single" w:sz="6" w:space="0" w:color="000000"/>
+            </w:tcBorders>
+            <w:shd w:val="clear" w:color="auto" w:fill="B6D7A8"/>
+            <w:tcMar>
+              <w:top w:w="30" w:type="dxa"/>
+              <w:left w:w="45" w:type="dxa"/>
+              <w:bottom w:w="30" w:type="dxa"/>
+              <w:right w:w="45" w:type="dxa"/>
+            </w:tcMar>
+            <w:vAlign w:val="bottom"/>
+            <w:hideMark/>
+          </w:tcPr>
+          <w:p>
+            <w:pPr>
+              <w:spacing w:after="0" w:line="240" w:lineRule="auto"/>
+              <w:rPr>
+                <w:rFonts w:ascii="Arial" w:eastAsia="Times New Roman" w:hAnsi="Arial" w:cs="Arial"/>
+                <w:sz w:val="20"/>
+                <w:szCs w:val="20"/>
+              </w:rPr>
+            </w:pPr>
+            <w:r>
+              <w:rPr>
+                <w:rFonts w:ascii="Arial" w:eastAsia="Times New Roman" w:hAnsi="Arial" w:cs="Arial"/>
+                <w:sz w:val="20"/>
+                <w:szCs w:val="20"/>
+              </w:rPr>
+              <w:t>Compatibilidad con estándares documentales</w:t>
+            </w:r>
+          </w:p>
+        </w:tc>
+        <w:tc>
+          <w:tcPr>
+            <w:tcW w:w="0" w:type="auto"/>
+            <w:tcBorders>
+              <w:top w:val="single" w:sz="6" w:space="0" w:color="CCCCCC"/>
+              <w:left w:val="single" w:sz="6" w:space="0" w:color="CCCCCC"/>
+              <w:bottom w:val="single" w:sz="6" w:space="0" w:color="000000"/>
+              <w:right w:val="single" w:sz="6" w:space="0" w:color="000000"/>
+            </w:tcBorders>
+            <w:shd w:val="clear" w:color="auto" w:fill="B6D7A8"/>
+            <w:tcMar>
+              <w:top w:w="30" w:type="dxa"/>
+              <w:left w:w="45" w:type="dxa"/>
+              <w:bottom w:w="30" w:type="dxa"/>
+              <w:right w:w="45" w:type="dxa"/>
+            </w:tcMar>
+            <w:vAlign w:val="bottom"/>
+            <w:hideMark/>
+          </w:tcPr>
+          <w:p>
+            <w:pPr>
+              <w:spacing w:after="0" w:line="240" w:lineRule="auto"/>
+              <w:rPr>
+                <w:rFonts w:ascii="Arial" w:eastAsia="Times New Roman" w:hAnsi="Arial" w:cs="Arial"/>
+                <w:sz w:val="20"/>
+                <w:szCs w:val="20"/>
+              </w:rPr>
+            </w:pPr>
+            <w:r>
+              <w:rPr>
+                <w:rFonts w:ascii="Arial" w:eastAsia="Times New Roman" w:hAnsi="Arial" w:cs="Arial"/>
+                <w:sz w:val="20"/>
+                <w:szCs w:val="20"/>
+              </w:rPr>
+              <w:t>El contenido generado debe cumplir con los estándares y formatos establecidos en los manuales institucionales.</w:t>
+            </w:r>
+          </w:p>
+        </w:tc>
+        <w:tc>
+          <w:tcPr>
+            <w:tcW w:w="0" w:type="auto"/>
+            <w:tcBorders>
+              <w:top w:val="single" w:sz="6" w:space="0" w:color="CCCCCC"/>
+              <w:left w:val="single" w:sz="6" w:space="0" w:color="CCCCCC"/>
+              <w:bottom w:val="single" w:sz="6" w:space="0" w:color="000000"/>
+              <w:right w:val="single" w:sz="6" w:space="0" w:color="000000"/>
+            </w:tcBorders>
+            <w:shd w:val="clear" w:color="auto" w:fill="B6D7A8"/>
+            <w:tcMar>
+              <w:top w:w="30" w:type="dxa"/>
+              <w:left w:w="45" w:type="dxa"/>
+              <w:bottom w:w="30" w:type="dxa"/>
+              <w:right w:w="45" w:type="dxa"/>
+            </w:tcMar>
+            <w:vAlign w:val="bottom"/>
+            <w:hideMark/>
+          </w:tcPr>
+          <w:p>
+            <w:pPr>
+              <w:spacing w:after="0" w:line="240" w:lineRule="auto"/>
+              <w:rPr>
+                <w:rFonts w:eastAsia="Times New Roman"/>
+              </w:rPr>
+            </w:pPr>
+            <w:r>
+              <w:rPr>
+                <w:rFonts w:eastAsia="Times New Roman"/>
+              </w:rPr>
+              <w:t>Alta</w:t>
+            </w:r>
+          </w:p>
+        </w:tc>
+        <w:tc>
+          <w:tcPr>
+            <w:tcW w:w="0" w:type="auto"/>
+            <w:tcBorders>
+              <w:top w:val="single" w:sz="6" w:space="0" w:color="CCCCCC"/>
+              <w:left w:val="single" w:sz="6" w:space="0" w:color="CCCCCC"/>
+              <w:bottom w:val="single" w:sz="6" w:space="0" w:color="000000"/>
+              <w:right w:val="single" w:sz="6" w:space="0" w:color="000000"/>
+            </w:tcBorders>
+            <w:shd w:val="clear" w:color="auto" w:fill="B6D7A8"/>
+            <w:tcMar>
+              <w:top w:w="30" w:type="dxa"/>
+              <w:left w:w="45" w:type="dxa"/>
+              <w:bottom w:w="30" w:type="dxa"/>
+              <w:right w:w="45" w:type="dxa"/>
+            </w:tcMar>
+            <w:vAlign w:val="bottom"/>
+            <w:hideMark/>
+          </w:tcPr>
+          <w:p>
+            <w:pPr>
+              <w:spacing w:after="0" w:line="240" w:lineRule="auto"/>
+              <w:rPr>
+                <w:rFonts w:eastAsia="Times New Roman"/>
+              </w:rPr>
+            </w:pPr>
+            <w:r>
+              <w:rPr>
+                <w:rFonts w:eastAsia="Times New Roman"/>
+              </w:rPr>
+              <w:t>Necesario</w:t>
+            </w:r>
+          </w:p>
+        </w:tc>
+        <w:tc>
+          <w:tcPr>
+            <w:tcW w:w="0" w:type="auto"/>
+            <w:tcBorders>
+              <w:top w:val="single" w:sz="6" w:space="0" w:color="CCCCCC"/>
+              <w:left w:val="single" w:sz="6" w:space="0" w:color="CCCCCC"/>
+              <w:bottom w:val="single" w:sz="6" w:space="0" w:color="000000"/>
+              <w:right w:val="single" w:sz="6" w:space="0" w:color="000000"/>
+            </w:tcBorders>
+            <w:shd w:val="clear" w:color="auto" w:fill="B6D7A8"/>
+            <w:tcMar>
+              <w:top w:w="30" w:type="dxa"/>
+              <w:left w:w="45" w:type="dxa"/>
+              <w:bottom w:w="30" w:type="dxa"/>
+              <w:right w:w="45" w:type="dxa"/>
+            </w:tcMar>
+            <w:vAlign w:val="bottom"/>
+            <w:hideMark/>
+          </w:tcPr>
+          <w:p>
+            <w:pPr>
+              <w:spacing w:after="0" w:line="240" w:lineRule="auto"/>
+              <w:rPr>
+                <w:rFonts w:eastAsia="Times New Roman"/>
+              </w:rPr>
+            </w:pPr>
+            <w:r>
+              <w:rPr>
+                <w:rFonts w:eastAsia="Times New Roman"/>
+              </w:rPr>
+              <w:t>En Proceso</w:t>
+            </w:r>
+          </w:p>
+        </w:tc>
+        <w:tc>
+          <w:tcPr>
+            <w:tcW w:w="0" w:type="auto"/>
+            <w:tcBorders>
+              <w:top w:val="single" w:sz="6" w:space="0" w:color="CCCCCC"/>
+              <w:left w:val="single" w:sz="6" w:space="0" w:color="CCCCCC"/>
+              <w:bottom w:val="single" w:sz="6" w:space="0" w:color="000000"/>
+              <w:right w:val="single" w:sz="6" w:space="0" w:color="000000"/>
+            </w:tcBorders>
+            <w:shd w:val="clear" w:color="auto" w:fill="B6D7A8"/>
+            <w:tcMar>
+              <w:top w:w="30" w:type="dxa"/>
+              <w:left w:w="45" w:type="dxa"/>
+              <w:bottom w:w="30" w:type="dxa"/>
+              <w:right w:w="45" w:type="dxa"/>
+            </w:tcMar>
+            <w:vAlign w:val="bottom"/>
+            <w:hideMark/>
+          </w:tcPr>
+          <w:p>
+            <w:pPr>
+              <w:spacing w:after="0" w:line="240" w:lineRule="auto"/>
+              <w:rPr>
+                <w:rFonts w:eastAsia="Times New Roman"/>
+              </w:rPr>
+            </w:pPr>
+            <w:r>
+              <w:rPr>
+                <w:rFonts w:eastAsia="Times New Roman"/>
+              </w:rPr>
+              <w:t>Media</w:t>
+            </w:r>
+          </w:p>
+        </w:tc>
+      </w:tr>
+      <w:tr>
+        <w:trPr>
+          <w:trHeight w:val="315"/>
+        </w:trPr>
+        <w:tc>
+          <w:tcPr>
+            <w:tcW w:w="0" w:type="auto"/>
+            <w:tcBorders>
+              <w:top w:val="single" w:sz="6" w:space="0" w:color="CCCCCC"/>
+              <w:left w:val="single" w:sz="6" w:space="0" w:color="000000"/>
+              <w:bottom w:val="single" w:sz="6" w:space="0" w:color="000000"/>
+              <w:right w:val="single" w:sz="6" w:space="0" w:color="000000"/>
+            </w:tcBorders>
+            <w:shd w:val="clear" w:color="auto" w:fill="B6D7A8"/>
+            <w:tcMar>
+              <w:top w:w="30" w:type="dxa"/>
+              <w:left w:w="45" w:type="dxa"/>
+              <w:bottom w:w="30" w:type="dxa"/>
+              <w:right w:w="45" w:type="dxa"/>
+            </w:tcMar>
+            <w:vAlign w:val="bottom"/>
+            <w:hideMark/>
+          </w:tcPr>
+          <w:p>
+            <w:pPr>
+              <w:spacing w:after="0" w:line="240" w:lineRule="auto"/>
+              <w:jc w:val="center"/>
+              <w:rPr>
+                <w:rFonts w:eastAsia="Times New Roman"/>
+              </w:rPr>
+            </w:pPr>
+            <w:r>
+              <w:rPr>
+                <w:rFonts w:eastAsia="Times New Roman"/>
+              </w:rPr>
+              <w:t>RNF6</w:t>
+            </w:r>
+          </w:p>
+        </w:tc>
+        <w:tc>
+          <w:tcPr>
+            <w:tcW w:w="0" w:type="auto"/>
+            <w:tcBorders>
+              <w:top w:val="single" w:sz="6" w:space="0" w:color="CCCCCC"/>
+              <w:left w:val="single" w:sz="6" w:space="0" w:color="CCCCCC"/>
+              <w:bottom w:val="single" w:sz="6" w:space="0" w:color="000000"/>
+              <w:right w:val="single" w:sz="6" w:space="0" w:color="000000"/>
+            </w:tcBorders>
+            <w:shd w:val="clear" w:color="auto" w:fill="B6D7A8"/>
+            <w:tcMar>
+              <w:top w:w="30" w:type="dxa"/>
+              <w:left w:w="45" w:type="dxa"/>
+              <w:bottom w:w="30" w:type="dxa"/>
+              <w:right w:w="45" w:type="dxa"/>
+            </w:tcMar>
+            <w:vAlign w:val="bottom"/>
+            <w:hideMark/>
+          </w:tcPr>
+          <w:p>
+            <w:pPr>
+              <w:spacing w:after="0" w:line="240" w:lineRule="auto"/>
+              <w:jc w:val="center"/>
+              <w:rPr>
+                <w:rFonts w:eastAsia="Times New Roman"/>
+              </w:rPr>
+            </w:pPr>
+            <w:r>
+              <w:rPr>
+                <w:rFonts w:eastAsia="Times New Roman"/>
+              </w:rPr>
+              <w:t>Tolerancia a fallos</w:t>
+            </w:r>
+          </w:p>
+        </w:tc>
+        <w:tc>
+          <w:tcPr>
+            <w:tcW w:w="0" w:type="auto"/>
+            <w:tcBorders>
+              <w:top w:val="single" w:sz="6" w:space="0" w:color="CCCCCC"/>
+              <w:left w:val="single" w:sz="6" w:space="0" w:color="CCCCCC"/>
+              <w:bottom w:val="single" w:sz="6" w:space="0" w:color="000000"/>
+              <w:right w:val="single" w:sz="6" w:space="0" w:color="000000"/>
+            </w:tcBorders>
+            <w:shd w:val="clear" w:color="auto" w:fill="B6D7A8"/>
+            <w:tcMar>
+              <w:top w:w="30" w:type="dxa"/>
+              <w:left w:w="45" w:type="dxa"/>
+              <w:bottom w:w="30" w:type="dxa"/>
+              <w:right w:w="45" w:type="dxa"/>
+            </w:tcMar>
+            <w:vAlign w:val="bottom"/>
+            <w:hideMark/>
+          </w:tcPr>
+          <w:p>
+            <w:pPr>
+              <w:spacing w:after="0" w:line="240" w:lineRule="auto"/>
+              <w:jc w:val="center"/>
+              <w:rPr>
+                <w:rFonts w:eastAsia="Times New Roman"/>
+              </w:rPr>
+            </w:pPr>
+            <w:r>
+              <w:rPr>
+                <w:rFonts w:eastAsia="Times New Roman"/>
+              </w:rPr>
+              <w:t>En caso de fallo de una IA o servicio externo, el sistema debe mostrar un mensaje claro y permitir reintentar la generación.</w:t>
+            </w:r>
+          </w:p>
+        </w:tc>
+        <w:tc>
+          <w:tcPr>
+            <w:tcW w:w="0" w:type="auto"/>
+            <w:tcBorders>
+              <w:top w:val="single" w:sz="6" w:space="0" w:color="CCCCCC"/>
+              <w:left w:val="single" w:sz="6" w:space="0" w:color="CCCCCC"/>
+              <w:bottom w:val="single" w:sz="6" w:space="0" w:color="000000"/>
+              <w:right w:val="single" w:sz="6" w:space="0" w:color="000000"/>
+            </w:tcBorders>
+            <w:shd w:val="clear" w:color="auto" w:fill="B6D7A8"/>
+            <w:tcMar>
+              <w:top w:w="30" w:type="dxa"/>
+              <w:left w:w="45" w:type="dxa"/>
+              <w:bottom w:w="30" w:type="dxa"/>
+              <w:right w:w="45" w:type="dxa"/>
+            </w:tcMar>
+            <w:vAlign w:val="bottom"/>
+            <w:hideMark/>
+          </w:tcPr>
+          <w:p>
+            <w:pPr>
+              <w:spacing w:after="0" w:line="240" w:lineRule="auto"/>
+              <w:rPr>
+                <w:rFonts w:eastAsia="Times New Roman"/>
+              </w:rPr>
+            </w:pPr>
+            <w:r>
+              <w:rPr>
+                <w:rFonts w:eastAsia="Times New Roman"/>
+              </w:rPr>
+              <w:t>Alta</w:t>
+            </w:r>
+          </w:p>
+        </w:tc>
+        <w:tc>
+          <w:tcPr>
+            <w:tcW w:w="0" w:type="auto"/>
+            <w:tcBorders>
+              <w:top w:val="single" w:sz="6" w:space="0" w:color="CCCCCC"/>
+              <w:left w:val="single" w:sz="6" w:space="0" w:color="CCCCCC"/>
+              <w:bottom w:val="single" w:sz="6" w:space="0" w:color="000000"/>
+              <w:right w:val="single" w:sz="6" w:space="0" w:color="000000"/>
+            </w:tcBorders>
+            <w:shd w:val="clear" w:color="auto" w:fill="B6D7A8"/>
+            <w:tcMar>
+              <w:top w:w="30" w:type="dxa"/>
+              <w:left w:w="45" w:type="dxa"/>
+              <w:bottom w:w="30" w:type="dxa"/>
+              <w:right w:w="45" w:type="dxa"/>
+            </w:tcMar>
+            <w:vAlign w:val="bottom"/>
+            <w:hideMark/>
+          </w:tcPr>
+          <w:p>
+            <w:pPr>
+              <w:spacing w:after="0" w:line="240" w:lineRule="auto"/>
+              <w:rPr>
+                <w:rFonts w:eastAsia="Times New Roman"/>
+              </w:rPr>
+            </w:pPr>
+            <w:r>
+              <w:rPr>
+                <w:rFonts w:eastAsia="Times New Roman"/>
+              </w:rPr>
+              <w:t>Necesario</w:t>
+            </w:r>
+          </w:p>
+        </w:tc>
+        <w:tc>
+          <w:tcPr>
+            <w:tcW w:w="0" w:type="auto"/>
+            <w:tcBorders>
+              <w:top w:val="single" w:sz="6" w:space="0" w:color="CCCCCC"/>
+              <w:left w:val="single" w:sz="6" w:space="0" w:color="CCCCCC"/>
+              <w:bottom w:val="single" w:sz="6" w:space="0" w:color="000000"/>
+              <w:right w:val="single" w:sz="6" w:space="0" w:color="000000"/>
+            </w:tcBorders>
+            <w:shd w:val="clear" w:color="auto" w:fill="B6D7A8"/>
+            <w:tcMar>
+              <w:top w:w="30" w:type="dxa"/>
+              <w:left w:w="45" w:type="dxa"/>
+              <w:bottom w:w="30" w:type="dxa"/>
+              <w:right w:w="45" w:type="dxa"/>
+            </w:tcMar>
+            <w:vAlign w:val="bottom"/>
+            <w:hideMark/>
+          </w:tcPr>
+          <w:p>
+            <w:pPr>
+              <w:spacing w:after="0" w:line="240" w:lineRule="auto"/>
+              <w:rPr>
+                <w:rFonts w:eastAsia="Times New Roman"/>
+              </w:rPr>
+            </w:pPr>
+            <w:r>
+              <w:rPr>
+                <w:rFonts w:eastAsia="Times New Roman"/>
+              </w:rPr>
+              <w:t>En Proceso</w:t>
+            </w:r>
+          </w:p>
+        </w:tc>
+        <w:tc>
+          <w:tcPr>
+            <w:tcW w:w="0" w:type="auto"/>
+            <w:tcBorders>
+              <w:top w:val="single" w:sz="6" w:space="0" w:color="CCCCCC"/>
+              <w:left w:val="single" w:sz="6" w:space="0" w:color="CCCCCC"/>
+              <w:bottom w:val="single" w:sz="6" w:space="0" w:color="000000"/>
+              <w:right w:val="single" w:sz="6" w:space="0" w:color="000000"/>
+            </w:tcBorders>
+            <w:shd w:val="clear" w:color="auto" w:fill="B6D7A8"/>
+            <w:tcMar>
+              <w:top w:w="30" w:type="dxa"/>
+              <w:left w:w="45" w:type="dxa"/>
+              <w:bottom w:w="30" w:type="dxa"/>
+              <w:right w:w="45" w:type="dxa"/>
+            </w:tcMar>
+            <w:vAlign w:val="bottom"/>
+            <w:hideMark/>
+          </w:tcPr>
+          <w:p>
+            <w:pPr>
+              <w:spacing w:after="0" w:line="240" w:lineRule="auto"/>
+              <w:rPr>
+                <w:rFonts w:eastAsia="Times New Roman"/>
+              </w:rPr>
+            </w:pPr>
+            <w:r>
+              <w:rPr>
+                <w:rFonts w:eastAsia="Times New Roman"/>
+              </w:rPr>
+              <w:t>Media</w:t>
+            </w:r>
+          </w:p>
+        </w:tc>
+      </w:tr>
+      <w:tr>
+        <w:trPr>
+          <w:trHeight w:val="315"/>
+        </w:trPr>
+        <w:tc>
+          <w:tcPr>
+            <w:tcW w:w="0" w:type="auto"/>
+            <w:tcBorders>
+              <w:top w:val="single" w:sz="6" w:space="0" w:color="CCCCCC"/>
+              <w:left w:val="single" w:sz="6" w:space="0" w:color="000000"/>
+              <w:bottom w:val="single" w:sz="6" w:space="0" w:color="000000"/>
+              <w:right w:val="single" w:sz="6" w:space="0" w:color="000000"/>
+            </w:tcBorders>
+            <w:shd w:val="clear" w:color="auto" w:fill="B6D7A8"/>
+            <w:tcMar>
+              <w:top w:w="30" w:type="dxa"/>
+              <w:left w:w="45" w:type="dxa"/>
+              <w:bottom w:w="30" w:type="dxa"/>
+              <w:right w:w="45" w:type="dxa"/>
+            </w:tcMar>
+            <w:vAlign w:val="bottom"/>
+            <w:hideMark/>
+          </w:tcPr>
+          <w:p>
+            <w:pPr>
+              <w:spacing w:after="0" w:line="240" w:lineRule="auto"/>
+              <w:jc w:val="center"/>
+              <w:rPr>
+                <w:rFonts w:eastAsia="Times New Roman"/>
+              </w:rPr>
+            </w:pPr>
+            <w:r>
+              <w:rPr>
+                <w:rFonts w:eastAsia="Times New Roman"/>
+              </w:rPr>
+              <w:t>RNF7</w:t>
+            </w:r>
+          </w:p>
+        </w:tc>
+        <w:tc>
+          <w:tcPr>
+            <w:tcW w:w="0" w:type="auto"/>
+            <w:tcBorders>
+              <w:top w:val="single" w:sz="6" w:space="0" w:color="CCCCCC"/>
+              <w:left w:val="single" w:sz="6" w:space="0" w:color="CCCCCC"/>
+              <w:bottom w:val="single" w:sz="6" w:space="0" w:color="000000"/>
+              <w:right w:val="single" w:sz="6" w:space="0" w:color="000000"/>
+            </w:tcBorders>
+            <w:shd w:val="clear" w:color="auto" w:fill="B6D7A8"/>
+            <w:tcMar>
+              <w:top w:w="30" w:type="dxa"/>
+              <w:left w:w="45" w:type="dxa"/>
+              <w:bottom w:w="30" w:type="dxa"/>
+              <w:right w:w="45" w:type="dxa"/>
+            </w:tcMar>
+            <w:vAlign w:val="bottom"/>
+            <w:hideMark/>
+          </w:tcPr>
+          <w:p>
+            <w:pPr>
+              <w:spacing w:after="0" w:line="240" w:lineRule="auto"/>
+              <w:jc w:val="center"/>
+              <w:rPr>
+                <w:rFonts w:eastAsia="Times New Roman"/>
+              </w:rPr>
+            </w:pPr>
+            <w:r>
+              <w:rPr>
+                <w:rFonts w:eastAsia="Times New Roman"/>
+              </w:rPr>
+              <w:t>Registro de errores (log)</w:t>
+            </w:r>
+          </w:p>
+        </w:tc>
+        <w:tc>
+          <w:tcPr>
+            <w:tcW w:w="0" w:type="auto"/>
+            <w:tcBorders>
+              <w:top w:val="single" w:sz="6" w:space="0" w:color="CCCCCC"/>
+              <w:left w:val="single" w:sz="6" w:space="0" w:color="CCCCCC"/>
+              <w:bottom w:val="single" w:sz="6" w:space="0" w:color="000000"/>
+              <w:right w:val="single" w:sz="6" w:space="0" w:color="000000"/>
+            </w:tcBorders>
+            <w:shd w:val="clear" w:color="auto" w:fill="B6D7A8"/>
+            <w:tcMar>
+              <w:top w:w="30" w:type="dxa"/>
+              <w:left w:w="45" w:type="dxa"/>
+              <w:bottom w:w="30" w:type="dxa"/>
+              <w:right w:w="45" w:type="dxa"/>
+            </w:tcMar>
+            <w:vAlign w:val="bottom"/>
+            <w:hideMark/>
+          </w:tcPr>
+          <w:p>
+            <w:pPr>
+              <w:spacing w:after="0" w:line="240" w:lineRule="auto"/>
+              <w:jc w:val="center"/>
+              <w:rPr>
+                <w:rFonts w:eastAsia="Times New Roman"/>
+              </w:rPr>
+            </w:pPr>
+            <w:r>
+              <w:rPr>
+                <w:rFonts w:eastAsia="Times New Roman"/>
+              </w:rPr>
+              <w:t>El sistema debe registrar errores internos para fines de soporte y mejora continua.</w:t>
+            </w:r>
+          </w:p>
+        </w:tc>
+        <w:tc>
+          <w:tcPr>
+            <w:tcW w:w="0" w:type="auto"/>
+            <w:tcBorders>
+              <w:top w:val="single" w:sz="6" w:space="0" w:color="CCCCCC"/>
+              <w:left w:val="single" w:sz="6" w:space="0" w:color="CCCCCC"/>
+              <w:bottom w:val="single" w:sz="6" w:space="0" w:color="000000"/>
+              <w:right w:val="single" w:sz="6" w:space="0" w:color="000000"/>
+            </w:tcBorders>
+            <w:shd w:val="clear" w:color="auto" w:fill="B6D7A8"/>
+            <w:tcMar>
+              <w:top w:w="30" w:type="dxa"/>
+              <w:left w:w="45" w:type="dxa"/>
+              <w:bottom w:w="30" w:type="dxa"/>
+              <w:right w:w="45" w:type="dxa"/>
+            </w:tcMar>
+            <w:vAlign w:val="bottom"/>
+            <w:hideMark/>
+          </w:tcPr>
+          <w:p>
+            <w:pPr>
+              <w:spacing w:after="0" w:line="240" w:lineRule="auto"/>
+              <w:rPr>
+                <w:rFonts w:eastAsia="Times New Roman"/>
+              </w:rPr>
+            </w:pPr>
+            <w:r>
+              <w:rPr>
+                <w:rFonts w:eastAsia="Times New Roman"/>
+              </w:rPr>
+              <w:t>Alta</w:t>
+            </w:r>
+          </w:p>
+        </w:tc>
+        <w:tc>
+          <w:tcPr>
+            <w:tcW w:w="0" w:type="auto"/>
+            <w:tcBorders>
+              <w:top w:val="single" w:sz="6" w:space="0" w:color="CCCCCC"/>
+              <w:left w:val="single" w:sz="6" w:space="0" w:color="CCCCCC"/>
+              <w:bottom w:val="single" w:sz="6" w:space="0" w:color="000000"/>
+              <w:right w:val="single" w:sz="6" w:space="0" w:color="000000"/>
+            </w:tcBorders>
+            <w:shd w:val="clear" w:color="auto" w:fill="B6D7A8"/>
+            <w:tcMar>
+              <w:top w:w="30" w:type="dxa"/>
+              <w:left w:w="45" w:type="dxa"/>
+              <w:bottom w:w="30" w:type="dxa"/>
+              <w:right w:w="45" w:type="dxa"/>
+            </w:tcMar>
+            <w:vAlign w:val="bottom"/>
+            <w:hideMark/>
+          </w:tcPr>
+          <w:p>
+            <w:pPr>
+              <w:spacing w:after="0" w:line="240" w:lineRule="auto"/>
+              <w:rPr>
+                <w:rFonts w:eastAsia="Times New Roman"/>
+              </w:rPr>
+            </w:pPr>
+            <w:r>
+              <w:rPr>
+                <w:rFonts w:eastAsia="Times New Roman"/>
+              </w:rPr>
+              <w:t>Necesario</w:t>
+            </w:r>
+          </w:p>
+        </w:tc>
+        <w:tc>
+          <w:tcPr>
+            <w:tcW w:w="0" w:type="auto"/>
+            <w:tcBorders>
+              <w:top w:val="single" w:sz="6" w:space="0" w:color="CCCCCC"/>
+              <w:left w:val="single" w:sz="6" w:space="0" w:color="CCCCCC"/>
+              <w:bottom w:val="single" w:sz="6" w:space="0" w:color="000000"/>
+              <w:right w:val="single" w:sz="6" w:space="0" w:color="000000"/>
+            </w:tcBorders>
+            <w:shd w:val="clear" w:color="auto" w:fill="B6D7A8"/>
+            <w:tcMar>
+              <w:top w:w="30" w:type="dxa"/>
+              <w:left w:w="45" w:type="dxa"/>
+              <w:bottom w:w="30" w:type="dxa"/>
+              <w:right w:w="45" w:type="dxa"/>
+            </w:tcMar>
+            <w:vAlign w:val="bottom"/>
+            <w:hideMark/>
+          </w:tcPr>
+          <w:p>
+            <w:pPr>
+              <w:spacing w:after="0" w:line="240" w:lineRule="auto"/>
+              <w:rPr>
+                <w:rFonts w:eastAsia="Times New Roman"/>
+              </w:rPr>
+            </w:pPr>
+            <w:r>
+              <w:rPr>
+                <w:rFonts w:eastAsia="Times New Roman"/>
+              </w:rPr>
+              <w:t>En Proceso</w:t>
+            </w:r>
+          </w:p>
+        </w:tc>
+        <w:tc>
+          <w:tcPr>
+            <w:tcW w:w="0" w:type="auto"/>
+            <w:tcBorders>
+              <w:top w:val="single" w:sz="6" w:space="0" w:color="CCCCCC"/>
+              <w:left w:val="single" w:sz="6" w:space="0" w:color="CCCCCC"/>
+              <w:bottom w:val="single" w:sz="6" w:space="0" w:color="000000"/>
+              <w:right w:val="single" w:sz="6" w:space="0" w:color="000000"/>
+            </w:tcBorders>
+            <w:shd w:val="clear" w:color="auto" w:fill="B6D7A8"/>
+            <w:tcMar>
+              <w:top w:w="30" w:type="dxa"/>
+              <w:left w:w="45" w:type="dxa"/>
+              <w:bottom w:w="30" w:type="dxa"/>
+              <w:right w:w="45" w:type="dxa"/>
+            </w:tcMar>
+            <w:vAlign w:val="bottom"/>
+            <w:hideMark/>
+          </w:tcPr>
+          <w:p>
+            <w:pPr>
+              <w:spacing w:after="0" w:line="240" w:lineRule="auto"/>
+              <w:rPr>
+                <w:rFonts w:eastAsia="Times New Roman"/>
+              </w:rPr>
+            </w:pPr>
+            <w:r>
+              <w:rPr>
+                <w:rFonts w:eastAsia="Times New Roman"/>
+              </w:rPr>
+              <w:t>Media</w:t>
+            </w:r>
+          </w:p>
+        </w:tc>
+      </w:tr>
+      <w:tr>
+        <w:trPr>
+          <w:trHeight w:val="315"/>
+        </w:trPr>
+        <w:tc>
+          <w:tcPr>
+            <w:tcW w:w="0" w:type="auto"/>
+            <w:tcBorders>
+              <w:top w:val="single" w:sz="6" w:space="0" w:color="CCCCCC"/>
+              <w:left w:val="single" w:sz="6" w:space="0" w:color="000000"/>
+              <w:bottom w:val="single" w:sz="6" w:space="0" w:color="000000"/>
+              <w:right w:val="single" w:sz="6" w:space="0" w:color="000000"/>
+            </w:tcBorders>
+            <w:shd w:val="clear" w:color="auto" w:fill="B6D7A8"/>
+            <w:tcMar>
+              <w:top w:w="30" w:type="dxa"/>
+              <w:left w:w="45" w:type="dxa"/>
+              <w:bottom w:w="30" w:type="dxa"/>
+              <w:right w:w="45" w:type="dxa"/>
+            </w:tcMar>
+            <w:vAlign w:val="bottom"/>
+            <w:hideMark/>
+          </w:tcPr>
+          <w:p>
+            <w:pPr>
+              <w:spacing w:after="0" w:line="240" w:lineRule="auto"/>
+              <w:jc w:val="center"/>
+              <w:rPr>
+                <w:rFonts w:eastAsia="Times New Roman"/>
+              </w:rPr>
+            </w:pPr>
+            <w:r>
+              <w:rPr>
+                <w:rFonts w:eastAsia="Times New Roman"/>
+              </w:rPr>
+              <w:t>RNF8</w:t>
+            </w:r>
+          </w:p>
+        </w:tc>
+        <w:tc>
+          <w:tcPr>
+            <w:tcW w:w="0" w:type="auto"/>
+            <w:tcBorders>
+              <w:top w:val="single" w:sz="6" w:space="0" w:color="CCCCCC"/>
+              <w:left w:val="single" w:sz="6" w:space="0" w:color="CCCCCC"/>
+              <w:bottom w:val="single" w:sz="6" w:space="0" w:color="000000"/>
+              <w:right w:val="single" w:sz="6" w:space="0" w:color="000000"/>
+            </w:tcBorders>
+            <w:shd w:val="clear" w:color="auto" w:fill="B6D7A8"/>
+            <w:tcMar>
+              <w:top w:w="30" w:type="dxa"/>
+              <w:left w:w="45" w:type="dxa"/>
+              <w:bottom w:w="30" w:type="dxa"/>
+              <w:right w:w="45" w:type="dxa"/>
+            </w:tcMar>
+            <w:vAlign w:val="bottom"/>
+            <w:hideMark/>
+          </w:tcPr>
+          <w:p>
+            <w:pPr>
+              <w:spacing w:after="0" w:line="240" w:lineRule="auto"/>
+              <w:jc w:val="center"/>
+              <w:rPr>
+                <w:rFonts w:ascii="Times New Roman" w:eastAsia="Times New Roman" w:hAnsi="Times New Roman" w:cs="Times New Roman"/>
+              </w:rPr>
+            </w:pPr>
+            <w:r>
+              <w:rPr>
+                <w:rFonts w:ascii="Times New Roman" w:eastAsia="Times New Roman" w:hAnsi="Times New Roman" w:cs="Times New Roman"/>
+              </w:rPr>
+              <w:t>Interfaz adaptativa (responsive)</w:t>
+            </w:r>
+          </w:p>
+        </w:tc>
+        <w:tc>
+          <w:tcPr>
+            <w:tcW w:w="0" w:type="auto"/>
+            <w:tcBorders>
+              <w:top w:val="single" w:sz="6" w:space="0" w:color="CCCCCC"/>
+              <w:left w:val="single" w:sz="6" w:space="0" w:color="CCCCCC"/>
+              <w:bottom w:val="single" w:sz="6" w:space="0" w:color="000000"/>
+              <w:right w:val="single" w:sz="6" w:space="0" w:color="000000"/>
+            </w:tcBorders>
+            <w:shd w:val="clear" w:color="auto" w:fill="B6D7A8"/>
+            <w:tcMar>
+              <w:top w:w="30" w:type="dxa"/>
+              <w:left w:w="45" w:type="dxa"/>
+              <w:bottom w:w="30" w:type="dxa"/>
+              <w:right w:w="45" w:type="dxa"/>
+            </w:tcMar>
+            <w:vAlign w:val="bottom"/>
+            <w:hideMark/>
+          </w:tcPr>
+          <w:p>
+            <w:pPr>
+              <w:spacing w:after="0" w:line="240" w:lineRule="auto"/>
+              <w:rPr>
+                <w:rFonts w:ascii="Arial" w:eastAsia="Times New Roman" w:hAnsi="Arial" w:cs="Arial"/>
+                <w:sz w:val="20"/>
+                <w:szCs w:val="20"/>
+              </w:rPr>
+            </w:pPr>
+            <w:r>
+              <w:rPr>
+                <w:rFonts w:ascii="Arial" w:eastAsia="Times New Roman" w:hAnsi="Arial" w:cs="Arial"/>
+                <w:sz w:val="20"/>
+                <w:szCs w:val="20"/>
+              </w:rPr>
+              <w:t>El diseño debe adaptarse correctamente a distintos tamaños de pantalla (teléfono, tablet, laptop, escritorio).</w:t>
+            </w:r>
+          </w:p>
+        </w:tc>
+        <w:tc>
+          <w:tcPr>
+            <w:tcW w:w="0" w:type="auto"/>
+            <w:tcBorders>
+              <w:top w:val="single" w:sz="6" w:space="0" w:color="CCCCCC"/>
+              <w:left w:val="single" w:sz="6" w:space="0" w:color="CCCCCC"/>
+              <w:bottom w:val="single" w:sz="6" w:space="0" w:color="000000"/>
+              <w:right w:val="single" w:sz="6" w:space="0" w:color="000000"/>
+            </w:tcBorders>
+            <w:shd w:val="clear" w:color="auto" w:fill="B6D7A8"/>
+            <w:tcMar>
+              <w:top w:w="30" w:type="dxa"/>
+              <w:left w:w="45" w:type="dxa"/>
+              <w:bottom w:w="30" w:type="dxa"/>
+              <w:right w:w="45" w:type="dxa"/>
+            </w:tcMar>
+            <w:vAlign w:val="bottom"/>
+            <w:hideMark/>
+          </w:tcPr>
+          <w:p>
+            <w:pPr>
+              <w:spacing w:after="0" w:line="240" w:lineRule="auto"/>
+              <w:rPr>
+                <w:rFonts w:eastAsia="Times New Roman"/>
+              </w:rPr>
+            </w:pPr>
+            <w:r>
+              <w:rPr>
+                <w:rFonts w:eastAsia="Times New Roman"/>
+              </w:rPr>
+              <w:t>Alta</w:t>
+            </w:r>
+          </w:p>
+        </w:tc>
+        <w:tc>
+          <w:tcPr>
+            <w:tcW w:w="0" w:type="auto"/>
+            <w:tcBorders>
+              <w:top w:val="single" w:sz="6" w:space="0" w:color="CCCCCC"/>
+              <w:left w:val="single" w:sz="6" w:space="0" w:color="CCCCCC"/>
+              <w:bottom w:val="single" w:sz="6" w:space="0" w:color="000000"/>
+              <w:right w:val="single" w:sz="6" w:space="0" w:color="000000"/>
+            </w:tcBorders>
+            <w:shd w:val="clear" w:color="auto" w:fill="B6D7A8"/>
+            <w:tcMar>
+              <w:top w:w="30" w:type="dxa"/>
+              <w:left w:w="45" w:type="dxa"/>
+              <w:bottom w:w="30" w:type="dxa"/>
+              <w:right w:w="45" w:type="dxa"/>
+            </w:tcMar>
+            <w:vAlign w:val="bottom"/>
+            <w:hideMark/>
+          </w:tcPr>
+          <w:p>
+            <w:pPr>
+              <w:spacing w:after="0" w:line="240" w:lineRule="auto"/>
+              <w:rPr>
+                <w:rFonts w:eastAsia="Times New Roman"/>
+              </w:rPr>
+            </w:pPr>
+            <w:r>
+              <w:rPr>
+                <w:rFonts w:eastAsia="Times New Roman"/>
+              </w:rPr>
+              <w:t>Necesario</w:t>
+            </w:r>
+          </w:p>
+        </w:tc>
+        <w:tc>
+          <w:tcPr>
+            <w:tcW w:w="0" w:type="auto"/>
+            <w:tcBorders>
+              <w:top w:val="single" w:sz="6" w:space="0" w:color="CCCCCC"/>
+              <w:left w:val="single" w:sz="6" w:space="0" w:color="CCCCCC"/>
+              <w:bottom w:val="single" w:sz="6" w:space="0" w:color="000000"/>
+              <w:right w:val="single" w:sz="6" w:space="0" w:color="000000"/>
+            </w:tcBorders>
+            <w:shd w:val="clear" w:color="auto" w:fill="B6D7A8"/>
+            <w:tcMar>
+              <w:top w:w="30" w:type="dxa"/>
+              <w:left w:w="45" w:type="dxa"/>
+              <w:bottom w:w="30" w:type="dxa"/>
+              <w:right w:w="45" w:type="dxa"/>
+            </w:tcMar>
+            <w:vAlign w:val="bottom"/>
+            <w:hideMark/>
+          </w:tcPr>
+          <w:p>
+            <w:pPr>
+              <w:spacing w:after="0" w:line="240" w:lineRule="auto"/>
+              <w:rPr>
+                <w:rFonts w:eastAsia="Times New Roman"/>
+              </w:rPr>
+            </w:pPr>
+            <w:r>
+              <w:rPr>
+                <w:rFonts w:eastAsia="Times New Roman"/>
+              </w:rPr>
+              <w:t>En Proceso</w:t>
+            </w:r>
+          </w:p>
+        </w:tc>
+        <w:tc>
+          <w:tcPr>
+            <w:tcW w:w="0" w:type="auto"/>
+            <w:tcBorders>
+              <w:top w:val="single" w:sz="6" w:space="0" w:color="CCCCCC"/>
+              <w:left w:val="single" w:sz="6" w:space="0" w:color="CCCCCC"/>
+              <w:bottom w:val="single" w:sz="6" w:space="0" w:color="000000"/>
+              <w:right w:val="single" w:sz="6" w:space="0" w:color="000000"/>
+            </w:tcBorders>
+            <w:shd w:val="clear" w:color="auto" w:fill="B6D7A8"/>
+            <w:tcMar>
+              <w:top w:w="30" w:type="dxa"/>
+              <w:left w:w="45" w:type="dxa"/>
+              <w:bottom w:w="30" w:type="dxa"/>
+              <w:right w:w="45" w:type="dxa"/>
+            </w:tcMar>
+            <w:vAlign w:val="bottom"/>
+            <w:hideMark/>
+          </w:tcPr>
+          <w:p>
+            <w:pPr>
+              <w:spacing w:after="0" w:line="240" w:lineRule="auto"/>
+              <w:rPr>
+                <w:rFonts w:eastAsia="Times New Roman"/>
+              </w:rPr>
+            </w:pPr>
+            <w:r>
+              <w:rPr>
+                <w:rFonts w:eastAsia="Times New Roman"/>
+              </w:rPr>
+              <w:t>Media</w:t>
+            </w:r>
+          </w:p>
+        </w:tc>
+      </w:tr>
+    </w:tbl>
     <w:p>
       <w:pPr>
         <w:pStyle w:val="Ttulo2"/>
@@ -6395,8 +9148,6 @@
           <w:color w:val="000000" w:themeColor="text1"/>
         </w:rPr>
       </w:pPr>
-      <w:bookmarkStart w:id="24" w:name="_heading=h.pc21corewfy" w:colFirst="0" w:colLast="0"/>
-      <w:bookmarkEnd w:id="24"/>
     </w:p>
     <w:p>
       <w:pPr>
@@ -10866,6 +13617,7 @@
   <w:style w:type="character" w:default="1" w:styleId="Fuentedeprrafopredeter">
     <w:name w:val="Default Paragraph Font"/>
     <w:uiPriority w:val="1"/>
+    <w:semiHidden/>
     <w:unhideWhenUsed/>
   </w:style>
   <w:style w:type="table" w:default="1" w:styleId="Tablanormal">

--- a/Documents/FD03-EPIS-Informe Especificación Requerimientos.docx
+++ b/Documents/FD03-EPIS-Informe Especificación Requerimientos.docx
@@ -9169,6 +9169,3005 @@
         <w:t>Cuadro de Requerimientos funcionales Final</w:t>
       </w:r>
     </w:p>
+    <w:tbl>
+      <w:tblPr>
+        <w:tblW w:w="0" w:type="dxa"/>
+        <w:tblCellMar>
+          <w:left w:w="0" w:type="dxa"/>
+          <w:right w:w="0" w:type="dxa"/>
+        </w:tblCellMar>
+        <w:tblLook w:val="04A0" w:firstRow="1" w:lastRow="0" w:firstColumn="1" w:lastColumn="0" w:noHBand="0" w:noVBand="1"/>
+      </w:tblPr>
+      <w:tblGrid>
+        <w:gridCol w:w="615"/>
+        <w:gridCol w:w="1720"/>
+        <w:gridCol w:w="1604"/>
+        <w:gridCol w:w="1044"/>
+        <w:gridCol w:w="1084"/>
+        <w:gridCol w:w="1214"/>
+        <w:gridCol w:w="1193"/>
+      </w:tblGrid>
+      <w:tr>
+        <w:trPr>
+          <w:trHeight w:val="315"/>
+        </w:trPr>
+        <w:tc>
+          <w:tcPr>
+            <w:tcW w:w="0" w:type="auto"/>
+            <w:gridSpan w:val="7"/>
+            <w:tcBorders>
+              <w:top w:val="single" w:sz="12" w:space="0" w:color="000000"/>
+              <w:left w:val="single" w:sz="12" w:space="0" w:color="000000"/>
+              <w:bottom w:val="single" w:sz="6" w:space="0" w:color="000000"/>
+              <w:right w:val="single" w:sz="12" w:space="0" w:color="000000"/>
+            </w:tcBorders>
+            <w:shd w:val="clear" w:color="auto" w:fill="3C78D8"/>
+            <w:tcMar>
+              <w:top w:w="30" w:type="dxa"/>
+              <w:left w:w="45" w:type="dxa"/>
+              <w:bottom w:w="30" w:type="dxa"/>
+              <w:right w:w="45" w:type="dxa"/>
+            </w:tcMar>
+            <w:vAlign w:val="bottom"/>
+            <w:hideMark/>
+          </w:tcPr>
+          <w:p>
+            <w:pPr>
+              <w:spacing w:after="0" w:line="240" w:lineRule="auto"/>
+              <w:jc w:val="center"/>
+              <w:rPr>
+                <w:rFonts w:eastAsia="Times New Roman"/>
+                <w:b/>
+                <w:bCs/>
+                <w:color w:val="FFFFFF"/>
+                <w:sz w:val="26"/>
+                <w:szCs w:val="26"/>
+              </w:rPr>
+            </w:pPr>
+            <w:r>
+              <w:rPr>
+                <w:rFonts w:eastAsia="Times New Roman"/>
+                <w:b/>
+                <w:bCs/>
+                <w:color w:val="FFFFFF"/>
+                <w:sz w:val="26"/>
+                <w:szCs w:val="26"/>
+              </w:rPr>
+              <w:t>Requerimientos Funcionales - GDI-IA</w:t>
+            </w:r>
+          </w:p>
+        </w:tc>
+      </w:tr>
+      <w:tr>
+        <w:trPr>
+          <w:trHeight w:val="315"/>
+        </w:trPr>
+        <w:tc>
+          <w:tcPr>
+            <w:tcW w:w="0" w:type="auto"/>
+            <w:tcBorders>
+              <w:top w:val="single" w:sz="6" w:space="0" w:color="CCCCCC"/>
+              <w:left w:val="single" w:sz="6" w:space="0" w:color="000000"/>
+              <w:bottom w:val="single" w:sz="6" w:space="0" w:color="000000"/>
+              <w:right w:val="single" w:sz="6" w:space="0" w:color="000000"/>
+            </w:tcBorders>
+            <w:shd w:val="clear" w:color="auto" w:fill="A4C2F4"/>
+            <w:tcMar>
+              <w:top w:w="30" w:type="dxa"/>
+              <w:left w:w="45" w:type="dxa"/>
+              <w:bottom w:w="30" w:type="dxa"/>
+              <w:right w:w="45" w:type="dxa"/>
+            </w:tcMar>
+            <w:vAlign w:val="bottom"/>
+            <w:hideMark/>
+          </w:tcPr>
+          <w:p>
+            <w:pPr>
+              <w:spacing w:after="0" w:line="240" w:lineRule="auto"/>
+              <w:rPr>
+                <w:rFonts w:eastAsia="Times New Roman"/>
+              </w:rPr>
+            </w:pPr>
+            <w:r>
+              <w:rPr>
+                <w:rFonts w:eastAsia="Times New Roman"/>
+              </w:rPr>
+              <w:t>REQS</w:t>
+            </w:r>
+          </w:p>
+        </w:tc>
+        <w:tc>
+          <w:tcPr>
+            <w:tcW w:w="0" w:type="auto"/>
+            <w:tcBorders>
+              <w:top w:val="single" w:sz="6" w:space="0" w:color="CCCCCC"/>
+              <w:left w:val="single" w:sz="6" w:space="0" w:color="CCCCCC"/>
+              <w:bottom w:val="single" w:sz="6" w:space="0" w:color="000000"/>
+              <w:right w:val="single" w:sz="6" w:space="0" w:color="000000"/>
+            </w:tcBorders>
+            <w:shd w:val="clear" w:color="auto" w:fill="A4C2F4"/>
+            <w:tcMar>
+              <w:top w:w="30" w:type="dxa"/>
+              <w:left w:w="45" w:type="dxa"/>
+              <w:bottom w:w="30" w:type="dxa"/>
+              <w:right w:w="45" w:type="dxa"/>
+            </w:tcMar>
+            <w:vAlign w:val="bottom"/>
+            <w:hideMark/>
+          </w:tcPr>
+          <w:p>
+            <w:pPr>
+              <w:spacing w:after="0" w:line="240" w:lineRule="auto"/>
+              <w:rPr>
+                <w:rFonts w:eastAsia="Times New Roman"/>
+              </w:rPr>
+            </w:pPr>
+            <w:r>
+              <w:rPr>
+                <w:rFonts w:eastAsia="Times New Roman"/>
+              </w:rPr>
+              <w:t>REQUERIMIENTO</w:t>
+            </w:r>
+          </w:p>
+        </w:tc>
+        <w:tc>
+          <w:tcPr>
+            <w:tcW w:w="0" w:type="auto"/>
+            <w:tcBorders>
+              <w:top w:val="single" w:sz="6" w:space="0" w:color="CCCCCC"/>
+              <w:left w:val="single" w:sz="6" w:space="0" w:color="CCCCCC"/>
+              <w:bottom w:val="single" w:sz="6" w:space="0" w:color="000000"/>
+              <w:right w:val="single" w:sz="6" w:space="0" w:color="000000"/>
+            </w:tcBorders>
+            <w:shd w:val="clear" w:color="auto" w:fill="A4C2F4"/>
+            <w:tcMar>
+              <w:top w:w="30" w:type="dxa"/>
+              <w:left w:w="45" w:type="dxa"/>
+              <w:bottom w:w="30" w:type="dxa"/>
+              <w:right w:w="45" w:type="dxa"/>
+            </w:tcMar>
+            <w:vAlign w:val="bottom"/>
+            <w:hideMark/>
+          </w:tcPr>
+          <w:p>
+            <w:pPr>
+              <w:spacing w:after="0" w:line="240" w:lineRule="auto"/>
+              <w:rPr>
+                <w:rFonts w:eastAsia="Times New Roman"/>
+              </w:rPr>
+            </w:pPr>
+            <w:r>
+              <w:rPr>
+                <w:rFonts w:eastAsia="Times New Roman"/>
+              </w:rPr>
+              <w:t>DESCRIPCION</w:t>
+            </w:r>
+          </w:p>
+        </w:tc>
+        <w:tc>
+          <w:tcPr>
+            <w:tcW w:w="0" w:type="auto"/>
+            <w:tcBorders>
+              <w:top w:val="single" w:sz="6" w:space="0" w:color="CCCCCC"/>
+              <w:left w:val="single" w:sz="6" w:space="0" w:color="CCCCCC"/>
+              <w:bottom w:val="single" w:sz="6" w:space="0" w:color="000000"/>
+              <w:right w:val="single" w:sz="6" w:space="0" w:color="000000"/>
+            </w:tcBorders>
+            <w:shd w:val="clear" w:color="auto" w:fill="A4C2F4"/>
+            <w:tcMar>
+              <w:top w:w="30" w:type="dxa"/>
+              <w:left w:w="45" w:type="dxa"/>
+              <w:bottom w:w="30" w:type="dxa"/>
+              <w:right w:w="45" w:type="dxa"/>
+            </w:tcMar>
+            <w:vAlign w:val="bottom"/>
+            <w:hideMark/>
+          </w:tcPr>
+          <w:p>
+            <w:pPr>
+              <w:spacing w:after="0" w:line="240" w:lineRule="auto"/>
+              <w:rPr>
+                <w:rFonts w:eastAsia="Times New Roman"/>
+              </w:rPr>
+            </w:pPr>
+            <w:r>
+              <w:rPr>
+                <w:rFonts w:eastAsia="Times New Roman"/>
+              </w:rPr>
+              <w:t>PRIORIDAD</w:t>
+            </w:r>
+          </w:p>
+        </w:tc>
+        <w:tc>
+          <w:tcPr>
+            <w:tcW w:w="0" w:type="auto"/>
+            <w:tcBorders>
+              <w:top w:val="single" w:sz="6" w:space="0" w:color="CCCCCC"/>
+              <w:left w:val="single" w:sz="6" w:space="0" w:color="CCCCCC"/>
+              <w:bottom w:val="single" w:sz="6" w:space="0" w:color="000000"/>
+              <w:right w:val="single" w:sz="6" w:space="0" w:color="000000"/>
+            </w:tcBorders>
+            <w:shd w:val="clear" w:color="auto" w:fill="A4C2F4"/>
+            <w:tcMar>
+              <w:top w:w="30" w:type="dxa"/>
+              <w:left w:w="45" w:type="dxa"/>
+              <w:bottom w:w="30" w:type="dxa"/>
+              <w:right w:w="45" w:type="dxa"/>
+            </w:tcMar>
+            <w:vAlign w:val="bottom"/>
+            <w:hideMark/>
+          </w:tcPr>
+          <w:p>
+            <w:pPr>
+              <w:spacing w:after="0" w:line="240" w:lineRule="auto"/>
+              <w:rPr>
+                <w:rFonts w:eastAsia="Times New Roman"/>
+              </w:rPr>
+            </w:pPr>
+            <w:r>
+              <w:rPr>
+                <w:rFonts w:eastAsia="Times New Roman"/>
+              </w:rPr>
+              <w:t>URGENCIAS</w:t>
+            </w:r>
+          </w:p>
+        </w:tc>
+        <w:tc>
+          <w:tcPr>
+            <w:tcW w:w="0" w:type="auto"/>
+            <w:tcBorders>
+              <w:top w:val="single" w:sz="6" w:space="0" w:color="CCCCCC"/>
+              <w:left w:val="single" w:sz="6" w:space="0" w:color="CCCCCC"/>
+              <w:bottom w:val="single" w:sz="6" w:space="0" w:color="000000"/>
+              <w:right w:val="single" w:sz="6" w:space="0" w:color="000000"/>
+            </w:tcBorders>
+            <w:shd w:val="clear" w:color="auto" w:fill="A4C2F4"/>
+            <w:tcMar>
+              <w:top w:w="30" w:type="dxa"/>
+              <w:left w:w="45" w:type="dxa"/>
+              <w:bottom w:w="30" w:type="dxa"/>
+              <w:right w:w="45" w:type="dxa"/>
+            </w:tcMar>
+            <w:vAlign w:val="bottom"/>
+            <w:hideMark/>
+          </w:tcPr>
+          <w:p>
+            <w:pPr>
+              <w:spacing w:after="0" w:line="240" w:lineRule="auto"/>
+              <w:rPr>
+                <w:rFonts w:eastAsia="Times New Roman"/>
+              </w:rPr>
+            </w:pPr>
+            <w:r>
+              <w:rPr>
+                <w:rFonts w:eastAsia="Times New Roman"/>
+              </w:rPr>
+              <w:t>ESTADO DE DESARROLLO</w:t>
+            </w:r>
+          </w:p>
+        </w:tc>
+        <w:tc>
+          <w:tcPr>
+            <w:tcW w:w="0" w:type="auto"/>
+            <w:tcBorders>
+              <w:top w:val="single" w:sz="6" w:space="0" w:color="CCCCCC"/>
+              <w:left w:val="single" w:sz="6" w:space="0" w:color="CCCCCC"/>
+              <w:bottom w:val="single" w:sz="6" w:space="0" w:color="000000"/>
+              <w:right w:val="single" w:sz="6" w:space="0" w:color="000000"/>
+            </w:tcBorders>
+            <w:shd w:val="clear" w:color="auto" w:fill="A4C2F4"/>
+            <w:tcMar>
+              <w:top w:w="30" w:type="dxa"/>
+              <w:left w:w="45" w:type="dxa"/>
+              <w:bottom w:w="30" w:type="dxa"/>
+              <w:right w:w="45" w:type="dxa"/>
+            </w:tcMar>
+            <w:vAlign w:val="bottom"/>
+            <w:hideMark/>
+          </w:tcPr>
+          <w:p>
+            <w:pPr>
+              <w:spacing w:after="0" w:line="240" w:lineRule="auto"/>
+              <w:rPr>
+                <w:rFonts w:eastAsia="Times New Roman"/>
+              </w:rPr>
+            </w:pPr>
+            <w:r>
+              <w:rPr>
+                <w:rFonts w:eastAsia="Times New Roman"/>
+              </w:rPr>
+              <w:t>ESTABILIDAD</w:t>
+            </w:r>
+          </w:p>
+        </w:tc>
+      </w:tr>
+      <w:tr>
+        <w:trPr>
+          <w:trHeight w:val="315"/>
+        </w:trPr>
+        <w:tc>
+          <w:tcPr>
+            <w:tcW w:w="0" w:type="auto"/>
+            <w:tcBorders>
+              <w:top w:val="single" w:sz="6" w:space="0" w:color="CCCCCC"/>
+              <w:left w:val="single" w:sz="6" w:space="0" w:color="000000"/>
+              <w:bottom w:val="single" w:sz="6" w:space="0" w:color="000000"/>
+              <w:right w:val="single" w:sz="6" w:space="0" w:color="000000"/>
+            </w:tcBorders>
+            <w:shd w:val="clear" w:color="auto" w:fill="A4C2F4"/>
+            <w:tcMar>
+              <w:top w:w="30" w:type="dxa"/>
+              <w:left w:w="45" w:type="dxa"/>
+              <w:bottom w:w="30" w:type="dxa"/>
+              <w:right w:w="45" w:type="dxa"/>
+            </w:tcMar>
+            <w:vAlign w:val="bottom"/>
+            <w:hideMark/>
+          </w:tcPr>
+          <w:p>
+            <w:pPr>
+              <w:spacing w:after="0" w:line="240" w:lineRule="auto"/>
+              <w:rPr>
+                <w:rFonts w:eastAsia="Times New Roman"/>
+              </w:rPr>
+            </w:pPr>
+            <w:r>
+              <w:rPr>
+                <w:rFonts w:eastAsia="Times New Roman"/>
+              </w:rPr>
+              <w:t>RF001</w:t>
+            </w:r>
+          </w:p>
+        </w:tc>
+        <w:tc>
+          <w:tcPr>
+            <w:tcW w:w="0" w:type="auto"/>
+            <w:tcBorders>
+              <w:top w:val="single" w:sz="6" w:space="0" w:color="CCCCCC"/>
+              <w:left w:val="single" w:sz="6" w:space="0" w:color="CCCCCC"/>
+              <w:bottom w:val="single" w:sz="6" w:space="0" w:color="000000"/>
+              <w:right w:val="single" w:sz="6" w:space="0" w:color="000000"/>
+            </w:tcBorders>
+            <w:shd w:val="clear" w:color="auto" w:fill="A4C2F4"/>
+            <w:tcMar>
+              <w:top w:w="30" w:type="dxa"/>
+              <w:left w:w="45" w:type="dxa"/>
+              <w:bottom w:w="30" w:type="dxa"/>
+              <w:right w:w="45" w:type="dxa"/>
+            </w:tcMar>
+            <w:vAlign w:val="bottom"/>
+            <w:hideMark/>
+          </w:tcPr>
+          <w:p>
+            <w:pPr>
+              <w:spacing w:after="0" w:line="240" w:lineRule="auto"/>
+              <w:rPr>
+                <w:rFonts w:eastAsia="Times New Roman"/>
+              </w:rPr>
+            </w:pPr>
+            <w:r>
+              <w:rPr>
+                <w:rFonts w:eastAsia="Times New Roman"/>
+              </w:rPr>
+              <w:t>RegistroUsuario</w:t>
+            </w:r>
+          </w:p>
+        </w:tc>
+        <w:tc>
+          <w:tcPr>
+            <w:tcW w:w="0" w:type="auto"/>
+            <w:tcBorders>
+              <w:top w:val="single" w:sz="6" w:space="0" w:color="CCCCCC"/>
+              <w:left w:val="single" w:sz="6" w:space="0" w:color="CCCCCC"/>
+              <w:bottom w:val="single" w:sz="6" w:space="0" w:color="000000"/>
+              <w:right w:val="single" w:sz="6" w:space="0" w:color="000000"/>
+            </w:tcBorders>
+            <w:shd w:val="clear" w:color="auto" w:fill="A4C2F4"/>
+            <w:tcMar>
+              <w:top w:w="30" w:type="dxa"/>
+              <w:left w:w="45" w:type="dxa"/>
+              <w:bottom w:w="30" w:type="dxa"/>
+              <w:right w:w="45" w:type="dxa"/>
+            </w:tcMar>
+            <w:vAlign w:val="bottom"/>
+            <w:hideMark/>
+          </w:tcPr>
+          <w:p>
+            <w:pPr>
+              <w:spacing w:after="0" w:line="240" w:lineRule="auto"/>
+              <w:rPr>
+                <w:rFonts w:eastAsia="Times New Roman"/>
+              </w:rPr>
+            </w:pPr>
+            <w:r>
+              <w:rPr>
+                <w:rFonts w:eastAsia="Times New Roman"/>
+              </w:rPr>
+              <w:t>El sistema web debe permitir la creacion de cuentas a los usuario nuevos</w:t>
+            </w:r>
+          </w:p>
+        </w:tc>
+        <w:tc>
+          <w:tcPr>
+            <w:tcW w:w="0" w:type="auto"/>
+            <w:tcBorders>
+              <w:top w:val="single" w:sz="6" w:space="0" w:color="CCCCCC"/>
+              <w:left w:val="single" w:sz="6" w:space="0" w:color="CCCCCC"/>
+              <w:bottom w:val="single" w:sz="6" w:space="0" w:color="000000"/>
+              <w:right w:val="single" w:sz="6" w:space="0" w:color="000000"/>
+            </w:tcBorders>
+            <w:shd w:val="clear" w:color="auto" w:fill="A4C2F4"/>
+            <w:tcMar>
+              <w:top w:w="30" w:type="dxa"/>
+              <w:left w:w="45" w:type="dxa"/>
+              <w:bottom w:w="30" w:type="dxa"/>
+              <w:right w:w="45" w:type="dxa"/>
+            </w:tcMar>
+            <w:vAlign w:val="bottom"/>
+            <w:hideMark/>
+          </w:tcPr>
+          <w:p>
+            <w:pPr>
+              <w:spacing w:after="0" w:line="240" w:lineRule="auto"/>
+              <w:rPr>
+                <w:rFonts w:eastAsia="Times New Roman"/>
+              </w:rPr>
+            </w:pPr>
+            <w:r>
+              <w:rPr>
+                <w:rFonts w:eastAsia="Times New Roman"/>
+              </w:rPr>
+              <w:t>Alta</w:t>
+            </w:r>
+          </w:p>
+        </w:tc>
+        <w:tc>
+          <w:tcPr>
+            <w:tcW w:w="0" w:type="auto"/>
+            <w:tcBorders>
+              <w:top w:val="single" w:sz="6" w:space="0" w:color="CCCCCC"/>
+              <w:left w:val="single" w:sz="6" w:space="0" w:color="CCCCCC"/>
+              <w:bottom w:val="single" w:sz="6" w:space="0" w:color="000000"/>
+              <w:right w:val="single" w:sz="6" w:space="0" w:color="000000"/>
+            </w:tcBorders>
+            <w:shd w:val="clear" w:color="auto" w:fill="A4C2F4"/>
+            <w:tcMar>
+              <w:top w:w="30" w:type="dxa"/>
+              <w:left w:w="45" w:type="dxa"/>
+              <w:bottom w:w="30" w:type="dxa"/>
+              <w:right w:w="45" w:type="dxa"/>
+            </w:tcMar>
+            <w:vAlign w:val="bottom"/>
+            <w:hideMark/>
+          </w:tcPr>
+          <w:p>
+            <w:pPr>
+              <w:spacing w:after="0" w:line="240" w:lineRule="auto"/>
+              <w:rPr>
+                <w:rFonts w:eastAsia="Times New Roman"/>
+              </w:rPr>
+            </w:pPr>
+            <w:r>
+              <w:rPr>
+                <w:rFonts w:eastAsia="Times New Roman"/>
+              </w:rPr>
+              <w:t>Necesario</w:t>
+            </w:r>
+          </w:p>
+        </w:tc>
+        <w:tc>
+          <w:tcPr>
+            <w:tcW w:w="0" w:type="auto"/>
+            <w:tcBorders>
+              <w:top w:val="single" w:sz="6" w:space="0" w:color="CCCCCC"/>
+              <w:left w:val="single" w:sz="6" w:space="0" w:color="CCCCCC"/>
+              <w:bottom w:val="single" w:sz="6" w:space="0" w:color="000000"/>
+              <w:right w:val="single" w:sz="6" w:space="0" w:color="000000"/>
+            </w:tcBorders>
+            <w:shd w:val="clear" w:color="auto" w:fill="A4C2F4"/>
+            <w:tcMar>
+              <w:top w:w="30" w:type="dxa"/>
+              <w:left w:w="45" w:type="dxa"/>
+              <w:bottom w:w="30" w:type="dxa"/>
+              <w:right w:w="45" w:type="dxa"/>
+            </w:tcMar>
+            <w:vAlign w:val="bottom"/>
+            <w:hideMark/>
+          </w:tcPr>
+          <w:p>
+            <w:pPr>
+              <w:spacing w:after="0" w:line="240" w:lineRule="auto"/>
+              <w:rPr>
+                <w:rFonts w:eastAsia="Times New Roman"/>
+              </w:rPr>
+            </w:pPr>
+            <w:r>
+              <w:rPr>
+                <w:rFonts w:eastAsia="Times New Roman"/>
+              </w:rPr>
+              <w:t>Terminado</w:t>
+            </w:r>
+          </w:p>
+        </w:tc>
+        <w:tc>
+          <w:tcPr>
+            <w:tcW w:w="0" w:type="auto"/>
+            <w:tcBorders>
+              <w:top w:val="single" w:sz="6" w:space="0" w:color="CCCCCC"/>
+              <w:left w:val="single" w:sz="6" w:space="0" w:color="CCCCCC"/>
+              <w:bottom w:val="single" w:sz="6" w:space="0" w:color="000000"/>
+              <w:right w:val="single" w:sz="6" w:space="0" w:color="000000"/>
+            </w:tcBorders>
+            <w:shd w:val="clear" w:color="auto" w:fill="A4C2F4"/>
+            <w:tcMar>
+              <w:top w:w="30" w:type="dxa"/>
+              <w:left w:w="45" w:type="dxa"/>
+              <w:bottom w:w="30" w:type="dxa"/>
+              <w:right w:w="45" w:type="dxa"/>
+            </w:tcMar>
+            <w:vAlign w:val="bottom"/>
+            <w:hideMark/>
+          </w:tcPr>
+          <w:p>
+            <w:pPr>
+              <w:spacing w:after="0" w:line="240" w:lineRule="auto"/>
+              <w:rPr>
+                <w:rFonts w:eastAsia="Times New Roman"/>
+              </w:rPr>
+            </w:pPr>
+            <w:r>
+              <w:rPr>
+                <w:rFonts w:eastAsia="Times New Roman"/>
+              </w:rPr>
+              <w:t>Alta</w:t>
+            </w:r>
+          </w:p>
+        </w:tc>
+      </w:tr>
+      <w:tr>
+        <w:trPr>
+          <w:trHeight w:val="315"/>
+        </w:trPr>
+        <w:tc>
+          <w:tcPr>
+            <w:tcW w:w="0" w:type="auto"/>
+            <w:tcBorders>
+              <w:top w:val="single" w:sz="6" w:space="0" w:color="CCCCCC"/>
+              <w:left w:val="single" w:sz="6" w:space="0" w:color="000000"/>
+              <w:bottom w:val="single" w:sz="6" w:space="0" w:color="000000"/>
+              <w:right w:val="single" w:sz="6" w:space="0" w:color="000000"/>
+            </w:tcBorders>
+            <w:shd w:val="clear" w:color="auto" w:fill="A4C2F4"/>
+            <w:tcMar>
+              <w:top w:w="30" w:type="dxa"/>
+              <w:left w:w="45" w:type="dxa"/>
+              <w:bottom w:w="30" w:type="dxa"/>
+              <w:right w:w="45" w:type="dxa"/>
+            </w:tcMar>
+            <w:vAlign w:val="bottom"/>
+            <w:hideMark/>
+          </w:tcPr>
+          <w:p>
+            <w:pPr>
+              <w:spacing w:after="0" w:line="240" w:lineRule="auto"/>
+              <w:rPr>
+                <w:rFonts w:eastAsia="Times New Roman"/>
+              </w:rPr>
+            </w:pPr>
+            <w:r>
+              <w:rPr>
+                <w:rFonts w:eastAsia="Times New Roman"/>
+              </w:rPr>
+              <w:t>RF002</w:t>
+            </w:r>
+          </w:p>
+        </w:tc>
+        <w:tc>
+          <w:tcPr>
+            <w:tcW w:w="0" w:type="auto"/>
+            <w:tcBorders>
+              <w:top w:val="single" w:sz="6" w:space="0" w:color="CCCCCC"/>
+              <w:left w:val="single" w:sz="6" w:space="0" w:color="CCCCCC"/>
+              <w:bottom w:val="single" w:sz="6" w:space="0" w:color="000000"/>
+              <w:right w:val="single" w:sz="6" w:space="0" w:color="000000"/>
+            </w:tcBorders>
+            <w:shd w:val="clear" w:color="auto" w:fill="A4C2F4"/>
+            <w:tcMar>
+              <w:top w:w="30" w:type="dxa"/>
+              <w:left w:w="45" w:type="dxa"/>
+              <w:bottom w:w="30" w:type="dxa"/>
+              <w:right w:w="45" w:type="dxa"/>
+            </w:tcMar>
+            <w:vAlign w:val="bottom"/>
+            <w:hideMark/>
+          </w:tcPr>
+          <w:p>
+            <w:pPr>
+              <w:spacing w:after="0" w:line="240" w:lineRule="auto"/>
+              <w:rPr>
+                <w:rFonts w:eastAsia="Times New Roman"/>
+              </w:rPr>
+            </w:pPr>
+            <w:r>
+              <w:rPr>
+                <w:rFonts w:eastAsia="Times New Roman"/>
+              </w:rPr>
+              <w:t>RegistroAdmin</w:t>
+            </w:r>
+          </w:p>
+        </w:tc>
+        <w:tc>
+          <w:tcPr>
+            <w:tcW w:w="0" w:type="auto"/>
+            <w:tcBorders>
+              <w:top w:val="single" w:sz="6" w:space="0" w:color="CCCCCC"/>
+              <w:left w:val="single" w:sz="6" w:space="0" w:color="CCCCCC"/>
+              <w:bottom w:val="single" w:sz="6" w:space="0" w:color="000000"/>
+              <w:right w:val="single" w:sz="6" w:space="0" w:color="000000"/>
+            </w:tcBorders>
+            <w:shd w:val="clear" w:color="auto" w:fill="A4C2F4"/>
+            <w:tcMar>
+              <w:top w:w="30" w:type="dxa"/>
+              <w:left w:w="45" w:type="dxa"/>
+              <w:bottom w:w="30" w:type="dxa"/>
+              <w:right w:w="45" w:type="dxa"/>
+            </w:tcMar>
+            <w:vAlign w:val="bottom"/>
+            <w:hideMark/>
+          </w:tcPr>
+          <w:p>
+            <w:pPr>
+              <w:spacing w:after="0" w:line="240" w:lineRule="auto"/>
+              <w:rPr>
+                <w:rFonts w:eastAsia="Times New Roman"/>
+              </w:rPr>
+            </w:pPr>
+            <w:r>
+              <w:rPr>
+                <w:rFonts w:eastAsia="Times New Roman"/>
+              </w:rPr>
+              <w:t xml:space="preserve">El sistema web debe permitir la </w:t>
+            </w:r>
+            <w:r>
+              <w:rPr>
+                <w:rFonts w:eastAsia="Times New Roman"/>
+              </w:rPr>
+              <w:lastRenderedPageBreak/>
+              <w:t>creacion de cuentas para administrador</w:t>
+            </w:r>
+          </w:p>
+        </w:tc>
+        <w:tc>
+          <w:tcPr>
+            <w:tcW w:w="0" w:type="auto"/>
+            <w:tcBorders>
+              <w:top w:val="single" w:sz="6" w:space="0" w:color="CCCCCC"/>
+              <w:left w:val="single" w:sz="6" w:space="0" w:color="CCCCCC"/>
+              <w:bottom w:val="single" w:sz="6" w:space="0" w:color="000000"/>
+              <w:right w:val="single" w:sz="6" w:space="0" w:color="000000"/>
+            </w:tcBorders>
+            <w:shd w:val="clear" w:color="auto" w:fill="A4C2F4"/>
+            <w:tcMar>
+              <w:top w:w="30" w:type="dxa"/>
+              <w:left w:w="45" w:type="dxa"/>
+              <w:bottom w:w="30" w:type="dxa"/>
+              <w:right w:w="45" w:type="dxa"/>
+            </w:tcMar>
+            <w:vAlign w:val="bottom"/>
+            <w:hideMark/>
+          </w:tcPr>
+          <w:p>
+            <w:pPr>
+              <w:spacing w:after="0" w:line="240" w:lineRule="auto"/>
+              <w:rPr>
+                <w:rFonts w:eastAsia="Times New Roman"/>
+              </w:rPr>
+            </w:pPr>
+            <w:r>
+              <w:rPr>
+                <w:rFonts w:eastAsia="Times New Roman"/>
+              </w:rPr>
+              <w:lastRenderedPageBreak/>
+              <w:t>Alta</w:t>
+            </w:r>
+          </w:p>
+        </w:tc>
+        <w:tc>
+          <w:tcPr>
+            <w:tcW w:w="0" w:type="auto"/>
+            <w:tcBorders>
+              <w:top w:val="single" w:sz="6" w:space="0" w:color="CCCCCC"/>
+              <w:left w:val="single" w:sz="6" w:space="0" w:color="CCCCCC"/>
+              <w:bottom w:val="single" w:sz="6" w:space="0" w:color="000000"/>
+              <w:right w:val="single" w:sz="6" w:space="0" w:color="000000"/>
+            </w:tcBorders>
+            <w:shd w:val="clear" w:color="auto" w:fill="A4C2F4"/>
+            <w:tcMar>
+              <w:top w:w="30" w:type="dxa"/>
+              <w:left w:w="45" w:type="dxa"/>
+              <w:bottom w:w="30" w:type="dxa"/>
+              <w:right w:w="45" w:type="dxa"/>
+            </w:tcMar>
+            <w:vAlign w:val="bottom"/>
+            <w:hideMark/>
+          </w:tcPr>
+          <w:p>
+            <w:pPr>
+              <w:spacing w:after="0" w:line="240" w:lineRule="auto"/>
+              <w:rPr>
+                <w:rFonts w:eastAsia="Times New Roman"/>
+              </w:rPr>
+            </w:pPr>
+            <w:r>
+              <w:rPr>
+                <w:rFonts w:eastAsia="Times New Roman"/>
+              </w:rPr>
+              <w:t>Necesario</w:t>
+            </w:r>
+          </w:p>
+        </w:tc>
+        <w:tc>
+          <w:tcPr>
+            <w:tcW w:w="0" w:type="auto"/>
+            <w:tcBorders>
+              <w:top w:val="single" w:sz="6" w:space="0" w:color="CCCCCC"/>
+              <w:left w:val="single" w:sz="6" w:space="0" w:color="CCCCCC"/>
+              <w:bottom w:val="single" w:sz="6" w:space="0" w:color="000000"/>
+              <w:right w:val="single" w:sz="6" w:space="0" w:color="000000"/>
+            </w:tcBorders>
+            <w:shd w:val="clear" w:color="auto" w:fill="A4C2F4"/>
+            <w:tcMar>
+              <w:top w:w="30" w:type="dxa"/>
+              <w:left w:w="45" w:type="dxa"/>
+              <w:bottom w:w="30" w:type="dxa"/>
+              <w:right w:w="45" w:type="dxa"/>
+            </w:tcMar>
+            <w:vAlign w:val="bottom"/>
+            <w:hideMark/>
+          </w:tcPr>
+          <w:p>
+            <w:pPr>
+              <w:spacing w:after="0" w:line="240" w:lineRule="auto"/>
+              <w:rPr>
+                <w:rFonts w:eastAsia="Times New Roman"/>
+              </w:rPr>
+            </w:pPr>
+            <w:r>
+              <w:rPr>
+                <w:rFonts w:eastAsia="Times New Roman"/>
+              </w:rPr>
+              <w:t>Terminado</w:t>
+            </w:r>
+          </w:p>
+        </w:tc>
+        <w:tc>
+          <w:tcPr>
+            <w:tcW w:w="0" w:type="auto"/>
+            <w:tcBorders>
+              <w:top w:val="single" w:sz="6" w:space="0" w:color="CCCCCC"/>
+              <w:left w:val="single" w:sz="6" w:space="0" w:color="CCCCCC"/>
+              <w:bottom w:val="single" w:sz="6" w:space="0" w:color="000000"/>
+              <w:right w:val="single" w:sz="6" w:space="0" w:color="000000"/>
+            </w:tcBorders>
+            <w:shd w:val="clear" w:color="auto" w:fill="A4C2F4"/>
+            <w:tcMar>
+              <w:top w:w="30" w:type="dxa"/>
+              <w:left w:w="45" w:type="dxa"/>
+              <w:bottom w:w="30" w:type="dxa"/>
+              <w:right w:w="45" w:type="dxa"/>
+            </w:tcMar>
+            <w:vAlign w:val="bottom"/>
+            <w:hideMark/>
+          </w:tcPr>
+          <w:p>
+            <w:pPr>
+              <w:spacing w:after="0" w:line="240" w:lineRule="auto"/>
+              <w:rPr>
+                <w:rFonts w:eastAsia="Times New Roman"/>
+              </w:rPr>
+            </w:pPr>
+            <w:r>
+              <w:rPr>
+                <w:rFonts w:eastAsia="Times New Roman"/>
+              </w:rPr>
+              <w:t>Alta</w:t>
+            </w:r>
+          </w:p>
+        </w:tc>
+      </w:tr>
+      <w:tr>
+        <w:trPr>
+          <w:trHeight w:val="315"/>
+        </w:trPr>
+        <w:tc>
+          <w:tcPr>
+            <w:tcW w:w="0" w:type="auto"/>
+            <w:tcBorders>
+              <w:top w:val="single" w:sz="6" w:space="0" w:color="CCCCCC"/>
+              <w:left w:val="single" w:sz="6" w:space="0" w:color="000000"/>
+              <w:bottom w:val="single" w:sz="6" w:space="0" w:color="000000"/>
+              <w:right w:val="single" w:sz="6" w:space="0" w:color="000000"/>
+            </w:tcBorders>
+            <w:shd w:val="clear" w:color="auto" w:fill="A4C2F4"/>
+            <w:tcMar>
+              <w:top w:w="30" w:type="dxa"/>
+              <w:left w:w="45" w:type="dxa"/>
+              <w:bottom w:w="30" w:type="dxa"/>
+              <w:right w:w="45" w:type="dxa"/>
+            </w:tcMar>
+            <w:vAlign w:val="bottom"/>
+            <w:hideMark/>
+          </w:tcPr>
+          <w:p>
+            <w:pPr>
+              <w:spacing w:after="0" w:line="240" w:lineRule="auto"/>
+              <w:rPr>
+                <w:rFonts w:eastAsia="Times New Roman"/>
+              </w:rPr>
+            </w:pPr>
+            <w:r>
+              <w:rPr>
+                <w:rFonts w:eastAsia="Times New Roman"/>
+              </w:rPr>
+              <w:t>RF003</w:t>
+            </w:r>
+          </w:p>
+        </w:tc>
+        <w:tc>
+          <w:tcPr>
+            <w:tcW w:w="0" w:type="auto"/>
+            <w:tcBorders>
+              <w:top w:val="single" w:sz="6" w:space="0" w:color="CCCCCC"/>
+              <w:left w:val="single" w:sz="6" w:space="0" w:color="CCCCCC"/>
+              <w:bottom w:val="single" w:sz="6" w:space="0" w:color="000000"/>
+              <w:right w:val="single" w:sz="6" w:space="0" w:color="000000"/>
+            </w:tcBorders>
+            <w:shd w:val="clear" w:color="auto" w:fill="A4C2F4"/>
+            <w:tcMar>
+              <w:top w:w="30" w:type="dxa"/>
+              <w:left w:w="45" w:type="dxa"/>
+              <w:bottom w:w="30" w:type="dxa"/>
+              <w:right w:w="45" w:type="dxa"/>
+            </w:tcMar>
+            <w:vAlign w:val="bottom"/>
+            <w:hideMark/>
+          </w:tcPr>
+          <w:p>
+            <w:pPr>
+              <w:spacing w:after="0" w:line="240" w:lineRule="auto"/>
+              <w:rPr>
+                <w:rFonts w:eastAsia="Times New Roman"/>
+              </w:rPr>
+            </w:pPr>
+            <w:r>
+              <w:rPr>
+                <w:rFonts w:eastAsia="Times New Roman"/>
+              </w:rPr>
+              <w:t>ModuloInput</w:t>
+            </w:r>
+          </w:p>
+        </w:tc>
+        <w:tc>
+          <w:tcPr>
+            <w:tcW w:w="0" w:type="auto"/>
+            <w:tcBorders>
+              <w:top w:val="single" w:sz="6" w:space="0" w:color="CCCCCC"/>
+              <w:left w:val="single" w:sz="6" w:space="0" w:color="CCCCCC"/>
+              <w:bottom w:val="single" w:sz="6" w:space="0" w:color="000000"/>
+              <w:right w:val="single" w:sz="6" w:space="0" w:color="000000"/>
+            </w:tcBorders>
+            <w:shd w:val="clear" w:color="auto" w:fill="A4C2F4"/>
+            <w:tcMar>
+              <w:top w:w="30" w:type="dxa"/>
+              <w:left w:w="45" w:type="dxa"/>
+              <w:bottom w:w="30" w:type="dxa"/>
+              <w:right w:w="45" w:type="dxa"/>
+            </w:tcMar>
+            <w:vAlign w:val="bottom"/>
+            <w:hideMark/>
+          </w:tcPr>
+          <w:p>
+            <w:pPr>
+              <w:spacing w:after="0" w:line="240" w:lineRule="auto"/>
+              <w:rPr>
+                <w:rFonts w:eastAsia="Times New Roman"/>
+              </w:rPr>
+            </w:pPr>
+            <w:r>
+              <w:rPr>
+                <w:rFonts w:eastAsia="Times New Roman"/>
+              </w:rPr>
+              <w:t>El sistema web debe tener un modulo para introducir la informacion clave dependiendo del formato escogido</w:t>
+            </w:r>
+          </w:p>
+        </w:tc>
+        <w:tc>
+          <w:tcPr>
+            <w:tcW w:w="0" w:type="auto"/>
+            <w:tcBorders>
+              <w:top w:val="single" w:sz="6" w:space="0" w:color="CCCCCC"/>
+              <w:left w:val="single" w:sz="6" w:space="0" w:color="CCCCCC"/>
+              <w:bottom w:val="single" w:sz="6" w:space="0" w:color="000000"/>
+              <w:right w:val="single" w:sz="6" w:space="0" w:color="000000"/>
+            </w:tcBorders>
+            <w:shd w:val="clear" w:color="auto" w:fill="A4C2F4"/>
+            <w:tcMar>
+              <w:top w:w="30" w:type="dxa"/>
+              <w:left w:w="45" w:type="dxa"/>
+              <w:bottom w:w="30" w:type="dxa"/>
+              <w:right w:w="45" w:type="dxa"/>
+            </w:tcMar>
+            <w:vAlign w:val="bottom"/>
+            <w:hideMark/>
+          </w:tcPr>
+          <w:p>
+            <w:pPr>
+              <w:spacing w:after="0" w:line="240" w:lineRule="auto"/>
+              <w:rPr>
+                <w:rFonts w:eastAsia="Times New Roman"/>
+              </w:rPr>
+            </w:pPr>
+            <w:r>
+              <w:rPr>
+                <w:rFonts w:eastAsia="Times New Roman"/>
+              </w:rPr>
+              <w:t>Alta</w:t>
+            </w:r>
+          </w:p>
+        </w:tc>
+        <w:tc>
+          <w:tcPr>
+            <w:tcW w:w="0" w:type="auto"/>
+            <w:tcBorders>
+              <w:top w:val="single" w:sz="6" w:space="0" w:color="CCCCCC"/>
+              <w:left w:val="single" w:sz="6" w:space="0" w:color="CCCCCC"/>
+              <w:bottom w:val="single" w:sz="6" w:space="0" w:color="000000"/>
+              <w:right w:val="single" w:sz="6" w:space="0" w:color="000000"/>
+            </w:tcBorders>
+            <w:shd w:val="clear" w:color="auto" w:fill="A4C2F4"/>
+            <w:tcMar>
+              <w:top w:w="30" w:type="dxa"/>
+              <w:left w:w="45" w:type="dxa"/>
+              <w:bottom w:w="30" w:type="dxa"/>
+              <w:right w:w="45" w:type="dxa"/>
+            </w:tcMar>
+            <w:vAlign w:val="bottom"/>
+            <w:hideMark/>
+          </w:tcPr>
+          <w:p>
+            <w:pPr>
+              <w:spacing w:after="0" w:line="240" w:lineRule="auto"/>
+              <w:rPr>
+                <w:rFonts w:eastAsia="Times New Roman"/>
+              </w:rPr>
+            </w:pPr>
+            <w:r>
+              <w:rPr>
+                <w:rFonts w:eastAsia="Times New Roman"/>
+              </w:rPr>
+              <w:t>Necesario</w:t>
+            </w:r>
+          </w:p>
+        </w:tc>
+        <w:tc>
+          <w:tcPr>
+            <w:tcW w:w="0" w:type="auto"/>
+            <w:tcBorders>
+              <w:top w:val="single" w:sz="6" w:space="0" w:color="CCCCCC"/>
+              <w:left w:val="single" w:sz="6" w:space="0" w:color="CCCCCC"/>
+              <w:bottom w:val="single" w:sz="6" w:space="0" w:color="000000"/>
+              <w:right w:val="single" w:sz="6" w:space="0" w:color="000000"/>
+            </w:tcBorders>
+            <w:shd w:val="clear" w:color="auto" w:fill="A4C2F4"/>
+            <w:tcMar>
+              <w:top w:w="30" w:type="dxa"/>
+              <w:left w:w="45" w:type="dxa"/>
+              <w:bottom w:w="30" w:type="dxa"/>
+              <w:right w:w="45" w:type="dxa"/>
+            </w:tcMar>
+            <w:vAlign w:val="bottom"/>
+            <w:hideMark/>
+          </w:tcPr>
+          <w:p>
+            <w:pPr>
+              <w:spacing w:after="0" w:line="240" w:lineRule="auto"/>
+              <w:rPr>
+                <w:rFonts w:eastAsia="Times New Roman"/>
+              </w:rPr>
+            </w:pPr>
+            <w:r>
+              <w:rPr>
+                <w:rFonts w:eastAsia="Times New Roman"/>
+              </w:rPr>
+              <w:t>En Proceso</w:t>
+            </w:r>
+          </w:p>
+        </w:tc>
+        <w:tc>
+          <w:tcPr>
+            <w:tcW w:w="0" w:type="auto"/>
+            <w:tcBorders>
+              <w:top w:val="single" w:sz="6" w:space="0" w:color="CCCCCC"/>
+              <w:left w:val="single" w:sz="6" w:space="0" w:color="CCCCCC"/>
+              <w:bottom w:val="single" w:sz="6" w:space="0" w:color="000000"/>
+              <w:right w:val="single" w:sz="6" w:space="0" w:color="000000"/>
+            </w:tcBorders>
+            <w:shd w:val="clear" w:color="auto" w:fill="A4C2F4"/>
+            <w:tcMar>
+              <w:top w:w="30" w:type="dxa"/>
+              <w:left w:w="45" w:type="dxa"/>
+              <w:bottom w:w="30" w:type="dxa"/>
+              <w:right w:w="45" w:type="dxa"/>
+            </w:tcMar>
+            <w:vAlign w:val="bottom"/>
+            <w:hideMark/>
+          </w:tcPr>
+          <w:p>
+            <w:pPr>
+              <w:spacing w:after="0" w:line="240" w:lineRule="auto"/>
+              <w:rPr>
+                <w:rFonts w:eastAsia="Times New Roman"/>
+              </w:rPr>
+            </w:pPr>
+            <w:r>
+              <w:rPr>
+                <w:rFonts w:eastAsia="Times New Roman"/>
+              </w:rPr>
+              <w:t>Media</w:t>
+            </w:r>
+          </w:p>
+        </w:tc>
+      </w:tr>
+      <w:tr>
+        <w:trPr>
+          <w:trHeight w:val="315"/>
+        </w:trPr>
+        <w:tc>
+          <w:tcPr>
+            <w:tcW w:w="0" w:type="auto"/>
+            <w:tcBorders>
+              <w:top w:val="single" w:sz="6" w:space="0" w:color="CCCCCC"/>
+              <w:left w:val="single" w:sz="6" w:space="0" w:color="000000"/>
+              <w:bottom w:val="single" w:sz="6" w:space="0" w:color="000000"/>
+              <w:right w:val="single" w:sz="6" w:space="0" w:color="000000"/>
+            </w:tcBorders>
+            <w:shd w:val="clear" w:color="auto" w:fill="A4C2F4"/>
+            <w:tcMar>
+              <w:top w:w="30" w:type="dxa"/>
+              <w:left w:w="45" w:type="dxa"/>
+              <w:bottom w:w="30" w:type="dxa"/>
+              <w:right w:w="45" w:type="dxa"/>
+            </w:tcMar>
+            <w:vAlign w:val="bottom"/>
+            <w:hideMark/>
+          </w:tcPr>
+          <w:p>
+            <w:pPr>
+              <w:spacing w:after="0" w:line="240" w:lineRule="auto"/>
+              <w:rPr>
+                <w:rFonts w:eastAsia="Times New Roman"/>
+              </w:rPr>
+            </w:pPr>
+            <w:r>
+              <w:rPr>
+                <w:rFonts w:eastAsia="Times New Roman"/>
+              </w:rPr>
+              <w:t>RF004</w:t>
+            </w:r>
+          </w:p>
+        </w:tc>
+        <w:tc>
+          <w:tcPr>
+            <w:tcW w:w="0" w:type="auto"/>
+            <w:tcBorders>
+              <w:top w:val="single" w:sz="6" w:space="0" w:color="CCCCCC"/>
+              <w:left w:val="single" w:sz="6" w:space="0" w:color="CCCCCC"/>
+              <w:bottom w:val="single" w:sz="6" w:space="0" w:color="000000"/>
+              <w:right w:val="single" w:sz="6" w:space="0" w:color="000000"/>
+            </w:tcBorders>
+            <w:shd w:val="clear" w:color="auto" w:fill="A4C2F4"/>
+            <w:tcMar>
+              <w:top w:w="30" w:type="dxa"/>
+              <w:left w:w="45" w:type="dxa"/>
+              <w:bottom w:w="30" w:type="dxa"/>
+              <w:right w:w="45" w:type="dxa"/>
+            </w:tcMar>
+            <w:vAlign w:val="bottom"/>
+            <w:hideMark/>
+          </w:tcPr>
+          <w:p>
+            <w:pPr>
+              <w:spacing w:after="0" w:line="240" w:lineRule="auto"/>
+              <w:rPr>
+                <w:rFonts w:eastAsia="Times New Roman"/>
+              </w:rPr>
+            </w:pPr>
+            <w:r>
+              <w:rPr>
+                <w:rFonts w:eastAsia="Times New Roman"/>
+              </w:rPr>
+              <w:t>SeleccionFormato</w:t>
+            </w:r>
+          </w:p>
+        </w:tc>
+        <w:tc>
+          <w:tcPr>
+            <w:tcW w:w="0" w:type="auto"/>
+            <w:tcBorders>
+              <w:top w:val="single" w:sz="6" w:space="0" w:color="CCCCCC"/>
+              <w:left w:val="single" w:sz="6" w:space="0" w:color="CCCCCC"/>
+              <w:bottom w:val="single" w:sz="6" w:space="0" w:color="000000"/>
+              <w:right w:val="single" w:sz="6" w:space="0" w:color="000000"/>
+            </w:tcBorders>
+            <w:shd w:val="clear" w:color="auto" w:fill="A4C2F4"/>
+            <w:tcMar>
+              <w:top w:w="30" w:type="dxa"/>
+              <w:left w:w="45" w:type="dxa"/>
+              <w:bottom w:w="30" w:type="dxa"/>
+              <w:right w:w="45" w:type="dxa"/>
+            </w:tcMar>
+            <w:vAlign w:val="bottom"/>
+            <w:hideMark/>
+          </w:tcPr>
+          <w:p>
+            <w:pPr>
+              <w:spacing w:after="0" w:line="240" w:lineRule="auto"/>
+              <w:rPr>
+                <w:rFonts w:eastAsia="Times New Roman"/>
+              </w:rPr>
+            </w:pPr>
+            <w:r>
+              <w:rPr>
+                <w:rFonts w:eastAsia="Times New Roman"/>
+              </w:rPr>
+              <w:t>El sistema web debe permitir la seleccion del formato estandarizado para iniciar un nuevo documento</w:t>
+            </w:r>
+          </w:p>
+        </w:tc>
+        <w:tc>
+          <w:tcPr>
+            <w:tcW w:w="0" w:type="auto"/>
+            <w:tcBorders>
+              <w:top w:val="single" w:sz="6" w:space="0" w:color="CCCCCC"/>
+              <w:left w:val="single" w:sz="6" w:space="0" w:color="CCCCCC"/>
+              <w:bottom w:val="single" w:sz="6" w:space="0" w:color="000000"/>
+              <w:right w:val="single" w:sz="6" w:space="0" w:color="000000"/>
+            </w:tcBorders>
+            <w:shd w:val="clear" w:color="auto" w:fill="A4C2F4"/>
+            <w:tcMar>
+              <w:top w:w="30" w:type="dxa"/>
+              <w:left w:w="45" w:type="dxa"/>
+              <w:bottom w:w="30" w:type="dxa"/>
+              <w:right w:w="45" w:type="dxa"/>
+            </w:tcMar>
+            <w:vAlign w:val="bottom"/>
+            <w:hideMark/>
+          </w:tcPr>
+          <w:p>
+            <w:pPr>
+              <w:spacing w:after="0" w:line="240" w:lineRule="auto"/>
+              <w:rPr>
+                <w:rFonts w:eastAsia="Times New Roman"/>
+              </w:rPr>
+            </w:pPr>
+            <w:r>
+              <w:rPr>
+                <w:rFonts w:eastAsia="Times New Roman"/>
+              </w:rPr>
+              <w:t>Alta</w:t>
+            </w:r>
+          </w:p>
+        </w:tc>
+        <w:tc>
+          <w:tcPr>
+            <w:tcW w:w="0" w:type="auto"/>
+            <w:tcBorders>
+              <w:top w:val="single" w:sz="6" w:space="0" w:color="CCCCCC"/>
+              <w:left w:val="single" w:sz="6" w:space="0" w:color="CCCCCC"/>
+              <w:bottom w:val="single" w:sz="6" w:space="0" w:color="000000"/>
+              <w:right w:val="single" w:sz="6" w:space="0" w:color="000000"/>
+            </w:tcBorders>
+            <w:shd w:val="clear" w:color="auto" w:fill="A4C2F4"/>
+            <w:tcMar>
+              <w:top w:w="30" w:type="dxa"/>
+              <w:left w:w="45" w:type="dxa"/>
+              <w:bottom w:w="30" w:type="dxa"/>
+              <w:right w:w="45" w:type="dxa"/>
+            </w:tcMar>
+            <w:vAlign w:val="bottom"/>
+            <w:hideMark/>
+          </w:tcPr>
+          <w:p>
+            <w:pPr>
+              <w:spacing w:after="0" w:line="240" w:lineRule="auto"/>
+              <w:rPr>
+                <w:rFonts w:eastAsia="Times New Roman"/>
+              </w:rPr>
+            </w:pPr>
+            <w:r>
+              <w:rPr>
+                <w:rFonts w:eastAsia="Times New Roman"/>
+              </w:rPr>
+              <w:t>Necesario</w:t>
+            </w:r>
+          </w:p>
+        </w:tc>
+        <w:tc>
+          <w:tcPr>
+            <w:tcW w:w="0" w:type="auto"/>
+            <w:tcBorders>
+              <w:top w:val="single" w:sz="6" w:space="0" w:color="CCCCCC"/>
+              <w:left w:val="single" w:sz="6" w:space="0" w:color="CCCCCC"/>
+              <w:bottom w:val="single" w:sz="6" w:space="0" w:color="000000"/>
+              <w:right w:val="single" w:sz="6" w:space="0" w:color="000000"/>
+            </w:tcBorders>
+            <w:shd w:val="clear" w:color="auto" w:fill="A4C2F4"/>
+            <w:tcMar>
+              <w:top w:w="30" w:type="dxa"/>
+              <w:left w:w="45" w:type="dxa"/>
+              <w:bottom w:w="30" w:type="dxa"/>
+              <w:right w:w="45" w:type="dxa"/>
+            </w:tcMar>
+            <w:vAlign w:val="bottom"/>
+            <w:hideMark/>
+          </w:tcPr>
+          <w:p>
+            <w:pPr>
+              <w:spacing w:after="0" w:line="240" w:lineRule="auto"/>
+              <w:rPr>
+                <w:rFonts w:eastAsia="Times New Roman"/>
+              </w:rPr>
+            </w:pPr>
+            <w:r>
+              <w:rPr>
+                <w:rFonts w:eastAsia="Times New Roman"/>
+              </w:rPr>
+              <w:t>En Proceso</w:t>
+            </w:r>
+          </w:p>
+        </w:tc>
+        <w:tc>
+          <w:tcPr>
+            <w:tcW w:w="0" w:type="auto"/>
+            <w:tcBorders>
+              <w:top w:val="single" w:sz="6" w:space="0" w:color="CCCCCC"/>
+              <w:left w:val="single" w:sz="6" w:space="0" w:color="CCCCCC"/>
+              <w:bottom w:val="single" w:sz="6" w:space="0" w:color="000000"/>
+              <w:right w:val="single" w:sz="6" w:space="0" w:color="000000"/>
+            </w:tcBorders>
+            <w:shd w:val="clear" w:color="auto" w:fill="A4C2F4"/>
+            <w:tcMar>
+              <w:top w:w="30" w:type="dxa"/>
+              <w:left w:w="45" w:type="dxa"/>
+              <w:bottom w:w="30" w:type="dxa"/>
+              <w:right w:w="45" w:type="dxa"/>
+            </w:tcMar>
+            <w:vAlign w:val="bottom"/>
+            <w:hideMark/>
+          </w:tcPr>
+          <w:p>
+            <w:pPr>
+              <w:spacing w:after="0" w:line="240" w:lineRule="auto"/>
+              <w:rPr>
+                <w:rFonts w:eastAsia="Times New Roman"/>
+              </w:rPr>
+            </w:pPr>
+            <w:r>
+              <w:rPr>
+                <w:rFonts w:eastAsia="Times New Roman"/>
+              </w:rPr>
+              <w:t>Media</w:t>
+            </w:r>
+          </w:p>
+        </w:tc>
+      </w:tr>
+      <w:tr>
+        <w:trPr>
+          <w:trHeight w:val="315"/>
+        </w:trPr>
+        <w:tc>
+          <w:tcPr>
+            <w:tcW w:w="0" w:type="auto"/>
+            <w:tcBorders>
+              <w:top w:val="single" w:sz="6" w:space="0" w:color="CCCCCC"/>
+              <w:left w:val="single" w:sz="6" w:space="0" w:color="000000"/>
+              <w:bottom w:val="single" w:sz="6" w:space="0" w:color="000000"/>
+              <w:right w:val="single" w:sz="6" w:space="0" w:color="000000"/>
+            </w:tcBorders>
+            <w:shd w:val="clear" w:color="auto" w:fill="A4C2F4"/>
+            <w:tcMar>
+              <w:top w:w="30" w:type="dxa"/>
+              <w:left w:w="45" w:type="dxa"/>
+              <w:bottom w:w="30" w:type="dxa"/>
+              <w:right w:w="45" w:type="dxa"/>
+            </w:tcMar>
+            <w:vAlign w:val="bottom"/>
+            <w:hideMark/>
+          </w:tcPr>
+          <w:p>
+            <w:pPr>
+              <w:spacing w:after="0" w:line="240" w:lineRule="auto"/>
+              <w:rPr>
+                <w:rFonts w:eastAsia="Times New Roman"/>
+              </w:rPr>
+            </w:pPr>
+            <w:r>
+              <w:rPr>
+                <w:rFonts w:eastAsia="Times New Roman"/>
+              </w:rPr>
+              <w:t>RF005</w:t>
+            </w:r>
+          </w:p>
+        </w:tc>
+        <w:tc>
+          <w:tcPr>
+            <w:tcW w:w="0" w:type="auto"/>
+            <w:tcBorders>
+              <w:top w:val="single" w:sz="6" w:space="0" w:color="CCCCCC"/>
+              <w:left w:val="single" w:sz="6" w:space="0" w:color="CCCCCC"/>
+              <w:bottom w:val="single" w:sz="6" w:space="0" w:color="000000"/>
+              <w:right w:val="single" w:sz="6" w:space="0" w:color="000000"/>
+            </w:tcBorders>
+            <w:shd w:val="clear" w:color="auto" w:fill="A4C2F4"/>
+            <w:tcMar>
+              <w:top w:w="30" w:type="dxa"/>
+              <w:left w:w="45" w:type="dxa"/>
+              <w:bottom w:w="30" w:type="dxa"/>
+              <w:right w:w="45" w:type="dxa"/>
+            </w:tcMar>
+            <w:vAlign w:val="bottom"/>
+            <w:hideMark/>
+          </w:tcPr>
+          <w:p>
+            <w:pPr>
+              <w:spacing w:after="0" w:line="240" w:lineRule="auto"/>
+              <w:rPr>
+                <w:rFonts w:eastAsia="Times New Roman"/>
+              </w:rPr>
+            </w:pPr>
+            <w:r>
+              <w:rPr>
+                <w:rFonts w:eastAsia="Times New Roman"/>
+              </w:rPr>
+              <w:t>MultiIdioma</w:t>
+            </w:r>
+          </w:p>
+        </w:tc>
+        <w:tc>
+          <w:tcPr>
+            <w:tcW w:w="0" w:type="auto"/>
+            <w:tcBorders>
+              <w:top w:val="single" w:sz="6" w:space="0" w:color="CCCCCC"/>
+              <w:left w:val="single" w:sz="6" w:space="0" w:color="CCCCCC"/>
+              <w:bottom w:val="single" w:sz="6" w:space="0" w:color="000000"/>
+              <w:right w:val="single" w:sz="6" w:space="0" w:color="000000"/>
+            </w:tcBorders>
+            <w:shd w:val="clear" w:color="auto" w:fill="A4C2F4"/>
+            <w:tcMar>
+              <w:top w:w="30" w:type="dxa"/>
+              <w:left w:w="45" w:type="dxa"/>
+              <w:bottom w:w="30" w:type="dxa"/>
+              <w:right w:w="45" w:type="dxa"/>
+            </w:tcMar>
+            <w:vAlign w:val="bottom"/>
+            <w:hideMark/>
+          </w:tcPr>
+          <w:p>
+            <w:pPr>
+              <w:spacing w:after="0" w:line="240" w:lineRule="auto"/>
+              <w:rPr>
+                <w:rFonts w:eastAsia="Times New Roman"/>
+              </w:rPr>
+            </w:pPr>
+            <w:r>
+              <w:rPr>
+                <w:rFonts w:eastAsia="Times New Roman"/>
+              </w:rPr>
+              <w:t>El sistema web debe permitir generar documentos en distintos idiomas si así lo permite el modelo IA configurado.</w:t>
+            </w:r>
+          </w:p>
+        </w:tc>
+        <w:tc>
+          <w:tcPr>
+            <w:tcW w:w="0" w:type="auto"/>
+            <w:tcBorders>
+              <w:top w:val="single" w:sz="6" w:space="0" w:color="CCCCCC"/>
+              <w:left w:val="single" w:sz="6" w:space="0" w:color="CCCCCC"/>
+              <w:bottom w:val="single" w:sz="6" w:space="0" w:color="000000"/>
+              <w:right w:val="single" w:sz="6" w:space="0" w:color="000000"/>
+            </w:tcBorders>
+            <w:shd w:val="clear" w:color="auto" w:fill="A4C2F4"/>
+            <w:tcMar>
+              <w:top w:w="30" w:type="dxa"/>
+              <w:left w:w="45" w:type="dxa"/>
+              <w:bottom w:w="30" w:type="dxa"/>
+              <w:right w:w="45" w:type="dxa"/>
+            </w:tcMar>
+            <w:vAlign w:val="bottom"/>
+            <w:hideMark/>
+          </w:tcPr>
+          <w:p>
+            <w:pPr>
+              <w:spacing w:after="0" w:line="240" w:lineRule="auto"/>
+              <w:rPr>
+                <w:rFonts w:eastAsia="Times New Roman"/>
+              </w:rPr>
+            </w:pPr>
+            <w:r>
+              <w:rPr>
+                <w:rFonts w:eastAsia="Times New Roman"/>
+              </w:rPr>
+              <w:t>Alta</w:t>
+            </w:r>
+          </w:p>
+        </w:tc>
+        <w:tc>
+          <w:tcPr>
+            <w:tcW w:w="0" w:type="auto"/>
+            <w:tcBorders>
+              <w:top w:val="single" w:sz="6" w:space="0" w:color="CCCCCC"/>
+              <w:left w:val="single" w:sz="6" w:space="0" w:color="CCCCCC"/>
+              <w:bottom w:val="single" w:sz="6" w:space="0" w:color="000000"/>
+              <w:right w:val="single" w:sz="6" w:space="0" w:color="000000"/>
+            </w:tcBorders>
+            <w:shd w:val="clear" w:color="auto" w:fill="A4C2F4"/>
+            <w:tcMar>
+              <w:top w:w="30" w:type="dxa"/>
+              <w:left w:w="45" w:type="dxa"/>
+              <w:bottom w:w="30" w:type="dxa"/>
+              <w:right w:w="45" w:type="dxa"/>
+            </w:tcMar>
+            <w:vAlign w:val="bottom"/>
+            <w:hideMark/>
+          </w:tcPr>
+          <w:p>
+            <w:pPr>
+              <w:spacing w:after="0" w:line="240" w:lineRule="auto"/>
+              <w:rPr>
+                <w:rFonts w:eastAsia="Times New Roman"/>
+              </w:rPr>
+            </w:pPr>
+            <w:r>
+              <w:rPr>
+                <w:rFonts w:eastAsia="Times New Roman"/>
+              </w:rPr>
+              <w:t>Necesario</w:t>
+            </w:r>
+          </w:p>
+        </w:tc>
+        <w:tc>
+          <w:tcPr>
+            <w:tcW w:w="0" w:type="auto"/>
+            <w:tcBorders>
+              <w:top w:val="single" w:sz="6" w:space="0" w:color="CCCCCC"/>
+              <w:left w:val="single" w:sz="6" w:space="0" w:color="CCCCCC"/>
+              <w:bottom w:val="single" w:sz="6" w:space="0" w:color="000000"/>
+              <w:right w:val="single" w:sz="6" w:space="0" w:color="000000"/>
+            </w:tcBorders>
+            <w:shd w:val="clear" w:color="auto" w:fill="A4C2F4"/>
+            <w:tcMar>
+              <w:top w:w="30" w:type="dxa"/>
+              <w:left w:w="45" w:type="dxa"/>
+              <w:bottom w:w="30" w:type="dxa"/>
+              <w:right w:w="45" w:type="dxa"/>
+            </w:tcMar>
+            <w:vAlign w:val="bottom"/>
+            <w:hideMark/>
+          </w:tcPr>
+          <w:p>
+            <w:pPr>
+              <w:spacing w:after="0" w:line="240" w:lineRule="auto"/>
+              <w:rPr>
+                <w:rFonts w:eastAsia="Times New Roman"/>
+              </w:rPr>
+            </w:pPr>
+            <w:r>
+              <w:rPr>
+                <w:rFonts w:eastAsia="Times New Roman"/>
+              </w:rPr>
+              <w:t>En Proceso</w:t>
+            </w:r>
+          </w:p>
+        </w:tc>
+        <w:tc>
+          <w:tcPr>
+            <w:tcW w:w="0" w:type="auto"/>
+            <w:tcBorders>
+              <w:top w:val="single" w:sz="6" w:space="0" w:color="CCCCCC"/>
+              <w:left w:val="single" w:sz="6" w:space="0" w:color="CCCCCC"/>
+              <w:bottom w:val="single" w:sz="6" w:space="0" w:color="000000"/>
+              <w:right w:val="single" w:sz="6" w:space="0" w:color="000000"/>
+            </w:tcBorders>
+            <w:shd w:val="clear" w:color="auto" w:fill="A4C2F4"/>
+            <w:tcMar>
+              <w:top w:w="30" w:type="dxa"/>
+              <w:left w:w="45" w:type="dxa"/>
+              <w:bottom w:w="30" w:type="dxa"/>
+              <w:right w:w="45" w:type="dxa"/>
+            </w:tcMar>
+            <w:vAlign w:val="bottom"/>
+            <w:hideMark/>
+          </w:tcPr>
+          <w:p>
+            <w:pPr>
+              <w:spacing w:after="0" w:line="240" w:lineRule="auto"/>
+              <w:rPr>
+                <w:rFonts w:eastAsia="Times New Roman"/>
+              </w:rPr>
+            </w:pPr>
+            <w:r>
+              <w:rPr>
+                <w:rFonts w:eastAsia="Times New Roman"/>
+              </w:rPr>
+              <w:t>Media</w:t>
+            </w:r>
+          </w:p>
+        </w:tc>
+      </w:tr>
+      <w:tr>
+        <w:trPr>
+          <w:trHeight w:val="315"/>
+        </w:trPr>
+        <w:tc>
+          <w:tcPr>
+            <w:tcW w:w="0" w:type="auto"/>
+            <w:tcBorders>
+              <w:top w:val="single" w:sz="6" w:space="0" w:color="CCCCCC"/>
+              <w:left w:val="single" w:sz="6" w:space="0" w:color="000000"/>
+              <w:bottom w:val="single" w:sz="6" w:space="0" w:color="000000"/>
+              <w:right w:val="single" w:sz="6" w:space="0" w:color="000000"/>
+            </w:tcBorders>
+            <w:shd w:val="clear" w:color="auto" w:fill="A4C2F4"/>
+            <w:tcMar>
+              <w:top w:w="30" w:type="dxa"/>
+              <w:left w:w="45" w:type="dxa"/>
+              <w:bottom w:w="30" w:type="dxa"/>
+              <w:right w:w="45" w:type="dxa"/>
+            </w:tcMar>
+            <w:vAlign w:val="bottom"/>
+            <w:hideMark/>
+          </w:tcPr>
+          <w:p>
+            <w:pPr>
+              <w:spacing w:after="0" w:line="240" w:lineRule="auto"/>
+              <w:rPr>
+                <w:rFonts w:eastAsia="Times New Roman"/>
+              </w:rPr>
+            </w:pPr>
+            <w:r>
+              <w:rPr>
+                <w:rFonts w:eastAsia="Times New Roman"/>
+              </w:rPr>
+              <w:t>RF006</w:t>
+            </w:r>
+          </w:p>
+        </w:tc>
+        <w:tc>
+          <w:tcPr>
+            <w:tcW w:w="0" w:type="auto"/>
+            <w:tcBorders>
+              <w:top w:val="single" w:sz="6" w:space="0" w:color="CCCCCC"/>
+              <w:left w:val="single" w:sz="6" w:space="0" w:color="CCCCCC"/>
+              <w:bottom w:val="single" w:sz="6" w:space="0" w:color="000000"/>
+              <w:right w:val="single" w:sz="6" w:space="0" w:color="000000"/>
+            </w:tcBorders>
+            <w:shd w:val="clear" w:color="auto" w:fill="A4C2F4"/>
+            <w:tcMar>
+              <w:top w:w="30" w:type="dxa"/>
+              <w:left w:w="45" w:type="dxa"/>
+              <w:bottom w:w="30" w:type="dxa"/>
+              <w:right w:w="45" w:type="dxa"/>
+            </w:tcMar>
+            <w:vAlign w:val="bottom"/>
+            <w:hideMark/>
+          </w:tcPr>
+          <w:p>
+            <w:pPr>
+              <w:spacing w:after="0" w:line="240" w:lineRule="auto"/>
+              <w:rPr>
+                <w:rFonts w:eastAsia="Times New Roman"/>
+              </w:rPr>
+            </w:pPr>
+            <w:r>
+              <w:rPr>
+                <w:rFonts w:eastAsia="Times New Roman"/>
+              </w:rPr>
+              <w:t>ModelosIA</w:t>
+            </w:r>
+          </w:p>
+        </w:tc>
+        <w:tc>
+          <w:tcPr>
+            <w:tcW w:w="0" w:type="auto"/>
+            <w:tcBorders>
+              <w:top w:val="single" w:sz="6" w:space="0" w:color="CCCCCC"/>
+              <w:left w:val="single" w:sz="6" w:space="0" w:color="CCCCCC"/>
+              <w:bottom w:val="single" w:sz="6" w:space="0" w:color="000000"/>
+              <w:right w:val="single" w:sz="6" w:space="0" w:color="000000"/>
+            </w:tcBorders>
+            <w:shd w:val="clear" w:color="auto" w:fill="A4C2F4"/>
+            <w:tcMar>
+              <w:top w:w="30" w:type="dxa"/>
+              <w:left w:w="45" w:type="dxa"/>
+              <w:bottom w:w="30" w:type="dxa"/>
+              <w:right w:w="45" w:type="dxa"/>
+            </w:tcMar>
+            <w:vAlign w:val="bottom"/>
+            <w:hideMark/>
+          </w:tcPr>
+          <w:p>
+            <w:pPr>
+              <w:spacing w:after="0" w:line="240" w:lineRule="auto"/>
+              <w:rPr>
+                <w:rFonts w:eastAsia="Times New Roman"/>
+                <w:sz w:val="20"/>
+                <w:szCs w:val="20"/>
+              </w:rPr>
+            </w:pPr>
+            <w:r>
+              <w:rPr>
+                <w:rFonts w:eastAsia="Times New Roman"/>
+                <w:sz w:val="20"/>
+                <w:szCs w:val="20"/>
+              </w:rPr>
+              <w:t>El sistema web debe contener modelos de IA</w:t>
+            </w:r>
+          </w:p>
+        </w:tc>
+        <w:tc>
+          <w:tcPr>
+            <w:tcW w:w="0" w:type="auto"/>
+            <w:tcBorders>
+              <w:top w:val="single" w:sz="6" w:space="0" w:color="CCCCCC"/>
+              <w:left w:val="single" w:sz="6" w:space="0" w:color="CCCCCC"/>
+              <w:bottom w:val="single" w:sz="6" w:space="0" w:color="000000"/>
+              <w:right w:val="single" w:sz="6" w:space="0" w:color="000000"/>
+            </w:tcBorders>
+            <w:shd w:val="clear" w:color="auto" w:fill="A4C2F4"/>
+            <w:tcMar>
+              <w:top w:w="30" w:type="dxa"/>
+              <w:left w:w="45" w:type="dxa"/>
+              <w:bottom w:w="30" w:type="dxa"/>
+              <w:right w:w="45" w:type="dxa"/>
+            </w:tcMar>
+            <w:vAlign w:val="bottom"/>
+            <w:hideMark/>
+          </w:tcPr>
+          <w:p>
+            <w:pPr>
+              <w:spacing w:after="0" w:line="240" w:lineRule="auto"/>
+              <w:rPr>
+                <w:rFonts w:eastAsia="Times New Roman"/>
+              </w:rPr>
+            </w:pPr>
+            <w:r>
+              <w:rPr>
+                <w:rFonts w:eastAsia="Times New Roman"/>
+              </w:rPr>
+              <w:t>Alta</w:t>
+            </w:r>
+          </w:p>
+        </w:tc>
+        <w:tc>
+          <w:tcPr>
+            <w:tcW w:w="0" w:type="auto"/>
+            <w:tcBorders>
+              <w:top w:val="single" w:sz="6" w:space="0" w:color="CCCCCC"/>
+              <w:left w:val="single" w:sz="6" w:space="0" w:color="CCCCCC"/>
+              <w:bottom w:val="single" w:sz="6" w:space="0" w:color="000000"/>
+              <w:right w:val="single" w:sz="6" w:space="0" w:color="000000"/>
+            </w:tcBorders>
+            <w:shd w:val="clear" w:color="auto" w:fill="A4C2F4"/>
+            <w:tcMar>
+              <w:top w:w="30" w:type="dxa"/>
+              <w:left w:w="45" w:type="dxa"/>
+              <w:bottom w:w="30" w:type="dxa"/>
+              <w:right w:w="45" w:type="dxa"/>
+            </w:tcMar>
+            <w:vAlign w:val="bottom"/>
+            <w:hideMark/>
+          </w:tcPr>
+          <w:p>
+            <w:pPr>
+              <w:spacing w:after="0" w:line="240" w:lineRule="auto"/>
+              <w:rPr>
+                <w:rFonts w:eastAsia="Times New Roman"/>
+              </w:rPr>
+            </w:pPr>
+            <w:r>
+              <w:rPr>
+                <w:rFonts w:eastAsia="Times New Roman"/>
+              </w:rPr>
+              <w:t>Necesario</w:t>
+            </w:r>
+          </w:p>
+        </w:tc>
+        <w:tc>
+          <w:tcPr>
+            <w:tcW w:w="0" w:type="auto"/>
+            <w:tcBorders>
+              <w:top w:val="single" w:sz="6" w:space="0" w:color="CCCCCC"/>
+              <w:left w:val="single" w:sz="6" w:space="0" w:color="CCCCCC"/>
+              <w:bottom w:val="single" w:sz="6" w:space="0" w:color="000000"/>
+              <w:right w:val="single" w:sz="6" w:space="0" w:color="000000"/>
+            </w:tcBorders>
+            <w:shd w:val="clear" w:color="auto" w:fill="A4C2F4"/>
+            <w:tcMar>
+              <w:top w:w="30" w:type="dxa"/>
+              <w:left w:w="45" w:type="dxa"/>
+              <w:bottom w:w="30" w:type="dxa"/>
+              <w:right w:w="45" w:type="dxa"/>
+            </w:tcMar>
+            <w:vAlign w:val="bottom"/>
+            <w:hideMark/>
+          </w:tcPr>
+          <w:p>
+            <w:pPr>
+              <w:spacing w:after="0" w:line="240" w:lineRule="auto"/>
+              <w:rPr>
+                <w:rFonts w:eastAsia="Times New Roman"/>
+              </w:rPr>
+            </w:pPr>
+            <w:r>
+              <w:rPr>
+                <w:rFonts w:eastAsia="Times New Roman"/>
+              </w:rPr>
+              <w:t>En Proceso</w:t>
+            </w:r>
+          </w:p>
+        </w:tc>
+        <w:tc>
+          <w:tcPr>
+            <w:tcW w:w="0" w:type="auto"/>
+            <w:tcBorders>
+              <w:top w:val="single" w:sz="6" w:space="0" w:color="CCCCCC"/>
+              <w:left w:val="single" w:sz="6" w:space="0" w:color="CCCCCC"/>
+              <w:bottom w:val="single" w:sz="6" w:space="0" w:color="000000"/>
+              <w:right w:val="single" w:sz="6" w:space="0" w:color="000000"/>
+            </w:tcBorders>
+            <w:shd w:val="clear" w:color="auto" w:fill="A4C2F4"/>
+            <w:tcMar>
+              <w:top w:w="30" w:type="dxa"/>
+              <w:left w:w="45" w:type="dxa"/>
+              <w:bottom w:w="30" w:type="dxa"/>
+              <w:right w:w="45" w:type="dxa"/>
+            </w:tcMar>
+            <w:vAlign w:val="bottom"/>
+            <w:hideMark/>
+          </w:tcPr>
+          <w:p>
+            <w:pPr>
+              <w:spacing w:after="0" w:line="240" w:lineRule="auto"/>
+              <w:rPr>
+                <w:rFonts w:eastAsia="Times New Roman"/>
+              </w:rPr>
+            </w:pPr>
+            <w:r>
+              <w:rPr>
+                <w:rFonts w:eastAsia="Times New Roman"/>
+              </w:rPr>
+              <w:t>Baja</w:t>
+            </w:r>
+          </w:p>
+        </w:tc>
+      </w:tr>
+      <w:tr>
+        <w:trPr>
+          <w:trHeight w:val="315"/>
+        </w:trPr>
+        <w:tc>
+          <w:tcPr>
+            <w:tcW w:w="0" w:type="auto"/>
+            <w:tcBorders>
+              <w:top w:val="single" w:sz="6" w:space="0" w:color="CCCCCC"/>
+              <w:left w:val="single" w:sz="6" w:space="0" w:color="000000"/>
+              <w:bottom w:val="single" w:sz="6" w:space="0" w:color="000000"/>
+              <w:right w:val="single" w:sz="6" w:space="0" w:color="000000"/>
+            </w:tcBorders>
+            <w:shd w:val="clear" w:color="auto" w:fill="A4C2F4"/>
+            <w:tcMar>
+              <w:top w:w="30" w:type="dxa"/>
+              <w:left w:w="45" w:type="dxa"/>
+              <w:bottom w:w="30" w:type="dxa"/>
+              <w:right w:w="45" w:type="dxa"/>
+            </w:tcMar>
+            <w:vAlign w:val="bottom"/>
+            <w:hideMark/>
+          </w:tcPr>
+          <w:p>
+            <w:pPr>
+              <w:spacing w:after="0" w:line="240" w:lineRule="auto"/>
+              <w:rPr>
+                <w:rFonts w:eastAsia="Times New Roman"/>
+              </w:rPr>
+            </w:pPr>
+            <w:r>
+              <w:rPr>
+                <w:rFonts w:eastAsia="Times New Roman"/>
+              </w:rPr>
+              <w:t>RF007</w:t>
+            </w:r>
+          </w:p>
+        </w:tc>
+        <w:tc>
+          <w:tcPr>
+            <w:tcW w:w="0" w:type="auto"/>
+            <w:tcBorders>
+              <w:top w:val="single" w:sz="6" w:space="0" w:color="CCCCCC"/>
+              <w:left w:val="single" w:sz="6" w:space="0" w:color="CCCCCC"/>
+              <w:bottom w:val="single" w:sz="6" w:space="0" w:color="000000"/>
+              <w:right w:val="single" w:sz="6" w:space="0" w:color="000000"/>
+            </w:tcBorders>
+            <w:shd w:val="clear" w:color="auto" w:fill="A4C2F4"/>
+            <w:tcMar>
+              <w:top w:w="30" w:type="dxa"/>
+              <w:left w:w="45" w:type="dxa"/>
+              <w:bottom w:w="30" w:type="dxa"/>
+              <w:right w:w="45" w:type="dxa"/>
+            </w:tcMar>
+            <w:vAlign w:val="bottom"/>
+            <w:hideMark/>
+          </w:tcPr>
+          <w:p>
+            <w:pPr>
+              <w:spacing w:after="0" w:line="240" w:lineRule="auto"/>
+              <w:rPr>
+                <w:rFonts w:eastAsia="Times New Roman"/>
+              </w:rPr>
+            </w:pPr>
+            <w:r>
+              <w:rPr>
+                <w:rFonts w:eastAsia="Times New Roman"/>
+              </w:rPr>
+              <w:t>GenerarPDF</w:t>
+            </w:r>
+          </w:p>
+        </w:tc>
+        <w:tc>
+          <w:tcPr>
+            <w:tcW w:w="0" w:type="auto"/>
+            <w:tcBorders>
+              <w:top w:val="single" w:sz="6" w:space="0" w:color="CCCCCC"/>
+              <w:left w:val="single" w:sz="6" w:space="0" w:color="CCCCCC"/>
+              <w:bottom w:val="single" w:sz="6" w:space="0" w:color="000000"/>
+              <w:right w:val="single" w:sz="6" w:space="0" w:color="000000"/>
+            </w:tcBorders>
+            <w:shd w:val="clear" w:color="auto" w:fill="A4C2F4"/>
+            <w:tcMar>
+              <w:top w:w="30" w:type="dxa"/>
+              <w:left w:w="45" w:type="dxa"/>
+              <w:bottom w:w="30" w:type="dxa"/>
+              <w:right w:w="45" w:type="dxa"/>
+            </w:tcMar>
+            <w:vAlign w:val="bottom"/>
+            <w:hideMark/>
+          </w:tcPr>
+          <w:p>
+            <w:pPr>
+              <w:spacing w:after="0" w:line="240" w:lineRule="auto"/>
+              <w:rPr>
+                <w:rFonts w:eastAsia="Times New Roman"/>
+              </w:rPr>
+            </w:pPr>
+            <w:r>
+              <w:rPr>
+                <w:rFonts w:eastAsia="Times New Roman"/>
+              </w:rPr>
+              <w:t>El sistema web debe permitir la generacion documentos completos en formatos PDF siguiendo los formatos establecidos.</w:t>
+            </w:r>
+          </w:p>
+        </w:tc>
+        <w:tc>
+          <w:tcPr>
+            <w:tcW w:w="0" w:type="auto"/>
+            <w:tcBorders>
+              <w:top w:val="single" w:sz="6" w:space="0" w:color="CCCCCC"/>
+              <w:left w:val="single" w:sz="6" w:space="0" w:color="CCCCCC"/>
+              <w:bottom w:val="single" w:sz="6" w:space="0" w:color="000000"/>
+              <w:right w:val="single" w:sz="6" w:space="0" w:color="000000"/>
+            </w:tcBorders>
+            <w:shd w:val="clear" w:color="auto" w:fill="A4C2F4"/>
+            <w:tcMar>
+              <w:top w:w="30" w:type="dxa"/>
+              <w:left w:w="45" w:type="dxa"/>
+              <w:bottom w:w="30" w:type="dxa"/>
+              <w:right w:w="45" w:type="dxa"/>
+            </w:tcMar>
+            <w:vAlign w:val="bottom"/>
+            <w:hideMark/>
+          </w:tcPr>
+          <w:p>
+            <w:pPr>
+              <w:spacing w:after="0" w:line="240" w:lineRule="auto"/>
+              <w:rPr>
+                <w:rFonts w:eastAsia="Times New Roman"/>
+              </w:rPr>
+            </w:pPr>
+            <w:r>
+              <w:rPr>
+                <w:rFonts w:eastAsia="Times New Roman"/>
+              </w:rPr>
+              <w:t>Alta</w:t>
+            </w:r>
+          </w:p>
+        </w:tc>
+        <w:tc>
+          <w:tcPr>
+            <w:tcW w:w="0" w:type="auto"/>
+            <w:tcBorders>
+              <w:top w:val="single" w:sz="6" w:space="0" w:color="CCCCCC"/>
+              <w:left w:val="single" w:sz="6" w:space="0" w:color="CCCCCC"/>
+              <w:bottom w:val="single" w:sz="6" w:space="0" w:color="000000"/>
+              <w:right w:val="single" w:sz="6" w:space="0" w:color="000000"/>
+            </w:tcBorders>
+            <w:shd w:val="clear" w:color="auto" w:fill="A4C2F4"/>
+            <w:tcMar>
+              <w:top w:w="30" w:type="dxa"/>
+              <w:left w:w="45" w:type="dxa"/>
+              <w:bottom w:w="30" w:type="dxa"/>
+              <w:right w:w="45" w:type="dxa"/>
+            </w:tcMar>
+            <w:vAlign w:val="bottom"/>
+            <w:hideMark/>
+          </w:tcPr>
+          <w:p>
+            <w:pPr>
+              <w:spacing w:after="0" w:line="240" w:lineRule="auto"/>
+              <w:rPr>
+                <w:rFonts w:eastAsia="Times New Roman"/>
+              </w:rPr>
+            </w:pPr>
+            <w:r>
+              <w:rPr>
+                <w:rFonts w:eastAsia="Times New Roman"/>
+              </w:rPr>
+              <w:t>Necesario</w:t>
+            </w:r>
+          </w:p>
+        </w:tc>
+        <w:tc>
+          <w:tcPr>
+            <w:tcW w:w="0" w:type="auto"/>
+            <w:tcBorders>
+              <w:top w:val="single" w:sz="6" w:space="0" w:color="CCCCCC"/>
+              <w:left w:val="single" w:sz="6" w:space="0" w:color="CCCCCC"/>
+              <w:bottom w:val="single" w:sz="6" w:space="0" w:color="000000"/>
+              <w:right w:val="single" w:sz="6" w:space="0" w:color="000000"/>
+            </w:tcBorders>
+            <w:shd w:val="clear" w:color="auto" w:fill="A4C2F4"/>
+            <w:tcMar>
+              <w:top w:w="30" w:type="dxa"/>
+              <w:left w:w="45" w:type="dxa"/>
+              <w:bottom w:w="30" w:type="dxa"/>
+              <w:right w:w="45" w:type="dxa"/>
+            </w:tcMar>
+            <w:vAlign w:val="bottom"/>
+            <w:hideMark/>
+          </w:tcPr>
+          <w:p>
+            <w:pPr>
+              <w:spacing w:after="0" w:line="240" w:lineRule="auto"/>
+              <w:rPr>
+                <w:rFonts w:eastAsia="Times New Roman"/>
+              </w:rPr>
+            </w:pPr>
+            <w:r>
+              <w:rPr>
+                <w:rFonts w:eastAsia="Times New Roman"/>
+              </w:rPr>
+              <w:t>En Proceso</w:t>
+            </w:r>
+          </w:p>
+        </w:tc>
+        <w:tc>
+          <w:tcPr>
+            <w:tcW w:w="0" w:type="auto"/>
+            <w:tcBorders>
+              <w:top w:val="single" w:sz="6" w:space="0" w:color="CCCCCC"/>
+              <w:left w:val="single" w:sz="6" w:space="0" w:color="CCCCCC"/>
+              <w:bottom w:val="single" w:sz="6" w:space="0" w:color="000000"/>
+              <w:right w:val="single" w:sz="6" w:space="0" w:color="000000"/>
+            </w:tcBorders>
+            <w:shd w:val="clear" w:color="auto" w:fill="A4C2F4"/>
+            <w:tcMar>
+              <w:top w:w="30" w:type="dxa"/>
+              <w:left w:w="45" w:type="dxa"/>
+              <w:bottom w:w="30" w:type="dxa"/>
+              <w:right w:w="45" w:type="dxa"/>
+            </w:tcMar>
+            <w:vAlign w:val="bottom"/>
+            <w:hideMark/>
+          </w:tcPr>
+          <w:p>
+            <w:pPr>
+              <w:spacing w:after="0" w:line="240" w:lineRule="auto"/>
+              <w:rPr>
+                <w:rFonts w:eastAsia="Times New Roman"/>
+              </w:rPr>
+            </w:pPr>
+            <w:r>
+              <w:rPr>
+                <w:rFonts w:eastAsia="Times New Roman"/>
+              </w:rPr>
+              <w:t>Media</w:t>
+            </w:r>
+          </w:p>
+        </w:tc>
+      </w:tr>
+      <w:tr>
+        <w:trPr>
+          <w:trHeight w:val="315"/>
+        </w:trPr>
+        <w:tc>
+          <w:tcPr>
+            <w:tcW w:w="0" w:type="auto"/>
+            <w:tcBorders>
+              <w:top w:val="single" w:sz="6" w:space="0" w:color="CCCCCC"/>
+              <w:left w:val="single" w:sz="6" w:space="0" w:color="000000"/>
+              <w:bottom w:val="single" w:sz="6" w:space="0" w:color="000000"/>
+              <w:right w:val="single" w:sz="6" w:space="0" w:color="000000"/>
+            </w:tcBorders>
+            <w:shd w:val="clear" w:color="auto" w:fill="A4C2F4"/>
+            <w:tcMar>
+              <w:top w:w="30" w:type="dxa"/>
+              <w:left w:w="45" w:type="dxa"/>
+              <w:bottom w:w="30" w:type="dxa"/>
+              <w:right w:w="45" w:type="dxa"/>
+            </w:tcMar>
+            <w:vAlign w:val="bottom"/>
+            <w:hideMark/>
+          </w:tcPr>
+          <w:p>
+            <w:pPr>
+              <w:spacing w:after="0" w:line="240" w:lineRule="auto"/>
+              <w:rPr>
+                <w:rFonts w:eastAsia="Times New Roman"/>
+              </w:rPr>
+            </w:pPr>
+            <w:r>
+              <w:rPr>
+                <w:rFonts w:eastAsia="Times New Roman"/>
+              </w:rPr>
+              <w:t>RF008</w:t>
+            </w:r>
+          </w:p>
+        </w:tc>
+        <w:tc>
+          <w:tcPr>
+            <w:tcW w:w="0" w:type="auto"/>
+            <w:tcBorders>
+              <w:top w:val="single" w:sz="6" w:space="0" w:color="CCCCCC"/>
+              <w:left w:val="single" w:sz="6" w:space="0" w:color="CCCCCC"/>
+              <w:bottom w:val="single" w:sz="6" w:space="0" w:color="000000"/>
+              <w:right w:val="single" w:sz="6" w:space="0" w:color="000000"/>
+            </w:tcBorders>
+            <w:shd w:val="clear" w:color="auto" w:fill="A4C2F4"/>
+            <w:tcMar>
+              <w:top w:w="30" w:type="dxa"/>
+              <w:left w:w="45" w:type="dxa"/>
+              <w:bottom w:w="30" w:type="dxa"/>
+              <w:right w:w="45" w:type="dxa"/>
+            </w:tcMar>
+            <w:vAlign w:val="bottom"/>
+            <w:hideMark/>
+          </w:tcPr>
+          <w:p>
+            <w:pPr>
+              <w:spacing w:after="0" w:line="240" w:lineRule="auto"/>
+              <w:rPr>
+                <w:rFonts w:eastAsia="Times New Roman"/>
+              </w:rPr>
+            </w:pPr>
+            <w:r>
+              <w:rPr>
+                <w:rFonts w:eastAsia="Times New Roman"/>
+              </w:rPr>
+              <w:t>DescargaInmediata</w:t>
+            </w:r>
+          </w:p>
+        </w:tc>
+        <w:tc>
+          <w:tcPr>
+            <w:tcW w:w="0" w:type="auto"/>
+            <w:tcBorders>
+              <w:top w:val="single" w:sz="6" w:space="0" w:color="CCCCCC"/>
+              <w:left w:val="single" w:sz="6" w:space="0" w:color="CCCCCC"/>
+              <w:bottom w:val="single" w:sz="6" w:space="0" w:color="000000"/>
+              <w:right w:val="single" w:sz="6" w:space="0" w:color="000000"/>
+            </w:tcBorders>
+            <w:shd w:val="clear" w:color="auto" w:fill="A4C2F4"/>
+            <w:tcMar>
+              <w:top w:w="30" w:type="dxa"/>
+              <w:left w:w="45" w:type="dxa"/>
+              <w:bottom w:w="30" w:type="dxa"/>
+              <w:right w:w="45" w:type="dxa"/>
+            </w:tcMar>
+            <w:vAlign w:val="bottom"/>
+            <w:hideMark/>
+          </w:tcPr>
+          <w:p>
+            <w:pPr>
+              <w:spacing w:after="0" w:line="240" w:lineRule="auto"/>
+              <w:rPr>
+                <w:rFonts w:eastAsia="Times New Roman"/>
+              </w:rPr>
+            </w:pPr>
+            <w:r>
+              <w:rPr>
+                <w:rFonts w:eastAsia="Times New Roman"/>
+              </w:rPr>
+              <w:t>El sistema web debe permitir la descarga del documento en el momento de su generacion</w:t>
+            </w:r>
+          </w:p>
+        </w:tc>
+        <w:tc>
+          <w:tcPr>
+            <w:tcW w:w="0" w:type="auto"/>
+            <w:tcBorders>
+              <w:top w:val="single" w:sz="6" w:space="0" w:color="CCCCCC"/>
+              <w:left w:val="single" w:sz="6" w:space="0" w:color="CCCCCC"/>
+              <w:bottom w:val="single" w:sz="6" w:space="0" w:color="000000"/>
+              <w:right w:val="single" w:sz="6" w:space="0" w:color="000000"/>
+            </w:tcBorders>
+            <w:shd w:val="clear" w:color="auto" w:fill="A4C2F4"/>
+            <w:tcMar>
+              <w:top w:w="30" w:type="dxa"/>
+              <w:left w:w="45" w:type="dxa"/>
+              <w:bottom w:w="30" w:type="dxa"/>
+              <w:right w:w="45" w:type="dxa"/>
+            </w:tcMar>
+            <w:vAlign w:val="bottom"/>
+            <w:hideMark/>
+          </w:tcPr>
+          <w:p>
+            <w:pPr>
+              <w:spacing w:after="0" w:line="240" w:lineRule="auto"/>
+              <w:rPr>
+                <w:rFonts w:eastAsia="Times New Roman"/>
+              </w:rPr>
+            </w:pPr>
+            <w:r>
+              <w:rPr>
+                <w:rFonts w:eastAsia="Times New Roman"/>
+              </w:rPr>
+              <w:t>Alta</w:t>
+            </w:r>
+          </w:p>
+        </w:tc>
+        <w:tc>
+          <w:tcPr>
+            <w:tcW w:w="0" w:type="auto"/>
+            <w:tcBorders>
+              <w:top w:val="single" w:sz="6" w:space="0" w:color="CCCCCC"/>
+              <w:left w:val="single" w:sz="6" w:space="0" w:color="CCCCCC"/>
+              <w:bottom w:val="single" w:sz="6" w:space="0" w:color="000000"/>
+              <w:right w:val="single" w:sz="6" w:space="0" w:color="000000"/>
+            </w:tcBorders>
+            <w:shd w:val="clear" w:color="auto" w:fill="A4C2F4"/>
+            <w:tcMar>
+              <w:top w:w="30" w:type="dxa"/>
+              <w:left w:w="45" w:type="dxa"/>
+              <w:bottom w:w="30" w:type="dxa"/>
+              <w:right w:w="45" w:type="dxa"/>
+            </w:tcMar>
+            <w:vAlign w:val="bottom"/>
+            <w:hideMark/>
+          </w:tcPr>
+          <w:p>
+            <w:pPr>
+              <w:spacing w:after="0" w:line="240" w:lineRule="auto"/>
+              <w:rPr>
+                <w:rFonts w:eastAsia="Times New Roman"/>
+              </w:rPr>
+            </w:pPr>
+            <w:r>
+              <w:rPr>
+                <w:rFonts w:eastAsia="Times New Roman"/>
+              </w:rPr>
+              <w:t>Necesario</w:t>
+            </w:r>
+          </w:p>
+        </w:tc>
+        <w:tc>
+          <w:tcPr>
+            <w:tcW w:w="0" w:type="auto"/>
+            <w:tcBorders>
+              <w:top w:val="single" w:sz="6" w:space="0" w:color="CCCCCC"/>
+              <w:left w:val="single" w:sz="6" w:space="0" w:color="CCCCCC"/>
+              <w:bottom w:val="single" w:sz="6" w:space="0" w:color="000000"/>
+              <w:right w:val="single" w:sz="6" w:space="0" w:color="000000"/>
+            </w:tcBorders>
+            <w:shd w:val="clear" w:color="auto" w:fill="A4C2F4"/>
+            <w:tcMar>
+              <w:top w:w="30" w:type="dxa"/>
+              <w:left w:w="45" w:type="dxa"/>
+              <w:bottom w:w="30" w:type="dxa"/>
+              <w:right w:w="45" w:type="dxa"/>
+            </w:tcMar>
+            <w:vAlign w:val="bottom"/>
+            <w:hideMark/>
+          </w:tcPr>
+          <w:p>
+            <w:pPr>
+              <w:spacing w:after="0" w:line="240" w:lineRule="auto"/>
+              <w:rPr>
+                <w:rFonts w:eastAsia="Times New Roman"/>
+              </w:rPr>
+            </w:pPr>
+            <w:r>
+              <w:rPr>
+                <w:rFonts w:eastAsia="Times New Roman"/>
+              </w:rPr>
+              <w:t>En Proceso</w:t>
+            </w:r>
+          </w:p>
+        </w:tc>
+        <w:tc>
+          <w:tcPr>
+            <w:tcW w:w="0" w:type="auto"/>
+            <w:tcBorders>
+              <w:top w:val="single" w:sz="6" w:space="0" w:color="CCCCCC"/>
+              <w:left w:val="single" w:sz="6" w:space="0" w:color="CCCCCC"/>
+              <w:bottom w:val="single" w:sz="6" w:space="0" w:color="000000"/>
+              <w:right w:val="single" w:sz="6" w:space="0" w:color="000000"/>
+            </w:tcBorders>
+            <w:shd w:val="clear" w:color="auto" w:fill="A4C2F4"/>
+            <w:tcMar>
+              <w:top w:w="30" w:type="dxa"/>
+              <w:left w:w="45" w:type="dxa"/>
+              <w:bottom w:w="30" w:type="dxa"/>
+              <w:right w:w="45" w:type="dxa"/>
+            </w:tcMar>
+            <w:vAlign w:val="bottom"/>
+            <w:hideMark/>
+          </w:tcPr>
+          <w:p>
+            <w:pPr>
+              <w:spacing w:after="0" w:line="240" w:lineRule="auto"/>
+              <w:rPr>
+                <w:rFonts w:eastAsia="Times New Roman"/>
+              </w:rPr>
+            </w:pPr>
+            <w:r>
+              <w:rPr>
+                <w:rFonts w:eastAsia="Times New Roman"/>
+              </w:rPr>
+              <w:t>Media</w:t>
+            </w:r>
+          </w:p>
+        </w:tc>
+      </w:tr>
+      <w:tr>
+        <w:trPr>
+          <w:trHeight w:val="315"/>
+        </w:trPr>
+        <w:tc>
+          <w:tcPr>
+            <w:tcW w:w="0" w:type="auto"/>
+            <w:tcBorders>
+              <w:top w:val="single" w:sz="6" w:space="0" w:color="CCCCCC"/>
+              <w:left w:val="single" w:sz="6" w:space="0" w:color="000000"/>
+              <w:bottom w:val="single" w:sz="6" w:space="0" w:color="000000"/>
+              <w:right w:val="single" w:sz="6" w:space="0" w:color="000000"/>
+            </w:tcBorders>
+            <w:shd w:val="clear" w:color="auto" w:fill="A4C2F4"/>
+            <w:tcMar>
+              <w:top w:w="30" w:type="dxa"/>
+              <w:left w:w="45" w:type="dxa"/>
+              <w:bottom w:w="30" w:type="dxa"/>
+              <w:right w:w="45" w:type="dxa"/>
+            </w:tcMar>
+            <w:vAlign w:val="bottom"/>
+            <w:hideMark/>
+          </w:tcPr>
+          <w:p>
+            <w:pPr>
+              <w:spacing w:after="0" w:line="240" w:lineRule="auto"/>
+              <w:rPr>
+                <w:rFonts w:eastAsia="Times New Roman"/>
+              </w:rPr>
+            </w:pPr>
+            <w:r>
+              <w:rPr>
+                <w:rFonts w:eastAsia="Times New Roman"/>
+              </w:rPr>
+              <w:lastRenderedPageBreak/>
+              <w:t>RF009</w:t>
+            </w:r>
+          </w:p>
+        </w:tc>
+        <w:tc>
+          <w:tcPr>
+            <w:tcW w:w="0" w:type="auto"/>
+            <w:tcBorders>
+              <w:top w:val="single" w:sz="6" w:space="0" w:color="CCCCCC"/>
+              <w:left w:val="single" w:sz="6" w:space="0" w:color="CCCCCC"/>
+              <w:bottom w:val="single" w:sz="6" w:space="0" w:color="000000"/>
+              <w:right w:val="single" w:sz="6" w:space="0" w:color="000000"/>
+            </w:tcBorders>
+            <w:shd w:val="clear" w:color="auto" w:fill="A4C2F4"/>
+            <w:tcMar>
+              <w:top w:w="30" w:type="dxa"/>
+              <w:left w:w="45" w:type="dxa"/>
+              <w:bottom w:w="30" w:type="dxa"/>
+              <w:right w:w="45" w:type="dxa"/>
+            </w:tcMar>
+            <w:vAlign w:val="bottom"/>
+            <w:hideMark/>
+          </w:tcPr>
+          <w:p>
+            <w:pPr>
+              <w:spacing w:after="0" w:line="240" w:lineRule="auto"/>
+              <w:rPr>
+                <w:rFonts w:eastAsia="Times New Roman"/>
+              </w:rPr>
+            </w:pPr>
+            <w:r>
+              <w:rPr>
+                <w:rFonts w:eastAsia="Times New Roman"/>
+              </w:rPr>
+              <w:t>GenerarCitas</w:t>
+            </w:r>
+          </w:p>
+        </w:tc>
+        <w:tc>
+          <w:tcPr>
+            <w:tcW w:w="0" w:type="auto"/>
+            <w:tcBorders>
+              <w:top w:val="single" w:sz="6" w:space="0" w:color="CCCCCC"/>
+              <w:left w:val="single" w:sz="6" w:space="0" w:color="CCCCCC"/>
+              <w:bottom w:val="single" w:sz="6" w:space="0" w:color="000000"/>
+              <w:right w:val="single" w:sz="6" w:space="0" w:color="000000"/>
+            </w:tcBorders>
+            <w:shd w:val="clear" w:color="auto" w:fill="A4C2F4"/>
+            <w:tcMar>
+              <w:top w:w="30" w:type="dxa"/>
+              <w:left w:w="45" w:type="dxa"/>
+              <w:bottom w:w="30" w:type="dxa"/>
+              <w:right w:w="45" w:type="dxa"/>
+            </w:tcMar>
+            <w:vAlign w:val="bottom"/>
+            <w:hideMark/>
+          </w:tcPr>
+          <w:p>
+            <w:pPr>
+              <w:spacing w:after="0" w:line="240" w:lineRule="auto"/>
+              <w:rPr>
+                <w:rFonts w:eastAsia="Times New Roman"/>
+              </w:rPr>
+            </w:pPr>
+            <w:r>
+              <w:rPr>
+                <w:rFonts w:eastAsia="Times New Roman"/>
+              </w:rPr>
+              <w:t>El sistema web debe generar las citas y bibliografia automaticamente segun el contenido extraidas de fuentes reales dependiendo del formato escogido</w:t>
+            </w:r>
+          </w:p>
+        </w:tc>
+        <w:tc>
+          <w:tcPr>
+            <w:tcW w:w="0" w:type="auto"/>
+            <w:tcBorders>
+              <w:top w:val="single" w:sz="6" w:space="0" w:color="CCCCCC"/>
+              <w:left w:val="single" w:sz="6" w:space="0" w:color="CCCCCC"/>
+              <w:bottom w:val="single" w:sz="6" w:space="0" w:color="000000"/>
+              <w:right w:val="single" w:sz="6" w:space="0" w:color="000000"/>
+            </w:tcBorders>
+            <w:shd w:val="clear" w:color="auto" w:fill="A4C2F4"/>
+            <w:tcMar>
+              <w:top w:w="30" w:type="dxa"/>
+              <w:left w:w="45" w:type="dxa"/>
+              <w:bottom w:w="30" w:type="dxa"/>
+              <w:right w:w="45" w:type="dxa"/>
+            </w:tcMar>
+            <w:vAlign w:val="bottom"/>
+            <w:hideMark/>
+          </w:tcPr>
+          <w:p>
+            <w:pPr>
+              <w:spacing w:after="0" w:line="240" w:lineRule="auto"/>
+              <w:rPr>
+                <w:rFonts w:eastAsia="Times New Roman"/>
+              </w:rPr>
+            </w:pPr>
+            <w:r>
+              <w:rPr>
+                <w:rFonts w:eastAsia="Times New Roman"/>
+              </w:rPr>
+              <w:t>Alta</w:t>
+            </w:r>
+          </w:p>
+        </w:tc>
+        <w:tc>
+          <w:tcPr>
+            <w:tcW w:w="0" w:type="auto"/>
+            <w:tcBorders>
+              <w:top w:val="single" w:sz="6" w:space="0" w:color="CCCCCC"/>
+              <w:left w:val="single" w:sz="6" w:space="0" w:color="CCCCCC"/>
+              <w:bottom w:val="single" w:sz="6" w:space="0" w:color="000000"/>
+              <w:right w:val="single" w:sz="6" w:space="0" w:color="000000"/>
+            </w:tcBorders>
+            <w:shd w:val="clear" w:color="auto" w:fill="A4C2F4"/>
+            <w:tcMar>
+              <w:top w:w="30" w:type="dxa"/>
+              <w:left w:w="45" w:type="dxa"/>
+              <w:bottom w:w="30" w:type="dxa"/>
+              <w:right w:w="45" w:type="dxa"/>
+            </w:tcMar>
+            <w:vAlign w:val="bottom"/>
+            <w:hideMark/>
+          </w:tcPr>
+          <w:p>
+            <w:pPr>
+              <w:spacing w:after="0" w:line="240" w:lineRule="auto"/>
+              <w:rPr>
+                <w:rFonts w:eastAsia="Times New Roman"/>
+              </w:rPr>
+            </w:pPr>
+            <w:r>
+              <w:rPr>
+                <w:rFonts w:eastAsia="Times New Roman"/>
+              </w:rPr>
+              <w:t>Necesario</w:t>
+            </w:r>
+          </w:p>
+        </w:tc>
+        <w:tc>
+          <w:tcPr>
+            <w:tcW w:w="0" w:type="auto"/>
+            <w:tcBorders>
+              <w:top w:val="single" w:sz="6" w:space="0" w:color="CCCCCC"/>
+              <w:left w:val="single" w:sz="6" w:space="0" w:color="CCCCCC"/>
+              <w:bottom w:val="single" w:sz="6" w:space="0" w:color="000000"/>
+              <w:right w:val="single" w:sz="6" w:space="0" w:color="000000"/>
+            </w:tcBorders>
+            <w:shd w:val="clear" w:color="auto" w:fill="A4C2F4"/>
+            <w:tcMar>
+              <w:top w:w="30" w:type="dxa"/>
+              <w:left w:w="45" w:type="dxa"/>
+              <w:bottom w:w="30" w:type="dxa"/>
+              <w:right w:w="45" w:type="dxa"/>
+            </w:tcMar>
+            <w:vAlign w:val="bottom"/>
+            <w:hideMark/>
+          </w:tcPr>
+          <w:p>
+            <w:pPr>
+              <w:spacing w:after="0" w:line="240" w:lineRule="auto"/>
+              <w:rPr>
+                <w:rFonts w:eastAsia="Times New Roman"/>
+              </w:rPr>
+            </w:pPr>
+            <w:r>
+              <w:rPr>
+                <w:rFonts w:eastAsia="Times New Roman"/>
+              </w:rPr>
+              <w:t>En Proceso</w:t>
+            </w:r>
+          </w:p>
+        </w:tc>
+        <w:tc>
+          <w:tcPr>
+            <w:tcW w:w="0" w:type="auto"/>
+            <w:tcBorders>
+              <w:top w:val="single" w:sz="6" w:space="0" w:color="CCCCCC"/>
+              <w:left w:val="single" w:sz="6" w:space="0" w:color="CCCCCC"/>
+              <w:bottom w:val="single" w:sz="6" w:space="0" w:color="000000"/>
+              <w:right w:val="single" w:sz="6" w:space="0" w:color="000000"/>
+            </w:tcBorders>
+            <w:shd w:val="clear" w:color="auto" w:fill="A4C2F4"/>
+            <w:tcMar>
+              <w:top w:w="30" w:type="dxa"/>
+              <w:left w:w="45" w:type="dxa"/>
+              <w:bottom w:w="30" w:type="dxa"/>
+              <w:right w:w="45" w:type="dxa"/>
+            </w:tcMar>
+            <w:vAlign w:val="bottom"/>
+            <w:hideMark/>
+          </w:tcPr>
+          <w:p>
+            <w:pPr>
+              <w:spacing w:after="0" w:line="240" w:lineRule="auto"/>
+              <w:rPr>
+                <w:rFonts w:eastAsia="Times New Roman"/>
+              </w:rPr>
+            </w:pPr>
+            <w:r>
+              <w:rPr>
+                <w:rFonts w:eastAsia="Times New Roman"/>
+              </w:rPr>
+              <w:t>Media</w:t>
+            </w:r>
+          </w:p>
+        </w:tc>
+      </w:tr>
+      <w:tr>
+        <w:trPr>
+          <w:trHeight w:val="315"/>
+        </w:trPr>
+        <w:tc>
+          <w:tcPr>
+            <w:tcW w:w="0" w:type="auto"/>
+            <w:tcBorders>
+              <w:top w:val="single" w:sz="6" w:space="0" w:color="CCCCCC"/>
+              <w:left w:val="single" w:sz="6" w:space="0" w:color="000000"/>
+              <w:bottom w:val="single" w:sz="6" w:space="0" w:color="000000"/>
+              <w:right w:val="single" w:sz="6" w:space="0" w:color="000000"/>
+            </w:tcBorders>
+            <w:shd w:val="clear" w:color="auto" w:fill="A4C2F4"/>
+            <w:tcMar>
+              <w:top w:w="30" w:type="dxa"/>
+              <w:left w:w="45" w:type="dxa"/>
+              <w:bottom w:w="30" w:type="dxa"/>
+              <w:right w:w="45" w:type="dxa"/>
+            </w:tcMar>
+            <w:vAlign w:val="bottom"/>
+            <w:hideMark/>
+          </w:tcPr>
+          <w:p>
+            <w:pPr>
+              <w:spacing w:after="0" w:line="240" w:lineRule="auto"/>
+              <w:rPr>
+                <w:rFonts w:eastAsia="Times New Roman"/>
+              </w:rPr>
+            </w:pPr>
+            <w:r>
+              <w:rPr>
+                <w:rFonts w:eastAsia="Times New Roman"/>
+              </w:rPr>
+              <w:t>RF010</w:t>
+            </w:r>
+          </w:p>
+        </w:tc>
+        <w:tc>
+          <w:tcPr>
+            <w:tcW w:w="0" w:type="auto"/>
+            <w:tcBorders>
+              <w:top w:val="single" w:sz="6" w:space="0" w:color="CCCCCC"/>
+              <w:left w:val="single" w:sz="6" w:space="0" w:color="CCCCCC"/>
+              <w:bottom w:val="single" w:sz="6" w:space="0" w:color="000000"/>
+              <w:right w:val="single" w:sz="6" w:space="0" w:color="000000"/>
+            </w:tcBorders>
+            <w:shd w:val="clear" w:color="auto" w:fill="A4C2F4"/>
+            <w:tcMar>
+              <w:top w:w="30" w:type="dxa"/>
+              <w:left w:w="45" w:type="dxa"/>
+              <w:bottom w:w="30" w:type="dxa"/>
+              <w:right w:w="45" w:type="dxa"/>
+            </w:tcMar>
+            <w:vAlign w:val="bottom"/>
+            <w:hideMark/>
+          </w:tcPr>
+          <w:p>
+            <w:pPr>
+              <w:spacing w:after="0" w:line="240" w:lineRule="auto"/>
+              <w:rPr>
+                <w:rFonts w:eastAsia="Times New Roman"/>
+              </w:rPr>
+            </w:pPr>
+            <w:r>
+              <w:rPr>
+                <w:rFonts w:eastAsia="Times New Roman"/>
+              </w:rPr>
+              <w:t>HistorialDocs</w:t>
+            </w:r>
+          </w:p>
+        </w:tc>
+        <w:tc>
+          <w:tcPr>
+            <w:tcW w:w="0" w:type="auto"/>
+            <w:tcBorders>
+              <w:top w:val="single" w:sz="6" w:space="0" w:color="CCCCCC"/>
+              <w:left w:val="single" w:sz="6" w:space="0" w:color="CCCCCC"/>
+              <w:bottom w:val="single" w:sz="6" w:space="0" w:color="000000"/>
+              <w:right w:val="single" w:sz="6" w:space="0" w:color="000000"/>
+            </w:tcBorders>
+            <w:shd w:val="clear" w:color="auto" w:fill="A4C2F4"/>
+            <w:tcMar>
+              <w:top w:w="30" w:type="dxa"/>
+              <w:left w:w="45" w:type="dxa"/>
+              <w:bottom w:w="30" w:type="dxa"/>
+              <w:right w:w="45" w:type="dxa"/>
+            </w:tcMar>
+            <w:vAlign w:val="bottom"/>
+            <w:hideMark/>
+          </w:tcPr>
+          <w:p>
+            <w:pPr>
+              <w:spacing w:after="0" w:line="240" w:lineRule="auto"/>
+              <w:rPr>
+                <w:rFonts w:eastAsia="Times New Roman"/>
+              </w:rPr>
+            </w:pPr>
+            <w:r>
+              <w:rPr>
+                <w:rFonts w:eastAsia="Times New Roman"/>
+              </w:rPr>
+              <w:t>El sistema web debe almacenar un historial de los documentos realizados previamente</w:t>
+            </w:r>
+          </w:p>
+        </w:tc>
+        <w:tc>
+          <w:tcPr>
+            <w:tcW w:w="0" w:type="auto"/>
+            <w:tcBorders>
+              <w:top w:val="single" w:sz="6" w:space="0" w:color="CCCCCC"/>
+              <w:left w:val="single" w:sz="6" w:space="0" w:color="CCCCCC"/>
+              <w:bottom w:val="single" w:sz="6" w:space="0" w:color="000000"/>
+              <w:right w:val="single" w:sz="6" w:space="0" w:color="000000"/>
+            </w:tcBorders>
+            <w:shd w:val="clear" w:color="auto" w:fill="A4C2F4"/>
+            <w:tcMar>
+              <w:top w:w="30" w:type="dxa"/>
+              <w:left w:w="45" w:type="dxa"/>
+              <w:bottom w:w="30" w:type="dxa"/>
+              <w:right w:w="45" w:type="dxa"/>
+            </w:tcMar>
+            <w:vAlign w:val="bottom"/>
+            <w:hideMark/>
+          </w:tcPr>
+          <w:p>
+            <w:pPr>
+              <w:spacing w:after="0" w:line="240" w:lineRule="auto"/>
+              <w:rPr>
+                <w:rFonts w:eastAsia="Times New Roman"/>
+              </w:rPr>
+            </w:pPr>
+            <w:r>
+              <w:rPr>
+                <w:rFonts w:eastAsia="Times New Roman"/>
+              </w:rPr>
+              <w:t>Alta</w:t>
+            </w:r>
+          </w:p>
+        </w:tc>
+        <w:tc>
+          <w:tcPr>
+            <w:tcW w:w="0" w:type="auto"/>
+            <w:tcBorders>
+              <w:top w:val="single" w:sz="6" w:space="0" w:color="CCCCCC"/>
+              <w:left w:val="single" w:sz="6" w:space="0" w:color="CCCCCC"/>
+              <w:bottom w:val="single" w:sz="6" w:space="0" w:color="000000"/>
+              <w:right w:val="single" w:sz="6" w:space="0" w:color="000000"/>
+            </w:tcBorders>
+            <w:shd w:val="clear" w:color="auto" w:fill="A4C2F4"/>
+            <w:tcMar>
+              <w:top w:w="30" w:type="dxa"/>
+              <w:left w:w="45" w:type="dxa"/>
+              <w:bottom w:w="30" w:type="dxa"/>
+              <w:right w:w="45" w:type="dxa"/>
+            </w:tcMar>
+            <w:vAlign w:val="bottom"/>
+            <w:hideMark/>
+          </w:tcPr>
+          <w:p>
+            <w:pPr>
+              <w:spacing w:after="0" w:line="240" w:lineRule="auto"/>
+              <w:rPr>
+                <w:rFonts w:eastAsia="Times New Roman"/>
+              </w:rPr>
+            </w:pPr>
+            <w:r>
+              <w:rPr>
+                <w:rFonts w:eastAsia="Times New Roman"/>
+              </w:rPr>
+              <w:t>Necesario</w:t>
+            </w:r>
+          </w:p>
+        </w:tc>
+        <w:tc>
+          <w:tcPr>
+            <w:tcW w:w="0" w:type="auto"/>
+            <w:tcBorders>
+              <w:top w:val="single" w:sz="6" w:space="0" w:color="CCCCCC"/>
+              <w:left w:val="single" w:sz="6" w:space="0" w:color="CCCCCC"/>
+              <w:bottom w:val="single" w:sz="6" w:space="0" w:color="000000"/>
+              <w:right w:val="single" w:sz="6" w:space="0" w:color="000000"/>
+            </w:tcBorders>
+            <w:shd w:val="clear" w:color="auto" w:fill="A4C2F4"/>
+            <w:tcMar>
+              <w:top w:w="30" w:type="dxa"/>
+              <w:left w:w="45" w:type="dxa"/>
+              <w:bottom w:w="30" w:type="dxa"/>
+              <w:right w:w="45" w:type="dxa"/>
+            </w:tcMar>
+            <w:vAlign w:val="bottom"/>
+            <w:hideMark/>
+          </w:tcPr>
+          <w:p>
+            <w:pPr>
+              <w:spacing w:after="0" w:line="240" w:lineRule="auto"/>
+              <w:rPr>
+                <w:rFonts w:eastAsia="Times New Roman"/>
+              </w:rPr>
+            </w:pPr>
+            <w:r>
+              <w:rPr>
+                <w:rFonts w:eastAsia="Times New Roman"/>
+              </w:rPr>
+              <w:t>En Proceso</w:t>
+            </w:r>
+          </w:p>
+        </w:tc>
+        <w:tc>
+          <w:tcPr>
+            <w:tcW w:w="0" w:type="auto"/>
+            <w:tcBorders>
+              <w:top w:val="single" w:sz="6" w:space="0" w:color="CCCCCC"/>
+              <w:left w:val="single" w:sz="6" w:space="0" w:color="CCCCCC"/>
+              <w:bottom w:val="single" w:sz="6" w:space="0" w:color="000000"/>
+              <w:right w:val="single" w:sz="6" w:space="0" w:color="000000"/>
+            </w:tcBorders>
+            <w:shd w:val="clear" w:color="auto" w:fill="A4C2F4"/>
+            <w:tcMar>
+              <w:top w:w="30" w:type="dxa"/>
+              <w:left w:w="45" w:type="dxa"/>
+              <w:bottom w:w="30" w:type="dxa"/>
+              <w:right w:w="45" w:type="dxa"/>
+            </w:tcMar>
+            <w:vAlign w:val="bottom"/>
+            <w:hideMark/>
+          </w:tcPr>
+          <w:p>
+            <w:pPr>
+              <w:spacing w:after="0" w:line="240" w:lineRule="auto"/>
+              <w:rPr>
+                <w:rFonts w:eastAsia="Times New Roman"/>
+              </w:rPr>
+            </w:pPr>
+            <w:r>
+              <w:rPr>
+                <w:rFonts w:eastAsia="Times New Roman"/>
+              </w:rPr>
+              <w:t>Media</w:t>
+            </w:r>
+          </w:p>
+        </w:tc>
+      </w:tr>
+      <w:tr>
+        <w:trPr>
+          <w:trHeight w:val="315"/>
+        </w:trPr>
+        <w:tc>
+          <w:tcPr>
+            <w:tcW w:w="0" w:type="auto"/>
+            <w:tcBorders>
+              <w:top w:val="single" w:sz="6" w:space="0" w:color="CCCCCC"/>
+              <w:left w:val="single" w:sz="6" w:space="0" w:color="000000"/>
+              <w:bottom w:val="single" w:sz="6" w:space="0" w:color="CCCCCC"/>
+              <w:right w:val="single" w:sz="6" w:space="0" w:color="000000"/>
+            </w:tcBorders>
+            <w:shd w:val="clear" w:color="auto" w:fill="A4C2F4"/>
+            <w:tcMar>
+              <w:top w:w="30" w:type="dxa"/>
+              <w:left w:w="45" w:type="dxa"/>
+              <w:bottom w:w="30" w:type="dxa"/>
+              <w:right w:w="45" w:type="dxa"/>
+            </w:tcMar>
+            <w:vAlign w:val="bottom"/>
+            <w:hideMark/>
+          </w:tcPr>
+          <w:p>
+            <w:pPr>
+              <w:spacing w:after="0" w:line="240" w:lineRule="auto"/>
+              <w:rPr>
+                <w:rFonts w:eastAsia="Times New Roman"/>
+              </w:rPr>
+            </w:pPr>
+            <w:r>
+              <w:rPr>
+                <w:rFonts w:eastAsia="Times New Roman"/>
+              </w:rPr>
+              <w:t>RF011</w:t>
+            </w:r>
+          </w:p>
+        </w:tc>
+        <w:tc>
+          <w:tcPr>
+            <w:tcW w:w="0" w:type="auto"/>
+            <w:tcBorders>
+              <w:top w:val="single" w:sz="6" w:space="0" w:color="CCCCCC"/>
+              <w:left w:val="single" w:sz="6" w:space="0" w:color="CCCCCC"/>
+              <w:bottom w:val="single" w:sz="6" w:space="0" w:color="CCCCCC"/>
+              <w:right w:val="single" w:sz="6" w:space="0" w:color="000000"/>
+            </w:tcBorders>
+            <w:shd w:val="clear" w:color="auto" w:fill="A4C2F4"/>
+            <w:tcMar>
+              <w:top w:w="30" w:type="dxa"/>
+              <w:left w:w="45" w:type="dxa"/>
+              <w:bottom w:w="30" w:type="dxa"/>
+              <w:right w:w="45" w:type="dxa"/>
+            </w:tcMar>
+            <w:vAlign w:val="bottom"/>
+            <w:hideMark/>
+          </w:tcPr>
+          <w:p>
+            <w:pPr>
+              <w:spacing w:after="0" w:line="240" w:lineRule="auto"/>
+              <w:rPr>
+                <w:rFonts w:eastAsia="Times New Roman"/>
+              </w:rPr>
+            </w:pPr>
+            <w:r>
+              <w:rPr>
+                <w:rFonts w:eastAsia="Times New Roman"/>
+              </w:rPr>
+              <w:t>DescargaHistorial</w:t>
+            </w:r>
+          </w:p>
+        </w:tc>
+        <w:tc>
+          <w:tcPr>
+            <w:tcW w:w="0" w:type="auto"/>
+            <w:tcBorders>
+              <w:top w:val="single" w:sz="6" w:space="0" w:color="CCCCCC"/>
+              <w:left w:val="single" w:sz="6" w:space="0" w:color="CCCCCC"/>
+              <w:bottom w:val="single" w:sz="6" w:space="0" w:color="CCCCCC"/>
+              <w:right w:val="single" w:sz="6" w:space="0" w:color="000000"/>
+            </w:tcBorders>
+            <w:shd w:val="clear" w:color="auto" w:fill="A4C2F4"/>
+            <w:tcMar>
+              <w:top w:w="30" w:type="dxa"/>
+              <w:left w:w="45" w:type="dxa"/>
+              <w:bottom w:w="30" w:type="dxa"/>
+              <w:right w:w="45" w:type="dxa"/>
+            </w:tcMar>
+            <w:vAlign w:val="bottom"/>
+            <w:hideMark/>
+          </w:tcPr>
+          <w:p>
+            <w:pPr>
+              <w:spacing w:after="0" w:line="240" w:lineRule="auto"/>
+              <w:rPr>
+                <w:rFonts w:eastAsia="Times New Roman"/>
+              </w:rPr>
+            </w:pPr>
+            <w:r>
+              <w:rPr>
+                <w:rFonts w:eastAsia="Times New Roman"/>
+              </w:rPr>
+              <w:t>El sistema web debe permitir la descarga de los documentos previos</w:t>
+            </w:r>
+          </w:p>
+        </w:tc>
+        <w:tc>
+          <w:tcPr>
+            <w:tcW w:w="0" w:type="auto"/>
+            <w:tcBorders>
+              <w:top w:val="single" w:sz="6" w:space="0" w:color="CCCCCC"/>
+              <w:left w:val="single" w:sz="6" w:space="0" w:color="CCCCCC"/>
+              <w:bottom w:val="single" w:sz="6" w:space="0" w:color="CCCCCC"/>
+              <w:right w:val="single" w:sz="6" w:space="0" w:color="000000"/>
+            </w:tcBorders>
+            <w:shd w:val="clear" w:color="auto" w:fill="A4C2F4"/>
+            <w:tcMar>
+              <w:top w:w="30" w:type="dxa"/>
+              <w:left w:w="45" w:type="dxa"/>
+              <w:bottom w:w="30" w:type="dxa"/>
+              <w:right w:w="45" w:type="dxa"/>
+            </w:tcMar>
+            <w:vAlign w:val="bottom"/>
+            <w:hideMark/>
+          </w:tcPr>
+          <w:p>
+            <w:pPr>
+              <w:spacing w:after="0" w:line="240" w:lineRule="auto"/>
+              <w:rPr>
+                <w:rFonts w:eastAsia="Times New Roman"/>
+              </w:rPr>
+            </w:pPr>
+            <w:r>
+              <w:rPr>
+                <w:rFonts w:eastAsia="Times New Roman"/>
+              </w:rPr>
+              <w:t>Alta</w:t>
+            </w:r>
+          </w:p>
+        </w:tc>
+        <w:tc>
+          <w:tcPr>
+            <w:tcW w:w="0" w:type="auto"/>
+            <w:tcBorders>
+              <w:top w:val="single" w:sz="6" w:space="0" w:color="CCCCCC"/>
+              <w:left w:val="single" w:sz="6" w:space="0" w:color="CCCCCC"/>
+              <w:bottom w:val="single" w:sz="6" w:space="0" w:color="CCCCCC"/>
+              <w:right w:val="single" w:sz="6" w:space="0" w:color="000000"/>
+            </w:tcBorders>
+            <w:shd w:val="clear" w:color="auto" w:fill="A4C2F4"/>
+            <w:tcMar>
+              <w:top w:w="30" w:type="dxa"/>
+              <w:left w:w="45" w:type="dxa"/>
+              <w:bottom w:w="30" w:type="dxa"/>
+              <w:right w:w="45" w:type="dxa"/>
+            </w:tcMar>
+            <w:vAlign w:val="bottom"/>
+            <w:hideMark/>
+          </w:tcPr>
+          <w:p>
+            <w:pPr>
+              <w:spacing w:after="0" w:line="240" w:lineRule="auto"/>
+              <w:rPr>
+                <w:rFonts w:eastAsia="Times New Roman"/>
+              </w:rPr>
+            </w:pPr>
+            <w:r>
+              <w:rPr>
+                <w:rFonts w:eastAsia="Times New Roman"/>
+              </w:rPr>
+              <w:t>Necesario</w:t>
+            </w:r>
+          </w:p>
+        </w:tc>
+        <w:tc>
+          <w:tcPr>
+            <w:tcW w:w="0" w:type="auto"/>
+            <w:tcBorders>
+              <w:top w:val="single" w:sz="6" w:space="0" w:color="CCCCCC"/>
+              <w:left w:val="single" w:sz="6" w:space="0" w:color="CCCCCC"/>
+              <w:bottom w:val="single" w:sz="6" w:space="0" w:color="CCCCCC"/>
+              <w:right w:val="single" w:sz="6" w:space="0" w:color="000000"/>
+            </w:tcBorders>
+            <w:shd w:val="clear" w:color="auto" w:fill="A4C2F4"/>
+            <w:tcMar>
+              <w:top w:w="30" w:type="dxa"/>
+              <w:left w:w="45" w:type="dxa"/>
+              <w:bottom w:w="30" w:type="dxa"/>
+              <w:right w:w="45" w:type="dxa"/>
+            </w:tcMar>
+            <w:vAlign w:val="bottom"/>
+            <w:hideMark/>
+          </w:tcPr>
+          <w:p>
+            <w:pPr>
+              <w:spacing w:after="0" w:line="240" w:lineRule="auto"/>
+              <w:rPr>
+                <w:rFonts w:eastAsia="Times New Roman"/>
+              </w:rPr>
+            </w:pPr>
+            <w:r>
+              <w:rPr>
+                <w:rFonts w:eastAsia="Times New Roman"/>
+              </w:rPr>
+              <w:t>En Proceso</w:t>
+            </w:r>
+          </w:p>
+        </w:tc>
+        <w:tc>
+          <w:tcPr>
+            <w:tcW w:w="0" w:type="auto"/>
+            <w:tcBorders>
+              <w:top w:val="single" w:sz="6" w:space="0" w:color="CCCCCC"/>
+              <w:left w:val="single" w:sz="6" w:space="0" w:color="CCCCCC"/>
+              <w:bottom w:val="single" w:sz="6" w:space="0" w:color="CCCCCC"/>
+              <w:right w:val="single" w:sz="6" w:space="0" w:color="000000"/>
+            </w:tcBorders>
+            <w:shd w:val="clear" w:color="auto" w:fill="A4C2F4"/>
+            <w:tcMar>
+              <w:top w:w="30" w:type="dxa"/>
+              <w:left w:w="45" w:type="dxa"/>
+              <w:bottom w:w="30" w:type="dxa"/>
+              <w:right w:w="45" w:type="dxa"/>
+            </w:tcMar>
+            <w:vAlign w:val="bottom"/>
+            <w:hideMark/>
+          </w:tcPr>
+          <w:p>
+            <w:pPr>
+              <w:spacing w:after="0" w:line="240" w:lineRule="auto"/>
+              <w:rPr>
+                <w:rFonts w:eastAsia="Times New Roman"/>
+              </w:rPr>
+            </w:pPr>
+            <w:r>
+              <w:rPr>
+                <w:rFonts w:eastAsia="Times New Roman"/>
+              </w:rPr>
+              <w:t>Media</w:t>
+            </w:r>
+          </w:p>
+        </w:tc>
+      </w:tr>
+    </w:tbl>
     <w:p>
       <w:pPr>
         <w:pStyle w:val="Ttulo2"/>
@@ -13617,7 +16616,6 @@
   <w:style w:type="character" w:default="1" w:styleId="Fuentedeprrafopredeter">
     <w:name w:val="Default Paragraph Font"/>
     <w:uiPriority w:val="1"/>
-    <w:semiHidden/>
     <w:unhideWhenUsed/>
   </w:style>
   <w:style w:type="table" w:default="1" w:styleId="Tablanormal">

--- a/Documents/FD03-EPIS-Informe Especificación Requerimientos.docx
+++ b/Documents/FD03-EPIS-Informe Especificación Requerimientos.docx
@@ -420,6 +420,7 @@
           <w:szCs w:val="32"/>
         </w:rPr>
       </w:pPr>
+      <w:proofErr w:type="spellStart"/>
       <w:r>
         <w:rPr>
           <w:rFonts w:ascii="Times New Roman" w:eastAsia="Times New Roman" w:hAnsi="Times New Roman" w:cs="Times New Roman"/>
@@ -428,7 +429,18 @@
           <w:sz w:val="32"/>
           <w:szCs w:val="32"/>
         </w:rPr>
-        <w:t>Mag. Patrick Cuadros Quiroga</w:t>
+        <w:t>Mag</w:t>
+      </w:r>
+      <w:proofErr w:type="spellEnd"/>
+      <w:r>
+        <w:rPr>
+          <w:rFonts w:ascii="Times New Roman" w:eastAsia="Times New Roman" w:hAnsi="Times New Roman" w:cs="Times New Roman"/>
+          <w:i/>
+          <w:color w:val="000000" w:themeColor="text1"/>
+          <w:sz w:val="32"/>
+          <w:szCs w:val="32"/>
+        </w:rPr>
+        <w:t>. Patrick Cuadros Quiroga</w:t>
       </w:r>
     </w:p>
     <w:p>
@@ -602,8 +614,9 @@
           <w:sz w:val="28"/>
           <w:szCs w:val="28"/>
         </w:rPr>
-        <w:t xml:space="preserve">Salas Jiménez, Walter Emmanuel  </w:t>
-      </w:r>
+        <w:t xml:space="preserve">Salas Jiménez, Walter </w:t>
+      </w:r>
+      <w:proofErr w:type="gramStart"/>
       <w:r>
         <w:rPr>
           <w:rFonts w:ascii="Times New Roman" w:eastAsia="Times New Roman" w:hAnsi="Times New Roman" w:cs="Times New Roman"/>
@@ -612,7 +625,7 @@
           <w:sz w:val="28"/>
           <w:szCs w:val="28"/>
         </w:rPr>
-        <w:tab/>
+        <w:t xml:space="preserve">Emmanuel  </w:t>
       </w:r>
       <w:r>
         <w:rPr>
@@ -623,6 +636,17 @@
           <w:szCs w:val="28"/>
         </w:rPr>
         <w:tab/>
+      </w:r>
+      <w:proofErr w:type="gramEnd"/>
+      <w:r>
+        <w:rPr>
+          <w:rFonts w:ascii="Times New Roman" w:eastAsia="Times New Roman" w:hAnsi="Times New Roman" w:cs="Times New Roman"/>
+          <w:i/>
+          <w:color w:val="000000" w:themeColor="text1"/>
+          <w:sz w:val="28"/>
+          <w:szCs w:val="28"/>
+        </w:rPr>
+        <w:tab/>
         <w:t>(2022073896)</w:t>
       </w:r>
     </w:p>
@@ -638,6 +662,7 @@
           <w:szCs w:val="28"/>
         </w:rPr>
       </w:pPr>
+      <w:proofErr w:type="spellStart"/>
       <w:r>
         <w:rPr>
           <w:rFonts w:ascii="Times New Roman" w:eastAsia="Times New Roman" w:hAnsi="Times New Roman" w:cs="Times New Roman"/>
@@ -646,7 +671,40 @@
           <w:sz w:val="28"/>
           <w:szCs w:val="28"/>
         </w:rPr>
-        <w:t xml:space="preserve">Ancco Suaña, Bruno Enrique </w:t>
+        <w:t>Ancco</w:t>
+      </w:r>
+      <w:proofErr w:type="spellEnd"/>
+      <w:r>
+        <w:rPr>
+          <w:rFonts w:ascii="Times New Roman" w:eastAsia="Times New Roman" w:hAnsi="Times New Roman" w:cs="Times New Roman"/>
+          <w:i/>
+          <w:color w:val="000000" w:themeColor="text1"/>
+          <w:sz w:val="28"/>
+          <w:szCs w:val="28"/>
+        </w:rPr>
+        <w:t xml:space="preserve"> </w:t>
+      </w:r>
+      <w:proofErr w:type="spellStart"/>
+      <w:r>
+        <w:rPr>
+          <w:rFonts w:ascii="Times New Roman" w:eastAsia="Times New Roman" w:hAnsi="Times New Roman" w:cs="Times New Roman"/>
+          <w:i/>
+          <w:color w:val="000000" w:themeColor="text1"/>
+          <w:sz w:val="28"/>
+          <w:szCs w:val="28"/>
+        </w:rPr>
+        <w:t>Suaña</w:t>
+      </w:r>
+      <w:proofErr w:type="spellEnd"/>
+      <w:r>
+        <w:rPr>
+          <w:rFonts w:ascii="Times New Roman" w:eastAsia="Times New Roman" w:hAnsi="Times New Roman" w:cs="Times New Roman"/>
+          <w:i/>
+          <w:color w:val="000000" w:themeColor="text1"/>
+          <w:sz w:val="28"/>
+          <w:szCs w:val="28"/>
+        </w:rPr>
+        <w:t xml:space="preserve">, Bruno Enrique </w:t>
       </w:r>
       <w:r>
         <w:rPr>
@@ -961,6 +1019,7 @@
           <w:szCs w:val="28"/>
         </w:rPr>
       </w:pPr>
+      <w:proofErr w:type="spellStart"/>
       <w:r>
         <w:rPr>
           <w:rFonts w:ascii="Times New Roman" w:hAnsi="Times New Roman"/>
@@ -968,7 +1027,17 @@
           <w:sz w:val="28"/>
           <w:szCs w:val="28"/>
         </w:rPr>
-        <w:t xml:space="preserve">Versión </w:t>
+        <w:t>Versión</w:t>
+      </w:r>
+      <w:proofErr w:type="spellEnd"/>
+      <w:r>
+        <w:rPr>
+          <w:rFonts w:ascii="Times New Roman" w:hAnsi="Times New Roman"/>
+          <w:color w:val="000000" w:themeColor="text1"/>
+          <w:sz w:val="28"/>
+          <w:szCs w:val="28"/>
+        </w:rPr>
+        <w:t xml:space="preserve"> </w:t>
       </w:r>
       <w:r>
         <w:rPr>
@@ -4444,8 +4513,9 @@
           <w:sz w:val="24"/>
           <w:szCs w:val="24"/>
         </w:rPr>
-        <w:t>El presente documento de Especificación de Requerimientos de Software (ERS) describe de manera detallada las funcionalidades, restricciones y características necesarias para el desarrollo del proyecto Generador de Documentación Impulsado por IA (GDI-IA), propuesto para DevStar Solutions.</w:t>
-      </w:r>
+        <w:t xml:space="preserve">El presente documento de Especificación de Requerimientos de Software (ERS) describe de manera detallada las funcionalidades, restricciones y características necesarias para el desarrollo del proyecto Generador de Documentación Impulsado por IA (GDI-IA), propuesto para </w:t>
+      </w:r>
+      <w:proofErr w:type="spellStart"/>
       <w:r>
         <w:rPr>
           <w:rFonts w:ascii="Times New Roman" w:eastAsia="Times New Roman" w:hAnsi="Times New Roman" w:cs="Times New Roman"/>
@@ -4453,6 +4523,45 @@
           <w:sz w:val="24"/>
           <w:szCs w:val="24"/>
         </w:rPr>
+        <w:t>DevStar</w:t>
+      </w:r>
+      <w:proofErr w:type="spellEnd"/>
+      <w:r>
+        <w:rPr>
+          <w:rFonts w:ascii="Times New Roman" w:eastAsia="Times New Roman" w:hAnsi="Times New Roman" w:cs="Times New Roman"/>
+          <w:color w:val="000000" w:themeColor="text1"/>
+          <w:sz w:val="24"/>
+          <w:szCs w:val="24"/>
+        </w:rPr>
+        <w:t xml:space="preserve"> </w:t>
+      </w:r>
+      <w:proofErr w:type="spellStart"/>
+      <w:r>
+        <w:rPr>
+          <w:rFonts w:ascii="Times New Roman" w:eastAsia="Times New Roman" w:hAnsi="Times New Roman" w:cs="Times New Roman"/>
+          <w:color w:val="000000" w:themeColor="text1"/>
+          <w:sz w:val="24"/>
+          <w:szCs w:val="24"/>
+        </w:rPr>
+        <w:t>Solutions</w:t>
+      </w:r>
+      <w:proofErr w:type="spellEnd"/>
+      <w:r>
+        <w:rPr>
+          <w:rFonts w:ascii="Times New Roman" w:eastAsia="Times New Roman" w:hAnsi="Times New Roman" w:cs="Times New Roman"/>
+          <w:color w:val="000000" w:themeColor="text1"/>
+          <w:sz w:val="24"/>
+          <w:szCs w:val="24"/>
+        </w:rPr>
+        <w:t>.</w:t>
+      </w:r>
+      <w:r>
+        <w:rPr>
+          <w:rFonts w:ascii="Times New Roman" w:eastAsia="Times New Roman" w:hAnsi="Times New Roman" w:cs="Times New Roman"/>
+          <w:color w:val="000000" w:themeColor="text1"/>
+          <w:sz w:val="24"/>
+          <w:szCs w:val="24"/>
+        </w:rPr>
         <w:br/>
         <w:t xml:space="preserve"> Este proyecto tiene como objetivo principal diseñar e implementar una plataforma web inteligente que asista en la generación automatizada de documentos formales, utilizando tecnologías de inteligencia artificial especializadas en redacción, análisis de contenido y formateo estructurado.</w:t>
       </w:r>
@@ -4496,7 +4605,27 @@
           <w:sz w:val="24"/>
           <w:szCs w:val="24"/>
         </w:rPr>
-        <w:t>Este informe establece la base para la comunicación entre los stakeholders y el equipo de desarrollo, asegurando que todos los requerimientos funcionales, no funcionales, restricciones, supuestos y dependencias estén claramente documentados y comprendidos, para guiar correctamente el diseño, construcción e implementación del sistema.</w:t>
+        <w:t xml:space="preserve">Este informe establece la base para la comunicación entre los </w:t>
+      </w:r>
+      <w:proofErr w:type="spellStart"/>
+      <w:r>
+        <w:rPr>
+          <w:rFonts w:ascii="Times New Roman" w:eastAsia="Times New Roman" w:hAnsi="Times New Roman" w:cs="Times New Roman"/>
+          <w:color w:val="000000" w:themeColor="text1"/>
+          <w:sz w:val="24"/>
+          <w:szCs w:val="24"/>
+        </w:rPr>
+        <w:t>stakeholders</w:t>
+      </w:r>
+      <w:proofErr w:type="spellEnd"/>
+      <w:r>
+        <w:rPr>
+          <w:rFonts w:ascii="Times New Roman" w:eastAsia="Times New Roman" w:hAnsi="Times New Roman" w:cs="Times New Roman"/>
+          <w:color w:val="000000" w:themeColor="text1"/>
+          <w:sz w:val="24"/>
+          <w:szCs w:val="24"/>
+        </w:rPr>
+        <w:t xml:space="preserve"> y el equipo de desarrollo, asegurando que todos los requerimientos funcionales, no funcionales, restricciones, supuestos y dependencias estén claramente documentados y comprendidos, para guiar correctamente el diseño, construcción e implementación del sistema.</w:t>
       </w:r>
     </w:p>
     <w:p>
@@ -4577,6 +4706,7 @@
           <w:szCs w:val="24"/>
         </w:rPr>
       </w:pPr>
+      <w:proofErr w:type="spellStart"/>
       <w:r>
         <w:rPr>
           <w:rFonts w:ascii="Times New Roman" w:eastAsia="Times New Roman" w:hAnsi="Times New Roman" w:cs="Times New Roman"/>
@@ -4584,8 +4714,29 @@
           <w:sz w:val="24"/>
           <w:szCs w:val="24"/>
         </w:rPr>
-        <w:t>DevStar Solutions</w:t>
-      </w:r>
+        <w:t>DevStar</w:t>
+      </w:r>
+      <w:proofErr w:type="spellEnd"/>
+      <w:r>
+        <w:rPr>
+          <w:rFonts w:ascii="Times New Roman" w:eastAsia="Times New Roman" w:hAnsi="Times New Roman" w:cs="Times New Roman"/>
+          <w:color w:val="000000" w:themeColor="text1"/>
+          <w:sz w:val="24"/>
+          <w:szCs w:val="24"/>
+        </w:rPr>
+        <w:t xml:space="preserve"> </w:t>
+      </w:r>
+      <w:proofErr w:type="spellStart"/>
+      <w:r>
+        <w:rPr>
+          <w:rFonts w:ascii="Times New Roman" w:eastAsia="Times New Roman" w:hAnsi="Times New Roman" w:cs="Times New Roman"/>
+          <w:color w:val="000000" w:themeColor="text1"/>
+          <w:sz w:val="24"/>
+          <w:szCs w:val="24"/>
+        </w:rPr>
+        <w:t>Solutions</w:t>
+      </w:r>
+      <w:proofErr w:type="spellEnd"/>
     </w:p>
     <w:p>
       <w:pPr>
@@ -4783,12 +4934,20 @@
       </w:pPr>
       <w:bookmarkStart w:id="9" w:name="_heading=h.wigmwjnv2cx4" w:colFirst="0" w:colLast="0"/>
       <w:bookmarkEnd w:id="9"/>
+      <w:proofErr w:type="spellStart"/>
       <w:r>
         <w:rPr>
           <w:color w:val="000000" w:themeColor="text1"/>
         </w:rPr>
         <w:lastRenderedPageBreak/>
-        <w:t>Visionamiento de la Empresa</w:t>
+        <w:t>Visionamiento</w:t>
+      </w:r>
+      <w:proofErr w:type="spellEnd"/>
+      <w:r>
+        <w:rPr>
+          <w:color w:val="000000" w:themeColor="text1"/>
+        </w:rPr>
+        <w:t xml:space="preserve"> de la Empresa</w:t>
       </w:r>
     </w:p>
     <w:p>
@@ -4829,7 +4988,47 @@
           <w:sz w:val="24"/>
           <w:szCs w:val="24"/>
         </w:rPr>
-        <w:t>Actualmente, muchas organizaciones y profesionales pierden tiempo valioso en la elaboración manual de documentos formales. Esta falta de automatización genera costos innecesarios, retrasa la entrega de proyectos y afecta la eficiencia operativa. DevStar Solutions identificó la necesidad de una plataforma que permita automatizar la generación de documentos estructurados utilizando tecnologías de inteligencia artificial, optimizando tiempos y asegurando la calidad del contenido entregado.</w:t>
+        <w:t xml:space="preserve">Actualmente, muchas organizaciones y profesionales pierden tiempo valioso en la elaboración manual de documentos formales. Esta falta de automatización genera costos innecesarios, retrasa la entrega de proyectos y afecta la eficiencia operativa. </w:t>
+      </w:r>
+      <w:proofErr w:type="spellStart"/>
+      <w:r>
+        <w:rPr>
+          <w:rFonts w:ascii="Times New Roman" w:eastAsia="Times New Roman" w:hAnsi="Times New Roman" w:cs="Times New Roman"/>
+          <w:color w:val="000000" w:themeColor="text1"/>
+          <w:sz w:val="24"/>
+          <w:szCs w:val="24"/>
+        </w:rPr>
+        <w:t>DevStar</w:t>
+      </w:r>
+      <w:proofErr w:type="spellEnd"/>
+      <w:r>
+        <w:rPr>
+          <w:rFonts w:ascii="Times New Roman" w:eastAsia="Times New Roman" w:hAnsi="Times New Roman" w:cs="Times New Roman"/>
+          <w:color w:val="000000" w:themeColor="text1"/>
+          <w:sz w:val="24"/>
+          <w:szCs w:val="24"/>
+        </w:rPr>
+        <w:t xml:space="preserve"> </w:t>
+      </w:r>
+      <w:proofErr w:type="spellStart"/>
+      <w:r>
+        <w:rPr>
+          <w:rFonts w:ascii="Times New Roman" w:eastAsia="Times New Roman" w:hAnsi="Times New Roman" w:cs="Times New Roman"/>
+          <w:color w:val="000000" w:themeColor="text1"/>
+          <w:sz w:val="24"/>
+          <w:szCs w:val="24"/>
+        </w:rPr>
+        <w:t>Solutions</w:t>
+      </w:r>
+      <w:proofErr w:type="spellEnd"/>
+      <w:r>
+        <w:rPr>
+          <w:rFonts w:ascii="Times New Roman" w:eastAsia="Times New Roman" w:hAnsi="Times New Roman" w:cs="Times New Roman"/>
+          <w:color w:val="000000" w:themeColor="text1"/>
+          <w:sz w:val="24"/>
+          <w:szCs w:val="24"/>
+        </w:rPr>
+        <w:t xml:space="preserve"> identificó la necesidad de una plataforma que permita automatizar la generación de documentos estructurados utilizando tecnologías de inteligencia artificial, optimizando tiempos y asegurando la calidad del contenido entregado.</w:t>
       </w:r>
     </w:p>
     <w:p>
@@ -4874,7 +5073,47 @@
           <w:sz w:val="24"/>
           <w:szCs w:val="24"/>
         </w:rPr>
-        <w:t>Incrementar el portafolio de soluciones innovadoras de DevStar Solutions.</w:t>
+        <w:t xml:space="preserve">Incrementar el portafolio de soluciones innovadoras de </w:t>
+      </w:r>
+      <w:proofErr w:type="spellStart"/>
+      <w:r>
+        <w:rPr>
+          <w:rFonts w:ascii="Times New Roman" w:eastAsia="Times New Roman" w:hAnsi="Times New Roman" w:cs="Times New Roman"/>
+          <w:color w:val="000000" w:themeColor="text1"/>
+          <w:sz w:val="24"/>
+          <w:szCs w:val="24"/>
+        </w:rPr>
+        <w:t>DevStar</w:t>
+      </w:r>
+      <w:proofErr w:type="spellEnd"/>
+      <w:r>
+        <w:rPr>
+          <w:rFonts w:ascii="Times New Roman" w:eastAsia="Times New Roman" w:hAnsi="Times New Roman" w:cs="Times New Roman"/>
+          <w:color w:val="000000" w:themeColor="text1"/>
+          <w:sz w:val="24"/>
+          <w:szCs w:val="24"/>
+        </w:rPr>
+        <w:t xml:space="preserve"> </w:t>
+      </w:r>
+      <w:proofErr w:type="spellStart"/>
+      <w:r>
+        <w:rPr>
+          <w:rFonts w:ascii="Times New Roman" w:eastAsia="Times New Roman" w:hAnsi="Times New Roman" w:cs="Times New Roman"/>
+          <w:color w:val="000000" w:themeColor="text1"/>
+          <w:sz w:val="24"/>
+          <w:szCs w:val="24"/>
+        </w:rPr>
+        <w:t>Solutions</w:t>
+      </w:r>
+      <w:proofErr w:type="spellEnd"/>
+      <w:r>
+        <w:rPr>
+          <w:rFonts w:ascii="Times New Roman" w:eastAsia="Times New Roman" w:hAnsi="Times New Roman" w:cs="Times New Roman"/>
+          <w:color w:val="000000" w:themeColor="text1"/>
+          <w:sz w:val="24"/>
+          <w:szCs w:val="24"/>
+        </w:rPr>
+        <w:t>.</w:t>
       </w:r>
     </w:p>
     <w:p>
@@ -4922,7 +5161,47 @@
           <w:sz w:val="24"/>
           <w:szCs w:val="24"/>
         </w:rPr>
-        <w:t>Posicionar a DevStar Solutions como referente en soluciones de inteligencia artificial aplicadas a la productividad empresarial.</w:t>
+        <w:t xml:space="preserve">Posicionar a </w:t>
+      </w:r>
+      <w:proofErr w:type="spellStart"/>
+      <w:r>
+        <w:rPr>
+          <w:rFonts w:ascii="Times New Roman" w:eastAsia="Times New Roman" w:hAnsi="Times New Roman" w:cs="Times New Roman"/>
+          <w:color w:val="000000" w:themeColor="text1"/>
+          <w:sz w:val="24"/>
+          <w:szCs w:val="24"/>
+        </w:rPr>
+        <w:t>DevStar</w:t>
+      </w:r>
+      <w:proofErr w:type="spellEnd"/>
+      <w:r>
+        <w:rPr>
+          <w:rFonts w:ascii="Times New Roman" w:eastAsia="Times New Roman" w:hAnsi="Times New Roman" w:cs="Times New Roman"/>
+          <w:color w:val="000000" w:themeColor="text1"/>
+          <w:sz w:val="24"/>
+          <w:szCs w:val="24"/>
+        </w:rPr>
+        <w:t xml:space="preserve"> </w:t>
+      </w:r>
+      <w:proofErr w:type="spellStart"/>
+      <w:r>
+        <w:rPr>
+          <w:rFonts w:ascii="Times New Roman" w:eastAsia="Times New Roman" w:hAnsi="Times New Roman" w:cs="Times New Roman"/>
+          <w:color w:val="000000" w:themeColor="text1"/>
+          <w:sz w:val="24"/>
+          <w:szCs w:val="24"/>
+        </w:rPr>
+        <w:t>Solutions</w:t>
+      </w:r>
+      <w:proofErr w:type="spellEnd"/>
+      <w:r>
+        <w:rPr>
+          <w:rFonts w:ascii="Times New Roman" w:eastAsia="Times New Roman" w:hAnsi="Times New Roman" w:cs="Times New Roman"/>
+          <w:color w:val="000000" w:themeColor="text1"/>
+          <w:sz w:val="24"/>
+          <w:szCs w:val="24"/>
+        </w:rPr>
+        <w:t xml:space="preserve"> como referente en soluciones de inteligencia artificial aplicadas a la productividad empresarial.</w:t>
       </w:r>
     </w:p>
     <w:p>
@@ -5268,6 +5547,7 @@
           <w:szCs w:val="24"/>
         </w:rPr>
       </w:pPr>
+      <w:proofErr w:type="gramStart"/>
       <w:r>
         <w:rPr>
           <w:rFonts w:ascii="Times New Roman" w:eastAsia="Times New Roman" w:hAnsi="Times New Roman" w:cs="Times New Roman"/>
@@ -5275,7 +5555,17 @@
           <w:sz w:val="24"/>
           <w:szCs w:val="24"/>
         </w:rPr>
-        <w:t>De acuerdo al análisis técnico, operativo, legal y financiero realizado, el proyecto es viable:</w:t>
+        <w:t>De acuerdo al</w:t>
+      </w:r>
+      <w:proofErr w:type="gramEnd"/>
+      <w:r>
+        <w:rPr>
+          <w:rFonts w:ascii="Times New Roman" w:eastAsia="Times New Roman" w:hAnsi="Times New Roman" w:cs="Times New Roman"/>
+          <w:color w:val="000000" w:themeColor="text1"/>
+          <w:sz w:val="24"/>
+          <w:szCs w:val="24"/>
+        </w:rPr>
+        <w:t xml:space="preserve"> análisis técnico, operativo, legal y financiero realizado, el proyecto es viable:</w:t>
       </w:r>
     </w:p>
     <w:p>
@@ -5897,8 +6187,33 @@
                 <w:rFonts w:eastAsia="Times New Roman"/>
                 <w:color w:val="000000" w:themeColor="text1"/>
               </w:rPr>
-              <w:t>El sistema web debe permitir la creacion de cuentas a los usuario nuevos</w:t>
-            </w:r>
+              <w:t xml:space="preserve">El sistema web debe permitir la </w:t>
+            </w:r>
+            <w:proofErr w:type="spellStart"/>
+            <w:r>
+              <w:rPr>
+                <w:rFonts w:eastAsia="Times New Roman"/>
+                <w:color w:val="000000" w:themeColor="text1"/>
+              </w:rPr>
+              <w:t>creacion</w:t>
+            </w:r>
+            <w:proofErr w:type="spellEnd"/>
+            <w:r>
+              <w:rPr>
+                <w:rFonts w:eastAsia="Times New Roman"/>
+                <w:color w:val="000000" w:themeColor="text1"/>
+              </w:rPr>
+              <w:t xml:space="preserve"> de cuentas a los </w:t>
+            </w:r>
+            <w:proofErr w:type="gramStart"/>
+            <w:r>
+              <w:rPr>
+                <w:rFonts w:eastAsia="Times New Roman"/>
+                <w:color w:val="000000" w:themeColor="text1"/>
+              </w:rPr>
+              <w:t>usuario nuevos</w:t>
+            </w:r>
+            <w:proofErr w:type="gramEnd"/>
           </w:p>
         </w:tc>
       </w:tr>
@@ -5938,7 +6253,39 @@
                 <w:rFonts w:eastAsia="Times New Roman"/>
                 <w:color w:val="000000" w:themeColor="text1"/>
               </w:rPr>
-              <w:t>El sistema web debe tener un modulo para introducir la informacion clave dependiendo del formato escogido</w:t>
+              <w:t xml:space="preserve">El sistema web debe tener un </w:t>
+            </w:r>
+            <w:proofErr w:type="spellStart"/>
+            <w:r>
+              <w:rPr>
+                <w:rFonts w:eastAsia="Times New Roman"/>
+                <w:color w:val="000000" w:themeColor="text1"/>
+              </w:rPr>
+              <w:t>modulo</w:t>
+            </w:r>
+            <w:proofErr w:type="spellEnd"/>
+            <w:r>
+              <w:rPr>
+                <w:rFonts w:eastAsia="Times New Roman"/>
+                <w:color w:val="000000" w:themeColor="text1"/>
+              </w:rPr>
+              <w:t xml:space="preserve"> para introducir la </w:t>
+            </w:r>
+            <w:proofErr w:type="spellStart"/>
+            <w:r>
+              <w:rPr>
+                <w:rFonts w:eastAsia="Times New Roman"/>
+                <w:color w:val="000000" w:themeColor="text1"/>
+              </w:rPr>
+              <w:t>informacion</w:t>
+            </w:r>
+            <w:proofErr w:type="spellEnd"/>
+            <w:r>
+              <w:rPr>
+                <w:rFonts w:eastAsia="Times New Roman"/>
+                <w:color w:val="000000" w:themeColor="text1"/>
+              </w:rPr>
+              <w:t xml:space="preserve"> clave dependiendo del formato escogido</w:t>
             </w:r>
           </w:p>
         </w:tc>
@@ -5979,7 +6326,23 @@
                 <w:rFonts w:eastAsia="Times New Roman"/>
                 <w:color w:val="000000" w:themeColor="text1"/>
               </w:rPr>
-              <w:t>El sistema web debe permitir la seleccion del formato estandarizado para iniciar un nuevo documento</w:t>
+              <w:t xml:space="preserve">El sistema web debe permitir la </w:t>
+            </w:r>
+            <w:proofErr w:type="spellStart"/>
+            <w:r>
+              <w:rPr>
+                <w:rFonts w:eastAsia="Times New Roman"/>
+                <w:color w:val="000000" w:themeColor="text1"/>
+              </w:rPr>
+              <w:t>seleccion</w:t>
+            </w:r>
+            <w:proofErr w:type="spellEnd"/>
+            <w:r>
+              <w:rPr>
+                <w:rFonts w:eastAsia="Times New Roman"/>
+                <w:color w:val="000000" w:themeColor="text1"/>
+              </w:rPr>
+              <w:t xml:space="preserve"> del formato estandarizado para iniciar un nuevo documento</w:t>
             </w:r>
           </w:p>
         </w:tc>
@@ -6065,7 +6428,55 @@
                 <w:rFonts w:eastAsia="Times New Roman"/>
                 <w:color w:val="000000" w:themeColor="text1"/>
               </w:rPr>
-              <w:t>El sistema web debe permitir la generacion documentos completos en formatos word - version 2</w:t>
+              <w:t xml:space="preserve">El sistema web debe permitir la </w:t>
+            </w:r>
+            <w:proofErr w:type="spellStart"/>
+            <w:r>
+              <w:rPr>
+                <w:rFonts w:eastAsia="Times New Roman"/>
+                <w:color w:val="000000" w:themeColor="text1"/>
+              </w:rPr>
+              <w:t>generacion</w:t>
+            </w:r>
+            <w:proofErr w:type="spellEnd"/>
+            <w:r>
+              <w:rPr>
+                <w:rFonts w:eastAsia="Times New Roman"/>
+                <w:color w:val="000000" w:themeColor="text1"/>
+              </w:rPr>
+              <w:t xml:space="preserve"> documentos completos en formatos </w:t>
+            </w:r>
+            <w:proofErr w:type="spellStart"/>
+            <w:r>
+              <w:rPr>
+                <w:rFonts w:eastAsia="Times New Roman"/>
+                <w:color w:val="000000" w:themeColor="text1"/>
+              </w:rPr>
+              <w:t>word</w:t>
+            </w:r>
+            <w:proofErr w:type="spellEnd"/>
+            <w:r>
+              <w:rPr>
+                <w:rFonts w:eastAsia="Times New Roman"/>
+                <w:color w:val="000000" w:themeColor="text1"/>
+              </w:rPr>
+              <w:t xml:space="preserve"> - </w:t>
+            </w:r>
+            <w:proofErr w:type="spellStart"/>
+            <w:r>
+              <w:rPr>
+                <w:rFonts w:eastAsia="Times New Roman"/>
+                <w:color w:val="000000" w:themeColor="text1"/>
+              </w:rPr>
+              <w:t>version</w:t>
+            </w:r>
+            <w:proofErr w:type="spellEnd"/>
+            <w:r>
+              <w:rPr>
+                <w:rFonts w:eastAsia="Times New Roman"/>
+                <w:color w:val="000000" w:themeColor="text1"/>
+              </w:rPr>
+              <w:t xml:space="preserve"> 2</w:t>
             </w:r>
           </w:p>
         </w:tc>
@@ -6106,7 +6517,23 @@
                 <w:rFonts w:eastAsia="Times New Roman"/>
                 <w:color w:val="000000" w:themeColor="text1"/>
               </w:rPr>
-              <w:t>El sistema web debe permitir la generacion documentos completos en formatos PDF siguiendo los formatos establecidos.</w:t>
+              <w:t xml:space="preserve">El sistema web debe permitir la </w:t>
+            </w:r>
+            <w:proofErr w:type="spellStart"/>
+            <w:r>
+              <w:rPr>
+                <w:rFonts w:eastAsia="Times New Roman"/>
+                <w:color w:val="000000" w:themeColor="text1"/>
+              </w:rPr>
+              <w:t>generacion</w:t>
+            </w:r>
+            <w:proofErr w:type="spellEnd"/>
+            <w:r>
+              <w:rPr>
+                <w:rFonts w:eastAsia="Times New Roman"/>
+                <w:color w:val="000000" w:themeColor="text1"/>
+              </w:rPr>
+              <w:t xml:space="preserve"> documentos completos en formatos PDF siguiendo los formatos establecidos.</w:t>
             </w:r>
           </w:p>
         </w:tc>
@@ -6147,8 +6574,17 @@
                 <w:rFonts w:eastAsia="Times New Roman"/>
                 <w:color w:val="000000" w:themeColor="text1"/>
               </w:rPr>
-              <w:t>El sistema web debe descargar el documento en el momento de su generacion</w:t>
-            </w:r>
+              <w:t xml:space="preserve">El sistema web debe descargar el documento en el momento de su </w:t>
+            </w:r>
+            <w:proofErr w:type="spellStart"/>
+            <w:r>
+              <w:rPr>
+                <w:rFonts w:eastAsia="Times New Roman"/>
+                <w:color w:val="000000" w:themeColor="text1"/>
+              </w:rPr>
+              <w:t>generacion</w:t>
+            </w:r>
+            <w:proofErr w:type="spellEnd"/>
           </w:p>
         </w:tc>
       </w:tr>
@@ -6188,7 +6624,71 @@
                 <w:rFonts w:eastAsia="Times New Roman"/>
                 <w:color w:val="000000" w:themeColor="text1"/>
               </w:rPr>
-              <w:t>El sistema web debe generar las citas y bibliografia automaticamente segun el contenido extraidas de fuentes reales dependiendo del formato escogido</w:t>
+              <w:t xml:space="preserve">El sistema web debe generar las citas y </w:t>
+            </w:r>
+            <w:proofErr w:type="spellStart"/>
+            <w:r>
+              <w:rPr>
+                <w:rFonts w:eastAsia="Times New Roman"/>
+                <w:color w:val="000000" w:themeColor="text1"/>
+              </w:rPr>
+              <w:t>bibliografia</w:t>
+            </w:r>
+            <w:proofErr w:type="spellEnd"/>
+            <w:r>
+              <w:rPr>
+                <w:rFonts w:eastAsia="Times New Roman"/>
+                <w:color w:val="000000" w:themeColor="text1"/>
+              </w:rPr>
+              <w:t xml:space="preserve"> </w:t>
+            </w:r>
+            <w:proofErr w:type="spellStart"/>
+            <w:r>
+              <w:rPr>
+                <w:rFonts w:eastAsia="Times New Roman"/>
+                <w:color w:val="000000" w:themeColor="text1"/>
+              </w:rPr>
+              <w:t>automaticamente</w:t>
+            </w:r>
+            <w:proofErr w:type="spellEnd"/>
+            <w:r>
+              <w:rPr>
+                <w:rFonts w:eastAsia="Times New Roman"/>
+                <w:color w:val="000000" w:themeColor="text1"/>
+              </w:rPr>
+              <w:t xml:space="preserve"> </w:t>
+            </w:r>
+            <w:proofErr w:type="spellStart"/>
+            <w:r>
+              <w:rPr>
+                <w:rFonts w:eastAsia="Times New Roman"/>
+                <w:color w:val="000000" w:themeColor="text1"/>
+              </w:rPr>
+              <w:t>segun</w:t>
+            </w:r>
+            <w:proofErr w:type="spellEnd"/>
+            <w:r>
+              <w:rPr>
+                <w:rFonts w:eastAsia="Times New Roman"/>
+                <w:color w:val="000000" w:themeColor="text1"/>
+              </w:rPr>
+              <w:t xml:space="preserve"> el contenido </w:t>
+            </w:r>
+            <w:proofErr w:type="spellStart"/>
+            <w:r>
+              <w:rPr>
+                <w:rFonts w:eastAsia="Times New Roman"/>
+                <w:color w:val="000000" w:themeColor="text1"/>
+              </w:rPr>
+              <w:t>extraidas</w:t>
+            </w:r>
+            <w:proofErr w:type="spellEnd"/>
+            <w:r>
+              <w:rPr>
+                <w:rFonts w:eastAsia="Times New Roman"/>
+                <w:color w:val="000000" w:themeColor="text1"/>
+              </w:rPr>
+              <w:t xml:space="preserve"> de fuentes reales dependiendo del formato escogido</w:t>
             </w:r>
           </w:p>
         </w:tc>
@@ -6270,7 +6770,39 @@
                 <w:rFonts w:eastAsia="Times New Roman"/>
                 <w:color w:val="000000" w:themeColor="text1"/>
               </w:rPr>
-              <w:t>El sistema web debe permitir la edicion de los documentos previamente creados - version 2</w:t>
+              <w:t xml:space="preserve">El sistema web debe permitir la </w:t>
+            </w:r>
+            <w:proofErr w:type="spellStart"/>
+            <w:r>
+              <w:rPr>
+                <w:rFonts w:eastAsia="Times New Roman"/>
+                <w:color w:val="000000" w:themeColor="text1"/>
+              </w:rPr>
+              <w:t>edicion</w:t>
+            </w:r>
+            <w:proofErr w:type="spellEnd"/>
+            <w:r>
+              <w:rPr>
+                <w:rFonts w:eastAsia="Times New Roman"/>
+                <w:color w:val="000000" w:themeColor="text1"/>
+              </w:rPr>
+              <w:t xml:space="preserve"> de los documentos previamente creados - </w:t>
+            </w:r>
+            <w:proofErr w:type="spellStart"/>
+            <w:r>
+              <w:rPr>
+                <w:rFonts w:eastAsia="Times New Roman"/>
+                <w:color w:val="000000" w:themeColor="text1"/>
+              </w:rPr>
+              <w:t>version</w:t>
+            </w:r>
+            <w:proofErr w:type="spellEnd"/>
+            <w:r>
+              <w:rPr>
+                <w:rFonts w:eastAsia="Times New Roman"/>
+                <w:color w:val="000000" w:themeColor="text1"/>
+              </w:rPr>
+              <w:t xml:space="preserve"> 2</w:t>
             </w:r>
           </w:p>
         </w:tc>
@@ -6352,8 +6884,33 @@
                 <w:rFonts w:eastAsia="Times New Roman"/>
                 <w:color w:val="000000" w:themeColor="text1"/>
               </w:rPr>
-              <w:t>El sistema web debe permitir la creacion de cuentas para adminsitradores</w:t>
-            </w:r>
+              <w:t xml:space="preserve">El sistema web debe permitir la </w:t>
+            </w:r>
+            <w:proofErr w:type="spellStart"/>
+            <w:r>
+              <w:rPr>
+                <w:rFonts w:eastAsia="Times New Roman"/>
+                <w:color w:val="000000" w:themeColor="text1"/>
+              </w:rPr>
+              <w:t>creacion</w:t>
+            </w:r>
+            <w:proofErr w:type="spellEnd"/>
+            <w:r>
+              <w:rPr>
+                <w:rFonts w:eastAsia="Times New Roman"/>
+                <w:color w:val="000000" w:themeColor="text1"/>
+              </w:rPr>
+              <w:t xml:space="preserve"> de cuentas para </w:t>
+            </w:r>
+            <w:proofErr w:type="spellStart"/>
+            <w:r>
+              <w:rPr>
+                <w:rFonts w:eastAsia="Times New Roman"/>
+                <w:color w:val="000000" w:themeColor="text1"/>
+              </w:rPr>
+              <w:t>adminsitradores</w:t>
+            </w:r>
+            <w:proofErr w:type="spellEnd"/>
           </w:p>
         </w:tc>
       </w:tr>
@@ -6778,8 +7335,16 @@
               <w:rPr>
                 <w:rFonts w:eastAsia="Times New Roman"/>
               </w:rPr>
-              <w:t>Debe integrar Login</w:t>
-            </w:r>
+              <w:t xml:space="preserve">Debe integrar </w:t>
+            </w:r>
+            <w:proofErr w:type="spellStart"/>
+            <w:r>
+              <w:rPr>
+                <w:rFonts w:eastAsia="Times New Roman"/>
+              </w:rPr>
+              <w:t>Login</w:t>
+            </w:r>
+            <w:proofErr w:type="spellEnd"/>
           </w:p>
         </w:tc>
         <w:tc>
@@ -8998,7 +9563,25 @@
                 <w:sz w:val="20"/>
                 <w:szCs w:val="20"/>
               </w:rPr>
-              <w:t>El diseño debe adaptarse correctamente a distintos tamaños de pantalla (teléfono, tablet, laptop, escritorio).</w:t>
+              <w:t xml:space="preserve">El diseño debe adaptarse correctamente a distintos tamaños de pantalla (teléfono, </w:t>
+            </w:r>
+            <w:proofErr w:type="spellStart"/>
+            <w:r>
+              <w:rPr>
+                <w:rFonts w:ascii="Arial" w:eastAsia="Times New Roman" w:hAnsi="Arial" w:cs="Arial"/>
+                <w:sz w:val="20"/>
+                <w:szCs w:val="20"/>
+              </w:rPr>
+              <w:t>tablet</w:t>
+            </w:r>
+            <w:proofErr w:type="spellEnd"/>
+            <w:r>
+              <w:rPr>
+                <w:rFonts w:ascii="Arial" w:eastAsia="Times New Roman" w:hAnsi="Arial" w:cs="Arial"/>
+                <w:sz w:val="20"/>
+                <w:szCs w:val="20"/>
+              </w:rPr>
+              <w:t>, laptop, escritorio).</w:t>
             </w:r>
           </w:p>
         </w:tc>
@@ -9545,12 +10128,14 @@
                 <w:rFonts w:eastAsia="Times New Roman"/>
               </w:rPr>
             </w:pPr>
+            <w:proofErr w:type="spellStart"/>
             <w:r>
               <w:rPr>
                 <w:rFonts w:eastAsia="Times New Roman"/>
               </w:rPr>
               <w:t>RegistroUsuario</w:t>
             </w:r>
+            <w:proofErr w:type="spellEnd"/>
           </w:p>
         </w:tc>
         <w:tc>
@@ -9583,8 +10168,30 @@
               <w:rPr>
                 <w:rFonts w:eastAsia="Times New Roman"/>
               </w:rPr>
-              <w:t>El sistema web debe permitir la creacion de cuentas a los usuario nuevos</w:t>
-            </w:r>
+              <w:t xml:space="preserve">El sistema web debe permitir la </w:t>
+            </w:r>
+            <w:proofErr w:type="spellStart"/>
+            <w:r>
+              <w:rPr>
+                <w:rFonts w:eastAsia="Times New Roman"/>
+              </w:rPr>
+              <w:t>creacion</w:t>
+            </w:r>
+            <w:proofErr w:type="spellEnd"/>
+            <w:r>
+              <w:rPr>
+                <w:rFonts w:eastAsia="Times New Roman"/>
+              </w:rPr>
+              <w:t xml:space="preserve"> de cuentas a los </w:t>
+            </w:r>
+            <w:proofErr w:type="gramStart"/>
+            <w:r>
+              <w:rPr>
+                <w:rFonts w:eastAsia="Times New Roman"/>
+              </w:rPr>
+              <w:t>usuario nuevos</w:t>
+            </w:r>
+            <w:proofErr w:type="gramEnd"/>
           </w:p>
         </w:tc>
         <w:tc>
@@ -9788,12 +10395,14 @@
                 <w:rFonts w:eastAsia="Times New Roman"/>
               </w:rPr>
             </w:pPr>
+            <w:proofErr w:type="spellStart"/>
             <w:r>
               <w:rPr>
                 <w:rFonts w:eastAsia="Times New Roman"/>
               </w:rPr>
               <w:t>RegistroAdmin</w:t>
             </w:r>
+            <w:proofErr w:type="spellEnd"/>
           </w:p>
         </w:tc>
         <w:tc>
@@ -9828,12 +10437,20 @@
               </w:rPr>
               <w:t xml:space="preserve">El sistema web debe permitir la </w:t>
             </w:r>
+            <w:proofErr w:type="spellStart"/>
             <w:r>
               <w:rPr>
                 <w:rFonts w:eastAsia="Times New Roman"/>
               </w:rPr>
               <w:lastRenderedPageBreak/>
-              <w:t>creacion de cuentas para administrador</w:t>
+              <w:t>creacion</w:t>
+            </w:r>
+            <w:proofErr w:type="spellEnd"/>
+            <w:r>
+              <w:rPr>
+                <w:rFonts w:eastAsia="Times New Roman"/>
+              </w:rPr>
+              <w:t xml:space="preserve"> de cuentas para administrador</w:t>
             </w:r>
           </w:p>
         </w:tc>
@@ -10039,12 +10656,14 @@
                 <w:rFonts w:eastAsia="Times New Roman"/>
               </w:rPr>
             </w:pPr>
+            <w:proofErr w:type="spellStart"/>
             <w:r>
               <w:rPr>
                 <w:rFonts w:eastAsia="Times New Roman"/>
               </w:rPr>
               <w:t>ModuloInput</w:t>
             </w:r>
+            <w:proofErr w:type="spellEnd"/>
           </w:p>
         </w:tc>
         <w:tc>
@@ -10077,7 +10696,35 @@
               <w:rPr>
                 <w:rFonts w:eastAsia="Times New Roman"/>
               </w:rPr>
-              <w:t>El sistema web debe tener un modulo para introducir la informacion clave dependiendo del formato escogido</w:t>
+              <w:t xml:space="preserve">El sistema web debe tener un </w:t>
+            </w:r>
+            <w:proofErr w:type="spellStart"/>
+            <w:r>
+              <w:rPr>
+                <w:rFonts w:eastAsia="Times New Roman"/>
+              </w:rPr>
+              <w:t>modulo</w:t>
+            </w:r>
+            <w:proofErr w:type="spellEnd"/>
+            <w:r>
+              <w:rPr>
+                <w:rFonts w:eastAsia="Times New Roman"/>
+              </w:rPr>
+              <w:t xml:space="preserve"> para introducir la </w:t>
+            </w:r>
+            <w:proofErr w:type="spellStart"/>
+            <w:r>
+              <w:rPr>
+                <w:rFonts w:eastAsia="Times New Roman"/>
+              </w:rPr>
+              <w:t>informacion</w:t>
+            </w:r>
+            <w:proofErr w:type="spellEnd"/>
+            <w:r>
+              <w:rPr>
+                <w:rFonts w:eastAsia="Times New Roman"/>
+              </w:rPr>
+              <w:t xml:space="preserve"> clave dependiendo del formato escogido</w:t>
             </w:r>
           </w:p>
         </w:tc>
@@ -10282,12 +10929,14 @@
                 <w:rFonts w:eastAsia="Times New Roman"/>
               </w:rPr>
             </w:pPr>
+            <w:proofErr w:type="spellStart"/>
             <w:r>
               <w:rPr>
                 <w:rFonts w:eastAsia="Times New Roman"/>
               </w:rPr>
               <w:t>SeleccionFormato</w:t>
             </w:r>
+            <w:proofErr w:type="spellEnd"/>
           </w:p>
         </w:tc>
         <w:tc>
@@ -10320,7 +10969,21 @@
               <w:rPr>
                 <w:rFonts w:eastAsia="Times New Roman"/>
               </w:rPr>
-              <w:t>El sistema web debe permitir la seleccion del formato estandarizado para iniciar un nuevo documento</w:t>
+              <w:t xml:space="preserve">El sistema web debe permitir la </w:t>
+            </w:r>
+            <w:proofErr w:type="spellStart"/>
+            <w:r>
+              <w:rPr>
+                <w:rFonts w:eastAsia="Times New Roman"/>
+              </w:rPr>
+              <w:t>seleccion</w:t>
+            </w:r>
+            <w:proofErr w:type="spellEnd"/>
+            <w:r>
+              <w:rPr>
+                <w:rFonts w:eastAsia="Times New Roman"/>
+              </w:rPr>
+              <w:t xml:space="preserve"> del formato estandarizado para iniciar un nuevo documento</w:t>
             </w:r>
           </w:p>
         </w:tc>
@@ -10525,12 +11188,14 @@
                 <w:rFonts w:eastAsia="Times New Roman"/>
               </w:rPr>
             </w:pPr>
+            <w:proofErr w:type="spellStart"/>
             <w:r>
               <w:rPr>
                 <w:rFonts w:eastAsia="Times New Roman"/>
               </w:rPr>
               <w:t>MultiIdioma</w:t>
             </w:r>
+            <w:proofErr w:type="spellEnd"/>
           </w:p>
         </w:tc>
         <w:tc>
@@ -10768,12 +11433,14 @@
                 <w:rFonts w:eastAsia="Times New Roman"/>
               </w:rPr>
             </w:pPr>
+            <w:proofErr w:type="spellStart"/>
             <w:r>
               <w:rPr>
                 <w:rFonts w:eastAsia="Times New Roman"/>
               </w:rPr>
               <w:t>ModelosIA</w:t>
             </w:r>
+            <w:proofErr w:type="spellEnd"/>
           </w:p>
         </w:tc>
         <w:tc>
@@ -11015,12 +11682,14 @@
                 <w:rFonts w:eastAsia="Times New Roman"/>
               </w:rPr>
             </w:pPr>
+            <w:proofErr w:type="spellStart"/>
             <w:r>
               <w:rPr>
                 <w:rFonts w:eastAsia="Times New Roman"/>
               </w:rPr>
               <w:t>GenerarPDF</w:t>
             </w:r>
+            <w:proofErr w:type="spellEnd"/>
           </w:p>
         </w:tc>
         <w:tc>
@@ -11053,7 +11722,21 @@
               <w:rPr>
                 <w:rFonts w:eastAsia="Times New Roman"/>
               </w:rPr>
-              <w:t>El sistema web debe permitir la generacion documentos completos en formatos PDF siguiendo los formatos establecidos.</w:t>
+              <w:t xml:space="preserve">El sistema web debe permitir la </w:t>
+            </w:r>
+            <w:proofErr w:type="spellStart"/>
+            <w:r>
+              <w:rPr>
+                <w:rFonts w:eastAsia="Times New Roman"/>
+              </w:rPr>
+              <w:t>generacion</w:t>
+            </w:r>
+            <w:proofErr w:type="spellEnd"/>
+            <w:r>
+              <w:rPr>
+                <w:rFonts w:eastAsia="Times New Roman"/>
+              </w:rPr>
+              <w:t xml:space="preserve"> documentos completos en formatos PDF siguiendo los formatos establecidos.</w:t>
             </w:r>
           </w:p>
         </w:tc>
@@ -11258,12 +11941,14 @@
                 <w:rFonts w:eastAsia="Times New Roman"/>
               </w:rPr>
             </w:pPr>
+            <w:proofErr w:type="spellStart"/>
             <w:r>
               <w:rPr>
                 <w:rFonts w:eastAsia="Times New Roman"/>
               </w:rPr>
               <w:t>DescargaInmediata</w:t>
             </w:r>
+            <w:proofErr w:type="spellEnd"/>
           </w:p>
         </w:tc>
         <w:tc>
@@ -11296,8 +11981,16 @@
               <w:rPr>
                 <w:rFonts w:eastAsia="Times New Roman"/>
               </w:rPr>
-              <w:t>El sistema web debe permitir la descarga del documento en el momento de su generacion</w:t>
-            </w:r>
+              <w:t xml:space="preserve">El sistema web debe permitir la descarga del documento en el momento de su </w:t>
+            </w:r>
+            <w:proofErr w:type="spellStart"/>
+            <w:r>
+              <w:rPr>
+                <w:rFonts w:eastAsia="Times New Roman"/>
+              </w:rPr>
+              <w:t>generacion</w:t>
+            </w:r>
+            <w:proofErr w:type="spellEnd"/>
           </w:p>
         </w:tc>
         <w:tc>
@@ -11502,12 +12195,14 @@
                 <w:rFonts w:eastAsia="Times New Roman"/>
               </w:rPr>
             </w:pPr>
+            <w:proofErr w:type="spellStart"/>
             <w:r>
               <w:rPr>
                 <w:rFonts w:eastAsia="Times New Roman"/>
               </w:rPr>
               <w:t>GenerarCitas</w:t>
             </w:r>
+            <w:proofErr w:type="spellEnd"/>
           </w:p>
         </w:tc>
         <w:tc>
@@ -11540,7 +12235,63 @@
               <w:rPr>
                 <w:rFonts w:eastAsia="Times New Roman"/>
               </w:rPr>
-              <w:t>El sistema web debe generar las citas y bibliografia automaticamente segun el contenido extraidas de fuentes reales dependiendo del formato escogido</w:t>
+              <w:t xml:space="preserve">El sistema web debe generar las citas y </w:t>
+            </w:r>
+            <w:proofErr w:type="spellStart"/>
+            <w:r>
+              <w:rPr>
+                <w:rFonts w:eastAsia="Times New Roman"/>
+              </w:rPr>
+              <w:t>bibliografia</w:t>
+            </w:r>
+            <w:proofErr w:type="spellEnd"/>
+            <w:r>
+              <w:rPr>
+                <w:rFonts w:eastAsia="Times New Roman"/>
+              </w:rPr>
+              <w:t xml:space="preserve"> </w:t>
+            </w:r>
+            <w:proofErr w:type="spellStart"/>
+            <w:r>
+              <w:rPr>
+                <w:rFonts w:eastAsia="Times New Roman"/>
+              </w:rPr>
+              <w:t>automaticamente</w:t>
+            </w:r>
+            <w:proofErr w:type="spellEnd"/>
+            <w:r>
+              <w:rPr>
+                <w:rFonts w:eastAsia="Times New Roman"/>
+              </w:rPr>
+              <w:t xml:space="preserve"> </w:t>
+            </w:r>
+            <w:proofErr w:type="spellStart"/>
+            <w:r>
+              <w:rPr>
+                <w:rFonts w:eastAsia="Times New Roman"/>
+              </w:rPr>
+              <w:t>segun</w:t>
+            </w:r>
+            <w:proofErr w:type="spellEnd"/>
+            <w:r>
+              <w:rPr>
+                <w:rFonts w:eastAsia="Times New Roman"/>
+              </w:rPr>
+              <w:t xml:space="preserve"> el contenido </w:t>
+            </w:r>
+            <w:proofErr w:type="spellStart"/>
+            <w:r>
+              <w:rPr>
+                <w:rFonts w:eastAsia="Times New Roman"/>
+              </w:rPr>
+              <w:t>extraidas</w:t>
+            </w:r>
+            <w:proofErr w:type="spellEnd"/>
+            <w:r>
+              <w:rPr>
+                <w:rFonts w:eastAsia="Times New Roman"/>
+              </w:rPr>
+              <w:t xml:space="preserve"> de fuentes reales dependiendo del formato escogido</w:t>
             </w:r>
           </w:p>
         </w:tc>
@@ -11745,12 +12496,14 @@
                 <w:rFonts w:eastAsia="Times New Roman"/>
               </w:rPr>
             </w:pPr>
+            <w:proofErr w:type="spellStart"/>
             <w:r>
               <w:rPr>
                 <w:rFonts w:eastAsia="Times New Roman"/>
               </w:rPr>
               <w:t>HistorialDocs</w:t>
             </w:r>
+            <w:proofErr w:type="spellEnd"/>
           </w:p>
         </w:tc>
         <w:tc>
@@ -11988,12 +12741,14 @@
                 <w:rFonts w:eastAsia="Times New Roman"/>
               </w:rPr>
             </w:pPr>
+            <w:proofErr w:type="spellStart"/>
             <w:r>
               <w:rPr>
                 <w:rFonts w:eastAsia="Times New Roman"/>
               </w:rPr>
               <w:t>DescargaHistorial</w:t>
             </w:r>
+            <w:proofErr w:type="spellEnd"/>
           </w:p>
         </w:tc>
         <w:tc>
@@ -13183,7 +13938,27 @@
                 <w:sz w:val="20"/>
                 <w:szCs w:val="20"/>
               </w:rPr>
-              <w:t>Como usuario, quiero que la IA genere un documento base en formato Markdown o texto plano basado en la información proporcionada, para tener un punto de partida para la documentación.</w:t>
+              <w:t xml:space="preserve">Como usuario, quiero que la IA genere un documento base en formato </w:t>
+            </w:r>
+            <w:proofErr w:type="spellStart"/>
+            <w:r>
+              <w:rPr>
+                <w:rFonts w:ascii="Times New Roman" w:eastAsia="Times New Roman" w:hAnsi="Times New Roman" w:cs="Times New Roman"/>
+                <w:color w:val="000000" w:themeColor="text1"/>
+                <w:sz w:val="20"/>
+                <w:szCs w:val="20"/>
+              </w:rPr>
+              <w:t>Markdown</w:t>
+            </w:r>
+            <w:proofErr w:type="spellEnd"/>
+            <w:r>
+              <w:rPr>
+                <w:rFonts w:ascii="Times New Roman" w:eastAsia="Times New Roman" w:hAnsi="Times New Roman" w:cs="Times New Roman"/>
+                <w:color w:val="000000" w:themeColor="text1"/>
+                <w:sz w:val="20"/>
+                <w:szCs w:val="20"/>
+              </w:rPr>
+              <w:t xml:space="preserve"> o texto plano basado en la información proporcionada, para tener un punto de partida para la documentación.</w:t>
             </w:r>
           </w:p>
         </w:tc>
@@ -13308,7 +14083,67 @@
                 <w:sz w:val="20"/>
                 <w:szCs w:val="20"/>
               </w:rPr>
-              <w:t>Como usuario, quiero que la IA genere diagramas UML relevantes para mi proyecto utilizando APIs externas (PlantUML, Mermaid) para visualizar la arquitectura y el diseño.</w:t>
+              <w:t xml:space="preserve">Como usuario, quiero que la IA genere diagramas UML relevantes para mi proyecto utilizando </w:t>
+            </w:r>
+            <w:proofErr w:type="spellStart"/>
+            <w:r>
+              <w:rPr>
+                <w:rFonts w:ascii="Times New Roman" w:eastAsia="Times New Roman" w:hAnsi="Times New Roman" w:cs="Times New Roman"/>
+                <w:color w:val="000000" w:themeColor="text1"/>
+                <w:sz w:val="20"/>
+                <w:szCs w:val="20"/>
+              </w:rPr>
+              <w:t>APIs</w:t>
+            </w:r>
+            <w:proofErr w:type="spellEnd"/>
+            <w:r>
+              <w:rPr>
+                <w:rFonts w:ascii="Times New Roman" w:eastAsia="Times New Roman" w:hAnsi="Times New Roman" w:cs="Times New Roman"/>
+                <w:color w:val="000000" w:themeColor="text1"/>
+                <w:sz w:val="20"/>
+                <w:szCs w:val="20"/>
+              </w:rPr>
+              <w:t xml:space="preserve"> externas (</w:t>
+            </w:r>
+            <w:proofErr w:type="spellStart"/>
+            <w:r>
+              <w:rPr>
+                <w:rFonts w:ascii="Times New Roman" w:eastAsia="Times New Roman" w:hAnsi="Times New Roman" w:cs="Times New Roman"/>
+                <w:color w:val="000000" w:themeColor="text1"/>
+                <w:sz w:val="20"/>
+                <w:szCs w:val="20"/>
+              </w:rPr>
+              <w:t>PlantUML</w:t>
+            </w:r>
+            <w:proofErr w:type="spellEnd"/>
+            <w:r>
+              <w:rPr>
+                <w:rFonts w:ascii="Times New Roman" w:eastAsia="Times New Roman" w:hAnsi="Times New Roman" w:cs="Times New Roman"/>
+                <w:color w:val="000000" w:themeColor="text1"/>
+                <w:sz w:val="20"/>
+                <w:szCs w:val="20"/>
+              </w:rPr>
+              <w:t xml:space="preserve">, </w:t>
+            </w:r>
+            <w:proofErr w:type="spellStart"/>
+            <w:r>
+              <w:rPr>
+                <w:rFonts w:ascii="Times New Roman" w:eastAsia="Times New Roman" w:hAnsi="Times New Roman" w:cs="Times New Roman"/>
+                <w:color w:val="000000" w:themeColor="text1"/>
+                <w:sz w:val="20"/>
+                <w:szCs w:val="20"/>
+              </w:rPr>
+              <w:t>Mermaid</w:t>
+            </w:r>
+            <w:proofErr w:type="spellEnd"/>
+            <w:r>
+              <w:rPr>
+                <w:rFonts w:ascii="Times New Roman" w:eastAsia="Times New Roman" w:hAnsi="Times New Roman" w:cs="Times New Roman"/>
+                <w:color w:val="000000" w:themeColor="text1"/>
+                <w:sz w:val="20"/>
+                <w:szCs w:val="20"/>
+              </w:rPr>
+              <w:t>) para visualizar la arquitectura y el diseño.</w:t>
             </w:r>
           </w:p>
         </w:tc>
@@ -13558,7 +14393,27 @@
                 <w:sz w:val="20"/>
                 <w:szCs w:val="20"/>
               </w:rPr>
-              <w:t>Como usuario, quiero poder ver una vista previa del documento generado en formato Markdown o texto plano antes de descargarlo, para revisar el contenido.</w:t>
+              <w:t xml:space="preserve">Como usuario, quiero poder ver una vista previa del documento generado en formato </w:t>
+            </w:r>
+            <w:proofErr w:type="spellStart"/>
+            <w:r>
+              <w:rPr>
+                <w:rFonts w:ascii="Times New Roman" w:eastAsia="Times New Roman" w:hAnsi="Times New Roman" w:cs="Times New Roman"/>
+                <w:color w:val="000000" w:themeColor="text1"/>
+                <w:sz w:val="20"/>
+                <w:szCs w:val="20"/>
+              </w:rPr>
+              <w:t>Markdown</w:t>
+            </w:r>
+            <w:proofErr w:type="spellEnd"/>
+            <w:r>
+              <w:rPr>
+                <w:rFonts w:ascii="Times New Roman" w:eastAsia="Times New Roman" w:hAnsi="Times New Roman" w:cs="Times New Roman"/>
+                <w:color w:val="000000" w:themeColor="text1"/>
+                <w:sz w:val="20"/>
+                <w:szCs w:val="20"/>
+              </w:rPr>
+              <w:t xml:space="preserve"> o texto plano antes de descargarlo, para revisar el contenido.</w:t>
             </w:r>
           </w:p>
         </w:tc>
@@ -13934,7 +14789,27 @@
                 <w:sz w:val="20"/>
                 <w:szCs w:val="20"/>
               </w:rPr>
-              <w:t>Como administrador de la herramienta, quiero poder revisar y analizar la documentación generada por la IA, junto con el feedback del usuario, para identificar áreas de mejora y entrenar a la IA para que genere documentación de mayor calidad en el futuro.</w:t>
+              <w:t xml:space="preserve">Como administrador de la herramienta, quiero poder revisar y analizar la documentación generada por la IA, junto con el </w:t>
+            </w:r>
+            <w:proofErr w:type="spellStart"/>
+            <w:r>
+              <w:rPr>
+                <w:rFonts w:ascii="Times New Roman" w:eastAsia="Times New Roman" w:hAnsi="Times New Roman" w:cs="Times New Roman"/>
+                <w:color w:val="000000" w:themeColor="text1"/>
+                <w:sz w:val="20"/>
+                <w:szCs w:val="20"/>
+              </w:rPr>
+              <w:t>feedback</w:t>
+            </w:r>
+            <w:proofErr w:type="spellEnd"/>
+            <w:r>
+              <w:rPr>
+                <w:rFonts w:ascii="Times New Roman" w:eastAsia="Times New Roman" w:hAnsi="Times New Roman" w:cs="Times New Roman"/>
+                <w:color w:val="000000" w:themeColor="text1"/>
+                <w:sz w:val="20"/>
+                <w:szCs w:val="20"/>
+              </w:rPr>
+              <w:t xml:space="preserve"> del usuario, para identificar áreas de mejora y entrenar a la IA para que genere documentación de mayor calidad en el futuro.</w:t>
             </w:r>
           </w:p>
         </w:tc>
@@ -14137,6 +15012,7 @@
                 <w:szCs w:val="20"/>
               </w:rPr>
             </w:pPr>
+            <w:proofErr w:type="spellStart"/>
             <w:r>
               <w:rPr>
                 <w:rFonts w:ascii="Times New Roman" w:eastAsia="Times New Roman" w:hAnsi="Times New Roman" w:cs="Times New Roman"/>
@@ -14144,7 +15020,17 @@
                 <w:sz w:val="20"/>
                 <w:szCs w:val="20"/>
               </w:rPr>
-              <w:t>Feedback del Usuario</w:t>
+              <w:t>Feedback</w:t>
+            </w:r>
+            <w:proofErr w:type="spellEnd"/>
+            <w:r>
+              <w:rPr>
+                <w:rFonts w:ascii="Times New Roman" w:eastAsia="Times New Roman" w:hAnsi="Times New Roman" w:cs="Times New Roman"/>
+                <w:color w:val="000000" w:themeColor="text1"/>
+                <w:sz w:val="20"/>
+                <w:szCs w:val="20"/>
+              </w:rPr>
+              <w:t xml:space="preserve"> del Usuario</w:t>
             </w:r>
           </w:p>
         </w:tc>
@@ -14184,7 +15070,27 @@
                 <w:sz w:val="20"/>
                 <w:szCs w:val="20"/>
               </w:rPr>
-              <w:t>Como usuario, quiero poder proporcionar feedback a la IA sobre la calidad de la documentación generada para ayudar a mejorar la herramienta.</w:t>
+              <w:t xml:space="preserve">Como usuario, quiero poder proporcionar </w:t>
+            </w:r>
+            <w:proofErr w:type="spellStart"/>
+            <w:r>
+              <w:rPr>
+                <w:rFonts w:ascii="Times New Roman" w:eastAsia="Times New Roman" w:hAnsi="Times New Roman" w:cs="Times New Roman"/>
+                <w:color w:val="000000" w:themeColor="text1"/>
+                <w:sz w:val="20"/>
+                <w:szCs w:val="20"/>
+              </w:rPr>
+              <w:t>feedback</w:t>
+            </w:r>
+            <w:proofErr w:type="spellEnd"/>
+            <w:r>
+              <w:rPr>
+                <w:rFonts w:ascii="Times New Roman" w:eastAsia="Times New Roman" w:hAnsi="Times New Roman" w:cs="Times New Roman"/>
+                <w:color w:val="000000" w:themeColor="text1"/>
+                <w:sz w:val="20"/>
+                <w:szCs w:val="20"/>
+              </w:rPr>
+              <w:t xml:space="preserve"> a la IA sobre la calidad de la documentación generada para ayudar a mejorar la herramienta.</w:t>
             </w:r>
           </w:p>
         </w:tc>
@@ -14578,11 +15484,19 @@
       </w:pPr>
       <w:bookmarkStart w:id="37" w:name="_heading=h.frifsd61op94" w:colFirst="0" w:colLast="0"/>
       <w:bookmarkEnd w:id="37"/>
-      <w:r>
-        <w:rPr>
-          <w:color w:val="000000" w:themeColor="text1"/>
-        </w:rPr>
-        <w:t>Analisis de Objetos</w:t>
+      <w:proofErr w:type="spellStart"/>
+      <w:r>
+        <w:rPr>
+          <w:color w:val="000000" w:themeColor="text1"/>
+        </w:rPr>
+        <w:t>Analisis</w:t>
+      </w:r>
+      <w:proofErr w:type="spellEnd"/>
+      <w:r>
+        <w:rPr>
+          <w:color w:val="000000" w:themeColor="text1"/>
+        </w:rPr>
+        <w:t xml:space="preserve"> de Objetos</w:t>
       </w:r>
     </w:p>
     <w:p>
@@ -14595,6 +15509,59 @@
       </w:pPr>
       <w:bookmarkStart w:id="38" w:name="_heading=h.89zptv1mnb88" w:colFirst="0" w:colLast="0"/>
       <w:bookmarkEnd w:id="38"/>
+      <w:r>
+        <w:rPr>
+          <w:noProof/>
+        </w:rPr>
+        <w:drawing>
+          <wp:inline distT="0" distB="0" distL="0" distR="0" wp14:anchorId="41834D47" wp14:editId="584BCD0F">
+            <wp:extent cx="5400040" cy="2948940"/>
+            <wp:effectExtent l="0" t="0" r="0" b="3810"/>
+            <wp:docPr id="345944666" name="Imagen 3" descr="Diagrama&#10;&#10;El contenido generado por IA puede ser incorrecto."/>
+            <wp:cNvGraphicFramePr>
+              <a:graphicFrameLocks xmlns:a="http://schemas.openxmlformats.org/drawingml/2006/main" noChangeAspect="1"/>
+            </wp:cNvGraphicFramePr>
+            <a:graphic xmlns:a="http://schemas.openxmlformats.org/drawingml/2006/main">
+              <a:graphicData uri="http://schemas.openxmlformats.org/drawingml/2006/picture">
+                <pic:pic xmlns:pic="http://schemas.openxmlformats.org/drawingml/2006/picture">
+                  <pic:nvPicPr>
+                    <pic:cNvPr id="345944666" name="Imagen 3" descr="Diagrama&#10;&#10;El contenido generado por IA puede ser incorrecto."/>
+                    <pic:cNvPicPr>
+                      <a:picLocks noChangeAspect="1" noChangeArrowheads="1"/>
+                    </pic:cNvPicPr>
+                  </pic:nvPicPr>
+                  <pic:blipFill>
+                    <a:blip r:embed="rId14">
+                      <a:extLst>
+                        <a:ext uri="{28A0092B-C50C-407E-A947-70E740481C1C}">
+                          <a14:useLocalDpi xmlns:a14="http://schemas.microsoft.com/office/drawing/2010/main" val="0"/>
+                        </a:ext>
+                      </a:extLst>
+                    </a:blip>
+                    <a:srcRect/>
+                    <a:stretch>
+                      <a:fillRect/>
+                    </a:stretch>
+                  </pic:blipFill>
+                  <pic:spPr bwMode="auto">
+                    <a:xfrm>
+                      <a:off x="0" y="0"/>
+                      <a:ext cx="5400040" cy="2948940"/>
+                    </a:xfrm>
+                    <a:prstGeom prst="rect">
+                      <a:avLst/>
+                    </a:prstGeom>
+                    <a:noFill/>
+                    <a:ln>
+                      <a:noFill/>
+                    </a:ln>
+                  </pic:spPr>
+                </pic:pic>
+              </a:graphicData>
+            </a:graphic>
+          </wp:inline>
+        </w:drawing>
+      </w:r>
     </w:p>
     <w:p>
       <w:pPr>
@@ -14626,7 +15593,61 @@
       </w:pPr>
       <w:bookmarkStart w:id="40" w:name="_heading=h.p2lwkbgfbvs5" w:colFirst="0" w:colLast="0"/>
       <w:bookmarkEnd w:id="40"/>
+      <w:r>
+        <w:rPr>
+          <w:noProof/>
+        </w:rPr>
+        <w:drawing>
+          <wp:inline distT="0" distB="0" distL="0" distR="0" wp14:anchorId="6024C0CC" wp14:editId="79790588">
+            <wp:extent cx="5400040" cy="3740785"/>
+            <wp:effectExtent l="0" t="0" r="0" b="0"/>
+            <wp:docPr id="430229791" name="Imagen 2"/>
+            <wp:cNvGraphicFramePr>
+              <a:graphicFrameLocks xmlns:a="http://schemas.openxmlformats.org/drawingml/2006/main" noChangeAspect="1"/>
+            </wp:cNvGraphicFramePr>
+            <a:graphic xmlns:a="http://schemas.openxmlformats.org/drawingml/2006/main">
+              <a:graphicData uri="http://schemas.openxmlformats.org/drawingml/2006/picture">
+                <pic:pic xmlns:pic="http://schemas.openxmlformats.org/drawingml/2006/picture">
+                  <pic:nvPicPr>
+                    <pic:cNvPr id="0" name="Picture 3"/>
+                    <pic:cNvPicPr>
+                      <a:picLocks noChangeAspect="1" noChangeArrowheads="1"/>
+                    </pic:cNvPicPr>
+                  </pic:nvPicPr>
+                  <pic:blipFill>
+                    <a:blip r:embed="rId15">
+                      <a:extLst>
+                        <a:ext uri="{28A0092B-C50C-407E-A947-70E740481C1C}">
+                          <a14:useLocalDpi xmlns:a14="http://schemas.microsoft.com/office/drawing/2010/main" val="0"/>
+                        </a:ext>
+                      </a:extLst>
+                    </a:blip>
+                    <a:srcRect/>
+                    <a:stretch>
+                      <a:fillRect/>
+                    </a:stretch>
+                  </pic:blipFill>
+                  <pic:spPr bwMode="auto">
+                    <a:xfrm>
+                      <a:off x="0" y="0"/>
+                      <a:ext cx="5400040" cy="3740785"/>
+                    </a:xfrm>
+                    <a:prstGeom prst="rect">
+                      <a:avLst/>
+                    </a:prstGeom>
+                    <a:noFill/>
+                    <a:ln>
+                      <a:noFill/>
+                    </a:ln>
+                  </pic:spPr>
+                </pic:pic>
+              </a:graphicData>
+            </a:graphic>
+          </wp:inline>
+        </w:drawing>
+      </w:r>
     </w:p>
+    <w:p/>
     <w:p>
       <w:pPr>
         <w:pStyle w:val="Ttulo3"/>
@@ -14644,6 +15665,7 @@
         <w:rPr>
           <w:color w:val="000000" w:themeColor="text1"/>
         </w:rPr>
+        <w:lastRenderedPageBreak/>
         <w:t xml:space="preserve">Diagrama de Secuencia </w:t>
       </w:r>
     </w:p>
@@ -14657,6 +15679,59 @@
       </w:pPr>
       <w:bookmarkStart w:id="42" w:name="_heading=h.j6zb7xjgik2v" w:colFirst="0" w:colLast="0"/>
       <w:bookmarkEnd w:id="42"/>
+      <w:r>
+        <w:rPr>
+          <w:noProof/>
+        </w:rPr>
+        <w:drawing>
+          <wp:inline distT="0" distB="0" distL="0" distR="0" wp14:anchorId="54A0BCAD" wp14:editId="2FEE3F18">
+            <wp:extent cx="5400040" cy="3599815"/>
+            <wp:effectExtent l="0" t="0" r="0" b="635"/>
+            <wp:docPr id="519672860" name="Imagen 1"/>
+            <wp:cNvGraphicFramePr>
+              <a:graphicFrameLocks xmlns:a="http://schemas.openxmlformats.org/drawingml/2006/main" noChangeAspect="1"/>
+            </wp:cNvGraphicFramePr>
+            <a:graphic xmlns:a="http://schemas.openxmlformats.org/drawingml/2006/main">
+              <a:graphicData uri="http://schemas.openxmlformats.org/drawingml/2006/picture">
+                <pic:pic xmlns:pic="http://schemas.openxmlformats.org/drawingml/2006/picture">
+                  <pic:nvPicPr>
+                    <pic:cNvPr id="0" name="Picture 1"/>
+                    <pic:cNvPicPr>
+                      <a:picLocks noChangeAspect="1" noChangeArrowheads="1"/>
+                    </pic:cNvPicPr>
+                  </pic:nvPicPr>
+                  <pic:blipFill>
+                    <a:blip r:embed="rId16" cstate="print">
+                      <a:extLst>
+                        <a:ext uri="{28A0092B-C50C-407E-A947-70E740481C1C}">
+                          <a14:useLocalDpi xmlns:a14="http://schemas.microsoft.com/office/drawing/2010/main" val="0"/>
+                        </a:ext>
+                      </a:extLst>
+                    </a:blip>
+                    <a:srcRect/>
+                    <a:stretch>
+                      <a:fillRect/>
+                    </a:stretch>
+                  </pic:blipFill>
+                  <pic:spPr bwMode="auto">
+                    <a:xfrm>
+                      <a:off x="0" y="0"/>
+                      <a:ext cx="5400040" cy="3599815"/>
+                    </a:xfrm>
+                    <a:prstGeom prst="rect">
+                      <a:avLst/>
+                    </a:prstGeom>
+                    <a:noFill/>
+                    <a:ln>
+                      <a:noFill/>
+                    </a:ln>
+                  </pic:spPr>
+                </pic:pic>
+              </a:graphicData>
+            </a:graphic>
+          </wp:inline>
+        </w:drawing>
+      </w:r>
     </w:p>
     <w:p>
       <w:pPr>
@@ -14690,6 +15765,108 @@
           <w:szCs w:val="24"/>
         </w:rPr>
       </w:pPr>
+      <w:r>
+        <w:rPr>
+          <w:rFonts w:ascii="Times New Roman" w:eastAsia="Times New Roman" w:hAnsi="Times New Roman" w:cs="Times New Roman"/>
+          <w:b/>
+          <w:color w:val="000000" w:themeColor="text1"/>
+          <w:sz w:val="24"/>
+          <w:szCs w:val="24"/>
+        </w:rPr>
+        <w:drawing>
+          <wp:inline distT="0" distB="0" distL="0" distR="0" wp14:anchorId="3656FFC7" wp14:editId="4C120573">
+            <wp:extent cx="5400040" cy="2212340"/>
+            <wp:effectExtent l="0" t="0" r="0" b="0"/>
+            <wp:docPr id="2146901209" name="Imagen 1" descr="Interfaz de usuario gráfica, Aplicación&#10;&#10;El contenido generado por IA puede ser incorrecto."/>
+            <wp:cNvGraphicFramePr>
+              <a:graphicFrameLocks xmlns:a="http://schemas.openxmlformats.org/drawingml/2006/main" noChangeAspect="1"/>
+            </wp:cNvGraphicFramePr>
+            <a:graphic xmlns:a="http://schemas.openxmlformats.org/drawingml/2006/main">
+              <a:graphicData uri="http://schemas.openxmlformats.org/drawingml/2006/picture">
+                <pic:pic xmlns:pic="http://schemas.openxmlformats.org/drawingml/2006/picture">
+                  <pic:nvPicPr>
+                    <pic:cNvPr id="2146901209" name="Imagen 1" descr="Interfaz de usuario gráfica, Aplicación&#10;&#10;El contenido generado por IA puede ser incorrecto."/>
+                    <pic:cNvPicPr/>
+                  </pic:nvPicPr>
+                  <pic:blipFill>
+                    <a:blip r:embed="rId17"/>
+                    <a:stretch>
+                      <a:fillRect/>
+                    </a:stretch>
+                  </pic:blipFill>
+                  <pic:spPr>
+                    <a:xfrm>
+                      <a:off x="0" y="0"/>
+                      <a:ext cx="5400040" cy="2212340"/>
+                    </a:xfrm>
+                    <a:prstGeom prst="rect">
+                      <a:avLst/>
+                    </a:prstGeom>
+                  </pic:spPr>
+                </pic:pic>
+              </a:graphicData>
+            </a:graphic>
+          </wp:inline>
+        </w:drawing>
+      </w:r>
+    </w:p>
+    <w:p>
+      <w:pPr>
+        <w:spacing w:after="200" w:line="360" w:lineRule="auto"/>
+        <w:ind w:left="1440"/>
+        <w:rPr>
+          <w:rFonts w:ascii="Times New Roman" w:eastAsia="Times New Roman" w:hAnsi="Times New Roman" w:cs="Times New Roman"/>
+          <w:b/>
+          <w:color w:val="000000" w:themeColor="text1"/>
+          <w:sz w:val="24"/>
+          <w:szCs w:val="24"/>
+        </w:rPr>
+      </w:pPr>
+      <w:r>
+        <w:rPr>
+          <w:rFonts w:ascii="Times New Roman" w:eastAsia="Times New Roman" w:hAnsi="Times New Roman" w:cs="Times New Roman"/>
+          <w:b/>
+          <w:color w:val="000000" w:themeColor="text1"/>
+          <w:sz w:val="24"/>
+          <w:szCs w:val="24"/>
+        </w:rPr>
+        <w:lastRenderedPageBreak/>
+        <w:drawing>
+          <wp:inline distT="0" distB="0" distL="0" distR="0" wp14:anchorId="04EFADC2" wp14:editId="0899E56A">
+            <wp:extent cx="5400040" cy="1769110"/>
+            <wp:effectExtent l="0" t="0" r="0" b="2540"/>
+            <wp:docPr id="1204944035" name="Imagen 1" descr="Interfaz de usuario gráfica, Diagrama, Aplicación&#10;&#10;El contenido generado por IA puede ser incorrecto."/>
+            <wp:cNvGraphicFramePr>
+              <a:graphicFrameLocks xmlns:a="http://schemas.openxmlformats.org/drawingml/2006/main" noChangeAspect="1"/>
+            </wp:cNvGraphicFramePr>
+            <a:graphic xmlns:a="http://schemas.openxmlformats.org/drawingml/2006/main">
+              <a:graphicData uri="http://schemas.openxmlformats.org/drawingml/2006/picture">
+                <pic:pic xmlns:pic="http://schemas.openxmlformats.org/drawingml/2006/picture">
+                  <pic:nvPicPr>
+                    <pic:cNvPr id="1204944035" name="Imagen 1" descr="Interfaz de usuario gráfica, Diagrama, Aplicación&#10;&#10;El contenido generado por IA puede ser incorrecto."/>
+                    <pic:cNvPicPr/>
+                  </pic:nvPicPr>
+                  <pic:blipFill>
+                    <a:blip r:embed="rId18"/>
+                    <a:stretch>
+                      <a:fillRect/>
+                    </a:stretch>
+                  </pic:blipFill>
+                  <pic:spPr>
+                    <a:xfrm>
+                      <a:off x="0" y="0"/>
+                      <a:ext cx="5400040" cy="1769110"/>
+                    </a:xfrm>
+                    <a:prstGeom prst="rect">
+                      <a:avLst/>
+                    </a:prstGeom>
+                  </pic:spPr>
+                </pic:pic>
+              </a:graphicData>
+            </a:graphic>
+          </wp:inline>
+        </w:drawing>
+      </w:r>
     </w:p>
     <w:p>
       <w:pPr>
@@ -14751,7 +15928,27 @@
           <w:sz w:val="24"/>
           <w:szCs w:val="24"/>
         </w:rPr>
-        <w:t>El proyecto Generador de Documentación Impulsado por IA (GDI-IA) propone una solución innovadora para automatizar la creación de documentos técnicos y académicos, respondiendo a una necesidad real de eficiencia, estandarización y calidad en la generación de documentación. A través de la integración de tecnologías modernas como PHP, MySQL y servicios de inteligencia artificial vía APIs externas, se busca proporcionar a los usuarios una herramienta accesible, rápida y precisa.</w:t>
+        <w:t xml:space="preserve">El proyecto Generador de Documentación Impulsado por IA (GDI-IA) propone una solución innovadora para automatizar la creación de documentos técnicos y académicos, respondiendo a una necesidad real de eficiencia, estandarización y calidad en la generación de documentación. A través de la integración de tecnologías modernas como PHP, MySQL y servicios de inteligencia artificial vía </w:t>
+      </w:r>
+      <w:proofErr w:type="spellStart"/>
+      <w:r>
+        <w:rPr>
+          <w:rFonts w:ascii="Times New Roman" w:eastAsia="Times New Roman" w:hAnsi="Times New Roman" w:cs="Times New Roman"/>
+          <w:color w:val="000000" w:themeColor="text1"/>
+          <w:sz w:val="24"/>
+          <w:szCs w:val="24"/>
+        </w:rPr>
+        <w:t>APIs</w:t>
+      </w:r>
+      <w:proofErr w:type="spellEnd"/>
+      <w:r>
+        <w:rPr>
+          <w:rFonts w:ascii="Times New Roman" w:eastAsia="Times New Roman" w:hAnsi="Times New Roman" w:cs="Times New Roman"/>
+          <w:color w:val="000000" w:themeColor="text1"/>
+          <w:sz w:val="24"/>
+          <w:szCs w:val="24"/>
+        </w:rPr>
+        <w:t xml:space="preserve"> externas, se busca proporcionar a los usuarios una herramienta accesible, rápida y precisa.</w:t>
       </w:r>
     </w:p>
     <w:p>
@@ -14933,7 +16130,67 @@
           <w:sz w:val="24"/>
           <w:szCs w:val="24"/>
         </w:rPr>
-        <w:t>Dado que el sistema depende de servicios externos de inteligencia artificial, se sugiere establecer procedimientos periódicos de actualización y verificación de las API integradas (como OpenAI y Hugging Face). Mantener la compatibilidad con las últimas versiones, así como revisar las políticas de uso y costos de los proveedores, permitirá asegurar la continuidad del servicio y optimizar los recursos económicos destinados a estas integraciones.</w:t>
+        <w:t xml:space="preserve">Dado que el sistema depende de servicios externos de inteligencia artificial, se sugiere establecer procedimientos periódicos de actualización y verificación de las API integradas (como </w:t>
+      </w:r>
+      <w:proofErr w:type="spellStart"/>
+      <w:r>
+        <w:rPr>
+          <w:rFonts w:ascii="Times New Roman" w:eastAsia="Times New Roman" w:hAnsi="Times New Roman" w:cs="Times New Roman"/>
+          <w:color w:val="000000" w:themeColor="text1"/>
+          <w:sz w:val="24"/>
+          <w:szCs w:val="24"/>
+        </w:rPr>
+        <w:t>OpenAI</w:t>
+      </w:r>
+      <w:proofErr w:type="spellEnd"/>
+      <w:r>
+        <w:rPr>
+          <w:rFonts w:ascii="Times New Roman" w:eastAsia="Times New Roman" w:hAnsi="Times New Roman" w:cs="Times New Roman"/>
+          <w:color w:val="000000" w:themeColor="text1"/>
+          <w:sz w:val="24"/>
+          <w:szCs w:val="24"/>
+        </w:rPr>
+        <w:t xml:space="preserve"> y </w:t>
+      </w:r>
+      <w:proofErr w:type="spellStart"/>
+      <w:r>
+        <w:rPr>
+          <w:rFonts w:ascii="Times New Roman" w:eastAsia="Times New Roman" w:hAnsi="Times New Roman" w:cs="Times New Roman"/>
+          <w:color w:val="000000" w:themeColor="text1"/>
+          <w:sz w:val="24"/>
+          <w:szCs w:val="24"/>
+        </w:rPr>
+        <w:t>Hugging</w:t>
+      </w:r>
+      <w:proofErr w:type="spellEnd"/>
+      <w:r>
+        <w:rPr>
+          <w:rFonts w:ascii="Times New Roman" w:eastAsia="Times New Roman" w:hAnsi="Times New Roman" w:cs="Times New Roman"/>
+          <w:color w:val="000000" w:themeColor="text1"/>
+          <w:sz w:val="24"/>
+          <w:szCs w:val="24"/>
+        </w:rPr>
+        <w:t xml:space="preserve"> </w:t>
+      </w:r>
+      <w:proofErr w:type="spellStart"/>
+      <w:r>
+        <w:rPr>
+          <w:rFonts w:ascii="Times New Roman" w:eastAsia="Times New Roman" w:hAnsi="Times New Roman" w:cs="Times New Roman"/>
+          <w:color w:val="000000" w:themeColor="text1"/>
+          <w:sz w:val="24"/>
+          <w:szCs w:val="24"/>
+        </w:rPr>
+        <w:t>Face</w:t>
+      </w:r>
+      <w:proofErr w:type="spellEnd"/>
+      <w:r>
+        <w:rPr>
+          <w:rFonts w:ascii="Times New Roman" w:eastAsia="Times New Roman" w:hAnsi="Times New Roman" w:cs="Times New Roman"/>
+          <w:color w:val="000000" w:themeColor="text1"/>
+          <w:sz w:val="24"/>
+          <w:szCs w:val="24"/>
+        </w:rPr>
+        <w:t>). Mantener la compatibilidad con las últimas versiones, así como revisar las políticas de uso y costos de los proveedores, permitirá asegurar la continuidad del servicio y optimizar los recursos económicos destinados a estas integraciones.</w:t>
       </w:r>
       <w:r>
         <w:rPr>
@@ -15013,8 +16270,8 @@
       </w:r>
     </w:p>
     <w:sectPr>
-      <w:headerReference w:type="default" r:id="rId14"/>
-      <w:footerReference w:type="default" r:id="rId15"/>
+      <w:headerReference w:type="default" r:id="rId19"/>
+      <w:footerReference w:type="default" r:id="rId20"/>
       <w:pgSz w:w="11906" w:h="16838"/>
       <w:pgMar w:top="1417" w:right="1701" w:bottom="1417" w:left="1701" w:header="708" w:footer="708" w:gutter="0"/>
       <w:pgNumType w:start="1"/>
@@ -16616,6 +17873,7 @@
   <w:style w:type="character" w:default="1" w:styleId="Fuentedeprrafopredeter">
     <w:name w:val="Default Paragraph Font"/>
     <w:uiPriority w:val="1"/>
+    <w:semiHidden/>
     <w:unhideWhenUsed/>
   </w:style>
   <w:style w:type="table" w:default="1" w:styleId="Tablanormal">

--- a/Documents/FD03-EPIS-Informe Especificación Requerimientos.docx
+++ b/Documents/FD03-EPIS-Informe Especificación Requerimientos.docx
@@ -662,7 +662,6 @@
           <w:szCs w:val="28"/>
         </w:rPr>
       </w:pPr>
-      <w:proofErr w:type="spellStart"/>
       <w:r>
         <w:rPr>
           <w:rFonts w:ascii="Times New Roman" w:eastAsia="Times New Roman" w:hAnsi="Times New Roman" w:cs="Times New Roman"/>
@@ -671,18 +670,7 @@
           <w:sz w:val="28"/>
           <w:szCs w:val="28"/>
         </w:rPr>
-        <w:t>Ancco</w:t>
-      </w:r>
-      <w:proofErr w:type="spellEnd"/>
-      <w:r>
-        <w:rPr>
-          <w:rFonts w:ascii="Times New Roman" w:eastAsia="Times New Roman" w:hAnsi="Times New Roman" w:cs="Times New Roman"/>
-          <w:i/>
-          <w:color w:val="000000" w:themeColor="text1"/>
-          <w:sz w:val="28"/>
-          <w:szCs w:val="28"/>
-        </w:rPr>
-        <w:t xml:space="preserve"> </w:t>
+        <w:t xml:space="preserve">Ancco </w:t>
       </w:r>
       <w:proofErr w:type="spellStart"/>
       <w:r>
@@ -12954,8 +12942,12 @@
     </w:p>
     <w:p>
       <w:pPr>
+        <w:pStyle w:val="Prrafodelista"/>
+        <w:numPr>
+          <w:ilvl w:val="0"/>
+          <w:numId w:val="8"/>
+        </w:numPr>
         <w:spacing w:after="200" w:line="360" w:lineRule="auto"/>
-        <w:ind w:left="1440"/>
         <w:rPr>
           <w:rFonts w:ascii="Times New Roman" w:eastAsia="Times New Roman" w:hAnsi="Times New Roman" w:cs="Times New Roman"/>
           <w:b/>
@@ -12964,6 +12956,654 @@
           <w:szCs w:val="24"/>
         </w:rPr>
       </w:pPr>
+      <w:r>
+        <w:rPr>
+          <w:rFonts w:ascii="Times New Roman" w:eastAsia="Times New Roman" w:hAnsi="Times New Roman" w:cs="Times New Roman"/>
+          <w:b/>
+          <w:color w:val="000000" w:themeColor="text1"/>
+          <w:sz w:val="24"/>
+          <w:szCs w:val="24"/>
+        </w:rPr>
+        <w:t>RN-01: Control de Acceso</w:t>
+      </w:r>
+    </w:p>
+    <w:p>
+      <w:pPr>
+        <w:spacing w:after="200" w:line="360" w:lineRule="auto"/>
+        <w:ind w:left="1080"/>
+        <w:rPr>
+          <w:rFonts w:ascii="Times New Roman" w:eastAsia="Times New Roman" w:hAnsi="Times New Roman" w:cs="Times New Roman"/>
+          <w:bCs/>
+          <w:color w:val="000000" w:themeColor="text1"/>
+          <w:sz w:val="24"/>
+          <w:szCs w:val="24"/>
+        </w:rPr>
+      </w:pPr>
+      <w:r>
+        <w:rPr>
+          <w:rFonts w:ascii="Times New Roman" w:eastAsia="Times New Roman" w:hAnsi="Times New Roman" w:cs="Times New Roman"/>
+          <w:bCs/>
+          <w:color w:val="000000" w:themeColor="text1"/>
+          <w:sz w:val="24"/>
+          <w:szCs w:val="24"/>
+        </w:rPr>
+        <w:t>Descripción: Solo los usuarios autenticados pueden acceder a las funcionalidades del sistema.</w:t>
+      </w:r>
+    </w:p>
+    <w:p>
+      <w:pPr>
+        <w:spacing w:after="200" w:line="360" w:lineRule="auto"/>
+        <w:ind w:left="1080"/>
+        <w:rPr>
+          <w:rFonts w:ascii="Times New Roman" w:eastAsia="Times New Roman" w:hAnsi="Times New Roman" w:cs="Times New Roman"/>
+          <w:bCs/>
+          <w:color w:val="000000" w:themeColor="text1"/>
+          <w:sz w:val="24"/>
+          <w:szCs w:val="24"/>
+        </w:rPr>
+      </w:pPr>
+      <w:r>
+        <w:rPr>
+          <w:rFonts w:ascii="Times New Roman" w:eastAsia="Times New Roman" w:hAnsi="Times New Roman" w:cs="Times New Roman"/>
+          <w:bCs/>
+          <w:color w:val="000000" w:themeColor="text1"/>
+          <w:sz w:val="24"/>
+          <w:szCs w:val="24"/>
+        </w:rPr>
+        <w:t>Condición: Se debe validar la sesión activa con token.</w:t>
+      </w:r>
+    </w:p>
+    <w:p>
+      <w:pPr>
+        <w:spacing w:after="200" w:line="360" w:lineRule="auto"/>
+        <w:ind w:left="1080"/>
+        <w:rPr>
+          <w:rFonts w:ascii="Times New Roman" w:eastAsia="Times New Roman" w:hAnsi="Times New Roman" w:cs="Times New Roman"/>
+          <w:bCs/>
+          <w:color w:val="000000" w:themeColor="text1"/>
+          <w:sz w:val="24"/>
+          <w:szCs w:val="24"/>
+        </w:rPr>
+      </w:pPr>
+      <w:r>
+        <w:rPr>
+          <w:rFonts w:ascii="Times New Roman" w:eastAsia="Times New Roman" w:hAnsi="Times New Roman" w:cs="Times New Roman"/>
+          <w:bCs/>
+          <w:color w:val="000000" w:themeColor="text1"/>
+          <w:sz w:val="24"/>
+          <w:szCs w:val="24"/>
+        </w:rPr>
+        <w:t>Aplicación: Todas las secciones del sistema.</w:t>
+      </w:r>
+    </w:p>
+    <w:p>
+      <w:pPr>
+        <w:pStyle w:val="Prrafodelista"/>
+        <w:numPr>
+          <w:ilvl w:val="0"/>
+          <w:numId w:val="8"/>
+        </w:numPr>
+        <w:spacing w:after="200" w:line="360" w:lineRule="auto"/>
+        <w:rPr>
+          <w:rFonts w:ascii="Times New Roman" w:eastAsia="Times New Roman" w:hAnsi="Times New Roman" w:cs="Times New Roman"/>
+          <w:b/>
+          <w:color w:val="000000" w:themeColor="text1"/>
+          <w:sz w:val="24"/>
+          <w:szCs w:val="24"/>
+        </w:rPr>
+      </w:pPr>
+      <w:r>
+        <w:rPr>
+          <w:rFonts w:ascii="Times New Roman" w:eastAsia="Times New Roman" w:hAnsi="Times New Roman" w:cs="Times New Roman"/>
+          <w:b/>
+          <w:color w:val="000000" w:themeColor="text1"/>
+          <w:sz w:val="24"/>
+          <w:szCs w:val="24"/>
+        </w:rPr>
+        <w:t>RN-02: Plantillas y Formatos Estandarizados</w:t>
+      </w:r>
+    </w:p>
+    <w:p>
+      <w:pPr>
+        <w:spacing w:after="200" w:line="360" w:lineRule="auto"/>
+        <w:ind w:left="1080"/>
+        <w:rPr>
+          <w:rFonts w:ascii="Times New Roman" w:eastAsia="Times New Roman" w:hAnsi="Times New Roman" w:cs="Times New Roman"/>
+          <w:bCs/>
+          <w:color w:val="000000" w:themeColor="text1"/>
+          <w:sz w:val="24"/>
+          <w:szCs w:val="24"/>
+        </w:rPr>
+      </w:pPr>
+      <w:r>
+        <w:rPr>
+          <w:rFonts w:ascii="Times New Roman" w:eastAsia="Times New Roman" w:hAnsi="Times New Roman" w:cs="Times New Roman"/>
+          <w:bCs/>
+          <w:color w:val="000000" w:themeColor="text1"/>
+          <w:sz w:val="24"/>
+          <w:szCs w:val="24"/>
+        </w:rPr>
+        <w:t>Descripción: La generación de documentos debe seguir las plantillas institucionales o seleccionadas por el usuario.</w:t>
+      </w:r>
+    </w:p>
+    <w:p>
+      <w:pPr>
+        <w:spacing w:after="200" w:line="360" w:lineRule="auto"/>
+        <w:ind w:left="1080"/>
+        <w:rPr>
+          <w:rFonts w:ascii="Times New Roman" w:eastAsia="Times New Roman" w:hAnsi="Times New Roman" w:cs="Times New Roman"/>
+          <w:bCs/>
+          <w:color w:val="000000" w:themeColor="text1"/>
+          <w:sz w:val="24"/>
+          <w:szCs w:val="24"/>
+        </w:rPr>
+      </w:pPr>
+      <w:r>
+        <w:rPr>
+          <w:rFonts w:ascii="Times New Roman" w:eastAsia="Times New Roman" w:hAnsi="Times New Roman" w:cs="Times New Roman"/>
+          <w:bCs/>
+          <w:color w:val="000000" w:themeColor="text1"/>
+          <w:sz w:val="24"/>
+          <w:szCs w:val="24"/>
+        </w:rPr>
+        <w:t>Condición: No se permite la modificación libre de estructura fuera de las plantillas.</w:t>
+      </w:r>
+    </w:p>
+    <w:p>
+      <w:pPr>
+        <w:spacing w:after="200" w:line="360" w:lineRule="auto"/>
+        <w:ind w:left="1080"/>
+        <w:rPr>
+          <w:rFonts w:ascii="Times New Roman" w:eastAsia="Times New Roman" w:hAnsi="Times New Roman" w:cs="Times New Roman"/>
+          <w:bCs/>
+          <w:color w:val="000000" w:themeColor="text1"/>
+          <w:sz w:val="24"/>
+          <w:szCs w:val="24"/>
+        </w:rPr>
+      </w:pPr>
+      <w:r>
+        <w:rPr>
+          <w:rFonts w:ascii="Times New Roman" w:eastAsia="Times New Roman" w:hAnsi="Times New Roman" w:cs="Times New Roman"/>
+          <w:bCs/>
+          <w:color w:val="000000" w:themeColor="text1"/>
+          <w:sz w:val="24"/>
+          <w:szCs w:val="24"/>
+        </w:rPr>
+        <w:t>Aplicación: Módulo de generación.</w:t>
+      </w:r>
+    </w:p>
+    <w:p>
+      <w:pPr>
+        <w:pStyle w:val="Prrafodelista"/>
+        <w:numPr>
+          <w:ilvl w:val="0"/>
+          <w:numId w:val="8"/>
+        </w:numPr>
+        <w:spacing w:after="200" w:line="360" w:lineRule="auto"/>
+        <w:rPr>
+          <w:rFonts w:ascii="Times New Roman" w:eastAsia="Times New Roman" w:hAnsi="Times New Roman" w:cs="Times New Roman"/>
+          <w:b/>
+          <w:color w:val="000000" w:themeColor="text1"/>
+          <w:sz w:val="24"/>
+          <w:szCs w:val="24"/>
+        </w:rPr>
+      </w:pPr>
+      <w:r>
+        <w:rPr>
+          <w:rFonts w:ascii="Times New Roman" w:eastAsia="Times New Roman" w:hAnsi="Times New Roman" w:cs="Times New Roman"/>
+          <w:b/>
+          <w:color w:val="000000" w:themeColor="text1"/>
+          <w:sz w:val="24"/>
+          <w:szCs w:val="24"/>
+        </w:rPr>
+        <w:lastRenderedPageBreak/>
+        <w:t>RN-03: Idioma y Localización</w:t>
+      </w:r>
+    </w:p>
+    <w:p>
+      <w:pPr>
+        <w:spacing w:after="200" w:line="360" w:lineRule="auto"/>
+        <w:ind w:left="1080"/>
+        <w:rPr>
+          <w:rFonts w:ascii="Times New Roman" w:eastAsia="Times New Roman" w:hAnsi="Times New Roman" w:cs="Times New Roman"/>
+          <w:bCs/>
+          <w:color w:val="000000" w:themeColor="text1"/>
+          <w:sz w:val="24"/>
+          <w:szCs w:val="24"/>
+        </w:rPr>
+      </w:pPr>
+      <w:r>
+        <w:rPr>
+          <w:rFonts w:ascii="Times New Roman" w:eastAsia="Times New Roman" w:hAnsi="Times New Roman" w:cs="Times New Roman"/>
+          <w:bCs/>
+          <w:color w:val="000000" w:themeColor="text1"/>
+          <w:sz w:val="24"/>
+          <w:szCs w:val="24"/>
+        </w:rPr>
+        <w:t>Descripción: Los documentos generados deben respetar el idioma seleccionado por el usuario.</w:t>
+      </w:r>
+    </w:p>
+    <w:p>
+      <w:pPr>
+        <w:spacing w:after="200" w:line="360" w:lineRule="auto"/>
+        <w:ind w:left="1080"/>
+        <w:rPr>
+          <w:rFonts w:ascii="Times New Roman" w:eastAsia="Times New Roman" w:hAnsi="Times New Roman" w:cs="Times New Roman"/>
+          <w:bCs/>
+          <w:color w:val="000000" w:themeColor="text1"/>
+          <w:sz w:val="24"/>
+          <w:szCs w:val="24"/>
+        </w:rPr>
+      </w:pPr>
+      <w:r>
+        <w:rPr>
+          <w:rFonts w:ascii="Times New Roman" w:eastAsia="Times New Roman" w:hAnsi="Times New Roman" w:cs="Times New Roman"/>
+          <w:bCs/>
+          <w:color w:val="000000" w:themeColor="text1"/>
+          <w:sz w:val="24"/>
+          <w:szCs w:val="24"/>
+        </w:rPr>
+        <w:t>Condición: Solo idiomas soportados por el modelo IA activo.</w:t>
+      </w:r>
+    </w:p>
+    <w:p>
+      <w:pPr>
+        <w:spacing w:after="200" w:line="360" w:lineRule="auto"/>
+        <w:ind w:left="1080"/>
+        <w:rPr>
+          <w:rFonts w:ascii="Times New Roman" w:eastAsia="Times New Roman" w:hAnsi="Times New Roman" w:cs="Times New Roman"/>
+          <w:bCs/>
+          <w:color w:val="000000" w:themeColor="text1"/>
+          <w:sz w:val="24"/>
+          <w:szCs w:val="24"/>
+        </w:rPr>
+      </w:pPr>
+      <w:r>
+        <w:rPr>
+          <w:rFonts w:ascii="Times New Roman" w:eastAsia="Times New Roman" w:hAnsi="Times New Roman" w:cs="Times New Roman"/>
+          <w:bCs/>
+          <w:color w:val="000000" w:themeColor="text1"/>
+          <w:sz w:val="24"/>
+          <w:szCs w:val="24"/>
+        </w:rPr>
+        <w:t>Aplicación: IA, salida de documentos.</w:t>
+      </w:r>
+    </w:p>
+    <w:p>
+      <w:pPr>
+        <w:pStyle w:val="Prrafodelista"/>
+        <w:numPr>
+          <w:ilvl w:val="0"/>
+          <w:numId w:val="8"/>
+        </w:numPr>
+        <w:spacing w:after="200" w:line="360" w:lineRule="auto"/>
+        <w:rPr>
+          <w:rFonts w:ascii="Times New Roman" w:eastAsia="Times New Roman" w:hAnsi="Times New Roman" w:cs="Times New Roman"/>
+          <w:b/>
+          <w:color w:val="000000" w:themeColor="text1"/>
+          <w:sz w:val="24"/>
+          <w:szCs w:val="24"/>
+        </w:rPr>
+      </w:pPr>
+      <w:r>
+        <w:rPr>
+          <w:rFonts w:ascii="Times New Roman" w:eastAsia="Times New Roman" w:hAnsi="Times New Roman" w:cs="Times New Roman"/>
+          <w:b/>
+          <w:color w:val="000000" w:themeColor="text1"/>
+          <w:sz w:val="24"/>
+          <w:szCs w:val="24"/>
+        </w:rPr>
+        <w:t>RN-04: Versionamiento de Documentos</w:t>
+      </w:r>
+    </w:p>
+    <w:p>
+      <w:pPr>
+        <w:spacing w:after="200" w:line="360" w:lineRule="auto"/>
+        <w:ind w:left="1080"/>
+        <w:rPr>
+          <w:rFonts w:ascii="Times New Roman" w:eastAsia="Times New Roman" w:hAnsi="Times New Roman" w:cs="Times New Roman"/>
+          <w:bCs/>
+          <w:color w:val="000000" w:themeColor="text1"/>
+          <w:sz w:val="24"/>
+          <w:szCs w:val="24"/>
+        </w:rPr>
+      </w:pPr>
+      <w:r>
+        <w:rPr>
+          <w:rFonts w:ascii="Times New Roman" w:eastAsia="Times New Roman" w:hAnsi="Times New Roman" w:cs="Times New Roman"/>
+          <w:bCs/>
+          <w:color w:val="000000" w:themeColor="text1"/>
+          <w:sz w:val="24"/>
+          <w:szCs w:val="24"/>
+        </w:rPr>
+        <w:t>Descripción: Cada documento generado debe almacenarse como una nueva versión.</w:t>
+      </w:r>
+    </w:p>
+    <w:p>
+      <w:pPr>
+        <w:spacing w:after="200" w:line="360" w:lineRule="auto"/>
+        <w:ind w:left="1080"/>
+        <w:rPr>
+          <w:rFonts w:ascii="Times New Roman" w:eastAsia="Times New Roman" w:hAnsi="Times New Roman" w:cs="Times New Roman"/>
+          <w:bCs/>
+          <w:color w:val="000000" w:themeColor="text1"/>
+          <w:sz w:val="24"/>
+          <w:szCs w:val="24"/>
+        </w:rPr>
+      </w:pPr>
+      <w:r>
+        <w:rPr>
+          <w:rFonts w:ascii="Times New Roman" w:eastAsia="Times New Roman" w:hAnsi="Times New Roman" w:cs="Times New Roman"/>
+          <w:bCs/>
+          <w:color w:val="000000" w:themeColor="text1"/>
+          <w:sz w:val="24"/>
+          <w:szCs w:val="24"/>
+        </w:rPr>
+        <w:t>Condición: Cada nueva generación desde la misma entrada produce un documento con versión incremental.</w:t>
+      </w:r>
+    </w:p>
+    <w:p>
+      <w:pPr>
+        <w:spacing w:after="200" w:line="360" w:lineRule="auto"/>
+        <w:ind w:left="1080"/>
+        <w:rPr>
+          <w:rFonts w:ascii="Times New Roman" w:eastAsia="Times New Roman" w:hAnsi="Times New Roman" w:cs="Times New Roman"/>
+          <w:bCs/>
+          <w:color w:val="000000" w:themeColor="text1"/>
+          <w:sz w:val="24"/>
+          <w:szCs w:val="24"/>
+        </w:rPr>
+      </w:pPr>
+      <w:r>
+        <w:rPr>
+          <w:rFonts w:ascii="Times New Roman" w:eastAsia="Times New Roman" w:hAnsi="Times New Roman" w:cs="Times New Roman"/>
+          <w:bCs/>
+          <w:color w:val="000000" w:themeColor="text1"/>
+          <w:sz w:val="24"/>
+          <w:szCs w:val="24"/>
+        </w:rPr>
+        <w:t>Aplicación: Historial de documentos.</w:t>
+      </w:r>
+    </w:p>
+    <w:p>
+      <w:pPr>
+        <w:pStyle w:val="Prrafodelista"/>
+        <w:numPr>
+          <w:ilvl w:val="0"/>
+          <w:numId w:val="8"/>
+        </w:numPr>
+        <w:spacing w:after="200" w:line="360" w:lineRule="auto"/>
+        <w:rPr>
+          <w:rFonts w:ascii="Times New Roman" w:eastAsia="Times New Roman" w:hAnsi="Times New Roman" w:cs="Times New Roman"/>
+          <w:b/>
+          <w:color w:val="000000" w:themeColor="text1"/>
+          <w:sz w:val="24"/>
+          <w:szCs w:val="24"/>
+        </w:rPr>
+      </w:pPr>
+      <w:r>
+        <w:rPr>
+          <w:rFonts w:ascii="Times New Roman" w:eastAsia="Times New Roman" w:hAnsi="Times New Roman" w:cs="Times New Roman"/>
+          <w:b/>
+          <w:color w:val="000000" w:themeColor="text1"/>
+          <w:sz w:val="24"/>
+          <w:szCs w:val="24"/>
+        </w:rPr>
+        <w:t>RN-05: Revisión de Calidad de Documentos</w:t>
+      </w:r>
+    </w:p>
+    <w:p>
+      <w:pPr>
+        <w:spacing w:after="200" w:line="360" w:lineRule="auto"/>
+        <w:ind w:left="1080"/>
+        <w:rPr>
+          <w:rFonts w:ascii="Times New Roman" w:eastAsia="Times New Roman" w:hAnsi="Times New Roman" w:cs="Times New Roman"/>
+          <w:bCs/>
+          <w:color w:val="000000" w:themeColor="text1"/>
+          <w:sz w:val="24"/>
+          <w:szCs w:val="24"/>
+        </w:rPr>
+      </w:pPr>
+      <w:r>
+        <w:rPr>
+          <w:rFonts w:ascii="Times New Roman" w:eastAsia="Times New Roman" w:hAnsi="Times New Roman" w:cs="Times New Roman"/>
+          <w:bCs/>
+          <w:color w:val="000000" w:themeColor="text1"/>
+          <w:sz w:val="24"/>
+          <w:szCs w:val="24"/>
+        </w:rPr>
+        <w:t xml:space="preserve">Descripción: Todo documento generado debe ser evaluado por el usuario mediante un mecanismo de </w:t>
+      </w:r>
+      <w:proofErr w:type="spellStart"/>
+      <w:r>
+        <w:rPr>
+          <w:rFonts w:ascii="Times New Roman" w:eastAsia="Times New Roman" w:hAnsi="Times New Roman" w:cs="Times New Roman"/>
+          <w:bCs/>
+          <w:color w:val="000000" w:themeColor="text1"/>
+          <w:sz w:val="24"/>
+          <w:szCs w:val="24"/>
+        </w:rPr>
+        <w:t>feedback</w:t>
+      </w:r>
+      <w:proofErr w:type="spellEnd"/>
+      <w:r>
+        <w:rPr>
+          <w:rFonts w:ascii="Times New Roman" w:eastAsia="Times New Roman" w:hAnsi="Times New Roman" w:cs="Times New Roman"/>
+          <w:bCs/>
+          <w:color w:val="000000" w:themeColor="text1"/>
+          <w:sz w:val="24"/>
+          <w:szCs w:val="24"/>
+        </w:rPr>
+        <w:t>.</w:t>
+      </w:r>
+    </w:p>
+    <w:p>
+      <w:pPr>
+        <w:spacing w:after="200" w:line="360" w:lineRule="auto"/>
+        <w:ind w:left="1080"/>
+        <w:rPr>
+          <w:rFonts w:ascii="Times New Roman" w:eastAsia="Times New Roman" w:hAnsi="Times New Roman" w:cs="Times New Roman"/>
+          <w:bCs/>
+          <w:color w:val="000000" w:themeColor="text1"/>
+          <w:sz w:val="24"/>
+          <w:szCs w:val="24"/>
+        </w:rPr>
+      </w:pPr>
+      <w:r>
+        <w:rPr>
+          <w:rFonts w:ascii="Times New Roman" w:eastAsia="Times New Roman" w:hAnsi="Times New Roman" w:cs="Times New Roman"/>
+          <w:bCs/>
+          <w:color w:val="000000" w:themeColor="text1"/>
+          <w:sz w:val="24"/>
+          <w:szCs w:val="24"/>
+        </w:rPr>
+        <w:t>Condición: La retroalimentación debe ser vinculada al documento generado.</w:t>
+      </w:r>
+    </w:p>
+    <w:p>
+      <w:pPr>
+        <w:spacing w:after="200" w:line="360" w:lineRule="auto"/>
+        <w:ind w:left="1080"/>
+        <w:rPr>
+          <w:rFonts w:ascii="Times New Roman" w:eastAsia="Times New Roman" w:hAnsi="Times New Roman" w:cs="Times New Roman"/>
+          <w:bCs/>
+          <w:color w:val="000000" w:themeColor="text1"/>
+          <w:sz w:val="24"/>
+          <w:szCs w:val="24"/>
+        </w:rPr>
+      </w:pPr>
+      <w:r>
+        <w:rPr>
+          <w:rFonts w:ascii="Times New Roman" w:eastAsia="Times New Roman" w:hAnsi="Times New Roman" w:cs="Times New Roman"/>
+          <w:bCs/>
+          <w:color w:val="000000" w:themeColor="text1"/>
+          <w:sz w:val="24"/>
+          <w:szCs w:val="24"/>
+        </w:rPr>
+        <w:t xml:space="preserve">Aplicación: </w:t>
+      </w:r>
+      <w:proofErr w:type="spellStart"/>
+      <w:r>
+        <w:rPr>
+          <w:rFonts w:ascii="Times New Roman" w:eastAsia="Times New Roman" w:hAnsi="Times New Roman" w:cs="Times New Roman"/>
+          <w:bCs/>
+          <w:color w:val="000000" w:themeColor="text1"/>
+          <w:sz w:val="24"/>
+          <w:szCs w:val="24"/>
+        </w:rPr>
+        <w:t>Post-generación</w:t>
+      </w:r>
+      <w:proofErr w:type="spellEnd"/>
+      <w:r>
+        <w:rPr>
+          <w:rFonts w:ascii="Times New Roman" w:eastAsia="Times New Roman" w:hAnsi="Times New Roman" w:cs="Times New Roman"/>
+          <w:bCs/>
+          <w:color w:val="000000" w:themeColor="text1"/>
+          <w:sz w:val="24"/>
+          <w:szCs w:val="24"/>
+        </w:rPr>
+        <w:t xml:space="preserve">, módulo de </w:t>
+      </w:r>
+      <w:proofErr w:type="spellStart"/>
+      <w:r>
+        <w:rPr>
+          <w:rFonts w:ascii="Times New Roman" w:eastAsia="Times New Roman" w:hAnsi="Times New Roman" w:cs="Times New Roman"/>
+          <w:bCs/>
+          <w:color w:val="000000" w:themeColor="text1"/>
+          <w:sz w:val="24"/>
+          <w:szCs w:val="24"/>
+        </w:rPr>
+        <w:t>feedback</w:t>
+      </w:r>
+      <w:proofErr w:type="spellEnd"/>
+      <w:r>
+        <w:rPr>
+          <w:rFonts w:ascii="Times New Roman" w:eastAsia="Times New Roman" w:hAnsi="Times New Roman" w:cs="Times New Roman"/>
+          <w:bCs/>
+          <w:color w:val="000000" w:themeColor="text1"/>
+          <w:sz w:val="24"/>
+          <w:szCs w:val="24"/>
+        </w:rPr>
+        <w:t>.</w:t>
+      </w:r>
+    </w:p>
+    <w:p>
+      <w:pPr>
+        <w:pStyle w:val="Prrafodelista"/>
+        <w:numPr>
+          <w:ilvl w:val="0"/>
+          <w:numId w:val="8"/>
+        </w:numPr>
+        <w:spacing w:after="200" w:line="360" w:lineRule="auto"/>
+        <w:rPr>
+          <w:rFonts w:ascii="Times New Roman" w:eastAsia="Times New Roman" w:hAnsi="Times New Roman" w:cs="Times New Roman"/>
+          <w:b/>
+          <w:color w:val="000000" w:themeColor="text1"/>
+          <w:sz w:val="24"/>
+          <w:szCs w:val="24"/>
+        </w:rPr>
+      </w:pPr>
+      <w:r>
+        <w:rPr>
+          <w:rFonts w:ascii="Times New Roman" w:eastAsia="Times New Roman" w:hAnsi="Times New Roman" w:cs="Times New Roman"/>
+          <w:b/>
+          <w:color w:val="000000" w:themeColor="text1"/>
+          <w:sz w:val="24"/>
+          <w:szCs w:val="24"/>
+        </w:rPr>
+        <w:t>RN-06: Roles y Permisos</w:t>
+      </w:r>
+    </w:p>
+    <w:p>
+      <w:pPr>
+        <w:spacing w:after="200" w:line="360" w:lineRule="auto"/>
+        <w:ind w:left="1080"/>
+        <w:rPr>
+          <w:rFonts w:ascii="Times New Roman" w:eastAsia="Times New Roman" w:hAnsi="Times New Roman" w:cs="Times New Roman"/>
+          <w:bCs/>
+          <w:color w:val="000000" w:themeColor="text1"/>
+          <w:sz w:val="24"/>
+          <w:szCs w:val="24"/>
+        </w:rPr>
+      </w:pPr>
+      <w:r>
+        <w:rPr>
+          <w:rFonts w:ascii="Times New Roman" w:eastAsia="Times New Roman" w:hAnsi="Times New Roman" w:cs="Times New Roman"/>
+          <w:bCs/>
+          <w:color w:val="000000" w:themeColor="text1"/>
+          <w:sz w:val="24"/>
+          <w:szCs w:val="24"/>
+        </w:rPr>
+        <w:t xml:space="preserve">Descripción: Los administradores tienen acceso a estadísticas de uso, </w:t>
+      </w:r>
+      <w:proofErr w:type="spellStart"/>
+      <w:r>
+        <w:rPr>
+          <w:rFonts w:ascii="Times New Roman" w:eastAsia="Times New Roman" w:hAnsi="Times New Roman" w:cs="Times New Roman"/>
+          <w:bCs/>
+          <w:color w:val="000000" w:themeColor="text1"/>
+          <w:sz w:val="24"/>
+          <w:szCs w:val="24"/>
+        </w:rPr>
+        <w:t>feedback</w:t>
+      </w:r>
+      <w:proofErr w:type="spellEnd"/>
+      <w:r>
+        <w:rPr>
+          <w:rFonts w:ascii="Times New Roman" w:eastAsia="Times New Roman" w:hAnsi="Times New Roman" w:cs="Times New Roman"/>
+          <w:bCs/>
+          <w:color w:val="000000" w:themeColor="text1"/>
+          <w:sz w:val="24"/>
+          <w:szCs w:val="24"/>
+        </w:rPr>
+        <w:t xml:space="preserve"> de usuarios y ajustes de modelos IA.</w:t>
+      </w:r>
+    </w:p>
+    <w:p>
+      <w:pPr>
+        <w:spacing w:after="200" w:line="360" w:lineRule="auto"/>
+        <w:ind w:left="1080"/>
+        <w:rPr>
+          <w:rFonts w:ascii="Times New Roman" w:eastAsia="Times New Roman" w:hAnsi="Times New Roman" w:cs="Times New Roman"/>
+          <w:bCs/>
+          <w:color w:val="000000" w:themeColor="text1"/>
+          <w:sz w:val="24"/>
+          <w:szCs w:val="24"/>
+        </w:rPr>
+      </w:pPr>
+      <w:r>
+        <w:rPr>
+          <w:rFonts w:ascii="Times New Roman" w:eastAsia="Times New Roman" w:hAnsi="Times New Roman" w:cs="Times New Roman"/>
+          <w:bCs/>
+          <w:color w:val="000000" w:themeColor="text1"/>
+          <w:sz w:val="24"/>
+          <w:szCs w:val="24"/>
+        </w:rPr>
+        <w:t>Condición: Se requiere perfil con privilegios de administrador.</w:t>
+      </w:r>
+    </w:p>
+    <w:p>
+      <w:pPr>
+        <w:spacing w:after="200" w:line="360" w:lineRule="auto"/>
+        <w:ind w:left="1080"/>
+        <w:rPr>
+          <w:rFonts w:ascii="Times New Roman" w:eastAsia="Times New Roman" w:hAnsi="Times New Roman" w:cs="Times New Roman"/>
+          <w:bCs/>
+          <w:color w:val="000000" w:themeColor="text1"/>
+          <w:sz w:val="24"/>
+          <w:szCs w:val="24"/>
+        </w:rPr>
+      </w:pPr>
+      <w:r>
+        <w:rPr>
+          <w:rFonts w:ascii="Times New Roman" w:eastAsia="Times New Roman" w:hAnsi="Times New Roman" w:cs="Times New Roman"/>
+          <w:bCs/>
+          <w:color w:val="000000" w:themeColor="text1"/>
+          <w:sz w:val="24"/>
+          <w:szCs w:val="24"/>
+        </w:rPr>
+        <w:t>Aplicación: Panel de administración.</w:t>
+      </w:r>
     </w:p>
     <w:p>
       <w:pPr>
@@ -13037,6 +13677,101 @@
           <w:color w:val="000000" w:themeColor="text1"/>
         </w:rPr>
         <w:t>Perfiles de Usuario</w:t>
+      </w:r>
+    </w:p>
+    <w:p>
+      <w:pPr>
+        <w:pStyle w:val="Prrafodelista"/>
+        <w:numPr>
+          <w:ilvl w:val="0"/>
+          <w:numId w:val="8"/>
+        </w:numPr>
+        <w:spacing w:line="360" w:lineRule="auto"/>
+        <w:jc w:val="both"/>
+        <w:rPr>
+          <w:sz w:val="24"/>
+          <w:szCs w:val="24"/>
+        </w:rPr>
+      </w:pPr>
+      <w:r>
+        <w:rPr>
+          <w:sz w:val="24"/>
+          <w:szCs w:val="24"/>
+        </w:rPr>
+        <w:t>Usuario General</w:t>
+      </w:r>
+      <w:r>
+        <w:rPr>
+          <w:sz w:val="24"/>
+          <w:szCs w:val="24"/>
+        </w:rPr>
+        <w:t xml:space="preserve">: </w:t>
+      </w:r>
+      <w:r>
+        <w:rPr>
+          <w:sz w:val="24"/>
+          <w:szCs w:val="24"/>
+        </w:rPr>
+        <w:t>Persona que utiliza la herramienta para generar documentación a partir de formularios guiados o flujos IA</w:t>
+      </w:r>
+      <w:r>
+        <w:rPr>
+          <w:sz w:val="24"/>
+          <w:szCs w:val="24"/>
+        </w:rPr>
+        <w:t>.</w:t>
+      </w:r>
+    </w:p>
+    <w:p>
+      <w:pPr>
+        <w:pStyle w:val="Prrafodelista"/>
+        <w:numPr>
+          <w:ilvl w:val="0"/>
+          <w:numId w:val="8"/>
+        </w:numPr>
+        <w:spacing w:line="360" w:lineRule="auto"/>
+        <w:jc w:val="both"/>
+        <w:rPr>
+          <w:sz w:val="24"/>
+          <w:szCs w:val="24"/>
+        </w:rPr>
+      </w:pPr>
+      <w:r>
+        <w:rPr>
+          <w:sz w:val="24"/>
+          <w:szCs w:val="24"/>
+        </w:rPr>
+        <w:t>Administrador</w:t>
+      </w:r>
+      <w:r>
+        <w:rPr>
+          <w:sz w:val="24"/>
+          <w:szCs w:val="24"/>
+        </w:rPr>
+        <w:t xml:space="preserve">: </w:t>
+      </w:r>
+      <w:r>
+        <w:rPr>
+          <w:sz w:val="24"/>
+          <w:szCs w:val="24"/>
+        </w:rPr>
+        <w:t xml:space="preserve">Gestor del sistema que puede supervisar el uso de la IA, evaluar </w:t>
+      </w:r>
+      <w:proofErr w:type="spellStart"/>
+      <w:r>
+        <w:rPr>
+          <w:sz w:val="24"/>
+          <w:szCs w:val="24"/>
+        </w:rPr>
+        <w:t>feedback</w:t>
+      </w:r>
+      <w:proofErr w:type="spellEnd"/>
+      <w:r>
+        <w:rPr>
+          <w:sz w:val="24"/>
+          <w:szCs w:val="24"/>
+        </w:rPr>
+        <w:t>, ajustar configuraciones del sistema y actualizar plantillas o modelos IA.</w:t>
       </w:r>
     </w:p>
     <w:tbl>
@@ -15684,7 +16419,7 @@
           <w:noProof/>
         </w:rPr>
         <w:drawing>
-          <wp:inline distT="0" distB="0" distL="0" distR="0" wp14:anchorId="54A0BCAD" wp14:editId="2FEE3F18">
+          <wp:inline distT="0" distB="0" distL="0" distR="0" wp14:anchorId="54A0BCAD" wp14:editId="69FD6B1B">
             <wp:extent cx="5400040" cy="3599815"/>
             <wp:effectExtent l="0" t="0" r="0" b="635"/>
             <wp:docPr id="519672860" name="Imagen 1"/>
@@ -15769,6 +16504,7 @@
         <w:rPr>
           <w:rFonts w:ascii="Times New Roman" w:eastAsia="Times New Roman" w:hAnsi="Times New Roman" w:cs="Times New Roman"/>
           <w:b/>
+          <w:noProof/>
           <w:color w:val="000000" w:themeColor="text1"/>
           <w:sz w:val="24"/>
           <w:szCs w:val="24"/>
@@ -15826,6 +16562,7 @@
         <w:rPr>
           <w:rFonts w:ascii="Times New Roman" w:eastAsia="Times New Roman" w:hAnsi="Times New Roman" w:cs="Times New Roman"/>
           <w:b/>
+          <w:noProof/>
           <w:color w:val="000000" w:themeColor="text1"/>
           <w:sz w:val="24"/>
           <w:szCs w:val="24"/>
@@ -16649,6 +17386,119 @@
     </w:lvl>
   </w:abstractNum>
   <w:abstractNum w:abstractNumId="1" w15:restartNumberingAfterBreak="0">
+    <w:nsid w:val="32C61E1A"/>
+    <w:multiLevelType w:val="hybridMultilevel"/>
+    <w:tmpl w:val="F5264F32"/>
+    <w:lvl w:ilvl="0" w:tplc="080A0001">
+      <w:start w:val="1"/>
+      <w:numFmt w:val="bullet"/>
+      <w:lvlText w:val=""/>
+      <w:lvlJc w:val="left"/>
+      <w:pPr>
+        <w:ind w:left="1800" w:hanging="360"/>
+      </w:pPr>
+      <w:rPr>
+        <w:rFonts w:ascii="Symbol" w:hAnsi="Symbol" w:hint="default"/>
+      </w:rPr>
+    </w:lvl>
+    <w:lvl w:ilvl="1" w:tplc="080A0003" w:tentative="1">
+      <w:start w:val="1"/>
+      <w:numFmt w:val="bullet"/>
+      <w:lvlText w:val="o"/>
+      <w:lvlJc w:val="left"/>
+      <w:pPr>
+        <w:ind w:left="2520" w:hanging="360"/>
+      </w:pPr>
+      <w:rPr>
+        <w:rFonts w:ascii="Courier New" w:hAnsi="Courier New" w:cs="Courier New" w:hint="default"/>
+      </w:rPr>
+    </w:lvl>
+    <w:lvl w:ilvl="2" w:tplc="080A0005" w:tentative="1">
+      <w:start w:val="1"/>
+      <w:numFmt w:val="bullet"/>
+      <w:lvlText w:val=""/>
+      <w:lvlJc w:val="left"/>
+      <w:pPr>
+        <w:ind w:left="3240" w:hanging="360"/>
+      </w:pPr>
+      <w:rPr>
+        <w:rFonts w:ascii="Wingdings" w:hAnsi="Wingdings" w:hint="default"/>
+      </w:rPr>
+    </w:lvl>
+    <w:lvl w:ilvl="3" w:tplc="080A0001" w:tentative="1">
+      <w:start w:val="1"/>
+      <w:numFmt w:val="bullet"/>
+      <w:lvlText w:val=""/>
+      <w:lvlJc w:val="left"/>
+      <w:pPr>
+        <w:ind w:left="3960" w:hanging="360"/>
+      </w:pPr>
+      <w:rPr>
+        <w:rFonts w:ascii="Symbol" w:hAnsi="Symbol" w:hint="default"/>
+      </w:rPr>
+    </w:lvl>
+    <w:lvl w:ilvl="4" w:tplc="080A0003" w:tentative="1">
+      <w:start w:val="1"/>
+      <w:numFmt w:val="bullet"/>
+      <w:lvlText w:val="o"/>
+      <w:lvlJc w:val="left"/>
+      <w:pPr>
+        <w:ind w:left="4680" w:hanging="360"/>
+      </w:pPr>
+      <w:rPr>
+        <w:rFonts w:ascii="Courier New" w:hAnsi="Courier New" w:cs="Courier New" w:hint="default"/>
+      </w:rPr>
+    </w:lvl>
+    <w:lvl w:ilvl="5" w:tplc="080A0005" w:tentative="1">
+      <w:start w:val="1"/>
+      <w:numFmt w:val="bullet"/>
+      <w:lvlText w:val=""/>
+      <w:lvlJc w:val="left"/>
+      <w:pPr>
+        <w:ind w:left="5400" w:hanging="360"/>
+      </w:pPr>
+      <w:rPr>
+        <w:rFonts w:ascii="Wingdings" w:hAnsi="Wingdings" w:hint="default"/>
+      </w:rPr>
+    </w:lvl>
+    <w:lvl w:ilvl="6" w:tplc="080A0001" w:tentative="1">
+      <w:start w:val="1"/>
+      <w:numFmt w:val="bullet"/>
+      <w:lvlText w:val=""/>
+      <w:lvlJc w:val="left"/>
+      <w:pPr>
+        <w:ind w:left="6120" w:hanging="360"/>
+      </w:pPr>
+      <w:rPr>
+        <w:rFonts w:ascii="Symbol" w:hAnsi="Symbol" w:hint="default"/>
+      </w:rPr>
+    </w:lvl>
+    <w:lvl w:ilvl="7" w:tplc="080A0003" w:tentative="1">
+      <w:start w:val="1"/>
+      <w:numFmt w:val="bullet"/>
+      <w:lvlText w:val="o"/>
+      <w:lvlJc w:val="left"/>
+      <w:pPr>
+        <w:ind w:left="6840" w:hanging="360"/>
+      </w:pPr>
+      <w:rPr>
+        <w:rFonts w:ascii="Courier New" w:hAnsi="Courier New" w:cs="Courier New" w:hint="default"/>
+      </w:rPr>
+    </w:lvl>
+    <w:lvl w:ilvl="8" w:tplc="080A0005" w:tentative="1">
+      <w:start w:val="1"/>
+      <w:numFmt w:val="bullet"/>
+      <w:lvlText w:val=""/>
+      <w:lvlJc w:val="left"/>
+      <w:pPr>
+        <w:ind w:left="7560" w:hanging="360"/>
+      </w:pPr>
+      <w:rPr>
+        <w:rFonts w:ascii="Wingdings" w:hAnsi="Wingdings" w:hint="default"/>
+      </w:rPr>
+    </w:lvl>
+  </w:abstractNum>
+  <w:abstractNum w:abstractNumId="2" w15:restartNumberingAfterBreak="0">
     <w:nsid w:val="3EA46525"/>
     <w:multiLevelType w:val="multilevel"/>
     <w:tmpl w:val="332C6A5E"/>
@@ -16761,7 +17611,7 @@
       </w:rPr>
     </w:lvl>
   </w:abstractNum>
-  <w:abstractNum w:abstractNumId="2" w15:restartNumberingAfterBreak="0">
+  <w:abstractNum w:abstractNumId="3" w15:restartNumberingAfterBreak="0">
     <w:nsid w:val="4C326200"/>
     <w:multiLevelType w:val="multilevel"/>
     <w:tmpl w:val="B3E04E5A"/>
@@ -16874,7 +17724,7 @@
       </w:rPr>
     </w:lvl>
   </w:abstractNum>
-  <w:abstractNum w:abstractNumId="3" w15:restartNumberingAfterBreak="0">
+  <w:abstractNum w:abstractNumId="4" w15:restartNumberingAfterBreak="0">
     <w:nsid w:val="532B5291"/>
     <w:multiLevelType w:val="multilevel"/>
     <w:tmpl w:val="9880DCDC"/>
@@ -16987,7 +17837,7 @@
       </w:rPr>
     </w:lvl>
   </w:abstractNum>
-  <w:abstractNum w:abstractNumId="4" w15:restartNumberingAfterBreak="0">
+  <w:abstractNum w:abstractNumId="5" w15:restartNumberingAfterBreak="0">
     <w:nsid w:val="53762E04"/>
     <w:multiLevelType w:val="multilevel"/>
     <w:tmpl w:val="2B34F6C2"/>
@@ -17100,7 +17950,7 @@
       </w:rPr>
     </w:lvl>
   </w:abstractNum>
-  <w:abstractNum w:abstractNumId="5" w15:restartNumberingAfterBreak="0">
+  <w:abstractNum w:abstractNumId="6" w15:restartNumberingAfterBreak="0">
     <w:nsid w:val="58D70090"/>
     <w:multiLevelType w:val="multilevel"/>
     <w:tmpl w:val="75F0D474"/>
@@ -17213,7 +18063,7 @@
       </w:rPr>
     </w:lvl>
   </w:abstractNum>
-  <w:abstractNum w:abstractNumId="6" w15:restartNumberingAfterBreak="0">
+  <w:abstractNum w:abstractNumId="7" w15:restartNumberingAfterBreak="0">
     <w:nsid w:val="652046EC"/>
     <w:multiLevelType w:val="multilevel"/>
     <w:tmpl w:val="0A42CC20"/>
@@ -17330,22 +18180,25 @@
     <w:abstractNumId w:val="0"/>
   </w:num>
   <w:num w:numId="2" w16cid:durableId="1536232038">
+    <w:abstractNumId w:val="5"/>
+  </w:num>
+  <w:num w:numId="3" w16cid:durableId="1595212027">
     <w:abstractNumId w:val="4"/>
   </w:num>
-  <w:num w:numId="3" w16cid:durableId="1595212027">
+  <w:num w:numId="4" w16cid:durableId="162553734">
     <w:abstractNumId w:val="3"/>
   </w:num>
-  <w:num w:numId="4" w16cid:durableId="162553734">
+  <w:num w:numId="5" w16cid:durableId="1323696757">
     <w:abstractNumId w:val="2"/>
   </w:num>
-  <w:num w:numId="5" w16cid:durableId="1323696757">
-    <w:abstractNumId w:val="1"/>
-  </w:num>
   <w:num w:numId="6" w16cid:durableId="1676347035">
-    <w:abstractNumId w:val="5"/>
+    <w:abstractNumId w:val="6"/>
   </w:num>
   <w:num w:numId="7" w16cid:durableId="1424187462">
-    <w:abstractNumId w:val="6"/>
+    <w:abstractNumId w:val="7"/>
+  </w:num>
+  <w:num w:numId="8" w16cid:durableId="602343365">
+    <w:abstractNumId w:val="1"/>
   </w:num>
 </w:numbering>
 </file>
@@ -17873,7 +18726,6 @@
   <w:style w:type="character" w:default="1" w:styleId="Fuentedeprrafopredeter">
     <w:name w:val="Default Paragraph Font"/>
     <w:uiPriority w:val="1"/>
-    <w:semiHidden/>
     <w:unhideWhenUsed/>
   </w:style>
   <w:style w:type="table" w:default="1" w:styleId="Tablanormal">

--- a/Documents/FD03-EPIS-Informe Especificación Requerimientos.docx
+++ b/Documents/FD03-EPIS-Informe Especificación Requerimientos.docx
@@ -71,7 +71,6 @@
         <w:rPr>
           <w:rFonts w:ascii="Times New Roman" w:eastAsia="Times New Roman" w:hAnsi="Times New Roman" w:cs="Times New Roman"/>
           <w:b/>
-          <w:color w:val="000000" w:themeColor="text1"/>
           <w:sz w:val="36"/>
           <w:szCs w:val="36"/>
         </w:rPr>
@@ -80,7 +79,6 @@
         <w:rPr>
           <w:rFonts w:ascii="Times New Roman" w:eastAsia="Times New Roman" w:hAnsi="Times New Roman" w:cs="Times New Roman"/>
           <w:b/>
-          <w:color w:val="000000" w:themeColor="text1"/>
           <w:sz w:val="36"/>
           <w:szCs w:val="36"/>
         </w:rPr>
@@ -94,7 +92,6 @@
         <w:rPr>
           <w:rFonts w:ascii="Times New Roman" w:eastAsia="Times New Roman" w:hAnsi="Times New Roman" w:cs="Times New Roman"/>
           <w:b/>
-          <w:color w:val="000000" w:themeColor="text1"/>
           <w:sz w:val="28"/>
           <w:szCs w:val="28"/>
         </w:rPr>
@@ -107,7 +104,6 @@
         <w:rPr>
           <w:rFonts w:ascii="Times New Roman" w:eastAsia="Times New Roman" w:hAnsi="Times New Roman" w:cs="Times New Roman"/>
           <w:b/>
-          <w:color w:val="000000" w:themeColor="text1"/>
           <w:sz w:val="32"/>
           <w:szCs w:val="32"/>
         </w:rPr>
@@ -116,7 +112,6 @@
         <w:rPr>
           <w:rFonts w:ascii="Times New Roman" w:eastAsia="Times New Roman" w:hAnsi="Times New Roman" w:cs="Times New Roman"/>
           <w:b/>
-          <w:color w:val="000000" w:themeColor="text1"/>
           <w:sz w:val="32"/>
           <w:szCs w:val="32"/>
         </w:rPr>
@@ -131,22 +126,115 @@
           <w:rFonts w:ascii="Times New Roman" w:eastAsia="Times New Roman" w:hAnsi="Times New Roman" w:cs="Times New Roman"/>
           <w:b/>
           <w:i/>
-          <w:color w:val="000000" w:themeColor="text1"/>
+          <w:color w:val="5B9BD5"/>
           <w:sz w:val="28"/>
           <w:szCs w:val="28"/>
         </w:rPr>
       </w:pPr>
+    </w:p>
+    <w:p>
+      <w:pPr>
+        <w:spacing w:after="0"/>
+        <w:jc w:val="center"/>
+        <w:rPr>
+          <w:rFonts w:ascii="Times New Roman" w:eastAsia="Times New Roman" w:hAnsi="Times New Roman" w:cs="Times New Roman"/>
+          <w:b/>
+          <w:sz w:val="28"/>
+          <w:szCs w:val="28"/>
+        </w:rPr>
+      </w:pPr>
+      <w:r>
+        <w:rPr>
+          <w:rFonts w:ascii="Times New Roman" w:eastAsia="Times New Roman" w:hAnsi="Times New Roman" w:cs="Times New Roman"/>
+          <w:b/>
+          <w:sz w:val="32"/>
+          <w:szCs w:val="32"/>
+        </w:rPr>
+        <w:t>Escuela Profesional de Ingeniería de Sistemas</w:t>
+      </w:r>
+    </w:p>
+    <w:p>
+      <w:pPr>
+        <w:spacing w:after="0"/>
+        <w:rPr>
+          <w:rFonts w:ascii="Times New Roman" w:eastAsia="Times New Roman" w:hAnsi="Times New Roman" w:cs="Times New Roman"/>
+          <w:sz w:val="6"/>
+          <w:szCs w:val="6"/>
+        </w:rPr>
+      </w:pPr>
+      <w:r>
+        <w:rPr>
+          <w:rFonts w:ascii="Times New Roman" w:eastAsia="Times New Roman" w:hAnsi="Times New Roman" w:cs="Times New Roman"/>
+          <w:b/>
+          <w:sz w:val="32"/>
+          <w:szCs w:val="32"/>
+        </w:rPr>
+        <w:br/>
+      </w:r>
+    </w:p>
+    <w:p>
+      <w:pPr>
+        <w:spacing w:after="0" w:line="360" w:lineRule="auto"/>
+        <w:jc w:val="center"/>
+        <w:rPr>
+          <w:rFonts w:ascii="Times New Roman" w:eastAsia="Times New Roman" w:hAnsi="Times New Roman" w:cs="Times New Roman"/>
+          <w:b/>
+          <w:sz w:val="36"/>
+          <w:szCs w:val="36"/>
+        </w:rPr>
+      </w:pPr>
+      <w:r>
+        <w:rPr>
+          <w:rFonts w:ascii="Times New Roman" w:eastAsia="Times New Roman" w:hAnsi="Times New Roman" w:cs="Times New Roman"/>
+          <w:b/>
+          <w:sz w:val="36"/>
+          <w:szCs w:val="36"/>
+        </w:rPr>
+        <w:t xml:space="preserve">Proyecto </w:t>
+      </w:r>
+    </w:p>
+    <w:p>
+      <w:pPr>
+        <w:spacing w:after="0" w:line="360" w:lineRule="auto"/>
+        <w:jc w:val="center"/>
+        <w:rPr>
+          <w:rFonts w:ascii="Times New Roman" w:eastAsia="Times New Roman" w:hAnsi="Times New Roman" w:cs="Times New Roman"/>
+          <w:sz w:val="6"/>
+          <w:szCs w:val="6"/>
+        </w:rPr>
+      </w:pPr>
+      <w:r>
+        <w:rPr>
+          <w:rFonts w:ascii="Times New Roman" w:eastAsia="Times New Roman" w:hAnsi="Times New Roman" w:cs="Times New Roman"/>
+          <w:b/>
+          <w:sz w:val="36"/>
+          <w:szCs w:val="36"/>
+        </w:rPr>
+        <w:t>“</w:t>
+      </w:r>
       <w:r>
         <w:rPr>
           <w:rFonts w:ascii="Times New Roman" w:eastAsia="Times New Roman" w:hAnsi="Times New Roman" w:cs="Times New Roman"/>
           <w:b/>
           <w:i/>
-          <w:color w:val="000000" w:themeColor="text1"/>
+          <w:sz w:val="36"/>
+          <w:szCs w:val="36"/>
+        </w:rPr>
+        <w:t>Generador de documentación impulsado por IA (GDI-IA)”</w:t>
+      </w:r>
+    </w:p>
+    <w:p>
+      <w:pPr>
+        <w:spacing w:after="0"/>
+        <w:jc w:val="center"/>
+        <w:rPr>
+          <w:rFonts w:ascii="Times New Roman" w:eastAsia="Times New Roman" w:hAnsi="Times New Roman" w:cs="Times New Roman"/>
+          <w:b/>
+          <w:i/>
           <w:sz w:val="28"/>
           <w:szCs w:val="28"/>
         </w:rPr>
-        <w:br/>
-      </w:r>
+      </w:pPr>
     </w:p>
     <w:p>
       <w:pPr>
@@ -155,7 +243,191 @@
         <w:rPr>
           <w:rFonts w:ascii="Times New Roman" w:eastAsia="Times New Roman" w:hAnsi="Times New Roman" w:cs="Times New Roman"/>
           <w:b/>
-          <w:color w:val="000000" w:themeColor="text1"/>
+          <w:sz w:val="18"/>
+          <w:szCs w:val="18"/>
+        </w:rPr>
+      </w:pPr>
+      <w:r>
+        <w:rPr>
+          <w:rFonts w:ascii="Times New Roman" w:eastAsia="Times New Roman" w:hAnsi="Times New Roman" w:cs="Times New Roman"/>
+          <w:b/>
+          <w:sz w:val="32"/>
+          <w:szCs w:val="32"/>
+        </w:rPr>
+        <w:t xml:space="preserve">Curso: </w:t>
+      </w:r>
+      <w:r>
+        <w:rPr>
+          <w:rFonts w:ascii="Times New Roman" w:eastAsia="Times New Roman" w:hAnsi="Times New Roman" w:cs="Times New Roman"/>
+          <w:b/>
+          <w:sz w:val="32"/>
+          <w:szCs w:val="32"/>
+        </w:rPr>
+        <w:br/>
+      </w:r>
+    </w:p>
+    <w:p>
+      <w:pPr>
+        <w:spacing w:after="0"/>
+        <w:jc w:val="center"/>
+        <w:rPr>
+          <w:rFonts w:ascii="Times New Roman" w:eastAsia="Times New Roman" w:hAnsi="Times New Roman" w:cs="Times New Roman"/>
+          <w:sz w:val="32"/>
+          <w:szCs w:val="32"/>
+        </w:rPr>
+      </w:pPr>
+      <w:r>
+        <w:rPr>
+          <w:rFonts w:ascii="Times New Roman" w:eastAsia="Times New Roman" w:hAnsi="Times New Roman" w:cs="Times New Roman"/>
+          <w:i/>
+          <w:sz w:val="32"/>
+          <w:szCs w:val="32"/>
+        </w:rPr>
+        <w:t>Calidad y Pruebas de Software</w:t>
+      </w:r>
+    </w:p>
+    <w:p>
+      <w:pPr>
+        <w:spacing w:after="0"/>
+        <w:jc w:val="center"/>
+        <w:rPr>
+          <w:rFonts w:ascii="Times New Roman" w:eastAsia="Times New Roman" w:hAnsi="Times New Roman" w:cs="Times New Roman"/>
+          <w:b/>
+          <w:color w:val="5B9BD5"/>
+          <w:sz w:val="16"/>
+          <w:szCs w:val="16"/>
+        </w:rPr>
+      </w:pPr>
+    </w:p>
+    <w:p>
+      <w:pPr>
+        <w:spacing w:after="0"/>
+        <w:jc w:val="center"/>
+        <w:rPr>
+          <w:rFonts w:ascii="Times New Roman" w:eastAsia="Times New Roman" w:hAnsi="Times New Roman" w:cs="Times New Roman"/>
+          <w:b/>
+          <w:color w:val="5B9BD5"/>
+          <w:sz w:val="16"/>
+          <w:szCs w:val="16"/>
+        </w:rPr>
+      </w:pPr>
+    </w:p>
+    <w:p>
+      <w:pPr>
+        <w:spacing w:after="0"/>
+        <w:jc w:val="center"/>
+        <w:rPr>
+          <w:rFonts w:ascii="Times New Roman" w:eastAsia="Times New Roman" w:hAnsi="Times New Roman" w:cs="Times New Roman"/>
+          <w:sz w:val="20"/>
+          <w:szCs w:val="20"/>
+        </w:rPr>
+      </w:pPr>
+      <w:r>
+        <w:rPr>
+          <w:rFonts w:ascii="Times New Roman" w:eastAsia="Times New Roman" w:hAnsi="Times New Roman" w:cs="Times New Roman"/>
+          <w:b/>
+          <w:sz w:val="32"/>
+          <w:szCs w:val="32"/>
+        </w:rPr>
+        <w:t>Docente:</w:t>
+      </w:r>
+      <w:r>
+        <w:rPr>
+          <w:rFonts w:ascii="Times New Roman" w:eastAsia="Times New Roman" w:hAnsi="Times New Roman" w:cs="Times New Roman"/>
+          <w:sz w:val="32"/>
+          <w:szCs w:val="32"/>
+        </w:rPr>
+        <w:t xml:space="preserve"> </w:t>
+      </w:r>
+      <w:r>
+        <w:rPr>
+          <w:rFonts w:ascii="Times New Roman" w:eastAsia="Times New Roman" w:hAnsi="Times New Roman" w:cs="Times New Roman"/>
+          <w:sz w:val="32"/>
+          <w:szCs w:val="32"/>
+        </w:rPr>
+        <w:br/>
+      </w:r>
+    </w:p>
+    <w:p>
+      <w:pPr>
+        <w:spacing w:after="0"/>
+        <w:jc w:val="center"/>
+        <w:rPr>
+          <w:rFonts w:ascii="Times New Roman" w:eastAsia="Times New Roman" w:hAnsi="Times New Roman" w:cs="Times New Roman"/>
+          <w:i/>
+          <w:sz w:val="32"/>
+          <w:szCs w:val="32"/>
+        </w:rPr>
+      </w:pPr>
+      <w:proofErr w:type="spellStart"/>
+      <w:r>
+        <w:rPr>
+          <w:rFonts w:ascii="Times New Roman" w:eastAsia="Times New Roman" w:hAnsi="Times New Roman" w:cs="Times New Roman"/>
+          <w:i/>
+          <w:sz w:val="32"/>
+          <w:szCs w:val="32"/>
+        </w:rPr>
+        <w:t>Mag</w:t>
+      </w:r>
+      <w:proofErr w:type="spellEnd"/>
+      <w:r>
+        <w:rPr>
+          <w:rFonts w:ascii="Times New Roman" w:eastAsia="Times New Roman" w:hAnsi="Times New Roman" w:cs="Times New Roman"/>
+          <w:i/>
+          <w:sz w:val="32"/>
+          <w:szCs w:val="32"/>
+        </w:rPr>
+        <w:t>. Patrick Cuadros Quiroga</w:t>
+      </w:r>
+    </w:p>
+    <w:p>
+      <w:pPr>
+        <w:spacing w:after="0"/>
+        <w:rPr>
+          <w:rFonts w:ascii="Times New Roman" w:eastAsia="Times New Roman" w:hAnsi="Times New Roman" w:cs="Times New Roman"/>
+          <w:b/>
+          <w:color w:val="5B9BD5"/>
+          <w:sz w:val="36"/>
+          <w:szCs w:val="36"/>
+        </w:rPr>
+      </w:pPr>
+    </w:p>
+    <w:p>
+      <w:pPr>
+        <w:spacing w:after="0"/>
+        <w:ind w:left="2880" w:firstLine="720"/>
+        <w:rPr>
+          <w:rFonts w:ascii="Times New Roman" w:eastAsia="Times New Roman" w:hAnsi="Times New Roman" w:cs="Times New Roman"/>
+          <w:color w:val="5B9BD5"/>
+          <w:sz w:val="20"/>
+          <w:szCs w:val="20"/>
+        </w:rPr>
+      </w:pPr>
+      <w:r>
+        <w:rPr>
+          <w:rFonts w:ascii="Times New Roman" w:eastAsia="Times New Roman" w:hAnsi="Times New Roman" w:cs="Times New Roman"/>
+          <w:b/>
+          <w:sz w:val="32"/>
+          <w:szCs w:val="32"/>
+        </w:rPr>
+        <w:t>Integrantes:</w:t>
+      </w:r>
+      <w:r>
+        <w:rPr>
+          <w:rFonts w:ascii="Times New Roman" w:eastAsia="Times New Roman" w:hAnsi="Times New Roman" w:cs="Times New Roman"/>
+          <w:sz w:val="32"/>
+          <w:szCs w:val="32"/>
+        </w:rPr>
+        <w:br/>
+      </w:r>
+    </w:p>
+    <w:p>
+      <w:pPr>
+        <w:spacing w:after="0" w:line="360" w:lineRule="auto"/>
+        <w:ind w:firstLine="720"/>
+        <w:rPr>
+          <w:rFonts w:ascii="Times New Roman" w:eastAsia="Times New Roman" w:hAnsi="Times New Roman" w:cs="Times New Roman"/>
+          <w:i/>
           <w:sz w:val="28"/>
           <w:szCs w:val="28"/>
         </w:rPr>
@@ -163,115 +435,210 @@
       <w:r>
         <w:rPr>
           <w:rFonts w:ascii="Times New Roman" w:eastAsia="Times New Roman" w:hAnsi="Times New Roman" w:cs="Times New Roman"/>
-          <w:b/>
-          <w:color w:val="000000" w:themeColor="text1"/>
-          <w:sz w:val="32"/>
-          <w:szCs w:val="32"/>
-        </w:rPr>
-        <w:t>Escuela Profesional de Ingeniería de Sistemas</w:t>
+          <w:i/>
+          <w:sz w:val="28"/>
+          <w:szCs w:val="28"/>
+        </w:rPr>
+        <w:t xml:space="preserve">Ancco </w:t>
+      </w:r>
+      <w:proofErr w:type="spellStart"/>
+      <w:r>
+        <w:rPr>
+          <w:rFonts w:ascii="Times New Roman" w:eastAsia="Times New Roman" w:hAnsi="Times New Roman" w:cs="Times New Roman"/>
+          <w:i/>
+          <w:sz w:val="28"/>
+          <w:szCs w:val="28"/>
+        </w:rPr>
+        <w:t>Suaña</w:t>
+      </w:r>
+      <w:proofErr w:type="spellEnd"/>
+      <w:r>
+        <w:rPr>
+          <w:rFonts w:ascii="Times New Roman" w:eastAsia="Times New Roman" w:hAnsi="Times New Roman" w:cs="Times New Roman"/>
+          <w:i/>
+          <w:sz w:val="28"/>
+          <w:szCs w:val="28"/>
+        </w:rPr>
+        <w:t>, Bruno Enrique</w:t>
+      </w:r>
+      <w:r>
+        <w:rPr>
+          <w:rFonts w:ascii="Times New Roman" w:eastAsia="Times New Roman" w:hAnsi="Times New Roman" w:cs="Times New Roman"/>
+          <w:i/>
+          <w:sz w:val="28"/>
+          <w:szCs w:val="28"/>
+        </w:rPr>
+        <w:tab/>
+      </w:r>
+      <w:r>
+        <w:rPr>
+          <w:rFonts w:ascii="Times New Roman" w:eastAsia="Times New Roman" w:hAnsi="Times New Roman" w:cs="Times New Roman"/>
+          <w:i/>
+          <w:sz w:val="28"/>
+          <w:szCs w:val="28"/>
+        </w:rPr>
+        <w:tab/>
+      </w:r>
+      <w:r>
+        <w:rPr>
+          <w:rFonts w:ascii="Times New Roman" w:eastAsia="Times New Roman" w:hAnsi="Times New Roman" w:cs="Times New Roman"/>
+          <w:i/>
+          <w:sz w:val="28"/>
+          <w:szCs w:val="28"/>
+        </w:rPr>
+        <w:tab/>
+        <w:t>(2023077472)</w:t>
       </w:r>
     </w:p>
     <w:p>
       <w:pPr>
-        <w:spacing w:after="0"/>
-        <w:rPr>
-          <w:rFonts w:ascii="Times New Roman" w:eastAsia="Times New Roman" w:hAnsi="Times New Roman" w:cs="Times New Roman"/>
-          <w:color w:val="000000" w:themeColor="text1"/>
-          <w:sz w:val="6"/>
-          <w:szCs w:val="6"/>
-        </w:rPr>
-      </w:pPr>
-      <w:r>
-        <w:rPr>
-          <w:rFonts w:ascii="Times New Roman" w:eastAsia="Times New Roman" w:hAnsi="Times New Roman" w:cs="Times New Roman"/>
-          <w:b/>
-          <w:color w:val="000000" w:themeColor="text1"/>
-          <w:sz w:val="32"/>
-          <w:szCs w:val="32"/>
-        </w:rPr>
-        <w:br/>
+        <w:spacing w:after="0" w:line="360" w:lineRule="auto"/>
+        <w:ind w:firstLine="720"/>
+        <w:rPr>
+          <w:rFonts w:ascii="Times New Roman" w:eastAsia="Times New Roman" w:hAnsi="Times New Roman" w:cs="Times New Roman"/>
+          <w:i/>
+          <w:sz w:val="28"/>
+          <w:szCs w:val="28"/>
+        </w:rPr>
+      </w:pPr>
+      <w:r>
+        <w:rPr>
+          <w:rFonts w:ascii="Times New Roman" w:eastAsia="Times New Roman" w:hAnsi="Times New Roman" w:cs="Times New Roman"/>
+          <w:i/>
+          <w:sz w:val="28"/>
+          <w:szCs w:val="28"/>
+        </w:rPr>
+        <w:t>Akhtar Oviedo, Ahmed Hasan</w:t>
+      </w:r>
+      <w:r>
+        <w:rPr>
+          <w:rFonts w:ascii="Times New Roman" w:eastAsia="Times New Roman" w:hAnsi="Times New Roman" w:cs="Times New Roman"/>
+          <w:i/>
+          <w:sz w:val="28"/>
+          <w:szCs w:val="28"/>
+        </w:rPr>
+        <w:tab/>
+      </w:r>
+      <w:r>
+        <w:rPr>
+          <w:rFonts w:ascii="Times New Roman" w:eastAsia="Times New Roman" w:hAnsi="Times New Roman" w:cs="Times New Roman"/>
+          <w:i/>
+          <w:sz w:val="28"/>
+          <w:szCs w:val="28"/>
+        </w:rPr>
+        <w:tab/>
+      </w:r>
+      <w:r>
+        <w:rPr>
+          <w:rFonts w:ascii="Times New Roman" w:eastAsia="Times New Roman" w:hAnsi="Times New Roman" w:cs="Times New Roman"/>
+          <w:i/>
+          <w:sz w:val="28"/>
+          <w:szCs w:val="28"/>
+        </w:rPr>
+        <w:tab/>
+        <w:t>(2022074261)</w:t>
       </w:r>
     </w:p>
     <w:p>
       <w:pPr>
         <w:spacing w:after="0" w:line="360" w:lineRule="auto"/>
-        <w:jc w:val="center"/>
-        <w:rPr>
-          <w:rFonts w:ascii="Times New Roman" w:eastAsia="Times New Roman" w:hAnsi="Times New Roman" w:cs="Times New Roman"/>
-          <w:b/>
-          <w:color w:val="000000" w:themeColor="text1"/>
-          <w:sz w:val="36"/>
-          <w:szCs w:val="36"/>
-        </w:rPr>
-      </w:pPr>
-      <w:r>
-        <w:rPr>
-          <w:rFonts w:ascii="Times New Roman" w:eastAsia="Times New Roman" w:hAnsi="Times New Roman" w:cs="Times New Roman"/>
-          <w:b/>
-          <w:color w:val="000000" w:themeColor="text1"/>
-          <w:sz w:val="36"/>
-          <w:szCs w:val="36"/>
-        </w:rPr>
-        <w:t xml:space="preserve">Proyecto </w:t>
+        <w:ind w:firstLine="720"/>
+        <w:rPr>
+          <w:rFonts w:ascii="Times New Roman" w:eastAsia="Times New Roman" w:hAnsi="Times New Roman" w:cs="Times New Roman"/>
+          <w:i/>
+          <w:sz w:val="28"/>
+          <w:szCs w:val="28"/>
+        </w:rPr>
+      </w:pPr>
+      <w:r>
+        <w:rPr>
+          <w:rFonts w:ascii="Times New Roman" w:eastAsia="Times New Roman" w:hAnsi="Times New Roman" w:cs="Times New Roman"/>
+          <w:i/>
+          <w:sz w:val="28"/>
+          <w:szCs w:val="28"/>
+        </w:rPr>
+        <w:t xml:space="preserve">Ayala Ramos, Carlos Daniel </w:t>
+      </w:r>
+      <w:r>
+        <w:rPr>
+          <w:rFonts w:ascii="Times New Roman" w:eastAsia="Times New Roman" w:hAnsi="Times New Roman" w:cs="Times New Roman"/>
+          <w:i/>
+          <w:sz w:val="28"/>
+          <w:szCs w:val="28"/>
+        </w:rPr>
+        <w:tab/>
+      </w:r>
+      <w:r>
+        <w:rPr>
+          <w:rFonts w:ascii="Times New Roman" w:eastAsia="Times New Roman" w:hAnsi="Times New Roman" w:cs="Times New Roman"/>
+          <w:i/>
+          <w:sz w:val="28"/>
+          <w:szCs w:val="28"/>
+        </w:rPr>
+        <w:tab/>
+      </w:r>
+      <w:r>
+        <w:rPr>
+          <w:rFonts w:ascii="Times New Roman" w:eastAsia="Times New Roman" w:hAnsi="Times New Roman" w:cs="Times New Roman"/>
+          <w:i/>
+          <w:sz w:val="28"/>
+          <w:szCs w:val="28"/>
+        </w:rPr>
+        <w:tab/>
+        <w:t>(2022074266)</w:t>
       </w:r>
     </w:p>
     <w:p>
       <w:pPr>
         <w:spacing w:after="0" w:line="360" w:lineRule="auto"/>
-        <w:jc w:val="center"/>
-        <w:rPr>
-          <w:rFonts w:ascii="Times New Roman" w:eastAsia="Times New Roman" w:hAnsi="Times New Roman" w:cs="Times New Roman"/>
-          <w:b/>
+        <w:ind w:left="720"/>
+        <w:rPr>
+          <w:rFonts w:ascii="Times New Roman" w:eastAsia="Times New Roman" w:hAnsi="Times New Roman" w:cs="Times New Roman"/>
           <w:i/>
-          <w:color w:val="000000" w:themeColor="text1"/>
-          <w:sz w:val="36"/>
-          <w:szCs w:val="36"/>
-        </w:rPr>
-      </w:pPr>
-      <w:r>
-        <w:rPr>
-          <w:rFonts w:ascii="Times New Roman" w:eastAsia="Times New Roman" w:hAnsi="Times New Roman" w:cs="Times New Roman"/>
-          <w:b/>
-          <w:color w:val="000000" w:themeColor="text1"/>
-          <w:sz w:val="36"/>
-          <w:szCs w:val="36"/>
-        </w:rPr>
-        <w:t>“</w:t>
-      </w:r>
-      <w:r>
-        <w:rPr>
-          <w:rFonts w:ascii="Times New Roman" w:eastAsia="Times New Roman" w:hAnsi="Times New Roman" w:cs="Times New Roman"/>
-          <w:b/>
+          <w:sz w:val="28"/>
+          <w:szCs w:val="28"/>
+        </w:rPr>
+      </w:pPr>
+      <w:r>
+        <w:rPr>
+          <w:rFonts w:ascii="Times New Roman" w:eastAsia="Times New Roman" w:hAnsi="Times New Roman" w:cs="Times New Roman"/>
           <w:i/>
-          <w:color w:val="000000" w:themeColor="text1"/>
-          <w:sz w:val="36"/>
-          <w:szCs w:val="36"/>
-        </w:rPr>
-        <w:t xml:space="preserve">Generador de documentación impulsado por IA </w:t>
+          <w:sz w:val="28"/>
+          <w:szCs w:val="28"/>
+        </w:rPr>
+        <w:t xml:space="preserve">Salas Jiménez, Walter Emmanuel  </w:t>
+      </w:r>
+      <w:r>
+        <w:rPr>
+          <w:rFonts w:ascii="Times New Roman" w:eastAsia="Times New Roman" w:hAnsi="Times New Roman" w:cs="Times New Roman"/>
+          <w:i/>
+          <w:sz w:val="28"/>
+          <w:szCs w:val="28"/>
+        </w:rPr>
+        <w:tab/>
+      </w:r>
+      <w:r>
+        <w:rPr>
+          <w:rFonts w:ascii="Times New Roman" w:eastAsia="Times New Roman" w:hAnsi="Times New Roman" w:cs="Times New Roman"/>
+          <w:i/>
+          <w:sz w:val="28"/>
+          <w:szCs w:val="28"/>
+        </w:rPr>
+        <w:tab/>
+        <w:t>(2022073896)</w:t>
       </w:r>
     </w:p>
     <w:p>
       <w:pPr>
-        <w:spacing w:after="0" w:line="360" w:lineRule="auto"/>
+        <w:spacing w:after="0"/>
         <w:jc w:val="center"/>
         <w:rPr>
           <w:rFonts w:ascii="Times New Roman" w:eastAsia="Times New Roman" w:hAnsi="Times New Roman" w:cs="Times New Roman"/>
-          <w:color w:val="000000" w:themeColor="text1"/>
-          <w:sz w:val="6"/>
-          <w:szCs w:val="6"/>
-        </w:rPr>
-      </w:pPr>
-      <w:r>
-        <w:rPr>
-          <w:rFonts w:ascii="Times New Roman" w:eastAsia="Times New Roman" w:hAnsi="Times New Roman" w:cs="Times New Roman"/>
           <w:b/>
-          <w:i/>
-          <w:color w:val="000000" w:themeColor="text1"/>
-          <w:sz w:val="36"/>
-          <w:szCs w:val="36"/>
-        </w:rPr>
-        <w:t>(GDI-IA)”</w:t>
-      </w:r>
+          <w:sz w:val="28"/>
+          <w:szCs w:val="28"/>
+        </w:rPr>
+      </w:pPr>
     </w:p>
     <w:p>
       <w:pPr>
@@ -280,101 +647,25 @@
         <w:rPr>
           <w:rFonts w:ascii="Times New Roman" w:eastAsia="Times New Roman" w:hAnsi="Times New Roman" w:cs="Times New Roman"/>
           <w:b/>
-          <w:i/>
-          <w:color w:val="000000" w:themeColor="text1"/>
           <w:sz w:val="28"/>
           <w:szCs w:val="28"/>
         </w:rPr>
       </w:pPr>
+      <w:r>
+        <w:rPr>
+          <w:rFonts w:ascii="Times New Roman" w:eastAsia="Times New Roman" w:hAnsi="Times New Roman" w:cs="Times New Roman"/>
+          <w:b/>
+          <w:sz w:val="28"/>
+          <w:szCs w:val="28"/>
+        </w:rPr>
+        <w:t>Tacna – Perú</w:t>
+      </w:r>
     </w:p>
     <w:p>
       <w:pPr>
         <w:spacing w:after="0"/>
         <w:jc w:val="center"/>
         <w:rPr>
-          <w:rFonts w:ascii="Times New Roman" w:eastAsia="Times New Roman" w:hAnsi="Times New Roman" w:cs="Times New Roman"/>
-          <w:b/>
-          <w:color w:val="000000" w:themeColor="text1"/>
-          <w:sz w:val="18"/>
-          <w:szCs w:val="18"/>
-        </w:rPr>
-      </w:pPr>
-      <w:r>
-        <w:rPr>
-          <w:rFonts w:ascii="Times New Roman" w:eastAsia="Times New Roman" w:hAnsi="Times New Roman" w:cs="Times New Roman"/>
-          <w:b/>
-          <w:color w:val="000000" w:themeColor="text1"/>
-          <w:sz w:val="32"/>
-          <w:szCs w:val="32"/>
-        </w:rPr>
-        <w:t xml:space="preserve">Curso: </w:t>
-      </w:r>
-      <w:r>
-        <w:rPr>
-          <w:rFonts w:ascii="Times New Roman" w:eastAsia="Times New Roman" w:hAnsi="Times New Roman" w:cs="Times New Roman"/>
-          <w:b/>
-          <w:color w:val="000000" w:themeColor="text1"/>
-          <w:sz w:val="32"/>
-          <w:szCs w:val="32"/>
-        </w:rPr>
-        <w:br/>
-      </w:r>
-    </w:p>
-    <w:p>
-      <w:pPr>
-        <w:spacing w:after="0"/>
-        <w:jc w:val="center"/>
-        <w:rPr>
-          <w:rFonts w:ascii="Times New Roman" w:eastAsia="Times New Roman" w:hAnsi="Times New Roman" w:cs="Times New Roman"/>
-          <w:color w:val="000000" w:themeColor="text1"/>
-          <w:sz w:val="32"/>
-          <w:szCs w:val="32"/>
-        </w:rPr>
-      </w:pPr>
-      <w:r>
-        <w:rPr>
-          <w:rFonts w:ascii="Times New Roman" w:eastAsia="Times New Roman" w:hAnsi="Times New Roman" w:cs="Times New Roman"/>
-          <w:i/>
-          <w:color w:val="000000" w:themeColor="text1"/>
-          <w:sz w:val="32"/>
-          <w:szCs w:val="32"/>
-        </w:rPr>
-        <w:t>Calidad y Pruebas de Software</w:t>
-      </w:r>
-    </w:p>
-    <w:p>
-      <w:pPr>
-        <w:spacing w:after="0"/>
-        <w:jc w:val="center"/>
-        <w:rPr>
-          <w:rFonts w:ascii="Times New Roman" w:eastAsia="Times New Roman" w:hAnsi="Times New Roman" w:cs="Times New Roman"/>
-          <w:b/>
-          <w:color w:val="000000" w:themeColor="text1"/>
-          <w:sz w:val="16"/>
-          <w:szCs w:val="16"/>
-        </w:rPr>
-      </w:pPr>
-    </w:p>
-    <w:p>
-      <w:pPr>
-        <w:spacing w:after="0"/>
-        <w:jc w:val="center"/>
-        <w:rPr>
-          <w:rFonts w:ascii="Times New Roman" w:eastAsia="Times New Roman" w:hAnsi="Times New Roman" w:cs="Times New Roman"/>
-          <w:b/>
-          <w:color w:val="000000" w:themeColor="text1"/>
-          <w:sz w:val="16"/>
-          <w:szCs w:val="16"/>
-        </w:rPr>
-      </w:pPr>
-    </w:p>
-    <w:p>
-      <w:pPr>
-        <w:spacing w:after="0"/>
-        <w:jc w:val="center"/>
-        <w:rPr>
-          <w:rFonts w:ascii="Times New Roman" w:eastAsia="Times New Roman" w:hAnsi="Times New Roman" w:cs="Times New Roman"/>
-          <w:color w:val="000000" w:themeColor="text1"/>
           <w:sz w:val="20"/>
           <w:szCs w:val="20"/>
         </w:rPr>
@@ -382,392 +673,9 @@
       <w:r>
         <w:rPr>
           <w:rFonts w:ascii="Times New Roman" w:eastAsia="Times New Roman" w:hAnsi="Times New Roman" w:cs="Times New Roman"/>
-          <w:b/>
-          <w:color w:val="000000" w:themeColor="text1"/>
-          <w:sz w:val="32"/>
-          <w:szCs w:val="32"/>
-        </w:rPr>
-        <w:t>Docente:</w:t>
-      </w:r>
-      <w:r>
-        <w:rPr>
-          <w:rFonts w:ascii="Times New Roman" w:eastAsia="Times New Roman" w:hAnsi="Times New Roman" w:cs="Times New Roman"/>
-          <w:color w:val="000000" w:themeColor="text1"/>
-          <w:sz w:val="32"/>
-          <w:szCs w:val="32"/>
-        </w:rPr>
-        <w:t xml:space="preserve"> </w:t>
-      </w:r>
-      <w:r>
-        <w:rPr>
-          <w:rFonts w:ascii="Times New Roman" w:eastAsia="Times New Roman" w:hAnsi="Times New Roman" w:cs="Times New Roman"/>
-          <w:color w:val="000000" w:themeColor="text1"/>
-          <w:sz w:val="32"/>
-          <w:szCs w:val="32"/>
-        </w:rPr>
-        <w:br/>
-      </w:r>
-    </w:p>
-    <w:p>
-      <w:pPr>
-        <w:spacing w:after="0"/>
-        <w:jc w:val="center"/>
-        <w:rPr>
-          <w:rFonts w:ascii="Times New Roman" w:eastAsia="Times New Roman" w:hAnsi="Times New Roman" w:cs="Times New Roman"/>
           <w:i/>
-          <w:color w:val="000000" w:themeColor="text1"/>
-          <w:sz w:val="32"/>
-          <w:szCs w:val="32"/>
-        </w:rPr>
-      </w:pPr>
-      <w:proofErr w:type="spellStart"/>
-      <w:r>
-        <w:rPr>
-          <w:rFonts w:ascii="Times New Roman" w:eastAsia="Times New Roman" w:hAnsi="Times New Roman" w:cs="Times New Roman"/>
-          <w:i/>
-          <w:color w:val="000000" w:themeColor="text1"/>
-          <w:sz w:val="32"/>
-          <w:szCs w:val="32"/>
-        </w:rPr>
-        <w:t>Mag</w:t>
-      </w:r>
-      <w:proofErr w:type="spellEnd"/>
-      <w:r>
-        <w:rPr>
-          <w:rFonts w:ascii="Times New Roman" w:eastAsia="Times New Roman" w:hAnsi="Times New Roman" w:cs="Times New Roman"/>
-          <w:i/>
-          <w:color w:val="000000" w:themeColor="text1"/>
-          <w:sz w:val="32"/>
-          <w:szCs w:val="32"/>
-        </w:rPr>
-        <w:t>. Patrick Cuadros Quiroga</w:t>
-      </w:r>
-    </w:p>
-    <w:p>
-      <w:pPr>
-        <w:spacing w:after="0"/>
-        <w:rPr>
-          <w:rFonts w:ascii="Times New Roman" w:eastAsia="Times New Roman" w:hAnsi="Times New Roman" w:cs="Times New Roman"/>
-          <w:b/>
-          <w:color w:val="000000" w:themeColor="text1"/>
-          <w:sz w:val="36"/>
-          <w:szCs w:val="36"/>
-        </w:rPr>
-      </w:pPr>
-    </w:p>
-    <w:p>
-      <w:pPr>
-        <w:spacing w:after="0"/>
-        <w:ind w:left="2880" w:firstLine="720"/>
-        <w:rPr>
-          <w:rFonts w:ascii="Times New Roman" w:eastAsia="Times New Roman" w:hAnsi="Times New Roman" w:cs="Times New Roman"/>
-          <w:color w:val="000000" w:themeColor="text1"/>
-          <w:sz w:val="20"/>
-          <w:szCs w:val="20"/>
-        </w:rPr>
-      </w:pPr>
-      <w:r>
-        <w:rPr>
-          <w:rFonts w:ascii="Times New Roman" w:eastAsia="Times New Roman" w:hAnsi="Times New Roman" w:cs="Times New Roman"/>
-          <w:b/>
-          <w:color w:val="000000" w:themeColor="text1"/>
-          <w:sz w:val="32"/>
-          <w:szCs w:val="32"/>
-        </w:rPr>
-        <w:t>Integrantes:</w:t>
-      </w:r>
-      <w:r>
-        <w:rPr>
-          <w:rFonts w:ascii="Times New Roman" w:eastAsia="Times New Roman" w:hAnsi="Times New Roman" w:cs="Times New Roman"/>
-          <w:color w:val="000000" w:themeColor="text1"/>
-          <w:sz w:val="32"/>
-          <w:szCs w:val="32"/>
-        </w:rPr>
-        <w:br/>
-      </w:r>
-    </w:p>
-    <w:p>
-      <w:pPr>
-        <w:spacing w:after="0" w:line="360" w:lineRule="auto"/>
-        <w:ind w:firstLine="720"/>
-        <w:rPr>
-          <w:rFonts w:ascii="Times New Roman" w:eastAsia="Times New Roman" w:hAnsi="Times New Roman" w:cs="Times New Roman"/>
-          <w:i/>
-          <w:color w:val="000000" w:themeColor="text1"/>
           <w:sz w:val="28"/>
           <w:szCs w:val="28"/>
-        </w:rPr>
-      </w:pPr>
-      <w:r>
-        <w:rPr>
-          <w:rFonts w:ascii="Times New Roman" w:eastAsia="Times New Roman" w:hAnsi="Times New Roman" w:cs="Times New Roman"/>
-          <w:i/>
-          <w:color w:val="000000" w:themeColor="text1"/>
-          <w:sz w:val="28"/>
-          <w:szCs w:val="28"/>
-        </w:rPr>
-        <w:t>Akhtar Oviedo, Ahmed Hasan</w:t>
-      </w:r>
-      <w:r>
-        <w:rPr>
-          <w:rFonts w:ascii="Times New Roman" w:eastAsia="Times New Roman" w:hAnsi="Times New Roman" w:cs="Times New Roman"/>
-          <w:i/>
-          <w:color w:val="000000" w:themeColor="text1"/>
-          <w:sz w:val="28"/>
-          <w:szCs w:val="28"/>
-        </w:rPr>
-        <w:tab/>
-      </w:r>
-      <w:r>
-        <w:rPr>
-          <w:rFonts w:ascii="Times New Roman" w:eastAsia="Times New Roman" w:hAnsi="Times New Roman" w:cs="Times New Roman"/>
-          <w:i/>
-          <w:color w:val="000000" w:themeColor="text1"/>
-          <w:sz w:val="28"/>
-          <w:szCs w:val="28"/>
-        </w:rPr>
-        <w:tab/>
-      </w:r>
-      <w:r>
-        <w:rPr>
-          <w:rFonts w:ascii="Times New Roman" w:eastAsia="Times New Roman" w:hAnsi="Times New Roman" w:cs="Times New Roman"/>
-          <w:i/>
-          <w:color w:val="000000" w:themeColor="text1"/>
-          <w:sz w:val="28"/>
-          <w:szCs w:val="28"/>
-        </w:rPr>
-        <w:tab/>
-        <w:t>(2022074261)</w:t>
-      </w:r>
-    </w:p>
-    <w:p>
-      <w:pPr>
-        <w:spacing w:after="0" w:line="360" w:lineRule="auto"/>
-        <w:ind w:firstLine="720"/>
-        <w:rPr>
-          <w:rFonts w:ascii="Times New Roman" w:eastAsia="Times New Roman" w:hAnsi="Times New Roman" w:cs="Times New Roman"/>
-          <w:i/>
-          <w:color w:val="000000" w:themeColor="text1"/>
-          <w:sz w:val="28"/>
-          <w:szCs w:val="28"/>
-        </w:rPr>
-      </w:pPr>
-      <w:r>
-        <w:rPr>
-          <w:rFonts w:ascii="Times New Roman" w:eastAsia="Times New Roman" w:hAnsi="Times New Roman" w:cs="Times New Roman"/>
-          <w:i/>
-          <w:color w:val="000000" w:themeColor="text1"/>
-          <w:sz w:val="28"/>
-          <w:szCs w:val="28"/>
-        </w:rPr>
-        <w:t xml:space="preserve">Ayala Ramos, Carlos Daniel </w:t>
-      </w:r>
-      <w:r>
-        <w:rPr>
-          <w:rFonts w:ascii="Times New Roman" w:eastAsia="Times New Roman" w:hAnsi="Times New Roman" w:cs="Times New Roman"/>
-          <w:i/>
-          <w:color w:val="000000" w:themeColor="text1"/>
-          <w:sz w:val="28"/>
-          <w:szCs w:val="28"/>
-        </w:rPr>
-        <w:tab/>
-      </w:r>
-      <w:r>
-        <w:rPr>
-          <w:rFonts w:ascii="Times New Roman" w:eastAsia="Times New Roman" w:hAnsi="Times New Roman" w:cs="Times New Roman"/>
-          <w:i/>
-          <w:color w:val="000000" w:themeColor="text1"/>
-          <w:sz w:val="28"/>
-          <w:szCs w:val="28"/>
-        </w:rPr>
-        <w:tab/>
-      </w:r>
-      <w:r>
-        <w:rPr>
-          <w:rFonts w:ascii="Times New Roman" w:eastAsia="Times New Roman" w:hAnsi="Times New Roman" w:cs="Times New Roman"/>
-          <w:i/>
-          <w:color w:val="000000" w:themeColor="text1"/>
-          <w:sz w:val="28"/>
-          <w:szCs w:val="28"/>
-        </w:rPr>
-        <w:tab/>
-        <w:t>(2022074266)</w:t>
-      </w:r>
-    </w:p>
-    <w:p>
-      <w:pPr>
-        <w:spacing w:after="0" w:line="360" w:lineRule="auto"/>
-        <w:ind w:left="720"/>
-        <w:rPr>
-          <w:rFonts w:ascii="Times New Roman" w:eastAsia="Times New Roman" w:hAnsi="Times New Roman" w:cs="Times New Roman"/>
-          <w:i/>
-          <w:color w:val="000000" w:themeColor="text1"/>
-          <w:sz w:val="28"/>
-          <w:szCs w:val="28"/>
-        </w:rPr>
-      </w:pPr>
-      <w:r>
-        <w:rPr>
-          <w:rFonts w:ascii="Times New Roman" w:eastAsia="Times New Roman" w:hAnsi="Times New Roman" w:cs="Times New Roman"/>
-          <w:i/>
-          <w:color w:val="000000" w:themeColor="text1"/>
-          <w:sz w:val="28"/>
-          <w:szCs w:val="28"/>
-        </w:rPr>
-        <w:t xml:space="preserve">Salas Jiménez, Walter </w:t>
-      </w:r>
-      <w:proofErr w:type="gramStart"/>
-      <w:r>
-        <w:rPr>
-          <w:rFonts w:ascii="Times New Roman" w:eastAsia="Times New Roman" w:hAnsi="Times New Roman" w:cs="Times New Roman"/>
-          <w:i/>
-          <w:color w:val="000000" w:themeColor="text1"/>
-          <w:sz w:val="28"/>
-          <w:szCs w:val="28"/>
-        </w:rPr>
-        <w:t xml:space="preserve">Emmanuel  </w:t>
-      </w:r>
-      <w:r>
-        <w:rPr>
-          <w:rFonts w:ascii="Times New Roman" w:eastAsia="Times New Roman" w:hAnsi="Times New Roman" w:cs="Times New Roman"/>
-          <w:i/>
-          <w:color w:val="000000" w:themeColor="text1"/>
-          <w:sz w:val="28"/>
-          <w:szCs w:val="28"/>
-        </w:rPr>
-        <w:tab/>
-      </w:r>
-      <w:proofErr w:type="gramEnd"/>
-      <w:r>
-        <w:rPr>
-          <w:rFonts w:ascii="Times New Roman" w:eastAsia="Times New Roman" w:hAnsi="Times New Roman" w:cs="Times New Roman"/>
-          <w:i/>
-          <w:color w:val="000000" w:themeColor="text1"/>
-          <w:sz w:val="28"/>
-          <w:szCs w:val="28"/>
-        </w:rPr>
-        <w:tab/>
-        <w:t>(2022073896)</w:t>
-      </w:r>
-    </w:p>
-    <w:p>
-      <w:pPr>
-        <w:spacing w:after="0" w:line="360" w:lineRule="auto"/>
-        <w:ind w:left="720"/>
-        <w:rPr>
-          <w:rFonts w:ascii="Times New Roman" w:eastAsia="Times New Roman" w:hAnsi="Times New Roman" w:cs="Times New Roman"/>
-          <w:i/>
-          <w:color w:val="000000" w:themeColor="text1"/>
-          <w:sz w:val="28"/>
-          <w:szCs w:val="28"/>
-        </w:rPr>
-      </w:pPr>
-      <w:r>
-        <w:rPr>
-          <w:rFonts w:ascii="Times New Roman" w:eastAsia="Times New Roman" w:hAnsi="Times New Roman" w:cs="Times New Roman"/>
-          <w:i/>
-          <w:color w:val="000000" w:themeColor="text1"/>
-          <w:sz w:val="28"/>
-          <w:szCs w:val="28"/>
-        </w:rPr>
-        <w:t xml:space="preserve">Ancco </w:t>
-      </w:r>
-      <w:proofErr w:type="spellStart"/>
-      <w:r>
-        <w:rPr>
-          <w:rFonts w:ascii="Times New Roman" w:eastAsia="Times New Roman" w:hAnsi="Times New Roman" w:cs="Times New Roman"/>
-          <w:i/>
-          <w:color w:val="000000" w:themeColor="text1"/>
-          <w:sz w:val="28"/>
-          <w:szCs w:val="28"/>
-        </w:rPr>
-        <w:t>Suaña</w:t>
-      </w:r>
-      <w:proofErr w:type="spellEnd"/>
-      <w:r>
-        <w:rPr>
-          <w:rFonts w:ascii="Times New Roman" w:eastAsia="Times New Roman" w:hAnsi="Times New Roman" w:cs="Times New Roman"/>
-          <w:i/>
-          <w:color w:val="000000" w:themeColor="text1"/>
-          <w:sz w:val="28"/>
-          <w:szCs w:val="28"/>
-        </w:rPr>
-        <w:t xml:space="preserve">, Bruno Enrique </w:t>
-      </w:r>
-      <w:r>
-        <w:rPr>
-          <w:rFonts w:ascii="Times New Roman" w:eastAsia="Times New Roman" w:hAnsi="Times New Roman" w:cs="Times New Roman"/>
-          <w:i/>
-          <w:color w:val="000000" w:themeColor="text1"/>
-          <w:sz w:val="28"/>
-          <w:szCs w:val="28"/>
-        </w:rPr>
-        <w:tab/>
-      </w:r>
-      <w:r>
-        <w:rPr>
-          <w:rFonts w:ascii="Times New Roman" w:eastAsia="Times New Roman" w:hAnsi="Times New Roman" w:cs="Times New Roman"/>
-          <w:i/>
-          <w:color w:val="000000" w:themeColor="text1"/>
-          <w:sz w:val="28"/>
-          <w:szCs w:val="28"/>
-        </w:rPr>
-        <w:tab/>
-      </w:r>
-      <w:r>
-        <w:rPr>
-          <w:rFonts w:ascii="Times New Roman" w:eastAsia="Times New Roman" w:hAnsi="Times New Roman" w:cs="Times New Roman"/>
-          <w:i/>
-          <w:color w:val="000000" w:themeColor="text1"/>
-          <w:sz w:val="28"/>
-          <w:szCs w:val="28"/>
-        </w:rPr>
-        <w:tab/>
-        <w:t>(2023077472)</w:t>
-      </w:r>
-    </w:p>
-    <w:p>
-      <w:pPr>
-        <w:spacing w:after="0"/>
-        <w:jc w:val="center"/>
-        <w:rPr>
-          <w:rFonts w:ascii="Times New Roman" w:eastAsia="Times New Roman" w:hAnsi="Times New Roman" w:cs="Times New Roman"/>
-          <w:b/>
-          <w:color w:val="000000" w:themeColor="text1"/>
-          <w:sz w:val="24"/>
-          <w:szCs w:val="24"/>
-        </w:rPr>
-      </w:pPr>
-      <w:r>
-        <w:rPr>
-          <w:rFonts w:ascii="Times New Roman" w:eastAsia="Times New Roman" w:hAnsi="Times New Roman" w:cs="Times New Roman"/>
-          <w:b/>
-          <w:color w:val="000000" w:themeColor="text1"/>
-          <w:sz w:val="24"/>
-          <w:szCs w:val="24"/>
-        </w:rPr>
-        <w:t>Tacna – Perú</w:t>
-      </w:r>
-    </w:p>
-    <w:p>
-      <w:pPr>
-        <w:spacing w:after="0"/>
-        <w:jc w:val="center"/>
-        <w:rPr>
-          <w:rFonts w:ascii="Arial" w:eastAsia="Arial" w:hAnsi="Arial" w:cs="Arial"/>
-          <w:b/>
-          <w:color w:val="000000" w:themeColor="text1"/>
-          <w:sz w:val="24"/>
-          <w:szCs w:val="24"/>
-        </w:rPr>
-      </w:pPr>
-      <w:r>
-        <w:rPr>
-          <w:rFonts w:ascii="Times New Roman" w:eastAsia="Times New Roman" w:hAnsi="Times New Roman" w:cs="Times New Roman"/>
-          <w:i/>
-          <w:color w:val="000000" w:themeColor="text1"/>
-          <w:sz w:val="24"/>
-          <w:szCs w:val="24"/>
         </w:rPr>
         <w:t>2025</w:t>
       </w:r>
@@ -5535,25 +5443,14 @@
           <w:szCs w:val="24"/>
         </w:rPr>
       </w:pPr>
-      <w:proofErr w:type="gramStart"/>
-      <w:r>
-        <w:rPr>
-          <w:rFonts w:ascii="Times New Roman" w:eastAsia="Times New Roman" w:hAnsi="Times New Roman" w:cs="Times New Roman"/>
-          <w:color w:val="000000" w:themeColor="text1"/>
-          <w:sz w:val="24"/>
-          <w:szCs w:val="24"/>
-        </w:rPr>
-        <w:t>De acuerdo al</w:t>
-      </w:r>
-      <w:proofErr w:type="gramEnd"/>
-      <w:r>
-        <w:rPr>
-          <w:rFonts w:ascii="Times New Roman" w:eastAsia="Times New Roman" w:hAnsi="Times New Roman" w:cs="Times New Roman"/>
-          <w:color w:val="000000" w:themeColor="text1"/>
-          <w:sz w:val="24"/>
-          <w:szCs w:val="24"/>
-        </w:rPr>
-        <w:t xml:space="preserve"> análisis técnico, operativo, legal y financiero realizado, el proyecto es viable:</w:t>
+      <w:r>
+        <w:rPr>
+          <w:rFonts w:ascii="Times New Roman" w:eastAsia="Times New Roman" w:hAnsi="Times New Roman" w:cs="Times New Roman"/>
+          <w:color w:val="000000" w:themeColor="text1"/>
+          <w:sz w:val="24"/>
+          <w:szCs w:val="24"/>
+        </w:rPr>
+        <w:t>De acuerdo al análisis técnico, operativo, legal y financiero realizado, el proyecto es viable:</w:t>
       </w:r>
     </w:p>
     <w:p>
@@ -6191,17 +6088,8 @@
                 <w:rFonts w:eastAsia="Times New Roman"/>
                 <w:color w:val="000000" w:themeColor="text1"/>
               </w:rPr>
-              <w:t xml:space="preserve"> de cuentas a los </w:t>
-            </w:r>
-            <w:proofErr w:type="gramStart"/>
-            <w:r>
-              <w:rPr>
-                <w:rFonts w:eastAsia="Times New Roman"/>
-                <w:color w:val="000000" w:themeColor="text1"/>
-              </w:rPr>
-              <w:t>usuario nuevos</w:t>
-            </w:r>
-            <w:proofErr w:type="gramEnd"/>
+              <w:t xml:space="preserve"> de cuentas a los usuario nuevos</w:t>
+            </w:r>
           </w:p>
         </w:tc>
       </w:tr>
@@ -10170,16 +10058,8 @@
               <w:rPr>
                 <w:rFonts w:eastAsia="Times New Roman"/>
               </w:rPr>
-              <w:t xml:space="preserve"> de cuentas a los </w:t>
-            </w:r>
-            <w:proofErr w:type="gramStart"/>
-            <w:r>
-              <w:rPr>
-                <w:rFonts w:eastAsia="Times New Roman"/>
-              </w:rPr>
-              <w:t>usuario nuevos</w:t>
-            </w:r>
-            <w:proofErr w:type="gramEnd"/>
+              <w:t xml:space="preserve"> de cuentas a los usuario nuevos</w:t>
+            </w:r>
           </w:p>
         </w:tc>
         <w:tc>
@@ -13698,28 +13578,7 @@
           <w:sz w:val="24"/>
           <w:szCs w:val="24"/>
         </w:rPr>
-        <w:t>Usuario General</w:t>
-      </w:r>
-      <w:r>
-        <w:rPr>
-          <w:sz w:val="24"/>
-          <w:szCs w:val="24"/>
-        </w:rPr>
-        <w:t xml:space="preserve">: </w:t>
-      </w:r>
-      <w:r>
-        <w:rPr>
-          <w:sz w:val="24"/>
-          <w:szCs w:val="24"/>
-        </w:rPr>
-        <w:t>Persona que utiliza la herramienta para generar documentación a partir de formularios guiados o flujos IA</w:t>
-      </w:r>
-      <w:r>
-        <w:rPr>
-          <w:sz w:val="24"/>
-          <w:szCs w:val="24"/>
-        </w:rPr>
-        <w:t>.</w:t>
+        <w:t>Usuario General: Persona que utiliza la herramienta para generar documentación a partir de formularios guiados o flujos IA.</w:t>
       </w:r>
     </w:p>
     <w:p>
@@ -13741,21 +13600,7 @@
           <w:sz w:val="24"/>
           <w:szCs w:val="24"/>
         </w:rPr>
-        <w:t>Administrador</w:t>
-      </w:r>
-      <w:r>
-        <w:rPr>
-          <w:sz w:val="24"/>
-          <w:szCs w:val="24"/>
-        </w:rPr>
-        <w:t xml:space="preserve">: </w:t>
-      </w:r>
-      <w:r>
-        <w:rPr>
-          <w:sz w:val="24"/>
-          <w:szCs w:val="24"/>
-        </w:rPr>
-        <w:t xml:space="preserve">Gestor del sistema que puede supervisar el uso de la IA, evaluar </w:t>
+        <w:t xml:space="preserve">Administrador: Gestor del sistema que puede supervisar el uso de la IA, evaluar </w:t>
       </w:r>
       <w:proofErr w:type="spellStart"/>
       <w:r>
@@ -16419,7 +16264,7 @@
           <w:noProof/>
         </w:rPr>
         <w:drawing>
-          <wp:inline distT="0" distB="0" distL="0" distR="0" wp14:anchorId="54A0BCAD" wp14:editId="69FD6B1B">
+          <wp:inline distT="0" distB="0" distL="0" distR="0" wp14:anchorId="54A0BCAD" wp14:editId="369A4B98">
             <wp:extent cx="5400040" cy="3599815"/>
             <wp:effectExtent l="0" t="0" r="0" b="635"/>
             <wp:docPr id="519672860" name="Imagen 1"/>
@@ -18726,6 +18571,7 @@
   <w:style w:type="character" w:default="1" w:styleId="Fuentedeprrafopredeter">
     <w:name w:val="Default Paragraph Font"/>
     <w:uiPriority w:val="1"/>
+    <w:semiHidden/>
     <w:unhideWhenUsed/>
   </w:style>
   <w:style w:type="table" w:default="1" w:styleId="Tablanormal">
